--- a/Daily Reports/28_09_2026-CBOT Reports.docx
+++ b/Daily Reports/28_09_2026-CBOT Reports.docx
@@ -104,7 +104,7 @@
           <w:color w:val="5C768D"/>
           <w:sz w:val="19"/>
         </w:rPr>
-        <w:t>Cập nhật tự động qua `macro_tracker.py` vào lúc 06:31 ICT ngày 28/09/2026</w:t>
+        <w:t>Cập nhật tự động qua `macro_tracker.py` vào lúc 07:01 ICT ngày 28/09/2026</w:t>
       </w:r>
     </w:p>
     <w:tbl>
@@ -1306,7 +1306,7 @@
           <w:color w:val="5C768D"/>
           <w:sz w:val="19"/>
         </w:rPr>
-        <w:t>Cập nhật tự động lúc 06:31 ICT ngày 28/09/2026 — Nguồn: NOAA, USDA, BOM Australia</w:t>
+        <w:t>Cập nhật tự động lúc 07:01 ICT ngày 28/09/2026 — Nguồn: NOAA, USDA, BOM Australia</w:t>
       </w:r>
     </w:p>
     <w:p>

--- a/Daily Reports/28_09_2026-CBOT Reports.docx
+++ b/Daily Reports/28_09_2026-CBOT Reports.docx
@@ -104,7 +104,7 @@
           <w:color w:val="5C768D"/>
           <w:sz w:val="19"/>
         </w:rPr>
-        <w:t>Cập nhật tự động qua `macro_tracker.py` vào lúc 17:01 ICT ngày 28/09/2026</w:t>
+        <w:t>Cập nhật tự động qua `macro_tracker.py` vào lúc 18:01 ICT ngày 28/09/2026</w:t>
       </w:r>
     </w:p>
     <w:tbl>
@@ -313,7 +313,7 @@
               <w:rPr>
                 <w:b/>
               </w:rPr>
-              <w:t>100.79 / thùng</w:t>
+              <w:t>101.09 / thùng</w:t>
             </w:r>
           </w:p>
         </w:tc>
@@ -442,7 +442,7 @@
               <w:rPr>
                 <w:b/>
               </w:rPr>
-              <w:t>101.11</w:t>
+              <w:t>101.14</w:t>
             </w:r>
           </w:p>
         </w:tc>
@@ -1218,7 +1218,7 @@
         <w:rPr>
           <w:b/>
         </w:rPr>
-        <w:t>`100.79` (+0.00%)</w:t>
+        <w:t>`101.09` (+0.00%)</w:t>
       </w:r>
       <w:r>
         <w:t xml:space="preserve"> | DXY: </w:t>
@@ -1227,7 +1227,7 @@
         <w:rPr>
           <w:b/>
         </w:rPr>
-        <w:t>`101.11` (+0.00%)</w:t>
+        <w:t>`101.14` (+0.00%)</w:t>
       </w:r>
       <w:r>
         <w:t xml:space="preserve"> | Lúa mì CBOT: </w:t>
@@ -1236,7 +1236,7 @@
         <w:rPr>
           <w:b/>
         </w:rPr>
-        <w:t>`697.75` (+0.00%)</w:t>
+        <w:t>`698.00` (+0.00%)</w:t>
       </w:r>
       <w:r>
         <w:t>.</w:t>
@@ -1306,7 +1306,7 @@
           <w:color w:val="5C768D"/>
           <w:sz w:val="19"/>
         </w:rPr>
-        <w:t>Cập nhật tự động lúc 17:01 ICT ngày 28/09/2026 — Nguồn: NOAA, USDA, BOM Australia</w:t>
+        <w:t>Cập nhật tự động lúc 18:01 ICT ngày 28/09/2026 — Nguồn: NOAA, USDA, BOM Australia</w:t>
       </w:r>
     </w:p>
     <w:p>
@@ -3605,7 +3605,7 @@
               <w:rPr>
                 <w:b/>
               </w:rPr>
-              <w:t>523.09 (+0.34)</w:t>
+              <w:t>523.17 (+0.42)</w:t>
             </w:r>
           </w:p>
         </w:tc>
@@ -3633,7 +3633,7 @@
             </w:pPr>
             <w:r/>
             <w:r>
-              <w:t>Bearish (523.42 &lt; 525.04)</w:t>
+              <w:t>Bearish (523.44 &lt; 524.98)</w:t>
             </w:r>
           </w:p>
         </w:tc>
@@ -3661,7 +3661,7 @@
             </w:pPr>
             <w:r/>
             <w:r>
-              <w:t>1.00 cents</w:t>
+              <w:t>2.25 cents</w:t>
             </w:r>
           </w:p>
         </w:tc>
@@ -3822,7 +3822,7 @@
               <w:rPr>
                 <w:b/>
               </w:rPr>
-              <w:t>697.75</w:t>
+              <w:t>698.00</w:t>
             </w:r>
           </w:p>
         </w:tc>
@@ -3853,7 +3853,7 @@
               <w:rPr>
                 <w:b/>
               </w:rPr>
-              <w:t>698.44 (+0.69)</w:t>
+              <w:t>699.03 (+1.03)</w:t>
             </w:r>
           </w:p>
         </w:tc>
@@ -3881,7 +3881,7 @@
             </w:pPr>
             <w:r/>
             <w:r>
-              <w:t>Bearish (697.25 &lt; 700.24)</w:t>
+              <w:t>Bearish (697.55 &lt; 700.26)</w:t>
             </w:r>
           </w:p>
         </w:tc>
@@ -3909,7 +3909,7 @@
             </w:pPr>
             <w:r/>
             <w:r>
-              <w:t>2.25 cents</w:t>
+              <w:t>4.50 cents</w:t>
             </w:r>
           </w:p>
         </w:tc>
@@ -4347,7 +4347,7 @@
                 <w:b/>
                 <w:color w:val="15803D"/>
               </w:rPr>
-              <w:t>518.25 - 523.42 cents (Canh mua vùng hỗ trợ)</w:t>
+              <w:t>518.25 - 523.44 cents (Canh mua vùng hỗ trợ)</w:t>
             </w:r>
           </w:p>
         </w:tc>
@@ -4378,7 +4378,7 @@
               <w:rPr>
                 <w:b/>
               </w:rPr>
-              <w:t>508.40 cents (Dưới cản S2 + 1.5x ATR)</w:t>
+              <w:t>508.10 cents (Dưới cản S2 + 1.5x ATR)</w:t>
             </w:r>
           </w:p>
         </w:tc>
@@ -4590,7 +4590,7 @@
               <w:rPr>
                 <w:b/>
               </w:rPr>
-              <w:t>509.43 cents (Chống quét SL tuyệt đối)</w:t>
+              <w:t>509.24 cents (Chống quét SL tuyệt đối)</w:t>
             </w:r>
           </w:p>
         </w:tc>
@@ -4783,7 +4783,7 @@
               <w:rPr>
                 <w:b/>
               </w:rPr>
-              <w:t>526.32 cents</w:t>
+              <w:t>526.51 cents</w:t>
             </w:r>
           </w:p>
         </w:tc>
@@ -4945,7 +4945,7 @@
               <w:rPr>
                 <w:b/>
               </w:rPr>
-              <w:t>503.24 - 511.50 cents</w:t>
+              <w:t>502.45 - 511.50 cents</w:t>
             </w:r>
           </w:p>
         </w:tc>
@@ -5126,7 +5126,7 @@
                 <w:b/>
                 <w:color w:val="B91C1C"/>
               </w:rPr>
-              <w:t>697.25 - 700.24 cents (Canh bán hồi kỹ thuật H1)</w:t>
+              <w:t>697.55 - 700.26 cents (Canh bán hồi kỹ thuật H1)</w:t>
             </w:r>
           </w:p>
         </w:tc>
@@ -5157,7 +5157,7 @@
               <w:rPr>
                 <w:b/>
               </w:rPr>
-              <w:t>799.82 cents (Trên kháng cự R2 + 1.5x ATR)</w:t>
+              <w:t>800.90 cents (Trên kháng cự R2 + 1.5x ATR)</w:t>
             </w:r>
           </w:p>
         </w:tc>
@@ -5366,7 +5366,7 @@
               <w:rPr>
                 <w:b/>
               </w:rPr>
-              <w:t>695.81 cents</w:t>
+              <w:t>695.14 cents</w:t>
             </w:r>
           </w:p>
         </w:tc>
@@ -5559,7 +5559,7 @@
               <w:rPr>
                 <w:b/>
               </w:rPr>
-              <w:t>722.19 cents</w:t>
+              <w:t>722.86 cents</w:t>
             </w:r>
           </w:p>
         </w:tc>
@@ -5721,7 +5721,7 @@
               <w:rPr>
                 <w:b/>
               </w:rPr>
-              <w:t>670.64 - 683.50 cents</w:t>
+              <w:t>667.76 - 683.50 cents</w:t>
             </w:r>
           </w:p>
         </w:tc>
@@ -11624,10 +11624,10 @@
         <w:rPr>
           <w:b/>
         </w:rPr>
-        <w:t>`523.09 cents`</w:t>
+        <w:t>`523.17 cents`</w:t>
       </w:r>
       <w:r>
-        <w:t xml:space="preserve"> (+0.34).</w:t>
+        <w:t xml:space="preserve"> (+0.42).</w:t>
       </w:r>
     </w:p>
     <w:p>
@@ -11648,7 +11648,7 @@
         <w:rPr>
           <w:b/>
         </w:rPr>
-        <w:t>`38,351`</w:t>
+        <w:t>`45,070`</w:t>
       </w:r>
       <w:r>
         <w:t xml:space="preserve"> (Chênh lệch: </w:t>
@@ -11657,7 +11657,7 @@
         <w:rPr>
           <w:b/>
         </w:rPr>
-        <w:t>`+17,521`</w:t>
+        <w:t>`+24,240`</w:t>
       </w:r>
       <w:r>
         <w:t xml:space="preserve">) | OI: </w:t>
@@ -11699,7 +11699,7 @@
         <w:rPr>
           <w:b/>
         </w:rPr>
-        <w:t>`Doji (Nến lưỡng lự thế trận)`</w:t>
+        <w:t>`Không phát hiện mô hình nến đặc biệt`</w:t>
       </w:r>
     </w:p>
     <w:p>
@@ -11991,7 +11991,7 @@
               <w:rPr>
                 <w:b/>
               </w:rPr>
-              <w:t>100.79</w:t>
+              <w:t>101.09</w:t>
             </w:r>
           </w:p>
         </w:tc>
@@ -12114,7 +12114,7 @@
               <w:rPr>
                 <w:b/>
               </w:rPr>
-              <w:t>101.11</w:t>
+              <w:t>101.14</w:t>
             </w:r>
           </w:p>
         </w:tc>
@@ -12749,7 +12749,7 @@
         <w:t xml:space="preserve"> EMA_21 </w:t>
       </w:r>
       <w:r>
-        <w:t xml:space="preserve"> (523.42) &lt; </w:t>
+        <w:t xml:space="preserve"> (523.44) &lt; </w:t>
       </w:r>
       <w:r>
         <w:rPr>
@@ -12760,7 +12760,7 @@
         <w:t xml:space="preserve"> EMA_50 </w:t>
       </w:r>
       <w:r>
-        <w:t xml:space="preserve"> (525.04).</w:t>
+        <w:t xml:space="preserve"> (524.98).</w:t>
       </w:r>
     </w:p>
     <w:p>
@@ -12781,7 +12781,7 @@
         <w:rPr>
           <w:b/>
         </w:rPr>
-        <w:t>`46.77`</w:t>
+        <w:t>`46.95`</w:t>
       </w:r>
       <w:r>
         <w:t xml:space="preserve"> | ATR (14) = </w:t>
@@ -12790,7 +12790,7 @@
         <w:rPr>
           <w:b/>
         </w:rPr>
-        <w:t>`2.07`</w:t>
+        <w:t>`2.26`</w:t>
       </w:r>
       <w:r>
         <w:t xml:space="preserve"> cents | Volatility = </w:t>
@@ -12799,7 +12799,7 @@
         <w:rPr>
           <w:b/>
         </w:rPr>
-        <w:t>`1.00 cents`</w:t>
+        <w:t>`2.25 cents`</w:t>
       </w:r>
       <w:r>
         <w:t>.</w:t>
@@ -13584,7 +13584,7 @@
           <w:b/>
           <w:color w:val="15803D"/>
         </w:rPr>
-        <w:t>`518.25 - 523.42 cents (Canh mua vùng hỗ trợ)`</w:t>
+        <w:t>`518.25 - 523.44 cents (Canh mua vùng hỗ trợ)`</w:t>
       </w:r>
       <w:r>
         <w:t xml:space="preserve"> | SL: </w:t>
@@ -13593,7 +13593,7 @@
         <w:rPr>
           <w:b/>
         </w:rPr>
-        <w:t>`508.40 cents (Dưới cản S2 + 1.5x ATR)`</w:t>
+        <w:t>`508.10 cents (Dưới cản S2 + 1.5x ATR)`</w:t>
       </w:r>
       <w:r>
         <w:t xml:space="preserve"> | TP: </w:t>
@@ -13664,7 +13664,7 @@
         <w:rPr>
           <w:b/>
         </w:rPr>
-        <w:t>`509.43 cents (Chống quét SL tuyệt đối)`</w:t>
+        <w:t>`509.24 cents (Chống quét SL tuyệt đối)`</w:t>
       </w:r>
       <w:r>
         <w:t xml:space="preserve"> | TP: </w:t>
@@ -13710,7 +13710,7 @@
         <w:rPr>
           <w:b/>
         </w:rPr>
-        <w:t>`526.32 cents`</w:t>
+        <w:t>`526.51 cents`</w:t>
       </w:r>
       <w:r>
         <w:t xml:space="preserve"> | TP: </w:t>
@@ -13759,7 +13759,7 @@
         <w:rPr>
           <w:b/>
         </w:rPr>
-        <w:t>`503.24 - 511.50 cents`</w:t>
+        <w:t>`502.45 - 511.50 cents`</w:t>
       </w:r>
     </w:p>
     <w:p>
@@ -21791,7 +21791,7 @@
         <w:t>Giá Chốt Phiên (Close):</w:t>
       </w:r>
       <w:r>
-        <w:t xml:space="preserve"> 697.75 cents | </w:t>
+        <w:t xml:space="preserve"> 698.00 cents | </w:t>
       </w:r>
       <w:r>
         <w:rPr>
@@ -21806,10 +21806,10 @@
         <w:rPr>
           <w:b/>
         </w:rPr>
-        <w:t>`698.44 cents`</w:t>
+        <w:t>`699.03 cents`</w:t>
       </w:r>
       <w:r>
-        <w:t xml:space="preserve"> (+0.69).</w:t>
+        <w:t xml:space="preserve"> (+1.03).</w:t>
       </w:r>
     </w:p>
     <w:p>
@@ -21830,7 +21830,7 @@
         <w:rPr>
           <w:b/>
         </w:rPr>
-        <w:t>`7,875`</w:t>
+        <w:t>`11,482`</w:t>
       </w:r>
       <w:r>
         <w:t xml:space="preserve"> (Chênh lệch: </w:t>
@@ -21839,7 +21839,7 @@
         <w:rPr>
           <w:b/>
         </w:rPr>
-        <w:t>`+4,421`</w:t>
+        <w:t>`+8,028`</w:t>
       </w:r>
       <w:r>
         <w:t xml:space="preserve">) | OI: </w:t>
@@ -22173,7 +22173,7 @@
               <w:rPr>
                 <w:b/>
               </w:rPr>
-              <w:t>100.79</w:t>
+              <w:t>101.09</w:t>
             </w:r>
           </w:p>
         </w:tc>
@@ -22296,7 +22296,7 @@
               <w:rPr>
                 <w:b/>
               </w:rPr>
-              <w:t>101.11</w:t>
+              <w:t>101.14</w:t>
             </w:r>
           </w:p>
         </w:tc>
@@ -22931,7 +22931,7 @@
         <w:t xml:space="preserve"> EMA_21 </w:t>
       </w:r>
       <w:r>
-        <w:t xml:space="preserve"> (697.25) &lt; </w:t>
+        <w:t xml:space="preserve"> (697.55) &lt; </w:t>
       </w:r>
       <w:r>
         <w:rPr>
@@ -22942,7 +22942,7 @@
         <w:t xml:space="preserve"> EMA_50 </w:t>
       </w:r>
       <w:r>
-        <w:t xml:space="preserve"> (700.24).</w:t>
+        <w:t xml:space="preserve"> (700.26).</w:t>
       </w:r>
     </w:p>
     <w:p>
@@ -22963,7 +22963,7 @@
         <w:rPr>
           <w:b/>
         </w:rPr>
-        <w:t>`50.42`</w:t>
+        <w:t>`50.44`</w:t>
       </w:r>
       <w:r>
         <w:t xml:space="preserve"> | ATR (14) = </w:t>
@@ -22972,7 +22972,7 @@
         <w:rPr>
           <w:b/>
         </w:rPr>
-        <w:t>`3.22`</w:t>
+        <w:t>`3.94`</w:t>
       </w:r>
       <w:r>
         <w:t xml:space="preserve"> cents | Volatility = </w:t>
@@ -22981,7 +22981,7 @@
         <w:rPr>
           <w:b/>
         </w:rPr>
-        <w:t>`2.25 cents`</w:t>
+        <w:t>`4.50 cents`</w:t>
       </w:r>
       <w:r>
         <w:t>.</w:t>
@@ -23756,7 +23756,7 @@
           <w:b/>
           <w:color w:val="B91C1C"/>
         </w:rPr>
-        <w:t>`697.25 - 700.24 cents (Canh bán hồi kỹ thuật H1)`</w:t>
+        <w:t>`697.55 - 700.26 cents (Canh bán hồi kỹ thuật H1)`</w:t>
       </w:r>
       <w:r>
         <w:t xml:space="preserve"> | SL: </w:t>
@@ -23765,7 +23765,7 @@
         <w:rPr>
           <w:b/>
         </w:rPr>
-        <w:t>`799.82 cents (Trên kháng cự R2 + 1.5x ATR)`</w:t>
+        <w:t>`800.90 cents (Trên kháng cự R2 + 1.5x ATR)`</w:t>
       </w:r>
       <w:r>
         <w:t xml:space="preserve"> | TP: </w:t>
@@ -23836,7 +23836,7 @@
         <w:rPr>
           <w:b/>
         </w:rPr>
-        <w:t>`695.81 cents`</w:t>
+        <w:t>`695.14 cents`</w:t>
       </w:r>
       <w:r>
         <w:t xml:space="preserve"> | TP: </w:t>
@@ -23882,7 +23882,7 @@
         <w:rPr>
           <w:b/>
         </w:rPr>
-        <w:t>`722.19 cents`</w:t>
+        <w:t>`722.86 cents`</w:t>
       </w:r>
       <w:r>
         <w:t xml:space="preserve"> | TP: </w:t>
@@ -23931,7 +23931,7 @@
         <w:rPr>
           <w:b/>
         </w:rPr>
-        <w:t>`670.64 - 683.50 cents`</w:t>
+        <w:t>`667.76 - 683.50 cents`</w:t>
       </w:r>
     </w:p>
     <w:p>
@@ -24338,7 +24338,7 @@
             </w:pPr>
             <w:r/>
             <w:r>
-              <w:t>697.75</w:t>
+              <w:t>698.00</w:t>
             </w:r>
           </w:p>
         </w:tc>
@@ -24366,7 +24366,7 @@
             </w:pPr>
             <w:r/>
             <w:r>
-              <w:t>709.00</w:t>
+              <w:t>709.25</w:t>
             </w:r>
           </w:p>
         </w:tc>
@@ -24394,7 +24394,7 @@
             </w:pPr>
             <w:r/>
             <w:r>
-              <w:t>692.25</w:t>
+              <w:t>692.50</w:t>
             </w:r>
           </w:p>
         </w:tc>
@@ -24425,7 +24425,7 @@
               <w:rPr>
                 <w:b/>
               </w:rPr>
-              <w:t>697.00</w:t>
+              <w:t>697.25</w:t>
             </w:r>
           </w:p>
         </w:tc>
@@ -24573,7 +24573,7 @@
             </w:pPr>
             <w:r/>
             <w:r>
-              <w:t>697.00</w:t>
+              <w:t>697.25</w:t>
             </w:r>
           </w:p>
         </w:tc>
@@ -24601,7 +24601,7 @@
             </w:pPr>
             <w:r/>
             <w:r>
-              <w:t>704.50</w:t>
+              <w:t>704.75</w:t>
             </w:r>
           </w:p>
         </w:tc>
@@ -24629,7 +24629,7 @@
             </w:pPr>
             <w:r/>
             <w:r>
-              <w:t>691.00</w:t>
+              <w:t>691.25</w:t>
             </w:r>
           </w:p>
         </w:tc>
@@ -24660,7 +24660,7 @@
               <w:rPr>
                 <w:b/>
               </w:rPr>
-              <w:t>696.50</w:t>
+              <w:t>696.75</w:t>
             </w:r>
           </w:p>
         </w:tc>
@@ -24808,7 +24808,7 @@
             </w:pPr>
             <w:r/>
             <w:r>
-              <w:t>696.50</w:t>
+              <w:t>696.75</w:t>
             </w:r>
           </w:p>
         </w:tc>
@@ -24836,7 +24836,7 @@
             </w:pPr>
             <w:r/>
             <w:r>
-              <w:t>710.25</w:t>
+              <w:t>710.50</w:t>
             </w:r>
           </w:p>
         </w:tc>
@@ -24864,7 +24864,7 @@
             </w:pPr>
             <w:r/>
             <w:r>
-              <w:t>681.75</w:t>
+              <w:t>682.00</w:t>
             </w:r>
           </w:p>
         </w:tc>
@@ -24895,7 +24895,7 @@
               <w:rPr>
                 <w:b/>
               </w:rPr>
-              <w:t>698.50</w:t>
+              <w:t>698.75</w:t>
             </w:r>
           </w:p>
         </w:tc>
@@ -25043,7 +25043,7 @@
             </w:pPr>
             <w:r/>
             <w:r>
-              <w:t>698.50</w:t>
+              <w:t>698.75</w:t>
             </w:r>
           </w:p>
         </w:tc>
@@ -25071,7 +25071,7 @@
             </w:pPr>
             <w:r/>
             <w:r>
-              <w:t>711.75</w:t>
+              <w:t>712.00</w:t>
             </w:r>
           </w:p>
         </w:tc>
@@ -25099,7 +25099,7 @@
             </w:pPr>
             <w:r/>
             <w:r>
-              <w:t>690.25</w:t>
+              <w:t>690.50</w:t>
             </w:r>
           </w:p>
         </w:tc>
@@ -25130,7 +25130,7 @@
               <w:rPr>
                 <w:b/>
               </w:rPr>
-              <w:t>699.75</w:t>
+              <w:t>700.00</w:t>
             </w:r>
           </w:p>
         </w:tc>
@@ -25278,7 +25278,7 @@
             </w:pPr>
             <w:r/>
             <w:r>
-              <w:t>699.75</w:t>
+              <w:t>700.00</w:t>
             </w:r>
           </w:p>
         </w:tc>
@@ -25306,7 +25306,7 @@
             </w:pPr>
             <w:r/>
             <w:r>
-              <w:t>716.25</w:t>
+              <w:t>716.50</w:t>
             </w:r>
           </w:p>
         </w:tc>
@@ -25334,7 +25334,7 @@
             </w:pPr>
             <w:r/>
             <w:r>
-              <w:t>689.25</w:t>
+              <w:t>689.50</w:t>
             </w:r>
           </w:p>
         </w:tc>
@@ -25365,7 +25365,7 @@
               <w:rPr>
                 <w:b/>
               </w:rPr>
-              <w:t>704.25</w:t>
+              <w:t>704.50</w:t>
             </w:r>
           </w:p>
         </w:tc>
@@ -25513,7 +25513,7 @@
             </w:pPr>
             <w:r/>
             <w:r>
-              <w:t>704.25</w:t>
+              <w:t>704.50</w:t>
             </w:r>
           </w:p>
         </w:tc>
@@ -25541,7 +25541,7 @@
             </w:pPr>
             <w:r/>
             <w:r>
-              <w:t>712.00</w:t>
+              <w:t>712.25</w:t>
             </w:r>
           </w:p>
         </w:tc>
@@ -25569,7 +25569,7 @@
             </w:pPr>
             <w:r/>
             <w:r>
-              <w:t>693.25</w:t>
+              <w:t>693.50</w:t>
             </w:r>
           </w:p>
         </w:tc>
@@ -25600,7 +25600,7 @@
               <w:rPr>
                 <w:b/>
               </w:rPr>
-              <w:t>705.50</w:t>
+              <w:t>705.75</w:t>
             </w:r>
           </w:p>
         </w:tc>
@@ -25748,7 +25748,7 @@
             </w:pPr>
             <w:r/>
             <w:r>
-              <w:t>705.50</w:t>
+              <w:t>705.75</w:t>
             </w:r>
           </w:p>
         </w:tc>
@@ -25776,7 +25776,7 @@
             </w:pPr>
             <w:r/>
             <w:r>
-              <w:t>713.75</w:t>
+              <w:t>714.00</w:t>
             </w:r>
           </w:p>
         </w:tc>
@@ -25804,7 +25804,7 @@
             </w:pPr>
             <w:r/>
             <w:r>
-              <w:t>695.00</w:t>
+              <w:t>695.25</w:t>
             </w:r>
           </w:p>
         </w:tc>
@@ -25835,7 +25835,7 @@
               <w:rPr>
                 <w:b/>
               </w:rPr>
-              <w:t>707.25</w:t>
+              <w:t>707.50</w:t>
             </w:r>
           </w:p>
         </w:tc>
@@ -25983,7 +25983,7 @@
             </w:pPr>
             <w:r/>
             <w:r>
-              <w:t>707.25</w:t>
+              <w:t>707.50</w:t>
             </w:r>
           </w:p>
         </w:tc>
@@ -26011,7 +26011,7 @@
             </w:pPr>
             <w:r/>
             <w:r>
-              <w:t>719.50</w:t>
+              <w:t>719.75</w:t>
             </w:r>
           </w:p>
         </w:tc>
@@ -26039,7 +26039,7 @@
             </w:pPr>
             <w:r/>
             <w:r>
-              <w:t>697.50</w:t>
+              <w:t>697.75</w:t>
             </w:r>
           </w:p>
         </w:tc>
@@ -26070,7 +26070,7 @@
               <w:rPr>
                 <w:b/>
               </w:rPr>
-              <w:t>706.25</w:t>
+              <w:t>706.50</w:t>
             </w:r>
           </w:p>
         </w:tc>
@@ -26218,7 +26218,7 @@
             </w:pPr>
             <w:r/>
             <w:r>
-              <w:t>706.25</w:t>
+              <w:t>706.50</w:t>
             </w:r>
           </w:p>
         </w:tc>
@@ -26246,7 +26246,7 @@
             </w:pPr>
             <w:r/>
             <w:r>
-              <w:t>716.75</w:t>
+              <w:t>717.00</w:t>
             </w:r>
           </w:p>
         </w:tc>
@@ -26274,7 +26274,7 @@
             </w:pPr>
             <w:r/>
             <w:r>
-              <w:t>691.50</w:t>
+              <w:t>691.75</w:t>
             </w:r>
           </w:p>
         </w:tc>
@@ -26305,7 +26305,7 @@
               <w:rPr>
                 <w:b/>
               </w:rPr>
-              <w:t>708.50</w:t>
+              <w:t>708.75</w:t>
             </w:r>
           </w:p>
         </w:tc>
@@ -26453,7 +26453,7 @@
             </w:pPr>
             <w:r/>
             <w:r>
-              <w:t>708.50</w:t>
+              <w:t>708.75</w:t>
             </w:r>
           </w:p>
         </w:tc>
@@ -26481,7 +26481,7 @@
             </w:pPr>
             <w:r/>
             <w:r>
-              <w:t>719.00</w:t>
+              <w:t>719.25</w:t>
             </w:r>
           </w:p>
         </w:tc>
@@ -26509,7 +26509,7 @@
             </w:pPr>
             <w:r/>
             <w:r>
-              <w:t>702.25</w:t>
+              <w:t>702.50</w:t>
             </w:r>
           </w:p>
         </w:tc>
@@ -26540,7 +26540,7 @@
               <w:rPr>
                 <w:b/>
               </w:rPr>
-              <w:t>709.25</w:t>
+              <w:t>709.50</w:t>
             </w:r>
           </w:p>
         </w:tc>
@@ -26688,7 +26688,7 @@
             </w:pPr>
             <w:r/>
             <w:r>
-              <w:t>709.25</w:t>
+              <w:t>709.50</w:t>
             </w:r>
           </w:p>
         </w:tc>
@@ -26716,7 +26716,7 @@
             </w:pPr>
             <w:r/>
             <w:r>
-              <w:t>723.50</w:t>
+              <w:t>723.75</w:t>
             </w:r>
           </w:p>
         </w:tc>
@@ -26744,7 +26744,7 @@
             </w:pPr>
             <w:r/>
             <w:r>
-              <w:t>694.50</w:t>
+              <w:t>694.75</w:t>
             </w:r>
           </w:p>
         </w:tc>
@@ -26775,7 +26775,7 @@
               <w:rPr>
                 <w:b/>
               </w:rPr>
-              <w:t>711.25</w:t>
+              <w:t>711.50</w:t>
             </w:r>
           </w:p>
         </w:tc>
@@ -26923,7 +26923,7 @@
             </w:pPr>
             <w:r/>
             <w:r>
-              <w:t>711.25</w:t>
+              <w:t>711.50</w:t>
             </w:r>
           </w:p>
         </w:tc>
@@ -26951,7 +26951,7 @@
             </w:pPr>
             <w:r/>
             <w:r>
-              <w:t>717.75</w:t>
+              <w:t>718.00</w:t>
             </w:r>
           </w:p>
         </w:tc>
@@ -26979,7 +26979,477 @@
             </w:pPr>
             <w:r/>
             <w:r>
-              <w:t>704.50</w:t>
+              <w:t>704.75</w:t>
+            </w:r>
+          </w:p>
+        </w:tc>
+        <w:tc>
+          <w:tcPr>
+            <w:tcW w:type="dxa" w:w="1728"/>
+            <w:shd w:fill="FFFFFF"/>
+            <w:tcMar>
+              <w:top w:w="100" w:type="dxa"/>
+              <w:bottom w:w="100" w:type="dxa"/>
+              <w:left w:w="120" w:type="dxa"/>
+              <w:right w:w="120" w:type="dxa"/>
+            </w:tcMar>
+            <w:tcBorders>
+              <w:top w:val="single" w:sz="4" w:space="0" w:color="CCCCCC"/>
+              <w:bottom w:val="single" w:sz="4" w:space="0" w:color="CCCCCC"/>
+              <w:left w:val="single" w:sz="4" w:space="0" w:color="CCCCCC"/>
+              <w:right w:val="single" w:sz="4" w:space="0" w:color="CCCCCC"/>
+            </w:tcBorders>
+          </w:tcPr>
+          <w:p>
+            <w:pPr>
+              <w:spacing w:before="60" w:after="60" w:line="252" w:lineRule="auto"/>
+              <w:jc w:val="left"/>
+            </w:pPr>
+            <w:r/>
+            <w:r>
+              <w:rPr>
+                <w:b/>
+              </w:rPr>
+              <w:t>711.75</w:t>
+            </w:r>
+          </w:p>
+        </w:tc>
+        <w:tc>
+          <w:tcPr>
+            <w:tcW w:type="dxa" w:w="3456"/>
+            <w:shd w:fill="FFFFFF"/>
+            <w:tcMar>
+              <w:top w:w="100" w:type="dxa"/>
+              <w:bottom w:w="100" w:type="dxa"/>
+              <w:left w:w="120" w:type="dxa"/>
+              <w:right w:w="120" w:type="dxa"/>
+            </w:tcMar>
+            <w:tcBorders>
+              <w:top w:val="single" w:sz="4" w:space="0" w:color="CCCCCC"/>
+              <w:bottom w:val="single" w:sz="4" w:space="0" w:color="CCCCCC"/>
+              <w:left w:val="single" w:sz="4" w:space="0" w:color="CCCCCC"/>
+              <w:right w:val="single" w:sz="4" w:space="0" w:color="CCCCCC"/>
+            </w:tcBorders>
+          </w:tcPr>
+          <w:p>
+            <w:pPr>
+              <w:spacing w:before="60" w:after="60" w:line="252" w:lineRule="auto"/>
+              <w:jc w:val="left"/>
+            </w:pPr>
+            <w:r/>
+            <w:r>
+              <w:rPr>
+                <w:b/>
+              </w:rPr>
+              <w:t>+0.25</w:t>
+            </w:r>
+          </w:p>
+        </w:tc>
+        <w:tc>
+          <w:tcPr>
+            <w:tcW w:type="dxa" w:w="1440"/>
+            <w:shd w:fill="FFFFFF"/>
+            <w:tcMar>
+              <w:top w:w="100" w:type="dxa"/>
+              <w:bottom w:w="100" w:type="dxa"/>
+              <w:left w:w="120" w:type="dxa"/>
+              <w:right w:w="120" w:type="dxa"/>
+            </w:tcMar>
+            <w:tcBorders>
+              <w:top w:val="single" w:sz="4" w:space="0" w:color="CCCCCC"/>
+              <w:bottom w:val="single" w:sz="4" w:space="0" w:color="CCCCCC"/>
+              <w:left w:val="single" w:sz="4" w:space="0" w:color="CCCCCC"/>
+              <w:right w:val="single" w:sz="4" w:space="0" w:color="CCCCCC"/>
+            </w:tcBorders>
+          </w:tcPr>
+          <w:p>
+            <w:pPr>
+              <w:spacing w:before="60" w:after="60" w:line="252" w:lineRule="auto"/>
+              <w:jc w:val="left"/>
+            </w:pPr>
+            <w:r/>
+            <w:r>
+              <w:t>BULL</w:t>
+            </w:r>
+          </w:p>
+        </w:tc>
+      </w:tr>
+      <w:tr>
+        <w:tc>
+          <w:tcPr>
+            <w:tcW w:type="dxa" w:w="1584"/>
+            <w:shd w:fill="F8FAFC"/>
+            <w:tcMar>
+              <w:top w:w="100" w:type="dxa"/>
+              <w:bottom w:w="100" w:type="dxa"/>
+              <w:left w:w="120" w:type="dxa"/>
+              <w:right w:w="120" w:type="dxa"/>
+            </w:tcMar>
+            <w:tcBorders>
+              <w:top w:val="single" w:sz="4" w:space="0" w:color="CCCCCC"/>
+              <w:bottom w:val="single" w:sz="4" w:space="0" w:color="CCCCCC"/>
+              <w:left w:val="single" w:sz="4" w:space="0" w:color="CCCCCC"/>
+              <w:right w:val="single" w:sz="4" w:space="0" w:color="CCCCCC"/>
+            </w:tcBorders>
+          </w:tcPr>
+          <w:p>
+            <w:pPr>
+              <w:spacing w:before="60" w:after="60" w:line="252" w:lineRule="auto"/>
+              <w:jc w:val="left"/>
+            </w:pPr>
+            <w:r/>
+            <w:r>
+              <w:rPr>
+                <w:b/>
+              </w:rPr>
+              <w:t>Wed 30/09</w:t>
+            </w:r>
+          </w:p>
+        </w:tc>
+        <w:tc>
+          <w:tcPr>
+            <w:tcW w:type="dxa" w:w="864"/>
+            <w:shd w:fill="F8FAFC"/>
+            <w:tcMar>
+              <w:top w:w="100" w:type="dxa"/>
+              <w:bottom w:w="100" w:type="dxa"/>
+              <w:left w:w="120" w:type="dxa"/>
+              <w:right w:w="120" w:type="dxa"/>
+            </w:tcMar>
+            <w:tcBorders>
+              <w:top w:val="single" w:sz="4" w:space="0" w:color="CCCCCC"/>
+              <w:bottom w:val="single" w:sz="4" w:space="0" w:color="CCCCCC"/>
+              <w:left w:val="single" w:sz="4" w:space="0" w:color="CCCCCC"/>
+              <w:right w:val="single" w:sz="4" w:space="0" w:color="CCCCCC"/>
+            </w:tcBorders>
+          </w:tcPr>
+          <w:p>
+            <w:pPr>
+              <w:spacing w:before="60" w:after="60" w:line="252" w:lineRule="auto"/>
+              <w:jc w:val="left"/>
+            </w:pPr>
+            <w:r/>
+            <w:r>
+              <w:t>Asia 07-11</w:t>
+            </w:r>
+          </w:p>
+        </w:tc>
+        <w:tc>
+          <w:tcPr>
+            <w:tcW w:type="dxa" w:w="1440"/>
+            <w:shd w:fill="F8FAFC"/>
+            <w:tcMar>
+              <w:top w:w="100" w:type="dxa"/>
+              <w:bottom w:w="100" w:type="dxa"/>
+              <w:left w:w="120" w:type="dxa"/>
+              <w:right w:w="120" w:type="dxa"/>
+            </w:tcMar>
+            <w:tcBorders>
+              <w:top w:val="single" w:sz="4" w:space="0" w:color="CCCCCC"/>
+              <w:bottom w:val="single" w:sz="4" w:space="0" w:color="CCCCCC"/>
+              <w:left w:val="single" w:sz="4" w:space="0" w:color="CCCCCC"/>
+              <w:right w:val="single" w:sz="4" w:space="0" w:color="CCCCCC"/>
+            </w:tcBorders>
+          </w:tcPr>
+          <w:p>
+            <w:pPr>
+              <w:spacing w:before="60" w:after="60" w:line="252" w:lineRule="auto"/>
+              <w:jc w:val="left"/>
+            </w:pPr>
+            <w:r/>
+            <w:r>
+              <w:t>711.75</w:t>
+            </w:r>
+          </w:p>
+        </w:tc>
+        <w:tc>
+          <w:tcPr>
+            <w:tcW w:type="dxa" w:w="2016"/>
+            <w:shd w:fill="F8FAFC"/>
+            <w:tcMar>
+              <w:top w:w="100" w:type="dxa"/>
+              <w:bottom w:w="100" w:type="dxa"/>
+              <w:left w:w="120" w:type="dxa"/>
+              <w:right w:w="120" w:type="dxa"/>
+            </w:tcMar>
+            <w:tcBorders>
+              <w:top w:val="single" w:sz="4" w:space="0" w:color="CCCCCC"/>
+              <w:bottom w:val="single" w:sz="4" w:space="0" w:color="CCCCCC"/>
+              <w:left w:val="single" w:sz="4" w:space="0" w:color="CCCCCC"/>
+              <w:right w:val="single" w:sz="4" w:space="0" w:color="CCCCCC"/>
+            </w:tcBorders>
+          </w:tcPr>
+          <w:p>
+            <w:pPr>
+              <w:spacing w:before="60" w:after="60" w:line="252" w:lineRule="auto"/>
+              <w:jc w:val="left"/>
+            </w:pPr>
+            <w:r/>
+            <w:r>
+              <w:t>722.00</w:t>
+            </w:r>
+          </w:p>
+        </w:tc>
+        <w:tc>
+          <w:tcPr>
+            <w:tcW w:type="dxa" w:w="1152"/>
+            <w:shd w:fill="F8FAFC"/>
+            <w:tcMar>
+              <w:top w:w="100" w:type="dxa"/>
+              <w:bottom w:w="100" w:type="dxa"/>
+              <w:left w:w="120" w:type="dxa"/>
+              <w:right w:w="120" w:type="dxa"/>
+            </w:tcMar>
+            <w:tcBorders>
+              <w:top w:val="single" w:sz="4" w:space="0" w:color="CCCCCC"/>
+              <w:bottom w:val="single" w:sz="4" w:space="0" w:color="CCCCCC"/>
+              <w:left w:val="single" w:sz="4" w:space="0" w:color="CCCCCC"/>
+              <w:right w:val="single" w:sz="4" w:space="0" w:color="CCCCCC"/>
+            </w:tcBorders>
+          </w:tcPr>
+          <w:p>
+            <w:pPr>
+              <w:spacing w:before="60" w:after="60" w:line="252" w:lineRule="auto"/>
+              <w:jc w:val="left"/>
+            </w:pPr>
+            <w:r/>
+            <w:r>
+              <w:t>703.75</w:t>
+            </w:r>
+          </w:p>
+        </w:tc>
+        <w:tc>
+          <w:tcPr>
+            <w:tcW w:type="dxa" w:w="1728"/>
+            <w:shd w:fill="F8FAFC"/>
+            <w:tcMar>
+              <w:top w:w="100" w:type="dxa"/>
+              <w:bottom w:w="100" w:type="dxa"/>
+              <w:left w:w="120" w:type="dxa"/>
+              <w:right w:w="120" w:type="dxa"/>
+            </w:tcMar>
+            <w:tcBorders>
+              <w:top w:val="single" w:sz="4" w:space="0" w:color="CCCCCC"/>
+              <w:bottom w:val="single" w:sz="4" w:space="0" w:color="CCCCCC"/>
+              <w:left w:val="single" w:sz="4" w:space="0" w:color="CCCCCC"/>
+              <w:right w:val="single" w:sz="4" w:space="0" w:color="CCCCCC"/>
+            </w:tcBorders>
+          </w:tcPr>
+          <w:p>
+            <w:pPr>
+              <w:spacing w:before="60" w:after="60" w:line="252" w:lineRule="auto"/>
+              <w:jc w:val="left"/>
+            </w:pPr>
+            <w:r/>
+            <w:r>
+              <w:rPr>
+                <w:b/>
+              </w:rPr>
+              <w:t>712.25</w:t>
+            </w:r>
+          </w:p>
+        </w:tc>
+        <w:tc>
+          <w:tcPr>
+            <w:tcW w:type="dxa" w:w="3456"/>
+            <w:shd w:fill="F8FAFC"/>
+            <w:tcMar>
+              <w:top w:w="100" w:type="dxa"/>
+              <w:bottom w:w="100" w:type="dxa"/>
+              <w:left w:w="120" w:type="dxa"/>
+              <w:right w:w="120" w:type="dxa"/>
+            </w:tcMar>
+            <w:tcBorders>
+              <w:top w:val="single" w:sz="4" w:space="0" w:color="CCCCCC"/>
+              <w:bottom w:val="single" w:sz="4" w:space="0" w:color="CCCCCC"/>
+              <w:left w:val="single" w:sz="4" w:space="0" w:color="CCCCCC"/>
+              <w:right w:val="single" w:sz="4" w:space="0" w:color="CCCCCC"/>
+            </w:tcBorders>
+          </w:tcPr>
+          <w:p>
+            <w:pPr>
+              <w:spacing w:before="60" w:after="60" w:line="252" w:lineRule="auto"/>
+              <w:jc w:val="left"/>
+            </w:pPr>
+            <w:r/>
+            <w:r>
+              <w:rPr>
+                <w:b/>
+              </w:rPr>
+              <w:t>+0.50</w:t>
+            </w:r>
+          </w:p>
+        </w:tc>
+        <w:tc>
+          <w:tcPr>
+            <w:tcW w:type="dxa" w:w="1440"/>
+            <w:shd w:fill="F8FAFC"/>
+            <w:tcMar>
+              <w:top w:w="100" w:type="dxa"/>
+              <w:bottom w:w="100" w:type="dxa"/>
+              <w:left w:w="120" w:type="dxa"/>
+              <w:right w:w="120" w:type="dxa"/>
+            </w:tcMar>
+            <w:tcBorders>
+              <w:top w:val="single" w:sz="4" w:space="0" w:color="CCCCCC"/>
+              <w:bottom w:val="single" w:sz="4" w:space="0" w:color="CCCCCC"/>
+              <w:left w:val="single" w:sz="4" w:space="0" w:color="CCCCCC"/>
+              <w:right w:val="single" w:sz="4" w:space="0" w:color="CCCCCC"/>
+            </w:tcBorders>
+          </w:tcPr>
+          <w:p>
+            <w:pPr>
+              <w:spacing w:before="60" w:after="60" w:line="252" w:lineRule="auto"/>
+              <w:jc w:val="left"/>
+            </w:pPr>
+            <w:r/>
+            <w:r>
+              <w:t>BULL</w:t>
+            </w:r>
+          </w:p>
+        </w:tc>
+      </w:tr>
+      <w:tr>
+        <w:tc>
+          <w:tcPr>
+            <w:tcW w:type="dxa" w:w="1584"/>
+            <w:shd w:fill="FFFFFF"/>
+            <w:tcMar>
+              <w:top w:w="100" w:type="dxa"/>
+              <w:bottom w:w="100" w:type="dxa"/>
+              <w:left w:w="120" w:type="dxa"/>
+              <w:right w:w="120" w:type="dxa"/>
+            </w:tcMar>
+            <w:tcBorders>
+              <w:top w:val="single" w:sz="4" w:space="0" w:color="CCCCCC"/>
+              <w:bottom w:val="single" w:sz="4" w:space="0" w:color="CCCCCC"/>
+              <w:left w:val="single" w:sz="4" w:space="0" w:color="CCCCCC"/>
+              <w:right w:val="single" w:sz="4" w:space="0" w:color="CCCCCC"/>
+            </w:tcBorders>
+          </w:tcPr>
+          <w:p>
+            <w:pPr>
+              <w:spacing w:before="60" w:after="60" w:line="252" w:lineRule="auto"/>
+              <w:jc w:val="left"/>
+            </w:pPr>
+            <w:r/>
+            <w:r>
+              <w:rPr>
+                <w:b/>
+              </w:rPr>
+              <w:t>Wed 30/09</w:t>
+            </w:r>
+          </w:p>
+        </w:tc>
+        <w:tc>
+          <w:tcPr>
+            <w:tcW w:type="dxa" w:w="864"/>
+            <w:shd w:fill="FFFFFF"/>
+            <w:tcMar>
+              <w:top w:w="100" w:type="dxa"/>
+              <w:bottom w:w="100" w:type="dxa"/>
+              <w:left w:w="120" w:type="dxa"/>
+              <w:right w:w="120" w:type="dxa"/>
+            </w:tcMar>
+            <w:tcBorders>
+              <w:top w:val="single" w:sz="4" w:space="0" w:color="CCCCCC"/>
+              <w:bottom w:val="single" w:sz="4" w:space="0" w:color="CCCCCC"/>
+              <w:left w:val="single" w:sz="4" w:space="0" w:color="CCCCCC"/>
+              <w:right w:val="single" w:sz="4" w:space="0" w:color="CCCCCC"/>
+            </w:tcBorders>
+          </w:tcPr>
+          <w:p>
+            <w:pPr>
+              <w:spacing w:before="60" w:after="60" w:line="252" w:lineRule="auto"/>
+              <w:jc w:val="left"/>
+            </w:pPr>
+            <w:r/>
+            <w:r>
+              <w:t>Asia 11-15</w:t>
+            </w:r>
+          </w:p>
+        </w:tc>
+        <w:tc>
+          <w:tcPr>
+            <w:tcW w:type="dxa" w:w="1440"/>
+            <w:shd w:fill="FFFFFF"/>
+            <w:tcMar>
+              <w:top w:w="100" w:type="dxa"/>
+              <w:bottom w:w="100" w:type="dxa"/>
+              <w:left w:w="120" w:type="dxa"/>
+              <w:right w:w="120" w:type="dxa"/>
+            </w:tcMar>
+            <w:tcBorders>
+              <w:top w:val="single" w:sz="4" w:space="0" w:color="CCCCCC"/>
+              <w:bottom w:val="single" w:sz="4" w:space="0" w:color="CCCCCC"/>
+              <w:left w:val="single" w:sz="4" w:space="0" w:color="CCCCCC"/>
+              <w:right w:val="single" w:sz="4" w:space="0" w:color="CCCCCC"/>
+            </w:tcBorders>
+          </w:tcPr>
+          <w:p>
+            <w:pPr>
+              <w:spacing w:before="60" w:after="60" w:line="252" w:lineRule="auto"/>
+              <w:jc w:val="left"/>
+            </w:pPr>
+            <w:r/>
+            <w:r>
+              <w:t>712.25</w:t>
+            </w:r>
+          </w:p>
+        </w:tc>
+        <w:tc>
+          <w:tcPr>
+            <w:tcW w:type="dxa" w:w="2016"/>
+            <w:shd w:fill="FFFFFF"/>
+            <w:tcMar>
+              <w:top w:w="100" w:type="dxa"/>
+              <w:bottom w:w="100" w:type="dxa"/>
+              <w:left w:w="120" w:type="dxa"/>
+              <w:right w:w="120" w:type="dxa"/>
+            </w:tcMar>
+            <w:tcBorders>
+              <w:top w:val="single" w:sz="4" w:space="0" w:color="CCCCCC"/>
+              <w:bottom w:val="single" w:sz="4" w:space="0" w:color="CCCCCC"/>
+              <w:left w:val="single" w:sz="4" w:space="0" w:color="CCCCCC"/>
+              <w:right w:val="single" w:sz="4" w:space="0" w:color="CCCCCC"/>
+            </w:tcBorders>
+          </w:tcPr>
+          <w:p>
+            <w:pPr>
+              <w:spacing w:before="60" w:after="60" w:line="252" w:lineRule="auto"/>
+              <w:jc w:val="left"/>
+            </w:pPr>
+            <w:r/>
+            <w:r>
+              <w:t>719.25</w:t>
+            </w:r>
+          </w:p>
+        </w:tc>
+        <w:tc>
+          <w:tcPr>
+            <w:tcW w:type="dxa" w:w="1152"/>
+            <w:shd w:fill="FFFFFF"/>
+            <w:tcMar>
+              <w:top w:w="100" w:type="dxa"/>
+              <w:bottom w:w="100" w:type="dxa"/>
+              <w:left w:w="120" w:type="dxa"/>
+              <w:right w:w="120" w:type="dxa"/>
+            </w:tcMar>
+            <w:tcBorders>
+              <w:top w:val="single" w:sz="4" w:space="0" w:color="CCCCCC"/>
+              <w:bottom w:val="single" w:sz="4" w:space="0" w:color="CCCCCC"/>
+              <w:left w:val="single" w:sz="4" w:space="0" w:color="CCCCCC"/>
+              <w:right w:val="single" w:sz="4" w:space="0" w:color="CCCCCC"/>
+            </w:tcBorders>
+          </w:tcPr>
+          <w:p>
+            <w:pPr>
+              <w:spacing w:before="60" w:after="60" w:line="252" w:lineRule="auto"/>
+              <w:jc w:val="left"/>
+            </w:pPr>
+            <w:r/>
+            <w:r>
+              <w:t>706.25</w:t>
             </w:r>
           </w:p>
         </w:tc>
@@ -27041,7 +27511,7 @@
               <w:rPr>
                 <w:b/>
               </w:rPr>
-              <w:t>+0.25</w:t>
+              <w:t>-0.75</w:t>
             </w:r>
           </w:p>
         </w:tc>
@@ -27069,7 +27539,7 @@
             </w:pPr>
             <w:r/>
             <w:r>
-              <w:t>BULL</w:t>
+              <w:t>BEAR</w:t>
             </w:r>
           </w:p>
         </w:tc>
@@ -27130,7 +27600,7 @@
             </w:pPr>
             <w:r/>
             <w:r>
-              <w:t>Asia 07-11</w:t>
+              <w:t>London 15-19</w:t>
             </w:r>
           </w:p>
         </w:tc>
@@ -27186,7 +27656,7 @@
             </w:pPr>
             <w:r/>
             <w:r>
-              <w:t>721.75</w:t>
+              <w:t>725.00</w:t>
             </w:r>
           </w:p>
         </w:tc>
@@ -27214,7 +27684,7 @@
             </w:pPr>
             <w:r/>
             <w:r>
-              <w:t>703.50</w:t>
+              <w:t>698.50</w:t>
             </w:r>
           </w:p>
         </w:tc>
@@ -27245,7 +27715,7 @@
               <w:rPr>
                 <w:b/>
               </w:rPr>
-              <w:t>712.00</w:t>
+              <w:t>713.25</w:t>
             </w:r>
           </w:p>
         </w:tc>
@@ -27253,6 +27723,241 @@
           <w:tcPr>
             <w:tcW w:type="dxa" w:w="3456"/>
             <w:shd w:fill="F8FAFC"/>
+            <w:tcMar>
+              <w:top w:w="100" w:type="dxa"/>
+              <w:bottom w:w="100" w:type="dxa"/>
+              <w:left w:w="120" w:type="dxa"/>
+              <w:right w:w="120" w:type="dxa"/>
+            </w:tcMar>
+            <w:tcBorders>
+              <w:top w:val="single" w:sz="4" w:space="0" w:color="CCCCCC"/>
+              <w:bottom w:val="single" w:sz="4" w:space="0" w:color="CCCCCC"/>
+              <w:left w:val="single" w:sz="4" w:space="0" w:color="CCCCCC"/>
+              <w:right w:val="single" w:sz="4" w:space="0" w:color="CCCCCC"/>
+            </w:tcBorders>
+          </w:tcPr>
+          <w:p>
+            <w:pPr>
+              <w:spacing w:before="60" w:after="60" w:line="252" w:lineRule="auto"/>
+              <w:jc w:val="left"/>
+            </w:pPr>
+            <w:r/>
+            <w:r>
+              <w:rPr>
+                <w:b/>
+              </w:rPr>
+              <w:t>+1.75</w:t>
+            </w:r>
+          </w:p>
+        </w:tc>
+        <w:tc>
+          <w:tcPr>
+            <w:tcW w:type="dxa" w:w="1440"/>
+            <w:shd w:fill="F8FAFC"/>
+            <w:tcMar>
+              <w:top w:w="100" w:type="dxa"/>
+              <w:bottom w:w="100" w:type="dxa"/>
+              <w:left w:w="120" w:type="dxa"/>
+              <w:right w:w="120" w:type="dxa"/>
+            </w:tcMar>
+            <w:tcBorders>
+              <w:top w:val="single" w:sz="4" w:space="0" w:color="CCCCCC"/>
+              <w:bottom w:val="single" w:sz="4" w:space="0" w:color="CCCCCC"/>
+              <w:left w:val="single" w:sz="4" w:space="0" w:color="CCCCCC"/>
+              <w:right w:val="single" w:sz="4" w:space="0" w:color="CCCCCC"/>
+            </w:tcBorders>
+          </w:tcPr>
+          <w:p>
+            <w:pPr>
+              <w:spacing w:before="60" w:after="60" w:line="252" w:lineRule="auto"/>
+              <w:jc w:val="left"/>
+            </w:pPr>
+            <w:r/>
+            <w:r>
+              <w:t>BULL</w:t>
+            </w:r>
+          </w:p>
+        </w:tc>
+      </w:tr>
+      <w:tr>
+        <w:tc>
+          <w:tcPr>
+            <w:tcW w:type="dxa" w:w="1584"/>
+            <w:shd w:fill="FFFFFF"/>
+            <w:tcMar>
+              <w:top w:w="100" w:type="dxa"/>
+              <w:bottom w:w="100" w:type="dxa"/>
+              <w:left w:w="120" w:type="dxa"/>
+              <w:right w:w="120" w:type="dxa"/>
+            </w:tcMar>
+            <w:tcBorders>
+              <w:top w:val="single" w:sz="4" w:space="0" w:color="CCCCCC"/>
+              <w:bottom w:val="single" w:sz="4" w:space="0" w:color="CCCCCC"/>
+              <w:left w:val="single" w:sz="4" w:space="0" w:color="CCCCCC"/>
+              <w:right w:val="single" w:sz="4" w:space="0" w:color="CCCCCC"/>
+            </w:tcBorders>
+          </w:tcPr>
+          <w:p>
+            <w:pPr>
+              <w:spacing w:before="60" w:after="60" w:line="252" w:lineRule="auto"/>
+              <w:jc w:val="left"/>
+            </w:pPr>
+            <w:r/>
+            <w:r>
+              <w:rPr>
+                <w:b/>
+              </w:rPr>
+              <w:t>Wed 30/09</w:t>
+            </w:r>
+          </w:p>
+        </w:tc>
+        <w:tc>
+          <w:tcPr>
+            <w:tcW w:type="dxa" w:w="864"/>
+            <w:shd w:fill="FFFFFF"/>
+            <w:tcMar>
+              <w:top w:w="100" w:type="dxa"/>
+              <w:bottom w:w="100" w:type="dxa"/>
+              <w:left w:w="120" w:type="dxa"/>
+              <w:right w:w="120" w:type="dxa"/>
+            </w:tcMar>
+            <w:tcBorders>
+              <w:top w:val="single" w:sz="4" w:space="0" w:color="CCCCCC"/>
+              <w:bottom w:val="single" w:sz="4" w:space="0" w:color="CCCCCC"/>
+              <w:left w:val="single" w:sz="4" w:space="0" w:color="CCCCCC"/>
+              <w:right w:val="single" w:sz="4" w:space="0" w:color="CCCCCC"/>
+            </w:tcBorders>
+          </w:tcPr>
+          <w:p>
+            <w:pPr>
+              <w:spacing w:before="60" w:after="60" w:line="252" w:lineRule="auto"/>
+              <w:jc w:val="left"/>
+            </w:pPr>
+            <w:r/>
+            <w:r>
+              <w:t>Pre-NY 19-21</w:t>
+            </w:r>
+          </w:p>
+        </w:tc>
+        <w:tc>
+          <w:tcPr>
+            <w:tcW w:type="dxa" w:w="1440"/>
+            <w:shd w:fill="FFFFFF"/>
+            <w:tcMar>
+              <w:top w:w="100" w:type="dxa"/>
+              <w:bottom w:w="100" w:type="dxa"/>
+              <w:left w:w="120" w:type="dxa"/>
+              <w:right w:w="120" w:type="dxa"/>
+            </w:tcMar>
+            <w:tcBorders>
+              <w:top w:val="single" w:sz="4" w:space="0" w:color="CCCCCC"/>
+              <w:bottom w:val="single" w:sz="4" w:space="0" w:color="CCCCCC"/>
+              <w:left w:val="single" w:sz="4" w:space="0" w:color="CCCCCC"/>
+              <w:right w:val="single" w:sz="4" w:space="0" w:color="CCCCCC"/>
+            </w:tcBorders>
+          </w:tcPr>
+          <w:p>
+            <w:pPr>
+              <w:spacing w:before="60" w:after="60" w:line="252" w:lineRule="auto"/>
+              <w:jc w:val="left"/>
+            </w:pPr>
+            <w:r/>
+            <w:r>
+              <w:t>713.25</w:t>
+            </w:r>
+          </w:p>
+        </w:tc>
+        <w:tc>
+          <w:tcPr>
+            <w:tcW w:type="dxa" w:w="2016"/>
+            <w:shd w:fill="FFFFFF"/>
+            <w:tcMar>
+              <w:top w:w="100" w:type="dxa"/>
+              <w:bottom w:w="100" w:type="dxa"/>
+              <w:left w:w="120" w:type="dxa"/>
+              <w:right w:w="120" w:type="dxa"/>
+            </w:tcMar>
+            <w:tcBorders>
+              <w:top w:val="single" w:sz="4" w:space="0" w:color="CCCCCC"/>
+              <w:bottom w:val="single" w:sz="4" w:space="0" w:color="CCCCCC"/>
+              <w:left w:val="single" w:sz="4" w:space="0" w:color="CCCCCC"/>
+              <w:right w:val="single" w:sz="4" w:space="0" w:color="CCCCCC"/>
+            </w:tcBorders>
+          </w:tcPr>
+          <w:p>
+            <w:pPr>
+              <w:spacing w:before="60" w:after="60" w:line="252" w:lineRule="auto"/>
+              <w:jc w:val="left"/>
+            </w:pPr>
+            <w:r/>
+            <w:r>
+              <w:t>722.50</w:t>
+            </w:r>
+          </w:p>
+        </w:tc>
+        <w:tc>
+          <w:tcPr>
+            <w:tcW w:type="dxa" w:w="1152"/>
+            <w:shd w:fill="FFFFFF"/>
+            <w:tcMar>
+              <w:top w:w="100" w:type="dxa"/>
+              <w:bottom w:w="100" w:type="dxa"/>
+              <w:left w:w="120" w:type="dxa"/>
+              <w:right w:w="120" w:type="dxa"/>
+            </w:tcMar>
+            <w:tcBorders>
+              <w:top w:val="single" w:sz="4" w:space="0" w:color="CCCCCC"/>
+              <w:bottom w:val="single" w:sz="4" w:space="0" w:color="CCCCCC"/>
+              <w:left w:val="single" w:sz="4" w:space="0" w:color="CCCCCC"/>
+              <w:right w:val="single" w:sz="4" w:space="0" w:color="CCCCCC"/>
+            </w:tcBorders>
+          </w:tcPr>
+          <w:p>
+            <w:pPr>
+              <w:spacing w:before="60" w:after="60" w:line="252" w:lineRule="auto"/>
+              <w:jc w:val="left"/>
+            </w:pPr>
+            <w:r/>
+            <w:r>
+              <w:t>702.50</w:t>
+            </w:r>
+          </w:p>
+        </w:tc>
+        <w:tc>
+          <w:tcPr>
+            <w:tcW w:type="dxa" w:w="1728"/>
+            <w:shd w:fill="FFFFFF"/>
+            <w:tcMar>
+              <w:top w:w="100" w:type="dxa"/>
+              <w:bottom w:w="100" w:type="dxa"/>
+              <w:left w:w="120" w:type="dxa"/>
+              <w:right w:w="120" w:type="dxa"/>
+            </w:tcMar>
+            <w:tcBorders>
+              <w:top w:val="single" w:sz="4" w:space="0" w:color="CCCCCC"/>
+              <w:bottom w:val="single" w:sz="4" w:space="0" w:color="CCCCCC"/>
+              <w:left w:val="single" w:sz="4" w:space="0" w:color="CCCCCC"/>
+              <w:right w:val="single" w:sz="4" w:space="0" w:color="CCCCCC"/>
+            </w:tcBorders>
+          </w:tcPr>
+          <w:p>
+            <w:pPr>
+              <w:spacing w:before="60" w:after="60" w:line="252" w:lineRule="auto"/>
+              <w:jc w:val="left"/>
+            </w:pPr>
+            <w:r/>
+            <w:r>
+              <w:rPr>
+                <w:b/>
+              </w:rPr>
+              <w:t>713.75</w:t>
+            </w:r>
+          </w:p>
+        </w:tc>
+        <w:tc>
+          <w:tcPr>
+            <w:tcW w:type="dxa" w:w="3456"/>
+            <w:shd w:fill="FFFFFF"/>
             <w:tcMar>
               <w:top w:w="100" w:type="dxa"/>
               <w:bottom w:w="100" w:type="dxa"/>
@@ -27283,7 +27988,7 @@
         <w:tc>
           <w:tcPr>
             <w:tcW w:type="dxa" w:w="1440"/>
-            <w:shd w:fill="F8FAFC"/>
+            <w:shd w:fill="FFFFFF"/>
             <w:tcMar>
               <w:top w:w="100" w:type="dxa"/>
               <w:bottom w:w="100" w:type="dxa"/>
@@ -27313,7 +28018,7 @@
         <w:tc>
           <w:tcPr>
             <w:tcW w:type="dxa" w:w="1584"/>
-            <w:shd w:fill="FFFFFF"/>
+            <w:shd w:fill="F8FAFC"/>
             <w:tcMar>
               <w:top w:w="100" w:type="dxa"/>
               <w:bottom w:w="100" w:type="dxa"/>
@@ -27344,119 +28049,119 @@
         <w:tc>
           <w:tcPr>
             <w:tcW w:type="dxa" w:w="864"/>
-            <w:shd w:fill="FFFFFF"/>
-            <w:tcMar>
-              <w:top w:w="100" w:type="dxa"/>
-              <w:bottom w:w="100" w:type="dxa"/>
-              <w:left w:w="120" w:type="dxa"/>
-              <w:right w:w="120" w:type="dxa"/>
-            </w:tcMar>
-            <w:tcBorders>
-              <w:top w:val="single" w:sz="4" w:space="0" w:color="CCCCCC"/>
-              <w:bottom w:val="single" w:sz="4" w:space="0" w:color="CCCCCC"/>
-              <w:left w:val="single" w:sz="4" w:space="0" w:color="CCCCCC"/>
-              <w:right w:val="single" w:sz="4" w:space="0" w:color="CCCCCC"/>
-            </w:tcBorders>
-          </w:tcPr>
-          <w:p>
-            <w:pPr>
-              <w:spacing w:before="60" w:after="60" w:line="252" w:lineRule="auto"/>
-              <w:jc w:val="left"/>
-            </w:pPr>
-            <w:r/>
-            <w:r>
-              <w:t>Asia 11-15</w:t>
+            <w:shd w:fill="F8FAFC"/>
+            <w:tcMar>
+              <w:top w:w="100" w:type="dxa"/>
+              <w:bottom w:w="100" w:type="dxa"/>
+              <w:left w:w="120" w:type="dxa"/>
+              <w:right w:w="120" w:type="dxa"/>
+            </w:tcMar>
+            <w:tcBorders>
+              <w:top w:val="single" w:sz="4" w:space="0" w:color="CCCCCC"/>
+              <w:bottom w:val="single" w:sz="4" w:space="0" w:color="CCCCCC"/>
+              <w:left w:val="single" w:sz="4" w:space="0" w:color="CCCCCC"/>
+              <w:right w:val="single" w:sz="4" w:space="0" w:color="CCCCCC"/>
+            </w:tcBorders>
+          </w:tcPr>
+          <w:p>
+            <w:pPr>
+              <w:spacing w:before="60" w:after="60" w:line="252" w:lineRule="auto"/>
+              <w:jc w:val="left"/>
+            </w:pPr>
+            <w:r/>
+            <w:r>
+              <w:t>NY Open 21-23</w:t>
             </w:r>
           </w:p>
         </w:tc>
         <w:tc>
           <w:tcPr>
             <w:tcW w:type="dxa" w:w="1440"/>
-            <w:shd w:fill="FFFFFF"/>
-            <w:tcMar>
-              <w:top w:w="100" w:type="dxa"/>
-              <w:bottom w:w="100" w:type="dxa"/>
-              <w:left w:w="120" w:type="dxa"/>
-              <w:right w:w="120" w:type="dxa"/>
-            </w:tcMar>
-            <w:tcBorders>
-              <w:top w:val="single" w:sz="4" w:space="0" w:color="CCCCCC"/>
-              <w:bottom w:val="single" w:sz="4" w:space="0" w:color="CCCCCC"/>
-              <w:left w:val="single" w:sz="4" w:space="0" w:color="CCCCCC"/>
-              <w:right w:val="single" w:sz="4" w:space="0" w:color="CCCCCC"/>
-            </w:tcBorders>
-          </w:tcPr>
-          <w:p>
-            <w:pPr>
-              <w:spacing w:before="60" w:after="60" w:line="252" w:lineRule="auto"/>
-              <w:jc w:val="left"/>
-            </w:pPr>
-            <w:r/>
-            <w:r>
-              <w:t>712.00</w:t>
+            <w:shd w:fill="F8FAFC"/>
+            <w:tcMar>
+              <w:top w:w="100" w:type="dxa"/>
+              <w:bottom w:w="100" w:type="dxa"/>
+              <w:left w:w="120" w:type="dxa"/>
+              <w:right w:w="120" w:type="dxa"/>
+            </w:tcMar>
+            <w:tcBorders>
+              <w:top w:val="single" w:sz="4" w:space="0" w:color="CCCCCC"/>
+              <w:bottom w:val="single" w:sz="4" w:space="0" w:color="CCCCCC"/>
+              <w:left w:val="single" w:sz="4" w:space="0" w:color="CCCCCC"/>
+              <w:right w:val="single" w:sz="4" w:space="0" w:color="CCCCCC"/>
+            </w:tcBorders>
+          </w:tcPr>
+          <w:p>
+            <w:pPr>
+              <w:spacing w:before="60" w:after="60" w:line="252" w:lineRule="auto"/>
+              <w:jc w:val="left"/>
+            </w:pPr>
+            <w:r/>
+            <w:r>
+              <w:t>713.75</w:t>
             </w:r>
           </w:p>
         </w:tc>
         <w:tc>
           <w:tcPr>
             <w:tcW w:type="dxa" w:w="2016"/>
-            <w:shd w:fill="FFFFFF"/>
-            <w:tcMar>
-              <w:top w:w="100" w:type="dxa"/>
-              <w:bottom w:w="100" w:type="dxa"/>
-              <w:left w:w="120" w:type="dxa"/>
-              <w:right w:w="120" w:type="dxa"/>
-            </w:tcMar>
-            <w:tcBorders>
-              <w:top w:val="single" w:sz="4" w:space="0" w:color="CCCCCC"/>
-              <w:bottom w:val="single" w:sz="4" w:space="0" w:color="CCCCCC"/>
-              <w:left w:val="single" w:sz="4" w:space="0" w:color="CCCCCC"/>
-              <w:right w:val="single" w:sz="4" w:space="0" w:color="CCCCCC"/>
-            </w:tcBorders>
-          </w:tcPr>
-          <w:p>
-            <w:pPr>
-              <w:spacing w:before="60" w:after="60" w:line="252" w:lineRule="auto"/>
-              <w:jc w:val="left"/>
-            </w:pPr>
-            <w:r/>
-            <w:r>
-              <w:t>719.00</w:t>
+            <w:shd w:fill="F8FAFC"/>
+            <w:tcMar>
+              <w:top w:w="100" w:type="dxa"/>
+              <w:bottom w:w="100" w:type="dxa"/>
+              <w:left w:w="120" w:type="dxa"/>
+              <w:right w:w="120" w:type="dxa"/>
+            </w:tcMar>
+            <w:tcBorders>
+              <w:top w:val="single" w:sz="4" w:space="0" w:color="CCCCCC"/>
+              <w:bottom w:val="single" w:sz="4" w:space="0" w:color="CCCCCC"/>
+              <w:left w:val="single" w:sz="4" w:space="0" w:color="CCCCCC"/>
+              <w:right w:val="single" w:sz="4" w:space="0" w:color="CCCCCC"/>
+            </w:tcBorders>
+          </w:tcPr>
+          <w:p>
+            <w:pPr>
+              <w:spacing w:before="60" w:after="60" w:line="252" w:lineRule="auto"/>
+              <w:jc w:val="left"/>
+            </w:pPr>
+            <w:r/>
+            <w:r>
+              <w:t>726.00</w:t>
             </w:r>
           </w:p>
         </w:tc>
         <w:tc>
           <w:tcPr>
             <w:tcW w:type="dxa" w:w="1152"/>
-            <w:shd w:fill="FFFFFF"/>
-            <w:tcMar>
-              <w:top w:w="100" w:type="dxa"/>
-              <w:bottom w:w="100" w:type="dxa"/>
-              <w:left w:w="120" w:type="dxa"/>
-              <w:right w:w="120" w:type="dxa"/>
-            </w:tcMar>
-            <w:tcBorders>
-              <w:top w:val="single" w:sz="4" w:space="0" w:color="CCCCCC"/>
-              <w:bottom w:val="single" w:sz="4" w:space="0" w:color="CCCCCC"/>
-              <w:left w:val="single" w:sz="4" w:space="0" w:color="CCCCCC"/>
-              <w:right w:val="single" w:sz="4" w:space="0" w:color="CCCCCC"/>
-            </w:tcBorders>
-          </w:tcPr>
-          <w:p>
-            <w:pPr>
-              <w:spacing w:before="60" w:after="60" w:line="252" w:lineRule="auto"/>
-              <w:jc w:val="left"/>
-            </w:pPr>
-            <w:r/>
-            <w:r>
-              <w:t>706.00</w:t>
+            <w:shd w:fill="F8FAFC"/>
+            <w:tcMar>
+              <w:top w:w="100" w:type="dxa"/>
+              <w:bottom w:w="100" w:type="dxa"/>
+              <w:left w:w="120" w:type="dxa"/>
+              <w:right w:w="120" w:type="dxa"/>
+            </w:tcMar>
+            <w:tcBorders>
+              <w:top w:val="single" w:sz="4" w:space="0" w:color="CCCCCC"/>
+              <w:bottom w:val="single" w:sz="4" w:space="0" w:color="CCCCCC"/>
+              <w:left w:val="single" w:sz="4" w:space="0" w:color="CCCCCC"/>
+              <w:right w:val="single" w:sz="4" w:space="0" w:color="CCCCCC"/>
+            </w:tcBorders>
+          </w:tcPr>
+          <w:p>
+            <w:pPr>
+              <w:spacing w:before="60" w:after="60" w:line="252" w:lineRule="auto"/>
+              <w:jc w:val="left"/>
+            </w:pPr>
+            <w:r/>
+            <w:r>
+              <w:t>699.50</w:t>
             </w:r>
           </w:p>
         </w:tc>
         <w:tc>
           <w:tcPr>
             <w:tcW w:type="dxa" w:w="1728"/>
-            <w:shd w:fill="FFFFFF"/>
+            <w:shd w:fill="F8FAFC"/>
             <w:tcMar>
               <w:top w:w="100" w:type="dxa"/>
               <w:bottom w:w="100" w:type="dxa"/>
@@ -27480,7 +28185,242 @@
               <w:rPr>
                 <w:b/>
               </w:rPr>
-              <w:t>711.25</w:t>
+              <w:t>712.25</w:t>
+            </w:r>
+          </w:p>
+        </w:tc>
+        <w:tc>
+          <w:tcPr>
+            <w:tcW w:type="dxa" w:w="3456"/>
+            <w:shd w:fill="F8FAFC"/>
+            <w:tcMar>
+              <w:top w:w="100" w:type="dxa"/>
+              <w:bottom w:w="100" w:type="dxa"/>
+              <w:left w:w="120" w:type="dxa"/>
+              <w:right w:w="120" w:type="dxa"/>
+            </w:tcMar>
+            <w:tcBorders>
+              <w:top w:val="single" w:sz="4" w:space="0" w:color="CCCCCC"/>
+              <w:bottom w:val="single" w:sz="4" w:space="0" w:color="CCCCCC"/>
+              <w:left w:val="single" w:sz="4" w:space="0" w:color="CCCCCC"/>
+              <w:right w:val="single" w:sz="4" w:space="0" w:color="CCCCCC"/>
+            </w:tcBorders>
+          </w:tcPr>
+          <w:p>
+            <w:pPr>
+              <w:spacing w:before="60" w:after="60" w:line="252" w:lineRule="auto"/>
+              <w:jc w:val="left"/>
+            </w:pPr>
+            <w:r/>
+            <w:r>
+              <w:rPr>
+                <w:b/>
+              </w:rPr>
+              <w:t>-1.50</w:t>
+            </w:r>
+          </w:p>
+        </w:tc>
+        <w:tc>
+          <w:tcPr>
+            <w:tcW w:type="dxa" w:w="1440"/>
+            <w:shd w:fill="F8FAFC"/>
+            <w:tcMar>
+              <w:top w:w="100" w:type="dxa"/>
+              <w:bottom w:w="100" w:type="dxa"/>
+              <w:left w:w="120" w:type="dxa"/>
+              <w:right w:w="120" w:type="dxa"/>
+            </w:tcMar>
+            <w:tcBorders>
+              <w:top w:val="single" w:sz="4" w:space="0" w:color="CCCCCC"/>
+              <w:bottom w:val="single" w:sz="4" w:space="0" w:color="CCCCCC"/>
+              <w:left w:val="single" w:sz="4" w:space="0" w:color="CCCCCC"/>
+              <w:right w:val="single" w:sz="4" w:space="0" w:color="CCCCCC"/>
+            </w:tcBorders>
+          </w:tcPr>
+          <w:p>
+            <w:pPr>
+              <w:spacing w:before="60" w:after="60" w:line="252" w:lineRule="auto"/>
+              <w:jc w:val="left"/>
+            </w:pPr>
+            <w:r/>
+            <w:r>
+              <w:t>BEAR</w:t>
+            </w:r>
+          </w:p>
+        </w:tc>
+      </w:tr>
+      <w:tr>
+        <w:tc>
+          <w:tcPr>
+            <w:tcW w:type="dxa" w:w="1584"/>
+            <w:shd w:fill="FFFFFF"/>
+            <w:tcMar>
+              <w:top w:w="100" w:type="dxa"/>
+              <w:bottom w:w="100" w:type="dxa"/>
+              <w:left w:w="120" w:type="dxa"/>
+              <w:right w:w="120" w:type="dxa"/>
+            </w:tcMar>
+            <w:tcBorders>
+              <w:top w:val="single" w:sz="4" w:space="0" w:color="CCCCCC"/>
+              <w:bottom w:val="single" w:sz="4" w:space="0" w:color="CCCCCC"/>
+              <w:left w:val="single" w:sz="4" w:space="0" w:color="CCCCCC"/>
+              <w:right w:val="single" w:sz="4" w:space="0" w:color="CCCCCC"/>
+            </w:tcBorders>
+          </w:tcPr>
+          <w:p>
+            <w:pPr>
+              <w:spacing w:before="60" w:after="60" w:line="252" w:lineRule="auto"/>
+              <w:jc w:val="left"/>
+            </w:pPr>
+            <w:r/>
+            <w:r>
+              <w:rPr>
+                <w:b/>
+              </w:rPr>
+              <w:t>Wed 30/09</w:t>
+            </w:r>
+          </w:p>
+        </w:tc>
+        <w:tc>
+          <w:tcPr>
+            <w:tcW w:type="dxa" w:w="864"/>
+            <w:shd w:fill="FFFFFF"/>
+            <w:tcMar>
+              <w:top w:w="100" w:type="dxa"/>
+              <w:bottom w:w="100" w:type="dxa"/>
+              <w:left w:w="120" w:type="dxa"/>
+              <w:right w:w="120" w:type="dxa"/>
+            </w:tcMar>
+            <w:tcBorders>
+              <w:top w:val="single" w:sz="4" w:space="0" w:color="CCCCCC"/>
+              <w:bottom w:val="single" w:sz="4" w:space="0" w:color="CCCCCC"/>
+              <w:left w:val="single" w:sz="4" w:space="0" w:color="CCCCCC"/>
+              <w:right w:val="single" w:sz="4" w:space="0" w:color="CCCCCC"/>
+            </w:tcBorders>
+          </w:tcPr>
+          <w:p>
+            <w:pPr>
+              <w:spacing w:before="60" w:after="60" w:line="252" w:lineRule="auto"/>
+              <w:jc w:val="left"/>
+            </w:pPr>
+            <w:r/>
+            <w:r>
+              <w:t>NY Close 23-01</w:t>
+            </w:r>
+          </w:p>
+        </w:tc>
+        <w:tc>
+          <w:tcPr>
+            <w:tcW w:type="dxa" w:w="1440"/>
+            <w:shd w:fill="FFFFFF"/>
+            <w:tcMar>
+              <w:top w:w="100" w:type="dxa"/>
+              <w:bottom w:w="100" w:type="dxa"/>
+              <w:left w:w="120" w:type="dxa"/>
+              <w:right w:w="120" w:type="dxa"/>
+            </w:tcMar>
+            <w:tcBorders>
+              <w:top w:val="single" w:sz="4" w:space="0" w:color="CCCCCC"/>
+              <w:bottom w:val="single" w:sz="4" w:space="0" w:color="CCCCCC"/>
+              <w:left w:val="single" w:sz="4" w:space="0" w:color="CCCCCC"/>
+              <w:right w:val="single" w:sz="4" w:space="0" w:color="CCCCCC"/>
+            </w:tcBorders>
+          </w:tcPr>
+          <w:p>
+            <w:pPr>
+              <w:spacing w:before="60" w:after="60" w:line="252" w:lineRule="auto"/>
+              <w:jc w:val="left"/>
+            </w:pPr>
+            <w:r/>
+            <w:r>
+              <w:t>712.25</w:t>
+            </w:r>
+          </w:p>
+        </w:tc>
+        <w:tc>
+          <w:tcPr>
+            <w:tcW w:type="dxa" w:w="2016"/>
+            <w:shd w:fill="FFFFFF"/>
+            <w:tcMar>
+              <w:top w:w="100" w:type="dxa"/>
+              <w:bottom w:w="100" w:type="dxa"/>
+              <w:left w:w="120" w:type="dxa"/>
+              <w:right w:w="120" w:type="dxa"/>
+            </w:tcMar>
+            <w:tcBorders>
+              <w:top w:val="single" w:sz="4" w:space="0" w:color="CCCCCC"/>
+              <w:bottom w:val="single" w:sz="4" w:space="0" w:color="CCCCCC"/>
+              <w:left w:val="single" w:sz="4" w:space="0" w:color="CCCCCC"/>
+              <w:right w:val="single" w:sz="4" w:space="0" w:color="CCCCCC"/>
+            </w:tcBorders>
+          </w:tcPr>
+          <w:p>
+            <w:pPr>
+              <w:spacing w:before="60" w:after="60" w:line="252" w:lineRule="auto"/>
+              <w:jc w:val="left"/>
+            </w:pPr>
+            <w:r/>
+            <w:r>
+              <w:t>719.25</w:t>
+            </w:r>
+          </w:p>
+        </w:tc>
+        <w:tc>
+          <w:tcPr>
+            <w:tcW w:type="dxa" w:w="1152"/>
+            <w:shd w:fill="FFFFFF"/>
+            <w:tcMar>
+              <w:top w:w="100" w:type="dxa"/>
+              <w:bottom w:w="100" w:type="dxa"/>
+              <w:left w:w="120" w:type="dxa"/>
+              <w:right w:w="120" w:type="dxa"/>
+            </w:tcMar>
+            <w:tcBorders>
+              <w:top w:val="single" w:sz="4" w:space="0" w:color="CCCCCC"/>
+              <w:bottom w:val="single" w:sz="4" w:space="0" w:color="CCCCCC"/>
+              <w:left w:val="single" w:sz="4" w:space="0" w:color="CCCCCC"/>
+              <w:right w:val="single" w:sz="4" w:space="0" w:color="CCCCCC"/>
+            </w:tcBorders>
+          </w:tcPr>
+          <w:p>
+            <w:pPr>
+              <w:spacing w:before="60" w:after="60" w:line="252" w:lineRule="auto"/>
+              <w:jc w:val="left"/>
+            </w:pPr>
+            <w:r/>
+            <w:r>
+              <w:t>702.75</w:t>
+            </w:r>
+          </w:p>
+        </w:tc>
+        <w:tc>
+          <w:tcPr>
+            <w:tcW w:type="dxa" w:w="1728"/>
+            <w:shd w:fill="FFFFFF"/>
+            <w:tcMar>
+              <w:top w:w="100" w:type="dxa"/>
+              <w:bottom w:w="100" w:type="dxa"/>
+              <w:left w:w="120" w:type="dxa"/>
+              <w:right w:w="120" w:type="dxa"/>
+            </w:tcMar>
+            <w:tcBorders>
+              <w:top w:val="single" w:sz="4" w:space="0" w:color="CCCCCC"/>
+              <w:bottom w:val="single" w:sz="4" w:space="0" w:color="CCCCCC"/>
+              <w:left w:val="single" w:sz="4" w:space="0" w:color="CCCCCC"/>
+              <w:right w:val="single" w:sz="4" w:space="0" w:color="CCCCCC"/>
+            </w:tcBorders>
+          </w:tcPr>
+          <w:p>
+            <w:pPr>
+              <w:spacing w:before="60" w:after="60" w:line="252" w:lineRule="auto"/>
+              <w:jc w:val="left"/>
+            </w:pPr>
+            <w:r/>
+            <w:r>
+              <w:rPr>
+                <w:b/>
+              </w:rPr>
+              <w:t>712.75</w:t>
             </w:r>
           </w:p>
         </w:tc>
@@ -27488,6 +28428,1651 @@
           <w:tcPr>
             <w:tcW w:type="dxa" w:w="3456"/>
             <w:shd w:fill="FFFFFF"/>
+            <w:tcMar>
+              <w:top w:w="100" w:type="dxa"/>
+              <w:bottom w:w="100" w:type="dxa"/>
+              <w:left w:w="120" w:type="dxa"/>
+              <w:right w:w="120" w:type="dxa"/>
+            </w:tcMar>
+            <w:tcBorders>
+              <w:top w:val="single" w:sz="4" w:space="0" w:color="CCCCCC"/>
+              <w:bottom w:val="single" w:sz="4" w:space="0" w:color="CCCCCC"/>
+              <w:left w:val="single" w:sz="4" w:space="0" w:color="CCCCCC"/>
+              <w:right w:val="single" w:sz="4" w:space="0" w:color="CCCCCC"/>
+            </w:tcBorders>
+          </w:tcPr>
+          <w:p>
+            <w:pPr>
+              <w:spacing w:before="60" w:after="60" w:line="252" w:lineRule="auto"/>
+              <w:jc w:val="left"/>
+            </w:pPr>
+            <w:r/>
+            <w:r>
+              <w:rPr>
+                <w:b/>
+              </w:rPr>
+              <w:t>+0.50</w:t>
+            </w:r>
+          </w:p>
+        </w:tc>
+        <w:tc>
+          <w:tcPr>
+            <w:tcW w:type="dxa" w:w="1440"/>
+            <w:shd w:fill="FFFFFF"/>
+            <w:tcMar>
+              <w:top w:w="100" w:type="dxa"/>
+              <w:bottom w:w="100" w:type="dxa"/>
+              <w:left w:w="120" w:type="dxa"/>
+              <w:right w:w="120" w:type="dxa"/>
+            </w:tcMar>
+            <w:tcBorders>
+              <w:top w:val="single" w:sz="4" w:space="0" w:color="CCCCCC"/>
+              <w:bottom w:val="single" w:sz="4" w:space="0" w:color="CCCCCC"/>
+              <w:left w:val="single" w:sz="4" w:space="0" w:color="CCCCCC"/>
+              <w:right w:val="single" w:sz="4" w:space="0" w:color="CCCCCC"/>
+            </w:tcBorders>
+          </w:tcPr>
+          <w:p>
+            <w:pPr>
+              <w:spacing w:before="60" w:after="60" w:line="252" w:lineRule="auto"/>
+              <w:jc w:val="left"/>
+            </w:pPr>
+            <w:r/>
+            <w:r>
+              <w:t>BULL</w:t>
+            </w:r>
+          </w:p>
+        </w:tc>
+      </w:tr>
+      <w:tr>
+        <w:tc>
+          <w:tcPr>
+            <w:tcW w:type="dxa" w:w="1584"/>
+            <w:shd w:fill="F8FAFC"/>
+            <w:tcMar>
+              <w:top w:w="100" w:type="dxa"/>
+              <w:bottom w:w="100" w:type="dxa"/>
+              <w:left w:w="120" w:type="dxa"/>
+              <w:right w:w="120" w:type="dxa"/>
+            </w:tcMar>
+            <w:tcBorders>
+              <w:top w:val="single" w:sz="4" w:space="0" w:color="CCCCCC"/>
+              <w:bottom w:val="single" w:sz="4" w:space="0" w:color="CCCCCC"/>
+              <w:left w:val="single" w:sz="4" w:space="0" w:color="CCCCCC"/>
+              <w:right w:val="single" w:sz="4" w:space="0" w:color="CCCCCC"/>
+            </w:tcBorders>
+          </w:tcPr>
+          <w:p>
+            <w:pPr>
+              <w:spacing w:before="60" w:after="60" w:line="252" w:lineRule="auto"/>
+              <w:jc w:val="left"/>
+            </w:pPr>
+            <w:r/>
+            <w:r>
+              <w:rPr>
+                <w:b/>
+              </w:rPr>
+              <w:t>Thu 01/10</w:t>
+            </w:r>
+          </w:p>
+        </w:tc>
+        <w:tc>
+          <w:tcPr>
+            <w:tcW w:type="dxa" w:w="864"/>
+            <w:shd w:fill="F8FAFC"/>
+            <w:tcMar>
+              <w:top w:w="100" w:type="dxa"/>
+              <w:bottom w:w="100" w:type="dxa"/>
+              <w:left w:w="120" w:type="dxa"/>
+              <w:right w:w="120" w:type="dxa"/>
+            </w:tcMar>
+            <w:tcBorders>
+              <w:top w:val="single" w:sz="4" w:space="0" w:color="CCCCCC"/>
+              <w:bottom w:val="single" w:sz="4" w:space="0" w:color="CCCCCC"/>
+              <w:left w:val="single" w:sz="4" w:space="0" w:color="CCCCCC"/>
+              <w:right w:val="single" w:sz="4" w:space="0" w:color="CCCCCC"/>
+            </w:tcBorders>
+          </w:tcPr>
+          <w:p>
+            <w:pPr>
+              <w:spacing w:before="60" w:after="60" w:line="252" w:lineRule="auto"/>
+              <w:jc w:val="left"/>
+            </w:pPr>
+            <w:r/>
+            <w:r>
+              <w:t>Asia 07-11</w:t>
+            </w:r>
+          </w:p>
+        </w:tc>
+        <w:tc>
+          <w:tcPr>
+            <w:tcW w:type="dxa" w:w="1440"/>
+            <w:shd w:fill="F8FAFC"/>
+            <w:tcMar>
+              <w:top w:w="100" w:type="dxa"/>
+              <w:bottom w:w="100" w:type="dxa"/>
+              <w:left w:w="120" w:type="dxa"/>
+              <w:right w:w="120" w:type="dxa"/>
+            </w:tcMar>
+            <w:tcBorders>
+              <w:top w:val="single" w:sz="4" w:space="0" w:color="CCCCCC"/>
+              <w:bottom w:val="single" w:sz="4" w:space="0" w:color="CCCCCC"/>
+              <w:left w:val="single" w:sz="4" w:space="0" w:color="CCCCCC"/>
+              <w:right w:val="single" w:sz="4" w:space="0" w:color="CCCCCC"/>
+            </w:tcBorders>
+          </w:tcPr>
+          <w:p>
+            <w:pPr>
+              <w:spacing w:before="60" w:after="60" w:line="252" w:lineRule="auto"/>
+              <w:jc w:val="left"/>
+            </w:pPr>
+            <w:r/>
+            <w:r>
+              <w:t>712.75</w:t>
+            </w:r>
+          </w:p>
+        </w:tc>
+        <w:tc>
+          <w:tcPr>
+            <w:tcW w:type="dxa" w:w="2016"/>
+            <w:shd w:fill="F8FAFC"/>
+            <w:tcMar>
+              <w:top w:w="100" w:type="dxa"/>
+              <w:bottom w:w="100" w:type="dxa"/>
+              <w:left w:w="120" w:type="dxa"/>
+              <w:right w:w="120" w:type="dxa"/>
+            </w:tcMar>
+            <w:tcBorders>
+              <w:top w:val="single" w:sz="4" w:space="0" w:color="CCCCCC"/>
+              <w:bottom w:val="single" w:sz="4" w:space="0" w:color="CCCCCC"/>
+              <w:left w:val="single" w:sz="4" w:space="0" w:color="CCCCCC"/>
+              <w:right w:val="single" w:sz="4" w:space="0" w:color="CCCCCC"/>
+            </w:tcBorders>
+          </w:tcPr>
+          <w:p>
+            <w:pPr>
+              <w:spacing w:before="60" w:after="60" w:line="252" w:lineRule="auto"/>
+              <w:jc w:val="left"/>
+            </w:pPr>
+            <w:r/>
+            <w:r>
+              <w:t>723.25</w:t>
+            </w:r>
+          </w:p>
+        </w:tc>
+        <w:tc>
+          <w:tcPr>
+            <w:tcW w:type="dxa" w:w="1152"/>
+            <w:shd w:fill="F8FAFC"/>
+            <w:tcMar>
+              <w:top w:w="100" w:type="dxa"/>
+              <w:bottom w:w="100" w:type="dxa"/>
+              <w:left w:w="120" w:type="dxa"/>
+              <w:right w:w="120" w:type="dxa"/>
+            </w:tcMar>
+            <w:tcBorders>
+              <w:top w:val="single" w:sz="4" w:space="0" w:color="CCCCCC"/>
+              <w:bottom w:val="single" w:sz="4" w:space="0" w:color="CCCCCC"/>
+              <w:left w:val="single" w:sz="4" w:space="0" w:color="CCCCCC"/>
+              <w:right w:val="single" w:sz="4" w:space="0" w:color="CCCCCC"/>
+            </w:tcBorders>
+          </w:tcPr>
+          <w:p>
+            <w:pPr>
+              <w:spacing w:before="60" w:after="60" w:line="252" w:lineRule="auto"/>
+              <w:jc w:val="left"/>
+            </w:pPr>
+            <w:r/>
+            <w:r>
+              <w:t>705.50</w:t>
+            </w:r>
+          </w:p>
+        </w:tc>
+        <w:tc>
+          <w:tcPr>
+            <w:tcW w:type="dxa" w:w="1728"/>
+            <w:shd w:fill="F8FAFC"/>
+            <w:tcMar>
+              <w:top w:w="100" w:type="dxa"/>
+              <w:bottom w:w="100" w:type="dxa"/>
+              <w:left w:w="120" w:type="dxa"/>
+              <w:right w:w="120" w:type="dxa"/>
+            </w:tcMar>
+            <w:tcBorders>
+              <w:top w:val="single" w:sz="4" w:space="0" w:color="CCCCCC"/>
+              <w:bottom w:val="single" w:sz="4" w:space="0" w:color="CCCCCC"/>
+              <w:left w:val="single" w:sz="4" w:space="0" w:color="CCCCCC"/>
+              <w:right w:val="single" w:sz="4" w:space="0" w:color="CCCCCC"/>
+            </w:tcBorders>
+          </w:tcPr>
+          <w:p>
+            <w:pPr>
+              <w:spacing w:before="60" w:after="60" w:line="252" w:lineRule="auto"/>
+              <w:jc w:val="left"/>
+            </w:pPr>
+            <w:r/>
+            <w:r>
+              <w:rPr>
+                <w:b/>
+              </w:rPr>
+              <w:t>712.50</w:t>
+            </w:r>
+          </w:p>
+        </w:tc>
+        <w:tc>
+          <w:tcPr>
+            <w:tcW w:type="dxa" w:w="3456"/>
+            <w:shd w:fill="F8FAFC"/>
+            <w:tcMar>
+              <w:top w:w="100" w:type="dxa"/>
+              <w:bottom w:w="100" w:type="dxa"/>
+              <w:left w:w="120" w:type="dxa"/>
+              <w:right w:w="120" w:type="dxa"/>
+            </w:tcMar>
+            <w:tcBorders>
+              <w:top w:val="single" w:sz="4" w:space="0" w:color="CCCCCC"/>
+              <w:bottom w:val="single" w:sz="4" w:space="0" w:color="CCCCCC"/>
+              <w:left w:val="single" w:sz="4" w:space="0" w:color="CCCCCC"/>
+              <w:right w:val="single" w:sz="4" w:space="0" w:color="CCCCCC"/>
+            </w:tcBorders>
+          </w:tcPr>
+          <w:p>
+            <w:pPr>
+              <w:spacing w:before="60" w:after="60" w:line="252" w:lineRule="auto"/>
+              <w:jc w:val="left"/>
+            </w:pPr>
+            <w:r/>
+            <w:r>
+              <w:rPr>
+                <w:b/>
+              </w:rPr>
+              <w:t>-0.25</w:t>
+            </w:r>
+          </w:p>
+        </w:tc>
+        <w:tc>
+          <w:tcPr>
+            <w:tcW w:type="dxa" w:w="1440"/>
+            <w:shd w:fill="F8FAFC"/>
+            <w:tcMar>
+              <w:top w:w="100" w:type="dxa"/>
+              <w:bottom w:w="100" w:type="dxa"/>
+              <w:left w:w="120" w:type="dxa"/>
+              <w:right w:w="120" w:type="dxa"/>
+            </w:tcMar>
+            <w:tcBorders>
+              <w:top w:val="single" w:sz="4" w:space="0" w:color="CCCCCC"/>
+              <w:bottom w:val="single" w:sz="4" w:space="0" w:color="CCCCCC"/>
+              <w:left w:val="single" w:sz="4" w:space="0" w:color="CCCCCC"/>
+              <w:right w:val="single" w:sz="4" w:space="0" w:color="CCCCCC"/>
+            </w:tcBorders>
+          </w:tcPr>
+          <w:p>
+            <w:pPr>
+              <w:spacing w:before="60" w:after="60" w:line="252" w:lineRule="auto"/>
+              <w:jc w:val="left"/>
+            </w:pPr>
+            <w:r/>
+            <w:r>
+              <w:t>BEAR</w:t>
+            </w:r>
+          </w:p>
+        </w:tc>
+      </w:tr>
+      <w:tr>
+        <w:tc>
+          <w:tcPr>
+            <w:tcW w:type="dxa" w:w="1584"/>
+            <w:shd w:fill="FFFFFF"/>
+            <w:tcMar>
+              <w:top w:w="100" w:type="dxa"/>
+              <w:bottom w:w="100" w:type="dxa"/>
+              <w:left w:w="120" w:type="dxa"/>
+              <w:right w:w="120" w:type="dxa"/>
+            </w:tcMar>
+            <w:tcBorders>
+              <w:top w:val="single" w:sz="4" w:space="0" w:color="CCCCCC"/>
+              <w:bottom w:val="single" w:sz="4" w:space="0" w:color="CCCCCC"/>
+              <w:left w:val="single" w:sz="4" w:space="0" w:color="CCCCCC"/>
+              <w:right w:val="single" w:sz="4" w:space="0" w:color="CCCCCC"/>
+            </w:tcBorders>
+          </w:tcPr>
+          <w:p>
+            <w:pPr>
+              <w:spacing w:before="60" w:after="60" w:line="252" w:lineRule="auto"/>
+              <w:jc w:val="left"/>
+            </w:pPr>
+            <w:r/>
+            <w:r>
+              <w:rPr>
+                <w:b/>
+              </w:rPr>
+              <w:t>Thu 01/10</w:t>
+            </w:r>
+          </w:p>
+        </w:tc>
+        <w:tc>
+          <w:tcPr>
+            <w:tcW w:type="dxa" w:w="864"/>
+            <w:shd w:fill="FFFFFF"/>
+            <w:tcMar>
+              <w:top w:w="100" w:type="dxa"/>
+              <w:bottom w:w="100" w:type="dxa"/>
+              <w:left w:w="120" w:type="dxa"/>
+              <w:right w:w="120" w:type="dxa"/>
+            </w:tcMar>
+            <w:tcBorders>
+              <w:top w:val="single" w:sz="4" w:space="0" w:color="CCCCCC"/>
+              <w:bottom w:val="single" w:sz="4" w:space="0" w:color="CCCCCC"/>
+              <w:left w:val="single" w:sz="4" w:space="0" w:color="CCCCCC"/>
+              <w:right w:val="single" w:sz="4" w:space="0" w:color="CCCCCC"/>
+            </w:tcBorders>
+          </w:tcPr>
+          <w:p>
+            <w:pPr>
+              <w:spacing w:before="60" w:after="60" w:line="252" w:lineRule="auto"/>
+              <w:jc w:val="left"/>
+            </w:pPr>
+            <w:r/>
+            <w:r>
+              <w:t>Asia 11-15</w:t>
+            </w:r>
+          </w:p>
+        </w:tc>
+        <w:tc>
+          <w:tcPr>
+            <w:tcW w:type="dxa" w:w="1440"/>
+            <w:shd w:fill="FFFFFF"/>
+            <w:tcMar>
+              <w:top w:w="100" w:type="dxa"/>
+              <w:bottom w:w="100" w:type="dxa"/>
+              <w:left w:w="120" w:type="dxa"/>
+              <w:right w:w="120" w:type="dxa"/>
+            </w:tcMar>
+            <w:tcBorders>
+              <w:top w:val="single" w:sz="4" w:space="0" w:color="CCCCCC"/>
+              <w:bottom w:val="single" w:sz="4" w:space="0" w:color="CCCCCC"/>
+              <w:left w:val="single" w:sz="4" w:space="0" w:color="CCCCCC"/>
+              <w:right w:val="single" w:sz="4" w:space="0" w:color="CCCCCC"/>
+            </w:tcBorders>
+          </w:tcPr>
+          <w:p>
+            <w:pPr>
+              <w:spacing w:before="60" w:after="60" w:line="252" w:lineRule="auto"/>
+              <w:jc w:val="left"/>
+            </w:pPr>
+            <w:r/>
+            <w:r>
+              <w:t>712.50</w:t>
+            </w:r>
+          </w:p>
+        </w:tc>
+        <w:tc>
+          <w:tcPr>
+            <w:tcW w:type="dxa" w:w="2016"/>
+            <w:shd w:fill="FFFFFF"/>
+            <w:tcMar>
+              <w:top w:w="100" w:type="dxa"/>
+              <w:bottom w:w="100" w:type="dxa"/>
+              <w:left w:w="120" w:type="dxa"/>
+              <w:right w:w="120" w:type="dxa"/>
+            </w:tcMar>
+            <w:tcBorders>
+              <w:top w:val="single" w:sz="4" w:space="0" w:color="CCCCCC"/>
+              <w:bottom w:val="single" w:sz="4" w:space="0" w:color="CCCCCC"/>
+              <w:left w:val="single" w:sz="4" w:space="0" w:color="CCCCCC"/>
+              <w:right w:val="single" w:sz="4" w:space="0" w:color="CCCCCC"/>
+            </w:tcBorders>
+          </w:tcPr>
+          <w:p>
+            <w:pPr>
+              <w:spacing w:before="60" w:after="60" w:line="252" w:lineRule="auto"/>
+              <w:jc w:val="left"/>
+            </w:pPr>
+            <w:r/>
+            <w:r>
+              <w:t>722.25</w:t>
+            </w:r>
+          </w:p>
+        </w:tc>
+        <w:tc>
+          <w:tcPr>
+            <w:tcW w:type="dxa" w:w="1152"/>
+            <w:shd w:fill="FFFFFF"/>
+            <w:tcMar>
+              <w:top w:w="100" w:type="dxa"/>
+              <w:bottom w:w="100" w:type="dxa"/>
+              <w:left w:w="120" w:type="dxa"/>
+              <w:right w:w="120" w:type="dxa"/>
+            </w:tcMar>
+            <w:tcBorders>
+              <w:top w:val="single" w:sz="4" w:space="0" w:color="CCCCCC"/>
+              <w:bottom w:val="single" w:sz="4" w:space="0" w:color="CCCCCC"/>
+              <w:left w:val="single" w:sz="4" w:space="0" w:color="CCCCCC"/>
+              <w:right w:val="single" w:sz="4" w:space="0" w:color="CCCCCC"/>
+            </w:tcBorders>
+          </w:tcPr>
+          <w:p>
+            <w:pPr>
+              <w:spacing w:before="60" w:after="60" w:line="252" w:lineRule="auto"/>
+              <w:jc w:val="left"/>
+            </w:pPr>
+            <w:r/>
+            <w:r>
+              <w:t>702.75</w:t>
+            </w:r>
+          </w:p>
+        </w:tc>
+        <w:tc>
+          <w:tcPr>
+            <w:tcW w:type="dxa" w:w="1728"/>
+            <w:shd w:fill="FFFFFF"/>
+            <w:tcMar>
+              <w:top w:w="100" w:type="dxa"/>
+              <w:bottom w:w="100" w:type="dxa"/>
+              <w:left w:w="120" w:type="dxa"/>
+              <w:right w:w="120" w:type="dxa"/>
+            </w:tcMar>
+            <w:tcBorders>
+              <w:top w:val="single" w:sz="4" w:space="0" w:color="CCCCCC"/>
+              <w:bottom w:val="single" w:sz="4" w:space="0" w:color="CCCCCC"/>
+              <w:left w:val="single" w:sz="4" w:space="0" w:color="CCCCCC"/>
+              <w:right w:val="single" w:sz="4" w:space="0" w:color="CCCCCC"/>
+            </w:tcBorders>
+          </w:tcPr>
+          <w:p>
+            <w:pPr>
+              <w:spacing w:before="60" w:after="60" w:line="252" w:lineRule="auto"/>
+              <w:jc w:val="left"/>
+            </w:pPr>
+            <w:r/>
+            <w:r>
+              <w:rPr>
+                <w:b/>
+              </w:rPr>
+              <w:t>713.00</w:t>
+            </w:r>
+          </w:p>
+        </w:tc>
+        <w:tc>
+          <w:tcPr>
+            <w:tcW w:type="dxa" w:w="3456"/>
+            <w:shd w:fill="FFFFFF"/>
+            <w:tcMar>
+              <w:top w:w="100" w:type="dxa"/>
+              <w:bottom w:w="100" w:type="dxa"/>
+              <w:left w:w="120" w:type="dxa"/>
+              <w:right w:w="120" w:type="dxa"/>
+            </w:tcMar>
+            <w:tcBorders>
+              <w:top w:val="single" w:sz="4" w:space="0" w:color="CCCCCC"/>
+              <w:bottom w:val="single" w:sz="4" w:space="0" w:color="CCCCCC"/>
+              <w:left w:val="single" w:sz="4" w:space="0" w:color="CCCCCC"/>
+              <w:right w:val="single" w:sz="4" w:space="0" w:color="CCCCCC"/>
+            </w:tcBorders>
+          </w:tcPr>
+          <w:p>
+            <w:pPr>
+              <w:spacing w:before="60" w:after="60" w:line="252" w:lineRule="auto"/>
+              <w:jc w:val="left"/>
+            </w:pPr>
+            <w:r/>
+            <w:r>
+              <w:rPr>
+                <w:b/>
+              </w:rPr>
+              <w:t>+0.50</w:t>
+            </w:r>
+          </w:p>
+        </w:tc>
+        <w:tc>
+          <w:tcPr>
+            <w:tcW w:type="dxa" w:w="1440"/>
+            <w:shd w:fill="FFFFFF"/>
+            <w:tcMar>
+              <w:top w:w="100" w:type="dxa"/>
+              <w:bottom w:w="100" w:type="dxa"/>
+              <w:left w:w="120" w:type="dxa"/>
+              <w:right w:w="120" w:type="dxa"/>
+            </w:tcMar>
+            <w:tcBorders>
+              <w:top w:val="single" w:sz="4" w:space="0" w:color="CCCCCC"/>
+              <w:bottom w:val="single" w:sz="4" w:space="0" w:color="CCCCCC"/>
+              <w:left w:val="single" w:sz="4" w:space="0" w:color="CCCCCC"/>
+              <w:right w:val="single" w:sz="4" w:space="0" w:color="CCCCCC"/>
+            </w:tcBorders>
+          </w:tcPr>
+          <w:p>
+            <w:pPr>
+              <w:spacing w:before="60" w:after="60" w:line="252" w:lineRule="auto"/>
+              <w:jc w:val="left"/>
+            </w:pPr>
+            <w:r/>
+            <w:r>
+              <w:t>BULL</w:t>
+            </w:r>
+          </w:p>
+        </w:tc>
+      </w:tr>
+      <w:tr>
+        <w:tc>
+          <w:tcPr>
+            <w:tcW w:type="dxa" w:w="1584"/>
+            <w:shd w:fill="F8FAFC"/>
+            <w:tcMar>
+              <w:top w:w="100" w:type="dxa"/>
+              <w:bottom w:w="100" w:type="dxa"/>
+              <w:left w:w="120" w:type="dxa"/>
+              <w:right w:w="120" w:type="dxa"/>
+            </w:tcMar>
+            <w:tcBorders>
+              <w:top w:val="single" w:sz="4" w:space="0" w:color="CCCCCC"/>
+              <w:bottom w:val="single" w:sz="4" w:space="0" w:color="CCCCCC"/>
+              <w:left w:val="single" w:sz="4" w:space="0" w:color="CCCCCC"/>
+              <w:right w:val="single" w:sz="4" w:space="0" w:color="CCCCCC"/>
+            </w:tcBorders>
+          </w:tcPr>
+          <w:p>
+            <w:pPr>
+              <w:spacing w:before="60" w:after="60" w:line="252" w:lineRule="auto"/>
+              <w:jc w:val="left"/>
+            </w:pPr>
+            <w:r/>
+            <w:r>
+              <w:rPr>
+                <w:b/>
+              </w:rPr>
+              <w:t>Thu 01/10</w:t>
+            </w:r>
+          </w:p>
+        </w:tc>
+        <w:tc>
+          <w:tcPr>
+            <w:tcW w:type="dxa" w:w="864"/>
+            <w:shd w:fill="F8FAFC"/>
+            <w:tcMar>
+              <w:top w:w="100" w:type="dxa"/>
+              <w:bottom w:w="100" w:type="dxa"/>
+              <w:left w:w="120" w:type="dxa"/>
+              <w:right w:w="120" w:type="dxa"/>
+            </w:tcMar>
+            <w:tcBorders>
+              <w:top w:val="single" w:sz="4" w:space="0" w:color="CCCCCC"/>
+              <w:bottom w:val="single" w:sz="4" w:space="0" w:color="CCCCCC"/>
+              <w:left w:val="single" w:sz="4" w:space="0" w:color="CCCCCC"/>
+              <w:right w:val="single" w:sz="4" w:space="0" w:color="CCCCCC"/>
+            </w:tcBorders>
+          </w:tcPr>
+          <w:p>
+            <w:pPr>
+              <w:spacing w:before="60" w:after="60" w:line="252" w:lineRule="auto"/>
+              <w:jc w:val="left"/>
+            </w:pPr>
+            <w:r/>
+            <w:r>
+              <w:t>London 15-19</w:t>
+            </w:r>
+          </w:p>
+        </w:tc>
+        <w:tc>
+          <w:tcPr>
+            <w:tcW w:type="dxa" w:w="1440"/>
+            <w:shd w:fill="F8FAFC"/>
+            <w:tcMar>
+              <w:top w:w="100" w:type="dxa"/>
+              <w:bottom w:w="100" w:type="dxa"/>
+              <w:left w:w="120" w:type="dxa"/>
+              <w:right w:w="120" w:type="dxa"/>
+            </w:tcMar>
+            <w:tcBorders>
+              <w:top w:val="single" w:sz="4" w:space="0" w:color="CCCCCC"/>
+              <w:bottom w:val="single" w:sz="4" w:space="0" w:color="CCCCCC"/>
+              <w:left w:val="single" w:sz="4" w:space="0" w:color="CCCCCC"/>
+              <w:right w:val="single" w:sz="4" w:space="0" w:color="CCCCCC"/>
+            </w:tcBorders>
+          </w:tcPr>
+          <w:p>
+            <w:pPr>
+              <w:spacing w:before="60" w:after="60" w:line="252" w:lineRule="auto"/>
+              <w:jc w:val="left"/>
+            </w:pPr>
+            <w:r/>
+            <w:r>
+              <w:t>713.00</w:t>
+            </w:r>
+          </w:p>
+        </w:tc>
+        <w:tc>
+          <w:tcPr>
+            <w:tcW w:type="dxa" w:w="2016"/>
+            <w:shd w:fill="F8FAFC"/>
+            <w:tcMar>
+              <w:top w:w="100" w:type="dxa"/>
+              <w:bottom w:w="100" w:type="dxa"/>
+              <w:left w:w="120" w:type="dxa"/>
+              <w:right w:w="120" w:type="dxa"/>
+            </w:tcMar>
+            <w:tcBorders>
+              <w:top w:val="single" w:sz="4" w:space="0" w:color="CCCCCC"/>
+              <w:bottom w:val="single" w:sz="4" w:space="0" w:color="CCCCCC"/>
+              <w:left w:val="single" w:sz="4" w:space="0" w:color="CCCCCC"/>
+              <w:right w:val="single" w:sz="4" w:space="0" w:color="CCCCCC"/>
+            </w:tcBorders>
+          </w:tcPr>
+          <w:p>
+            <w:pPr>
+              <w:spacing w:before="60" w:after="60" w:line="252" w:lineRule="auto"/>
+              <w:jc w:val="left"/>
+            </w:pPr>
+            <w:r/>
+            <w:r>
+              <w:t>723.75</w:t>
+            </w:r>
+          </w:p>
+        </w:tc>
+        <w:tc>
+          <w:tcPr>
+            <w:tcW w:type="dxa" w:w="1152"/>
+            <w:shd w:fill="F8FAFC"/>
+            <w:tcMar>
+              <w:top w:w="100" w:type="dxa"/>
+              <w:bottom w:w="100" w:type="dxa"/>
+              <w:left w:w="120" w:type="dxa"/>
+              <w:right w:w="120" w:type="dxa"/>
+            </w:tcMar>
+            <w:tcBorders>
+              <w:top w:val="single" w:sz="4" w:space="0" w:color="CCCCCC"/>
+              <w:bottom w:val="single" w:sz="4" w:space="0" w:color="CCCCCC"/>
+              <w:left w:val="single" w:sz="4" w:space="0" w:color="CCCCCC"/>
+              <w:right w:val="single" w:sz="4" w:space="0" w:color="CCCCCC"/>
+            </w:tcBorders>
+          </w:tcPr>
+          <w:p>
+            <w:pPr>
+              <w:spacing w:before="60" w:after="60" w:line="252" w:lineRule="auto"/>
+              <w:jc w:val="left"/>
+            </w:pPr>
+            <w:r/>
+            <w:r>
+              <w:t>705.75</w:t>
+            </w:r>
+          </w:p>
+        </w:tc>
+        <w:tc>
+          <w:tcPr>
+            <w:tcW w:type="dxa" w:w="1728"/>
+            <w:shd w:fill="F8FAFC"/>
+            <w:tcMar>
+              <w:top w:w="100" w:type="dxa"/>
+              <w:bottom w:w="100" w:type="dxa"/>
+              <w:left w:w="120" w:type="dxa"/>
+              <w:right w:w="120" w:type="dxa"/>
+            </w:tcMar>
+            <w:tcBorders>
+              <w:top w:val="single" w:sz="4" w:space="0" w:color="CCCCCC"/>
+              <w:bottom w:val="single" w:sz="4" w:space="0" w:color="CCCCCC"/>
+              <w:left w:val="single" w:sz="4" w:space="0" w:color="CCCCCC"/>
+              <w:right w:val="single" w:sz="4" w:space="0" w:color="CCCCCC"/>
+            </w:tcBorders>
+          </w:tcPr>
+          <w:p>
+            <w:pPr>
+              <w:spacing w:before="60" w:after="60" w:line="252" w:lineRule="auto"/>
+              <w:jc w:val="left"/>
+            </w:pPr>
+            <w:r/>
+            <w:r>
+              <w:rPr>
+                <w:b/>
+              </w:rPr>
+              <w:t>713.75</w:t>
+            </w:r>
+          </w:p>
+        </w:tc>
+        <w:tc>
+          <w:tcPr>
+            <w:tcW w:type="dxa" w:w="3456"/>
+            <w:shd w:fill="F8FAFC"/>
+            <w:tcMar>
+              <w:top w:w="100" w:type="dxa"/>
+              <w:bottom w:w="100" w:type="dxa"/>
+              <w:left w:w="120" w:type="dxa"/>
+              <w:right w:w="120" w:type="dxa"/>
+            </w:tcMar>
+            <w:tcBorders>
+              <w:top w:val="single" w:sz="4" w:space="0" w:color="CCCCCC"/>
+              <w:bottom w:val="single" w:sz="4" w:space="0" w:color="CCCCCC"/>
+              <w:left w:val="single" w:sz="4" w:space="0" w:color="CCCCCC"/>
+              <w:right w:val="single" w:sz="4" w:space="0" w:color="CCCCCC"/>
+            </w:tcBorders>
+          </w:tcPr>
+          <w:p>
+            <w:pPr>
+              <w:spacing w:before="60" w:after="60" w:line="252" w:lineRule="auto"/>
+              <w:jc w:val="left"/>
+            </w:pPr>
+            <w:r/>
+            <w:r>
+              <w:rPr>
+                <w:b/>
+              </w:rPr>
+              <w:t>+0.75</w:t>
+            </w:r>
+          </w:p>
+        </w:tc>
+        <w:tc>
+          <w:tcPr>
+            <w:tcW w:type="dxa" w:w="1440"/>
+            <w:shd w:fill="F8FAFC"/>
+            <w:tcMar>
+              <w:top w:w="100" w:type="dxa"/>
+              <w:bottom w:w="100" w:type="dxa"/>
+              <w:left w:w="120" w:type="dxa"/>
+              <w:right w:w="120" w:type="dxa"/>
+            </w:tcMar>
+            <w:tcBorders>
+              <w:top w:val="single" w:sz="4" w:space="0" w:color="CCCCCC"/>
+              <w:bottom w:val="single" w:sz="4" w:space="0" w:color="CCCCCC"/>
+              <w:left w:val="single" w:sz="4" w:space="0" w:color="CCCCCC"/>
+              <w:right w:val="single" w:sz="4" w:space="0" w:color="CCCCCC"/>
+            </w:tcBorders>
+          </w:tcPr>
+          <w:p>
+            <w:pPr>
+              <w:spacing w:before="60" w:after="60" w:line="252" w:lineRule="auto"/>
+              <w:jc w:val="left"/>
+            </w:pPr>
+            <w:r/>
+            <w:r>
+              <w:t>BULL</w:t>
+            </w:r>
+          </w:p>
+        </w:tc>
+      </w:tr>
+      <w:tr>
+        <w:tc>
+          <w:tcPr>
+            <w:tcW w:type="dxa" w:w="1584"/>
+            <w:shd w:fill="FFFFFF"/>
+            <w:tcMar>
+              <w:top w:w="100" w:type="dxa"/>
+              <w:bottom w:w="100" w:type="dxa"/>
+              <w:left w:w="120" w:type="dxa"/>
+              <w:right w:w="120" w:type="dxa"/>
+            </w:tcMar>
+            <w:tcBorders>
+              <w:top w:val="single" w:sz="4" w:space="0" w:color="CCCCCC"/>
+              <w:bottom w:val="single" w:sz="4" w:space="0" w:color="CCCCCC"/>
+              <w:left w:val="single" w:sz="4" w:space="0" w:color="CCCCCC"/>
+              <w:right w:val="single" w:sz="4" w:space="0" w:color="CCCCCC"/>
+            </w:tcBorders>
+          </w:tcPr>
+          <w:p>
+            <w:pPr>
+              <w:spacing w:before="60" w:after="60" w:line="252" w:lineRule="auto"/>
+              <w:jc w:val="left"/>
+            </w:pPr>
+            <w:r/>
+            <w:r>
+              <w:rPr>
+                <w:b/>
+              </w:rPr>
+              <w:t>Thu 01/10</w:t>
+            </w:r>
+          </w:p>
+        </w:tc>
+        <w:tc>
+          <w:tcPr>
+            <w:tcW w:type="dxa" w:w="864"/>
+            <w:shd w:fill="FFFFFF"/>
+            <w:tcMar>
+              <w:top w:w="100" w:type="dxa"/>
+              <w:bottom w:w="100" w:type="dxa"/>
+              <w:left w:w="120" w:type="dxa"/>
+              <w:right w:w="120" w:type="dxa"/>
+            </w:tcMar>
+            <w:tcBorders>
+              <w:top w:val="single" w:sz="4" w:space="0" w:color="CCCCCC"/>
+              <w:bottom w:val="single" w:sz="4" w:space="0" w:color="CCCCCC"/>
+              <w:left w:val="single" w:sz="4" w:space="0" w:color="CCCCCC"/>
+              <w:right w:val="single" w:sz="4" w:space="0" w:color="CCCCCC"/>
+            </w:tcBorders>
+          </w:tcPr>
+          <w:p>
+            <w:pPr>
+              <w:spacing w:before="60" w:after="60" w:line="252" w:lineRule="auto"/>
+              <w:jc w:val="left"/>
+            </w:pPr>
+            <w:r/>
+            <w:r>
+              <w:t>Pre-NY 19-21</w:t>
+            </w:r>
+          </w:p>
+        </w:tc>
+        <w:tc>
+          <w:tcPr>
+            <w:tcW w:type="dxa" w:w="1440"/>
+            <w:shd w:fill="FFFFFF"/>
+            <w:tcMar>
+              <w:top w:w="100" w:type="dxa"/>
+              <w:bottom w:w="100" w:type="dxa"/>
+              <w:left w:w="120" w:type="dxa"/>
+              <w:right w:w="120" w:type="dxa"/>
+            </w:tcMar>
+            <w:tcBorders>
+              <w:top w:val="single" w:sz="4" w:space="0" w:color="CCCCCC"/>
+              <w:bottom w:val="single" w:sz="4" w:space="0" w:color="CCCCCC"/>
+              <w:left w:val="single" w:sz="4" w:space="0" w:color="CCCCCC"/>
+              <w:right w:val="single" w:sz="4" w:space="0" w:color="CCCCCC"/>
+            </w:tcBorders>
+          </w:tcPr>
+          <w:p>
+            <w:pPr>
+              <w:spacing w:before="60" w:after="60" w:line="252" w:lineRule="auto"/>
+              <w:jc w:val="left"/>
+            </w:pPr>
+            <w:r/>
+            <w:r>
+              <w:t>713.75</w:t>
+            </w:r>
+          </w:p>
+        </w:tc>
+        <w:tc>
+          <w:tcPr>
+            <w:tcW w:type="dxa" w:w="2016"/>
+            <w:shd w:fill="FFFFFF"/>
+            <w:tcMar>
+              <w:top w:w="100" w:type="dxa"/>
+              <w:bottom w:w="100" w:type="dxa"/>
+              <w:left w:w="120" w:type="dxa"/>
+              <w:right w:w="120" w:type="dxa"/>
+            </w:tcMar>
+            <w:tcBorders>
+              <w:top w:val="single" w:sz="4" w:space="0" w:color="CCCCCC"/>
+              <w:bottom w:val="single" w:sz="4" w:space="0" w:color="CCCCCC"/>
+              <w:left w:val="single" w:sz="4" w:space="0" w:color="CCCCCC"/>
+              <w:right w:val="single" w:sz="4" w:space="0" w:color="CCCCCC"/>
+            </w:tcBorders>
+          </w:tcPr>
+          <w:p>
+            <w:pPr>
+              <w:spacing w:before="60" w:after="60" w:line="252" w:lineRule="auto"/>
+              <w:jc w:val="left"/>
+            </w:pPr>
+            <w:r/>
+            <w:r>
+              <w:t>720.25</w:t>
+            </w:r>
+          </w:p>
+        </w:tc>
+        <w:tc>
+          <w:tcPr>
+            <w:tcW w:type="dxa" w:w="1152"/>
+            <w:shd w:fill="FFFFFF"/>
+            <w:tcMar>
+              <w:top w:w="100" w:type="dxa"/>
+              <w:bottom w:w="100" w:type="dxa"/>
+              <w:left w:w="120" w:type="dxa"/>
+              <w:right w:w="120" w:type="dxa"/>
+            </w:tcMar>
+            <w:tcBorders>
+              <w:top w:val="single" w:sz="4" w:space="0" w:color="CCCCCC"/>
+              <w:bottom w:val="single" w:sz="4" w:space="0" w:color="CCCCCC"/>
+              <w:left w:val="single" w:sz="4" w:space="0" w:color="CCCCCC"/>
+              <w:right w:val="single" w:sz="4" w:space="0" w:color="CCCCCC"/>
+            </w:tcBorders>
+          </w:tcPr>
+          <w:p>
+            <w:pPr>
+              <w:spacing w:before="60" w:after="60" w:line="252" w:lineRule="auto"/>
+              <w:jc w:val="left"/>
+            </w:pPr>
+            <w:r/>
+            <w:r>
+              <w:t>705.25</w:t>
+            </w:r>
+          </w:p>
+        </w:tc>
+        <w:tc>
+          <w:tcPr>
+            <w:tcW w:type="dxa" w:w="1728"/>
+            <w:shd w:fill="FFFFFF"/>
+            <w:tcMar>
+              <w:top w:w="100" w:type="dxa"/>
+              <w:bottom w:w="100" w:type="dxa"/>
+              <w:left w:w="120" w:type="dxa"/>
+              <w:right w:w="120" w:type="dxa"/>
+            </w:tcMar>
+            <w:tcBorders>
+              <w:top w:val="single" w:sz="4" w:space="0" w:color="CCCCCC"/>
+              <w:bottom w:val="single" w:sz="4" w:space="0" w:color="CCCCCC"/>
+              <w:left w:val="single" w:sz="4" w:space="0" w:color="CCCCCC"/>
+              <w:right w:val="single" w:sz="4" w:space="0" w:color="CCCCCC"/>
+            </w:tcBorders>
+          </w:tcPr>
+          <w:p>
+            <w:pPr>
+              <w:spacing w:before="60" w:after="60" w:line="252" w:lineRule="auto"/>
+              <w:jc w:val="left"/>
+            </w:pPr>
+            <w:r/>
+            <w:r>
+              <w:rPr>
+                <w:b/>
+              </w:rPr>
+              <w:t>714.25</w:t>
+            </w:r>
+          </w:p>
+        </w:tc>
+        <w:tc>
+          <w:tcPr>
+            <w:tcW w:type="dxa" w:w="3456"/>
+            <w:shd w:fill="FFFFFF"/>
+            <w:tcMar>
+              <w:top w:w="100" w:type="dxa"/>
+              <w:bottom w:w="100" w:type="dxa"/>
+              <w:left w:w="120" w:type="dxa"/>
+              <w:right w:w="120" w:type="dxa"/>
+            </w:tcMar>
+            <w:tcBorders>
+              <w:top w:val="single" w:sz="4" w:space="0" w:color="CCCCCC"/>
+              <w:bottom w:val="single" w:sz="4" w:space="0" w:color="CCCCCC"/>
+              <w:left w:val="single" w:sz="4" w:space="0" w:color="CCCCCC"/>
+              <w:right w:val="single" w:sz="4" w:space="0" w:color="CCCCCC"/>
+            </w:tcBorders>
+          </w:tcPr>
+          <w:p>
+            <w:pPr>
+              <w:spacing w:before="60" w:after="60" w:line="252" w:lineRule="auto"/>
+              <w:jc w:val="left"/>
+            </w:pPr>
+            <w:r/>
+            <w:r>
+              <w:rPr>
+                <w:b/>
+              </w:rPr>
+              <w:t>+0.50</w:t>
+            </w:r>
+          </w:p>
+        </w:tc>
+        <w:tc>
+          <w:tcPr>
+            <w:tcW w:type="dxa" w:w="1440"/>
+            <w:shd w:fill="FFFFFF"/>
+            <w:tcMar>
+              <w:top w:w="100" w:type="dxa"/>
+              <w:bottom w:w="100" w:type="dxa"/>
+              <w:left w:w="120" w:type="dxa"/>
+              <w:right w:w="120" w:type="dxa"/>
+            </w:tcMar>
+            <w:tcBorders>
+              <w:top w:val="single" w:sz="4" w:space="0" w:color="CCCCCC"/>
+              <w:bottom w:val="single" w:sz="4" w:space="0" w:color="CCCCCC"/>
+              <w:left w:val="single" w:sz="4" w:space="0" w:color="CCCCCC"/>
+              <w:right w:val="single" w:sz="4" w:space="0" w:color="CCCCCC"/>
+            </w:tcBorders>
+          </w:tcPr>
+          <w:p>
+            <w:pPr>
+              <w:spacing w:before="60" w:after="60" w:line="252" w:lineRule="auto"/>
+              <w:jc w:val="left"/>
+            </w:pPr>
+            <w:r/>
+            <w:r>
+              <w:t>BULL</w:t>
+            </w:r>
+          </w:p>
+        </w:tc>
+      </w:tr>
+      <w:tr>
+        <w:tc>
+          <w:tcPr>
+            <w:tcW w:type="dxa" w:w="1584"/>
+            <w:shd w:fill="F8FAFC"/>
+            <w:tcMar>
+              <w:top w:w="100" w:type="dxa"/>
+              <w:bottom w:w="100" w:type="dxa"/>
+              <w:left w:w="120" w:type="dxa"/>
+              <w:right w:w="120" w:type="dxa"/>
+            </w:tcMar>
+            <w:tcBorders>
+              <w:top w:val="single" w:sz="4" w:space="0" w:color="CCCCCC"/>
+              <w:bottom w:val="single" w:sz="4" w:space="0" w:color="CCCCCC"/>
+              <w:left w:val="single" w:sz="4" w:space="0" w:color="CCCCCC"/>
+              <w:right w:val="single" w:sz="4" w:space="0" w:color="CCCCCC"/>
+            </w:tcBorders>
+          </w:tcPr>
+          <w:p>
+            <w:pPr>
+              <w:spacing w:before="60" w:after="60" w:line="252" w:lineRule="auto"/>
+              <w:jc w:val="left"/>
+            </w:pPr>
+            <w:r/>
+            <w:r>
+              <w:rPr>
+                <w:b/>
+              </w:rPr>
+              <w:t>Thu 01/10</w:t>
+            </w:r>
+          </w:p>
+        </w:tc>
+        <w:tc>
+          <w:tcPr>
+            <w:tcW w:type="dxa" w:w="864"/>
+            <w:shd w:fill="F8FAFC"/>
+            <w:tcMar>
+              <w:top w:w="100" w:type="dxa"/>
+              <w:bottom w:w="100" w:type="dxa"/>
+              <w:left w:w="120" w:type="dxa"/>
+              <w:right w:w="120" w:type="dxa"/>
+            </w:tcMar>
+            <w:tcBorders>
+              <w:top w:val="single" w:sz="4" w:space="0" w:color="CCCCCC"/>
+              <w:bottom w:val="single" w:sz="4" w:space="0" w:color="CCCCCC"/>
+              <w:left w:val="single" w:sz="4" w:space="0" w:color="CCCCCC"/>
+              <w:right w:val="single" w:sz="4" w:space="0" w:color="CCCCCC"/>
+            </w:tcBorders>
+          </w:tcPr>
+          <w:p>
+            <w:pPr>
+              <w:spacing w:before="60" w:after="60" w:line="252" w:lineRule="auto"/>
+              <w:jc w:val="left"/>
+            </w:pPr>
+            <w:r/>
+            <w:r>
+              <w:t>NY Open 21-23</w:t>
+            </w:r>
+          </w:p>
+        </w:tc>
+        <w:tc>
+          <w:tcPr>
+            <w:tcW w:type="dxa" w:w="1440"/>
+            <w:shd w:fill="F8FAFC"/>
+            <w:tcMar>
+              <w:top w:w="100" w:type="dxa"/>
+              <w:bottom w:w="100" w:type="dxa"/>
+              <w:left w:w="120" w:type="dxa"/>
+              <w:right w:w="120" w:type="dxa"/>
+            </w:tcMar>
+            <w:tcBorders>
+              <w:top w:val="single" w:sz="4" w:space="0" w:color="CCCCCC"/>
+              <w:bottom w:val="single" w:sz="4" w:space="0" w:color="CCCCCC"/>
+              <w:left w:val="single" w:sz="4" w:space="0" w:color="CCCCCC"/>
+              <w:right w:val="single" w:sz="4" w:space="0" w:color="CCCCCC"/>
+            </w:tcBorders>
+          </w:tcPr>
+          <w:p>
+            <w:pPr>
+              <w:spacing w:before="60" w:after="60" w:line="252" w:lineRule="auto"/>
+              <w:jc w:val="left"/>
+            </w:pPr>
+            <w:r/>
+            <w:r>
+              <w:t>714.25</w:t>
+            </w:r>
+          </w:p>
+        </w:tc>
+        <w:tc>
+          <w:tcPr>
+            <w:tcW w:type="dxa" w:w="2016"/>
+            <w:shd w:fill="F8FAFC"/>
+            <w:tcMar>
+              <w:top w:w="100" w:type="dxa"/>
+              <w:bottom w:w="100" w:type="dxa"/>
+              <w:left w:w="120" w:type="dxa"/>
+              <w:right w:w="120" w:type="dxa"/>
+            </w:tcMar>
+            <w:tcBorders>
+              <w:top w:val="single" w:sz="4" w:space="0" w:color="CCCCCC"/>
+              <w:bottom w:val="single" w:sz="4" w:space="0" w:color="CCCCCC"/>
+              <w:left w:val="single" w:sz="4" w:space="0" w:color="CCCCCC"/>
+              <w:right w:val="single" w:sz="4" w:space="0" w:color="CCCCCC"/>
+            </w:tcBorders>
+          </w:tcPr>
+          <w:p>
+            <w:pPr>
+              <w:spacing w:before="60" w:after="60" w:line="252" w:lineRule="auto"/>
+              <w:jc w:val="left"/>
+            </w:pPr>
+            <w:r/>
+            <w:r>
+              <w:t>725.25</w:t>
+            </w:r>
+          </w:p>
+        </w:tc>
+        <w:tc>
+          <w:tcPr>
+            <w:tcW w:type="dxa" w:w="1152"/>
+            <w:shd w:fill="F8FAFC"/>
+            <w:tcMar>
+              <w:top w:w="100" w:type="dxa"/>
+              <w:bottom w:w="100" w:type="dxa"/>
+              <w:left w:w="120" w:type="dxa"/>
+              <w:right w:w="120" w:type="dxa"/>
+            </w:tcMar>
+            <w:tcBorders>
+              <w:top w:val="single" w:sz="4" w:space="0" w:color="CCCCCC"/>
+              <w:bottom w:val="single" w:sz="4" w:space="0" w:color="CCCCCC"/>
+              <w:left w:val="single" w:sz="4" w:space="0" w:color="CCCCCC"/>
+              <w:right w:val="single" w:sz="4" w:space="0" w:color="CCCCCC"/>
+            </w:tcBorders>
+          </w:tcPr>
+          <w:p>
+            <w:pPr>
+              <w:spacing w:before="60" w:after="60" w:line="252" w:lineRule="auto"/>
+              <w:jc w:val="left"/>
+            </w:pPr>
+            <w:r/>
+            <w:r>
+              <w:t>702.50</w:t>
+            </w:r>
+          </w:p>
+        </w:tc>
+        <w:tc>
+          <w:tcPr>
+            <w:tcW w:type="dxa" w:w="1728"/>
+            <w:shd w:fill="F8FAFC"/>
+            <w:tcMar>
+              <w:top w:w="100" w:type="dxa"/>
+              <w:bottom w:w="100" w:type="dxa"/>
+              <w:left w:w="120" w:type="dxa"/>
+              <w:right w:w="120" w:type="dxa"/>
+            </w:tcMar>
+            <w:tcBorders>
+              <w:top w:val="single" w:sz="4" w:space="0" w:color="CCCCCC"/>
+              <w:bottom w:val="single" w:sz="4" w:space="0" w:color="CCCCCC"/>
+              <w:left w:val="single" w:sz="4" w:space="0" w:color="CCCCCC"/>
+              <w:right w:val="single" w:sz="4" w:space="0" w:color="CCCCCC"/>
+            </w:tcBorders>
+          </w:tcPr>
+          <w:p>
+            <w:pPr>
+              <w:spacing w:before="60" w:after="60" w:line="252" w:lineRule="auto"/>
+              <w:jc w:val="left"/>
+            </w:pPr>
+            <w:r/>
+            <w:r>
+              <w:rPr>
+                <w:b/>
+              </w:rPr>
+              <w:t>717.75</w:t>
+            </w:r>
+          </w:p>
+        </w:tc>
+        <w:tc>
+          <w:tcPr>
+            <w:tcW w:type="dxa" w:w="3456"/>
+            <w:shd w:fill="F8FAFC"/>
+            <w:tcMar>
+              <w:top w:w="100" w:type="dxa"/>
+              <w:bottom w:w="100" w:type="dxa"/>
+              <w:left w:w="120" w:type="dxa"/>
+              <w:right w:w="120" w:type="dxa"/>
+            </w:tcMar>
+            <w:tcBorders>
+              <w:top w:val="single" w:sz="4" w:space="0" w:color="CCCCCC"/>
+              <w:bottom w:val="single" w:sz="4" w:space="0" w:color="CCCCCC"/>
+              <w:left w:val="single" w:sz="4" w:space="0" w:color="CCCCCC"/>
+              <w:right w:val="single" w:sz="4" w:space="0" w:color="CCCCCC"/>
+            </w:tcBorders>
+          </w:tcPr>
+          <w:p>
+            <w:pPr>
+              <w:spacing w:before="60" w:after="60" w:line="252" w:lineRule="auto"/>
+              <w:jc w:val="left"/>
+            </w:pPr>
+            <w:r/>
+            <w:r>
+              <w:rPr>
+                <w:b/>
+              </w:rPr>
+              <w:t>+3.50</w:t>
+            </w:r>
+          </w:p>
+        </w:tc>
+        <w:tc>
+          <w:tcPr>
+            <w:tcW w:type="dxa" w:w="1440"/>
+            <w:shd w:fill="F8FAFC"/>
+            <w:tcMar>
+              <w:top w:w="100" w:type="dxa"/>
+              <w:bottom w:w="100" w:type="dxa"/>
+              <w:left w:w="120" w:type="dxa"/>
+              <w:right w:w="120" w:type="dxa"/>
+            </w:tcMar>
+            <w:tcBorders>
+              <w:top w:val="single" w:sz="4" w:space="0" w:color="CCCCCC"/>
+              <w:bottom w:val="single" w:sz="4" w:space="0" w:color="CCCCCC"/>
+              <w:left w:val="single" w:sz="4" w:space="0" w:color="CCCCCC"/>
+              <w:right w:val="single" w:sz="4" w:space="0" w:color="CCCCCC"/>
+            </w:tcBorders>
+          </w:tcPr>
+          <w:p>
+            <w:pPr>
+              <w:spacing w:before="60" w:after="60" w:line="252" w:lineRule="auto"/>
+              <w:jc w:val="left"/>
+            </w:pPr>
+            <w:r/>
+            <w:r>
+              <w:t>BULL</w:t>
+            </w:r>
+          </w:p>
+        </w:tc>
+      </w:tr>
+      <w:tr>
+        <w:tc>
+          <w:tcPr>
+            <w:tcW w:type="dxa" w:w="1584"/>
+            <w:shd w:fill="FFFFFF"/>
+            <w:tcMar>
+              <w:top w:w="100" w:type="dxa"/>
+              <w:bottom w:w="100" w:type="dxa"/>
+              <w:left w:w="120" w:type="dxa"/>
+              <w:right w:w="120" w:type="dxa"/>
+            </w:tcMar>
+            <w:tcBorders>
+              <w:top w:val="single" w:sz="4" w:space="0" w:color="CCCCCC"/>
+              <w:bottom w:val="single" w:sz="4" w:space="0" w:color="CCCCCC"/>
+              <w:left w:val="single" w:sz="4" w:space="0" w:color="CCCCCC"/>
+              <w:right w:val="single" w:sz="4" w:space="0" w:color="CCCCCC"/>
+            </w:tcBorders>
+          </w:tcPr>
+          <w:p>
+            <w:pPr>
+              <w:spacing w:before="60" w:after="60" w:line="252" w:lineRule="auto"/>
+              <w:jc w:val="left"/>
+            </w:pPr>
+            <w:r/>
+            <w:r>
+              <w:rPr>
+                <w:b/>
+              </w:rPr>
+              <w:t>Thu 01/10</w:t>
+            </w:r>
+          </w:p>
+        </w:tc>
+        <w:tc>
+          <w:tcPr>
+            <w:tcW w:type="dxa" w:w="864"/>
+            <w:shd w:fill="FFFFFF"/>
+            <w:tcMar>
+              <w:top w:w="100" w:type="dxa"/>
+              <w:bottom w:w="100" w:type="dxa"/>
+              <w:left w:w="120" w:type="dxa"/>
+              <w:right w:w="120" w:type="dxa"/>
+            </w:tcMar>
+            <w:tcBorders>
+              <w:top w:val="single" w:sz="4" w:space="0" w:color="CCCCCC"/>
+              <w:bottom w:val="single" w:sz="4" w:space="0" w:color="CCCCCC"/>
+              <w:left w:val="single" w:sz="4" w:space="0" w:color="CCCCCC"/>
+              <w:right w:val="single" w:sz="4" w:space="0" w:color="CCCCCC"/>
+            </w:tcBorders>
+          </w:tcPr>
+          <w:p>
+            <w:pPr>
+              <w:spacing w:before="60" w:after="60" w:line="252" w:lineRule="auto"/>
+              <w:jc w:val="left"/>
+            </w:pPr>
+            <w:r/>
+            <w:r>
+              <w:t>NY Close 23-01</w:t>
+            </w:r>
+          </w:p>
+        </w:tc>
+        <w:tc>
+          <w:tcPr>
+            <w:tcW w:type="dxa" w:w="1440"/>
+            <w:shd w:fill="FFFFFF"/>
+            <w:tcMar>
+              <w:top w:w="100" w:type="dxa"/>
+              <w:bottom w:w="100" w:type="dxa"/>
+              <w:left w:w="120" w:type="dxa"/>
+              <w:right w:w="120" w:type="dxa"/>
+            </w:tcMar>
+            <w:tcBorders>
+              <w:top w:val="single" w:sz="4" w:space="0" w:color="CCCCCC"/>
+              <w:bottom w:val="single" w:sz="4" w:space="0" w:color="CCCCCC"/>
+              <w:left w:val="single" w:sz="4" w:space="0" w:color="CCCCCC"/>
+              <w:right w:val="single" w:sz="4" w:space="0" w:color="CCCCCC"/>
+            </w:tcBorders>
+          </w:tcPr>
+          <w:p>
+            <w:pPr>
+              <w:spacing w:before="60" w:after="60" w:line="252" w:lineRule="auto"/>
+              <w:jc w:val="left"/>
+            </w:pPr>
+            <w:r/>
+            <w:r>
+              <w:t>717.75</w:t>
+            </w:r>
+          </w:p>
+        </w:tc>
+        <w:tc>
+          <w:tcPr>
+            <w:tcW w:type="dxa" w:w="2016"/>
+            <w:shd w:fill="FFFFFF"/>
+            <w:tcMar>
+              <w:top w:w="100" w:type="dxa"/>
+              <w:bottom w:w="100" w:type="dxa"/>
+              <w:left w:w="120" w:type="dxa"/>
+              <w:right w:w="120" w:type="dxa"/>
+            </w:tcMar>
+            <w:tcBorders>
+              <w:top w:val="single" w:sz="4" w:space="0" w:color="CCCCCC"/>
+              <w:bottom w:val="single" w:sz="4" w:space="0" w:color="CCCCCC"/>
+              <w:left w:val="single" w:sz="4" w:space="0" w:color="CCCCCC"/>
+              <w:right w:val="single" w:sz="4" w:space="0" w:color="CCCCCC"/>
+            </w:tcBorders>
+          </w:tcPr>
+          <w:p>
+            <w:pPr>
+              <w:spacing w:before="60" w:after="60" w:line="252" w:lineRule="auto"/>
+              <w:jc w:val="left"/>
+            </w:pPr>
+            <w:r/>
+            <w:r>
+              <w:t>723.25</w:t>
+            </w:r>
+          </w:p>
+        </w:tc>
+        <w:tc>
+          <w:tcPr>
+            <w:tcW w:type="dxa" w:w="1152"/>
+            <w:shd w:fill="FFFFFF"/>
+            <w:tcMar>
+              <w:top w:w="100" w:type="dxa"/>
+              <w:bottom w:w="100" w:type="dxa"/>
+              <w:left w:w="120" w:type="dxa"/>
+              <w:right w:w="120" w:type="dxa"/>
+            </w:tcMar>
+            <w:tcBorders>
+              <w:top w:val="single" w:sz="4" w:space="0" w:color="CCCCCC"/>
+              <w:bottom w:val="single" w:sz="4" w:space="0" w:color="CCCCCC"/>
+              <w:left w:val="single" w:sz="4" w:space="0" w:color="CCCCCC"/>
+              <w:right w:val="single" w:sz="4" w:space="0" w:color="CCCCCC"/>
+            </w:tcBorders>
+          </w:tcPr>
+          <w:p>
+            <w:pPr>
+              <w:spacing w:before="60" w:after="60" w:line="252" w:lineRule="auto"/>
+              <w:jc w:val="left"/>
+            </w:pPr>
+            <w:r/>
+            <w:r>
+              <w:t>710.00</w:t>
+            </w:r>
+          </w:p>
+        </w:tc>
+        <w:tc>
+          <w:tcPr>
+            <w:tcW w:type="dxa" w:w="1728"/>
+            <w:shd w:fill="FFFFFF"/>
+            <w:tcMar>
+              <w:top w:w="100" w:type="dxa"/>
+              <w:bottom w:w="100" w:type="dxa"/>
+              <w:left w:w="120" w:type="dxa"/>
+              <w:right w:w="120" w:type="dxa"/>
+            </w:tcMar>
+            <w:tcBorders>
+              <w:top w:val="single" w:sz="4" w:space="0" w:color="CCCCCC"/>
+              <w:bottom w:val="single" w:sz="4" w:space="0" w:color="CCCCCC"/>
+              <w:left w:val="single" w:sz="4" w:space="0" w:color="CCCCCC"/>
+              <w:right w:val="single" w:sz="4" w:space="0" w:color="CCCCCC"/>
+            </w:tcBorders>
+          </w:tcPr>
+          <w:p>
+            <w:pPr>
+              <w:spacing w:before="60" w:after="60" w:line="252" w:lineRule="auto"/>
+              <w:jc w:val="left"/>
+            </w:pPr>
+            <w:r/>
+            <w:r>
+              <w:rPr>
+                <w:b/>
+              </w:rPr>
+              <w:t>718.50</w:t>
+            </w:r>
+          </w:p>
+        </w:tc>
+        <w:tc>
+          <w:tcPr>
+            <w:tcW w:type="dxa" w:w="3456"/>
+            <w:shd w:fill="FFFFFF"/>
+            <w:tcMar>
+              <w:top w:w="100" w:type="dxa"/>
+              <w:bottom w:w="100" w:type="dxa"/>
+              <w:left w:w="120" w:type="dxa"/>
+              <w:right w:w="120" w:type="dxa"/>
+            </w:tcMar>
+            <w:tcBorders>
+              <w:top w:val="single" w:sz="4" w:space="0" w:color="CCCCCC"/>
+              <w:bottom w:val="single" w:sz="4" w:space="0" w:color="CCCCCC"/>
+              <w:left w:val="single" w:sz="4" w:space="0" w:color="CCCCCC"/>
+              <w:right w:val="single" w:sz="4" w:space="0" w:color="CCCCCC"/>
+            </w:tcBorders>
+          </w:tcPr>
+          <w:p>
+            <w:pPr>
+              <w:spacing w:before="60" w:after="60" w:line="252" w:lineRule="auto"/>
+              <w:jc w:val="left"/>
+            </w:pPr>
+            <w:r/>
+            <w:r>
+              <w:rPr>
+                <w:b/>
+              </w:rPr>
+              <w:t>+0.75</w:t>
+            </w:r>
+          </w:p>
+        </w:tc>
+        <w:tc>
+          <w:tcPr>
+            <w:tcW w:type="dxa" w:w="1440"/>
+            <w:shd w:fill="FFFFFF"/>
+            <w:tcMar>
+              <w:top w:w="100" w:type="dxa"/>
+              <w:bottom w:w="100" w:type="dxa"/>
+              <w:left w:w="120" w:type="dxa"/>
+              <w:right w:w="120" w:type="dxa"/>
+            </w:tcMar>
+            <w:tcBorders>
+              <w:top w:val="single" w:sz="4" w:space="0" w:color="CCCCCC"/>
+              <w:bottom w:val="single" w:sz="4" w:space="0" w:color="CCCCCC"/>
+              <w:left w:val="single" w:sz="4" w:space="0" w:color="CCCCCC"/>
+              <w:right w:val="single" w:sz="4" w:space="0" w:color="CCCCCC"/>
+            </w:tcBorders>
+          </w:tcPr>
+          <w:p>
+            <w:pPr>
+              <w:spacing w:before="60" w:after="60" w:line="252" w:lineRule="auto"/>
+              <w:jc w:val="left"/>
+            </w:pPr>
+            <w:r/>
+            <w:r>
+              <w:t>BULL</w:t>
+            </w:r>
+          </w:p>
+        </w:tc>
+      </w:tr>
+      <w:tr>
+        <w:tc>
+          <w:tcPr>
+            <w:tcW w:type="dxa" w:w="1584"/>
+            <w:shd w:fill="F8FAFC"/>
+            <w:tcMar>
+              <w:top w:w="100" w:type="dxa"/>
+              <w:bottom w:w="100" w:type="dxa"/>
+              <w:left w:w="120" w:type="dxa"/>
+              <w:right w:w="120" w:type="dxa"/>
+            </w:tcMar>
+            <w:tcBorders>
+              <w:top w:val="single" w:sz="4" w:space="0" w:color="CCCCCC"/>
+              <w:bottom w:val="single" w:sz="4" w:space="0" w:color="CCCCCC"/>
+              <w:left w:val="single" w:sz="4" w:space="0" w:color="CCCCCC"/>
+              <w:right w:val="single" w:sz="4" w:space="0" w:color="CCCCCC"/>
+            </w:tcBorders>
+          </w:tcPr>
+          <w:p>
+            <w:pPr>
+              <w:spacing w:before="60" w:after="60" w:line="252" w:lineRule="auto"/>
+              <w:jc w:val="left"/>
+            </w:pPr>
+            <w:r/>
+            <w:r>
+              <w:rPr>
+                <w:b/>
+              </w:rPr>
+              <w:t>Fri 02/10</w:t>
+            </w:r>
+          </w:p>
+        </w:tc>
+        <w:tc>
+          <w:tcPr>
+            <w:tcW w:type="dxa" w:w="864"/>
+            <w:shd w:fill="F8FAFC"/>
+            <w:tcMar>
+              <w:top w:w="100" w:type="dxa"/>
+              <w:bottom w:w="100" w:type="dxa"/>
+              <w:left w:w="120" w:type="dxa"/>
+              <w:right w:w="120" w:type="dxa"/>
+            </w:tcMar>
+            <w:tcBorders>
+              <w:top w:val="single" w:sz="4" w:space="0" w:color="CCCCCC"/>
+              <w:bottom w:val="single" w:sz="4" w:space="0" w:color="CCCCCC"/>
+              <w:left w:val="single" w:sz="4" w:space="0" w:color="CCCCCC"/>
+              <w:right w:val="single" w:sz="4" w:space="0" w:color="CCCCCC"/>
+            </w:tcBorders>
+          </w:tcPr>
+          <w:p>
+            <w:pPr>
+              <w:spacing w:before="60" w:after="60" w:line="252" w:lineRule="auto"/>
+              <w:jc w:val="left"/>
+            </w:pPr>
+            <w:r/>
+            <w:r>
+              <w:t>Asia 07-11</w:t>
+            </w:r>
+          </w:p>
+        </w:tc>
+        <w:tc>
+          <w:tcPr>
+            <w:tcW w:type="dxa" w:w="1440"/>
+            <w:shd w:fill="F8FAFC"/>
+            <w:tcMar>
+              <w:top w:w="100" w:type="dxa"/>
+              <w:bottom w:w="100" w:type="dxa"/>
+              <w:left w:w="120" w:type="dxa"/>
+              <w:right w:w="120" w:type="dxa"/>
+            </w:tcMar>
+            <w:tcBorders>
+              <w:top w:val="single" w:sz="4" w:space="0" w:color="CCCCCC"/>
+              <w:bottom w:val="single" w:sz="4" w:space="0" w:color="CCCCCC"/>
+              <w:left w:val="single" w:sz="4" w:space="0" w:color="CCCCCC"/>
+              <w:right w:val="single" w:sz="4" w:space="0" w:color="CCCCCC"/>
+            </w:tcBorders>
+          </w:tcPr>
+          <w:p>
+            <w:pPr>
+              <w:spacing w:before="60" w:after="60" w:line="252" w:lineRule="auto"/>
+              <w:jc w:val="left"/>
+            </w:pPr>
+            <w:r/>
+            <w:r>
+              <w:t>718.50</w:t>
+            </w:r>
+          </w:p>
+        </w:tc>
+        <w:tc>
+          <w:tcPr>
+            <w:tcW w:type="dxa" w:w="2016"/>
+            <w:shd w:fill="F8FAFC"/>
+            <w:tcMar>
+              <w:top w:w="100" w:type="dxa"/>
+              <w:bottom w:w="100" w:type="dxa"/>
+              <w:left w:w="120" w:type="dxa"/>
+              <w:right w:w="120" w:type="dxa"/>
+            </w:tcMar>
+            <w:tcBorders>
+              <w:top w:val="single" w:sz="4" w:space="0" w:color="CCCCCC"/>
+              <w:bottom w:val="single" w:sz="4" w:space="0" w:color="CCCCCC"/>
+              <w:left w:val="single" w:sz="4" w:space="0" w:color="CCCCCC"/>
+              <w:right w:val="single" w:sz="4" w:space="0" w:color="CCCCCC"/>
+            </w:tcBorders>
+          </w:tcPr>
+          <w:p>
+            <w:pPr>
+              <w:spacing w:before="60" w:after="60" w:line="252" w:lineRule="auto"/>
+              <w:jc w:val="left"/>
+            </w:pPr>
+            <w:r/>
+            <w:r>
+              <w:t>727.75</w:t>
+            </w:r>
+          </w:p>
+        </w:tc>
+        <w:tc>
+          <w:tcPr>
+            <w:tcW w:type="dxa" w:w="1152"/>
+            <w:shd w:fill="F8FAFC"/>
+            <w:tcMar>
+              <w:top w:w="100" w:type="dxa"/>
+              <w:bottom w:w="100" w:type="dxa"/>
+              <w:left w:w="120" w:type="dxa"/>
+              <w:right w:w="120" w:type="dxa"/>
+            </w:tcMar>
+            <w:tcBorders>
+              <w:top w:val="single" w:sz="4" w:space="0" w:color="CCCCCC"/>
+              <w:bottom w:val="single" w:sz="4" w:space="0" w:color="CCCCCC"/>
+              <w:left w:val="single" w:sz="4" w:space="0" w:color="CCCCCC"/>
+              <w:right w:val="single" w:sz="4" w:space="0" w:color="CCCCCC"/>
+            </w:tcBorders>
+          </w:tcPr>
+          <w:p>
+            <w:pPr>
+              <w:spacing w:before="60" w:after="60" w:line="252" w:lineRule="auto"/>
+              <w:jc w:val="left"/>
+            </w:pPr>
+            <w:r/>
+            <w:r>
+              <w:t>712.00</w:t>
+            </w:r>
+          </w:p>
+        </w:tc>
+        <w:tc>
+          <w:tcPr>
+            <w:tcW w:type="dxa" w:w="1728"/>
+            <w:shd w:fill="F8FAFC"/>
+            <w:tcMar>
+              <w:top w:w="100" w:type="dxa"/>
+              <w:bottom w:w="100" w:type="dxa"/>
+              <w:left w:w="120" w:type="dxa"/>
+              <w:right w:w="120" w:type="dxa"/>
+            </w:tcMar>
+            <w:tcBorders>
+              <w:top w:val="single" w:sz="4" w:space="0" w:color="CCCCCC"/>
+              <w:bottom w:val="single" w:sz="4" w:space="0" w:color="CCCCCC"/>
+              <w:left w:val="single" w:sz="4" w:space="0" w:color="CCCCCC"/>
+              <w:right w:val="single" w:sz="4" w:space="0" w:color="CCCCCC"/>
+            </w:tcBorders>
+          </w:tcPr>
+          <w:p>
+            <w:pPr>
+              <w:spacing w:before="60" w:after="60" w:line="252" w:lineRule="auto"/>
+              <w:jc w:val="left"/>
+            </w:pPr>
+            <w:r/>
+            <w:r>
+              <w:rPr>
+                <w:b/>
+              </w:rPr>
+              <w:t>717.75</w:t>
+            </w:r>
+          </w:p>
+        </w:tc>
+        <w:tc>
+          <w:tcPr>
+            <w:tcW w:type="dxa" w:w="3456"/>
+            <w:shd w:fill="F8FAFC"/>
             <w:tcMar>
               <w:top w:w="100" w:type="dxa"/>
               <w:bottom w:w="100" w:type="dxa"/>
@@ -27518,7 +30103,7 @@
         <w:tc>
           <w:tcPr>
             <w:tcW w:type="dxa" w:w="1440"/>
-            <w:shd w:fill="FFFFFF"/>
+            <w:shd w:fill="F8FAFC"/>
             <w:tcMar>
               <w:top w:w="100" w:type="dxa"/>
               <w:bottom w:w="100" w:type="dxa"/>
@@ -27548,7 +30133,7 @@
         <w:tc>
           <w:tcPr>
             <w:tcW w:type="dxa" w:w="1584"/>
-            <w:shd w:fill="F8FAFC"/>
+            <w:shd w:fill="FFFFFF"/>
             <w:tcMar>
               <w:top w:w="100" w:type="dxa"/>
               <w:bottom w:w="100" w:type="dxa"/>
@@ -27572,126 +30157,126 @@
               <w:rPr>
                 <w:b/>
               </w:rPr>
-              <w:t>Wed 30/09</w:t>
+              <w:t>Fri 02/10</w:t>
             </w:r>
           </w:p>
         </w:tc>
         <w:tc>
           <w:tcPr>
             <w:tcW w:type="dxa" w:w="864"/>
-            <w:shd w:fill="F8FAFC"/>
-            <w:tcMar>
-              <w:top w:w="100" w:type="dxa"/>
-              <w:bottom w:w="100" w:type="dxa"/>
-              <w:left w:w="120" w:type="dxa"/>
-              <w:right w:w="120" w:type="dxa"/>
-            </w:tcMar>
-            <w:tcBorders>
-              <w:top w:val="single" w:sz="4" w:space="0" w:color="CCCCCC"/>
-              <w:bottom w:val="single" w:sz="4" w:space="0" w:color="CCCCCC"/>
-              <w:left w:val="single" w:sz="4" w:space="0" w:color="CCCCCC"/>
-              <w:right w:val="single" w:sz="4" w:space="0" w:color="CCCCCC"/>
-            </w:tcBorders>
-          </w:tcPr>
-          <w:p>
-            <w:pPr>
-              <w:spacing w:before="60" w:after="60" w:line="252" w:lineRule="auto"/>
-              <w:jc w:val="left"/>
-            </w:pPr>
-            <w:r/>
-            <w:r>
-              <w:t>London 15-19</w:t>
+            <w:shd w:fill="FFFFFF"/>
+            <w:tcMar>
+              <w:top w:w="100" w:type="dxa"/>
+              <w:bottom w:w="100" w:type="dxa"/>
+              <w:left w:w="120" w:type="dxa"/>
+              <w:right w:w="120" w:type="dxa"/>
+            </w:tcMar>
+            <w:tcBorders>
+              <w:top w:val="single" w:sz="4" w:space="0" w:color="CCCCCC"/>
+              <w:bottom w:val="single" w:sz="4" w:space="0" w:color="CCCCCC"/>
+              <w:left w:val="single" w:sz="4" w:space="0" w:color="CCCCCC"/>
+              <w:right w:val="single" w:sz="4" w:space="0" w:color="CCCCCC"/>
+            </w:tcBorders>
+          </w:tcPr>
+          <w:p>
+            <w:pPr>
+              <w:spacing w:before="60" w:after="60" w:line="252" w:lineRule="auto"/>
+              <w:jc w:val="left"/>
+            </w:pPr>
+            <w:r/>
+            <w:r>
+              <w:t>Asia 11-15</w:t>
             </w:r>
           </w:p>
         </w:tc>
         <w:tc>
           <w:tcPr>
             <w:tcW w:type="dxa" w:w="1440"/>
-            <w:shd w:fill="F8FAFC"/>
-            <w:tcMar>
-              <w:top w:w="100" w:type="dxa"/>
-              <w:bottom w:w="100" w:type="dxa"/>
-              <w:left w:w="120" w:type="dxa"/>
-              <w:right w:w="120" w:type="dxa"/>
-            </w:tcMar>
-            <w:tcBorders>
-              <w:top w:val="single" w:sz="4" w:space="0" w:color="CCCCCC"/>
-              <w:bottom w:val="single" w:sz="4" w:space="0" w:color="CCCCCC"/>
-              <w:left w:val="single" w:sz="4" w:space="0" w:color="CCCCCC"/>
-              <w:right w:val="single" w:sz="4" w:space="0" w:color="CCCCCC"/>
-            </w:tcBorders>
-          </w:tcPr>
-          <w:p>
-            <w:pPr>
-              <w:spacing w:before="60" w:after="60" w:line="252" w:lineRule="auto"/>
-              <w:jc w:val="left"/>
-            </w:pPr>
-            <w:r/>
-            <w:r>
-              <w:t>711.25</w:t>
+            <w:shd w:fill="FFFFFF"/>
+            <w:tcMar>
+              <w:top w:w="100" w:type="dxa"/>
+              <w:bottom w:w="100" w:type="dxa"/>
+              <w:left w:w="120" w:type="dxa"/>
+              <w:right w:w="120" w:type="dxa"/>
+            </w:tcMar>
+            <w:tcBorders>
+              <w:top w:val="single" w:sz="4" w:space="0" w:color="CCCCCC"/>
+              <w:bottom w:val="single" w:sz="4" w:space="0" w:color="CCCCCC"/>
+              <w:left w:val="single" w:sz="4" w:space="0" w:color="CCCCCC"/>
+              <w:right w:val="single" w:sz="4" w:space="0" w:color="CCCCCC"/>
+            </w:tcBorders>
+          </w:tcPr>
+          <w:p>
+            <w:pPr>
+              <w:spacing w:before="60" w:after="60" w:line="252" w:lineRule="auto"/>
+              <w:jc w:val="left"/>
+            </w:pPr>
+            <w:r/>
+            <w:r>
+              <w:t>717.75</w:t>
             </w:r>
           </w:p>
         </w:tc>
         <w:tc>
           <w:tcPr>
             <w:tcW w:type="dxa" w:w="2016"/>
-            <w:shd w:fill="F8FAFC"/>
-            <w:tcMar>
-              <w:top w:w="100" w:type="dxa"/>
-              <w:bottom w:w="100" w:type="dxa"/>
-              <w:left w:w="120" w:type="dxa"/>
-              <w:right w:w="120" w:type="dxa"/>
-            </w:tcMar>
-            <w:tcBorders>
-              <w:top w:val="single" w:sz="4" w:space="0" w:color="CCCCCC"/>
-              <w:bottom w:val="single" w:sz="4" w:space="0" w:color="CCCCCC"/>
-              <w:left w:val="single" w:sz="4" w:space="0" w:color="CCCCCC"/>
-              <w:right w:val="single" w:sz="4" w:space="0" w:color="CCCCCC"/>
-            </w:tcBorders>
-          </w:tcPr>
-          <w:p>
-            <w:pPr>
-              <w:spacing w:before="60" w:after="60" w:line="252" w:lineRule="auto"/>
-              <w:jc w:val="left"/>
-            </w:pPr>
-            <w:r/>
-            <w:r>
-              <w:t>724.75</w:t>
+            <w:shd w:fill="FFFFFF"/>
+            <w:tcMar>
+              <w:top w:w="100" w:type="dxa"/>
+              <w:bottom w:w="100" w:type="dxa"/>
+              <w:left w:w="120" w:type="dxa"/>
+              <w:right w:w="120" w:type="dxa"/>
+            </w:tcMar>
+            <w:tcBorders>
+              <w:top w:val="single" w:sz="4" w:space="0" w:color="CCCCCC"/>
+              <w:bottom w:val="single" w:sz="4" w:space="0" w:color="CCCCCC"/>
+              <w:left w:val="single" w:sz="4" w:space="0" w:color="CCCCCC"/>
+              <w:right w:val="single" w:sz="4" w:space="0" w:color="CCCCCC"/>
+            </w:tcBorders>
+          </w:tcPr>
+          <w:p>
+            <w:pPr>
+              <w:spacing w:before="60" w:after="60" w:line="252" w:lineRule="auto"/>
+              <w:jc w:val="left"/>
+            </w:pPr>
+            <w:r/>
+            <w:r>
+              <w:t>725.25</w:t>
             </w:r>
           </w:p>
         </w:tc>
         <w:tc>
           <w:tcPr>
             <w:tcW w:type="dxa" w:w="1152"/>
-            <w:shd w:fill="F8FAFC"/>
-            <w:tcMar>
-              <w:top w:w="100" w:type="dxa"/>
-              <w:bottom w:w="100" w:type="dxa"/>
-              <w:left w:w="120" w:type="dxa"/>
-              <w:right w:w="120" w:type="dxa"/>
-            </w:tcMar>
-            <w:tcBorders>
-              <w:top w:val="single" w:sz="4" w:space="0" w:color="CCCCCC"/>
-              <w:bottom w:val="single" w:sz="4" w:space="0" w:color="CCCCCC"/>
-              <w:left w:val="single" w:sz="4" w:space="0" w:color="CCCCCC"/>
-              <w:right w:val="single" w:sz="4" w:space="0" w:color="CCCCCC"/>
-            </w:tcBorders>
-          </w:tcPr>
-          <w:p>
-            <w:pPr>
-              <w:spacing w:before="60" w:after="60" w:line="252" w:lineRule="auto"/>
-              <w:jc w:val="left"/>
-            </w:pPr>
-            <w:r/>
-            <w:r>
-              <w:t>698.25</w:t>
+            <w:shd w:fill="FFFFFF"/>
+            <w:tcMar>
+              <w:top w:w="100" w:type="dxa"/>
+              <w:bottom w:w="100" w:type="dxa"/>
+              <w:left w:w="120" w:type="dxa"/>
+              <w:right w:w="120" w:type="dxa"/>
+            </w:tcMar>
+            <w:tcBorders>
+              <w:top w:val="single" w:sz="4" w:space="0" w:color="CCCCCC"/>
+              <w:bottom w:val="single" w:sz="4" w:space="0" w:color="CCCCCC"/>
+              <w:left w:val="single" w:sz="4" w:space="0" w:color="CCCCCC"/>
+              <w:right w:val="single" w:sz="4" w:space="0" w:color="CCCCCC"/>
+            </w:tcBorders>
+          </w:tcPr>
+          <w:p>
+            <w:pPr>
+              <w:spacing w:before="60" w:after="60" w:line="252" w:lineRule="auto"/>
+              <w:jc w:val="left"/>
+            </w:pPr>
+            <w:r/>
+            <w:r>
+              <w:t>711.75</w:t>
             </w:r>
           </w:p>
         </w:tc>
         <w:tc>
           <w:tcPr>
             <w:tcW w:type="dxa" w:w="1728"/>
-            <w:shd w:fill="F8FAFC"/>
+            <w:shd w:fill="FFFFFF"/>
             <w:tcMar>
               <w:top w:w="100" w:type="dxa"/>
               <w:bottom w:w="100" w:type="dxa"/>
@@ -27715,7 +30300,712 @@
               <w:rPr>
                 <w:b/>
               </w:rPr>
-              <w:t>713.00</w:t>
+              <w:t>716.75</w:t>
+            </w:r>
+          </w:p>
+        </w:tc>
+        <w:tc>
+          <w:tcPr>
+            <w:tcW w:type="dxa" w:w="3456"/>
+            <w:shd w:fill="FFFFFF"/>
+            <w:tcMar>
+              <w:top w:w="100" w:type="dxa"/>
+              <w:bottom w:w="100" w:type="dxa"/>
+              <w:left w:w="120" w:type="dxa"/>
+              <w:right w:w="120" w:type="dxa"/>
+            </w:tcMar>
+            <w:tcBorders>
+              <w:top w:val="single" w:sz="4" w:space="0" w:color="CCCCCC"/>
+              <w:bottom w:val="single" w:sz="4" w:space="0" w:color="CCCCCC"/>
+              <w:left w:val="single" w:sz="4" w:space="0" w:color="CCCCCC"/>
+              <w:right w:val="single" w:sz="4" w:space="0" w:color="CCCCCC"/>
+            </w:tcBorders>
+          </w:tcPr>
+          <w:p>
+            <w:pPr>
+              <w:spacing w:before="60" w:after="60" w:line="252" w:lineRule="auto"/>
+              <w:jc w:val="left"/>
+            </w:pPr>
+            <w:r/>
+            <w:r>
+              <w:rPr>
+                <w:b/>
+              </w:rPr>
+              <w:t>-1.00</w:t>
+            </w:r>
+          </w:p>
+        </w:tc>
+        <w:tc>
+          <w:tcPr>
+            <w:tcW w:type="dxa" w:w="1440"/>
+            <w:shd w:fill="FFFFFF"/>
+            <w:tcMar>
+              <w:top w:w="100" w:type="dxa"/>
+              <w:bottom w:w="100" w:type="dxa"/>
+              <w:left w:w="120" w:type="dxa"/>
+              <w:right w:w="120" w:type="dxa"/>
+            </w:tcMar>
+            <w:tcBorders>
+              <w:top w:val="single" w:sz="4" w:space="0" w:color="CCCCCC"/>
+              <w:bottom w:val="single" w:sz="4" w:space="0" w:color="CCCCCC"/>
+              <w:left w:val="single" w:sz="4" w:space="0" w:color="CCCCCC"/>
+              <w:right w:val="single" w:sz="4" w:space="0" w:color="CCCCCC"/>
+            </w:tcBorders>
+          </w:tcPr>
+          <w:p>
+            <w:pPr>
+              <w:spacing w:before="60" w:after="60" w:line="252" w:lineRule="auto"/>
+              <w:jc w:val="left"/>
+            </w:pPr>
+            <w:r/>
+            <w:r>
+              <w:t>BEAR</w:t>
+            </w:r>
+          </w:p>
+        </w:tc>
+      </w:tr>
+      <w:tr>
+        <w:tc>
+          <w:tcPr>
+            <w:tcW w:type="dxa" w:w="1584"/>
+            <w:shd w:fill="F8FAFC"/>
+            <w:tcMar>
+              <w:top w:w="100" w:type="dxa"/>
+              <w:bottom w:w="100" w:type="dxa"/>
+              <w:left w:w="120" w:type="dxa"/>
+              <w:right w:w="120" w:type="dxa"/>
+            </w:tcMar>
+            <w:tcBorders>
+              <w:top w:val="single" w:sz="4" w:space="0" w:color="CCCCCC"/>
+              <w:bottom w:val="single" w:sz="4" w:space="0" w:color="CCCCCC"/>
+              <w:left w:val="single" w:sz="4" w:space="0" w:color="CCCCCC"/>
+              <w:right w:val="single" w:sz="4" w:space="0" w:color="CCCCCC"/>
+            </w:tcBorders>
+          </w:tcPr>
+          <w:p>
+            <w:pPr>
+              <w:spacing w:before="60" w:after="60" w:line="252" w:lineRule="auto"/>
+              <w:jc w:val="left"/>
+            </w:pPr>
+            <w:r/>
+            <w:r>
+              <w:rPr>
+                <w:b/>
+              </w:rPr>
+              <w:t>Fri 02/10</w:t>
+            </w:r>
+          </w:p>
+        </w:tc>
+        <w:tc>
+          <w:tcPr>
+            <w:tcW w:type="dxa" w:w="864"/>
+            <w:shd w:fill="F8FAFC"/>
+            <w:tcMar>
+              <w:top w:w="100" w:type="dxa"/>
+              <w:bottom w:w="100" w:type="dxa"/>
+              <w:left w:w="120" w:type="dxa"/>
+              <w:right w:w="120" w:type="dxa"/>
+            </w:tcMar>
+            <w:tcBorders>
+              <w:top w:val="single" w:sz="4" w:space="0" w:color="CCCCCC"/>
+              <w:bottom w:val="single" w:sz="4" w:space="0" w:color="CCCCCC"/>
+              <w:left w:val="single" w:sz="4" w:space="0" w:color="CCCCCC"/>
+              <w:right w:val="single" w:sz="4" w:space="0" w:color="CCCCCC"/>
+            </w:tcBorders>
+          </w:tcPr>
+          <w:p>
+            <w:pPr>
+              <w:spacing w:before="60" w:after="60" w:line="252" w:lineRule="auto"/>
+              <w:jc w:val="left"/>
+            </w:pPr>
+            <w:r/>
+            <w:r>
+              <w:t>London 15-19</w:t>
+            </w:r>
+          </w:p>
+        </w:tc>
+        <w:tc>
+          <w:tcPr>
+            <w:tcW w:type="dxa" w:w="1440"/>
+            <w:shd w:fill="F8FAFC"/>
+            <w:tcMar>
+              <w:top w:w="100" w:type="dxa"/>
+              <w:bottom w:w="100" w:type="dxa"/>
+              <w:left w:w="120" w:type="dxa"/>
+              <w:right w:w="120" w:type="dxa"/>
+            </w:tcMar>
+            <w:tcBorders>
+              <w:top w:val="single" w:sz="4" w:space="0" w:color="CCCCCC"/>
+              <w:bottom w:val="single" w:sz="4" w:space="0" w:color="CCCCCC"/>
+              <w:left w:val="single" w:sz="4" w:space="0" w:color="CCCCCC"/>
+              <w:right w:val="single" w:sz="4" w:space="0" w:color="CCCCCC"/>
+            </w:tcBorders>
+          </w:tcPr>
+          <w:p>
+            <w:pPr>
+              <w:spacing w:before="60" w:after="60" w:line="252" w:lineRule="auto"/>
+              <w:jc w:val="left"/>
+            </w:pPr>
+            <w:r/>
+            <w:r>
+              <w:t>716.75</w:t>
+            </w:r>
+          </w:p>
+        </w:tc>
+        <w:tc>
+          <w:tcPr>
+            <w:tcW w:type="dxa" w:w="2016"/>
+            <w:shd w:fill="F8FAFC"/>
+            <w:tcMar>
+              <w:top w:w="100" w:type="dxa"/>
+              <w:bottom w:w="100" w:type="dxa"/>
+              <w:left w:w="120" w:type="dxa"/>
+              <w:right w:w="120" w:type="dxa"/>
+            </w:tcMar>
+            <w:tcBorders>
+              <w:top w:val="single" w:sz="4" w:space="0" w:color="CCCCCC"/>
+              <w:bottom w:val="single" w:sz="4" w:space="0" w:color="CCCCCC"/>
+              <w:left w:val="single" w:sz="4" w:space="0" w:color="CCCCCC"/>
+              <w:right w:val="single" w:sz="4" w:space="0" w:color="CCCCCC"/>
+            </w:tcBorders>
+          </w:tcPr>
+          <w:p>
+            <w:pPr>
+              <w:spacing w:before="60" w:after="60" w:line="252" w:lineRule="auto"/>
+              <w:jc w:val="left"/>
+            </w:pPr>
+            <w:r/>
+            <w:r>
+              <w:t>723.75</w:t>
+            </w:r>
+          </w:p>
+        </w:tc>
+        <w:tc>
+          <w:tcPr>
+            <w:tcW w:type="dxa" w:w="1152"/>
+            <w:shd w:fill="F8FAFC"/>
+            <w:tcMar>
+              <w:top w:w="100" w:type="dxa"/>
+              <w:bottom w:w="100" w:type="dxa"/>
+              <w:left w:w="120" w:type="dxa"/>
+              <w:right w:w="120" w:type="dxa"/>
+            </w:tcMar>
+            <w:tcBorders>
+              <w:top w:val="single" w:sz="4" w:space="0" w:color="CCCCCC"/>
+              <w:bottom w:val="single" w:sz="4" w:space="0" w:color="CCCCCC"/>
+              <w:left w:val="single" w:sz="4" w:space="0" w:color="CCCCCC"/>
+              <w:right w:val="single" w:sz="4" w:space="0" w:color="CCCCCC"/>
+            </w:tcBorders>
+          </w:tcPr>
+          <w:p>
+            <w:pPr>
+              <w:spacing w:before="60" w:after="60" w:line="252" w:lineRule="auto"/>
+              <w:jc w:val="left"/>
+            </w:pPr>
+            <w:r/>
+            <w:r>
+              <w:t>703.25</w:t>
+            </w:r>
+          </w:p>
+        </w:tc>
+        <w:tc>
+          <w:tcPr>
+            <w:tcW w:type="dxa" w:w="1728"/>
+            <w:shd w:fill="F8FAFC"/>
+            <w:tcMar>
+              <w:top w:w="100" w:type="dxa"/>
+              <w:bottom w:w="100" w:type="dxa"/>
+              <w:left w:w="120" w:type="dxa"/>
+              <w:right w:w="120" w:type="dxa"/>
+            </w:tcMar>
+            <w:tcBorders>
+              <w:top w:val="single" w:sz="4" w:space="0" w:color="CCCCCC"/>
+              <w:bottom w:val="single" w:sz="4" w:space="0" w:color="CCCCCC"/>
+              <w:left w:val="single" w:sz="4" w:space="0" w:color="CCCCCC"/>
+              <w:right w:val="single" w:sz="4" w:space="0" w:color="CCCCCC"/>
+            </w:tcBorders>
+          </w:tcPr>
+          <w:p>
+            <w:pPr>
+              <w:spacing w:before="60" w:after="60" w:line="252" w:lineRule="auto"/>
+              <w:jc w:val="left"/>
+            </w:pPr>
+            <w:r/>
+            <w:r>
+              <w:rPr>
+                <w:b/>
+              </w:rPr>
+              <w:t>717.50</w:t>
+            </w:r>
+          </w:p>
+        </w:tc>
+        <w:tc>
+          <w:tcPr>
+            <w:tcW w:type="dxa" w:w="3456"/>
+            <w:shd w:fill="F8FAFC"/>
+            <w:tcMar>
+              <w:top w:w="100" w:type="dxa"/>
+              <w:bottom w:w="100" w:type="dxa"/>
+              <w:left w:w="120" w:type="dxa"/>
+              <w:right w:w="120" w:type="dxa"/>
+            </w:tcMar>
+            <w:tcBorders>
+              <w:top w:val="single" w:sz="4" w:space="0" w:color="CCCCCC"/>
+              <w:bottom w:val="single" w:sz="4" w:space="0" w:color="CCCCCC"/>
+              <w:left w:val="single" w:sz="4" w:space="0" w:color="CCCCCC"/>
+              <w:right w:val="single" w:sz="4" w:space="0" w:color="CCCCCC"/>
+            </w:tcBorders>
+          </w:tcPr>
+          <w:p>
+            <w:pPr>
+              <w:spacing w:before="60" w:after="60" w:line="252" w:lineRule="auto"/>
+              <w:jc w:val="left"/>
+            </w:pPr>
+            <w:r/>
+            <w:r>
+              <w:rPr>
+                <w:b/>
+              </w:rPr>
+              <w:t>+0.75</w:t>
+            </w:r>
+          </w:p>
+        </w:tc>
+        <w:tc>
+          <w:tcPr>
+            <w:tcW w:type="dxa" w:w="1440"/>
+            <w:shd w:fill="F8FAFC"/>
+            <w:tcMar>
+              <w:top w:w="100" w:type="dxa"/>
+              <w:bottom w:w="100" w:type="dxa"/>
+              <w:left w:w="120" w:type="dxa"/>
+              <w:right w:w="120" w:type="dxa"/>
+            </w:tcMar>
+            <w:tcBorders>
+              <w:top w:val="single" w:sz="4" w:space="0" w:color="CCCCCC"/>
+              <w:bottom w:val="single" w:sz="4" w:space="0" w:color="CCCCCC"/>
+              <w:left w:val="single" w:sz="4" w:space="0" w:color="CCCCCC"/>
+              <w:right w:val="single" w:sz="4" w:space="0" w:color="CCCCCC"/>
+            </w:tcBorders>
+          </w:tcPr>
+          <w:p>
+            <w:pPr>
+              <w:spacing w:before="60" w:after="60" w:line="252" w:lineRule="auto"/>
+              <w:jc w:val="left"/>
+            </w:pPr>
+            <w:r/>
+            <w:r>
+              <w:t>BULL</w:t>
+            </w:r>
+          </w:p>
+        </w:tc>
+      </w:tr>
+      <w:tr>
+        <w:tc>
+          <w:tcPr>
+            <w:tcW w:type="dxa" w:w="1584"/>
+            <w:shd w:fill="FFFFFF"/>
+            <w:tcMar>
+              <w:top w:w="100" w:type="dxa"/>
+              <w:bottom w:w="100" w:type="dxa"/>
+              <w:left w:w="120" w:type="dxa"/>
+              <w:right w:w="120" w:type="dxa"/>
+            </w:tcMar>
+            <w:tcBorders>
+              <w:top w:val="single" w:sz="4" w:space="0" w:color="CCCCCC"/>
+              <w:bottom w:val="single" w:sz="4" w:space="0" w:color="CCCCCC"/>
+              <w:left w:val="single" w:sz="4" w:space="0" w:color="CCCCCC"/>
+              <w:right w:val="single" w:sz="4" w:space="0" w:color="CCCCCC"/>
+            </w:tcBorders>
+          </w:tcPr>
+          <w:p>
+            <w:pPr>
+              <w:spacing w:before="60" w:after="60" w:line="252" w:lineRule="auto"/>
+              <w:jc w:val="left"/>
+            </w:pPr>
+            <w:r/>
+            <w:r>
+              <w:rPr>
+                <w:b/>
+              </w:rPr>
+              <w:t>Fri 02/10</w:t>
+            </w:r>
+          </w:p>
+        </w:tc>
+        <w:tc>
+          <w:tcPr>
+            <w:tcW w:type="dxa" w:w="864"/>
+            <w:shd w:fill="FFFFFF"/>
+            <w:tcMar>
+              <w:top w:w="100" w:type="dxa"/>
+              <w:bottom w:w="100" w:type="dxa"/>
+              <w:left w:w="120" w:type="dxa"/>
+              <w:right w:w="120" w:type="dxa"/>
+            </w:tcMar>
+            <w:tcBorders>
+              <w:top w:val="single" w:sz="4" w:space="0" w:color="CCCCCC"/>
+              <w:bottom w:val="single" w:sz="4" w:space="0" w:color="CCCCCC"/>
+              <w:left w:val="single" w:sz="4" w:space="0" w:color="CCCCCC"/>
+              <w:right w:val="single" w:sz="4" w:space="0" w:color="CCCCCC"/>
+            </w:tcBorders>
+          </w:tcPr>
+          <w:p>
+            <w:pPr>
+              <w:spacing w:before="60" w:after="60" w:line="252" w:lineRule="auto"/>
+              <w:jc w:val="left"/>
+            </w:pPr>
+            <w:r/>
+            <w:r>
+              <w:t>Pre-NY 19-21</w:t>
+            </w:r>
+          </w:p>
+        </w:tc>
+        <w:tc>
+          <w:tcPr>
+            <w:tcW w:type="dxa" w:w="1440"/>
+            <w:shd w:fill="FFFFFF"/>
+            <w:tcMar>
+              <w:top w:w="100" w:type="dxa"/>
+              <w:bottom w:w="100" w:type="dxa"/>
+              <w:left w:w="120" w:type="dxa"/>
+              <w:right w:w="120" w:type="dxa"/>
+            </w:tcMar>
+            <w:tcBorders>
+              <w:top w:val="single" w:sz="4" w:space="0" w:color="CCCCCC"/>
+              <w:bottom w:val="single" w:sz="4" w:space="0" w:color="CCCCCC"/>
+              <w:left w:val="single" w:sz="4" w:space="0" w:color="CCCCCC"/>
+              <w:right w:val="single" w:sz="4" w:space="0" w:color="CCCCCC"/>
+            </w:tcBorders>
+          </w:tcPr>
+          <w:p>
+            <w:pPr>
+              <w:spacing w:before="60" w:after="60" w:line="252" w:lineRule="auto"/>
+              <w:jc w:val="left"/>
+            </w:pPr>
+            <w:r/>
+            <w:r>
+              <w:t>717.50</w:t>
+            </w:r>
+          </w:p>
+        </w:tc>
+        <w:tc>
+          <w:tcPr>
+            <w:tcW w:type="dxa" w:w="2016"/>
+            <w:shd w:fill="FFFFFF"/>
+            <w:tcMar>
+              <w:top w:w="100" w:type="dxa"/>
+              <w:bottom w:w="100" w:type="dxa"/>
+              <w:left w:w="120" w:type="dxa"/>
+              <w:right w:w="120" w:type="dxa"/>
+            </w:tcMar>
+            <w:tcBorders>
+              <w:top w:val="single" w:sz="4" w:space="0" w:color="CCCCCC"/>
+              <w:bottom w:val="single" w:sz="4" w:space="0" w:color="CCCCCC"/>
+              <w:left w:val="single" w:sz="4" w:space="0" w:color="CCCCCC"/>
+              <w:right w:val="single" w:sz="4" w:space="0" w:color="CCCCCC"/>
+            </w:tcBorders>
+          </w:tcPr>
+          <w:p>
+            <w:pPr>
+              <w:spacing w:before="60" w:after="60" w:line="252" w:lineRule="auto"/>
+              <w:jc w:val="left"/>
+            </w:pPr>
+            <w:r/>
+            <w:r>
+              <w:t>726.75</w:t>
+            </w:r>
+          </w:p>
+        </w:tc>
+        <w:tc>
+          <w:tcPr>
+            <w:tcW w:type="dxa" w:w="1152"/>
+            <w:shd w:fill="FFFFFF"/>
+            <w:tcMar>
+              <w:top w:w="100" w:type="dxa"/>
+              <w:bottom w:w="100" w:type="dxa"/>
+              <w:left w:w="120" w:type="dxa"/>
+              <w:right w:w="120" w:type="dxa"/>
+            </w:tcMar>
+            <w:tcBorders>
+              <w:top w:val="single" w:sz="4" w:space="0" w:color="CCCCCC"/>
+              <w:bottom w:val="single" w:sz="4" w:space="0" w:color="CCCCCC"/>
+              <w:left w:val="single" w:sz="4" w:space="0" w:color="CCCCCC"/>
+              <w:right w:val="single" w:sz="4" w:space="0" w:color="CCCCCC"/>
+            </w:tcBorders>
+          </w:tcPr>
+          <w:p>
+            <w:pPr>
+              <w:spacing w:before="60" w:after="60" w:line="252" w:lineRule="auto"/>
+              <w:jc w:val="left"/>
+            </w:pPr>
+            <w:r/>
+            <w:r>
+              <w:t>710.25</w:t>
+            </w:r>
+          </w:p>
+        </w:tc>
+        <w:tc>
+          <w:tcPr>
+            <w:tcW w:type="dxa" w:w="1728"/>
+            <w:shd w:fill="FFFFFF"/>
+            <w:tcMar>
+              <w:top w:w="100" w:type="dxa"/>
+              <w:bottom w:w="100" w:type="dxa"/>
+              <w:left w:w="120" w:type="dxa"/>
+              <w:right w:w="120" w:type="dxa"/>
+            </w:tcMar>
+            <w:tcBorders>
+              <w:top w:val="single" w:sz="4" w:space="0" w:color="CCCCCC"/>
+              <w:bottom w:val="single" w:sz="4" w:space="0" w:color="CCCCCC"/>
+              <w:left w:val="single" w:sz="4" w:space="0" w:color="CCCCCC"/>
+              <w:right w:val="single" w:sz="4" w:space="0" w:color="CCCCCC"/>
+            </w:tcBorders>
+          </w:tcPr>
+          <w:p>
+            <w:pPr>
+              <w:spacing w:before="60" w:after="60" w:line="252" w:lineRule="auto"/>
+              <w:jc w:val="left"/>
+            </w:pPr>
+            <w:r/>
+            <w:r>
+              <w:rPr>
+                <w:b/>
+              </w:rPr>
+              <w:t>717.25</w:t>
+            </w:r>
+          </w:p>
+        </w:tc>
+        <w:tc>
+          <w:tcPr>
+            <w:tcW w:type="dxa" w:w="3456"/>
+            <w:shd w:fill="FFFFFF"/>
+            <w:tcMar>
+              <w:top w:w="100" w:type="dxa"/>
+              <w:bottom w:w="100" w:type="dxa"/>
+              <w:left w:w="120" w:type="dxa"/>
+              <w:right w:w="120" w:type="dxa"/>
+            </w:tcMar>
+            <w:tcBorders>
+              <w:top w:val="single" w:sz="4" w:space="0" w:color="CCCCCC"/>
+              <w:bottom w:val="single" w:sz="4" w:space="0" w:color="CCCCCC"/>
+              <w:left w:val="single" w:sz="4" w:space="0" w:color="CCCCCC"/>
+              <w:right w:val="single" w:sz="4" w:space="0" w:color="CCCCCC"/>
+            </w:tcBorders>
+          </w:tcPr>
+          <w:p>
+            <w:pPr>
+              <w:spacing w:before="60" w:after="60" w:line="252" w:lineRule="auto"/>
+              <w:jc w:val="left"/>
+            </w:pPr>
+            <w:r/>
+            <w:r>
+              <w:rPr>
+                <w:b/>
+              </w:rPr>
+              <w:t>-0.25</w:t>
+            </w:r>
+          </w:p>
+        </w:tc>
+        <w:tc>
+          <w:tcPr>
+            <w:tcW w:type="dxa" w:w="1440"/>
+            <w:shd w:fill="FFFFFF"/>
+            <w:tcMar>
+              <w:top w:w="100" w:type="dxa"/>
+              <w:bottom w:w="100" w:type="dxa"/>
+              <w:left w:w="120" w:type="dxa"/>
+              <w:right w:w="120" w:type="dxa"/>
+            </w:tcMar>
+            <w:tcBorders>
+              <w:top w:val="single" w:sz="4" w:space="0" w:color="CCCCCC"/>
+              <w:bottom w:val="single" w:sz="4" w:space="0" w:color="CCCCCC"/>
+              <w:left w:val="single" w:sz="4" w:space="0" w:color="CCCCCC"/>
+              <w:right w:val="single" w:sz="4" w:space="0" w:color="CCCCCC"/>
+            </w:tcBorders>
+          </w:tcPr>
+          <w:p>
+            <w:pPr>
+              <w:spacing w:before="60" w:after="60" w:line="252" w:lineRule="auto"/>
+              <w:jc w:val="left"/>
+            </w:pPr>
+            <w:r/>
+            <w:r>
+              <w:t>BEAR</w:t>
+            </w:r>
+          </w:p>
+        </w:tc>
+      </w:tr>
+      <w:tr>
+        <w:tc>
+          <w:tcPr>
+            <w:tcW w:type="dxa" w:w="1584"/>
+            <w:shd w:fill="F8FAFC"/>
+            <w:tcMar>
+              <w:top w:w="100" w:type="dxa"/>
+              <w:bottom w:w="100" w:type="dxa"/>
+              <w:left w:w="120" w:type="dxa"/>
+              <w:right w:w="120" w:type="dxa"/>
+            </w:tcMar>
+            <w:tcBorders>
+              <w:top w:val="single" w:sz="4" w:space="0" w:color="CCCCCC"/>
+              <w:bottom w:val="single" w:sz="4" w:space="0" w:color="CCCCCC"/>
+              <w:left w:val="single" w:sz="4" w:space="0" w:color="CCCCCC"/>
+              <w:right w:val="single" w:sz="4" w:space="0" w:color="CCCCCC"/>
+            </w:tcBorders>
+          </w:tcPr>
+          <w:p>
+            <w:pPr>
+              <w:spacing w:before="60" w:after="60" w:line="252" w:lineRule="auto"/>
+              <w:jc w:val="left"/>
+            </w:pPr>
+            <w:r/>
+            <w:r>
+              <w:rPr>
+                <w:b/>
+              </w:rPr>
+              <w:t>Fri 02/10</w:t>
+            </w:r>
+          </w:p>
+        </w:tc>
+        <w:tc>
+          <w:tcPr>
+            <w:tcW w:type="dxa" w:w="864"/>
+            <w:shd w:fill="F8FAFC"/>
+            <w:tcMar>
+              <w:top w:w="100" w:type="dxa"/>
+              <w:bottom w:w="100" w:type="dxa"/>
+              <w:left w:w="120" w:type="dxa"/>
+              <w:right w:w="120" w:type="dxa"/>
+            </w:tcMar>
+            <w:tcBorders>
+              <w:top w:val="single" w:sz="4" w:space="0" w:color="CCCCCC"/>
+              <w:bottom w:val="single" w:sz="4" w:space="0" w:color="CCCCCC"/>
+              <w:left w:val="single" w:sz="4" w:space="0" w:color="CCCCCC"/>
+              <w:right w:val="single" w:sz="4" w:space="0" w:color="CCCCCC"/>
+            </w:tcBorders>
+          </w:tcPr>
+          <w:p>
+            <w:pPr>
+              <w:spacing w:before="60" w:after="60" w:line="252" w:lineRule="auto"/>
+              <w:jc w:val="left"/>
+            </w:pPr>
+            <w:r/>
+            <w:r>
+              <w:t>NY Open 21-23</w:t>
+            </w:r>
+          </w:p>
+        </w:tc>
+        <w:tc>
+          <w:tcPr>
+            <w:tcW w:type="dxa" w:w="1440"/>
+            <w:shd w:fill="F8FAFC"/>
+            <w:tcMar>
+              <w:top w:w="100" w:type="dxa"/>
+              <w:bottom w:w="100" w:type="dxa"/>
+              <w:left w:w="120" w:type="dxa"/>
+              <w:right w:w="120" w:type="dxa"/>
+            </w:tcMar>
+            <w:tcBorders>
+              <w:top w:val="single" w:sz="4" w:space="0" w:color="CCCCCC"/>
+              <w:bottom w:val="single" w:sz="4" w:space="0" w:color="CCCCCC"/>
+              <w:left w:val="single" w:sz="4" w:space="0" w:color="CCCCCC"/>
+              <w:right w:val="single" w:sz="4" w:space="0" w:color="CCCCCC"/>
+            </w:tcBorders>
+          </w:tcPr>
+          <w:p>
+            <w:pPr>
+              <w:spacing w:before="60" w:after="60" w:line="252" w:lineRule="auto"/>
+              <w:jc w:val="left"/>
+            </w:pPr>
+            <w:r/>
+            <w:r>
+              <w:t>717.25</w:t>
+            </w:r>
+          </w:p>
+        </w:tc>
+        <w:tc>
+          <w:tcPr>
+            <w:tcW w:type="dxa" w:w="2016"/>
+            <w:shd w:fill="F8FAFC"/>
+            <w:tcMar>
+              <w:top w:w="100" w:type="dxa"/>
+              <w:bottom w:w="100" w:type="dxa"/>
+              <w:left w:w="120" w:type="dxa"/>
+              <w:right w:w="120" w:type="dxa"/>
+            </w:tcMar>
+            <w:tcBorders>
+              <w:top w:val="single" w:sz="4" w:space="0" w:color="CCCCCC"/>
+              <w:bottom w:val="single" w:sz="4" w:space="0" w:color="CCCCCC"/>
+              <w:left w:val="single" w:sz="4" w:space="0" w:color="CCCCCC"/>
+              <w:right w:val="single" w:sz="4" w:space="0" w:color="CCCCCC"/>
+            </w:tcBorders>
+          </w:tcPr>
+          <w:p>
+            <w:pPr>
+              <w:spacing w:before="60" w:after="60" w:line="252" w:lineRule="auto"/>
+              <w:jc w:val="left"/>
+            </w:pPr>
+            <w:r/>
+            <w:r>
+              <w:t>725.75</w:t>
+            </w:r>
+          </w:p>
+        </w:tc>
+        <w:tc>
+          <w:tcPr>
+            <w:tcW w:type="dxa" w:w="1152"/>
+            <w:shd w:fill="F8FAFC"/>
+            <w:tcMar>
+              <w:top w:w="100" w:type="dxa"/>
+              <w:bottom w:w="100" w:type="dxa"/>
+              <w:left w:w="120" w:type="dxa"/>
+              <w:right w:w="120" w:type="dxa"/>
+            </w:tcMar>
+            <w:tcBorders>
+              <w:top w:val="single" w:sz="4" w:space="0" w:color="CCCCCC"/>
+              <w:bottom w:val="single" w:sz="4" w:space="0" w:color="CCCCCC"/>
+              <w:left w:val="single" w:sz="4" w:space="0" w:color="CCCCCC"/>
+              <w:right w:val="single" w:sz="4" w:space="0" w:color="CCCCCC"/>
+            </w:tcBorders>
+          </w:tcPr>
+          <w:p>
+            <w:pPr>
+              <w:spacing w:before="60" w:after="60" w:line="252" w:lineRule="auto"/>
+              <w:jc w:val="left"/>
+            </w:pPr>
+            <w:r/>
+            <w:r>
+              <w:t>703.25</w:t>
+            </w:r>
+          </w:p>
+        </w:tc>
+        <w:tc>
+          <w:tcPr>
+            <w:tcW w:type="dxa" w:w="1728"/>
+            <w:shd w:fill="F8FAFC"/>
+            <w:tcMar>
+              <w:top w:w="100" w:type="dxa"/>
+              <w:bottom w:w="100" w:type="dxa"/>
+              <w:left w:w="120" w:type="dxa"/>
+              <w:right w:w="120" w:type="dxa"/>
+            </w:tcMar>
+            <w:tcBorders>
+              <w:top w:val="single" w:sz="4" w:space="0" w:color="CCCCCC"/>
+              <w:bottom w:val="single" w:sz="4" w:space="0" w:color="CCCCCC"/>
+              <w:left w:val="single" w:sz="4" w:space="0" w:color="CCCCCC"/>
+              <w:right w:val="single" w:sz="4" w:space="0" w:color="CCCCCC"/>
+            </w:tcBorders>
+          </w:tcPr>
+          <w:p>
+            <w:pPr>
+              <w:spacing w:before="60" w:after="60" w:line="252" w:lineRule="auto"/>
+              <w:jc w:val="left"/>
+            </w:pPr>
+            <w:r/>
+            <w:r>
+              <w:rPr>
+                <w:b/>
+              </w:rPr>
+              <w:t>719.00</w:t>
             </w:r>
           </w:p>
         </w:tc>
@@ -27807,7 +31097,7 @@
               <w:rPr>
                 <w:b/>
               </w:rPr>
-              <w:t>Wed 30/09</w:t>
+              <w:t>Fri 02/10</w:t>
             </w:r>
           </w:p>
         </w:tc>
@@ -27835,7 +31125,7 @@
             </w:pPr>
             <w:r/>
             <w:r>
-              <w:t>Pre-NY 19-21</w:t>
+              <w:t>NY Close 23-01</w:t>
             </w:r>
           </w:p>
         </w:tc>
@@ -27863,7 +31153,7 @@
             </w:pPr>
             <w:r/>
             <w:r>
-              <w:t>713.00</w:t>
+              <w:t>719.00</w:t>
             </w:r>
           </w:p>
         </w:tc>
@@ -27891,7 +31181,7 @@
             </w:pPr>
             <w:r/>
             <w:r>
-              <w:t>722.25</w:t>
+              <w:t>725.25</w:t>
             </w:r>
           </w:p>
         </w:tc>
@@ -27919,1887 +31209,7 @@
             </w:pPr>
             <w:r/>
             <w:r>
-              <w:t>702.25</w:t>
-            </w:r>
-          </w:p>
-        </w:tc>
-        <w:tc>
-          <w:tcPr>
-            <w:tcW w:type="dxa" w:w="1728"/>
-            <w:shd w:fill="FFFFFF"/>
-            <w:tcMar>
-              <w:top w:w="100" w:type="dxa"/>
-              <w:bottom w:w="100" w:type="dxa"/>
-              <w:left w:w="120" w:type="dxa"/>
-              <w:right w:w="120" w:type="dxa"/>
-            </w:tcMar>
-            <w:tcBorders>
-              <w:top w:val="single" w:sz="4" w:space="0" w:color="CCCCCC"/>
-              <w:bottom w:val="single" w:sz="4" w:space="0" w:color="CCCCCC"/>
-              <w:left w:val="single" w:sz="4" w:space="0" w:color="CCCCCC"/>
-              <w:right w:val="single" w:sz="4" w:space="0" w:color="CCCCCC"/>
-            </w:tcBorders>
-          </w:tcPr>
-          <w:p>
-            <w:pPr>
-              <w:spacing w:before="60" w:after="60" w:line="252" w:lineRule="auto"/>
-              <w:jc w:val="left"/>
-            </w:pPr>
-            <w:r/>
-            <w:r>
-              <w:rPr>
-                <w:b/>
-              </w:rPr>
-              <w:t>713.50</w:t>
-            </w:r>
-          </w:p>
-        </w:tc>
-        <w:tc>
-          <w:tcPr>
-            <w:tcW w:type="dxa" w:w="3456"/>
-            <w:shd w:fill="FFFFFF"/>
-            <w:tcMar>
-              <w:top w:w="100" w:type="dxa"/>
-              <w:bottom w:w="100" w:type="dxa"/>
-              <w:left w:w="120" w:type="dxa"/>
-              <w:right w:w="120" w:type="dxa"/>
-            </w:tcMar>
-            <w:tcBorders>
-              <w:top w:val="single" w:sz="4" w:space="0" w:color="CCCCCC"/>
-              <w:bottom w:val="single" w:sz="4" w:space="0" w:color="CCCCCC"/>
-              <w:left w:val="single" w:sz="4" w:space="0" w:color="CCCCCC"/>
-              <w:right w:val="single" w:sz="4" w:space="0" w:color="CCCCCC"/>
-            </w:tcBorders>
-          </w:tcPr>
-          <w:p>
-            <w:pPr>
-              <w:spacing w:before="60" w:after="60" w:line="252" w:lineRule="auto"/>
-              <w:jc w:val="left"/>
-            </w:pPr>
-            <w:r/>
-            <w:r>
-              <w:rPr>
-                <w:b/>
-              </w:rPr>
-              <w:t>+0.50</w:t>
-            </w:r>
-          </w:p>
-        </w:tc>
-        <w:tc>
-          <w:tcPr>
-            <w:tcW w:type="dxa" w:w="1440"/>
-            <w:shd w:fill="FFFFFF"/>
-            <w:tcMar>
-              <w:top w:w="100" w:type="dxa"/>
-              <w:bottom w:w="100" w:type="dxa"/>
-              <w:left w:w="120" w:type="dxa"/>
-              <w:right w:w="120" w:type="dxa"/>
-            </w:tcMar>
-            <w:tcBorders>
-              <w:top w:val="single" w:sz="4" w:space="0" w:color="CCCCCC"/>
-              <w:bottom w:val="single" w:sz="4" w:space="0" w:color="CCCCCC"/>
-              <w:left w:val="single" w:sz="4" w:space="0" w:color="CCCCCC"/>
-              <w:right w:val="single" w:sz="4" w:space="0" w:color="CCCCCC"/>
-            </w:tcBorders>
-          </w:tcPr>
-          <w:p>
-            <w:pPr>
-              <w:spacing w:before="60" w:after="60" w:line="252" w:lineRule="auto"/>
-              <w:jc w:val="left"/>
-            </w:pPr>
-            <w:r/>
-            <w:r>
-              <w:t>BULL</w:t>
-            </w:r>
-          </w:p>
-        </w:tc>
-      </w:tr>
-      <w:tr>
-        <w:tc>
-          <w:tcPr>
-            <w:tcW w:type="dxa" w:w="1584"/>
-            <w:shd w:fill="F8FAFC"/>
-            <w:tcMar>
-              <w:top w:w="100" w:type="dxa"/>
-              <w:bottom w:w="100" w:type="dxa"/>
-              <w:left w:w="120" w:type="dxa"/>
-              <w:right w:w="120" w:type="dxa"/>
-            </w:tcMar>
-            <w:tcBorders>
-              <w:top w:val="single" w:sz="4" w:space="0" w:color="CCCCCC"/>
-              <w:bottom w:val="single" w:sz="4" w:space="0" w:color="CCCCCC"/>
-              <w:left w:val="single" w:sz="4" w:space="0" w:color="CCCCCC"/>
-              <w:right w:val="single" w:sz="4" w:space="0" w:color="CCCCCC"/>
-            </w:tcBorders>
-          </w:tcPr>
-          <w:p>
-            <w:pPr>
-              <w:spacing w:before="60" w:after="60" w:line="252" w:lineRule="auto"/>
-              <w:jc w:val="left"/>
-            </w:pPr>
-            <w:r/>
-            <w:r>
-              <w:rPr>
-                <w:b/>
-              </w:rPr>
-              <w:t>Wed 30/09</w:t>
-            </w:r>
-          </w:p>
-        </w:tc>
-        <w:tc>
-          <w:tcPr>
-            <w:tcW w:type="dxa" w:w="864"/>
-            <w:shd w:fill="F8FAFC"/>
-            <w:tcMar>
-              <w:top w:w="100" w:type="dxa"/>
-              <w:bottom w:w="100" w:type="dxa"/>
-              <w:left w:w="120" w:type="dxa"/>
-              <w:right w:w="120" w:type="dxa"/>
-            </w:tcMar>
-            <w:tcBorders>
-              <w:top w:val="single" w:sz="4" w:space="0" w:color="CCCCCC"/>
-              <w:bottom w:val="single" w:sz="4" w:space="0" w:color="CCCCCC"/>
-              <w:left w:val="single" w:sz="4" w:space="0" w:color="CCCCCC"/>
-              <w:right w:val="single" w:sz="4" w:space="0" w:color="CCCCCC"/>
-            </w:tcBorders>
-          </w:tcPr>
-          <w:p>
-            <w:pPr>
-              <w:spacing w:before="60" w:after="60" w:line="252" w:lineRule="auto"/>
-              <w:jc w:val="left"/>
-            </w:pPr>
-            <w:r/>
-            <w:r>
-              <w:t>NY Open 21-23</w:t>
-            </w:r>
-          </w:p>
-        </w:tc>
-        <w:tc>
-          <w:tcPr>
-            <w:tcW w:type="dxa" w:w="1440"/>
-            <w:shd w:fill="F8FAFC"/>
-            <w:tcMar>
-              <w:top w:w="100" w:type="dxa"/>
-              <w:bottom w:w="100" w:type="dxa"/>
-              <w:left w:w="120" w:type="dxa"/>
-              <w:right w:w="120" w:type="dxa"/>
-            </w:tcMar>
-            <w:tcBorders>
-              <w:top w:val="single" w:sz="4" w:space="0" w:color="CCCCCC"/>
-              <w:bottom w:val="single" w:sz="4" w:space="0" w:color="CCCCCC"/>
-              <w:left w:val="single" w:sz="4" w:space="0" w:color="CCCCCC"/>
-              <w:right w:val="single" w:sz="4" w:space="0" w:color="CCCCCC"/>
-            </w:tcBorders>
-          </w:tcPr>
-          <w:p>
-            <w:pPr>
-              <w:spacing w:before="60" w:after="60" w:line="252" w:lineRule="auto"/>
-              <w:jc w:val="left"/>
-            </w:pPr>
-            <w:r/>
-            <w:r>
-              <w:t>713.50</w:t>
-            </w:r>
-          </w:p>
-        </w:tc>
-        <w:tc>
-          <w:tcPr>
-            <w:tcW w:type="dxa" w:w="2016"/>
-            <w:shd w:fill="F8FAFC"/>
-            <w:tcMar>
-              <w:top w:w="100" w:type="dxa"/>
-              <w:bottom w:w="100" w:type="dxa"/>
-              <w:left w:w="120" w:type="dxa"/>
-              <w:right w:w="120" w:type="dxa"/>
-            </w:tcMar>
-            <w:tcBorders>
-              <w:top w:val="single" w:sz="4" w:space="0" w:color="CCCCCC"/>
-              <w:bottom w:val="single" w:sz="4" w:space="0" w:color="CCCCCC"/>
-              <w:left w:val="single" w:sz="4" w:space="0" w:color="CCCCCC"/>
-              <w:right w:val="single" w:sz="4" w:space="0" w:color="CCCCCC"/>
-            </w:tcBorders>
-          </w:tcPr>
-          <w:p>
-            <w:pPr>
-              <w:spacing w:before="60" w:after="60" w:line="252" w:lineRule="auto"/>
-              <w:jc w:val="left"/>
-            </w:pPr>
-            <w:r/>
-            <w:r>
-              <w:t>725.75</w:t>
-            </w:r>
-          </w:p>
-        </w:tc>
-        <w:tc>
-          <w:tcPr>
-            <w:tcW w:type="dxa" w:w="1152"/>
-            <w:shd w:fill="F8FAFC"/>
-            <w:tcMar>
-              <w:top w:w="100" w:type="dxa"/>
-              <w:bottom w:w="100" w:type="dxa"/>
-              <w:left w:w="120" w:type="dxa"/>
-              <w:right w:w="120" w:type="dxa"/>
-            </w:tcMar>
-            <w:tcBorders>
-              <w:top w:val="single" w:sz="4" w:space="0" w:color="CCCCCC"/>
-              <w:bottom w:val="single" w:sz="4" w:space="0" w:color="CCCCCC"/>
-              <w:left w:val="single" w:sz="4" w:space="0" w:color="CCCCCC"/>
-              <w:right w:val="single" w:sz="4" w:space="0" w:color="CCCCCC"/>
-            </w:tcBorders>
-          </w:tcPr>
-          <w:p>
-            <w:pPr>
-              <w:spacing w:before="60" w:after="60" w:line="252" w:lineRule="auto"/>
-              <w:jc w:val="left"/>
-            </w:pPr>
-            <w:r/>
-            <w:r>
-              <w:t>699.25</w:t>
-            </w:r>
-          </w:p>
-        </w:tc>
-        <w:tc>
-          <w:tcPr>
-            <w:tcW w:type="dxa" w:w="1728"/>
-            <w:shd w:fill="F8FAFC"/>
-            <w:tcMar>
-              <w:top w:w="100" w:type="dxa"/>
-              <w:bottom w:w="100" w:type="dxa"/>
-              <w:left w:w="120" w:type="dxa"/>
-              <w:right w:w="120" w:type="dxa"/>
-            </w:tcMar>
-            <w:tcBorders>
-              <w:top w:val="single" w:sz="4" w:space="0" w:color="CCCCCC"/>
-              <w:bottom w:val="single" w:sz="4" w:space="0" w:color="CCCCCC"/>
-              <w:left w:val="single" w:sz="4" w:space="0" w:color="CCCCCC"/>
-              <w:right w:val="single" w:sz="4" w:space="0" w:color="CCCCCC"/>
-            </w:tcBorders>
-          </w:tcPr>
-          <w:p>
-            <w:pPr>
-              <w:spacing w:before="60" w:after="60" w:line="252" w:lineRule="auto"/>
-              <w:jc w:val="left"/>
-            </w:pPr>
-            <w:r/>
-            <w:r>
-              <w:rPr>
-                <w:b/>
-              </w:rPr>
-              <w:t>712.00</w:t>
-            </w:r>
-          </w:p>
-        </w:tc>
-        <w:tc>
-          <w:tcPr>
-            <w:tcW w:type="dxa" w:w="3456"/>
-            <w:shd w:fill="F8FAFC"/>
-            <w:tcMar>
-              <w:top w:w="100" w:type="dxa"/>
-              <w:bottom w:w="100" w:type="dxa"/>
-              <w:left w:w="120" w:type="dxa"/>
-              <w:right w:w="120" w:type="dxa"/>
-            </w:tcMar>
-            <w:tcBorders>
-              <w:top w:val="single" w:sz="4" w:space="0" w:color="CCCCCC"/>
-              <w:bottom w:val="single" w:sz="4" w:space="0" w:color="CCCCCC"/>
-              <w:left w:val="single" w:sz="4" w:space="0" w:color="CCCCCC"/>
-              <w:right w:val="single" w:sz="4" w:space="0" w:color="CCCCCC"/>
-            </w:tcBorders>
-          </w:tcPr>
-          <w:p>
-            <w:pPr>
-              <w:spacing w:before="60" w:after="60" w:line="252" w:lineRule="auto"/>
-              <w:jc w:val="left"/>
-            </w:pPr>
-            <w:r/>
-            <w:r>
-              <w:rPr>
-                <w:b/>
-              </w:rPr>
-              <w:t>-1.50</w:t>
-            </w:r>
-          </w:p>
-        </w:tc>
-        <w:tc>
-          <w:tcPr>
-            <w:tcW w:type="dxa" w:w="1440"/>
-            <w:shd w:fill="F8FAFC"/>
-            <w:tcMar>
-              <w:top w:w="100" w:type="dxa"/>
-              <w:bottom w:w="100" w:type="dxa"/>
-              <w:left w:w="120" w:type="dxa"/>
-              <w:right w:w="120" w:type="dxa"/>
-            </w:tcMar>
-            <w:tcBorders>
-              <w:top w:val="single" w:sz="4" w:space="0" w:color="CCCCCC"/>
-              <w:bottom w:val="single" w:sz="4" w:space="0" w:color="CCCCCC"/>
-              <w:left w:val="single" w:sz="4" w:space="0" w:color="CCCCCC"/>
-              <w:right w:val="single" w:sz="4" w:space="0" w:color="CCCCCC"/>
-            </w:tcBorders>
-          </w:tcPr>
-          <w:p>
-            <w:pPr>
-              <w:spacing w:before="60" w:after="60" w:line="252" w:lineRule="auto"/>
-              <w:jc w:val="left"/>
-            </w:pPr>
-            <w:r/>
-            <w:r>
-              <w:t>BEAR</w:t>
-            </w:r>
-          </w:p>
-        </w:tc>
-      </w:tr>
-      <w:tr>
-        <w:tc>
-          <w:tcPr>
-            <w:tcW w:type="dxa" w:w="1584"/>
-            <w:shd w:fill="FFFFFF"/>
-            <w:tcMar>
-              <w:top w:w="100" w:type="dxa"/>
-              <w:bottom w:w="100" w:type="dxa"/>
-              <w:left w:w="120" w:type="dxa"/>
-              <w:right w:w="120" w:type="dxa"/>
-            </w:tcMar>
-            <w:tcBorders>
-              <w:top w:val="single" w:sz="4" w:space="0" w:color="CCCCCC"/>
-              <w:bottom w:val="single" w:sz="4" w:space="0" w:color="CCCCCC"/>
-              <w:left w:val="single" w:sz="4" w:space="0" w:color="CCCCCC"/>
-              <w:right w:val="single" w:sz="4" w:space="0" w:color="CCCCCC"/>
-            </w:tcBorders>
-          </w:tcPr>
-          <w:p>
-            <w:pPr>
-              <w:spacing w:before="60" w:after="60" w:line="252" w:lineRule="auto"/>
-              <w:jc w:val="left"/>
-            </w:pPr>
-            <w:r/>
-            <w:r>
-              <w:rPr>
-                <w:b/>
-              </w:rPr>
-              <w:t>Wed 30/09</w:t>
-            </w:r>
-          </w:p>
-        </w:tc>
-        <w:tc>
-          <w:tcPr>
-            <w:tcW w:type="dxa" w:w="864"/>
-            <w:shd w:fill="FFFFFF"/>
-            <w:tcMar>
-              <w:top w:w="100" w:type="dxa"/>
-              <w:bottom w:w="100" w:type="dxa"/>
-              <w:left w:w="120" w:type="dxa"/>
-              <w:right w:w="120" w:type="dxa"/>
-            </w:tcMar>
-            <w:tcBorders>
-              <w:top w:val="single" w:sz="4" w:space="0" w:color="CCCCCC"/>
-              <w:bottom w:val="single" w:sz="4" w:space="0" w:color="CCCCCC"/>
-              <w:left w:val="single" w:sz="4" w:space="0" w:color="CCCCCC"/>
-              <w:right w:val="single" w:sz="4" w:space="0" w:color="CCCCCC"/>
-            </w:tcBorders>
-          </w:tcPr>
-          <w:p>
-            <w:pPr>
-              <w:spacing w:before="60" w:after="60" w:line="252" w:lineRule="auto"/>
-              <w:jc w:val="left"/>
-            </w:pPr>
-            <w:r/>
-            <w:r>
-              <w:t>NY Close 23-01</w:t>
-            </w:r>
-          </w:p>
-        </w:tc>
-        <w:tc>
-          <w:tcPr>
-            <w:tcW w:type="dxa" w:w="1440"/>
-            <w:shd w:fill="FFFFFF"/>
-            <w:tcMar>
-              <w:top w:w="100" w:type="dxa"/>
-              <w:bottom w:w="100" w:type="dxa"/>
-              <w:left w:w="120" w:type="dxa"/>
-              <w:right w:w="120" w:type="dxa"/>
-            </w:tcMar>
-            <w:tcBorders>
-              <w:top w:val="single" w:sz="4" w:space="0" w:color="CCCCCC"/>
-              <w:bottom w:val="single" w:sz="4" w:space="0" w:color="CCCCCC"/>
-              <w:left w:val="single" w:sz="4" w:space="0" w:color="CCCCCC"/>
-              <w:right w:val="single" w:sz="4" w:space="0" w:color="CCCCCC"/>
-            </w:tcBorders>
-          </w:tcPr>
-          <w:p>
-            <w:pPr>
-              <w:spacing w:before="60" w:after="60" w:line="252" w:lineRule="auto"/>
-              <w:jc w:val="left"/>
-            </w:pPr>
-            <w:r/>
-            <w:r>
-              <w:t>712.00</w:t>
-            </w:r>
-          </w:p>
-        </w:tc>
-        <w:tc>
-          <w:tcPr>
-            <w:tcW w:type="dxa" w:w="2016"/>
-            <w:shd w:fill="FFFFFF"/>
-            <w:tcMar>
-              <w:top w:w="100" w:type="dxa"/>
-              <w:bottom w:w="100" w:type="dxa"/>
-              <w:left w:w="120" w:type="dxa"/>
-              <w:right w:w="120" w:type="dxa"/>
-            </w:tcMar>
-            <w:tcBorders>
-              <w:top w:val="single" w:sz="4" w:space="0" w:color="CCCCCC"/>
-              <w:bottom w:val="single" w:sz="4" w:space="0" w:color="CCCCCC"/>
-              <w:left w:val="single" w:sz="4" w:space="0" w:color="CCCCCC"/>
-              <w:right w:val="single" w:sz="4" w:space="0" w:color="CCCCCC"/>
-            </w:tcBorders>
-          </w:tcPr>
-          <w:p>
-            <w:pPr>
-              <w:spacing w:before="60" w:after="60" w:line="252" w:lineRule="auto"/>
-              <w:jc w:val="left"/>
-            </w:pPr>
-            <w:r/>
-            <w:r>
-              <w:t>719.00</w:t>
-            </w:r>
-          </w:p>
-        </w:tc>
-        <w:tc>
-          <w:tcPr>
-            <w:tcW w:type="dxa" w:w="1152"/>
-            <w:shd w:fill="FFFFFF"/>
-            <w:tcMar>
-              <w:top w:w="100" w:type="dxa"/>
-              <w:bottom w:w="100" w:type="dxa"/>
-              <w:left w:w="120" w:type="dxa"/>
-              <w:right w:w="120" w:type="dxa"/>
-            </w:tcMar>
-            <w:tcBorders>
-              <w:top w:val="single" w:sz="4" w:space="0" w:color="CCCCCC"/>
-              <w:bottom w:val="single" w:sz="4" w:space="0" w:color="CCCCCC"/>
-              <w:left w:val="single" w:sz="4" w:space="0" w:color="CCCCCC"/>
-              <w:right w:val="single" w:sz="4" w:space="0" w:color="CCCCCC"/>
-            </w:tcBorders>
-          </w:tcPr>
-          <w:p>
-            <w:pPr>
-              <w:spacing w:before="60" w:after="60" w:line="252" w:lineRule="auto"/>
-              <w:jc w:val="left"/>
-            </w:pPr>
-            <w:r/>
-            <w:r>
-              <w:t>702.50</w:t>
-            </w:r>
-          </w:p>
-        </w:tc>
-        <w:tc>
-          <w:tcPr>
-            <w:tcW w:type="dxa" w:w="1728"/>
-            <w:shd w:fill="FFFFFF"/>
-            <w:tcMar>
-              <w:top w:w="100" w:type="dxa"/>
-              <w:bottom w:w="100" w:type="dxa"/>
-              <w:left w:w="120" w:type="dxa"/>
-              <w:right w:w="120" w:type="dxa"/>
-            </w:tcMar>
-            <w:tcBorders>
-              <w:top w:val="single" w:sz="4" w:space="0" w:color="CCCCCC"/>
-              <w:bottom w:val="single" w:sz="4" w:space="0" w:color="CCCCCC"/>
-              <w:left w:val="single" w:sz="4" w:space="0" w:color="CCCCCC"/>
-              <w:right w:val="single" w:sz="4" w:space="0" w:color="CCCCCC"/>
-            </w:tcBorders>
-          </w:tcPr>
-          <w:p>
-            <w:pPr>
-              <w:spacing w:before="60" w:after="60" w:line="252" w:lineRule="auto"/>
-              <w:jc w:val="left"/>
-            </w:pPr>
-            <w:r/>
-            <w:r>
-              <w:rPr>
-                <w:b/>
-              </w:rPr>
               <w:t>712.50</w:t>
-            </w:r>
-          </w:p>
-        </w:tc>
-        <w:tc>
-          <w:tcPr>
-            <w:tcW w:type="dxa" w:w="3456"/>
-            <w:shd w:fill="FFFFFF"/>
-            <w:tcMar>
-              <w:top w:w="100" w:type="dxa"/>
-              <w:bottom w:w="100" w:type="dxa"/>
-              <w:left w:w="120" w:type="dxa"/>
-              <w:right w:w="120" w:type="dxa"/>
-            </w:tcMar>
-            <w:tcBorders>
-              <w:top w:val="single" w:sz="4" w:space="0" w:color="CCCCCC"/>
-              <w:bottom w:val="single" w:sz="4" w:space="0" w:color="CCCCCC"/>
-              <w:left w:val="single" w:sz="4" w:space="0" w:color="CCCCCC"/>
-              <w:right w:val="single" w:sz="4" w:space="0" w:color="CCCCCC"/>
-            </w:tcBorders>
-          </w:tcPr>
-          <w:p>
-            <w:pPr>
-              <w:spacing w:before="60" w:after="60" w:line="252" w:lineRule="auto"/>
-              <w:jc w:val="left"/>
-            </w:pPr>
-            <w:r/>
-            <w:r>
-              <w:rPr>
-                <w:b/>
-              </w:rPr>
-              <w:t>+0.50</w:t>
-            </w:r>
-          </w:p>
-        </w:tc>
-        <w:tc>
-          <w:tcPr>
-            <w:tcW w:type="dxa" w:w="1440"/>
-            <w:shd w:fill="FFFFFF"/>
-            <w:tcMar>
-              <w:top w:w="100" w:type="dxa"/>
-              <w:bottom w:w="100" w:type="dxa"/>
-              <w:left w:w="120" w:type="dxa"/>
-              <w:right w:w="120" w:type="dxa"/>
-            </w:tcMar>
-            <w:tcBorders>
-              <w:top w:val="single" w:sz="4" w:space="0" w:color="CCCCCC"/>
-              <w:bottom w:val="single" w:sz="4" w:space="0" w:color="CCCCCC"/>
-              <w:left w:val="single" w:sz="4" w:space="0" w:color="CCCCCC"/>
-              <w:right w:val="single" w:sz="4" w:space="0" w:color="CCCCCC"/>
-            </w:tcBorders>
-          </w:tcPr>
-          <w:p>
-            <w:pPr>
-              <w:spacing w:before="60" w:after="60" w:line="252" w:lineRule="auto"/>
-              <w:jc w:val="left"/>
-            </w:pPr>
-            <w:r/>
-            <w:r>
-              <w:t>BULL</w:t>
-            </w:r>
-          </w:p>
-        </w:tc>
-      </w:tr>
-      <w:tr>
-        <w:tc>
-          <w:tcPr>
-            <w:tcW w:type="dxa" w:w="1584"/>
-            <w:shd w:fill="F8FAFC"/>
-            <w:tcMar>
-              <w:top w:w="100" w:type="dxa"/>
-              <w:bottom w:w="100" w:type="dxa"/>
-              <w:left w:w="120" w:type="dxa"/>
-              <w:right w:w="120" w:type="dxa"/>
-            </w:tcMar>
-            <w:tcBorders>
-              <w:top w:val="single" w:sz="4" w:space="0" w:color="CCCCCC"/>
-              <w:bottom w:val="single" w:sz="4" w:space="0" w:color="CCCCCC"/>
-              <w:left w:val="single" w:sz="4" w:space="0" w:color="CCCCCC"/>
-              <w:right w:val="single" w:sz="4" w:space="0" w:color="CCCCCC"/>
-            </w:tcBorders>
-          </w:tcPr>
-          <w:p>
-            <w:pPr>
-              <w:spacing w:before="60" w:after="60" w:line="252" w:lineRule="auto"/>
-              <w:jc w:val="left"/>
-            </w:pPr>
-            <w:r/>
-            <w:r>
-              <w:rPr>
-                <w:b/>
-              </w:rPr>
-              <w:t>Thu 01/10</w:t>
-            </w:r>
-          </w:p>
-        </w:tc>
-        <w:tc>
-          <w:tcPr>
-            <w:tcW w:type="dxa" w:w="864"/>
-            <w:shd w:fill="F8FAFC"/>
-            <w:tcMar>
-              <w:top w:w="100" w:type="dxa"/>
-              <w:bottom w:w="100" w:type="dxa"/>
-              <w:left w:w="120" w:type="dxa"/>
-              <w:right w:w="120" w:type="dxa"/>
-            </w:tcMar>
-            <w:tcBorders>
-              <w:top w:val="single" w:sz="4" w:space="0" w:color="CCCCCC"/>
-              <w:bottom w:val="single" w:sz="4" w:space="0" w:color="CCCCCC"/>
-              <w:left w:val="single" w:sz="4" w:space="0" w:color="CCCCCC"/>
-              <w:right w:val="single" w:sz="4" w:space="0" w:color="CCCCCC"/>
-            </w:tcBorders>
-          </w:tcPr>
-          <w:p>
-            <w:pPr>
-              <w:spacing w:before="60" w:after="60" w:line="252" w:lineRule="auto"/>
-              <w:jc w:val="left"/>
-            </w:pPr>
-            <w:r/>
-            <w:r>
-              <w:t>Asia 07-11</w:t>
-            </w:r>
-          </w:p>
-        </w:tc>
-        <w:tc>
-          <w:tcPr>
-            <w:tcW w:type="dxa" w:w="1440"/>
-            <w:shd w:fill="F8FAFC"/>
-            <w:tcMar>
-              <w:top w:w="100" w:type="dxa"/>
-              <w:bottom w:w="100" w:type="dxa"/>
-              <w:left w:w="120" w:type="dxa"/>
-              <w:right w:w="120" w:type="dxa"/>
-            </w:tcMar>
-            <w:tcBorders>
-              <w:top w:val="single" w:sz="4" w:space="0" w:color="CCCCCC"/>
-              <w:bottom w:val="single" w:sz="4" w:space="0" w:color="CCCCCC"/>
-              <w:left w:val="single" w:sz="4" w:space="0" w:color="CCCCCC"/>
-              <w:right w:val="single" w:sz="4" w:space="0" w:color="CCCCCC"/>
-            </w:tcBorders>
-          </w:tcPr>
-          <w:p>
-            <w:pPr>
-              <w:spacing w:before="60" w:after="60" w:line="252" w:lineRule="auto"/>
-              <w:jc w:val="left"/>
-            </w:pPr>
-            <w:r/>
-            <w:r>
-              <w:t>712.50</w:t>
-            </w:r>
-          </w:p>
-        </w:tc>
-        <w:tc>
-          <w:tcPr>
-            <w:tcW w:type="dxa" w:w="2016"/>
-            <w:shd w:fill="F8FAFC"/>
-            <w:tcMar>
-              <w:top w:w="100" w:type="dxa"/>
-              <w:bottom w:w="100" w:type="dxa"/>
-              <w:left w:w="120" w:type="dxa"/>
-              <w:right w:w="120" w:type="dxa"/>
-            </w:tcMar>
-            <w:tcBorders>
-              <w:top w:val="single" w:sz="4" w:space="0" w:color="CCCCCC"/>
-              <w:bottom w:val="single" w:sz="4" w:space="0" w:color="CCCCCC"/>
-              <w:left w:val="single" w:sz="4" w:space="0" w:color="CCCCCC"/>
-              <w:right w:val="single" w:sz="4" w:space="0" w:color="CCCCCC"/>
-            </w:tcBorders>
-          </w:tcPr>
-          <w:p>
-            <w:pPr>
-              <w:spacing w:before="60" w:after="60" w:line="252" w:lineRule="auto"/>
-              <w:jc w:val="left"/>
-            </w:pPr>
-            <w:r/>
-            <w:r>
-              <w:t>723.00</w:t>
-            </w:r>
-          </w:p>
-        </w:tc>
-        <w:tc>
-          <w:tcPr>
-            <w:tcW w:type="dxa" w:w="1152"/>
-            <w:shd w:fill="F8FAFC"/>
-            <w:tcMar>
-              <w:top w:w="100" w:type="dxa"/>
-              <w:bottom w:w="100" w:type="dxa"/>
-              <w:left w:w="120" w:type="dxa"/>
-              <w:right w:w="120" w:type="dxa"/>
-            </w:tcMar>
-            <w:tcBorders>
-              <w:top w:val="single" w:sz="4" w:space="0" w:color="CCCCCC"/>
-              <w:bottom w:val="single" w:sz="4" w:space="0" w:color="CCCCCC"/>
-              <w:left w:val="single" w:sz="4" w:space="0" w:color="CCCCCC"/>
-              <w:right w:val="single" w:sz="4" w:space="0" w:color="CCCCCC"/>
-            </w:tcBorders>
-          </w:tcPr>
-          <w:p>
-            <w:pPr>
-              <w:spacing w:before="60" w:after="60" w:line="252" w:lineRule="auto"/>
-              <w:jc w:val="left"/>
-            </w:pPr>
-            <w:r/>
-            <w:r>
-              <w:t>705.25</w:t>
-            </w:r>
-          </w:p>
-        </w:tc>
-        <w:tc>
-          <w:tcPr>
-            <w:tcW w:type="dxa" w:w="1728"/>
-            <w:shd w:fill="F8FAFC"/>
-            <w:tcMar>
-              <w:top w:w="100" w:type="dxa"/>
-              <w:bottom w:w="100" w:type="dxa"/>
-              <w:left w:w="120" w:type="dxa"/>
-              <w:right w:w="120" w:type="dxa"/>
-            </w:tcMar>
-            <w:tcBorders>
-              <w:top w:val="single" w:sz="4" w:space="0" w:color="CCCCCC"/>
-              <w:bottom w:val="single" w:sz="4" w:space="0" w:color="CCCCCC"/>
-              <w:left w:val="single" w:sz="4" w:space="0" w:color="CCCCCC"/>
-              <w:right w:val="single" w:sz="4" w:space="0" w:color="CCCCCC"/>
-            </w:tcBorders>
-          </w:tcPr>
-          <w:p>
-            <w:pPr>
-              <w:spacing w:before="60" w:after="60" w:line="252" w:lineRule="auto"/>
-              <w:jc w:val="left"/>
-            </w:pPr>
-            <w:r/>
-            <w:r>
-              <w:rPr>
-                <w:b/>
-              </w:rPr>
-              <w:t>712.25</w:t>
-            </w:r>
-          </w:p>
-        </w:tc>
-        <w:tc>
-          <w:tcPr>
-            <w:tcW w:type="dxa" w:w="3456"/>
-            <w:shd w:fill="F8FAFC"/>
-            <w:tcMar>
-              <w:top w:w="100" w:type="dxa"/>
-              <w:bottom w:w="100" w:type="dxa"/>
-              <w:left w:w="120" w:type="dxa"/>
-              <w:right w:w="120" w:type="dxa"/>
-            </w:tcMar>
-            <w:tcBorders>
-              <w:top w:val="single" w:sz="4" w:space="0" w:color="CCCCCC"/>
-              <w:bottom w:val="single" w:sz="4" w:space="0" w:color="CCCCCC"/>
-              <w:left w:val="single" w:sz="4" w:space="0" w:color="CCCCCC"/>
-              <w:right w:val="single" w:sz="4" w:space="0" w:color="CCCCCC"/>
-            </w:tcBorders>
-          </w:tcPr>
-          <w:p>
-            <w:pPr>
-              <w:spacing w:before="60" w:after="60" w:line="252" w:lineRule="auto"/>
-              <w:jc w:val="left"/>
-            </w:pPr>
-            <w:r/>
-            <w:r>
-              <w:rPr>
-                <w:b/>
-              </w:rPr>
-              <w:t>-0.25</w:t>
-            </w:r>
-          </w:p>
-        </w:tc>
-        <w:tc>
-          <w:tcPr>
-            <w:tcW w:type="dxa" w:w="1440"/>
-            <w:shd w:fill="F8FAFC"/>
-            <w:tcMar>
-              <w:top w:w="100" w:type="dxa"/>
-              <w:bottom w:w="100" w:type="dxa"/>
-              <w:left w:w="120" w:type="dxa"/>
-              <w:right w:w="120" w:type="dxa"/>
-            </w:tcMar>
-            <w:tcBorders>
-              <w:top w:val="single" w:sz="4" w:space="0" w:color="CCCCCC"/>
-              <w:bottom w:val="single" w:sz="4" w:space="0" w:color="CCCCCC"/>
-              <w:left w:val="single" w:sz="4" w:space="0" w:color="CCCCCC"/>
-              <w:right w:val="single" w:sz="4" w:space="0" w:color="CCCCCC"/>
-            </w:tcBorders>
-          </w:tcPr>
-          <w:p>
-            <w:pPr>
-              <w:spacing w:before="60" w:after="60" w:line="252" w:lineRule="auto"/>
-              <w:jc w:val="left"/>
-            </w:pPr>
-            <w:r/>
-            <w:r>
-              <w:t>BEAR</w:t>
-            </w:r>
-          </w:p>
-        </w:tc>
-      </w:tr>
-      <w:tr>
-        <w:tc>
-          <w:tcPr>
-            <w:tcW w:type="dxa" w:w="1584"/>
-            <w:shd w:fill="FFFFFF"/>
-            <w:tcMar>
-              <w:top w:w="100" w:type="dxa"/>
-              <w:bottom w:w="100" w:type="dxa"/>
-              <w:left w:w="120" w:type="dxa"/>
-              <w:right w:w="120" w:type="dxa"/>
-            </w:tcMar>
-            <w:tcBorders>
-              <w:top w:val="single" w:sz="4" w:space="0" w:color="CCCCCC"/>
-              <w:bottom w:val="single" w:sz="4" w:space="0" w:color="CCCCCC"/>
-              <w:left w:val="single" w:sz="4" w:space="0" w:color="CCCCCC"/>
-              <w:right w:val="single" w:sz="4" w:space="0" w:color="CCCCCC"/>
-            </w:tcBorders>
-          </w:tcPr>
-          <w:p>
-            <w:pPr>
-              <w:spacing w:before="60" w:after="60" w:line="252" w:lineRule="auto"/>
-              <w:jc w:val="left"/>
-            </w:pPr>
-            <w:r/>
-            <w:r>
-              <w:rPr>
-                <w:b/>
-              </w:rPr>
-              <w:t>Thu 01/10</w:t>
-            </w:r>
-          </w:p>
-        </w:tc>
-        <w:tc>
-          <w:tcPr>
-            <w:tcW w:type="dxa" w:w="864"/>
-            <w:shd w:fill="FFFFFF"/>
-            <w:tcMar>
-              <w:top w:w="100" w:type="dxa"/>
-              <w:bottom w:w="100" w:type="dxa"/>
-              <w:left w:w="120" w:type="dxa"/>
-              <w:right w:w="120" w:type="dxa"/>
-            </w:tcMar>
-            <w:tcBorders>
-              <w:top w:val="single" w:sz="4" w:space="0" w:color="CCCCCC"/>
-              <w:bottom w:val="single" w:sz="4" w:space="0" w:color="CCCCCC"/>
-              <w:left w:val="single" w:sz="4" w:space="0" w:color="CCCCCC"/>
-              <w:right w:val="single" w:sz="4" w:space="0" w:color="CCCCCC"/>
-            </w:tcBorders>
-          </w:tcPr>
-          <w:p>
-            <w:pPr>
-              <w:spacing w:before="60" w:after="60" w:line="252" w:lineRule="auto"/>
-              <w:jc w:val="left"/>
-            </w:pPr>
-            <w:r/>
-            <w:r>
-              <w:t>Asia 11-15</w:t>
-            </w:r>
-          </w:p>
-        </w:tc>
-        <w:tc>
-          <w:tcPr>
-            <w:tcW w:type="dxa" w:w="1440"/>
-            <w:shd w:fill="FFFFFF"/>
-            <w:tcMar>
-              <w:top w:w="100" w:type="dxa"/>
-              <w:bottom w:w="100" w:type="dxa"/>
-              <w:left w:w="120" w:type="dxa"/>
-              <w:right w:w="120" w:type="dxa"/>
-            </w:tcMar>
-            <w:tcBorders>
-              <w:top w:val="single" w:sz="4" w:space="0" w:color="CCCCCC"/>
-              <w:bottom w:val="single" w:sz="4" w:space="0" w:color="CCCCCC"/>
-              <w:left w:val="single" w:sz="4" w:space="0" w:color="CCCCCC"/>
-              <w:right w:val="single" w:sz="4" w:space="0" w:color="CCCCCC"/>
-            </w:tcBorders>
-          </w:tcPr>
-          <w:p>
-            <w:pPr>
-              <w:spacing w:before="60" w:after="60" w:line="252" w:lineRule="auto"/>
-              <w:jc w:val="left"/>
-            </w:pPr>
-            <w:r/>
-            <w:r>
-              <w:t>712.25</w:t>
-            </w:r>
-          </w:p>
-        </w:tc>
-        <w:tc>
-          <w:tcPr>
-            <w:tcW w:type="dxa" w:w="2016"/>
-            <w:shd w:fill="FFFFFF"/>
-            <w:tcMar>
-              <w:top w:w="100" w:type="dxa"/>
-              <w:bottom w:w="100" w:type="dxa"/>
-              <w:left w:w="120" w:type="dxa"/>
-              <w:right w:w="120" w:type="dxa"/>
-            </w:tcMar>
-            <w:tcBorders>
-              <w:top w:val="single" w:sz="4" w:space="0" w:color="CCCCCC"/>
-              <w:bottom w:val="single" w:sz="4" w:space="0" w:color="CCCCCC"/>
-              <w:left w:val="single" w:sz="4" w:space="0" w:color="CCCCCC"/>
-              <w:right w:val="single" w:sz="4" w:space="0" w:color="CCCCCC"/>
-            </w:tcBorders>
-          </w:tcPr>
-          <w:p>
-            <w:pPr>
-              <w:spacing w:before="60" w:after="60" w:line="252" w:lineRule="auto"/>
-              <w:jc w:val="left"/>
-            </w:pPr>
-            <w:r/>
-            <w:r>
-              <w:t>722.00</w:t>
-            </w:r>
-          </w:p>
-        </w:tc>
-        <w:tc>
-          <w:tcPr>
-            <w:tcW w:type="dxa" w:w="1152"/>
-            <w:shd w:fill="FFFFFF"/>
-            <w:tcMar>
-              <w:top w:w="100" w:type="dxa"/>
-              <w:bottom w:w="100" w:type="dxa"/>
-              <w:left w:w="120" w:type="dxa"/>
-              <w:right w:w="120" w:type="dxa"/>
-            </w:tcMar>
-            <w:tcBorders>
-              <w:top w:val="single" w:sz="4" w:space="0" w:color="CCCCCC"/>
-              <w:bottom w:val="single" w:sz="4" w:space="0" w:color="CCCCCC"/>
-              <w:left w:val="single" w:sz="4" w:space="0" w:color="CCCCCC"/>
-              <w:right w:val="single" w:sz="4" w:space="0" w:color="CCCCCC"/>
-            </w:tcBorders>
-          </w:tcPr>
-          <w:p>
-            <w:pPr>
-              <w:spacing w:before="60" w:after="60" w:line="252" w:lineRule="auto"/>
-              <w:jc w:val="left"/>
-            </w:pPr>
-            <w:r/>
-            <w:r>
-              <w:t>702.50</w:t>
-            </w:r>
-          </w:p>
-        </w:tc>
-        <w:tc>
-          <w:tcPr>
-            <w:tcW w:type="dxa" w:w="1728"/>
-            <w:shd w:fill="FFFFFF"/>
-            <w:tcMar>
-              <w:top w:w="100" w:type="dxa"/>
-              <w:bottom w:w="100" w:type="dxa"/>
-              <w:left w:w="120" w:type="dxa"/>
-              <w:right w:w="120" w:type="dxa"/>
-            </w:tcMar>
-            <w:tcBorders>
-              <w:top w:val="single" w:sz="4" w:space="0" w:color="CCCCCC"/>
-              <w:bottom w:val="single" w:sz="4" w:space="0" w:color="CCCCCC"/>
-              <w:left w:val="single" w:sz="4" w:space="0" w:color="CCCCCC"/>
-              <w:right w:val="single" w:sz="4" w:space="0" w:color="CCCCCC"/>
-            </w:tcBorders>
-          </w:tcPr>
-          <w:p>
-            <w:pPr>
-              <w:spacing w:before="60" w:after="60" w:line="252" w:lineRule="auto"/>
-              <w:jc w:val="left"/>
-            </w:pPr>
-            <w:r/>
-            <w:r>
-              <w:rPr>
-                <w:b/>
-              </w:rPr>
-              <w:t>712.75</w:t>
-            </w:r>
-          </w:p>
-        </w:tc>
-        <w:tc>
-          <w:tcPr>
-            <w:tcW w:type="dxa" w:w="3456"/>
-            <w:shd w:fill="FFFFFF"/>
-            <w:tcMar>
-              <w:top w:w="100" w:type="dxa"/>
-              <w:bottom w:w="100" w:type="dxa"/>
-              <w:left w:w="120" w:type="dxa"/>
-              <w:right w:w="120" w:type="dxa"/>
-            </w:tcMar>
-            <w:tcBorders>
-              <w:top w:val="single" w:sz="4" w:space="0" w:color="CCCCCC"/>
-              <w:bottom w:val="single" w:sz="4" w:space="0" w:color="CCCCCC"/>
-              <w:left w:val="single" w:sz="4" w:space="0" w:color="CCCCCC"/>
-              <w:right w:val="single" w:sz="4" w:space="0" w:color="CCCCCC"/>
-            </w:tcBorders>
-          </w:tcPr>
-          <w:p>
-            <w:pPr>
-              <w:spacing w:before="60" w:after="60" w:line="252" w:lineRule="auto"/>
-              <w:jc w:val="left"/>
-            </w:pPr>
-            <w:r/>
-            <w:r>
-              <w:rPr>
-                <w:b/>
-              </w:rPr>
-              <w:t>+0.50</w:t>
-            </w:r>
-          </w:p>
-        </w:tc>
-        <w:tc>
-          <w:tcPr>
-            <w:tcW w:type="dxa" w:w="1440"/>
-            <w:shd w:fill="FFFFFF"/>
-            <w:tcMar>
-              <w:top w:w="100" w:type="dxa"/>
-              <w:bottom w:w="100" w:type="dxa"/>
-              <w:left w:w="120" w:type="dxa"/>
-              <w:right w:w="120" w:type="dxa"/>
-            </w:tcMar>
-            <w:tcBorders>
-              <w:top w:val="single" w:sz="4" w:space="0" w:color="CCCCCC"/>
-              <w:bottom w:val="single" w:sz="4" w:space="0" w:color="CCCCCC"/>
-              <w:left w:val="single" w:sz="4" w:space="0" w:color="CCCCCC"/>
-              <w:right w:val="single" w:sz="4" w:space="0" w:color="CCCCCC"/>
-            </w:tcBorders>
-          </w:tcPr>
-          <w:p>
-            <w:pPr>
-              <w:spacing w:before="60" w:after="60" w:line="252" w:lineRule="auto"/>
-              <w:jc w:val="left"/>
-            </w:pPr>
-            <w:r/>
-            <w:r>
-              <w:t>BULL</w:t>
-            </w:r>
-          </w:p>
-        </w:tc>
-      </w:tr>
-      <w:tr>
-        <w:tc>
-          <w:tcPr>
-            <w:tcW w:type="dxa" w:w="1584"/>
-            <w:shd w:fill="F8FAFC"/>
-            <w:tcMar>
-              <w:top w:w="100" w:type="dxa"/>
-              <w:bottom w:w="100" w:type="dxa"/>
-              <w:left w:w="120" w:type="dxa"/>
-              <w:right w:w="120" w:type="dxa"/>
-            </w:tcMar>
-            <w:tcBorders>
-              <w:top w:val="single" w:sz="4" w:space="0" w:color="CCCCCC"/>
-              <w:bottom w:val="single" w:sz="4" w:space="0" w:color="CCCCCC"/>
-              <w:left w:val="single" w:sz="4" w:space="0" w:color="CCCCCC"/>
-              <w:right w:val="single" w:sz="4" w:space="0" w:color="CCCCCC"/>
-            </w:tcBorders>
-          </w:tcPr>
-          <w:p>
-            <w:pPr>
-              <w:spacing w:before="60" w:after="60" w:line="252" w:lineRule="auto"/>
-              <w:jc w:val="left"/>
-            </w:pPr>
-            <w:r/>
-            <w:r>
-              <w:rPr>
-                <w:b/>
-              </w:rPr>
-              <w:t>Thu 01/10</w:t>
-            </w:r>
-          </w:p>
-        </w:tc>
-        <w:tc>
-          <w:tcPr>
-            <w:tcW w:type="dxa" w:w="864"/>
-            <w:shd w:fill="F8FAFC"/>
-            <w:tcMar>
-              <w:top w:w="100" w:type="dxa"/>
-              <w:bottom w:w="100" w:type="dxa"/>
-              <w:left w:w="120" w:type="dxa"/>
-              <w:right w:w="120" w:type="dxa"/>
-            </w:tcMar>
-            <w:tcBorders>
-              <w:top w:val="single" w:sz="4" w:space="0" w:color="CCCCCC"/>
-              <w:bottom w:val="single" w:sz="4" w:space="0" w:color="CCCCCC"/>
-              <w:left w:val="single" w:sz="4" w:space="0" w:color="CCCCCC"/>
-              <w:right w:val="single" w:sz="4" w:space="0" w:color="CCCCCC"/>
-            </w:tcBorders>
-          </w:tcPr>
-          <w:p>
-            <w:pPr>
-              <w:spacing w:before="60" w:after="60" w:line="252" w:lineRule="auto"/>
-              <w:jc w:val="left"/>
-            </w:pPr>
-            <w:r/>
-            <w:r>
-              <w:t>London 15-19</w:t>
-            </w:r>
-          </w:p>
-        </w:tc>
-        <w:tc>
-          <w:tcPr>
-            <w:tcW w:type="dxa" w:w="1440"/>
-            <w:shd w:fill="F8FAFC"/>
-            <w:tcMar>
-              <w:top w:w="100" w:type="dxa"/>
-              <w:bottom w:w="100" w:type="dxa"/>
-              <w:left w:w="120" w:type="dxa"/>
-              <w:right w:w="120" w:type="dxa"/>
-            </w:tcMar>
-            <w:tcBorders>
-              <w:top w:val="single" w:sz="4" w:space="0" w:color="CCCCCC"/>
-              <w:bottom w:val="single" w:sz="4" w:space="0" w:color="CCCCCC"/>
-              <w:left w:val="single" w:sz="4" w:space="0" w:color="CCCCCC"/>
-              <w:right w:val="single" w:sz="4" w:space="0" w:color="CCCCCC"/>
-            </w:tcBorders>
-          </w:tcPr>
-          <w:p>
-            <w:pPr>
-              <w:spacing w:before="60" w:after="60" w:line="252" w:lineRule="auto"/>
-              <w:jc w:val="left"/>
-            </w:pPr>
-            <w:r/>
-            <w:r>
-              <w:t>712.75</w:t>
-            </w:r>
-          </w:p>
-        </w:tc>
-        <w:tc>
-          <w:tcPr>
-            <w:tcW w:type="dxa" w:w="2016"/>
-            <w:shd w:fill="F8FAFC"/>
-            <w:tcMar>
-              <w:top w:w="100" w:type="dxa"/>
-              <w:bottom w:w="100" w:type="dxa"/>
-              <w:left w:w="120" w:type="dxa"/>
-              <w:right w:w="120" w:type="dxa"/>
-            </w:tcMar>
-            <w:tcBorders>
-              <w:top w:val="single" w:sz="4" w:space="0" w:color="CCCCCC"/>
-              <w:bottom w:val="single" w:sz="4" w:space="0" w:color="CCCCCC"/>
-              <w:left w:val="single" w:sz="4" w:space="0" w:color="CCCCCC"/>
-              <w:right w:val="single" w:sz="4" w:space="0" w:color="CCCCCC"/>
-            </w:tcBorders>
-          </w:tcPr>
-          <w:p>
-            <w:pPr>
-              <w:spacing w:before="60" w:after="60" w:line="252" w:lineRule="auto"/>
-              <w:jc w:val="left"/>
-            </w:pPr>
-            <w:r/>
-            <w:r>
-              <w:t>723.50</w:t>
-            </w:r>
-          </w:p>
-        </w:tc>
-        <w:tc>
-          <w:tcPr>
-            <w:tcW w:type="dxa" w:w="1152"/>
-            <w:shd w:fill="F8FAFC"/>
-            <w:tcMar>
-              <w:top w:w="100" w:type="dxa"/>
-              <w:bottom w:w="100" w:type="dxa"/>
-              <w:left w:w="120" w:type="dxa"/>
-              <w:right w:w="120" w:type="dxa"/>
-            </w:tcMar>
-            <w:tcBorders>
-              <w:top w:val="single" w:sz="4" w:space="0" w:color="CCCCCC"/>
-              <w:bottom w:val="single" w:sz="4" w:space="0" w:color="CCCCCC"/>
-              <w:left w:val="single" w:sz="4" w:space="0" w:color="CCCCCC"/>
-              <w:right w:val="single" w:sz="4" w:space="0" w:color="CCCCCC"/>
-            </w:tcBorders>
-          </w:tcPr>
-          <w:p>
-            <w:pPr>
-              <w:spacing w:before="60" w:after="60" w:line="252" w:lineRule="auto"/>
-              <w:jc w:val="left"/>
-            </w:pPr>
-            <w:r/>
-            <w:r>
-              <w:t>705.50</w:t>
-            </w:r>
-          </w:p>
-        </w:tc>
-        <w:tc>
-          <w:tcPr>
-            <w:tcW w:type="dxa" w:w="1728"/>
-            <w:shd w:fill="F8FAFC"/>
-            <w:tcMar>
-              <w:top w:w="100" w:type="dxa"/>
-              <w:bottom w:w="100" w:type="dxa"/>
-              <w:left w:w="120" w:type="dxa"/>
-              <w:right w:w="120" w:type="dxa"/>
-            </w:tcMar>
-            <w:tcBorders>
-              <w:top w:val="single" w:sz="4" w:space="0" w:color="CCCCCC"/>
-              <w:bottom w:val="single" w:sz="4" w:space="0" w:color="CCCCCC"/>
-              <w:left w:val="single" w:sz="4" w:space="0" w:color="CCCCCC"/>
-              <w:right w:val="single" w:sz="4" w:space="0" w:color="CCCCCC"/>
-            </w:tcBorders>
-          </w:tcPr>
-          <w:p>
-            <w:pPr>
-              <w:spacing w:before="60" w:after="60" w:line="252" w:lineRule="auto"/>
-              <w:jc w:val="left"/>
-            </w:pPr>
-            <w:r/>
-            <w:r>
-              <w:rPr>
-                <w:b/>
-              </w:rPr>
-              <w:t>713.50</w:t>
-            </w:r>
-          </w:p>
-        </w:tc>
-        <w:tc>
-          <w:tcPr>
-            <w:tcW w:type="dxa" w:w="3456"/>
-            <w:shd w:fill="F8FAFC"/>
-            <w:tcMar>
-              <w:top w:w="100" w:type="dxa"/>
-              <w:bottom w:w="100" w:type="dxa"/>
-              <w:left w:w="120" w:type="dxa"/>
-              <w:right w:w="120" w:type="dxa"/>
-            </w:tcMar>
-            <w:tcBorders>
-              <w:top w:val="single" w:sz="4" w:space="0" w:color="CCCCCC"/>
-              <w:bottom w:val="single" w:sz="4" w:space="0" w:color="CCCCCC"/>
-              <w:left w:val="single" w:sz="4" w:space="0" w:color="CCCCCC"/>
-              <w:right w:val="single" w:sz="4" w:space="0" w:color="CCCCCC"/>
-            </w:tcBorders>
-          </w:tcPr>
-          <w:p>
-            <w:pPr>
-              <w:spacing w:before="60" w:after="60" w:line="252" w:lineRule="auto"/>
-              <w:jc w:val="left"/>
-            </w:pPr>
-            <w:r/>
-            <w:r>
-              <w:rPr>
-                <w:b/>
-              </w:rPr>
-              <w:t>+0.75</w:t>
-            </w:r>
-          </w:p>
-        </w:tc>
-        <w:tc>
-          <w:tcPr>
-            <w:tcW w:type="dxa" w:w="1440"/>
-            <w:shd w:fill="F8FAFC"/>
-            <w:tcMar>
-              <w:top w:w="100" w:type="dxa"/>
-              <w:bottom w:w="100" w:type="dxa"/>
-              <w:left w:w="120" w:type="dxa"/>
-              <w:right w:w="120" w:type="dxa"/>
-            </w:tcMar>
-            <w:tcBorders>
-              <w:top w:val="single" w:sz="4" w:space="0" w:color="CCCCCC"/>
-              <w:bottom w:val="single" w:sz="4" w:space="0" w:color="CCCCCC"/>
-              <w:left w:val="single" w:sz="4" w:space="0" w:color="CCCCCC"/>
-              <w:right w:val="single" w:sz="4" w:space="0" w:color="CCCCCC"/>
-            </w:tcBorders>
-          </w:tcPr>
-          <w:p>
-            <w:pPr>
-              <w:spacing w:before="60" w:after="60" w:line="252" w:lineRule="auto"/>
-              <w:jc w:val="left"/>
-            </w:pPr>
-            <w:r/>
-            <w:r>
-              <w:t>BULL</w:t>
-            </w:r>
-          </w:p>
-        </w:tc>
-      </w:tr>
-      <w:tr>
-        <w:tc>
-          <w:tcPr>
-            <w:tcW w:type="dxa" w:w="1584"/>
-            <w:shd w:fill="FFFFFF"/>
-            <w:tcMar>
-              <w:top w:w="100" w:type="dxa"/>
-              <w:bottom w:w="100" w:type="dxa"/>
-              <w:left w:w="120" w:type="dxa"/>
-              <w:right w:w="120" w:type="dxa"/>
-            </w:tcMar>
-            <w:tcBorders>
-              <w:top w:val="single" w:sz="4" w:space="0" w:color="CCCCCC"/>
-              <w:bottom w:val="single" w:sz="4" w:space="0" w:color="CCCCCC"/>
-              <w:left w:val="single" w:sz="4" w:space="0" w:color="CCCCCC"/>
-              <w:right w:val="single" w:sz="4" w:space="0" w:color="CCCCCC"/>
-            </w:tcBorders>
-          </w:tcPr>
-          <w:p>
-            <w:pPr>
-              <w:spacing w:before="60" w:after="60" w:line="252" w:lineRule="auto"/>
-              <w:jc w:val="left"/>
-            </w:pPr>
-            <w:r/>
-            <w:r>
-              <w:rPr>
-                <w:b/>
-              </w:rPr>
-              <w:t>Thu 01/10</w:t>
-            </w:r>
-          </w:p>
-        </w:tc>
-        <w:tc>
-          <w:tcPr>
-            <w:tcW w:type="dxa" w:w="864"/>
-            <w:shd w:fill="FFFFFF"/>
-            <w:tcMar>
-              <w:top w:w="100" w:type="dxa"/>
-              <w:bottom w:w="100" w:type="dxa"/>
-              <w:left w:w="120" w:type="dxa"/>
-              <w:right w:w="120" w:type="dxa"/>
-            </w:tcMar>
-            <w:tcBorders>
-              <w:top w:val="single" w:sz="4" w:space="0" w:color="CCCCCC"/>
-              <w:bottom w:val="single" w:sz="4" w:space="0" w:color="CCCCCC"/>
-              <w:left w:val="single" w:sz="4" w:space="0" w:color="CCCCCC"/>
-              <w:right w:val="single" w:sz="4" w:space="0" w:color="CCCCCC"/>
-            </w:tcBorders>
-          </w:tcPr>
-          <w:p>
-            <w:pPr>
-              <w:spacing w:before="60" w:after="60" w:line="252" w:lineRule="auto"/>
-              <w:jc w:val="left"/>
-            </w:pPr>
-            <w:r/>
-            <w:r>
-              <w:t>Pre-NY 19-21</w:t>
-            </w:r>
-          </w:p>
-        </w:tc>
-        <w:tc>
-          <w:tcPr>
-            <w:tcW w:type="dxa" w:w="1440"/>
-            <w:shd w:fill="FFFFFF"/>
-            <w:tcMar>
-              <w:top w:w="100" w:type="dxa"/>
-              <w:bottom w:w="100" w:type="dxa"/>
-              <w:left w:w="120" w:type="dxa"/>
-              <w:right w:w="120" w:type="dxa"/>
-            </w:tcMar>
-            <w:tcBorders>
-              <w:top w:val="single" w:sz="4" w:space="0" w:color="CCCCCC"/>
-              <w:bottom w:val="single" w:sz="4" w:space="0" w:color="CCCCCC"/>
-              <w:left w:val="single" w:sz="4" w:space="0" w:color="CCCCCC"/>
-              <w:right w:val="single" w:sz="4" w:space="0" w:color="CCCCCC"/>
-            </w:tcBorders>
-          </w:tcPr>
-          <w:p>
-            <w:pPr>
-              <w:spacing w:before="60" w:after="60" w:line="252" w:lineRule="auto"/>
-              <w:jc w:val="left"/>
-            </w:pPr>
-            <w:r/>
-            <w:r>
-              <w:t>713.50</w:t>
-            </w:r>
-          </w:p>
-        </w:tc>
-        <w:tc>
-          <w:tcPr>
-            <w:tcW w:type="dxa" w:w="2016"/>
-            <w:shd w:fill="FFFFFF"/>
-            <w:tcMar>
-              <w:top w:w="100" w:type="dxa"/>
-              <w:bottom w:w="100" w:type="dxa"/>
-              <w:left w:w="120" w:type="dxa"/>
-              <w:right w:w="120" w:type="dxa"/>
-            </w:tcMar>
-            <w:tcBorders>
-              <w:top w:val="single" w:sz="4" w:space="0" w:color="CCCCCC"/>
-              <w:bottom w:val="single" w:sz="4" w:space="0" w:color="CCCCCC"/>
-              <w:left w:val="single" w:sz="4" w:space="0" w:color="CCCCCC"/>
-              <w:right w:val="single" w:sz="4" w:space="0" w:color="CCCCCC"/>
-            </w:tcBorders>
-          </w:tcPr>
-          <w:p>
-            <w:pPr>
-              <w:spacing w:before="60" w:after="60" w:line="252" w:lineRule="auto"/>
-              <w:jc w:val="left"/>
-            </w:pPr>
-            <w:r/>
-            <w:r>
-              <w:t>720.00</w:t>
-            </w:r>
-          </w:p>
-        </w:tc>
-        <w:tc>
-          <w:tcPr>
-            <w:tcW w:type="dxa" w:w="1152"/>
-            <w:shd w:fill="FFFFFF"/>
-            <w:tcMar>
-              <w:top w:w="100" w:type="dxa"/>
-              <w:bottom w:w="100" w:type="dxa"/>
-              <w:left w:w="120" w:type="dxa"/>
-              <w:right w:w="120" w:type="dxa"/>
-            </w:tcMar>
-            <w:tcBorders>
-              <w:top w:val="single" w:sz="4" w:space="0" w:color="CCCCCC"/>
-              <w:bottom w:val="single" w:sz="4" w:space="0" w:color="CCCCCC"/>
-              <w:left w:val="single" w:sz="4" w:space="0" w:color="CCCCCC"/>
-              <w:right w:val="single" w:sz="4" w:space="0" w:color="CCCCCC"/>
-            </w:tcBorders>
-          </w:tcPr>
-          <w:p>
-            <w:pPr>
-              <w:spacing w:before="60" w:after="60" w:line="252" w:lineRule="auto"/>
-              <w:jc w:val="left"/>
-            </w:pPr>
-            <w:r/>
-            <w:r>
-              <w:t>705.00</w:t>
-            </w:r>
-          </w:p>
-        </w:tc>
-        <w:tc>
-          <w:tcPr>
-            <w:tcW w:type="dxa" w:w="1728"/>
-            <w:shd w:fill="FFFFFF"/>
-            <w:tcMar>
-              <w:top w:w="100" w:type="dxa"/>
-              <w:bottom w:w="100" w:type="dxa"/>
-              <w:left w:w="120" w:type="dxa"/>
-              <w:right w:w="120" w:type="dxa"/>
-            </w:tcMar>
-            <w:tcBorders>
-              <w:top w:val="single" w:sz="4" w:space="0" w:color="CCCCCC"/>
-              <w:bottom w:val="single" w:sz="4" w:space="0" w:color="CCCCCC"/>
-              <w:left w:val="single" w:sz="4" w:space="0" w:color="CCCCCC"/>
-              <w:right w:val="single" w:sz="4" w:space="0" w:color="CCCCCC"/>
-            </w:tcBorders>
-          </w:tcPr>
-          <w:p>
-            <w:pPr>
-              <w:spacing w:before="60" w:after="60" w:line="252" w:lineRule="auto"/>
-              <w:jc w:val="left"/>
-            </w:pPr>
-            <w:r/>
-            <w:r>
-              <w:rPr>
-                <w:b/>
-              </w:rPr>
-              <w:t>714.00</w:t>
-            </w:r>
-          </w:p>
-        </w:tc>
-        <w:tc>
-          <w:tcPr>
-            <w:tcW w:type="dxa" w:w="3456"/>
-            <w:shd w:fill="FFFFFF"/>
-            <w:tcMar>
-              <w:top w:w="100" w:type="dxa"/>
-              <w:bottom w:w="100" w:type="dxa"/>
-              <w:left w:w="120" w:type="dxa"/>
-              <w:right w:w="120" w:type="dxa"/>
-            </w:tcMar>
-            <w:tcBorders>
-              <w:top w:val="single" w:sz="4" w:space="0" w:color="CCCCCC"/>
-              <w:bottom w:val="single" w:sz="4" w:space="0" w:color="CCCCCC"/>
-              <w:left w:val="single" w:sz="4" w:space="0" w:color="CCCCCC"/>
-              <w:right w:val="single" w:sz="4" w:space="0" w:color="CCCCCC"/>
-            </w:tcBorders>
-          </w:tcPr>
-          <w:p>
-            <w:pPr>
-              <w:spacing w:before="60" w:after="60" w:line="252" w:lineRule="auto"/>
-              <w:jc w:val="left"/>
-            </w:pPr>
-            <w:r/>
-            <w:r>
-              <w:rPr>
-                <w:b/>
-              </w:rPr>
-              <w:t>+0.50</w:t>
-            </w:r>
-          </w:p>
-        </w:tc>
-        <w:tc>
-          <w:tcPr>
-            <w:tcW w:type="dxa" w:w="1440"/>
-            <w:shd w:fill="FFFFFF"/>
-            <w:tcMar>
-              <w:top w:w="100" w:type="dxa"/>
-              <w:bottom w:w="100" w:type="dxa"/>
-              <w:left w:w="120" w:type="dxa"/>
-              <w:right w:w="120" w:type="dxa"/>
-            </w:tcMar>
-            <w:tcBorders>
-              <w:top w:val="single" w:sz="4" w:space="0" w:color="CCCCCC"/>
-              <w:bottom w:val="single" w:sz="4" w:space="0" w:color="CCCCCC"/>
-              <w:left w:val="single" w:sz="4" w:space="0" w:color="CCCCCC"/>
-              <w:right w:val="single" w:sz="4" w:space="0" w:color="CCCCCC"/>
-            </w:tcBorders>
-          </w:tcPr>
-          <w:p>
-            <w:pPr>
-              <w:spacing w:before="60" w:after="60" w:line="252" w:lineRule="auto"/>
-              <w:jc w:val="left"/>
-            </w:pPr>
-            <w:r/>
-            <w:r>
-              <w:t>BULL</w:t>
-            </w:r>
-          </w:p>
-        </w:tc>
-      </w:tr>
-      <w:tr>
-        <w:tc>
-          <w:tcPr>
-            <w:tcW w:type="dxa" w:w="1584"/>
-            <w:shd w:fill="F8FAFC"/>
-            <w:tcMar>
-              <w:top w:w="100" w:type="dxa"/>
-              <w:bottom w:w="100" w:type="dxa"/>
-              <w:left w:w="120" w:type="dxa"/>
-              <w:right w:w="120" w:type="dxa"/>
-            </w:tcMar>
-            <w:tcBorders>
-              <w:top w:val="single" w:sz="4" w:space="0" w:color="CCCCCC"/>
-              <w:bottom w:val="single" w:sz="4" w:space="0" w:color="CCCCCC"/>
-              <w:left w:val="single" w:sz="4" w:space="0" w:color="CCCCCC"/>
-              <w:right w:val="single" w:sz="4" w:space="0" w:color="CCCCCC"/>
-            </w:tcBorders>
-          </w:tcPr>
-          <w:p>
-            <w:pPr>
-              <w:spacing w:before="60" w:after="60" w:line="252" w:lineRule="auto"/>
-              <w:jc w:val="left"/>
-            </w:pPr>
-            <w:r/>
-            <w:r>
-              <w:rPr>
-                <w:b/>
-              </w:rPr>
-              <w:t>Thu 01/10</w:t>
-            </w:r>
-          </w:p>
-        </w:tc>
-        <w:tc>
-          <w:tcPr>
-            <w:tcW w:type="dxa" w:w="864"/>
-            <w:shd w:fill="F8FAFC"/>
-            <w:tcMar>
-              <w:top w:w="100" w:type="dxa"/>
-              <w:bottom w:w="100" w:type="dxa"/>
-              <w:left w:w="120" w:type="dxa"/>
-              <w:right w:w="120" w:type="dxa"/>
-            </w:tcMar>
-            <w:tcBorders>
-              <w:top w:val="single" w:sz="4" w:space="0" w:color="CCCCCC"/>
-              <w:bottom w:val="single" w:sz="4" w:space="0" w:color="CCCCCC"/>
-              <w:left w:val="single" w:sz="4" w:space="0" w:color="CCCCCC"/>
-              <w:right w:val="single" w:sz="4" w:space="0" w:color="CCCCCC"/>
-            </w:tcBorders>
-          </w:tcPr>
-          <w:p>
-            <w:pPr>
-              <w:spacing w:before="60" w:after="60" w:line="252" w:lineRule="auto"/>
-              <w:jc w:val="left"/>
-            </w:pPr>
-            <w:r/>
-            <w:r>
-              <w:t>NY Open 21-23</w:t>
-            </w:r>
-          </w:p>
-        </w:tc>
-        <w:tc>
-          <w:tcPr>
-            <w:tcW w:type="dxa" w:w="1440"/>
-            <w:shd w:fill="F8FAFC"/>
-            <w:tcMar>
-              <w:top w:w="100" w:type="dxa"/>
-              <w:bottom w:w="100" w:type="dxa"/>
-              <w:left w:w="120" w:type="dxa"/>
-              <w:right w:w="120" w:type="dxa"/>
-            </w:tcMar>
-            <w:tcBorders>
-              <w:top w:val="single" w:sz="4" w:space="0" w:color="CCCCCC"/>
-              <w:bottom w:val="single" w:sz="4" w:space="0" w:color="CCCCCC"/>
-              <w:left w:val="single" w:sz="4" w:space="0" w:color="CCCCCC"/>
-              <w:right w:val="single" w:sz="4" w:space="0" w:color="CCCCCC"/>
-            </w:tcBorders>
-          </w:tcPr>
-          <w:p>
-            <w:pPr>
-              <w:spacing w:before="60" w:after="60" w:line="252" w:lineRule="auto"/>
-              <w:jc w:val="left"/>
-            </w:pPr>
-            <w:r/>
-            <w:r>
-              <w:t>714.00</w:t>
-            </w:r>
-          </w:p>
-        </w:tc>
-        <w:tc>
-          <w:tcPr>
-            <w:tcW w:type="dxa" w:w="2016"/>
-            <w:shd w:fill="F8FAFC"/>
-            <w:tcMar>
-              <w:top w:w="100" w:type="dxa"/>
-              <w:bottom w:w="100" w:type="dxa"/>
-              <w:left w:w="120" w:type="dxa"/>
-              <w:right w:w="120" w:type="dxa"/>
-            </w:tcMar>
-            <w:tcBorders>
-              <w:top w:val="single" w:sz="4" w:space="0" w:color="CCCCCC"/>
-              <w:bottom w:val="single" w:sz="4" w:space="0" w:color="CCCCCC"/>
-              <w:left w:val="single" w:sz="4" w:space="0" w:color="CCCCCC"/>
-              <w:right w:val="single" w:sz="4" w:space="0" w:color="CCCCCC"/>
-            </w:tcBorders>
-          </w:tcPr>
-          <w:p>
-            <w:pPr>
-              <w:spacing w:before="60" w:after="60" w:line="252" w:lineRule="auto"/>
-              <w:jc w:val="left"/>
-            </w:pPr>
-            <w:r/>
-            <w:r>
-              <w:t>725.00</w:t>
-            </w:r>
-          </w:p>
-        </w:tc>
-        <w:tc>
-          <w:tcPr>
-            <w:tcW w:type="dxa" w:w="1152"/>
-            <w:shd w:fill="F8FAFC"/>
-            <w:tcMar>
-              <w:top w:w="100" w:type="dxa"/>
-              <w:bottom w:w="100" w:type="dxa"/>
-              <w:left w:w="120" w:type="dxa"/>
-              <w:right w:w="120" w:type="dxa"/>
-            </w:tcMar>
-            <w:tcBorders>
-              <w:top w:val="single" w:sz="4" w:space="0" w:color="CCCCCC"/>
-              <w:bottom w:val="single" w:sz="4" w:space="0" w:color="CCCCCC"/>
-              <w:left w:val="single" w:sz="4" w:space="0" w:color="CCCCCC"/>
-              <w:right w:val="single" w:sz="4" w:space="0" w:color="CCCCCC"/>
-            </w:tcBorders>
-          </w:tcPr>
-          <w:p>
-            <w:pPr>
-              <w:spacing w:before="60" w:after="60" w:line="252" w:lineRule="auto"/>
-              <w:jc w:val="left"/>
-            </w:pPr>
-            <w:r/>
-            <w:r>
-              <w:t>702.25</w:t>
-            </w:r>
-          </w:p>
-        </w:tc>
-        <w:tc>
-          <w:tcPr>
-            <w:tcW w:type="dxa" w:w="1728"/>
-            <w:shd w:fill="F8FAFC"/>
-            <w:tcMar>
-              <w:top w:w="100" w:type="dxa"/>
-              <w:bottom w:w="100" w:type="dxa"/>
-              <w:left w:w="120" w:type="dxa"/>
-              <w:right w:w="120" w:type="dxa"/>
-            </w:tcMar>
-            <w:tcBorders>
-              <w:top w:val="single" w:sz="4" w:space="0" w:color="CCCCCC"/>
-              <w:bottom w:val="single" w:sz="4" w:space="0" w:color="CCCCCC"/>
-              <w:left w:val="single" w:sz="4" w:space="0" w:color="CCCCCC"/>
-              <w:right w:val="single" w:sz="4" w:space="0" w:color="CCCCCC"/>
-            </w:tcBorders>
-          </w:tcPr>
-          <w:p>
-            <w:pPr>
-              <w:spacing w:before="60" w:after="60" w:line="252" w:lineRule="auto"/>
-              <w:jc w:val="left"/>
-            </w:pPr>
-            <w:r/>
-            <w:r>
-              <w:rPr>
-                <w:b/>
-              </w:rPr>
-              <w:t>717.50</w:t>
-            </w:r>
-          </w:p>
-        </w:tc>
-        <w:tc>
-          <w:tcPr>
-            <w:tcW w:type="dxa" w:w="3456"/>
-            <w:shd w:fill="F8FAFC"/>
-            <w:tcMar>
-              <w:top w:w="100" w:type="dxa"/>
-              <w:bottom w:w="100" w:type="dxa"/>
-              <w:left w:w="120" w:type="dxa"/>
-              <w:right w:w="120" w:type="dxa"/>
-            </w:tcMar>
-            <w:tcBorders>
-              <w:top w:val="single" w:sz="4" w:space="0" w:color="CCCCCC"/>
-              <w:bottom w:val="single" w:sz="4" w:space="0" w:color="CCCCCC"/>
-              <w:left w:val="single" w:sz="4" w:space="0" w:color="CCCCCC"/>
-              <w:right w:val="single" w:sz="4" w:space="0" w:color="CCCCCC"/>
-            </w:tcBorders>
-          </w:tcPr>
-          <w:p>
-            <w:pPr>
-              <w:spacing w:before="60" w:after="60" w:line="252" w:lineRule="auto"/>
-              <w:jc w:val="left"/>
-            </w:pPr>
-            <w:r/>
-            <w:r>
-              <w:rPr>
-                <w:b/>
-              </w:rPr>
-              <w:t>+3.50</w:t>
-            </w:r>
-          </w:p>
-        </w:tc>
-        <w:tc>
-          <w:tcPr>
-            <w:tcW w:type="dxa" w:w="1440"/>
-            <w:shd w:fill="F8FAFC"/>
-            <w:tcMar>
-              <w:top w:w="100" w:type="dxa"/>
-              <w:bottom w:w="100" w:type="dxa"/>
-              <w:left w:w="120" w:type="dxa"/>
-              <w:right w:w="120" w:type="dxa"/>
-            </w:tcMar>
-            <w:tcBorders>
-              <w:top w:val="single" w:sz="4" w:space="0" w:color="CCCCCC"/>
-              <w:bottom w:val="single" w:sz="4" w:space="0" w:color="CCCCCC"/>
-              <w:left w:val="single" w:sz="4" w:space="0" w:color="CCCCCC"/>
-              <w:right w:val="single" w:sz="4" w:space="0" w:color="CCCCCC"/>
-            </w:tcBorders>
-          </w:tcPr>
-          <w:p>
-            <w:pPr>
-              <w:spacing w:before="60" w:after="60" w:line="252" w:lineRule="auto"/>
-              <w:jc w:val="left"/>
-            </w:pPr>
-            <w:r/>
-            <w:r>
-              <w:t>BULL</w:t>
-            </w:r>
-          </w:p>
-        </w:tc>
-      </w:tr>
-      <w:tr>
-        <w:tc>
-          <w:tcPr>
-            <w:tcW w:type="dxa" w:w="1584"/>
-            <w:shd w:fill="FFFFFF"/>
-            <w:tcMar>
-              <w:top w:w="100" w:type="dxa"/>
-              <w:bottom w:w="100" w:type="dxa"/>
-              <w:left w:w="120" w:type="dxa"/>
-              <w:right w:w="120" w:type="dxa"/>
-            </w:tcMar>
-            <w:tcBorders>
-              <w:top w:val="single" w:sz="4" w:space="0" w:color="CCCCCC"/>
-              <w:bottom w:val="single" w:sz="4" w:space="0" w:color="CCCCCC"/>
-              <w:left w:val="single" w:sz="4" w:space="0" w:color="CCCCCC"/>
-              <w:right w:val="single" w:sz="4" w:space="0" w:color="CCCCCC"/>
-            </w:tcBorders>
-          </w:tcPr>
-          <w:p>
-            <w:pPr>
-              <w:spacing w:before="60" w:after="60" w:line="252" w:lineRule="auto"/>
-              <w:jc w:val="left"/>
-            </w:pPr>
-            <w:r/>
-            <w:r>
-              <w:rPr>
-                <w:b/>
-              </w:rPr>
-              <w:t>Thu 01/10</w:t>
-            </w:r>
-          </w:p>
-        </w:tc>
-        <w:tc>
-          <w:tcPr>
-            <w:tcW w:type="dxa" w:w="864"/>
-            <w:shd w:fill="FFFFFF"/>
-            <w:tcMar>
-              <w:top w:w="100" w:type="dxa"/>
-              <w:bottom w:w="100" w:type="dxa"/>
-              <w:left w:w="120" w:type="dxa"/>
-              <w:right w:w="120" w:type="dxa"/>
-            </w:tcMar>
-            <w:tcBorders>
-              <w:top w:val="single" w:sz="4" w:space="0" w:color="CCCCCC"/>
-              <w:bottom w:val="single" w:sz="4" w:space="0" w:color="CCCCCC"/>
-              <w:left w:val="single" w:sz="4" w:space="0" w:color="CCCCCC"/>
-              <w:right w:val="single" w:sz="4" w:space="0" w:color="CCCCCC"/>
-            </w:tcBorders>
-          </w:tcPr>
-          <w:p>
-            <w:pPr>
-              <w:spacing w:before="60" w:after="60" w:line="252" w:lineRule="auto"/>
-              <w:jc w:val="left"/>
-            </w:pPr>
-            <w:r/>
-            <w:r>
-              <w:t>NY Close 23-01</w:t>
-            </w:r>
-          </w:p>
-        </w:tc>
-        <w:tc>
-          <w:tcPr>
-            <w:tcW w:type="dxa" w:w="1440"/>
-            <w:shd w:fill="FFFFFF"/>
-            <w:tcMar>
-              <w:top w:w="100" w:type="dxa"/>
-              <w:bottom w:w="100" w:type="dxa"/>
-              <w:left w:w="120" w:type="dxa"/>
-              <w:right w:w="120" w:type="dxa"/>
-            </w:tcMar>
-            <w:tcBorders>
-              <w:top w:val="single" w:sz="4" w:space="0" w:color="CCCCCC"/>
-              <w:bottom w:val="single" w:sz="4" w:space="0" w:color="CCCCCC"/>
-              <w:left w:val="single" w:sz="4" w:space="0" w:color="CCCCCC"/>
-              <w:right w:val="single" w:sz="4" w:space="0" w:color="CCCCCC"/>
-            </w:tcBorders>
-          </w:tcPr>
-          <w:p>
-            <w:pPr>
-              <w:spacing w:before="60" w:after="60" w:line="252" w:lineRule="auto"/>
-              <w:jc w:val="left"/>
-            </w:pPr>
-            <w:r/>
-            <w:r>
-              <w:t>717.50</w:t>
-            </w:r>
-          </w:p>
-        </w:tc>
-        <w:tc>
-          <w:tcPr>
-            <w:tcW w:type="dxa" w:w="2016"/>
-            <w:shd w:fill="FFFFFF"/>
-            <w:tcMar>
-              <w:top w:w="100" w:type="dxa"/>
-              <w:bottom w:w="100" w:type="dxa"/>
-              <w:left w:w="120" w:type="dxa"/>
-              <w:right w:w="120" w:type="dxa"/>
-            </w:tcMar>
-            <w:tcBorders>
-              <w:top w:val="single" w:sz="4" w:space="0" w:color="CCCCCC"/>
-              <w:bottom w:val="single" w:sz="4" w:space="0" w:color="CCCCCC"/>
-              <w:left w:val="single" w:sz="4" w:space="0" w:color="CCCCCC"/>
-              <w:right w:val="single" w:sz="4" w:space="0" w:color="CCCCCC"/>
-            </w:tcBorders>
-          </w:tcPr>
-          <w:p>
-            <w:pPr>
-              <w:spacing w:before="60" w:after="60" w:line="252" w:lineRule="auto"/>
-              <w:jc w:val="left"/>
-            </w:pPr>
-            <w:r/>
-            <w:r>
-              <w:t>723.00</w:t>
-            </w:r>
-          </w:p>
-        </w:tc>
-        <w:tc>
-          <w:tcPr>
-            <w:tcW w:type="dxa" w:w="1152"/>
-            <w:shd w:fill="FFFFFF"/>
-            <w:tcMar>
-              <w:top w:w="100" w:type="dxa"/>
-              <w:bottom w:w="100" w:type="dxa"/>
-              <w:left w:w="120" w:type="dxa"/>
-              <w:right w:w="120" w:type="dxa"/>
-            </w:tcMar>
-            <w:tcBorders>
-              <w:top w:val="single" w:sz="4" w:space="0" w:color="CCCCCC"/>
-              <w:bottom w:val="single" w:sz="4" w:space="0" w:color="CCCCCC"/>
-              <w:left w:val="single" w:sz="4" w:space="0" w:color="CCCCCC"/>
-              <w:right w:val="single" w:sz="4" w:space="0" w:color="CCCCCC"/>
-            </w:tcBorders>
-          </w:tcPr>
-          <w:p>
-            <w:pPr>
-              <w:spacing w:before="60" w:after="60" w:line="252" w:lineRule="auto"/>
-              <w:jc w:val="left"/>
-            </w:pPr>
-            <w:r/>
-            <w:r>
-              <w:t>709.75</w:t>
             </w:r>
           </w:p>
         </w:tc>
@@ -29831,1416 +31241,6 @@
                 <w:b/>
               </w:rPr>
               <w:t>718.25</w:t>
-            </w:r>
-          </w:p>
-        </w:tc>
-        <w:tc>
-          <w:tcPr>
-            <w:tcW w:type="dxa" w:w="3456"/>
-            <w:shd w:fill="FFFFFF"/>
-            <w:tcMar>
-              <w:top w:w="100" w:type="dxa"/>
-              <w:bottom w:w="100" w:type="dxa"/>
-              <w:left w:w="120" w:type="dxa"/>
-              <w:right w:w="120" w:type="dxa"/>
-            </w:tcMar>
-            <w:tcBorders>
-              <w:top w:val="single" w:sz="4" w:space="0" w:color="CCCCCC"/>
-              <w:bottom w:val="single" w:sz="4" w:space="0" w:color="CCCCCC"/>
-              <w:left w:val="single" w:sz="4" w:space="0" w:color="CCCCCC"/>
-              <w:right w:val="single" w:sz="4" w:space="0" w:color="CCCCCC"/>
-            </w:tcBorders>
-          </w:tcPr>
-          <w:p>
-            <w:pPr>
-              <w:spacing w:before="60" w:after="60" w:line="252" w:lineRule="auto"/>
-              <w:jc w:val="left"/>
-            </w:pPr>
-            <w:r/>
-            <w:r>
-              <w:rPr>
-                <w:b/>
-              </w:rPr>
-              <w:t>+0.75</w:t>
-            </w:r>
-          </w:p>
-        </w:tc>
-        <w:tc>
-          <w:tcPr>
-            <w:tcW w:type="dxa" w:w="1440"/>
-            <w:shd w:fill="FFFFFF"/>
-            <w:tcMar>
-              <w:top w:w="100" w:type="dxa"/>
-              <w:bottom w:w="100" w:type="dxa"/>
-              <w:left w:w="120" w:type="dxa"/>
-              <w:right w:w="120" w:type="dxa"/>
-            </w:tcMar>
-            <w:tcBorders>
-              <w:top w:val="single" w:sz="4" w:space="0" w:color="CCCCCC"/>
-              <w:bottom w:val="single" w:sz="4" w:space="0" w:color="CCCCCC"/>
-              <w:left w:val="single" w:sz="4" w:space="0" w:color="CCCCCC"/>
-              <w:right w:val="single" w:sz="4" w:space="0" w:color="CCCCCC"/>
-            </w:tcBorders>
-          </w:tcPr>
-          <w:p>
-            <w:pPr>
-              <w:spacing w:before="60" w:after="60" w:line="252" w:lineRule="auto"/>
-              <w:jc w:val="left"/>
-            </w:pPr>
-            <w:r/>
-            <w:r>
-              <w:t>BULL</w:t>
-            </w:r>
-          </w:p>
-        </w:tc>
-      </w:tr>
-      <w:tr>
-        <w:tc>
-          <w:tcPr>
-            <w:tcW w:type="dxa" w:w="1584"/>
-            <w:shd w:fill="F8FAFC"/>
-            <w:tcMar>
-              <w:top w:w="100" w:type="dxa"/>
-              <w:bottom w:w="100" w:type="dxa"/>
-              <w:left w:w="120" w:type="dxa"/>
-              <w:right w:w="120" w:type="dxa"/>
-            </w:tcMar>
-            <w:tcBorders>
-              <w:top w:val="single" w:sz="4" w:space="0" w:color="CCCCCC"/>
-              <w:bottom w:val="single" w:sz="4" w:space="0" w:color="CCCCCC"/>
-              <w:left w:val="single" w:sz="4" w:space="0" w:color="CCCCCC"/>
-              <w:right w:val="single" w:sz="4" w:space="0" w:color="CCCCCC"/>
-            </w:tcBorders>
-          </w:tcPr>
-          <w:p>
-            <w:pPr>
-              <w:spacing w:before="60" w:after="60" w:line="252" w:lineRule="auto"/>
-              <w:jc w:val="left"/>
-            </w:pPr>
-            <w:r/>
-            <w:r>
-              <w:rPr>
-                <w:b/>
-              </w:rPr>
-              <w:t>Fri 02/10</w:t>
-            </w:r>
-          </w:p>
-        </w:tc>
-        <w:tc>
-          <w:tcPr>
-            <w:tcW w:type="dxa" w:w="864"/>
-            <w:shd w:fill="F8FAFC"/>
-            <w:tcMar>
-              <w:top w:w="100" w:type="dxa"/>
-              <w:bottom w:w="100" w:type="dxa"/>
-              <w:left w:w="120" w:type="dxa"/>
-              <w:right w:w="120" w:type="dxa"/>
-            </w:tcMar>
-            <w:tcBorders>
-              <w:top w:val="single" w:sz="4" w:space="0" w:color="CCCCCC"/>
-              <w:bottom w:val="single" w:sz="4" w:space="0" w:color="CCCCCC"/>
-              <w:left w:val="single" w:sz="4" w:space="0" w:color="CCCCCC"/>
-              <w:right w:val="single" w:sz="4" w:space="0" w:color="CCCCCC"/>
-            </w:tcBorders>
-          </w:tcPr>
-          <w:p>
-            <w:pPr>
-              <w:spacing w:before="60" w:after="60" w:line="252" w:lineRule="auto"/>
-              <w:jc w:val="left"/>
-            </w:pPr>
-            <w:r/>
-            <w:r>
-              <w:t>Asia 07-11</w:t>
-            </w:r>
-          </w:p>
-        </w:tc>
-        <w:tc>
-          <w:tcPr>
-            <w:tcW w:type="dxa" w:w="1440"/>
-            <w:shd w:fill="F8FAFC"/>
-            <w:tcMar>
-              <w:top w:w="100" w:type="dxa"/>
-              <w:bottom w:w="100" w:type="dxa"/>
-              <w:left w:w="120" w:type="dxa"/>
-              <w:right w:w="120" w:type="dxa"/>
-            </w:tcMar>
-            <w:tcBorders>
-              <w:top w:val="single" w:sz="4" w:space="0" w:color="CCCCCC"/>
-              <w:bottom w:val="single" w:sz="4" w:space="0" w:color="CCCCCC"/>
-              <w:left w:val="single" w:sz="4" w:space="0" w:color="CCCCCC"/>
-              <w:right w:val="single" w:sz="4" w:space="0" w:color="CCCCCC"/>
-            </w:tcBorders>
-          </w:tcPr>
-          <w:p>
-            <w:pPr>
-              <w:spacing w:before="60" w:after="60" w:line="252" w:lineRule="auto"/>
-              <w:jc w:val="left"/>
-            </w:pPr>
-            <w:r/>
-            <w:r>
-              <w:t>718.25</w:t>
-            </w:r>
-          </w:p>
-        </w:tc>
-        <w:tc>
-          <w:tcPr>
-            <w:tcW w:type="dxa" w:w="2016"/>
-            <w:shd w:fill="F8FAFC"/>
-            <w:tcMar>
-              <w:top w:w="100" w:type="dxa"/>
-              <w:bottom w:w="100" w:type="dxa"/>
-              <w:left w:w="120" w:type="dxa"/>
-              <w:right w:w="120" w:type="dxa"/>
-            </w:tcMar>
-            <w:tcBorders>
-              <w:top w:val="single" w:sz="4" w:space="0" w:color="CCCCCC"/>
-              <w:bottom w:val="single" w:sz="4" w:space="0" w:color="CCCCCC"/>
-              <w:left w:val="single" w:sz="4" w:space="0" w:color="CCCCCC"/>
-              <w:right w:val="single" w:sz="4" w:space="0" w:color="CCCCCC"/>
-            </w:tcBorders>
-          </w:tcPr>
-          <w:p>
-            <w:pPr>
-              <w:spacing w:before="60" w:after="60" w:line="252" w:lineRule="auto"/>
-              <w:jc w:val="left"/>
-            </w:pPr>
-            <w:r/>
-            <w:r>
-              <w:t>727.50</w:t>
-            </w:r>
-          </w:p>
-        </w:tc>
-        <w:tc>
-          <w:tcPr>
-            <w:tcW w:type="dxa" w:w="1152"/>
-            <w:shd w:fill="F8FAFC"/>
-            <w:tcMar>
-              <w:top w:w="100" w:type="dxa"/>
-              <w:bottom w:w="100" w:type="dxa"/>
-              <w:left w:w="120" w:type="dxa"/>
-              <w:right w:w="120" w:type="dxa"/>
-            </w:tcMar>
-            <w:tcBorders>
-              <w:top w:val="single" w:sz="4" w:space="0" w:color="CCCCCC"/>
-              <w:bottom w:val="single" w:sz="4" w:space="0" w:color="CCCCCC"/>
-              <w:left w:val="single" w:sz="4" w:space="0" w:color="CCCCCC"/>
-              <w:right w:val="single" w:sz="4" w:space="0" w:color="CCCCCC"/>
-            </w:tcBorders>
-          </w:tcPr>
-          <w:p>
-            <w:pPr>
-              <w:spacing w:before="60" w:after="60" w:line="252" w:lineRule="auto"/>
-              <w:jc w:val="left"/>
-            </w:pPr>
-            <w:r/>
-            <w:r>
-              <w:t>711.75</w:t>
-            </w:r>
-          </w:p>
-        </w:tc>
-        <w:tc>
-          <w:tcPr>
-            <w:tcW w:type="dxa" w:w="1728"/>
-            <w:shd w:fill="F8FAFC"/>
-            <w:tcMar>
-              <w:top w:w="100" w:type="dxa"/>
-              <w:bottom w:w="100" w:type="dxa"/>
-              <w:left w:w="120" w:type="dxa"/>
-              <w:right w:w="120" w:type="dxa"/>
-            </w:tcMar>
-            <w:tcBorders>
-              <w:top w:val="single" w:sz="4" w:space="0" w:color="CCCCCC"/>
-              <w:bottom w:val="single" w:sz="4" w:space="0" w:color="CCCCCC"/>
-              <w:left w:val="single" w:sz="4" w:space="0" w:color="CCCCCC"/>
-              <w:right w:val="single" w:sz="4" w:space="0" w:color="CCCCCC"/>
-            </w:tcBorders>
-          </w:tcPr>
-          <w:p>
-            <w:pPr>
-              <w:spacing w:before="60" w:after="60" w:line="252" w:lineRule="auto"/>
-              <w:jc w:val="left"/>
-            </w:pPr>
-            <w:r/>
-            <w:r>
-              <w:rPr>
-                <w:b/>
-              </w:rPr>
-              <w:t>717.50</w:t>
-            </w:r>
-          </w:p>
-        </w:tc>
-        <w:tc>
-          <w:tcPr>
-            <w:tcW w:type="dxa" w:w="3456"/>
-            <w:shd w:fill="F8FAFC"/>
-            <w:tcMar>
-              <w:top w:w="100" w:type="dxa"/>
-              <w:bottom w:w="100" w:type="dxa"/>
-              <w:left w:w="120" w:type="dxa"/>
-              <w:right w:w="120" w:type="dxa"/>
-            </w:tcMar>
-            <w:tcBorders>
-              <w:top w:val="single" w:sz="4" w:space="0" w:color="CCCCCC"/>
-              <w:bottom w:val="single" w:sz="4" w:space="0" w:color="CCCCCC"/>
-              <w:left w:val="single" w:sz="4" w:space="0" w:color="CCCCCC"/>
-              <w:right w:val="single" w:sz="4" w:space="0" w:color="CCCCCC"/>
-            </w:tcBorders>
-          </w:tcPr>
-          <w:p>
-            <w:pPr>
-              <w:spacing w:before="60" w:after="60" w:line="252" w:lineRule="auto"/>
-              <w:jc w:val="left"/>
-            </w:pPr>
-            <w:r/>
-            <w:r>
-              <w:rPr>
-                <w:b/>
-              </w:rPr>
-              <w:t>-0.75</w:t>
-            </w:r>
-          </w:p>
-        </w:tc>
-        <w:tc>
-          <w:tcPr>
-            <w:tcW w:type="dxa" w:w="1440"/>
-            <w:shd w:fill="F8FAFC"/>
-            <w:tcMar>
-              <w:top w:w="100" w:type="dxa"/>
-              <w:bottom w:w="100" w:type="dxa"/>
-              <w:left w:w="120" w:type="dxa"/>
-              <w:right w:w="120" w:type="dxa"/>
-            </w:tcMar>
-            <w:tcBorders>
-              <w:top w:val="single" w:sz="4" w:space="0" w:color="CCCCCC"/>
-              <w:bottom w:val="single" w:sz="4" w:space="0" w:color="CCCCCC"/>
-              <w:left w:val="single" w:sz="4" w:space="0" w:color="CCCCCC"/>
-              <w:right w:val="single" w:sz="4" w:space="0" w:color="CCCCCC"/>
-            </w:tcBorders>
-          </w:tcPr>
-          <w:p>
-            <w:pPr>
-              <w:spacing w:before="60" w:after="60" w:line="252" w:lineRule="auto"/>
-              <w:jc w:val="left"/>
-            </w:pPr>
-            <w:r/>
-            <w:r>
-              <w:t>BEAR</w:t>
-            </w:r>
-          </w:p>
-        </w:tc>
-      </w:tr>
-      <w:tr>
-        <w:tc>
-          <w:tcPr>
-            <w:tcW w:type="dxa" w:w="1584"/>
-            <w:shd w:fill="FFFFFF"/>
-            <w:tcMar>
-              <w:top w:w="100" w:type="dxa"/>
-              <w:bottom w:w="100" w:type="dxa"/>
-              <w:left w:w="120" w:type="dxa"/>
-              <w:right w:w="120" w:type="dxa"/>
-            </w:tcMar>
-            <w:tcBorders>
-              <w:top w:val="single" w:sz="4" w:space="0" w:color="CCCCCC"/>
-              <w:bottom w:val="single" w:sz="4" w:space="0" w:color="CCCCCC"/>
-              <w:left w:val="single" w:sz="4" w:space="0" w:color="CCCCCC"/>
-              <w:right w:val="single" w:sz="4" w:space="0" w:color="CCCCCC"/>
-            </w:tcBorders>
-          </w:tcPr>
-          <w:p>
-            <w:pPr>
-              <w:spacing w:before="60" w:after="60" w:line="252" w:lineRule="auto"/>
-              <w:jc w:val="left"/>
-            </w:pPr>
-            <w:r/>
-            <w:r>
-              <w:rPr>
-                <w:b/>
-              </w:rPr>
-              <w:t>Fri 02/10</w:t>
-            </w:r>
-          </w:p>
-        </w:tc>
-        <w:tc>
-          <w:tcPr>
-            <w:tcW w:type="dxa" w:w="864"/>
-            <w:shd w:fill="FFFFFF"/>
-            <w:tcMar>
-              <w:top w:w="100" w:type="dxa"/>
-              <w:bottom w:w="100" w:type="dxa"/>
-              <w:left w:w="120" w:type="dxa"/>
-              <w:right w:w="120" w:type="dxa"/>
-            </w:tcMar>
-            <w:tcBorders>
-              <w:top w:val="single" w:sz="4" w:space="0" w:color="CCCCCC"/>
-              <w:bottom w:val="single" w:sz="4" w:space="0" w:color="CCCCCC"/>
-              <w:left w:val="single" w:sz="4" w:space="0" w:color="CCCCCC"/>
-              <w:right w:val="single" w:sz="4" w:space="0" w:color="CCCCCC"/>
-            </w:tcBorders>
-          </w:tcPr>
-          <w:p>
-            <w:pPr>
-              <w:spacing w:before="60" w:after="60" w:line="252" w:lineRule="auto"/>
-              <w:jc w:val="left"/>
-            </w:pPr>
-            <w:r/>
-            <w:r>
-              <w:t>Asia 11-15</w:t>
-            </w:r>
-          </w:p>
-        </w:tc>
-        <w:tc>
-          <w:tcPr>
-            <w:tcW w:type="dxa" w:w="1440"/>
-            <w:shd w:fill="FFFFFF"/>
-            <w:tcMar>
-              <w:top w:w="100" w:type="dxa"/>
-              <w:bottom w:w="100" w:type="dxa"/>
-              <w:left w:w="120" w:type="dxa"/>
-              <w:right w:w="120" w:type="dxa"/>
-            </w:tcMar>
-            <w:tcBorders>
-              <w:top w:val="single" w:sz="4" w:space="0" w:color="CCCCCC"/>
-              <w:bottom w:val="single" w:sz="4" w:space="0" w:color="CCCCCC"/>
-              <w:left w:val="single" w:sz="4" w:space="0" w:color="CCCCCC"/>
-              <w:right w:val="single" w:sz="4" w:space="0" w:color="CCCCCC"/>
-            </w:tcBorders>
-          </w:tcPr>
-          <w:p>
-            <w:pPr>
-              <w:spacing w:before="60" w:after="60" w:line="252" w:lineRule="auto"/>
-              <w:jc w:val="left"/>
-            </w:pPr>
-            <w:r/>
-            <w:r>
-              <w:t>717.50</w:t>
-            </w:r>
-          </w:p>
-        </w:tc>
-        <w:tc>
-          <w:tcPr>
-            <w:tcW w:type="dxa" w:w="2016"/>
-            <w:shd w:fill="FFFFFF"/>
-            <w:tcMar>
-              <w:top w:w="100" w:type="dxa"/>
-              <w:bottom w:w="100" w:type="dxa"/>
-              <w:left w:w="120" w:type="dxa"/>
-              <w:right w:w="120" w:type="dxa"/>
-            </w:tcMar>
-            <w:tcBorders>
-              <w:top w:val="single" w:sz="4" w:space="0" w:color="CCCCCC"/>
-              <w:bottom w:val="single" w:sz="4" w:space="0" w:color="CCCCCC"/>
-              <w:left w:val="single" w:sz="4" w:space="0" w:color="CCCCCC"/>
-              <w:right w:val="single" w:sz="4" w:space="0" w:color="CCCCCC"/>
-            </w:tcBorders>
-          </w:tcPr>
-          <w:p>
-            <w:pPr>
-              <w:spacing w:before="60" w:after="60" w:line="252" w:lineRule="auto"/>
-              <w:jc w:val="left"/>
-            </w:pPr>
-            <w:r/>
-            <w:r>
-              <w:t>725.00</w:t>
-            </w:r>
-          </w:p>
-        </w:tc>
-        <w:tc>
-          <w:tcPr>
-            <w:tcW w:type="dxa" w:w="1152"/>
-            <w:shd w:fill="FFFFFF"/>
-            <w:tcMar>
-              <w:top w:w="100" w:type="dxa"/>
-              <w:bottom w:w="100" w:type="dxa"/>
-              <w:left w:w="120" w:type="dxa"/>
-              <w:right w:w="120" w:type="dxa"/>
-            </w:tcMar>
-            <w:tcBorders>
-              <w:top w:val="single" w:sz="4" w:space="0" w:color="CCCCCC"/>
-              <w:bottom w:val="single" w:sz="4" w:space="0" w:color="CCCCCC"/>
-              <w:left w:val="single" w:sz="4" w:space="0" w:color="CCCCCC"/>
-              <w:right w:val="single" w:sz="4" w:space="0" w:color="CCCCCC"/>
-            </w:tcBorders>
-          </w:tcPr>
-          <w:p>
-            <w:pPr>
-              <w:spacing w:before="60" w:after="60" w:line="252" w:lineRule="auto"/>
-              <w:jc w:val="left"/>
-            </w:pPr>
-            <w:r/>
-            <w:r>
-              <w:t>711.50</w:t>
-            </w:r>
-          </w:p>
-        </w:tc>
-        <w:tc>
-          <w:tcPr>
-            <w:tcW w:type="dxa" w:w="1728"/>
-            <w:shd w:fill="FFFFFF"/>
-            <w:tcMar>
-              <w:top w:w="100" w:type="dxa"/>
-              <w:bottom w:w="100" w:type="dxa"/>
-              <w:left w:w="120" w:type="dxa"/>
-              <w:right w:w="120" w:type="dxa"/>
-            </w:tcMar>
-            <w:tcBorders>
-              <w:top w:val="single" w:sz="4" w:space="0" w:color="CCCCCC"/>
-              <w:bottom w:val="single" w:sz="4" w:space="0" w:color="CCCCCC"/>
-              <w:left w:val="single" w:sz="4" w:space="0" w:color="CCCCCC"/>
-              <w:right w:val="single" w:sz="4" w:space="0" w:color="CCCCCC"/>
-            </w:tcBorders>
-          </w:tcPr>
-          <w:p>
-            <w:pPr>
-              <w:spacing w:before="60" w:after="60" w:line="252" w:lineRule="auto"/>
-              <w:jc w:val="left"/>
-            </w:pPr>
-            <w:r/>
-            <w:r>
-              <w:rPr>
-                <w:b/>
-              </w:rPr>
-              <w:t>716.50</w:t>
-            </w:r>
-          </w:p>
-        </w:tc>
-        <w:tc>
-          <w:tcPr>
-            <w:tcW w:type="dxa" w:w="3456"/>
-            <w:shd w:fill="FFFFFF"/>
-            <w:tcMar>
-              <w:top w:w="100" w:type="dxa"/>
-              <w:bottom w:w="100" w:type="dxa"/>
-              <w:left w:w="120" w:type="dxa"/>
-              <w:right w:w="120" w:type="dxa"/>
-            </w:tcMar>
-            <w:tcBorders>
-              <w:top w:val="single" w:sz="4" w:space="0" w:color="CCCCCC"/>
-              <w:bottom w:val="single" w:sz="4" w:space="0" w:color="CCCCCC"/>
-              <w:left w:val="single" w:sz="4" w:space="0" w:color="CCCCCC"/>
-              <w:right w:val="single" w:sz="4" w:space="0" w:color="CCCCCC"/>
-            </w:tcBorders>
-          </w:tcPr>
-          <w:p>
-            <w:pPr>
-              <w:spacing w:before="60" w:after="60" w:line="252" w:lineRule="auto"/>
-              <w:jc w:val="left"/>
-            </w:pPr>
-            <w:r/>
-            <w:r>
-              <w:rPr>
-                <w:b/>
-              </w:rPr>
-              <w:t>-1.00</w:t>
-            </w:r>
-          </w:p>
-        </w:tc>
-        <w:tc>
-          <w:tcPr>
-            <w:tcW w:type="dxa" w:w="1440"/>
-            <w:shd w:fill="FFFFFF"/>
-            <w:tcMar>
-              <w:top w:w="100" w:type="dxa"/>
-              <w:bottom w:w="100" w:type="dxa"/>
-              <w:left w:w="120" w:type="dxa"/>
-              <w:right w:w="120" w:type="dxa"/>
-            </w:tcMar>
-            <w:tcBorders>
-              <w:top w:val="single" w:sz="4" w:space="0" w:color="CCCCCC"/>
-              <w:bottom w:val="single" w:sz="4" w:space="0" w:color="CCCCCC"/>
-              <w:left w:val="single" w:sz="4" w:space="0" w:color="CCCCCC"/>
-              <w:right w:val="single" w:sz="4" w:space="0" w:color="CCCCCC"/>
-            </w:tcBorders>
-          </w:tcPr>
-          <w:p>
-            <w:pPr>
-              <w:spacing w:before="60" w:after="60" w:line="252" w:lineRule="auto"/>
-              <w:jc w:val="left"/>
-            </w:pPr>
-            <w:r/>
-            <w:r>
-              <w:t>BEAR</w:t>
-            </w:r>
-          </w:p>
-        </w:tc>
-      </w:tr>
-      <w:tr>
-        <w:tc>
-          <w:tcPr>
-            <w:tcW w:type="dxa" w:w="1584"/>
-            <w:shd w:fill="F8FAFC"/>
-            <w:tcMar>
-              <w:top w:w="100" w:type="dxa"/>
-              <w:bottom w:w="100" w:type="dxa"/>
-              <w:left w:w="120" w:type="dxa"/>
-              <w:right w:w="120" w:type="dxa"/>
-            </w:tcMar>
-            <w:tcBorders>
-              <w:top w:val="single" w:sz="4" w:space="0" w:color="CCCCCC"/>
-              <w:bottom w:val="single" w:sz="4" w:space="0" w:color="CCCCCC"/>
-              <w:left w:val="single" w:sz="4" w:space="0" w:color="CCCCCC"/>
-              <w:right w:val="single" w:sz="4" w:space="0" w:color="CCCCCC"/>
-            </w:tcBorders>
-          </w:tcPr>
-          <w:p>
-            <w:pPr>
-              <w:spacing w:before="60" w:after="60" w:line="252" w:lineRule="auto"/>
-              <w:jc w:val="left"/>
-            </w:pPr>
-            <w:r/>
-            <w:r>
-              <w:rPr>
-                <w:b/>
-              </w:rPr>
-              <w:t>Fri 02/10</w:t>
-            </w:r>
-          </w:p>
-        </w:tc>
-        <w:tc>
-          <w:tcPr>
-            <w:tcW w:type="dxa" w:w="864"/>
-            <w:shd w:fill="F8FAFC"/>
-            <w:tcMar>
-              <w:top w:w="100" w:type="dxa"/>
-              <w:bottom w:w="100" w:type="dxa"/>
-              <w:left w:w="120" w:type="dxa"/>
-              <w:right w:w="120" w:type="dxa"/>
-            </w:tcMar>
-            <w:tcBorders>
-              <w:top w:val="single" w:sz="4" w:space="0" w:color="CCCCCC"/>
-              <w:bottom w:val="single" w:sz="4" w:space="0" w:color="CCCCCC"/>
-              <w:left w:val="single" w:sz="4" w:space="0" w:color="CCCCCC"/>
-              <w:right w:val="single" w:sz="4" w:space="0" w:color="CCCCCC"/>
-            </w:tcBorders>
-          </w:tcPr>
-          <w:p>
-            <w:pPr>
-              <w:spacing w:before="60" w:after="60" w:line="252" w:lineRule="auto"/>
-              <w:jc w:val="left"/>
-            </w:pPr>
-            <w:r/>
-            <w:r>
-              <w:t>London 15-19</w:t>
-            </w:r>
-          </w:p>
-        </w:tc>
-        <w:tc>
-          <w:tcPr>
-            <w:tcW w:type="dxa" w:w="1440"/>
-            <w:shd w:fill="F8FAFC"/>
-            <w:tcMar>
-              <w:top w:w="100" w:type="dxa"/>
-              <w:bottom w:w="100" w:type="dxa"/>
-              <w:left w:w="120" w:type="dxa"/>
-              <w:right w:w="120" w:type="dxa"/>
-            </w:tcMar>
-            <w:tcBorders>
-              <w:top w:val="single" w:sz="4" w:space="0" w:color="CCCCCC"/>
-              <w:bottom w:val="single" w:sz="4" w:space="0" w:color="CCCCCC"/>
-              <w:left w:val="single" w:sz="4" w:space="0" w:color="CCCCCC"/>
-              <w:right w:val="single" w:sz="4" w:space="0" w:color="CCCCCC"/>
-            </w:tcBorders>
-          </w:tcPr>
-          <w:p>
-            <w:pPr>
-              <w:spacing w:before="60" w:after="60" w:line="252" w:lineRule="auto"/>
-              <w:jc w:val="left"/>
-            </w:pPr>
-            <w:r/>
-            <w:r>
-              <w:t>716.50</w:t>
-            </w:r>
-          </w:p>
-        </w:tc>
-        <w:tc>
-          <w:tcPr>
-            <w:tcW w:type="dxa" w:w="2016"/>
-            <w:shd w:fill="F8FAFC"/>
-            <w:tcMar>
-              <w:top w:w="100" w:type="dxa"/>
-              <w:bottom w:w="100" w:type="dxa"/>
-              <w:left w:w="120" w:type="dxa"/>
-              <w:right w:w="120" w:type="dxa"/>
-            </w:tcMar>
-            <w:tcBorders>
-              <w:top w:val="single" w:sz="4" w:space="0" w:color="CCCCCC"/>
-              <w:bottom w:val="single" w:sz="4" w:space="0" w:color="CCCCCC"/>
-              <w:left w:val="single" w:sz="4" w:space="0" w:color="CCCCCC"/>
-              <w:right w:val="single" w:sz="4" w:space="0" w:color="CCCCCC"/>
-            </w:tcBorders>
-          </w:tcPr>
-          <w:p>
-            <w:pPr>
-              <w:spacing w:before="60" w:after="60" w:line="252" w:lineRule="auto"/>
-              <w:jc w:val="left"/>
-            </w:pPr>
-            <w:r/>
-            <w:r>
-              <w:t>723.50</w:t>
-            </w:r>
-          </w:p>
-        </w:tc>
-        <w:tc>
-          <w:tcPr>
-            <w:tcW w:type="dxa" w:w="1152"/>
-            <w:shd w:fill="F8FAFC"/>
-            <w:tcMar>
-              <w:top w:w="100" w:type="dxa"/>
-              <w:bottom w:w="100" w:type="dxa"/>
-              <w:left w:w="120" w:type="dxa"/>
-              <w:right w:w="120" w:type="dxa"/>
-            </w:tcMar>
-            <w:tcBorders>
-              <w:top w:val="single" w:sz="4" w:space="0" w:color="CCCCCC"/>
-              <w:bottom w:val="single" w:sz="4" w:space="0" w:color="CCCCCC"/>
-              <w:left w:val="single" w:sz="4" w:space="0" w:color="CCCCCC"/>
-              <w:right w:val="single" w:sz="4" w:space="0" w:color="CCCCCC"/>
-            </w:tcBorders>
-          </w:tcPr>
-          <w:p>
-            <w:pPr>
-              <w:spacing w:before="60" w:after="60" w:line="252" w:lineRule="auto"/>
-              <w:jc w:val="left"/>
-            </w:pPr>
-            <w:r/>
-            <w:r>
-              <w:t>703.00</w:t>
-            </w:r>
-          </w:p>
-        </w:tc>
-        <w:tc>
-          <w:tcPr>
-            <w:tcW w:type="dxa" w:w="1728"/>
-            <w:shd w:fill="F8FAFC"/>
-            <w:tcMar>
-              <w:top w:w="100" w:type="dxa"/>
-              <w:bottom w:w="100" w:type="dxa"/>
-              <w:left w:w="120" w:type="dxa"/>
-              <w:right w:w="120" w:type="dxa"/>
-            </w:tcMar>
-            <w:tcBorders>
-              <w:top w:val="single" w:sz="4" w:space="0" w:color="CCCCCC"/>
-              <w:bottom w:val="single" w:sz="4" w:space="0" w:color="CCCCCC"/>
-              <w:left w:val="single" w:sz="4" w:space="0" w:color="CCCCCC"/>
-              <w:right w:val="single" w:sz="4" w:space="0" w:color="CCCCCC"/>
-            </w:tcBorders>
-          </w:tcPr>
-          <w:p>
-            <w:pPr>
-              <w:spacing w:before="60" w:after="60" w:line="252" w:lineRule="auto"/>
-              <w:jc w:val="left"/>
-            </w:pPr>
-            <w:r/>
-            <w:r>
-              <w:rPr>
-                <w:b/>
-              </w:rPr>
-              <w:t>717.25</w:t>
-            </w:r>
-          </w:p>
-        </w:tc>
-        <w:tc>
-          <w:tcPr>
-            <w:tcW w:type="dxa" w:w="3456"/>
-            <w:shd w:fill="F8FAFC"/>
-            <w:tcMar>
-              <w:top w:w="100" w:type="dxa"/>
-              <w:bottom w:w="100" w:type="dxa"/>
-              <w:left w:w="120" w:type="dxa"/>
-              <w:right w:w="120" w:type="dxa"/>
-            </w:tcMar>
-            <w:tcBorders>
-              <w:top w:val="single" w:sz="4" w:space="0" w:color="CCCCCC"/>
-              <w:bottom w:val="single" w:sz="4" w:space="0" w:color="CCCCCC"/>
-              <w:left w:val="single" w:sz="4" w:space="0" w:color="CCCCCC"/>
-              <w:right w:val="single" w:sz="4" w:space="0" w:color="CCCCCC"/>
-            </w:tcBorders>
-          </w:tcPr>
-          <w:p>
-            <w:pPr>
-              <w:spacing w:before="60" w:after="60" w:line="252" w:lineRule="auto"/>
-              <w:jc w:val="left"/>
-            </w:pPr>
-            <w:r/>
-            <w:r>
-              <w:rPr>
-                <w:b/>
-              </w:rPr>
-              <w:t>+0.75</w:t>
-            </w:r>
-          </w:p>
-        </w:tc>
-        <w:tc>
-          <w:tcPr>
-            <w:tcW w:type="dxa" w:w="1440"/>
-            <w:shd w:fill="F8FAFC"/>
-            <w:tcMar>
-              <w:top w:w="100" w:type="dxa"/>
-              <w:bottom w:w="100" w:type="dxa"/>
-              <w:left w:w="120" w:type="dxa"/>
-              <w:right w:w="120" w:type="dxa"/>
-            </w:tcMar>
-            <w:tcBorders>
-              <w:top w:val="single" w:sz="4" w:space="0" w:color="CCCCCC"/>
-              <w:bottom w:val="single" w:sz="4" w:space="0" w:color="CCCCCC"/>
-              <w:left w:val="single" w:sz="4" w:space="0" w:color="CCCCCC"/>
-              <w:right w:val="single" w:sz="4" w:space="0" w:color="CCCCCC"/>
-            </w:tcBorders>
-          </w:tcPr>
-          <w:p>
-            <w:pPr>
-              <w:spacing w:before="60" w:after="60" w:line="252" w:lineRule="auto"/>
-              <w:jc w:val="left"/>
-            </w:pPr>
-            <w:r/>
-            <w:r>
-              <w:t>BULL</w:t>
-            </w:r>
-          </w:p>
-        </w:tc>
-      </w:tr>
-      <w:tr>
-        <w:tc>
-          <w:tcPr>
-            <w:tcW w:type="dxa" w:w="1584"/>
-            <w:shd w:fill="FFFFFF"/>
-            <w:tcMar>
-              <w:top w:w="100" w:type="dxa"/>
-              <w:bottom w:w="100" w:type="dxa"/>
-              <w:left w:w="120" w:type="dxa"/>
-              <w:right w:w="120" w:type="dxa"/>
-            </w:tcMar>
-            <w:tcBorders>
-              <w:top w:val="single" w:sz="4" w:space="0" w:color="CCCCCC"/>
-              <w:bottom w:val="single" w:sz="4" w:space="0" w:color="CCCCCC"/>
-              <w:left w:val="single" w:sz="4" w:space="0" w:color="CCCCCC"/>
-              <w:right w:val="single" w:sz="4" w:space="0" w:color="CCCCCC"/>
-            </w:tcBorders>
-          </w:tcPr>
-          <w:p>
-            <w:pPr>
-              <w:spacing w:before="60" w:after="60" w:line="252" w:lineRule="auto"/>
-              <w:jc w:val="left"/>
-            </w:pPr>
-            <w:r/>
-            <w:r>
-              <w:rPr>
-                <w:b/>
-              </w:rPr>
-              <w:t>Fri 02/10</w:t>
-            </w:r>
-          </w:p>
-        </w:tc>
-        <w:tc>
-          <w:tcPr>
-            <w:tcW w:type="dxa" w:w="864"/>
-            <w:shd w:fill="FFFFFF"/>
-            <w:tcMar>
-              <w:top w:w="100" w:type="dxa"/>
-              <w:bottom w:w="100" w:type="dxa"/>
-              <w:left w:w="120" w:type="dxa"/>
-              <w:right w:w="120" w:type="dxa"/>
-            </w:tcMar>
-            <w:tcBorders>
-              <w:top w:val="single" w:sz="4" w:space="0" w:color="CCCCCC"/>
-              <w:bottom w:val="single" w:sz="4" w:space="0" w:color="CCCCCC"/>
-              <w:left w:val="single" w:sz="4" w:space="0" w:color="CCCCCC"/>
-              <w:right w:val="single" w:sz="4" w:space="0" w:color="CCCCCC"/>
-            </w:tcBorders>
-          </w:tcPr>
-          <w:p>
-            <w:pPr>
-              <w:spacing w:before="60" w:after="60" w:line="252" w:lineRule="auto"/>
-              <w:jc w:val="left"/>
-            </w:pPr>
-            <w:r/>
-            <w:r>
-              <w:t>Pre-NY 19-21</w:t>
-            </w:r>
-          </w:p>
-        </w:tc>
-        <w:tc>
-          <w:tcPr>
-            <w:tcW w:type="dxa" w:w="1440"/>
-            <w:shd w:fill="FFFFFF"/>
-            <w:tcMar>
-              <w:top w:w="100" w:type="dxa"/>
-              <w:bottom w:w="100" w:type="dxa"/>
-              <w:left w:w="120" w:type="dxa"/>
-              <w:right w:w="120" w:type="dxa"/>
-            </w:tcMar>
-            <w:tcBorders>
-              <w:top w:val="single" w:sz="4" w:space="0" w:color="CCCCCC"/>
-              <w:bottom w:val="single" w:sz="4" w:space="0" w:color="CCCCCC"/>
-              <w:left w:val="single" w:sz="4" w:space="0" w:color="CCCCCC"/>
-              <w:right w:val="single" w:sz="4" w:space="0" w:color="CCCCCC"/>
-            </w:tcBorders>
-          </w:tcPr>
-          <w:p>
-            <w:pPr>
-              <w:spacing w:before="60" w:after="60" w:line="252" w:lineRule="auto"/>
-              <w:jc w:val="left"/>
-            </w:pPr>
-            <w:r/>
-            <w:r>
-              <w:t>717.25</w:t>
-            </w:r>
-          </w:p>
-        </w:tc>
-        <w:tc>
-          <w:tcPr>
-            <w:tcW w:type="dxa" w:w="2016"/>
-            <w:shd w:fill="FFFFFF"/>
-            <w:tcMar>
-              <w:top w:w="100" w:type="dxa"/>
-              <w:bottom w:w="100" w:type="dxa"/>
-              <w:left w:w="120" w:type="dxa"/>
-              <w:right w:w="120" w:type="dxa"/>
-            </w:tcMar>
-            <w:tcBorders>
-              <w:top w:val="single" w:sz="4" w:space="0" w:color="CCCCCC"/>
-              <w:bottom w:val="single" w:sz="4" w:space="0" w:color="CCCCCC"/>
-              <w:left w:val="single" w:sz="4" w:space="0" w:color="CCCCCC"/>
-              <w:right w:val="single" w:sz="4" w:space="0" w:color="CCCCCC"/>
-            </w:tcBorders>
-          </w:tcPr>
-          <w:p>
-            <w:pPr>
-              <w:spacing w:before="60" w:after="60" w:line="252" w:lineRule="auto"/>
-              <w:jc w:val="left"/>
-            </w:pPr>
-            <w:r/>
-            <w:r>
-              <w:t>726.50</w:t>
-            </w:r>
-          </w:p>
-        </w:tc>
-        <w:tc>
-          <w:tcPr>
-            <w:tcW w:type="dxa" w:w="1152"/>
-            <w:shd w:fill="FFFFFF"/>
-            <w:tcMar>
-              <w:top w:w="100" w:type="dxa"/>
-              <w:bottom w:w="100" w:type="dxa"/>
-              <w:left w:w="120" w:type="dxa"/>
-              <w:right w:w="120" w:type="dxa"/>
-            </w:tcMar>
-            <w:tcBorders>
-              <w:top w:val="single" w:sz="4" w:space="0" w:color="CCCCCC"/>
-              <w:bottom w:val="single" w:sz="4" w:space="0" w:color="CCCCCC"/>
-              <w:left w:val="single" w:sz="4" w:space="0" w:color="CCCCCC"/>
-              <w:right w:val="single" w:sz="4" w:space="0" w:color="CCCCCC"/>
-            </w:tcBorders>
-          </w:tcPr>
-          <w:p>
-            <w:pPr>
-              <w:spacing w:before="60" w:after="60" w:line="252" w:lineRule="auto"/>
-              <w:jc w:val="left"/>
-            </w:pPr>
-            <w:r/>
-            <w:r>
-              <w:t>710.00</w:t>
-            </w:r>
-          </w:p>
-        </w:tc>
-        <w:tc>
-          <w:tcPr>
-            <w:tcW w:type="dxa" w:w="1728"/>
-            <w:shd w:fill="FFFFFF"/>
-            <w:tcMar>
-              <w:top w:w="100" w:type="dxa"/>
-              <w:bottom w:w="100" w:type="dxa"/>
-              <w:left w:w="120" w:type="dxa"/>
-              <w:right w:w="120" w:type="dxa"/>
-            </w:tcMar>
-            <w:tcBorders>
-              <w:top w:val="single" w:sz="4" w:space="0" w:color="CCCCCC"/>
-              <w:bottom w:val="single" w:sz="4" w:space="0" w:color="CCCCCC"/>
-              <w:left w:val="single" w:sz="4" w:space="0" w:color="CCCCCC"/>
-              <w:right w:val="single" w:sz="4" w:space="0" w:color="CCCCCC"/>
-            </w:tcBorders>
-          </w:tcPr>
-          <w:p>
-            <w:pPr>
-              <w:spacing w:before="60" w:after="60" w:line="252" w:lineRule="auto"/>
-              <w:jc w:val="left"/>
-            </w:pPr>
-            <w:r/>
-            <w:r>
-              <w:rPr>
-                <w:b/>
-              </w:rPr>
-              <w:t>717.00</w:t>
-            </w:r>
-          </w:p>
-        </w:tc>
-        <w:tc>
-          <w:tcPr>
-            <w:tcW w:type="dxa" w:w="3456"/>
-            <w:shd w:fill="FFFFFF"/>
-            <w:tcMar>
-              <w:top w:w="100" w:type="dxa"/>
-              <w:bottom w:w="100" w:type="dxa"/>
-              <w:left w:w="120" w:type="dxa"/>
-              <w:right w:w="120" w:type="dxa"/>
-            </w:tcMar>
-            <w:tcBorders>
-              <w:top w:val="single" w:sz="4" w:space="0" w:color="CCCCCC"/>
-              <w:bottom w:val="single" w:sz="4" w:space="0" w:color="CCCCCC"/>
-              <w:left w:val="single" w:sz="4" w:space="0" w:color="CCCCCC"/>
-              <w:right w:val="single" w:sz="4" w:space="0" w:color="CCCCCC"/>
-            </w:tcBorders>
-          </w:tcPr>
-          <w:p>
-            <w:pPr>
-              <w:spacing w:before="60" w:after="60" w:line="252" w:lineRule="auto"/>
-              <w:jc w:val="left"/>
-            </w:pPr>
-            <w:r/>
-            <w:r>
-              <w:rPr>
-                <w:b/>
-              </w:rPr>
-              <w:t>-0.25</w:t>
-            </w:r>
-          </w:p>
-        </w:tc>
-        <w:tc>
-          <w:tcPr>
-            <w:tcW w:type="dxa" w:w="1440"/>
-            <w:shd w:fill="FFFFFF"/>
-            <w:tcMar>
-              <w:top w:w="100" w:type="dxa"/>
-              <w:bottom w:w="100" w:type="dxa"/>
-              <w:left w:w="120" w:type="dxa"/>
-              <w:right w:w="120" w:type="dxa"/>
-            </w:tcMar>
-            <w:tcBorders>
-              <w:top w:val="single" w:sz="4" w:space="0" w:color="CCCCCC"/>
-              <w:bottom w:val="single" w:sz="4" w:space="0" w:color="CCCCCC"/>
-              <w:left w:val="single" w:sz="4" w:space="0" w:color="CCCCCC"/>
-              <w:right w:val="single" w:sz="4" w:space="0" w:color="CCCCCC"/>
-            </w:tcBorders>
-          </w:tcPr>
-          <w:p>
-            <w:pPr>
-              <w:spacing w:before="60" w:after="60" w:line="252" w:lineRule="auto"/>
-              <w:jc w:val="left"/>
-            </w:pPr>
-            <w:r/>
-            <w:r>
-              <w:t>BEAR</w:t>
-            </w:r>
-          </w:p>
-        </w:tc>
-      </w:tr>
-      <w:tr>
-        <w:tc>
-          <w:tcPr>
-            <w:tcW w:type="dxa" w:w="1584"/>
-            <w:shd w:fill="F8FAFC"/>
-            <w:tcMar>
-              <w:top w:w="100" w:type="dxa"/>
-              <w:bottom w:w="100" w:type="dxa"/>
-              <w:left w:w="120" w:type="dxa"/>
-              <w:right w:w="120" w:type="dxa"/>
-            </w:tcMar>
-            <w:tcBorders>
-              <w:top w:val="single" w:sz="4" w:space="0" w:color="CCCCCC"/>
-              <w:bottom w:val="single" w:sz="4" w:space="0" w:color="CCCCCC"/>
-              <w:left w:val="single" w:sz="4" w:space="0" w:color="CCCCCC"/>
-              <w:right w:val="single" w:sz="4" w:space="0" w:color="CCCCCC"/>
-            </w:tcBorders>
-          </w:tcPr>
-          <w:p>
-            <w:pPr>
-              <w:spacing w:before="60" w:after="60" w:line="252" w:lineRule="auto"/>
-              <w:jc w:val="left"/>
-            </w:pPr>
-            <w:r/>
-            <w:r>
-              <w:rPr>
-                <w:b/>
-              </w:rPr>
-              <w:t>Fri 02/10</w:t>
-            </w:r>
-          </w:p>
-        </w:tc>
-        <w:tc>
-          <w:tcPr>
-            <w:tcW w:type="dxa" w:w="864"/>
-            <w:shd w:fill="F8FAFC"/>
-            <w:tcMar>
-              <w:top w:w="100" w:type="dxa"/>
-              <w:bottom w:w="100" w:type="dxa"/>
-              <w:left w:w="120" w:type="dxa"/>
-              <w:right w:w="120" w:type="dxa"/>
-            </w:tcMar>
-            <w:tcBorders>
-              <w:top w:val="single" w:sz="4" w:space="0" w:color="CCCCCC"/>
-              <w:bottom w:val="single" w:sz="4" w:space="0" w:color="CCCCCC"/>
-              <w:left w:val="single" w:sz="4" w:space="0" w:color="CCCCCC"/>
-              <w:right w:val="single" w:sz="4" w:space="0" w:color="CCCCCC"/>
-            </w:tcBorders>
-          </w:tcPr>
-          <w:p>
-            <w:pPr>
-              <w:spacing w:before="60" w:after="60" w:line="252" w:lineRule="auto"/>
-              <w:jc w:val="left"/>
-            </w:pPr>
-            <w:r/>
-            <w:r>
-              <w:t>NY Open 21-23</w:t>
-            </w:r>
-          </w:p>
-        </w:tc>
-        <w:tc>
-          <w:tcPr>
-            <w:tcW w:type="dxa" w:w="1440"/>
-            <w:shd w:fill="F8FAFC"/>
-            <w:tcMar>
-              <w:top w:w="100" w:type="dxa"/>
-              <w:bottom w:w="100" w:type="dxa"/>
-              <w:left w:w="120" w:type="dxa"/>
-              <w:right w:w="120" w:type="dxa"/>
-            </w:tcMar>
-            <w:tcBorders>
-              <w:top w:val="single" w:sz="4" w:space="0" w:color="CCCCCC"/>
-              <w:bottom w:val="single" w:sz="4" w:space="0" w:color="CCCCCC"/>
-              <w:left w:val="single" w:sz="4" w:space="0" w:color="CCCCCC"/>
-              <w:right w:val="single" w:sz="4" w:space="0" w:color="CCCCCC"/>
-            </w:tcBorders>
-          </w:tcPr>
-          <w:p>
-            <w:pPr>
-              <w:spacing w:before="60" w:after="60" w:line="252" w:lineRule="auto"/>
-              <w:jc w:val="left"/>
-            </w:pPr>
-            <w:r/>
-            <w:r>
-              <w:t>717.00</w:t>
-            </w:r>
-          </w:p>
-        </w:tc>
-        <w:tc>
-          <w:tcPr>
-            <w:tcW w:type="dxa" w:w="2016"/>
-            <w:shd w:fill="F8FAFC"/>
-            <w:tcMar>
-              <w:top w:w="100" w:type="dxa"/>
-              <w:bottom w:w="100" w:type="dxa"/>
-              <w:left w:w="120" w:type="dxa"/>
-              <w:right w:w="120" w:type="dxa"/>
-            </w:tcMar>
-            <w:tcBorders>
-              <w:top w:val="single" w:sz="4" w:space="0" w:color="CCCCCC"/>
-              <w:bottom w:val="single" w:sz="4" w:space="0" w:color="CCCCCC"/>
-              <w:left w:val="single" w:sz="4" w:space="0" w:color="CCCCCC"/>
-              <w:right w:val="single" w:sz="4" w:space="0" w:color="CCCCCC"/>
-            </w:tcBorders>
-          </w:tcPr>
-          <w:p>
-            <w:pPr>
-              <w:spacing w:before="60" w:after="60" w:line="252" w:lineRule="auto"/>
-              <w:jc w:val="left"/>
-            </w:pPr>
-            <w:r/>
-            <w:r>
-              <w:t>725.50</w:t>
-            </w:r>
-          </w:p>
-        </w:tc>
-        <w:tc>
-          <w:tcPr>
-            <w:tcW w:type="dxa" w:w="1152"/>
-            <w:shd w:fill="F8FAFC"/>
-            <w:tcMar>
-              <w:top w:w="100" w:type="dxa"/>
-              <w:bottom w:w="100" w:type="dxa"/>
-              <w:left w:w="120" w:type="dxa"/>
-              <w:right w:w="120" w:type="dxa"/>
-            </w:tcMar>
-            <w:tcBorders>
-              <w:top w:val="single" w:sz="4" w:space="0" w:color="CCCCCC"/>
-              <w:bottom w:val="single" w:sz="4" w:space="0" w:color="CCCCCC"/>
-              <w:left w:val="single" w:sz="4" w:space="0" w:color="CCCCCC"/>
-              <w:right w:val="single" w:sz="4" w:space="0" w:color="CCCCCC"/>
-            </w:tcBorders>
-          </w:tcPr>
-          <w:p>
-            <w:pPr>
-              <w:spacing w:before="60" w:after="60" w:line="252" w:lineRule="auto"/>
-              <w:jc w:val="left"/>
-            </w:pPr>
-            <w:r/>
-            <w:r>
-              <w:t>703.00</w:t>
-            </w:r>
-          </w:p>
-        </w:tc>
-        <w:tc>
-          <w:tcPr>
-            <w:tcW w:type="dxa" w:w="1728"/>
-            <w:shd w:fill="F8FAFC"/>
-            <w:tcMar>
-              <w:top w:w="100" w:type="dxa"/>
-              <w:bottom w:w="100" w:type="dxa"/>
-              <w:left w:w="120" w:type="dxa"/>
-              <w:right w:w="120" w:type="dxa"/>
-            </w:tcMar>
-            <w:tcBorders>
-              <w:top w:val="single" w:sz="4" w:space="0" w:color="CCCCCC"/>
-              <w:bottom w:val="single" w:sz="4" w:space="0" w:color="CCCCCC"/>
-              <w:left w:val="single" w:sz="4" w:space="0" w:color="CCCCCC"/>
-              <w:right w:val="single" w:sz="4" w:space="0" w:color="CCCCCC"/>
-            </w:tcBorders>
-          </w:tcPr>
-          <w:p>
-            <w:pPr>
-              <w:spacing w:before="60" w:after="60" w:line="252" w:lineRule="auto"/>
-              <w:jc w:val="left"/>
-            </w:pPr>
-            <w:r/>
-            <w:r>
-              <w:rPr>
-                <w:b/>
-              </w:rPr>
-              <w:t>718.75</w:t>
-            </w:r>
-          </w:p>
-        </w:tc>
-        <w:tc>
-          <w:tcPr>
-            <w:tcW w:type="dxa" w:w="3456"/>
-            <w:shd w:fill="F8FAFC"/>
-            <w:tcMar>
-              <w:top w:w="100" w:type="dxa"/>
-              <w:bottom w:w="100" w:type="dxa"/>
-              <w:left w:w="120" w:type="dxa"/>
-              <w:right w:w="120" w:type="dxa"/>
-            </w:tcMar>
-            <w:tcBorders>
-              <w:top w:val="single" w:sz="4" w:space="0" w:color="CCCCCC"/>
-              <w:bottom w:val="single" w:sz="4" w:space="0" w:color="CCCCCC"/>
-              <w:left w:val="single" w:sz="4" w:space="0" w:color="CCCCCC"/>
-              <w:right w:val="single" w:sz="4" w:space="0" w:color="CCCCCC"/>
-            </w:tcBorders>
-          </w:tcPr>
-          <w:p>
-            <w:pPr>
-              <w:spacing w:before="60" w:after="60" w:line="252" w:lineRule="auto"/>
-              <w:jc w:val="left"/>
-            </w:pPr>
-            <w:r/>
-            <w:r>
-              <w:rPr>
-                <w:b/>
-              </w:rPr>
-              <w:t>+1.75</w:t>
-            </w:r>
-          </w:p>
-        </w:tc>
-        <w:tc>
-          <w:tcPr>
-            <w:tcW w:type="dxa" w:w="1440"/>
-            <w:shd w:fill="F8FAFC"/>
-            <w:tcMar>
-              <w:top w:w="100" w:type="dxa"/>
-              <w:bottom w:w="100" w:type="dxa"/>
-              <w:left w:w="120" w:type="dxa"/>
-              <w:right w:w="120" w:type="dxa"/>
-            </w:tcMar>
-            <w:tcBorders>
-              <w:top w:val="single" w:sz="4" w:space="0" w:color="CCCCCC"/>
-              <w:bottom w:val="single" w:sz="4" w:space="0" w:color="CCCCCC"/>
-              <w:left w:val="single" w:sz="4" w:space="0" w:color="CCCCCC"/>
-              <w:right w:val="single" w:sz="4" w:space="0" w:color="CCCCCC"/>
-            </w:tcBorders>
-          </w:tcPr>
-          <w:p>
-            <w:pPr>
-              <w:spacing w:before="60" w:after="60" w:line="252" w:lineRule="auto"/>
-              <w:jc w:val="left"/>
-            </w:pPr>
-            <w:r/>
-            <w:r>
-              <w:t>BULL</w:t>
-            </w:r>
-          </w:p>
-        </w:tc>
-      </w:tr>
-      <w:tr>
-        <w:tc>
-          <w:tcPr>
-            <w:tcW w:type="dxa" w:w="1584"/>
-            <w:shd w:fill="FFFFFF"/>
-            <w:tcMar>
-              <w:top w:w="100" w:type="dxa"/>
-              <w:bottom w:w="100" w:type="dxa"/>
-              <w:left w:w="120" w:type="dxa"/>
-              <w:right w:w="120" w:type="dxa"/>
-            </w:tcMar>
-            <w:tcBorders>
-              <w:top w:val="single" w:sz="4" w:space="0" w:color="CCCCCC"/>
-              <w:bottom w:val="single" w:sz="4" w:space="0" w:color="CCCCCC"/>
-              <w:left w:val="single" w:sz="4" w:space="0" w:color="CCCCCC"/>
-              <w:right w:val="single" w:sz="4" w:space="0" w:color="CCCCCC"/>
-            </w:tcBorders>
-          </w:tcPr>
-          <w:p>
-            <w:pPr>
-              <w:spacing w:before="60" w:after="60" w:line="252" w:lineRule="auto"/>
-              <w:jc w:val="left"/>
-            </w:pPr>
-            <w:r/>
-            <w:r>
-              <w:rPr>
-                <w:b/>
-              </w:rPr>
-              <w:t>Fri 02/10</w:t>
-            </w:r>
-          </w:p>
-        </w:tc>
-        <w:tc>
-          <w:tcPr>
-            <w:tcW w:type="dxa" w:w="864"/>
-            <w:shd w:fill="FFFFFF"/>
-            <w:tcMar>
-              <w:top w:w="100" w:type="dxa"/>
-              <w:bottom w:w="100" w:type="dxa"/>
-              <w:left w:w="120" w:type="dxa"/>
-              <w:right w:w="120" w:type="dxa"/>
-            </w:tcMar>
-            <w:tcBorders>
-              <w:top w:val="single" w:sz="4" w:space="0" w:color="CCCCCC"/>
-              <w:bottom w:val="single" w:sz="4" w:space="0" w:color="CCCCCC"/>
-              <w:left w:val="single" w:sz="4" w:space="0" w:color="CCCCCC"/>
-              <w:right w:val="single" w:sz="4" w:space="0" w:color="CCCCCC"/>
-            </w:tcBorders>
-          </w:tcPr>
-          <w:p>
-            <w:pPr>
-              <w:spacing w:before="60" w:after="60" w:line="252" w:lineRule="auto"/>
-              <w:jc w:val="left"/>
-            </w:pPr>
-            <w:r/>
-            <w:r>
-              <w:t>NY Close 23-01</w:t>
-            </w:r>
-          </w:p>
-        </w:tc>
-        <w:tc>
-          <w:tcPr>
-            <w:tcW w:type="dxa" w:w="1440"/>
-            <w:shd w:fill="FFFFFF"/>
-            <w:tcMar>
-              <w:top w:w="100" w:type="dxa"/>
-              <w:bottom w:w="100" w:type="dxa"/>
-              <w:left w:w="120" w:type="dxa"/>
-              <w:right w:w="120" w:type="dxa"/>
-            </w:tcMar>
-            <w:tcBorders>
-              <w:top w:val="single" w:sz="4" w:space="0" w:color="CCCCCC"/>
-              <w:bottom w:val="single" w:sz="4" w:space="0" w:color="CCCCCC"/>
-              <w:left w:val="single" w:sz="4" w:space="0" w:color="CCCCCC"/>
-              <w:right w:val="single" w:sz="4" w:space="0" w:color="CCCCCC"/>
-            </w:tcBorders>
-          </w:tcPr>
-          <w:p>
-            <w:pPr>
-              <w:spacing w:before="60" w:after="60" w:line="252" w:lineRule="auto"/>
-              <w:jc w:val="left"/>
-            </w:pPr>
-            <w:r/>
-            <w:r>
-              <w:t>718.75</w:t>
-            </w:r>
-          </w:p>
-        </w:tc>
-        <w:tc>
-          <w:tcPr>
-            <w:tcW w:type="dxa" w:w="2016"/>
-            <w:shd w:fill="FFFFFF"/>
-            <w:tcMar>
-              <w:top w:w="100" w:type="dxa"/>
-              <w:bottom w:w="100" w:type="dxa"/>
-              <w:left w:w="120" w:type="dxa"/>
-              <w:right w:w="120" w:type="dxa"/>
-            </w:tcMar>
-            <w:tcBorders>
-              <w:top w:val="single" w:sz="4" w:space="0" w:color="CCCCCC"/>
-              <w:bottom w:val="single" w:sz="4" w:space="0" w:color="CCCCCC"/>
-              <w:left w:val="single" w:sz="4" w:space="0" w:color="CCCCCC"/>
-              <w:right w:val="single" w:sz="4" w:space="0" w:color="CCCCCC"/>
-            </w:tcBorders>
-          </w:tcPr>
-          <w:p>
-            <w:pPr>
-              <w:spacing w:before="60" w:after="60" w:line="252" w:lineRule="auto"/>
-              <w:jc w:val="left"/>
-            </w:pPr>
-            <w:r/>
-            <w:r>
-              <w:t>725.00</w:t>
-            </w:r>
-          </w:p>
-        </w:tc>
-        <w:tc>
-          <w:tcPr>
-            <w:tcW w:type="dxa" w:w="1152"/>
-            <w:shd w:fill="FFFFFF"/>
-            <w:tcMar>
-              <w:top w:w="100" w:type="dxa"/>
-              <w:bottom w:w="100" w:type="dxa"/>
-              <w:left w:w="120" w:type="dxa"/>
-              <w:right w:w="120" w:type="dxa"/>
-            </w:tcMar>
-            <w:tcBorders>
-              <w:top w:val="single" w:sz="4" w:space="0" w:color="CCCCCC"/>
-              <w:bottom w:val="single" w:sz="4" w:space="0" w:color="CCCCCC"/>
-              <w:left w:val="single" w:sz="4" w:space="0" w:color="CCCCCC"/>
-              <w:right w:val="single" w:sz="4" w:space="0" w:color="CCCCCC"/>
-            </w:tcBorders>
-          </w:tcPr>
-          <w:p>
-            <w:pPr>
-              <w:spacing w:before="60" w:after="60" w:line="252" w:lineRule="auto"/>
-              <w:jc w:val="left"/>
-            </w:pPr>
-            <w:r/>
-            <w:r>
-              <w:t>712.25</w:t>
-            </w:r>
-          </w:p>
-        </w:tc>
-        <w:tc>
-          <w:tcPr>
-            <w:tcW w:type="dxa" w:w="1728"/>
-            <w:shd w:fill="FFFFFF"/>
-            <w:tcMar>
-              <w:top w:w="100" w:type="dxa"/>
-              <w:bottom w:w="100" w:type="dxa"/>
-              <w:left w:w="120" w:type="dxa"/>
-              <w:right w:w="120" w:type="dxa"/>
-            </w:tcMar>
-            <w:tcBorders>
-              <w:top w:val="single" w:sz="4" w:space="0" w:color="CCCCCC"/>
-              <w:bottom w:val="single" w:sz="4" w:space="0" w:color="CCCCCC"/>
-              <w:left w:val="single" w:sz="4" w:space="0" w:color="CCCCCC"/>
-              <w:right w:val="single" w:sz="4" w:space="0" w:color="CCCCCC"/>
-            </w:tcBorders>
-          </w:tcPr>
-          <w:p>
-            <w:pPr>
-              <w:spacing w:before="60" w:after="60" w:line="252" w:lineRule="auto"/>
-              <w:jc w:val="left"/>
-            </w:pPr>
-            <w:r/>
-            <w:r>
-              <w:rPr>
-                <w:b/>
-              </w:rPr>
-              <w:t>718.00</w:t>
             </w:r>
           </w:p>
         </w:tc>

--- a/Daily Reports/28_09_2026-CBOT Reports.docx
+++ b/Daily Reports/28_09_2026-CBOT Reports.docx
@@ -104,7 +104,7 @@
           <w:color w:val="5C768D"/>
           <w:sz w:val="19"/>
         </w:rPr>
-        <w:t>Cập nhật tự động qua `macro_tracker.py` vào lúc 19:26 ICT ngày 28/09/2026</w:t>
+        <w:t>Cập nhật tự động qua `macro_tracker.py` vào lúc 20:02 ICT ngày 28/09/2026</w:t>
       </w:r>
     </w:p>
     <w:tbl>
@@ -313,7 +313,7 @@
               <w:rPr>
                 <w:b/>
               </w:rPr>
-              <w:t>99.87 / thùng</w:t>
+              <w:t>99.13 / thùng</w:t>
             </w:r>
           </w:p>
         </w:tc>
@@ -442,7 +442,7 @@
               <w:rPr>
                 <w:b/>
               </w:rPr>
-              <w:t>101.11</w:t>
+              <w:t>101.18</w:t>
             </w:r>
           </w:p>
         </w:tc>
@@ -1218,7 +1218,7 @@
         <w:rPr>
           <w:b/>
         </w:rPr>
-        <w:t>`99.87` (+0.00%)</w:t>
+        <w:t>`99.13` (+0.00%)</w:t>
       </w:r>
       <w:r>
         <w:t xml:space="preserve"> | DXY: </w:t>
@@ -1227,7 +1227,7 @@
         <w:rPr>
           <w:b/>
         </w:rPr>
-        <w:t>`101.11` (+0.00%)</w:t>
+        <w:t>`101.18` (+0.00%)</w:t>
       </w:r>
       <w:r>
         <w:t xml:space="preserve"> | Lúa mì CBOT: </w:t>
@@ -1236,7 +1236,7 @@
         <w:rPr>
           <w:b/>
         </w:rPr>
-        <w:t>`697.00` (+0.00%)</w:t>
+        <w:t>`696.00` (+0.00%)</w:t>
       </w:r>
       <w:r>
         <w:t>.</w:t>
@@ -1306,7 +1306,7 @@
           <w:color w:val="5C768D"/>
           <w:sz w:val="19"/>
         </w:rPr>
-        <w:t>Cập nhật tự động lúc 19:26 ICT ngày 28/09/2026 — Nguồn: NOAA, USDA, BOM Australia</w:t>
+        <w:t>Cập nhật tự động lúc 20:02 ICT ngày 28/09/2026 — Nguồn: NOAA, USDA, BOM Australia</w:t>
       </w:r>
     </w:p>
     <w:p>
@@ -3574,7 +3574,7 @@
               <w:rPr>
                 <w:b/>
               </w:rPr>
-              <w:t>523.00</w:t>
+              <w:t>524.25</w:t>
             </w:r>
           </w:p>
         </w:tc>
@@ -3605,7 +3605,7 @@
               <w:rPr>
                 <w:b/>
               </w:rPr>
-              <w:t>523.40 (+0.40)</w:t>
+              <w:t>524.74 (+0.49)</w:t>
             </w:r>
           </w:p>
         </w:tc>
@@ -3633,7 +3633,7 @@
             </w:pPr>
             <w:r/>
             <w:r>
-              <w:t>Bearish (523.22 &lt; 524.76)</w:t>
+              <w:t>Bearish (523.33 &lt; 524.81)</w:t>
             </w:r>
           </w:p>
         </w:tc>
@@ -3661,7 +3661,7 @@
             </w:pPr>
             <w:r/>
             <w:r>
-              <w:t>2.00 cents</w:t>
+              <w:t>3.75 cents</w:t>
             </w:r>
           </w:p>
         </w:tc>
@@ -3822,7 +3822,7 @@
               <w:rPr>
                 <w:b/>
               </w:rPr>
-              <w:t>697.00</w:t>
+              <w:t>696.00</w:t>
             </w:r>
           </w:p>
         </w:tc>
@@ -3853,7 +3853,7 @@
               <w:rPr>
                 <w:b/>
               </w:rPr>
-              <w:t>697.92 (+0.92)</w:t>
+              <w:t>696.96 (+0.96)</w:t>
             </w:r>
           </w:p>
         </w:tc>
@@ -3881,7 +3881,7 @@
             </w:pPr>
             <w:r/>
             <w:r>
-              <w:t>Bearish (697.29 &lt; 699.93)</w:t>
+              <w:t>Bearish (697.20 &lt; 699.89)</w:t>
             </w:r>
           </w:p>
         </w:tc>
@@ -3909,7 +3909,7 @@
             </w:pPr>
             <w:r/>
             <w:r>
-              <w:t>2.00 cents</w:t>
+              <w:t>3.00 cents</w:t>
             </w:r>
           </w:p>
         </w:tc>
@@ -4347,7 +4347,7 @@
                 <w:b/>
                 <w:color w:val="15803D"/>
               </w:rPr>
-              <w:t>518.25 - 523.22 cents (Canh mua vùng hỗ trợ)</w:t>
+              <w:t>518.25 - 523.33 cents (Canh mua vùng hỗ trợ)</w:t>
             </w:r>
           </w:p>
         </w:tc>
@@ -4378,7 +4378,7 @@
               <w:rPr>
                 <w:b/>
               </w:rPr>
-              <w:t>508.16 cents (Dưới cản S2 + 1.5x ATR)</w:t>
+              <w:t>507.81 cents (Dưới cản S2 + 1.5x ATR)</w:t>
             </w:r>
           </w:p>
         </w:tc>
@@ -4414,7 +4414,7 @@
                 <w:color w:val="D97706"/>
                 <w:sz w:val="19"/>
               </w:rPr>
-              <w:t xml:space="preserve"> 524.25 cents </w:t>
+              <w:t xml:space="preserve"> 529.00 cents </w:t>
             </w:r>
             <w:r>
               <w:t xml:space="preserve"> / TP2: </w:t>
@@ -4528,7 +4528,7 @@
                 <w:b/>
                 <w:color w:val="15803D"/>
               </w:rPr>
-              <w:t>Long trung hạn (Swing) (ZCZ26)</w:t>
+              <w:t>Long trung hạn (Swing) (ZCH27)</w:t>
             </w:r>
           </w:p>
         </w:tc>
@@ -4559,7 +4559,7 @@
               <w:rPr>
                 <w:b/>
               </w:rPr>
-              <w:t>516.75 - 518.25 cents</w:t>
+              <w:t>531.00 - 532.50 cents</w:t>
             </w:r>
           </w:p>
         </w:tc>
@@ -4590,7 +4590,7 @@
               <w:rPr>
                 <w:b/>
               </w:rPr>
-              <w:t>509.27 cents (Chống quét SL tuyệt đối)</w:t>
+              <w:t>524.02 cents (Chống quét SL tuyệt đối)</w:t>
             </w:r>
           </w:p>
         </w:tc>
@@ -4621,7 +4621,7 @@
               <w:rPr>
                 <w:b/>
               </w:rPr>
-              <w:t>548.75 cents (Ăn trọn biên độ ngô ~10.5 giá)</w:t>
+              <w:t>563.00 cents (Ăn trọn biên độ ngô ~10.5 giá)</w:t>
             </w:r>
           </w:p>
         </w:tc>
@@ -4721,7 +4721,7 @@
                 <w:b/>
                 <w:color w:val="B91C1C"/>
               </w:rPr>
-              <w:t>Short trung hạn (Swing) (ZCZ26)</w:t>
+              <w:t>Short trung hạn (Swing) (ZCH27)</w:t>
             </w:r>
           </w:p>
         </w:tc>
@@ -4752,7 +4752,7 @@
               <w:rPr>
                 <w:b/>
               </w:rPr>
-              <w:t>524.25 - 525.75 cents</w:t>
+              <w:t>542.50 - 544.00 cents</w:t>
             </w:r>
           </w:p>
         </w:tc>
@@ -4783,7 +4783,7 @@
               <w:rPr>
                 <w:b/>
               </w:rPr>
-              <w:t>526.48 cents</w:t>
+              <w:t>544.73 cents</w:t>
             </w:r>
           </w:p>
         </w:tc>
@@ -4814,7 +4814,7 @@
               <w:rPr>
                 <w:b/>
               </w:rPr>
-              <w:t>512.50 cents</w:t>
+              <w:t>527.25 cents</w:t>
             </w:r>
           </w:p>
         </w:tc>
@@ -4945,7 +4945,7 @@
               <w:rPr>
                 <w:b/>
               </w:rPr>
-              <w:t>502.59 - 511.50 cents</w:t>
+              <w:t>501.66 - 511.50 cents</w:t>
             </w:r>
           </w:p>
         </w:tc>
@@ -5126,7 +5126,7 @@
                 <w:b/>
                 <w:color w:val="B91C1C"/>
               </w:rPr>
-              <w:t>697.29 - 699.93 cents (Canh bán hồi kỹ thuật H1)</w:t>
+              <w:t>697.20 - 699.89 cents (Canh bán hồi kỹ thuật H1)</w:t>
             </w:r>
           </w:p>
         </w:tc>
@@ -5157,7 +5157,7 @@
               <w:rPr>
                 <w:b/>
               </w:rPr>
-              <w:t>800.44 cents (Trên kháng cự R2 + 1.5x ATR)</w:t>
+              <w:t>800.64 cents (Trên kháng cự R2 + 1.5x ATR)</w:t>
             </w:r>
           </w:p>
         </w:tc>
@@ -5366,7 +5366,7 @@
               <w:rPr>
                 <w:b/>
               </w:rPr>
-              <w:t>695.44 cents</w:t>
+              <w:t>695.34 cents</w:t>
             </w:r>
           </w:p>
         </w:tc>
@@ -5559,7 +5559,7 @@
               <w:rPr>
                 <w:b/>
               </w:rPr>
-              <w:t>720.56 cents</w:t>
+              <w:t>720.66 cents</w:t>
             </w:r>
           </w:p>
         </w:tc>
@@ -5721,7 +5721,7 @@
               <w:rPr>
                 <w:b/>
               </w:rPr>
-              <w:t>668.99 - 683.50 cents</w:t>
+              <w:t>668.46 - 683.50 cents</w:t>
             </w:r>
           </w:p>
         </w:tc>
@@ -11609,7 +11609,7 @@
         <w:t>Giá Chốt Phiên (Close):</w:t>
       </w:r>
       <w:r>
-        <w:t xml:space="preserve"> 523.00 cents | </w:t>
+        <w:t xml:space="preserve"> 524.25 cents | </w:t>
       </w:r>
       <w:r>
         <w:rPr>
@@ -11624,10 +11624,10 @@
         <w:rPr>
           <w:b/>
         </w:rPr>
-        <w:t>`523.40 cents`</w:t>
+        <w:t>`524.74 cents`</w:t>
       </w:r>
       <w:r>
-        <w:t xml:space="preserve"> (+0.40).</w:t>
+        <w:t xml:space="preserve"> (+0.49).</w:t>
       </w:r>
     </w:p>
     <w:p>
@@ -11648,7 +11648,7 @@
         <w:rPr>
           <w:b/>
         </w:rPr>
-        <w:t>`54,983`</w:t>
+        <w:t>`61,367`</w:t>
       </w:r>
       <w:r>
         <w:t xml:space="preserve"> (Chênh lệch: </w:t>
@@ -11657,7 +11657,7 @@
         <w:rPr>
           <w:b/>
         </w:rPr>
-        <w:t>`+34,153`</w:t>
+        <w:t>`+40,537`</w:t>
       </w:r>
       <w:r>
         <w:t xml:space="preserve">) | OI: </w:t>
@@ -11991,7 +11991,7 @@
               <w:rPr>
                 <w:b/>
               </w:rPr>
-              <w:t>99.87</w:t>
+              <w:t>99.13</w:t>
             </w:r>
           </w:p>
         </w:tc>
@@ -12114,7 +12114,7 @@
               <w:rPr>
                 <w:b/>
               </w:rPr>
-              <w:t>101.11</w:t>
+              <w:t>101.18</w:t>
             </w:r>
           </w:p>
         </w:tc>
@@ -12749,7 +12749,7 @@
         <w:t xml:space="preserve"> EMA_21 </w:t>
       </w:r>
       <w:r>
-        <w:t xml:space="preserve"> (523.22) &lt; </w:t>
+        <w:t xml:space="preserve"> (523.33) &lt; </w:t>
       </w:r>
       <w:r>
         <w:rPr>
@@ -12760,7 +12760,7 @@
         <w:t xml:space="preserve"> EMA_50 </w:t>
       </w:r>
       <w:r>
-        <w:t xml:space="preserve"> (524.76).</w:t>
+        <w:t xml:space="preserve"> (524.81).</w:t>
       </w:r>
     </w:p>
     <w:p>
@@ -12781,7 +12781,7 @@
         <w:rPr>
           <w:b/>
         </w:rPr>
-        <w:t>`48.67`</w:t>
+        <w:t>`52.38`</w:t>
       </w:r>
       <w:r>
         <w:t xml:space="preserve"> | ATR (14) = </w:t>
@@ -12790,7 +12790,7 @@
         <w:rPr>
           <w:b/>
         </w:rPr>
-        <w:t>`2.23`</w:t>
+        <w:t>`2.46`</w:t>
       </w:r>
       <w:r>
         <w:t xml:space="preserve"> cents | Volatility = </w:t>
@@ -12799,7 +12799,7 @@
         <w:rPr>
           <w:b/>
         </w:rPr>
-        <w:t>`2.00 cents`</w:t>
+        <w:t>`3.75 cents`</w:t>
       </w:r>
       <w:r>
         <w:t>.</w:t>
@@ -12841,7 +12841,7 @@
         <w:rPr>
           <w:b/>
         </w:rPr>
-        <w:t>`524.25`</w:t>
+        <w:t>`529.00`</w:t>
       </w:r>
       <w:r>
         <w:t xml:space="preserve"> | R2: </w:t>
@@ -13584,7 +13584,7 @@
           <w:b/>
           <w:color w:val="15803D"/>
         </w:rPr>
-        <w:t>`518.25 - 523.22 cents (Canh mua vùng hỗ trợ)`</w:t>
+        <w:t>`518.25 - 523.33 cents (Canh mua vùng hỗ trợ)`</w:t>
       </w:r>
       <w:r>
         <w:t xml:space="preserve"> | SL: </w:t>
@@ -13593,7 +13593,7 @@
         <w:rPr>
           <w:b/>
         </w:rPr>
-        <w:t>`508.16 cents (Dưới cản S2 + 1.5x ATR)`</w:t>
+        <w:t>`507.81 cents (Dưới cản S2 + 1.5x ATR)`</w:t>
       </w:r>
       <w:r>
         <w:t xml:space="preserve"> | TP: </w:t>
@@ -13604,7 +13604,7 @@
           <w:color w:val="D97706"/>
           <w:sz w:val="19"/>
         </w:rPr>
-        <w:t xml:space="preserve"> 524.25 cents </w:t>
+        <w:t xml:space="preserve"> 529.00 cents </w:t>
       </w:r>
       <w:r>
         <w:t xml:space="preserve"> / </w:t>
@@ -13630,7 +13630,7 @@
         <w:rPr>
           <w:b/>
         </w:rPr>
-        <w:t>Trung hạn (Swing Trades - HĐ ZCZ26):</w:t>
+        <w:t>Trung hạn (Swing Trades - HĐ ZCH27):</w:t>
       </w:r>
     </w:p>
     <w:p>
@@ -13655,7 +13655,7 @@
         <w:rPr>
           <w:b/>
         </w:rPr>
-        <w:t>`516.75 - 518.25 cents`</w:t>
+        <w:t>`531.00 - 532.50 cents`</w:t>
       </w:r>
       <w:r>
         <w:t xml:space="preserve"> | SL: </w:t>
@@ -13664,7 +13664,7 @@
         <w:rPr>
           <w:b/>
         </w:rPr>
-        <w:t>`509.27 cents (Chống quét SL tuyệt đối)`</w:t>
+        <w:t>`524.02 cents (Chống quét SL tuyệt đối)`</w:t>
       </w:r>
       <w:r>
         <w:t xml:space="preserve"> | TP: </w:t>
@@ -13673,7 +13673,7 @@
         <w:rPr>
           <w:b/>
         </w:rPr>
-        <w:t>`548.75 cents (Ăn trọn biên độ ngô ~10.5 giá)`</w:t>
+        <w:t>`563.00 cents (Ăn trọn biên độ ngô ~10.5 giá)`</w:t>
       </w:r>
       <w:r>
         <w:t>.</w:t>
@@ -13701,7 +13701,7 @@
         <w:rPr>
           <w:b/>
         </w:rPr>
-        <w:t>`524.25 - 525.75 cents`</w:t>
+        <w:t>`542.50 - 544.00 cents`</w:t>
       </w:r>
       <w:r>
         <w:t xml:space="preserve"> | SL: </w:t>
@@ -13710,7 +13710,7 @@
         <w:rPr>
           <w:b/>
         </w:rPr>
-        <w:t>`526.48 cents`</w:t>
+        <w:t>`544.73 cents`</w:t>
       </w:r>
       <w:r>
         <w:t xml:space="preserve"> | TP: </w:t>
@@ -13719,7 +13719,7 @@
         <w:rPr>
           <w:b/>
         </w:rPr>
-        <w:t>`512.50 cents`</w:t>
+        <w:t>`527.25 cents`</w:t>
       </w:r>
       <w:r>
         <w:t>.</w:t>
@@ -13759,7 +13759,7 @@
         <w:rPr>
           <w:b/>
         </w:rPr>
-        <w:t>`502.59 - 511.50 cents`</w:t>
+        <w:t>`501.66 - 511.50 cents`</w:t>
       </w:r>
     </w:p>
     <w:p>
@@ -14166,7 +14166,7 @@
             </w:pPr>
             <w:r/>
             <w:r>
-              <w:t>523.00</w:t>
+              <w:t>524.25</w:t>
             </w:r>
           </w:p>
         </w:tc>
@@ -14194,7 +14194,7 @@
             </w:pPr>
             <w:r/>
             <w:r>
-              <w:t>526.75</w:t>
+              <w:t>528.00</w:t>
             </w:r>
           </w:p>
         </w:tc>
@@ -14222,7 +14222,7 @@
             </w:pPr>
             <w:r/>
             <w:r>
-              <w:t>519.75</w:t>
+              <w:t>521.00</w:t>
             </w:r>
           </w:p>
         </w:tc>
@@ -14253,7 +14253,7 @@
               <w:rPr>
                 <w:b/>
               </w:rPr>
-              <w:t>523.25</w:t>
+              <w:t>524.50</w:t>
             </w:r>
           </w:p>
         </w:tc>
@@ -14401,7 +14401,7 @@
             </w:pPr>
             <w:r/>
             <w:r>
-              <w:t>523.25</w:t>
+              <w:t>524.50</w:t>
             </w:r>
           </w:p>
         </w:tc>
@@ -14429,7 +14429,7 @@
             </w:pPr>
             <w:r/>
             <w:r>
-              <w:t>526.00</w:t>
+              <w:t>527.25</w:t>
             </w:r>
           </w:p>
         </w:tc>
@@ -14457,7 +14457,7 @@
             </w:pPr>
             <w:r/>
             <w:r>
-              <w:t>519.50</w:t>
+              <w:t>520.75</w:t>
             </w:r>
           </w:p>
         </w:tc>
@@ -14488,7 +14488,7 @@
               <w:rPr>
                 <w:b/>
               </w:rPr>
-              <w:t>522.75</w:t>
+              <w:t>524.00</w:t>
             </w:r>
           </w:p>
         </w:tc>
@@ -14636,7 +14636,7 @@
             </w:pPr>
             <w:r/>
             <w:r>
-              <w:t>522.75</w:t>
+              <w:t>524.00</w:t>
             </w:r>
           </w:p>
         </w:tc>
@@ -14664,7 +14664,7 @@
             </w:pPr>
             <w:r/>
             <w:r>
-              <w:t>525.75</w:t>
+              <w:t>527.00</w:t>
             </w:r>
           </w:p>
         </w:tc>
@@ -14692,7 +14692,7 @@
             </w:pPr>
             <w:r/>
             <w:r>
-              <w:t>518.75</w:t>
+              <w:t>520.00</w:t>
             </w:r>
           </w:p>
         </w:tc>
@@ -14723,7 +14723,7 @@
               <w:rPr>
                 <w:b/>
               </w:rPr>
-              <w:t>523.50</w:t>
+              <w:t>524.75</w:t>
             </w:r>
           </w:p>
         </w:tc>
@@ -14871,7 +14871,7 @@
             </w:pPr>
             <w:r/>
             <w:r>
-              <w:t>523.50</w:t>
+              <w:t>524.75</w:t>
             </w:r>
           </w:p>
         </w:tc>
@@ -14899,7 +14899,7 @@
             </w:pPr>
             <w:r/>
             <w:r>
-              <w:t>528.00</w:t>
+              <w:t>529.25</w:t>
             </w:r>
           </w:p>
         </w:tc>
@@ -14927,7 +14927,7 @@
             </w:pPr>
             <w:r/>
             <w:r>
-              <w:t>518.50</w:t>
+              <w:t>519.75</w:t>
             </w:r>
           </w:p>
         </w:tc>
@@ -14958,7 +14958,7 @@
               <w:rPr>
                 <w:b/>
               </w:rPr>
-              <w:t>524.25</w:t>
+              <w:t>525.50</w:t>
             </w:r>
           </w:p>
         </w:tc>
@@ -15106,7 +15106,7 @@
             </w:pPr>
             <w:r/>
             <w:r>
-              <w:t>524.25</w:t>
+              <w:t>525.50</w:t>
             </w:r>
           </w:p>
         </w:tc>
@@ -15134,7 +15134,7 @@
             </w:pPr>
             <w:r/>
             <w:r>
-              <w:t>529.75</w:t>
+              <w:t>531.00</w:t>
             </w:r>
           </w:p>
         </w:tc>
@@ -15162,7 +15162,7 @@
             </w:pPr>
             <w:r/>
             <w:r>
-              <w:t>518.00</w:t>
+              <w:t>519.25</w:t>
             </w:r>
           </w:p>
         </w:tc>
@@ -15193,7 +15193,7 @@
               <w:rPr>
                 <w:b/>
               </w:rPr>
-              <w:t>526.50</w:t>
+              <w:t>527.75</w:t>
             </w:r>
           </w:p>
         </w:tc>
@@ -15341,7 +15341,7 @@
             </w:pPr>
             <w:r/>
             <w:r>
-              <w:t>526.50</w:t>
+              <w:t>527.75</w:t>
             </w:r>
           </w:p>
         </w:tc>
@@ -15369,7 +15369,7 @@
             </w:pPr>
             <w:r/>
             <w:r>
-              <w:t>529.50</w:t>
+              <w:t>530.75</w:t>
             </w:r>
           </w:p>
         </w:tc>
@@ -15397,7 +15397,7 @@
             </w:pPr>
             <w:r/>
             <w:r>
-              <w:t>522.25</w:t>
+              <w:t>523.50</w:t>
             </w:r>
           </w:p>
         </w:tc>
@@ -15428,7 +15428,7 @@
               <w:rPr>
                 <w:b/>
               </w:rPr>
-              <w:t>526.75</w:t>
+              <w:t>528.00</w:t>
             </w:r>
           </w:p>
         </w:tc>
@@ -15576,7 +15576,7 @@
             </w:pPr>
             <w:r/>
             <w:r>
-              <w:t>526.75</w:t>
+              <w:t>528.00</w:t>
             </w:r>
           </w:p>
         </w:tc>
@@ -15604,7 +15604,7 @@
             </w:pPr>
             <w:r/>
             <w:r>
-              <w:t>530.00</w:t>
+              <w:t>531.25</w:t>
             </w:r>
           </w:p>
         </w:tc>
@@ -15632,7 +15632,7 @@
             </w:pPr>
             <w:r/>
             <w:r>
-              <w:t>520.25</w:t>
+              <w:t>521.50</w:t>
             </w:r>
           </w:p>
         </w:tc>
@@ -15663,7 +15663,7 @@
               <w:rPr>
                 <w:b/>
               </w:rPr>
-              <w:t>527.50</w:t>
+              <w:t>528.75</w:t>
             </w:r>
           </w:p>
         </w:tc>
@@ -15811,7 +15811,7 @@
             </w:pPr>
             <w:r/>
             <w:r>
-              <w:t>527.50</w:t>
+              <w:t>528.75</w:t>
             </w:r>
           </w:p>
         </w:tc>
@@ -15839,7 +15839,7 @@
             </w:pPr>
             <w:r/>
             <w:r>
-              <w:t>530.50</w:t>
+              <w:t>531.75</w:t>
             </w:r>
           </w:p>
         </w:tc>
@@ -15867,7 +15867,7 @@
             </w:pPr>
             <w:r/>
             <w:r>
-              <w:t>523.00</w:t>
+              <w:t>524.25</w:t>
             </w:r>
           </w:p>
         </w:tc>
@@ -15898,7 +15898,7 @@
               <w:rPr>
                 <w:b/>
               </w:rPr>
-              <w:t>527.00</w:t>
+              <w:t>528.25</w:t>
             </w:r>
           </w:p>
         </w:tc>
@@ -16046,7 +16046,7 @@
             </w:pPr>
             <w:r/>
             <w:r>
-              <w:t>527.00</w:t>
+              <w:t>528.25</w:t>
             </w:r>
           </w:p>
         </w:tc>
@@ -16074,7 +16074,7 @@
             </w:pPr>
             <w:r/>
             <w:r>
-              <w:t>531.00</w:t>
+              <w:t>532.25</w:t>
             </w:r>
           </w:p>
         </w:tc>
@@ -16102,7 +16102,7 @@
             </w:pPr>
             <w:r/>
             <w:r>
-              <w:t>521.25</w:t>
+              <w:t>522.50</w:t>
             </w:r>
           </w:p>
         </w:tc>
@@ -16133,7 +16133,7 @@
               <w:rPr>
                 <w:b/>
               </w:rPr>
-              <w:t>527.50</w:t>
+              <w:t>528.75</w:t>
             </w:r>
           </w:p>
         </w:tc>
@@ -16281,7 +16281,7 @@
             </w:pPr>
             <w:r/>
             <w:r>
-              <w:t>527.50</w:t>
+              <w:t>528.75</w:t>
             </w:r>
           </w:p>
         </w:tc>
@@ -16309,7 +16309,7 @@
             </w:pPr>
             <w:r/>
             <w:r>
-              <w:t>530.00</w:t>
+              <w:t>531.25</w:t>
             </w:r>
           </w:p>
         </w:tc>
@@ -16337,7 +16337,7 @@
             </w:pPr>
             <w:r/>
             <w:r>
-              <w:t>524.25</w:t>
+              <w:t>525.50</w:t>
             </w:r>
           </w:p>
         </w:tc>
@@ -16368,7 +16368,7 @@
               <w:rPr>
                 <w:b/>
               </w:rPr>
-              <w:t>528.00</w:t>
+              <w:t>529.25</w:t>
             </w:r>
           </w:p>
         </w:tc>
@@ -16516,7 +16516,7 @@
             </w:pPr>
             <w:r/>
             <w:r>
-              <w:t>528.00</w:t>
+              <w:t>529.25</w:t>
             </w:r>
           </w:p>
         </w:tc>
@@ -16544,7 +16544,7 @@
             </w:pPr>
             <w:r/>
             <w:r>
-              <w:t>531.50</w:t>
+              <w:t>532.75</w:t>
             </w:r>
           </w:p>
         </w:tc>
@@ -16572,7 +16572,7 @@
             </w:pPr>
             <w:r/>
             <w:r>
-              <w:t>522.00</w:t>
+              <w:t>523.25</w:t>
             </w:r>
           </w:p>
         </w:tc>
@@ -16603,7 +16603,7 @@
               <w:rPr>
                 <w:b/>
               </w:rPr>
-              <w:t>529.00</w:t>
+              <w:t>530.25</w:t>
             </w:r>
           </w:p>
         </w:tc>
@@ -16751,7 +16751,7 @@
             </w:pPr>
             <w:r/>
             <w:r>
-              <w:t>529.00</w:t>
+              <w:t>530.25</w:t>
             </w:r>
           </w:p>
         </w:tc>
@@ -16779,7 +16779,7 @@
             </w:pPr>
             <w:r/>
             <w:r>
-              <w:t>531.75</w:t>
+              <w:t>533.00</w:t>
             </w:r>
           </w:p>
         </w:tc>
@@ -16807,7 +16807,7 @@
             </w:pPr>
             <w:r/>
             <w:r>
-              <w:t>526.50</w:t>
+              <w:t>527.75</w:t>
             </w:r>
           </w:p>
         </w:tc>
@@ -16838,7 +16838,7 @@
               <w:rPr>
                 <w:b/>
               </w:rPr>
-              <w:t>529.00</w:t>
+              <w:t>530.25</w:t>
             </w:r>
           </w:p>
         </w:tc>
@@ -16986,7 +16986,7 @@
             </w:pPr>
             <w:r/>
             <w:r>
-              <w:t>529.00</w:t>
+              <w:t>530.25</w:t>
             </w:r>
           </w:p>
         </w:tc>
@@ -17014,7 +17014,7 @@
             </w:pPr>
             <w:r/>
             <w:r>
-              <w:t>531.75</w:t>
+              <w:t>533.00</w:t>
             </w:r>
           </w:p>
         </w:tc>
@@ -17042,7 +17042,7 @@
             </w:pPr>
             <w:r/>
             <w:r>
-              <w:t>526.50</w:t>
+              <w:t>527.75</w:t>
             </w:r>
           </w:p>
         </w:tc>
@@ -17073,7 +17073,7 @@
               <w:rPr>
                 <w:b/>
               </w:rPr>
-              <w:t>528.50</w:t>
+              <w:t>529.75</w:t>
             </w:r>
           </w:p>
         </w:tc>
@@ -17221,7 +17221,7 @@
             </w:pPr>
             <w:r/>
             <w:r>
-              <w:t>528.50</w:t>
+              <w:t>529.75</w:t>
             </w:r>
           </w:p>
         </w:tc>
@@ -17249,7 +17249,7 @@
             </w:pPr>
             <w:r/>
             <w:r>
-              <w:t>531.50</w:t>
+              <w:t>532.75</w:t>
             </w:r>
           </w:p>
         </w:tc>
@@ -17277,7 +17277,7 @@
             </w:pPr>
             <w:r/>
             <w:r>
-              <w:t>525.25</w:t>
+              <w:t>526.50</w:t>
             </w:r>
           </w:p>
         </w:tc>
@@ -17308,7 +17308,7 @@
               <w:rPr>
                 <w:b/>
               </w:rPr>
-              <w:t>528.25</w:t>
+              <w:t>529.50</w:t>
             </w:r>
           </w:p>
         </w:tc>
@@ -17456,7 +17456,7 @@
             </w:pPr>
             <w:r/>
             <w:r>
-              <w:t>528.25</w:t>
+              <w:t>529.50</w:t>
             </w:r>
           </w:p>
         </w:tc>
@@ -17484,7 +17484,7 @@
             </w:pPr>
             <w:r/>
             <w:r>
-              <w:t>532.25</w:t>
+              <w:t>533.50</w:t>
             </w:r>
           </w:p>
         </w:tc>
@@ -17512,7 +17512,7 @@
             </w:pPr>
             <w:r/>
             <w:r>
-              <w:t>523.00</w:t>
+              <w:t>524.25</w:t>
             </w:r>
           </w:p>
         </w:tc>
@@ -17543,7 +17543,7 @@
               <w:rPr>
                 <w:b/>
               </w:rPr>
-              <w:t>528.75</w:t>
+              <w:t>530.00</w:t>
             </w:r>
           </w:p>
         </w:tc>
@@ -17691,7 +17691,7 @@
             </w:pPr>
             <w:r/>
             <w:r>
-              <w:t>528.75</w:t>
+              <w:t>530.00</w:t>
             </w:r>
           </w:p>
         </w:tc>
@@ -17719,7 +17719,7 @@
             </w:pPr>
             <w:r/>
             <w:r>
-              <w:t>533.50</w:t>
+              <w:t>534.75</w:t>
             </w:r>
           </w:p>
         </w:tc>
@@ -17747,7 +17747,7 @@
             </w:pPr>
             <w:r/>
             <w:r>
-              <w:t>521.75</w:t>
+              <w:t>523.00</w:t>
             </w:r>
           </w:p>
         </w:tc>
@@ -17778,7 +17778,7 @@
               <w:rPr>
                 <w:b/>
               </w:rPr>
-              <w:t>530.75</w:t>
+              <w:t>532.00</w:t>
             </w:r>
           </w:p>
         </w:tc>
@@ -17926,7 +17926,7 @@
             </w:pPr>
             <w:r/>
             <w:r>
-              <w:t>530.75</w:t>
+              <w:t>532.00</w:t>
             </w:r>
           </w:p>
         </w:tc>
@@ -17954,7 +17954,7 @@
             </w:pPr>
             <w:r/>
             <w:r>
-              <w:t>538.75</w:t>
+              <w:t>540.00</w:t>
             </w:r>
           </w:p>
         </w:tc>
@@ -17982,7 +17982,7 @@
             </w:pPr>
             <w:r/>
             <w:r>
-              <w:t>523.75</w:t>
+              <w:t>525.00</w:t>
             </w:r>
           </w:p>
         </w:tc>
@@ -18013,7 +18013,7 @@
               <w:rPr>
                 <w:b/>
               </w:rPr>
-              <w:t>532.25</w:t>
+              <w:t>533.50</w:t>
             </w:r>
           </w:p>
         </w:tc>
@@ -18161,7 +18161,7 @@
             </w:pPr>
             <w:r/>
             <w:r>
-              <w:t>532.25</w:t>
+              <w:t>533.50</w:t>
             </w:r>
           </w:p>
         </w:tc>
@@ -18189,7 +18189,7 @@
             </w:pPr>
             <w:r/>
             <w:r>
-              <w:t>536.75</w:t>
+              <w:t>538.00</w:t>
             </w:r>
           </w:p>
         </w:tc>
@@ -18217,7 +18217,7 @@
             </w:pPr>
             <w:r/>
             <w:r>
-              <w:t>528.00</w:t>
+              <w:t>529.25</w:t>
             </w:r>
           </w:p>
         </w:tc>
@@ -18248,7 +18248,7 @@
               <w:rPr>
                 <w:b/>
               </w:rPr>
-              <w:t>531.75</w:t>
+              <w:t>533.00</w:t>
             </w:r>
           </w:p>
         </w:tc>
@@ -18396,7 +18396,7 @@
             </w:pPr>
             <w:r/>
             <w:r>
-              <w:t>531.75</w:t>
+              <w:t>533.00</w:t>
             </w:r>
           </w:p>
         </w:tc>
@@ -18424,7 +18424,7 @@
             </w:pPr>
             <w:r/>
             <w:r>
-              <w:t>534.00</w:t>
+              <w:t>535.25</w:t>
             </w:r>
           </w:p>
         </w:tc>
@@ -18452,7 +18452,7 @@
             </w:pPr>
             <w:r/>
             <w:r>
-              <w:t>529.00</w:t>
+              <w:t>530.25</w:t>
             </w:r>
           </w:p>
         </w:tc>
@@ -18483,7 +18483,7 @@
               <w:rPr>
                 <w:b/>
               </w:rPr>
-              <w:t>531.50</w:t>
+              <w:t>532.75</w:t>
             </w:r>
           </w:p>
         </w:tc>
@@ -18631,7 +18631,7 @@
             </w:pPr>
             <w:r/>
             <w:r>
-              <w:t>531.50</w:t>
+              <w:t>532.75</w:t>
             </w:r>
           </w:p>
         </w:tc>
@@ -18659,7 +18659,7 @@
             </w:pPr>
             <w:r/>
             <w:r>
-              <w:t>533.50</w:t>
+              <w:t>534.75</w:t>
             </w:r>
           </w:p>
         </w:tc>
@@ -18687,7 +18687,7 @@
             </w:pPr>
             <w:r/>
             <w:r>
-              <w:t>527.00</w:t>
+              <w:t>528.25</w:t>
             </w:r>
           </w:p>
         </w:tc>
@@ -18718,7 +18718,7 @@
               <w:rPr>
                 <w:b/>
               </w:rPr>
-              <w:t>531.75</w:t>
+              <w:t>533.00</w:t>
             </w:r>
           </w:p>
         </w:tc>
@@ -18866,7 +18866,7 @@
             </w:pPr>
             <w:r/>
             <w:r>
-              <w:t>531.75</w:t>
+              <w:t>533.00</w:t>
             </w:r>
           </w:p>
         </w:tc>
@@ -18894,7 +18894,7 @@
             </w:pPr>
             <w:r/>
             <w:r>
-              <w:t>535.50</w:t>
+              <w:t>536.75</w:t>
             </w:r>
           </w:p>
         </w:tc>
@@ -18922,7 +18922,7 @@
             </w:pPr>
             <w:r/>
             <w:r>
-              <w:t>529.00</w:t>
+              <w:t>530.25</w:t>
             </w:r>
           </w:p>
         </w:tc>
@@ -18953,7 +18953,7 @@
               <w:rPr>
                 <w:b/>
               </w:rPr>
-              <w:t>532.25</w:t>
+              <w:t>533.50</w:t>
             </w:r>
           </w:p>
         </w:tc>
@@ -19101,7 +19101,7 @@
             </w:pPr>
             <w:r/>
             <w:r>
-              <w:t>532.25</w:t>
+              <w:t>533.50</w:t>
             </w:r>
           </w:p>
         </w:tc>
@@ -19129,7 +19129,7 @@
             </w:pPr>
             <w:r/>
             <w:r>
-              <w:t>535.25</w:t>
+              <w:t>536.50</w:t>
             </w:r>
           </w:p>
         </w:tc>
@@ -19157,7 +19157,7 @@
             </w:pPr>
             <w:r/>
             <w:r>
-              <w:t>527.75</w:t>
+              <w:t>529.00</w:t>
             </w:r>
           </w:p>
         </w:tc>
@@ -19188,7 +19188,7 @@
               <w:rPr>
                 <w:b/>
               </w:rPr>
-              <w:t>532.50</w:t>
+              <w:t>533.75</w:t>
             </w:r>
           </w:p>
         </w:tc>
@@ -19336,7 +19336,7 @@
             </w:pPr>
             <w:r/>
             <w:r>
-              <w:t>532.50</w:t>
+              <w:t>533.75</w:t>
             </w:r>
           </w:p>
         </w:tc>
@@ -19364,7 +19364,7 @@
             </w:pPr>
             <w:r/>
             <w:r>
-              <w:t>536.75</w:t>
+              <w:t>538.00</w:t>
             </w:r>
           </w:p>
         </w:tc>
@@ -19392,7 +19392,7 @@
             </w:pPr>
             <w:r/>
             <w:r>
-              <w:t>529.25</w:t>
+              <w:t>530.50</w:t>
             </w:r>
           </w:p>
         </w:tc>
@@ -19423,7 +19423,7 @@
               <w:rPr>
                 <w:b/>
               </w:rPr>
-              <w:t>533.25</w:t>
+              <w:t>534.50</w:t>
             </w:r>
           </w:p>
         </w:tc>
@@ -19571,7 +19571,7 @@
             </w:pPr>
             <w:r/>
             <w:r>
-              <w:t>533.25</w:t>
+              <w:t>534.50</w:t>
             </w:r>
           </w:p>
         </w:tc>
@@ -19599,7 +19599,7 @@
             </w:pPr>
             <w:r/>
             <w:r>
-              <w:t>536.75</w:t>
+              <w:t>538.00</w:t>
             </w:r>
           </w:p>
         </w:tc>
@@ -19627,7 +19627,7 @@
             </w:pPr>
             <w:r/>
             <w:r>
-              <w:t>531.00</w:t>
+              <w:t>532.25</w:t>
             </w:r>
           </w:p>
         </w:tc>
@@ -19658,7 +19658,7 @@
               <w:rPr>
                 <w:b/>
               </w:rPr>
-              <w:t>533.25</w:t>
+              <w:t>534.50</w:t>
             </w:r>
           </w:p>
         </w:tc>
@@ -19806,7 +19806,7 @@
             </w:pPr>
             <w:r/>
             <w:r>
-              <w:t>533.25</w:t>
+              <w:t>534.50</w:t>
             </w:r>
           </w:p>
         </w:tc>
@@ -19834,7 +19834,7 @@
             </w:pPr>
             <w:r/>
             <w:r>
-              <w:t>537.00</w:t>
+              <w:t>538.25</w:t>
             </w:r>
           </w:p>
         </w:tc>
@@ -19862,7 +19862,7 @@
             </w:pPr>
             <w:r/>
             <w:r>
-              <w:t>529.75</w:t>
+              <w:t>531.00</w:t>
             </w:r>
           </w:p>
         </w:tc>
@@ -19893,7 +19893,7 @@
               <w:rPr>
                 <w:b/>
               </w:rPr>
-              <w:t>533.00</w:t>
+              <w:t>534.25</w:t>
             </w:r>
           </w:p>
         </w:tc>
@@ -20041,7 +20041,7 @@
             </w:pPr>
             <w:r/>
             <w:r>
-              <w:t>533.00</w:t>
+              <w:t>534.25</w:t>
             </w:r>
           </w:p>
         </w:tc>
@@ -20069,7 +20069,7 @@
             </w:pPr>
             <w:r/>
             <w:r>
-              <w:t>536.50</w:t>
+              <w:t>537.75</w:t>
             </w:r>
           </w:p>
         </w:tc>
@@ -20097,7 +20097,7 @@
             </w:pPr>
             <w:r/>
             <w:r>
-              <w:t>529.75</w:t>
+              <w:t>531.00</w:t>
             </w:r>
           </w:p>
         </w:tc>
@@ -20128,7 +20128,7 @@
               <w:rPr>
                 <w:b/>
               </w:rPr>
-              <w:t>532.75</w:t>
+              <w:t>534.00</w:t>
             </w:r>
           </w:p>
         </w:tc>
@@ -20276,7 +20276,7 @@
             </w:pPr>
             <w:r/>
             <w:r>
-              <w:t>532.75</w:t>
+              <w:t>534.00</w:t>
             </w:r>
           </w:p>
         </w:tc>
@@ -20304,7 +20304,7 @@
             </w:pPr>
             <w:r/>
             <w:r>
-              <w:t>535.75</w:t>
+              <w:t>537.00</w:t>
             </w:r>
           </w:p>
         </w:tc>
@@ -20332,7 +20332,7 @@
             </w:pPr>
             <w:r/>
             <w:r>
-              <w:t>530.00</w:t>
+              <w:t>531.25</w:t>
             </w:r>
           </w:p>
         </w:tc>
@@ -20363,7 +20363,7 @@
               <w:rPr>
                 <w:b/>
               </w:rPr>
-              <w:t>533.00</w:t>
+              <w:t>534.25</w:t>
             </w:r>
           </w:p>
         </w:tc>
@@ -20511,7 +20511,7 @@
             </w:pPr>
             <w:r/>
             <w:r>
-              <w:t>533.00</w:t>
+              <w:t>534.25</w:t>
             </w:r>
           </w:p>
         </w:tc>
@@ -20539,7 +20539,7 @@
             </w:pPr>
             <w:r/>
             <w:r>
-              <w:t>536.00</w:t>
+              <w:t>537.25</w:t>
             </w:r>
           </w:p>
         </w:tc>
@@ -20567,7 +20567,7 @@
             </w:pPr>
             <w:r/>
             <w:r>
-              <w:t>530.25</w:t>
+              <w:t>531.50</w:t>
             </w:r>
           </w:p>
         </w:tc>
@@ -20598,7 +20598,7 @@
               <w:rPr>
                 <w:b/>
               </w:rPr>
-              <w:t>533.00</w:t>
+              <w:t>534.25</w:t>
             </w:r>
           </w:p>
         </w:tc>
@@ -20746,7 +20746,7 @@
             </w:pPr>
             <w:r/>
             <w:r>
-              <w:t>533.00</w:t>
+              <w:t>534.25</w:t>
             </w:r>
           </w:p>
         </w:tc>
@@ -20774,7 +20774,7 @@
             </w:pPr>
             <w:r/>
             <w:r>
-              <w:t>537.00</w:t>
+              <w:t>538.25</w:t>
             </w:r>
           </w:p>
         </w:tc>
@@ -20802,7 +20802,7 @@
             </w:pPr>
             <w:r/>
             <w:r>
-              <w:t>529.50</w:t>
+              <w:t>530.75</w:t>
             </w:r>
           </w:p>
         </w:tc>
@@ -20833,7 +20833,7 @@
               <w:rPr>
                 <w:b/>
               </w:rPr>
-              <w:t>533.50</w:t>
+              <w:t>534.75</w:t>
             </w:r>
           </w:p>
         </w:tc>
@@ -20981,7 +20981,7 @@
             </w:pPr>
             <w:r/>
             <w:r>
-              <w:t>533.50</w:t>
+              <w:t>534.75</w:t>
             </w:r>
           </w:p>
         </w:tc>
@@ -21009,7 +21009,7 @@
             </w:pPr>
             <w:r/>
             <w:r>
-              <w:t>537.50</w:t>
+              <w:t>538.75</w:t>
             </w:r>
           </w:p>
         </w:tc>
@@ -21037,7 +21037,7 @@
             </w:pPr>
             <w:r/>
             <w:r>
-              <w:t>531.75</w:t>
+              <w:t>533.00</w:t>
             </w:r>
           </w:p>
         </w:tc>
@@ -21068,7 +21068,7 @@
               <w:rPr>
                 <w:b/>
               </w:rPr>
-              <w:t>533.25</w:t>
+              <w:t>534.50</w:t>
             </w:r>
           </w:p>
         </w:tc>
@@ -21791,7 +21791,7 @@
         <w:t>Giá Chốt Phiên (Close):</w:t>
       </w:r>
       <w:r>
-        <w:t xml:space="preserve"> 697.00 cents | </w:t>
+        <w:t xml:space="preserve"> 696.00 cents | </w:t>
       </w:r>
       <w:r>
         <w:rPr>
@@ -21806,10 +21806,10 @@
         <w:rPr>
           <w:b/>
         </w:rPr>
-        <w:t>`697.92 cents`</w:t>
+        <w:t>`696.96 cents`</w:t>
       </w:r>
       <w:r>
-        <w:t xml:space="preserve"> (+0.92).</w:t>
+        <w:t xml:space="preserve"> (+0.96).</w:t>
       </w:r>
     </w:p>
     <w:p>
@@ -21830,7 +21830,7 @@
         <w:rPr>
           <w:b/>
         </w:rPr>
-        <w:t>`13,615`</w:t>
+        <w:t>`14,228`</w:t>
       </w:r>
       <w:r>
         <w:t xml:space="preserve"> (Chênh lệch: </w:t>
@@ -21839,7 +21839,7 @@
         <w:rPr>
           <w:b/>
         </w:rPr>
-        <w:t>`+10,161`</w:t>
+        <w:t>`+10,774`</w:t>
       </w:r>
       <w:r>
         <w:t xml:space="preserve">) | OI: </w:t>
@@ -21881,7 +21881,7 @@
         <w:rPr>
           <w:b/>
         </w:rPr>
-        <w:t>`Không phát hiện mô hình nến đặc biệt`</w:t>
+        <w:t>`Shooting Star / Bearish Pinbar (Nến búa ngược đảo chiều giảm)`</w:t>
       </w:r>
     </w:p>
     <w:p>
@@ -21924,10 +21924,10 @@
         <w:rPr>
           <w:b/>
         </w:rPr>
-        <w:t>TÍCH LŨY TIÊU CỰC (Distribution):</w:t>
+        <w:t>GIẢM MẠNH MẼ (Strong Bearish Confirmation):</w:t>
       </w:r>
       <w:r>
-        <w:t xml:space="preserve"> Nến đi ngang nhưng dòng tiền rút dần (OI giảm), cảnh báo rủi ro suy sụt sắp tới.</w:t>
+        <w:t xml:space="preserve"> Mô hình nến giảm đi kèm dòng tiền rút ra/áp lực bán tháo lớn, rủi ro sụt giảm tiếp diễn cao.</w:t>
       </w:r>
     </w:p>
     <w:p>
@@ -22173,7 +22173,7 @@
               <w:rPr>
                 <w:b/>
               </w:rPr>
-              <w:t>99.87</w:t>
+              <w:t>99.13</w:t>
             </w:r>
           </w:p>
         </w:tc>
@@ -22296,7 +22296,7 @@
               <w:rPr>
                 <w:b/>
               </w:rPr>
-              <w:t>101.11</w:t>
+              <w:t>101.18</w:t>
             </w:r>
           </w:p>
         </w:tc>
@@ -22931,7 +22931,7 @@
         <w:t xml:space="preserve"> EMA_21 </w:t>
       </w:r>
       <w:r>
-        <w:t xml:space="preserve"> (697.29) &lt; </w:t>
+        <w:t xml:space="preserve"> (697.20) &lt; </w:t>
       </w:r>
       <w:r>
         <w:rPr>
@@ -22942,7 +22942,7 @@
         <w:t xml:space="preserve"> EMA_50 </w:t>
       </w:r>
       <w:r>
-        <w:t xml:space="preserve"> (699.93).</w:t>
+        <w:t xml:space="preserve"> (699.89).</w:t>
       </w:r>
     </w:p>
     <w:p>
@@ -22963,7 +22963,7 @@
         <w:rPr>
           <w:b/>
         </w:rPr>
-        <w:t>`48.81`</w:t>
+        <w:t>`46.70`</w:t>
       </w:r>
       <w:r>
         <w:t xml:space="preserve"> | ATR (14) = </w:t>
@@ -22972,7 +22972,7 @@
         <w:rPr>
           <w:b/>
         </w:rPr>
-        <w:t>`3.63`</w:t>
+        <w:t>`3.76`</w:t>
       </w:r>
       <w:r>
         <w:t xml:space="preserve"> cents | Volatility = </w:t>
@@ -22981,7 +22981,7 @@
         <w:rPr>
           <w:b/>
         </w:rPr>
-        <w:t>`2.00 cents`</w:t>
+        <w:t>`3.00 cents`</w:t>
       </w:r>
       <w:r>
         <w:t>.</w:t>
@@ -23756,7 +23756,7 @@
           <w:b/>
           <w:color w:val="B91C1C"/>
         </w:rPr>
-        <w:t>`697.29 - 699.93 cents (Canh bán hồi kỹ thuật H1)`</w:t>
+        <w:t>`697.20 - 699.89 cents (Canh bán hồi kỹ thuật H1)`</w:t>
       </w:r>
       <w:r>
         <w:t xml:space="preserve"> | SL: </w:t>
@@ -23765,7 +23765,7 @@
         <w:rPr>
           <w:b/>
         </w:rPr>
-        <w:t>`800.44 cents (Trên kháng cự R2 + 1.5x ATR)`</w:t>
+        <w:t>`800.64 cents (Trên kháng cự R2 + 1.5x ATR)`</w:t>
       </w:r>
       <w:r>
         <w:t xml:space="preserve"> | TP: </w:t>
@@ -23836,7 +23836,7 @@
         <w:rPr>
           <w:b/>
         </w:rPr>
-        <w:t>`695.44 cents`</w:t>
+        <w:t>`695.34 cents`</w:t>
       </w:r>
       <w:r>
         <w:t xml:space="preserve"> | TP: </w:t>
@@ -23882,7 +23882,7 @@
         <w:rPr>
           <w:b/>
         </w:rPr>
-        <w:t>`720.56 cents`</w:t>
+        <w:t>`720.66 cents`</w:t>
       </w:r>
       <w:r>
         <w:t xml:space="preserve"> | TP: </w:t>
@@ -23931,7 +23931,7 @@
         <w:rPr>
           <w:b/>
         </w:rPr>
-        <w:t>`668.99 - 683.50 cents`</w:t>
+        <w:t>`668.46 - 683.50 cents`</w:t>
       </w:r>
     </w:p>
     <w:p>
@@ -24338,7 +24338,7 @@
             </w:pPr>
             <w:r/>
             <w:r>
-              <w:t>697.00</w:t>
+              <w:t>696.00</w:t>
             </w:r>
           </w:p>
         </w:tc>
@@ -24366,7 +24366,7 @@
             </w:pPr>
             <w:r/>
             <w:r>
-              <w:t>708.25</w:t>
+              <w:t>707.25</w:t>
             </w:r>
           </w:p>
         </w:tc>
@@ -24394,7 +24394,7 @@
             </w:pPr>
             <w:r/>
             <w:r>
-              <w:t>691.50</w:t>
+              <w:t>690.50</w:t>
             </w:r>
           </w:p>
         </w:tc>
@@ -24425,7 +24425,7 @@
               <w:rPr>
                 <w:b/>
               </w:rPr>
-              <w:t>696.25</w:t>
+              <w:t>695.25</w:t>
             </w:r>
           </w:p>
         </w:tc>
@@ -24573,7 +24573,7 @@
             </w:pPr>
             <w:r/>
             <w:r>
-              <w:t>696.25</w:t>
+              <w:t>695.25</w:t>
             </w:r>
           </w:p>
         </w:tc>
@@ -24601,7 +24601,7 @@
             </w:pPr>
             <w:r/>
             <w:r>
-              <w:t>703.75</w:t>
+              <w:t>702.75</w:t>
             </w:r>
           </w:p>
         </w:tc>
@@ -24629,7 +24629,7 @@
             </w:pPr>
             <w:r/>
             <w:r>
-              <w:t>690.25</w:t>
+              <w:t>689.25</w:t>
             </w:r>
           </w:p>
         </w:tc>
@@ -24660,7 +24660,7 @@
               <w:rPr>
                 <w:b/>
               </w:rPr>
-              <w:t>695.75</w:t>
+              <w:t>694.75</w:t>
             </w:r>
           </w:p>
         </w:tc>
@@ -24808,7 +24808,7 @@
             </w:pPr>
             <w:r/>
             <w:r>
-              <w:t>695.75</w:t>
+              <w:t>694.75</w:t>
             </w:r>
           </w:p>
         </w:tc>
@@ -24836,7 +24836,7 @@
             </w:pPr>
             <w:r/>
             <w:r>
-              <w:t>709.50</w:t>
+              <w:t>708.50</w:t>
             </w:r>
           </w:p>
         </w:tc>
@@ -24864,7 +24864,7 @@
             </w:pPr>
             <w:r/>
             <w:r>
-              <w:t>681.00</w:t>
+              <w:t>680.00</w:t>
             </w:r>
           </w:p>
         </w:tc>
@@ -24895,7 +24895,7 @@
               <w:rPr>
                 <w:b/>
               </w:rPr>
-              <w:t>697.75</w:t>
+              <w:t>696.75</w:t>
             </w:r>
           </w:p>
         </w:tc>
@@ -25043,7 +25043,7 @@
             </w:pPr>
             <w:r/>
             <w:r>
-              <w:t>697.75</w:t>
+              <w:t>696.75</w:t>
             </w:r>
           </w:p>
         </w:tc>
@@ -25071,7 +25071,7 @@
             </w:pPr>
             <w:r/>
             <w:r>
-              <w:t>711.00</w:t>
+              <w:t>710.00</w:t>
             </w:r>
           </w:p>
         </w:tc>
@@ -25099,7 +25099,7 @@
             </w:pPr>
             <w:r/>
             <w:r>
-              <w:t>689.50</w:t>
+              <w:t>688.50</w:t>
             </w:r>
           </w:p>
         </w:tc>
@@ -25130,7 +25130,7 @@
               <w:rPr>
                 <w:b/>
               </w:rPr>
-              <w:t>699.00</w:t>
+              <w:t>698.00</w:t>
             </w:r>
           </w:p>
         </w:tc>
@@ -25278,7 +25278,7 @@
             </w:pPr>
             <w:r/>
             <w:r>
-              <w:t>699.00</w:t>
+              <w:t>698.00</w:t>
             </w:r>
           </w:p>
         </w:tc>
@@ -25306,7 +25306,7 @@
             </w:pPr>
             <w:r/>
             <w:r>
-              <w:t>715.50</w:t>
+              <w:t>714.50</w:t>
             </w:r>
           </w:p>
         </w:tc>
@@ -25334,7 +25334,7 @@
             </w:pPr>
             <w:r/>
             <w:r>
-              <w:t>688.50</w:t>
+              <w:t>687.50</w:t>
             </w:r>
           </w:p>
         </w:tc>
@@ -25365,7 +25365,7 @@
               <w:rPr>
                 <w:b/>
               </w:rPr>
-              <w:t>703.50</w:t>
+              <w:t>702.50</w:t>
             </w:r>
           </w:p>
         </w:tc>
@@ -25513,7 +25513,7 @@
             </w:pPr>
             <w:r/>
             <w:r>
-              <w:t>703.50</w:t>
+              <w:t>702.50</w:t>
             </w:r>
           </w:p>
         </w:tc>
@@ -25541,7 +25541,7 @@
             </w:pPr>
             <w:r/>
             <w:r>
-              <w:t>711.25</w:t>
+              <w:t>710.25</w:t>
             </w:r>
           </w:p>
         </w:tc>
@@ -25569,7 +25569,7 @@
             </w:pPr>
             <w:r/>
             <w:r>
-              <w:t>692.50</w:t>
+              <w:t>691.50</w:t>
             </w:r>
           </w:p>
         </w:tc>
@@ -25600,7 +25600,7 @@
               <w:rPr>
                 <w:b/>
               </w:rPr>
-              <w:t>704.75</w:t>
+              <w:t>703.75</w:t>
             </w:r>
           </w:p>
         </w:tc>
@@ -25748,7 +25748,7 @@
             </w:pPr>
             <w:r/>
             <w:r>
-              <w:t>704.75</w:t>
+              <w:t>703.75</w:t>
             </w:r>
           </w:p>
         </w:tc>
@@ -25776,7 +25776,7 @@
             </w:pPr>
             <w:r/>
             <w:r>
-              <w:t>713.00</w:t>
+              <w:t>712.00</w:t>
             </w:r>
           </w:p>
         </w:tc>
@@ -25804,7 +25804,7 @@
             </w:pPr>
             <w:r/>
             <w:r>
-              <w:t>694.25</w:t>
+              <w:t>693.25</w:t>
             </w:r>
           </w:p>
         </w:tc>
@@ -25835,7 +25835,7 @@
               <w:rPr>
                 <w:b/>
               </w:rPr>
-              <w:t>706.50</w:t>
+              <w:t>705.50</w:t>
             </w:r>
           </w:p>
         </w:tc>
@@ -25983,7 +25983,7 @@
             </w:pPr>
             <w:r/>
             <w:r>
-              <w:t>706.50</w:t>
+              <w:t>705.50</w:t>
             </w:r>
           </w:p>
         </w:tc>
@@ -26011,7 +26011,7 @@
             </w:pPr>
             <w:r/>
             <w:r>
-              <w:t>718.75</w:t>
+              <w:t>717.75</w:t>
             </w:r>
           </w:p>
         </w:tc>
@@ -26039,7 +26039,7 @@
             </w:pPr>
             <w:r/>
             <w:r>
-              <w:t>696.75</w:t>
+              <w:t>695.75</w:t>
             </w:r>
           </w:p>
         </w:tc>
@@ -26070,7 +26070,7 @@
               <w:rPr>
                 <w:b/>
               </w:rPr>
-              <w:t>705.50</w:t>
+              <w:t>704.50</w:t>
             </w:r>
           </w:p>
         </w:tc>
@@ -26218,7 +26218,7 @@
             </w:pPr>
             <w:r/>
             <w:r>
-              <w:t>705.50</w:t>
+              <w:t>704.50</w:t>
             </w:r>
           </w:p>
         </w:tc>
@@ -26246,7 +26246,7 @@
             </w:pPr>
             <w:r/>
             <w:r>
-              <w:t>716.00</w:t>
+              <w:t>715.00</w:t>
             </w:r>
           </w:p>
         </w:tc>
@@ -26274,7 +26274,7 @@
             </w:pPr>
             <w:r/>
             <w:r>
-              <w:t>690.75</w:t>
+              <w:t>689.75</w:t>
             </w:r>
           </w:p>
         </w:tc>
@@ -26305,7 +26305,7 @@
               <w:rPr>
                 <w:b/>
               </w:rPr>
-              <w:t>707.75</w:t>
+              <w:t>706.75</w:t>
             </w:r>
           </w:p>
         </w:tc>
@@ -26453,7 +26453,7 @@
             </w:pPr>
             <w:r/>
             <w:r>
-              <w:t>707.75</w:t>
+              <w:t>706.75</w:t>
             </w:r>
           </w:p>
         </w:tc>
@@ -26481,7 +26481,7 @@
             </w:pPr>
             <w:r/>
             <w:r>
-              <w:t>718.25</w:t>
+              <w:t>717.25</w:t>
             </w:r>
           </w:p>
         </w:tc>
@@ -26509,7 +26509,7 @@
             </w:pPr>
             <w:r/>
             <w:r>
-              <w:t>701.50</w:t>
+              <w:t>700.50</w:t>
             </w:r>
           </w:p>
         </w:tc>
@@ -26540,7 +26540,7 @@
               <w:rPr>
                 <w:b/>
               </w:rPr>
-              <w:t>708.50</w:t>
+              <w:t>707.50</w:t>
             </w:r>
           </w:p>
         </w:tc>
@@ -26688,7 +26688,7 @@
             </w:pPr>
             <w:r/>
             <w:r>
-              <w:t>708.50</w:t>
+              <w:t>707.50</w:t>
             </w:r>
           </w:p>
         </w:tc>
@@ -26716,7 +26716,7 @@
             </w:pPr>
             <w:r/>
             <w:r>
-              <w:t>722.75</w:t>
+              <w:t>721.75</w:t>
             </w:r>
           </w:p>
         </w:tc>
@@ -26744,7 +26744,1887 @@
             </w:pPr>
             <w:r/>
             <w:r>
-              <w:t>693.75</w:t>
+              <w:t>692.75</w:t>
+            </w:r>
+          </w:p>
+        </w:tc>
+        <w:tc>
+          <w:tcPr>
+            <w:tcW w:type="dxa" w:w="1728"/>
+            <w:shd w:fill="F8FAFC"/>
+            <w:tcMar>
+              <w:top w:w="100" w:type="dxa"/>
+              <w:bottom w:w="100" w:type="dxa"/>
+              <w:left w:w="120" w:type="dxa"/>
+              <w:right w:w="120" w:type="dxa"/>
+            </w:tcMar>
+            <w:tcBorders>
+              <w:top w:val="single" w:sz="4" w:space="0" w:color="CCCCCC"/>
+              <w:bottom w:val="single" w:sz="4" w:space="0" w:color="CCCCCC"/>
+              <w:left w:val="single" w:sz="4" w:space="0" w:color="CCCCCC"/>
+              <w:right w:val="single" w:sz="4" w:space="0" w:color="CCCCCC"/>
+            </w:tcBorders>
+          </w:tcPr>
+          <w:p>
+            <w:pPr>
+              <w:spacing w:before="60" w:after="60" w:line="252" w:lineRule="auto"/>
+              <w:jc w:val="left"/>
+            </w:pPr>
+            <w:r/>
+            <w:r>
+              <w:rPr>
+                <w:b/>
+              </w:rPr>
+              <w:t>709.50</w:t>
+            </w:r>
+          </w:p>
+        </w:tc>
+        <w:tc>
+          <w:tcPr>
+            <w:tcW w:type="dxa" w:w="3456"/>
+            <w:shd w:fill="F8FAFC"/>
+            <w:tcMar>
+              <w:top w:w="100" w:type="dxa"/>
+              <w:bottom w:w="100" w:type="dxa"/>
+              <w:left w:w="120" w:type="dxa"/>
+              <w:right w:w="120" w:type="dxa"/>
+            </w:tcMar>
+            <w:tcBorders>
+              <w:top w:val="single" w:sz="4" w:space="0" w:color="CCCCCC"/>
+              <w:bottom w:val="single" w:sz="4" w:space="0" w:color="CCCCCC"/>
+              <w:left w:val="single" w:sz="4" w:space="0" w:color="CCCCCC"/>
+              <w:right w:val="single" w:sz="4" w:space="0" w:color="CCCCCC"/>
+            </w:tcBorders>
+          </w:tcPr>
+          <w:p>
+            <w:pPr>
+              <w:spacing w:before="60" w:after="60" w:line="252" w:lineRule="auto"/>
+              <w:jc w:val="left"/>
+            </w:pPr>
+            <w:r/>
+            <w:r>
+              <w:rPr>
+                <w:b/>
+              </w:rPr>
+              <w:t>+2.00</w:t>
+            </w:r>
+          </w:p>
+        </w:tc>
+        <w:tc>
+          <w:tcPr>
+            <w:tcW w:type="dxa" w:w="1440"/>
+            <w:shd w:fill="F8FAFC"/>
+            <w:tcMar>
+              <w:top w:w="100" w:type="dxa"/>
+              <w:bottom w:w="100" w:type="dxa"/>
+              <w:left w:w="120" w:type="dxa"/>
+              <w:right w:w="120" w:type="dxa"/>
+            </w:tcMar>
+            <w:tcBorders>
+              <w:top w:val="single" w:sz="4" w:space="0" w:color="CCCCCC"/>
+              <w:bottom w:val="single" w:sz="4" w:space="0" w:color="CCCCCC"/>
+              <w:left w:val="single" w:sz="4" w:space="0" w:color="CCCCCC"/>
+              <w:right w:val="single" w:sz="4" w:space="0" w:color="CCCCCC"/>
+            </w:tcBorders>
+          </w:tcPr>
+          <w:p>
+            <w:pPr>
+              <w:spacing w:before="60" w:after="60" w:line="252" w:lineRule="auto"/>
+              <w:jc w:val="left"/>
+            </w:pPr>
+            <w:r/>
+            <w:r>
+              <w:t>BULL</w:t>
+            </w:r>
+          </w:p>
+        </w:tc>
+      </w:tr>
+      <w:tr>
+        <w:tc>
+          <w:tcPr>
+            <w:tcW w:type="dxa" w:w="1584"/>
+            <w:shd w:fill="FFFFFF"/>
+            <w:tcMar>
+              <w:top w:w="100" w:type="dxa"/>
+              <w:bottom w:w="100" w:type="dxa"/>
+              <w:left w:w="120" w:type="dxa"/>
+              <w:right w:w="120" w:type="dxa"/>
+            </w:tcMar>
+            <w:tcBorders>
+              <w:top w:val="single" w:sz="4" w:space="0" w:color="CCCCCC"/>
+              <w:bottom w:val="single" w:sz="4" w:space="0" w:color="CCCCCC"/>
+              <w:left w:val="single" w:sz="4" w:space="0" w:color="CCCCCC"/>
+              <w:right w:val="single" w:sz="4" w:space="0" w:color="CCCCCC"/>
+            </w:tcBorders>
+          </w:tcPr>
+          <w:p>
+            <w:pPr>
+              <w:spacing w:before="60" w:after="60" w:line="252" w:lineRule="auto"/>
+              <w:jc w:val="left"/>
+            </w:pPr>
+            <w:r/>
+            <w:r>
+              <w:rPr>
+                <w:b/>
+              </w:rPr>
+              <w:t>Tue 29/09</w:t>
+            </w:r>
+          </w:p>
+        </w:tc>
+        <w:tc>
+          <w:tcPr>
+            <w:tcW w:type="dxa" w:w="864"/>
+            <w:shd w:fill="FFFFFF"/>
+            <w:tcMar>
+              <w:top w:w="100" w:type="dxa"/>
+              <w:bottom w:w="100" w:type="dxa"/>
+              <w:left w:w="120" w:type="dxa"/>
+              <w:right w:w="120" w:type="dxa"/>
+            </w:tcMar>
+            <w:tcBorders>
+              <w:top w:val="single" w:sz="4" w:space="0" w:color="CCCCCC"/>
+              <w:bottom w:val="single" w:sz="4" w:space="0" w:color="CCCCCC"/>
+              <w:left w:val="single" w:sz="4" w:space="0" w:color="CCCCCC"/>
+              <w:right w:val="single" w:sz="4" w:space="0" w:color="CCCCCC"/>
+            </w:tcBorders>
+          </w:tcPr>
+          <w:p>
+            <w:pPr>
+              <w:spacing w:before="60" w:after="60" w:line="252" w:lineRule="auto"/>
+              <w:jc w:val="left"/>
+            </w:pPr>
+            <w:r/>
+            <w:r>
+              <w:t>NY Close 23-01</w:t>
+            </w:r>
+          </w:p>
+        </w:tc>
+        <w:tc>
+          <w:tcPr>
+            <w:tcW w:type="dxa" w:w="1440"/>
+            <w:shd w:fill="FFFFFF"/>
+            <w:tcMar>
+              <w:top w:w="100" w:type="dxa"/>
+              <w:bottom w:w="100" w:type="dxa"/>
+              <w:left w:w="120" w:type="dxa"/>
+              <w:right w:w="120" w:type="dxa"/>
+            </w:tcMar>
+            <w:tcBorders>
+              <w:top w:val="single" w:sz="4" w:space="0" w:color="CCCCCC"/>
+              <w:bottom w:val="single" w:sz="4" w:space="0" w:color="CCCCCC"/>
+              <w:left w:val="single" w:sz="4" w:space="0" w:color="CCCCCC"/>
+              <w:right w:val="single" w:sz="4" w:space="0" w:color="CCCCCC"/>
+            </w:tcBorders>
+          </w:tcPr>
+          <w:p>
+            <w:pPr>
+              <w:spacing w:before="60" w:after="60" w:line="252" w:lineRule="auto"/>
+              <w:jc w:val="left"/>
+            </w:pPr>
+            <w:r/>
+            <w:r>
+              <w:t>709.50</w:t>
+            </w:r>
+          </w:p>
+        </w:tc>
+        <w:tc>
+          <w:tcPr>
+            <w:tcW w:type="dxa" w:w="2016"/>
+            <w:shd w:fill="FFFFFF"/>
+            <w:tcMar>
+              <w:top w:w="100" w:type="dxa"/>
+              <w:bottom w:w="100" w:type="dxa"/>
+              <w:left w:w="120" w:type="dxa"/>
+              <w:right w:w="120" w:type="dxa"/>
+            </w:tcMar>
+            <w:tcBorders>
+              <w:top w:val="single" w:sz="4" w:space="0" w:color="CCCCCC"/>
+              <w:bottom w:val="single" w:sz="4" w:space="0" w:color="CCCCCC"/>
+              <w:left w:val="single" w:sz="4" w:space="0" w:color="CCCCCC"/>
+              <w:right w:val="single" w:sz="4" w:space="0" w:color="CCCCCC"/>
+            </w:tcBorders>
+          </w:tcPr>
+          <w:p>
+            <w:pPr>
+              <w:spacing w:before="60" w:after="60" w:line="252" w:lineRule="auto"/>
+              <w:jc w:val="left"/>
+            </w:pPr>
+            <w:r/>
+            <w:r>
+              <w:t>716.00</w:t>
+            </w:r>
+          </w:p>
+        </w:tc>
+        <w:tc>
+          <w:tcPr>
+            <w:tcW w:type="dxa" w:w="1152"/>
+            <w:shd w:fill="FFFFFF"/>
+            <w:tcMar>
+              <w:top w:w="100" w:type="dxa"/>
+              <w:bottom w:w="100" w:type="dxa"/>
+              <w:left w:w="120" w:type="dxa"/>
+              <w:right w:w="120" w:type="dxa"/>
+            </w:tcMar>
+            <w:tcBorders>
+              <w:top w:val="single" w:sz="4" w:space="0" w:color="CCCCCC"/>
+              <w:bottom w:val="single" w:sz="4" w:space="0" w:color="CCCCCC"/>
+              <w:left w:val="single" w:sz="4" w:space="0" w:color="CCCCCC"/>
+              <w:right w:val="single" w:sz="4" w:space="0" w:color="CCCCCC"/>
+            </w:tcBorders>
+          </w:tcPr>
+          <w:p>
+            <w:pPr>
+              <w:spacing w:before="60" w:after="60" w:line="252" w:lineRule="auto"/>
+              <w:jc w:val="left"/>
+            </w:pPr>
+            <w:r/>
+            <w:r>
+              <w:t>702.75</w:t>
+            </w:r>
+          </w:p>
+        </w:tc>
+        <w:tc>
+          <w:tcPr>
+            <w:tcW w:type="dxa" w:w="1728"/>
+            <w:shd w:fill="FFFFFF"/>
+            <w:tcMar>
+              <w:top w:w="100" w:type="dxa"/>
+              <w:bottom w:w="100" w:type="dxa"/>
+              <w:left w:w="120" w:type="dxa"/>
+              <w:right w:w="120" w:type="dxa"/>
+            </w:tcMar>
+            <w:tcBorders>
+              <w:top w:val="single" w:sz="4" w:space="0" w:color="CCCCCC"/>
+              <w:bottom w:val="single" w:sz="4" w:space="0" w:color="CCCCCC"/>
+              <w:left w:val="single" w:sz="4" w:space="0" w:color="CCCCCC"/>
+              <w:right w:val="single" w:sz="4" w:space="0" w:color="CCCCCC"/>
+            </w:tcBorders>
+          </w:tcPr>
+          <w:p>
+            <w:pPr>
+              <w:spacing w:before="60" w:after="60" w:line="252" w:lineRule="auto"/>
+              <w:jc w:val="left"/>
+            </w:pPr>
+            <w:r/>
+            <w:r>
+              <w:rPr>
+                <w:b/>
+              </w:rPr>
+              <w:t>709.75</w:t>
+            </w:r>
+          </w:p>
+        </w:tc>
+        <w:tc>
+          <w:tcPr>
+            <w:tcW w:type="dxa" w:w="3456"/>
+            <w:shd w:fill="FFFFFF"/>
+            <w:tcMar>
+              <w:top w:w="100" w:type="dxa"/>
+              <w:bottom w:w="100" w:type="dxa"/>
+              <w:left w:w="120" w:type="dxa"/>
+              <w:right w:w="120" w:type="dxa"/>
+            </w:tcMar>
+            <w:tcBorders>
+              <w:top w:val="single" w:sz="4" w:space="0" w:color="CCCCCC"/>
+              <w:bottom w:val="single" w:sz="4" w:space="0" w:color="CCCCCC"/>
+              <w:left w:val="single" w:sz="4" w:space="0" w:color="CCCCCC"/>
+              <w:right w:val="single" w:sz="4" w:space="0" w:color="CCCCCC"/>
+            </w:tcBorders>
+          </w:tcPr>
+          <w:p>
+            <w:pPr>
+              <w:spacing w:before="60" w:after="60" w:line="252" w:lineRule="auto"/>
+              <w:jc w:val="left"/>
+            </w:pPr>
+            <w:r/>
+            <w:r>
+              <w:rPr>
+                <w:b/>
+              </w:rPr>
+              <w:t>+0.25</w:t>
+            </w:r>
+          </w:p>
+        </w:tc>
+        <w:tc>
+          <w:tcPr>
+            <w:tcW w:type="dxa" w:w="1440"/>
+            <w:shd w:fill="FFFFFF"/>
+            <w:tcMar>
+              <w:top w:w="100" w:type="dxa"/>
+              <w:bottom w:w="100" w:type="dxa"/>
+              <w:left w:w="120" w:type="dxa"/>
+              <w:right w:w="120" w:type="dxa"/>
+            </w:tcMar>
+            <w:tcBorders>
+              <w:top w:val="single" w:sz="4" w:space="0" w:color="CCCCCC"/>
+              <w:bottom w:val="single" w:sz="4" w:space="0" w:color="CCCCCC"/>
+              <w:left w:val="single" w:sz="4" w:space="0" w:color="CCCCCC"/>
+              <w:right w:val="single" w:sz="4" w:space="0" w:color="CCCCCC"/>
+            </w:tcBorders>
+          </w:tcPr>
+          <w:p>
+            <w:pPr>
+              <w:spacing w:before="60" w:after="60" w:line="252" w:lineRule="auto"/>
+              <w:jc w:val="left"/>
+            </w:pPr>
+            <w:r/>
+            <w:r>
+              <w:t>BULL</w:t>
+            </w:r>
+          </w:p>
+        </w:tc>
+      </w:tr>
+      <w:tr>
+        <w:tc>
+          <w:tcPr>
+            <w:tcW w:type="dxa" w:w="1584"/>
+            <w:shd w:fill="F8FAFC"/>
+            <w:tcMar>
+              <w:top w:w="100" w:type="dxa"/>
+              <w:bottom w:w="100" w:type="dxa"/>
+              <w:left w:w="120" w:type="dxa"/>
+              <w:right w:w="120" w:type="dxa"/>
+            </w:tcMar>
+            <w:tcBorders>
+              <w:top w:val="single" w:sz="4" w:space="0" w:color="CCCCCC"/>
+              <w:bottom w:val="single" w:sz="4" w:space="0" w:color="CCCCCC"/>
+              <w:left w:val="single" w:sz="4" w:space="0" w:color="CCCCCC"/>
+              <w:right w:val="single" w:sz="4" w:space="0" w:color="CCCCCC"/>
+            </w:tcBorders>
+          </w:tcPr>
+          <w:p>
+            <w:pPr>
+              <w:spacing w:before="60" w:after="60" w:line="252" w:lineRule="auto"/>
+              <w:jc w:val="left"/>
+            </w:pPr>
+            <w:r/>
+            <w:r>
+              <w:rPr>
+                <w:b/>
+              </w:rPr>
+              <w:t>Wed 30/09</w:t>
+            </w:r>
+          </w:p>
+        </w:tc>
+        <w:tc>
+          <w:tcPr>
+            <w:tcW w:type="dxa" w:w="864"/>
+            <w:shd w:fill="F8FAFC"/>
+            <w:tcMar>
+              <w:top w:w="100" w:type="dxa"/>
+              <w:bottom w:w="100" w:type="dxa"/>
+              <w:left w:w="120" w:type="dxa"/>
+              <w:right w:w="120" w:type="dxa"/>
+            </w:tcMar>
+            <w:tcBorders>
+              <w:top w:val="single" w:sz="4" w:space="0" w:color="CCCCCC"/>
+              <w:bottom w:val="single" w:sz="4" w:space="0" w:color="CCCCCC"/>
+              <w:left w:val="single" w:sz="4" w:space="0" w:color="CCCCCC"/>
+              <w:right w:val="single" w:sz="4" w:space="0" w:color="CCCCCC"/>
+            </w:tcBorders>
+          </w:tcPr>
+          <w:p>
+            <w:pPr>
+              <w:spacing w:before="60" w:after="60" w:line="252" w:lineRule="auto"/>
+              <w:jc w:val="left"/>
+            </w:pPr>
+            <w:r/>
+            <w:r>
+              <w:t>Asia 07-11</w:t>
+            </w:r>
+          </w:p>
+        </w:tc>
+        <w:tc>
+          <w:tcPr>
+            <w:tcW w:type="dxa" w:w="1440"/>
+            <w:shd w:fill="F8FAFC"/>
+            <w:tcMar>
+              <w:top w:w="100" w:type="dxa"/>
+              <w:bottom w:w="100" w:type="dxa"/>
+              <w:left w:w="120" w:type="dxa"/>
+              <w:right w:w="120" w:type="dxa"/>
+            </w:tcMar>
+            <w:tcBorders>
+              <w:top w:val="single" w:sz="4" w:space="0" w:color="CCCCCC"/>
+              <w:bottom w:val="single" w:sz="4" w:space="0" w:color="CCCCCC"/>
+              <w:left w:val="single" w:sz="4" w:space="0" w:color="CCCCCC"/>
+              <w:right w:val="single" w:sz="4" w:space="0" w:color="CCCCCC"/>
+            </w:tcBorders>
+          </w:tcPr>
+          <w:p>
+            <w:pPr>
+              <w:spacing w:before="60" w:after="60" w:line="252" w:lineRule="auto"/>
+              <w:jc w:val="left"/>
+            </w:pPr>
+            <w:r/>
+            <w:r>
+              <w:t>709.75</w:t>
+            </w:r>
+          </w:p>
+        </w:tc>
+        <w:tc>
+          <w:tcPr>
+            <w:tcW w:type="dxa" w:w="2016"/>
+            <w:shd w:fill="F8FAFC"/>
+            <w:tcMar>
+              <w:top w:w="100" w:type="dxa"/>
+              <w:bottom w:w="100" w:type="dxa"/>
+              <w:left w:w="120" w:type="dxa"/>
+              <w:right w:w="120" w:type="dxa"/>
+            </w:tcMar>
+            <w:tcBorders>
+              <w:top w:val="single" w:sz="4" w:space="0" w:color="CCCCCC"/>
+              <w:bottom w:val="single" w:sz="4" w:space="0" w:color="CCCCCC"/>
+              <w:left w:val="single" w:sz="4" w:space="0" w:color="CCCCCC"/>
+              <w:right w:val="single" w:sz="4" w:space="0" w:color="CCCCCC"/>
+            </w:tcBorders>
+          </w:tcPr>
+          <w:p>
+            <w:pPr>
+              <w:spacing w:before="60" w:after="60" w:line="252" w:lineRule="auto"/>
+              <w:jc w:val="left"/>
+            </w:pPr>
+            <w:r/>
+            <w:r>
+              <w:t>720.00</w:t>
+            </w:r>
+          </w:p>
+        </w:tc>
+        <w:tc>
+          <w:tcPr>
+            <w:tcW w:type="dxa" w:w="1152"/>
+            <w:shd w:fill="F8FAFC"/>
+            <w:tcMar>
+              <w:top w:w="100" w:type="dxa"/>
+              <w:bottom w:w="100" w:type="dxa"/>
+              <w:left w:w="120" w:type="dxa"/>
+              <w:right w:w="120" w:type="dxa"/>
+            </w:tcMar>
+            <w:tcBorders>
+              <w:top w:val="single" w:sz="4" w:space="0" w:color="CCCCCC"/>
+              <w:bottom w:val="single" w:sz="4" w:space="0" w:color="CCCCCC"/>
+              <w:left w:val="single" w:sz="4" w:space="0" w:color="CCCCCC"/>
+              <w:right w:val="single" w:sz="4" w:space="0" w:color="CCCCCC"/>
+            </w:tcBorders>
+          </w:tcPr>
+          <w:p>
+            <w:pPr>
+              <w:spacing w:before="60" w:after="60" w:line="252" w:lineRule="auto"/>
+              <w:jc w:val="left"/>
+            </w:pPr>
+            <w:r/>
+            <w:r>
+              <w:t>701.75</w:t>
+            </w:r>
+          </w:p>
+        </w:tc>
+        <w:tc>
+          <w:tcPr>
+            <w:tcW w:type="dxa" w:w="1728"/>
+            <w:shd w:fill="F8FAFC"/>
+            <w:tcMar>
+              <w:top w:w="100" w:type="dxa"/>
+              <w:bottom w:w="100" w:type="dxa"/>
+              <w:left w:w="120" w:type="dxa"/>
+              <w:right w:w="120" w:type="dxa"/>
+            </w:tcMar>
+            <w:tcBorders>
+              <w:top w:val="single" w:sz="4" w:space="0" w:color="CCCCCC"/>
+              <w:bottom w:val="single" w:sz="4" w:space="0" w:color="CCCCCC"/>
+              <w:left w:val="single" w:sz="4" w:space="0" w:color="CCCCCC"/>
+              <w:right w:val="single" w:sz="4" w:space="0" w:color="CCCCCC"/>
+            </w:tcBorders>
+          </w:tcPr>
+          <w:p>
+            <w:pPr>
+              <w:spacing w:before="60" w:after="60" w:line="252" w:lineRule="auto"/>
+              <w:jc w:val="left"/>
+            </w:pPr>
+            <w:r/>
+            <w:r>
+              <w:rPr>
+                <w:b/>
+              </w:rPr>
+              <w:t>710.25</w:t>
+            </w:r>
+          </w:p>
+        </w:tc>
+        <w:tc>
+          <w:tcPr>
+            <w:tcW w:type="dxa" w:w="3456"/>
+            <w:shd w:fill="F8FAFC"/>
+            <w:tcMar>
+              <w:top w:w="100" w:type="dxa"/>
+              <w:bottom w:w="100" w:type="dxa"/>
+              <w:left w:w="120" w:type="dxa"/>
+              <w:right w:w="120" w:type="dxa"/>
+            </w:tcMar>
+            <w:tcBorders>
+              <w:top w:val="single" w:sz="4" w:space="0" w:color="CCCCCC"/>
+              <w:bottom w:val="single" w:sz="4" w:space="0" w:color="CCCCCC"/>
+              <w:left w:val="single" w:sz="4" w:space="0" w:color="CCCCCC"/>
+              <w:right w:val="single" w:sz="4" w:space="0" w:color="CCCCCC"/>
+            </w:tcBorders>
+          </w:tcPr>
+          <w:p>
+            <w:pPr>
+              <w:spacing w:before="60" w:after="60" w:line="252" w:lineRule="auto"/>
+              <w:jc w:val="left"/>
+            </w:pPr>
+            <w:r/>
+            <w:r>
+              <w:rPr>
+                <w:b/>
+              </w:rPr>
+              <w:t>+0.50</w:t>
+            </w:r>
+          </w:p>
+        </w:tc>
+        <w:tc>
+          <w:tcPr>
+            <w:tcW w:type="dxa" w:w="1440"/>
+            <w:shd w:fill="F8FAFC"/>
+            <w:tcMar>
+              <w:top w:w="100" w:type="dxa"/>
+              <w:bottom w:w="100" w:type="dxa"/>
+              <w:left w:w="120" w:type="dxa"/>
+              <w:right w:w="120" w:type="dxa"/>
+            </w:tcMar>
+            <w:tcBorders>
+              <w:top w:val="single" w:sz="4" w:space="0" w:color="CCCCCC"/>
+              <w:bottom w:val="single" w:sz="4" w:space="0" w:color="CCCCCC"/>
+              <w:left w:val="single" w:sz="4" w:space="0" w:color="CCCCCC"/>
+              <w:right w:val="single" w:sz="4" w:space="0" w:color="CCCCCC"/>
+            </w:tcBorders>
+          </w:tcPr>
+          <w:p>
+            <w:pPr>
+              <w:spacing w:before="60" w:after="60" w:line="252" w:lineRule="auto"/>
+              <w:jc w:val="left"/>
+            </w:pPr>
+            <w:r/>
+            <w:r>
+              <w:t>BULL</w:t>
+            </w:r>
+          </w:p>
+        </w:tc>
+      </w:tr>
+      <w:tr>
+        <w:tc>
+          <w:tcPr>
+            <w:tcW w:type="dxa" w:w="1584"/>
+            <w:shd w:fill="FFFFFF"/>
+            <w:tcMar>
+              <w:top w:w="100" w:type="dxa"/>
+              <w:bottom w:w="100" w:type="dxa"/>
+              <w:left w:w="120" w:type="dxa"/>
+              <w:right w:w="120" w:type="dxa"/>
+            </w:tcMar>
+            <w:tcBorders>
+              <w:top w:val="single" w:sz="4" w:space="0" w:color="CCCCCC"/>
+              <w:bottom w:val="single" w:sz="4" w:space="0" w:color="CCCCCC"/>
+              <w:left w:val="single" w:sz="4" w:space="0" w:color="CCCCCC"/>
+              <w:right w:val="single" w:sz="4" w:space="0" w:color="CCCCCC"/>
+            </w:tcBorders>
+          </w:tcPr>
+          <w:p>
+            <w:pPr>
+              <w:spacing w:before="60" w:after="60" w:line="252" w:lineRule="auto"/>
+              <w:jc w:val="left"/>
+            </w:pPr>
+            <w:r/>
+            <w:r>
+              <w:rPr>
+                <w:b/>
+              </w:rPr>
+              <w:t>Wed 30/09</w:t>
+            </w:r>
+          </w:p>
+        </w:tc>
+        <w:tc>
+          <w:tcPr>
+            <w:tcW w:type="dxa" w:w="864"/>
+            <w:shd w:fill="FFFFFF"/>
+            <w:tcMar>
+              <w:top w:w="100" w:type="dxa"/>
+              <w:bottom w:w="100" w:type="dxa"/>
+              <w:left w:w="120" w:type="dxa"/>
+              <w:right w:w="120" w:type="dxa"/>
+            </w:tcMar>
+            <w:tcBorders>
+              <w:top w:val="single" w:sz="4" w:space="0" w:color="CCCCCC"/>
+              <w:bottom w:val="single" w:sz="4" w:space="0" w:color="CCCCCC"/>
+              <w:left w:val="single" w:sz="4" w:space="0" w:color="CCCCCC"/>
+              <w:right w:val="single" w:sz="4" w:space="0" w:color="CCCCCC"/>
+            </w:tcBorders>
+          </w:tcPr>
+          <w:p>
+            <w:pPr>
+              <w:spacing w:before="60" w:after="60" w:line="252" w:lineRule="auto"/>
+              <w:jc w:val="left"/>
+            </w:pPr>
+            <w:r/>
+            <w:r>
+              <w:t>Asia 11-15</w:t>
+            </w:r>
+          </w:p>
+        </w:tc>
+        <w:tc>
+          <w:tcPr>
+            <w:tcW w:type="dxa" w:w="1440"/>
+            <w:shd w:fill="FFFFFF"/>
+            <w:tcMar>
+              <w:top w:w="100" w:type="dxa"/>
+              <w:bottom w:w="100" w:type="dxa"/>
+              <w:left w:w="120" w:type="dxa"/>
+              <w:right w:w="120" w:type="dxa"/>
+            </w:tcMar>
+            <w:tcBorders>
+              <w:top w:val="single" w:sz="4" w:space="0" w:color="CCCCCC"/>
+              <w:bottom w:val="single" w:sz="4" w:space="0" w:color="CCCCCC"/>
+              <w:left w:val="single" w:sz="4" w:space="0" w:color="CCCCCC"/>
+              <w:right w:val="single" w:sz="4" w:space="0" w:color="CCCCCC"/>
+            </w:tcBorders>
+          </w:tcPr>
+          <w:p>
+            <w:pPr>
+              <w:spacing w:before="60" w:after="60" w:line="252" w:lineRule="auto"/>
+              <w:jc w:val="left"/>
+            </w:pPr>
+            <w:r/>
+            <w:r>
+              <w:t>710.25</w:t>
+            </w:r>
+          </w:p>
+        </w:tc>
+        <w:tc>
+          <w:tcPr>
+            <w:tcW w:type="dxa" w:w="2016"/>
+            <w:shd w:fill="FFFFFF"/>
+            <w:tcMar>
+              <w:top w:w="100" w:type="dxa"/>
+              <w:bottom w:w="100" w:type="dxa"/>
+              <w:left w:w="120" w:type="dxa"/>
+              <w:right w:w="120" w:type="dxa"/>
+            </w:tcMar>
+            <w:tcBorders>
+              <w:top w:val="single" w:sz="4" w:space="0" w:color="CCCCCC"/>
+              <w:bottom w:val="single" w:sz="4" w:space="0" w:color="CCCCCC"/>
+              <w:left w:val="single" w:sz="4" w:space="0" w:color="CCCCCC"/>
+              <w:right w:val="single" w:sz="4" w:space="0" w:color="CCCCCC"/>
+            </w:tcBorders>
+          </w:tcPr>
+          <w:p>
+            <w:pPr>
+              <w:spacing w:before="60" w:after="60" w:line="252" w:lineRule="auto"/>
+              <w:jc w:val="left"/>
+            </w:pPr>
+            <w:r/>
+            <w:r>
+              <w:t>717.25</w:t>
+            </w:r>
+          </w:p>
+        </w:tc>
+        <w:tc>
+          <w:tcPr>
+            <w:tcW w:type="dxa" w:w="1152"/>
+            <w:shd w:fill="FFFFFF"/>
+            <w:tcMar>
+              <w:top w:w="100" w:type="dxa"/>
+              <w:bottom w:w="100" w:type="dxa"/>
+              <w:left w:w="120" w:type="dxa"/>
+              <w:right w:w="120" w:type="dxa"/>
+            </w:tcMar>
+            <w:tcBorders>
+              <w:top w:val="single" w:sz="4" w:space="0" w:color="CCCCCC"/>
+              <w:bottom w:val="single" w:sz="4" w:space="0" w:color="CCCCCC"/>
+              <w:left w:val="single" w:sz="4" w:space="0" w:color="CCCCCC"/>
+              <w:right w:val="single" w:sz="4" w:space="0" w:color="CCCCCC"/>
+            </w:tcBorders>
+          </w:tcPr>
+          <w:p>
+            <w:pPr>
+              <w:spacing w:before="60" w:after="60" w:line="252" w:lineRule="auto"/>
+              <w:jc w:val="left"/>
+            </w:pPr>
+            <w:r/>
+            <w:r>
+              <w:t>704.25</w:t>
+            </w:r>
+          </w:p>
+        </w:tc>
+        <w:tc>
+          <w:tcPr>
+            <w:tcW w:type="dxa" w:w="1728"/>
+            <w:shd w:fill="FFFFFF"/>
+            <w:tcMar>
+              <w:top w:w="100" w:type="dxa"/>
+              <w:bottom w:w="100" w:type="dxa"/>
+              <w:left w:w="120" w:type="dxa"/>
+              <w:right w:w="120" w:type="dxa"/>
+            </w:tcMar>
+            <w:tcBorders>
+              <w:top w:val="single" w:sz="4" w:space="0" w:color="CCCCCC"/>
+              <w:bottom w:val="single" w:sz="4" w:space="0" w:color="CCCCCC"/>
+              <w:left w:val="single" w:sz="4" w:space="0" w:color="CCCCCC"/>
+              <w:right w:val="single" w:sz="4" w:space="0" w:color="CCCCCC"/>
+            </w:tcBorders>
+          </w:tcPr>
+          <w:p>
+            <w:pPr>
+              <w:spacing w:before="60" w:after="60" w:line="252" w:lineRule="auto"/>
+              <w:jc w:val="left"/>
+            </w:pPr>
+            <w:r/>
+            <w:r>
+              <w:rPr>
+                <w:b/>
+              </w:rPr>
+              <w:t>709.50</w:t>
+            </w:r>
+          </w:p>
+        </w:tc>
+        <w:tc>
+          <w:tcPr>
+            <w:tcW w:type="dxa" w:w="3456"/>
+            <w:shd w:fill="FFFFFF"/>
+            <w:tcMar>
+              <w:top w:w="100" w:type="dxa"/>
+              <w:bottom w:w="100" w:type="dxa"/>
+              <w:left w:w="120" w:type="dxa"/>
+              <w:right w:w="120" w:type="dxa"/>
+            </w:tcMar>
+            <w:tcBorders>
+              <w:top w:val="single" w:sz="4" w:space="0" w:color="CCCCCC"/>
+              <w:bottom w:val="single" w:sz="4" w:space="0" w:color="CCCCCC"/>
+              <w:left w:val="single" w:sz="4" w:space="0" w:color="CCCCCC"/>
+              <w:right w:val="single" w:sz="4" w:space="0" w:color="CCCCCC"/>
+            </w:tcBorders>
+          </w:tcPr>
+          <w:p>
+            <w:pPr>
+              <w:spacing w:before="60" w:after="60" w:line="252" w:lineRule="auto"/>
+              <w:jc w:val="left"/>
+            </w:pPr>
+            <w:r/>
+            <w:r>
+              <w:rPr>
+                <w:b/>
+              </w:rPr>
+              <w:t>-0.75</w:t>
+            </w:r>
+          </w:p>
+        </w:tc>
+        <w:tc>
+          <w:tcPr>
+            <w:tcW w:type="dxa" w:w="1440"/>
+            <w:shd w:fill="FFFFFF"/>
+            <w:tcMar>
+              <w:top w:w="100" w:type="dxa"/>
+              <w:bottom w:w="100" w:type="dxa"/>
+              <w:left w:w="120" w:type="dxa"/>
+              <w:right w:w="120" w:type="dxa"/>
+            </w:tcMar>
+            <w:tcBorders>
+              <w:top w:val="single" w:sz="4" w:space="0" w:color="CCCCCC"/>
+              <w:bottom w:val="single" w:sz="4" w:space="0" w:color="CCCCCC"/>
+              <w:left w:val="single" w:sz="4" w:space="0" w:color="CCCCCC"/>
+              <w:right w:val="single" w:sz="4" w:space="0" w:color="CCCCCC"/>
+            </w:tcBorders>
+          </w:tcPr>
+          <w:p>
+            <w:pPr>
+              <w:spacing w:before="60" w:after="60" w:line="252" w:lineRule="auto"/>
+              <w:jc w:val="left"/>
+            </w:pPr>
+            <w:r/>
+            <w:r>
+              <w:t>BEAR</w:t>
+            </w:r>
+          </w:p>
+        </w:tc>
+      </w:tr>
+      <w:tr>
+        <w:tc>
+          <w:tcPr>
+            <w:tcW w:type="dxa" w:w="1584"/>
+            <w:shd w:fill="F8FAFC"/>
+            <w:tcMar>
+              <w:top w:w="100" w:type="dxa"/>
+              <w:bottom w:w="100" w:type="dxa"/>
+              <w:left w:w="120" w:type="dxa"/>
+              <w:right w:w="120" w:type="dxa"/>
+            </w:tcMar>
+            <w:tcBorders>
+              <w:top w:val="single" w:sz="4" w:space="0" w:color="CCCCCC"/>
+              <w:bottom w:val="single" w:sz="4" w:space="0" w:color="CCCCCC"/>
+              <w:left w:val="single" w:sz="4" w:space="0" w:color="CCCCCC"/>
+              <w:right w:val="single" w:sz="4" w:space="0" w:color="CCCCCC"/>
+            </w:tcBorders>
+          </w:tcPr>
+          <w:p>
+            <w:pPr>
+              <w:spacing w:before="60" w:after="60" w:line="252" w:lineRule="auto"/>
+              <w:jc w:val="left"/>
+            </w:pPr>
+            <w:r/>
+            <w:r>
+              <w:rPr>
+                <w:b/>
+              </w:rPr>
+              <w:t>Wed 30/09</w:t>
+            </w:r>
+          </w:p>
+        </w:tc>
+        <w:tc>
+          <w:tcPr>
+            <w:tcW w:type="dxa" w:w="864"/>
+            <w:shd w:fill="F8FAFC"/>
+            <w:tcMar>
+              <w:top w:w="100" w:type="dxa"/>
+              <w:bottom w:w="100" w:type="dxa"/>
+              <w:left w:w="120" w:type="dxa"/>
+              <w:right w:w="120" w:type="dxa"/>
+            </w:tcMar>
+            <w:tcBorders>
+              <w:top w:val="single" w:sz="4" w:space="0" w:color="CCCCCC"/>
+              <w:bottom w:val="single" w:sz="4" w:space="0" w:color="CCCCCC"/>
+              <w:left w:val="single" w:sz="4" w:space="0" w:color="CCCCCC"/>
+              <w:right w:val="single" w:sz="4" w:space="0" w:color="CCCCCC"/>
+            </w:tcBorders>
+          </w:tcPr>
+          <w:p>
+            <w:pPr>
+              <w:spacing w:before="60" w:after="60" w:line="252" w:lineRule="auto"/>
+              <w:jc w:val="left"/>
+            </w:pPr>
+            <w:r/>
+            <w:r>
+              <w:t>London 15-19</w:t>
+            </w:r>
+          </w:p>
+        </w:tc>
+        <w:tc>
+          <w:tcPr>
+            <w:tcW w:type="dxa" w:w="1440"/>
+            <w:shd w:fill="F8FAFC"/>
+            <w:tcMar>
+              <w:top w:w="100" w:type="dxa"/>
+              <w:bottom w:w="100" w:type="dxa"/>
+              <w:left w:w="120" w:type="dxa"/>
+              <w:right w:w="120" w:type="dxa"/>
+            </w:tcMar>
+            <w:tcBorders>
+              <w:top w:val="single" w:sz="4" w:space="0" w:color="CCCCCC"/>
+              <w:bottom w:val="single" w:sz="4" w:space="0" w:color="CCCCCC"/>
+              <w:left w:val="single" w:sz="4" w:space="0" w:color="CCCCCC"/>
+              <w:right w:val="single" w:sz="4" w:space="0" w:color="CCCCCC"/>
+            </w:tcBorders>
+          </w:tcPr>
+          <w:p>
+            <w:pPr>
+              <w:spacing w:before="60" w:after="60" w:line="252" w:lineRule="auto"/>
+              <w:jc w:val="left"/>
+            </w:pPr>
+            <w:r/>
+            <w:r>
+              <w:t>709.50</w:t>
+            </w:r>
+          </w:p>
+        </w:tc>
+        <w:tc>
+          <w:tcPr>
+            <w:tcW w:type="dxa" w:w="2016"/>
+            <w:shd w:fill="F8FAFC"/>
+            <w:tcMar>
+              <w:top w:w="100" w:type="dxa"/>
+              <w:bottom w:w="100" w:type="dxa"/>
+              <w:left w:w="120" w:type="dxa"/>
+              <w:right w:w="120" w:type="dxa"/>
+            </w:tcMar>
+            <w:tcBorders>
+              <w:top w:val="single" w:sz="4" w:space="0" w:color="CCCCCC"/>
+              <w:bottom w:val="single" w:sz="4" w:space="0" w:color="CCCCCC"/>
+              <w:left w:val="single" w:sz="4" w:space="0" w:color="CCCCCC"/>
+              <w:right w:val="single" w:sz="4" w:space="0" w:color="CCCCCC"/>
+            </w:tcBorders>
+          </w:tcPr>
+          <w:p>
+            <w:pPr>
+              <w:spacing w:before="60" w:after="60" w:line="252" w:lineRule="auto"/>
+              <w:jc w:val="left"/>
+            </w:pPr>
+            <w:r/>
+            <w:r>
+              <w:t>723.00</w:t>
+            </w:r>
+          </w:p>
+        </w:tc>
+        <w:tc>
+          <w:tcPr>
+            <w:tcW w:type="dxa" w:w="1152"/>
+            <w:shd w:fill="F8FAFC"/>
+            <w:tcMar>
+              <w:top w:w="100" w:type="dxa"/>
+              <w:bottom w:w="100" w:type="dxa"/>
+              <w:left w:w="120" w:type="dxa"/>
+              <w:right w:w="120" w:type="dxa"/>
+            </w:tcMar>
+            <w:tcBorders>
+              <w:top w:val="single" w:sz="4" w:space="0" w:color="CCCCCC"/>
+              <w:bottom w:val="single" w:sz="4" w:space="0" w:color="CCCCCC"/>
+              <w:left w:val="single" w:sz="4" w:space="0" w:color="CCCCCC"/>
+              <w:right w:val="single" w:sz="4" w:space="0" w:color="CCCCCC"/>
+            </w:tcBorders>
+          </w:tcPr>
+          <w:p>
+            <w:pPr>
+              <w:spacing w:before="60" w:after="60" w:line="252" w:lineRule="auto"/>
+              <w:jc w:val="left"/>
+            </w:pPr>
+            <w:r/>
+            <w:r>
+              <w:t>696.50</w:t>
+            </w:r>
+          </w:p>
+        </w:tc>
+        <w:tc>
+          <w:tcPr>
+            <w:tcW w:type="dxa" w:w="1728"/>
+            <w:shd w:fill="F8FAFC"/>
+            <w:tcMar>
+              <w:top w:w="100" w:type="dxa"/>
+              <w:bottom w:w="100" w:type="dxa"/>
+              <w:left w:w="120" w:type="dxa"/>
+              <w:right w:w="120" w:type="dxa"/>
+            </w:tcMar>
+            <w:tcBorders>
+              <w:top w:val="single" w:sz="4" w:space="0" w:color="CCCCCC"/>
+              <w:bottom w:val="single" w:sz="4" w:space="0" w:color="CCCCCC"/>
+              <w:left w:val="single" w:sz="4" w:space="0" w:color="CCCCCC"/>
+              <w:right w:val="single" w:sz="4" w:space="0" w:color="CCCCCC"/>
+            </w:tcBorders>
+          </w:tcPr>
+          <w:p>
+            <w:pPr>
+              <w:spacing w:before="60" w:after="60" w:line="252" w:lineRule="auto"/>
+              <w:jc w:val="left"/>
+            </w:pPr>
+            <w:r/>
+            <w:r>
+              <w:rPr>
+                <w:b/>
+              </w:rPr>
+              <w:t>711.25</w:t>
+            </w:r>
+          </w:p>
+        </w:tc>
+        <w:tc>
+          <w:tcPr>
+            <w:tcW w:type="dxa" w:w="3456"/>
+            <w:shd w:fill="F8FAFC"/>
+            <w:tcMar>
+              <w:top w:w="100" w:type="dxa"/>
+              <w:bottom w:w="100" w:type="dxa"/>
+              <w:left w:w="120" w:type="dxa"/>
+              <w:right w:w="120" w:type="dxa"/>
+            </w:tcMar>
+            <w:tcBorders>
+              <w:top w:val="single" w:sz="4" w:space="0" w:color="CCCCCC"/>
+              <w:bottom w:val="single" w:sz="4" w:space="0" w:color="CCCCCC"/>
+              <w:left w:val="single" w:sz="4" w:space="0" w:color="CCCCCC"/>
+              <w:right w:val="single" w:sz="4" w:space="0" w:color="CCCCCC"/>
+            </w:tcBorders>
+          </w:tcPr>
+          <w:p>
+            <w:pPr>
+              <w:spacing w:before="60" w:after="60" w:line="252" w:lineRule="auto"/>
+              <w:jc w:val="left"/>
+            </w:pPr>
+            <w:r/>
+            <w:r>
+              <w:rPr>
+                <w:b/>
+              </w:rPr>
+              <w:t>+1.75</w:t>
+            </w:r>
+          </w:p>
+        </w:tc>
+        <w:tc>
+          <w:tcPr>
+            <w:tcW w:type="dxa" w:w="1440"/>
+            <w:shd w:fill="F8FAFC"/>
+            <w:tcMar>
+              <w:top w:w="100" w:type="dxa"/>
+              <w:bottom w:w="100" w:type="dxa"/>
+              <w:left w:w="120" w:type="dxa"/>
+              <w:right w:w="120" w:type="dxa"/>
+            </w:tcMar>
+            <w:tcBorders>
+              <w:top w:val="single" w:sz="4" w:space="0" w:color="CCCCCC"/>
+              <w:bottom w:val="single" w:sz="4" w:space="0" w:color="CCCCCC"/>
+              <w:left w:val="single" w:sz="4" w:space="0" w:color="CCCCCC"/>
+              <w:right w:val="single" w:sz="4" w:space="0" w:color="CCCCCC"/>
+            </w:tcBorders>
+          </w:tcPr>
+          <w:p>
+            <w:pPr>
+              <w:spacing w:before="60" w:after="60" w:line="252" w:lineRule="auto"/>
+              <w:jc w:val="left"/>
+            </w:pPr>
+            <w:r/>
+            <w:r>
+              <w:t>BULL</w:t>
+            </w:r>
+          </w:p>
+        </w:tc>
+      </w:tr>
+      <w:tr>
+        <w:tc>
+          <w:tcPr>
+            <w:tcW w:type="dxa" w:w="1584"/>
+            <w:shd w:fill="FFFFFF"/>
+            <w:tcMar>
+              <w:top w:w="100" w:type="dxa"/>
+              <w:bottom w:w="100" w:type="dxa"/>
+              <w:left w:w="120" w:type="dxa"/>
+              <w:right w:w="120" w:type="dxa"/>
+            </w:tcMar>
+            <w:tcBorders>
+              <w:top w:val="single" w:sz="4" w:space="0" w:color="CCCCCC"/>
+              <w:bottom w:val="single" w:sz="4" w:space="0" w:color="CCCCCC"/>
+              <w:left w:val="single" w:sz="4" w:space="0" w:color="CCCCCC"/>
+              <w:right w:val="single" w:sz="4" w:space="0" w:color="CCCCCC"/>
+            </w:tcBorders>
+          </w:tcPr>
+          <w:p>
+            <w:pPr>
+              <w:spacing w:before="60" w:after="60" w:line="252" w:lineRule="auto"/>
+              <w:jc w:val="left"/>
+            </w:pPr>
+            <w:r/>
+            <w:r>
+              <w:rPr>
+                <w:b/>
+              </w:rPr>
+              <w:t>Wed 30/09</w:t>
+            </w:r>
+          </w:p>
+        </w:tc>
+        <w:tc>
+          <w:tcPr>
+            <w:tcW w:type="dxa" w:w="864"/>
+            <w:shd w:fill="FFFFFF"/>
+            <w:tcMar>
+              <w:top w:w="100" w:type="dxa"/>
+              <w:bottom w:w="100" w:type="dxa"/>
+              <w:left w:w="120" w:type="dxa"/>
+              <w:right w:w="120" w:type="dxa"/>
+            </w:tcMar>
+            <w:tcBorders>
+              <w:top w:val="single" w:sz="4" w:space="0" w:color="CCCCCC"/>
+              <w:bottom w:val="single" w:sz="4" w:space="0" w:color="CCCCCC"/>
+              <w:left w:val="single" w:sz="4" w:space="0" w:color="CCCCCC"/>
+              <w:right w:val="single" w:sz="4" w:space="0" w:color="CCCCCC"/>
+            </w:tcBorders>
+          </w:tcPr>
+          <w:p>
+            <w:pPr>
+              <w:spacing w:before="60" w:after="60" w:line="252" w:lineRule="auto"/>
+              <w:jc w:val="left"/>
+            </w:pPr>
+            <w:r/>
+            <w:r>
+              <w:t>Pre-NY 19-21</w:t>
+            </w:r>
+          </w:p>
+        </w:tc>
+        <w:tc>
+          <w:tcPr>
+            <w:tcW w:type="dxa" w:w="1440"/>
+            <w:shd w:fill="FFFFFF"/>
+            <w:tcMar>
+              <w:top w:w="100" w:type="dxa"/>
+              <w:bottom w:w="100" w:type="dxa"/>
+              <w:left w:w="120" w:type="dxa"/>
+              <w:right w:w="120" w:type="dxa"/>
+            </w:tcMar>
+            <w:tcBorders>
+              <w:top w:val="single" w:sz="4" w:space="0" w:color="CCCCCC"/>
+              <w:bottom w:val="single" w:sz="4" w:space="0" w:color="CCCCCC"/>
+              <w:left w:val="single" w:sz="4" w:space="0" w:color="CCCCCC"/>
+              <w:right w:val="single" w:sz="4" w:space="0" w:color="CCCCCC"/>
+            </w:tcBorders>
+          </w:tcPr>
+          <w:p>
+            <w:pPr>
+              <w:spacing w:before="60" w:after="60" w:line="252" w:lineRule="auto"/>
+              <w:jc w:val="left"/>
+            </w:pPr>
+            <w:r/>
+            <w:r>
+              <w:t>711.25</w:t>
+            </w:r>
+          </w:p>
+        </w:tc>
+        <w:tc>
+          <w:tcPr>
+            <w:tcW w:type="dxa" w:w="2016"/>
+            <w:shd w:fill="FFFFFF"/>
+            <w:tcMar>
+              <w:top w:w="100" w:type="dxa"/>
+              <w:bottom w:w="100" w:type="dxa"/>
+              <w:left w:w="120" w:type="dxa"/>
+              <w:right w:w="120" w:type="dxa"/>
+            </w:tcMar>
+            <w:tcBorders>
+              <w:top w:val="single" w:sz="4" w:space="0" w:color="CCCCCC"/>
+              <w:bottom w:val="single" w:sz="4" w:space="0" w:color="CCCCCC"/>
+              <w:left w:val="single" w:sz="4" w:space="0" w:color="CCCCCC"/>
+              <w:right w:val="single" w:sz="4" w:space="0" w:color="CCCCCC"/>
+            </w:tcBorders>
+          </w:tcPr>
+          <w:p>
+            <w:pPr>
+              <w:spacing w:before="60" w:after="60" w:line="252" w:lineRule="auto"/>
+              <w:jc w:val="left"/>
+            </w:pPr>
+            <w:r/>
+            <w:r>
+              <w:t>720.50</w:t>
+            </w:r>
+          </w:p>
+        </w:tc>
+        <w:tc>
+          <w:tcPr>
+            <w:tcW w:type="dxa" w:w="1152"/>
+            <w:shd w:fill="FFFFFF"/>
+            <w:tcMar>
+              <w:top w:w="100" w:type="dxa"/>
+              <w:bottom w:w="100" w:type="dxa"/>
+              <w:left w:w="120" w:type="dxa"/>
+              <w:right w:w="120" w:type="dxa"/>
+            </w:tcMar>
+            <w:tcBorders>
+              <w:top w:val="single" w:sz="4" w:space="0" w:color="CCCCCC"/>
+              <w:bottom w:val="single" w:sz="4" w:space="0" w:color="CCCCCC"/>
+              <w:left w:val="single" w:sz="4" w:space="0" w:color="CCCCCC"/>
+              <w:right w:val="single" w:sz="4" w:space="0" w:color="CCCCCC"/>
+            </w:tcBorders>
+          </w:tcPr>
+          <w:p>
+            <w:pPr>
+              <w:spacing w:before="60" w:after="60" w:line="252" w:lineRule="auto"/>
+              <w:jc w:val="left"/>
+            </w:pPr>
+            <w:r/>
+            <w:r>
+              <w:t>700.50</w:t>
+            </w:r>
+          </w:p>
+        </w:tc>
+        <w:tc>
+          <w:tcPr>
+            <w:tcW w:type="dxa" w:w="1728"/>
+            <w:shd w:fill="FFFFFF"/>
+            <w:tcMar>
+              <w:top w:w="100" w:type="dxa"/>
+              <w:bottom w:w="100" w:type="dxa"/>
+              <w:left w:w="120" w:type="dxa"/>
+              <w:right w:w="120" w:type="dxa"/>
+            </w:tcMar>
+            <w:tcBorders>
+              <w:top w:val="single" w:sz="4" w:space="0" w:color="CCCCCC"/>
+              <w:bottom w:val="single" w:sz="4" w:space="0" w:color="CCCCCC"/>
+              <w:left w:val="single" w:sz="4" w:space="0" w:color="CCCCCC"/>
+              <w:right w:val="single" w:sz="4" w:space="0" w:color="CCCCCC"/>
+            </w:tcBorders>
+          </w:tcPr>
+          <w:p>
+            <w:pPr>
+              <w:spacing w:before="60" w:after="60" w:line="252" w:lineRule="auto"/>
+              <w:jc w:val="left"/>
+            </w:pPr>
+            <w:r/>
+            <w:r>
+              <w:rPr>
+                <w:b/>
+              </w:rPr>
+              <w:t>711.75</w:t>
+            </w:r>
+          </w:p>
+        </w:tc>
+        <w:tc>
+          <w:tcPr>
+            <w:tcW w:type="dxa" w:w="3456"/>
+            <w:shd w:fill="FFFFFF"/>
+            <w:tcMar>
+              <w:top w:w="100" w:type="dxa"/>
+              <w:bottom w:w="100" w:type="dxa"/>
+              <w:left w:w="120" w:type="dxa"/>
+              <w:right w:w="120" w:type="dxa"/>
+            </w:tcMar>
+            <w:tcBorders>
+              <w:top w:val="single" w:sz="4" w:space="0" w:color="CCCCCC"/>
+              <w:bottom w:val="single" w:sz="4" w:space="0" w:color="CCCCCC"/>
+              <w:left w:val="single" w:sz="4" w:space="0" w:color="CCCCCC"/>
+              <w:right w:val="single" w:sz="4" w:space="0" w:color="CCCCCC"/>
+            </w:tcBorders>
+          </w:tcPr>
+          <w:p>
+            <w:pPr>
+              <w:spacing w:before="60" w:after="60" w:line="252" w:lineRule="auto"/>
+              <w:jc w:val="left"/>
+            </w:pPr>
+            <w:r/>
+            <w:r>
+              <w:rPr>
+                <w:b/>
+              </w:rPr>
+              <w:t>+0.50</w:t>
+            </w:r>
+          </w:p>
+        </w:tc>
+        <w:tc>
+          <w:tcPr>
+            <w:tcW w:type="dxa" w:w="1440"/>
+            <w:shd w:fill="FFFFFF"/>
+            <w:tcMar>
+              <w:top w:w="100" w:type="dxa"/>
+              <w:bottom w:w="100" w:type="dxa"/>
+              <w:left w:w="120" w:type="dxa"/>
+              <w:right w:w="120" w:type="dxa"/>
+            </w:tcMar>
+            <w:tcBorders>
+              <w:top w:val="single" w:sz="4" w:space="0" w:color="CCCCCC"/>
+              <w:bottom w:val="single" w:sz="4" w:space="0" w:color="CCCCCC"/>
+              <w:left w:val="single" w:sz="4" w:space="0" w:color="CCCCCC"/>
+              <w:right w:val="single" w:sz="4" w:space="0" w:color="CCCCCC"/>
+            </w:tcBorders>
+          </w:tcPr>
+          <w:p>
+            <w:pPr>
+              <w:spacing w:before="60" w:after="60" w:line="252" w:lineRule="auto"/>
+              <w:jc w:val="left"/>
+            </w:pPr>
+            <w:r/>
+            <w:r>
+              <w:t>BULL</w:t>
+            </w:r>
+          </w:p>
+        </w:tc>
+      </w:tr>
+      <w:tr>
+        <w:tc>
+          <w:tcPr>
+            <w:tcW w:type="dxa" w:w="1584"/>
+            <w:shd w:fill="F8FAFC"/>
+            <w:tcMar>
+              <w:top w:w="100" w:type="dxa"/>
+              <w:bottom w:w="100" w:type="dxa"/>
+              <w:left w:w="120" w:type="dxa"/>
+              <w:right w:w="120" w:type="dxa"/>
+            </w:tcMar>
+            <w:tcBorders>
+              <w:top w:val="single" w:sz="4" w:space="0" w:color="CCCCCC"/>
+              <w:bottom w:val="single" w:sz="4" w:space="0" w:color="CCCCCC"/>
+              <w:left w:val="single" w:sz="4" w:space="0" w:color="CCCCCC"/>
+              <w:right w:val="single" w:sz="4" w:space="0" w:color="CCCCCC"/>
+            </w:tcBorders>
+          </w:tcPr>
+          <w:p>
+            <w:pPr>
+              <w:spacing w:before="60" w:after="60" w:line="252" w:lineRule="auto"/>
+              <w:jc w:val="left"/>
+            </w:pPr>
+            <w:r/>
+            <w:r>
+              <w:rPr>
+                <w:b/>
+              </w:rPr>
+              <w:t>Wed 30/09</w:t>
+            </w:r>
+          </w:p>
+        </w:tc>
+        <w:tc>
+          <w:tcPr>
+            <w:tcW w:type="dxa" w:w="864"/>
+            <w:shd w:fill="F8FAFC"/>
+            <w:tcMar>
+              <w:top w:w="100" w:type="dxa"/>
+              <w:bottom w:w="100" w:type="dxa"/>
+              <w:left w:w="120" w:type="dxa"/>
+              <w:right w:w="120" w:type="dxa"/>
+            </w:tcMar>
+            <w:tcBorders>
+              <w:top w:val="single" w:sz="4" w:space="0" w:color="CCCCCC"/>
+              <w:bottom w:val="single" w:sz="4" w:space="0" w:color="CCCCCC"/>
+              <w:left w:val="single" w:sz="4" w:space="0" w:color="CCCCCC"/>
+              <w:right w:val="single" w:sz="4" w:space="0" w:color="CCCCCC"/>
+            </w:tcBorders>
+          </w:tcPr>
+          <w:p>
+            <w:pPr>
+              <w:spacing w:before="60" w:after="60" w:line="252" w:lineRule="auto"/>
+              <w:jc w:val="left"/>
+            </w:pPr>
+            <w:r/>
+            <w:r>
+              <w:t>NY Open 21-23</w:t>
+            </w:r>
+          </w:p>
+        </w:tc>
+        <w:tc>
+          <w:tcPr>
+            <w:tcW w:type="dxa" w:w="1440"/>
+            <w:shd w:fill="F8FAFC"/>
+            <w:tcMar>
+              <w:top w:w="100" w:type="dxa"/>
+              <w:bottom w:w="100" w:type="dxa"/>
+              <w:left w:w="120" w:type="dxa"/>
+              <w:right w:w="120" w:type="dxa"/>
+            </w:tcMar>
+            <w:tcBorders>
+              <w:top w:val="single" w:sz="4" w:space="0" w:color="CCCCCC"/>
+              <w:bottom w:val="single" w:sz="4" w:space="0" w:color="CCCCCC"/>
+              <w:left w:val="single" w:sz="4" w:space="0" w:color="CCCCCC"/>
+              <w:right w:val="single" w:sz="4" w:space="0" w:color="CCCCCC"/>
+            </w:tcBorders>
+          </w:tcPr>
+          <w:p>
+            <w:pPr>
+              <w:spacing w:before="60" w:after="60" w:line="252" w:lineRule="auto"/>
+              <w:jc w:val="left"/>
+            </w:pPr>
+            <w:r/>
+            <w:r>
+              <w:t>711.75</w:t>
+            </w:r>
+          </w:p>
+        </w:tc>
+        <w:tc>
+          <w:tcPr>
+            <w:tcW w:type="dxa" w:w="2016"/>
+            <w:shd w:fill="F8FAFC"/>
+            <w:tcMar>
+              <w:top w:w="100" w:type="dxa"/>
+              <w:bottom w:w="100" w:type="dxa"/>
+              <w:left w:w="120" w:type="dxa"/>
+              <w:right w:w="120" w:type="dxa"/>
+            </w:tcMar>
+            <w:tcBorders>
+              <w:top w:val="single" w:sz="4" w:space="0" w:color="CCCCCC"/>
+              <w:bottom w:val="single" w:sz="4" w:space="0" w:color="CCCCCC"/>
+              <w:left w:val="single" w:sz="4" w:space="0" w:color="CCCCCC"/>
+              <w:right w:val="single" w:sz="4" w:space="0" w:color="CCCCCC"/>
+            </w:tcBorders>
+          </w:tcPr>
+          <w:p>
+            <w:pPr>
+              <w:spacing w:before="60" w:after="60" w:line="252" w:lineRule="auto"/>
+              <w:jc w:val="left"/>
+            </w:pPr>
+            <w:r/>
+            <w:r>
+              <w:t>724.00</w:t>
+            </w:r>
+          </w:p>
+        </w:tc>
+        <w:tc>
+          <w:tcPr>
+            <w:tcW w:type="dxa" w:w="1152"/>
+            <w:shd w:fill="F8FAFC"/>
+            <w:tcMar>
+              <w:top w:w="100" w:type="dxa"/>
+              <w:bottom w:w="100" w:type="dxa"/>
+              <w:left w:w="120" w:type="dxa"/>
+              <w:right w:w="120" w:type="dxa"/>
+            </w:tcMar>
+            <w:tcBorders>
+              <w:top w:val="single" w:sz="4" w:space="0" w:color="CCCCCC"/>
+              <w:bottom w:val="single" w:sz="4" w:space="0" w:color="CCCCCC"/>
+              <w:left w:val="single" w:sz="4" w:space="0" w:color="CCCCCC"/>
+              <w:right w:val="single" w:sz="4" w:space="0" w:color="CCCCCC"/>
+            </w:tcBorders>
+          </w:tcPr>
+          <w:p>
+            <w:pPr>
+              <w:spacing w:before="60" w:after="60" w:line="252" w:lineRule="auto"/>
+              <w:jc w:val="left"/>
+            </w:pPr>
+            <w:r/>
+            <w:r>
+              <w:t>697.50</w:t>
+            </w:r>
+          </w:p>
+        </w:tc>
+        <w:tc>
+          <w:tcPr>
+            <w:tcW w:type="dxa" w:w="1728"/>
+            <w:shd w:fill="F8FAFC"/>
+            <w:tcMar>
+              <w:top w:w="100" w:type="dxa"/>
+              <w:bottom w:w="100" w:type="dxa"/>
+              <w:left w:w="120" w:type="dxa"/>
+              <w:right w:w="120" w:type="dxa"/>
+            </w:tcMar>
+            <w:tcBorders>
+              <w:top w:val="single" w:sz="4" w:space="0" w:color="CCCCCC"/>
+              <w:bottom w:val="single" w:sz="4" w:space="0" w:color="CCCCCC"/>
+              <w:left w:val="single" w:sz="4" w:space="0" w:color="CCCCCC"/>
+              <w:right w:val="single" w:sz="4" w:space="0" w:color="CCCCCC"/>
+            </w:tcBorders>
+          </w:tcPr>
+          <w:p>
+            <w:pPr>
+              <w:spacing w:before="60" w:after="60" w:line="252" w:lineRule="auto"/>
+              <w:jc w:val="left"/>
+            </w:pPr>
+            <w:r/>
+            <w:r>
+              <w:rPr>
+                <w:b/>
+              </w:rPr>
+              <w:t>710.25</w:t>
+            </w:r>
+          </w:p>
+        </w:tc>
+        <w:tc>
+          <w:tcPr>
+            <w:tcW w:type="dxa" w:w="3456"/>
+            <w:shd w:fill="F8FAFC"/>
+            <w:tcMar>
+              <w:top w:w="100" w:type="dxa"/>
+              <w:bottom w:w="100" w:type="dxa"/>
+              <w:left w:w="120" w:type="dxa"/>
+              <w:right w:w="120" w:type="dxa"/>
+            </w:tcMar>
+            <w:tcBorders>
+              <w:top w:val="single" w:sz="4" w:space="0" w:color="CCCCCC"/>
+              <w:bottom w:val="single" w:sz="4" w:space="0" w:color="CCCCCC"/>
+              <w:left w:val="single" w:sz="4" w:space="0" w:color="CCCCCC"/>
+              <w:right w:val="single" w:sz="4" w:space="0" w:color="CCCCCC"/>
+            </w:tcBorders>
+          </w:tcPr>
+          <w:p>
+            <w:pPr>
+              <w:spacing w:before="60" w:after="60" w:line="252" w:lineRule="auto"/>
+              <w:jc w:val="left"/>
+            </w:pPr>
+            <w:r/>
+            <w:r>
+              <w:rPr>
+                <w:b/>
+              </w:rPr>
+              <w:t>-1.50</w:t>
+            </w:r>
+          </w:p>
+        </w:tc>
+        <w:tc>
+          <w:tcPr>
+            <w:tcW w:type="dxa" w:w="1440"/>
+            <w:shd w:fill="F8FAFC"/>
+            <w:tcMar>
+              <w:top w:w="100" w:type="dxa"/>
+              <w:bottom w:w="100" w:type="dxa"/>
+              <w:left w:w="120" w:type="dxa"/>
+              <w:right w:w="120" w:type="dxa"/>
+            </w:tcMar>
+            <w:tcBorders>
+              <w:top w:val="single" w:sz="4" w:space="0" w:color="CCCCCC"/>
+              <w:bottom w:val="single" w:sz="4" w:space="0" w:color="CCCCCC"/>
+              <w:left w:val="single" w:sz="4" w:space="0" w:color="CCCCCC"/>
+              <w:right w:val="single" w:sz="4" w:space="0" w:color="CCCCCC"/>
+            </w:tcBorders>
+          </w:tcPr>
+          <w:p>
+            <w:pPr>
+              <w:spacing w:before="60" w:after="60" w:line="252" w:lineRule="auto"/>
+              <w:jc w:val="left"/>
+            </w:pPr>
+            <w:r/>
+            <w:r>
+              <w:t>BEAR</w:t>
+            </w:r>
+          </w:p>
+        </w:tc>
+      </w:tr>
+      <w:tr>
+        <w:tc>
+          <w:tcPr>
+            <w:tcW w:type="dxa" w:w="1584"/>
+            <w:shd w:fill="FFFFFF"/>
+            <w:tcMar>
+              <w:top w:w="100" w:type="dxa"/>
+              <w:bottom w:w="100" w:type="dxa"/>
+              <w:left w:w="120" w:type="dxa"/>
+              <w:right w:w="120" w:type="dxa"/>
+            </w:tcMar>
+            <w:tcBorders>
+              <w:top w:val="single" w:sz="4" w:space="0" w:color="CCCCCC"/>
+              <w:bottom w:val="single" w:sz="4" w:space="0" w:color="CCCCCC"/>
+              <w:left w:val="single" w:sz="4" w:space="0" w:color="CCCCCC"/>
+              <w:right w:val="single" w:sz="4" w:space="0" w:color="CCCCCC"/>
+            </w:tcBorders>
+          </w:tcPr>
+          <w:p>
+            <w:pPr>
+              <w:spacing w:before="60" w:after="60" w:line="252" w:lineRule="auto"/>
+              <w:jc w:val="left"/>
+            </w:pPr>
+            <w:r/>
+            <w:r>
+              <w:rPr>
+                <w:b/>
+              </w:rPr>
+              <w:t>Wed 30/09</w:t>
+            </w:r>
+          </w:p>
+        </w:tc>
+        <w:tc>
+          <w:tcPr>
+            <w:tcW w:type="dxa" w:w="864"/>
+            <w:shd w:fill="FFFFFF"/>
+            <w:tcMar>
+              <w:top w:w="100" w:type="dxa"/>
+              <w:bottom w:w="100" w:type="dxa"/>
+              <w:left w:w="120" w:type="dxa"/>
+              <w:right w:w="120" w:type="dxa"/>
+            </w:tcMar>
+            <w:tcBorders>
+              <w:top w:val="single" w:sz="4" w:space="0" w:color="CCCCCC"/>
+              <w:bottom w:val="single" w:sz="4" w:space="0" w:color="CCCCCC"/>
+              <w:left w:val="single" w:sz="4" w:space="0" w:color="CCCCCC"/>
+              <w:right w:val="single" w:sz="4" w:space="0" w:color="CCCCCC"/>
+            </w:tcBorders>
+          </w:tcPr>
+          <w:p>
+            <w:pPr>
+              <w:spacing w:before="60" w:after="60" w:line="252" w:lineRule="auto"/>
+              <w:jc w:val="left"/>
+            </w:pPr>
+            <w:r/>
+            <w:r>
+              <w:t>NY Close 23-01</w:t>
+            </w:r>
+          </w:p>
+        </w:tc>
+        <w:tc>
+          <w:tcPr>
+            <w:tcW w:type="dxa" w:w="1440"/>
+            <w:shd w:fill="FFFFFF"/>
+            <w:tcMar>
+              <w:top w:w="100" w:type="dxa"/>
+              <w:bottom w:w="100" w:type="dxa"/>
+              <w:left w:w="120" w:type="dxa"/>
+              <w:right w:w="120" w:type="dxa"/>
+            </w:tcMar>
+            <w:tcBorders>
+              <w:top w:val="single" w:sz="4" w:space="0" w:color="CCCCCC"/>
+              <w:bottom w:val="single" w:sz="4" w:space="0" w:color="CCCCCC"/>
+              <w:left w:val="single" w:sz="4" w:space="0" w:color="CCCCCC"/>
+              <w:right w:val="single" w:sz="4" w:space="0" w:color="CCCCCC"/>
+            </w:tcBorders>
+          </w:tcPr>
+          <w:p>
+            <w:pPr>
+              <w:spacing w:before="60" w:after="60" w:line="252" w:lineRule="auto"/>
+              <w:jc w:val="left"/>
+            </w:pPr>
+            <w:r/>
+            <w:r>
+              <w:t>710.25</w:t>
+            </w:r>
+          </w:p>
+        </w:tc>
+        <w:tc>
+          <w:tcPr>
+            <w:tcW w:type="dxa" w:w="2016"/>
+            <w:shd w:fill="FFFFFF"/>
+            <w:tcMar>
+              <w:top w:w="100" w:type="dxa"/>
+              <w:bottom w:w="100" w:type="dxa"/>
+              <w:left w:w="120" w:type="dxa"/>
+              <w:right w:w="120" w:type="dxa"/>
+            </w:tcMar>
+            <w:tcBorders>
+              <w:top w:val="single" w:sz="4" w:space="0" w:color="CCCCCC"/>
+              <w:bottom w:val="single" w:sz="4" w:space="0" w:color="CCCCCC"/>
+              <w:left w:val="single" w:sz="4" w:space="0" w:color="CCCCCC"/>
+              <w:right w:val="single" w:sz="4" w:space="0" w:color="CCCCCC"/>
+            </w:tcBorders>
+          </w:tcPr>
+          <w:p>
+            <w:pPr>
+              <w:spacing w:before="60" w:after="60" w:line="252" w:lineRule="auto"/>
+              <w:jc w:val="left"/>
+            </w:pPr>
+            <w:r/>
+            <w:r>
+              <w:t>717.25</w:t>
+            </w:r>
+          </w:p>
+        </w:tc>
+        <w:tc>
+          <w:tcPr>
+            <w:tcW w:type="dxa" w:w="1152"/>
+            <w:shd w:fill="FFFFFF"/>
+            <w:tcMar>
+              <w:top w:w="100" w:type="dxa"/>
+              <w:bottom w:w="100" w:type="dxa"/>
+              <w:left w:w="120" w:type="dxa"/>
+              <w:right w:w="120" w:type="dxa"/>
+            </w:tcMar>
+            <w:tcBorders>
+              <w:top w:val="single" w:sz="4" w:space="0" w:color="CCCCCC"/>
+              <w:bottom w:val="single" w:sz="4" w:space="0" w:color="CCCCCC"/>
+              <w:left w:val="single" w:sz="4" w:space="0" w:color="CCCCCC"/>
+              <w:right w:val="single" w:sz="4" w:space="0" w:color="CCCCCC"/>
+            </w:tcBorders>
+          </w:tcPr>
+          <w:p>
+            <w:pPr>
+              <w:spacing w:before="60" w:after="60" w:line="252" w:lineRule="auto"/>
+              <w:jc w:val="left"/>
+            </w:pPr>
+            <w:r/>
+            <w:r>
+              <w:t>700.75</w:t>
+            </w:r>
+          </w:p>
+        </w:tc>
+        <w:tc>
+          <w:tcPr>
+            <w:tcW w:type="dxa" w:w="1728"/>
+            <w:shd w:fill="FFFFFF"/>
+            <w:tcMar>
+              <w:top w:w="100" w:type="dxa"/>
+              <w:bottom w:w="100" w:type="dxa"/>
+              <w:left w:w="120" w:type="dxa"/>
+              <w:right w:w="120" w:type="dxa"/>
+            </w:tcMar>
+            <w:tcBorders>
+              <w:top w:val="single" w:sz="4" w:space="0" w:color="CCCCCC"/>
+              <w:bottom w:val="single" w:sz="4" w:space="0" w:color="CCCCCC"/>
+              <w:left w:val="single" w:sz="4" w:space="0" w:color="CCCCCC"/>
+              <w:right w:val="single" w:sz="4" w:space="0" w:color="CCCCCC"/>
+            </w:tcBorders>
+          </w:tcPr>
+          <w:p>
+            <w:pPr>
+              <w:spacing w:before="60" w:after="60" w:line="252" w:lineRule="auto"/>
+              <w:jc w:val="left"/>
+            </w:pPr>
+            <w:r/>
+            <w:r>
+              <w:rPr>
+                <w:b/>
+              </w:rPr>
+              <w:t>710.75</w:t>
+            </w:r>
+          </w:p>
+        </w:tc>
+        <w:tc>
+          <w:tcPr>
+            <w:tcW w:type="dxa" w:w="3456"/>
+            <w:shd w:fill="FFFFFF"/>
+            <w:tcMar>
+              <w:top w:w="100" w:type="dxa"/>
+              <w:bottom w:w="100" w:type="dxa"/>
+              <w:left w:w="120" w:type="dxa"/>
+              <w:right w:w="120" w:type="dxa"/>
+            </w:tcMar>
+            <w:tcBorders>
+              <w:top w:val="single" w:sz="4" w:space="0" w:color="CCCCCC"/>
+              <w:bottom w:val="single" w:sz="4" w:space="0" w:color="CCCCCC"/>
+              <w:left w:val="single" w:sz="4" w:space="0" w:color="CCCCCC"/>
+              <w:right w:val="single" w:sz="4" w:space="0" w:color="CCCCCC"/>
+            </w:tcBorders>
+          </w:tcPr>
+          <w:p>
+            <w:pPr>
+              <w:spacing w:before="60" w:after="60" w:line="252" w:lineRule="auto"/>
+              <w:jc w:val="left"/>
+            </w:pPr>
+            <w:r/>
+            <w:r>
+              <w:rPr>
+                <w:b/>
+              </w:rPr>
+              <w:t>+0.50</w:t>
+            </w:r>
+          </w:p>
+        </w:tc>
+        <w:tc>
+          <w:tcPr>
+            <w:tcW w:type="dxa" w:w="1440"/>
+            <w:shd w:fill="FFFFFF"/>
+            <w:tcMar>
+              <w:top w:w="100" w:type="dxa"/>
+              <w:bottom w:w="100" w:type="dxa"/>
+              <w:left w:w="120" w:type="dxa"/>
+              <w:right w:w="120" w:type="dxa"/>
+            </w:tcMar>
+            <w:tcBorders>
+              <w:top w:val="single" w:sz="4" w:space="0" w:color="CCCCCC"/>
+              <w:bottom w:val="single" w:sz="4" w:space="0" w:color="CCCCCC"/>
+              <w:left w:val="single" w:sz="4" w:space="0" w:color="CCCCCC"/>
+              <w:right w:val="single" w:sz="4" w:space="0" w:color="CCCCCC"/>
+            </w:tcBorders>
+          </w:tcPr>
+          <w:p>
+            <w:pPr>
+              <w:spacing w:before="60" w:after="60" w:line="252" w:lineRule="auto"/>
+              <w:jc w:val="left"/>
+            </w:pPr>
+            <w:r/>
+            <w:r>
+              <w:t>BULL</w:t>
+            </w:r>
+          </w:p>
+        </w:tc>
+      </w:tr>
+      <w:tr>
+        <w:tc>
+          <w:tcPr>
+            <w:tcW w:type="dxa" w:w="1584"/>
+            <w:shd w:fill="F8FAFC"/>
+            <w:tcMar>
+              <w:top w:w="100" w:type="dxa"/>
+              <w:bottom w:w="100" w:type="dxa"/>
+              <w:left w:w="120" w:type="dxa"/>
+              <w:right w:w="120" w:type="dxa"/>
+            </w:tcMar>
+            <w:tcBorders>
+              <w:top w:val="single" w:sz="4" w:space="0" w:color="CCCCCC"/>
+              <w:bottom w:val="single" w:sz="4" w:space="0" w:color="CCCCCC"/>
+              <w:left w:val="single" w:sz="4" w:space="0" w:color="CCCCCC"/>
+              <w:right w:val="single" w:sz="4" w:space="0" w:color="CCCCCC"/>
+            </w:tcBorders>
+          </w:tcPr>
+          <w:p>
+            <w:pPr>
+              <w:spacing w:before="60" w:after="60" w:line="252" w:lineRule="auto"/>
+              <w:jc w:val="left"/>
+            </w:pPr>
+            <w:r/>
+            <w:r>
+              <w:rPr>
+                <w:b/>
+              </w:rPr>
+              <w:t>Thu 01/10</w:t>
+            </w:r>
+          </w:p>
+        </w:tc>
+        <w:tc>
+          <w:tcPr>
+            <w:tcW w:type="dxa" w:w="864"/>
+            <w:shd w:fill="F8FAFC"/>
+            <w:tcMar>
+              <w:top w:w="100" w:type="dxa"/>
+              <w:bottom w:w="100" w:type="dxa"/>
+              <w:left w:w="120" w:type="dxa"/>
+              <w:right w:w="120" w:type="dxa"/>
+            </w:tcMar>
+            <w:tcBorders>
+              <w:top w:val="single" w:sz="4" w:space="0" w:color="CCCCCC"/>
+              <w:bottom w:val="single" w:sz="4" w:space="0" w:color="CCCCCC"/>
+              <w:left w:val="single" w:sz="4" w:space="0" w:color="CCCCCC"/>
+              <w:right w:val="single" w:sz="4" w:space="0" w:color="CCCCCC"/>
+            </w:tcBorders>
+          </w:tcPr>
+          <w:p>
+            <w:pPr>
+              <w:spacing w:before="60" w:after="60" w:line="252" w:lineRule="auto"/>
+              <w:jc w:val="left"/>
+            </w:pPr>
+            <w:r/>
+            <w:r>
+              <w:t>Asia 07-11</w:t>
+            </w:r>
+          </w:p>
+        </w:tc>
+        <w:tc>
+          <w:tcPr>
+            <w:tcW w:type="dxa" w:w="1440"/>
+            <w:shd w:fill="F8FAFC"/>
+            <w:tcMar>
+              <w:top w:w="100" w:type="dxa"/>
+              <w:bottom w:w="100" w:type="dxa"/>
+              <w:left w:w="120" w:type="dxa"/>
+              <w:right w:w="120" w:type="dxa"/>
+            </w:tcMar>
+            <w:tcBorders>
+              <w:top w:val="single" w:sz="4" w:space="0" w:color="CCCCCC"/>
+              <w:bottom w:val="single" w:sz="4" w:space="0" w:color="CCCCCC"/>
+              <w:left w:val="single" w:sz="4" w:space="0" w:color="CCCCCC"/>
+              <w:right w:val="single" w:sz="4" w:space="0" w:color="CCCCCC"/>
+            </w:tcBorders>
+          </w:tcPr>
+          <w:p>
+            <w:pPr>
+              <w:spacing w:before="60" w:after="60" w:line="252" w:lineRule="auto"/>
+              <w:jc w:val="left"/>
+            </w:pPr>
+            <w:r/>
+            <w:r>
+              <w:t>710.75</w:t>
+            </w:r>
+          </w:p>
+        </w:tc>
+        <w:tc>
+          <w:tcPr>
+            <w:tcW w:type="dxa" w:w="2016"/>
+            <w:shd w:fill="F8FAFC"/>
+            <w:tcMar>
+              <w:top w:w="100" w:type="dxa"/>
+              <w:bottom w:w="100" w:type="dxa"/>
+              <w:left w:w="120" w:type="dxa"/>
+              <w:right w:w="120" w:type="dxa"/>
+            </w:tcMar>
+            <w:tcBorders>
+              <w:top w:val="single" w:sz="4" w:space="0" w:color="CCCCCC"/>
+              <w:bottom w:val="single" w:sz="4" w:space="0" w:color="CCCCCC"/>
+              <w:left w:val="single" w:sz="4" w:space="0" w:color="CCCCCC"/>
+              <w:right w:val="single" w:sz="4" w:space="0" w:color="CCCCCC"/>
+            </w:tcBorders>
+          </w:tcPr>
+          <w:p>
+            <w:pPr>
+              <w:spacing w:before="60" w:after="60" w:line="252" w:lineRule="auto"/>
+              <w:jc w:val="left"/>
+            </w:pPr>
+            <w:r/>
+            <w:r>
+              <w:t>721.25</w:t>
+            </w:r>
+          </w:p>
+        </w:tc>
+        <w:tc>
+          <w:tcPr>
+            <w:tcW w:type="dxa" w:w="1152"/>
+            <w:shd w:fill="F8FAFC"/>
+            <w:tcMar>
+              <w:top w:w="100" w:type="dxa"/>
+              <w:bottom w:w="100" w:type="dxa"/>
+              <w:left w:w="120" w:type="dxa"/>
+              <w:right w:w="120" w:type="dxa"/>
+            </w:tcMar>
+            <w:tcBorders>
+              <w:top w:val="single" w:sz="4" w:space="0" w:color="CCCCCC"/>
+              <w:bottom w:val="single" w:sz="4" w:space="0" w:color="CCCCCC"/>
+              <w:left w:val="single" w:sz="4" w:space="0" w:color="CCCCCC"/>
+              <w:right w:val="single" w:sz="4" w:space="0" w:color="CCCCCC"/>
+            </w:tcBorders>
+          </w:tcPr>
+          <w:p>
+            <w:pPr>
+              <w:spacing w:before="60" w:after="60" w:line="252" w:lineRule="auto"/>
+              <w:jc w:val="left"/>
+            </w:pPr>
+            <w:r/>
+            <w:r>
+              <w:t>703.50</w:t>
             </w:r>
           </w:p>
         </w:tc>
@@ -26806,7 +28686,7 @@
               <w:rPr>
                 <w:b/>
               </w:rPr>
-              <w:t>+2.00</w:t>
+              <w:t>-0.25</w:t>
             </w:r>
           </w:p>
         </w:tc>
@@ -26834,7 +28714,7 @@
             </w:pPr>
             <w:r/>
             <w:r>
-              <w:t>BULL</w:t>
+              <w:t>BEAR</w:t>
             </w:r>
           </w:p>
         </w:tc>
@@ -26867,7 +28747,7 @@
               <w:rPr>
                 <w:b/>
               </w:rPr>
-              <w:t>Tue 29/09</w:t>
+              <w:t>Thu 01/10</w:t>
             </w:r>
           </w:p>
         </w:tc>
@@ -26895,7 +28775,7 @@
             </w:pPr>
             <w:r/>
             <w:r>
-              <w:t>NY Close 23-01</w:t>
+              <w:t>Asia 11-15</w:t>
             </w:r>
           </w:p>
         </w:tc>
@@ -26951,7 +28831,7 @@
             </w:pPr>
             <w:r/>
             <w:r>
-              <w:t>717.00</w:t>
+              <w:t>720.25</w:t>
             </w:r>
           </w:p>
         </w:tc>
@@ -26979,7 +28859,7 @@
             </w:pPr>
             <w:r/>
             <w:r>
-              <w:t>703.75</w:t>
+              <w:t>700.75</w:t>
             </w:r>
           </w:p>
         </w:tc>
@@ -27010,7 +28890,7 @@
               <w:rPr>
                 <w:b/>
               </w:rPr>
-              <w:t>710.75</w:t>
+              <w:t>711.00</w:t>
             </w:r>
           </w:p>
         </w:tc>
@@ -27018,241 +28898,6 @@
           <w:tcPr>
             <w:tcW w:type="dxa" w:w="3456"/>
             <w:shd w:fill="FFFFFF"/>
-            <w:tcMar>
-              <w:top w:w="100" w:type="dxa"/>
-              <w:bottom w:w="100" w:type="dxa"/>
-              <w:left w:w="120" w:type="dxa"/>
-              <w:right w:w="120" w:type="dxa"/>
-            </w:tcMar>
-            <w:tcBorders>
-              <w:top w:val="single" w:sz="4" w:space="0" w:color="CCCCCC"/>
-              <w:bottom w:val="single" w:sz="4" w:space="0" w:color="CCCCCC"/>
-              <w:left w:val="single" w:sz="4" w:space="0" w:color="CCCCCC"/>
-              <w:right w:val="single" w:sz="4" w:space="0" w:color="CCCCCC"/>
-            </w:tcBorders>
-          </w:tcPr>
-          <w:p>
-            <w:pPr>
-              <w:spacing w:before="60" w:after="60" w:line="252" w:lineRule="auto"/>
-              <w:jc w:val="left"/>
-            </w:pPr>
-            <w:r/>
-            <w:r>
-              <w:rPr>
-                <w:b/>
-              </w:rPr>
-              <w:t>+0.25</w:t>
-            </w:r>
-          </w:p>
-        </w:tc>
-        <w:tc>
-          <w:tcPr>
-            <w:tcW w:type="dxa" w:w="1440"/>
-            <w:shd w:fill="FFFFFF"/>
-            <w:tcMar>
-              <w:top w:w="100" w:type="dxa"/>
-              <w:bottom w:w="100" w:type="dxa"/>
-              <w:left w:w="120" w:type="dxa"/>
-              <w:right w:w="120" w:type="dxa"/>
-            </w:tcMar>
-            <w:tcBorders>
-              <w:top w:val="single" w:sz="4" w:space="0" w:color="CCCCCC"/>
-              <w:bottom w:val="single" w:sz="4" w:space="0" w:color="CCCCCC"/>
-              <w:left w:val="single" w:sz="4" w:space="0" w:color="CCCCCC"/>
-              <w:right w:val="single" w:sz="4" w:space="0" w:color="CCCCCC"/>
-            </w:tcBorders>
-          </w:tcPr>
-          <w:p>
-            <w:pPr>
-              <w:spacing w:before="60" w:after="60" w:line="252" w:lineRule="auto"/>
-              <w:jc w:val="left"/>
-            </w:pPr>
-            <w:r/>
-            <w:r>
-              <w:t>BULL</w:t>
-            </w:r>
-          </w:p>
-        </w:tc>
-      </w:tr>
-      <w:tr>
-        <w:tc>
-          <w:tcPr>
-            <w:tcW w:type="dxa" w:w="1584"/>
-            <w:shd w:fill="F8FAFC"/>
-            <w:tcMar>
-              <w:top w:w="100" w:type="dxa"/>
-              <w:bottom w:w="100" w:type="dxa"/>
-              <w:left w:w="120" w:type="dxa"/>
-              <w:right w:w="120" w:type="dxa"/>
-            </w:tcMar>
-            <w:tcBorders>
-              <w:top w:val="single" w:sz="4" w:space="0" w:color="CCCCCC"/>
-              <w:bottom w:val="single" w:sz="4" w:space="0" w:color="CCCCCC"/>
-              <w:left w:val="single" w:sz="4" w:space="0" w:color="CCCCCC"/>
-              <w:right w:val="single" w:sz="4" w:space="0" w:color="CCCCCC"/>
-            </w:tcBorders>
-          </w:tcPr>
-          <w:p>
-            <w:pPr>
-              <w:spacing w:before="60" w:after="60" w:line="252" w:lineRule="auto"/>
-              <w:jc w:val="left"/>
-            </w:pPr>
-            <w:r/>
-            <w:r>
-              <w:rPr>
-                <w:b/>
-              </w:rPr>
-              <w:t>Wed 30/09</w:t>
-            </w:r>
-          </w:p>
-        </w:tc>
-        <w:tc>
-          <w:tcPr>
-            <w:tcW w:type="dxa" w:w="864"/>
-            <w:shd w:fill="F8FAFC"/>
-            <w:tcMar>
-              <w:top w:w="100" w:type="dxa"/>
-              <w:bottom w:w="100" w:type="dxa"/>
-              <w:left w:w="120" w:type="dxa"/>
-              <w:right w:w="120" w:type="dxa"/>
-            </w:tcMar>
-            <w:tcBorders>
-              <w:top w:val="single" w:sz="4" w:space="0" w:color="CCCCCC"/>
-              <w:bottom w:val="single" w:sz="4" w:space="0" w:color="CCCCCC"/>
-              <w:left w:val="single" w:sz="4" w:space="0" w:color="CCCCCC"/>
-              <w:right w:val="single" w:sz="4" w:space="0" w:color="CCCCCC"/>
-            </w:tcBorders>
-          </w:tcPr>
-          <w:p>
-            <w:pPr>
-              <w:spacing w:before="60" w:after="60" w:line="252" w:lineRule="auto"/>
-              <w:jc w:val="left"/>
-            </w:pPr>
-            <w:r/>
-            <w:r>
-              <w:t>Asia 07-11</w:t>
-            </w:r>
-          </w:p>
-        </w:tc>
-        <w:tc>
-          <w:tcPr>
-            <w:tcW w:type="dxa" w:w="1440"/>
-            <w:shd w:fill="F8FAFC"/>
-            <w:tcMar>
-              <w:top w:w="100" w:type="dxa"/>
-              <w:bottom w:w="100" w:type="dxa"/>
-              <w:left w:w="120" w:type="dxa"/>
-              <w:right w:w="120" w:type="dxa"/>
-            </w:tcMar>
-            <w:tcBorders>
-              <w:top w:val="single" w:sz="4" w:space="0" w:color="CCCCCC"/>
-              <w:bottom w:val="single" w:sz="4" w:space="0" w:color="CCCCCC"/>
-              <w:left w:val="single" w:sz="4" w:space="0" w:color="CCCCCC"/>
-              <w:right w:val="single" w:sz="4" w:space="0" w:color="CCCCCC"/>
-            </w:tcBorders>
-          </w:tcPr>
-          <w:p>
-            <w:pPr>
-              <w:spacing w:before="60" w:after="60" w:line="252" w:lineRule="auto"/>
-              <w:jc w:val="left"/>
-            </w:pPr>
-            <w:r/>
-            <w:r>
-              <w:t>710.75</w:t>
-            </w:r>
-          </w:p>
-        </w:tc>
-        <w:tc>
-          <w:tcPr>
-            <w:tcW w:type="dxa" w:w="2016"/>
-            <w:shd w:fill="F8FAFC"/>
-            <w:tcMar>
-              <w:top w:w="100" w:type="dxa"/>
-              <w:bottom w:w="100" w:type="dxa"/>
-              <w:left w:w="120" w:type="dxa"/>
-              <w:right w:w="120" w:type="dxa"/>
-            </w:tcMar>
-            <w:tcBorders>
-              <w:top w:val="single" w:sz="4" w:space="0" w:color="CCCCCC"/>
-              <w:bottom w:val="single" w:sz="4" w:space="0" w:color="CCCCCC"/>
-              <w:left w:val="single" w:sz="4" w:space="0" w:color="CCCCCC"/>
-              <w:right w:val="single" w:sz="4" w:space="0" w:color="CCCCCC"/>
-            </w:tcBorders>
-          </w:tcPr>
-          <w:p>
-            <w:pPr>
-              <w:spacing w:before="60" w:after="60" w:line="252" w:lineRule="auto"/>
-              <w:jc w:val="left"/>
-            </w:pPr>
-            <w:r/>
-            <w:r>
-              <w:t>721.00</w:t>
-            </w:r>
-          </w:p>
-        </w:tc>
-        <w:tc>
-          <w:tcPr>
-            <w:tcW w:type="dxa" w:w="1152"/>
-            <w:shd w:fill="F8FAFC"/>
-            <w:tcMar>
-              <w:top w:w="100" w:type="dxa"/>
-              <w:bottom w:w="100" w:type="dxa"/>
-              <w:left w:w="120" w:type="dxa"/>
-              <w:right w:w="120" w:type="dxa"/>
-            </w:tcMar>
-            <w:tcBorders>
-              <w:top w:val="single" w:sz="4" w:space="0" w:color="CCCCCC"/>
-              <w:bottom w:val="single" w:sz="4" w:space="0" w:color="CCCCCC"/>
-              <w:left w:val="single" w:sz="4" w:space="0" w:color="CCCCCC"/>
-              <w:right w:val="single" w:sz="4" w:space="0" w:color="CCCCCC"/>
-            </w:tcBorders>
-          </w:tcPr>
-          <w:p>
-            <w:pPr>
-              <w:spacing w:before="60" w:after="60" w:line="252" w:lineRule="auto"/>
-              <w:jc w:val="left"/>
-            </w:pPr>
-            <w:r/>
-            <w:r>
-              <w:t>702.75</w:t>
-            </w:r>
-          </w:p>
-        </w:tc>
-        <w:tc>
-          <w:tcPr>
-            <w:tcW w:type="dxa" w:w="1728"/>
-            <w:shd w:fill="F8FAFC"/>
-            <w:tcMar>
-              <w:top w:w="100" w:type="dxa"/>
-              <w:bottom w:w="100" w:type="dxa"/>
-              <w:left w:w="120" w:type="dxa"/>
-              <w:right w:w="120" w:type="dxa"/>
-            </w:tcMar>
-            <w:tcBorders>
-              <w:top w:val="single" w:sz="4" w:space="0" w:color="CCCCCC"/>
-              <w:bottom w:val="single" w:sz="4" w:space="0" w:color="CCCCCC"/>
-              <w:left w:val="single" w:sz="4" w:space="0" w:color="CCCCCC"/>
-              <w:right w:val="single" w:sz="4" w:space="0" w:color="CCCCCC"/>
-            </w:tcBorders>
-          </w:tcPr>
-          <w:p>
-            <w:pPr>
-              <w:spacing w:before="60" w:after="60" w:line="252" w:lineRule="auto"/>
-              <w:jc w:val="left"/>
-            </w:pPr>
-            <w:r/>
-            <w:r>
-              <w:rPr>
-                <w:b/>
-              </w:rPr>
-              <w:t>711.25</w:t>
-            </w:r>
-          </w:p>
-        </w:tc>
-        <w:tc>
-          <w:tcPr>
-            <w:tcW w:type="dxa" w:w="3456"/>
-            <w:shd w:fill="F8FAFC"/>
             <w:tcMar>
               <w:top w:w="100" w:type="dxa"/>
               <w:bottom w:w="100" w:type="dxa"/>
@@ -27283,7 +28928,7 @@
         <w:tc>
           <w:tcPr>
             <w:tcW w:type="dxa" w:w="1440"/>
-            <w:shd w:fill="F8FAFC"/>
+            <w:shd w:fill="FFFFFF"/>
             <w:tcMar>
               <w:top w:w="100" w:type="dxa"/>
               <w:bottom w:w="100" w:type="dxa"/>
@@ -27313,7 +28958,7 @@
         <w:tc>
           <w:tcPr>
             <w:tcW w:type="dxa" w:w="1584"/>
-            <w:shd w:fill="FFFFFF"/>
+            <w:shd w:fill="F8FAFC"/>
             <w:tcMar>
               <w:top w:w="100" w:type="dxa"/>
               <w:bottom w:w="100" w:type="dxa"/>
@@ -27337,126 +28982,126 @@
               <w:rPr>
                 <w:b/>
               </w:rPr>
-              <w:t>Wed 30/09</w:t>
+              <w:t>Thu 01/10</w:t>
             </w:r>
           </w:p>
         </w:tc>
         <w:tc>
           <w:tcPr>
             <w:tcW w:type="dxa" w:w="864"/>
-            <w:shd w:fill="FFFFFF"/>
-            <w:tcMar>
-              <w:top w:w="100" w:type="dxa"/>
-              <w:bottom w:w="100" w:type="dxa"/>
-              <w:left w:w="120" w:type="dxa"/>
-              <w:right w:w="120" w:type="dxa"/>
-            </w:tcMar>
-            <w:tcBorders>
-              <w:top w:val="single" w:sz="4" w:space="0" w:color="CCCCCC"/>
-              <w:bottom w:val="single" w:sz="4" w:space="0" w:color="CCCCCC"/>
-              <w:left w:val="single" w:sz="4" w:space="0" w:color="CCCCCC"/>
-              <w:right w:val="single" w:sz="4" w:space="0" w:color="CCCCCC"/>
-            </w:tcBorders>
-          </w:tcPr>
-          <w:p>
-            <w:pPr>
-              <w:spacing w:before="60" w:after="60" w:line="252" w:lineRule="auto"/>
-              <w:jc w:val="left"/>
-            </w:pPr>
-            <w:r/>
-            <w:r>
-              <w:t>Asia 11-15</w:t>
+            <w:shd w:fill="F8FAFC"/>
+            <w:tcMar>
+              <w:top w:w="100" w:type="dxa"/>
+              <w:bottom w:w="100" w:type="dxa"/>
+              <w:left w:w="120" w:type="dxa"/>
+              <w:right w:w="120" w:type="dxa"/>
+            </w:tcMar>
+            <w:tcBorders>
+              <w:top w:val="single" w:sz="4" w:space="0" w:color="CCCCCC"/>
+              <w:bottom w:val="single" w:sz="4" w:space="0" w:color="CCCCCC"/>
+              <w:left w:val="single" w:sz="4" w:space="0" w:color="CCCCCC"/>
+              <w:right w:val="single" w:sz="4" w:space="0" w:color="CCCCCC"/>
+            </w:tcBorders>
+          </w:tcPr>
+          <w:p>
+            <w:pPr>
+              <w:spacing w:before="60" w:after="60" w:line="252" w:lineRule="auto"/>
+              <w:jc w:val="left"/>
+            </w:pPr>
+            <w:r/>
+            <w:r>
+              <w:t>London 15-19</w:t>
             </w:r>
           </w:p>
         </w:tc>
         <w:tc>
           <w:tcPr>
             <w:tcW w:type="dxa" w:w="1440"/>
-            <w:shd w:fill="FFFFFF"/>
-            <w:tcMar>
-              <w:top w:w="100" w:type="dxa"/>
-              <w:bottom w:w="100" w:type="dxa"/>
-              <w:left w:w="120" w:type="dxa"/>
-              <w:right w:w="120" w:type="dxa"/>
-            </w:tcMar>
-            <w:tcBorders>
-              <w:top w:val="single" w:sz="4" w:space="0" w:color="CCCCCC"/>
-              <w:bottom w:val="single" w:sz="4" w:space="0" w:color="CCCCCC"/>
-              <w:left w:val="single" w:sz="4" w:space="0" w:color="CCCCCC"/>
-              <w:right w:val="single" w:sz="4" w:space="0" w:color="CCCCCC"/>
-            </w:tcBorders>
-          </w:tcPr>
-          <w:p>
-            <w:pPr>
-              <w:spacing w:before="60" w:after="60" w:line="252" w:lineRule="auto"/>
-              <w:jc w:val="left"/>
-            </w:pPr>
-            <w:r/>
-            <w:r>
-              <w:t>711.25</w:t>
+            <w:shd w:fill="F8FAFC"/>
+            <w:tcMar>
+              <w:top w:w="100" w:type="dxa"/>
+              <w:bottom w:w="100" w:type="dxa"/>
+              <w:left w:w="120" w:type="dxa"/>
+              <w:right w:w="120" w:type="dxa"/>
+            </w:tcMar>
+            <w:tcBorders>
+              <w:top w:val="single" w:sz="4" w:space="0" w:color="CCCCCC"/>
+              <w:bottom w:val="single" w:sz="4" w:space="0" w:color="CCCCCC"/>
+              <w:left w:val="single" w:sz="4" w:space="0" w:color="CCCCCC"/>
+              <w:right w:val="single" w:sz="4" w:space="0" w:color="CCCCCC"/>
+            </w:tcBorders>
+          </w:tcPr>
+          <w:p>
+            <w:pPr>
+              <w:spacing w:before="60" w:after="60" w:line="252" w:lineRule="auto"/>
+              <w:jc w:val="left"/>
+            </w:pPr>
+            <w:r/>
+            <w:r>
+              <w:t>711.00</w:t>
             </w:r>
           </w:p>
         </w:tc>
         <w:tc>
           <w:tcPr>
             <w:tcW w:type="dxa" w:w="2016"/>
-            <w:shd w:fill="FFFFFF"/>
-            <w:tcMar>
-              <w:top w:w="100" w:type="dxa"/>
-              <w:bottom w:w="100" w:type="dxa"/>
-              <w:left w:w="120" w:type="dxa"/>
-              <w:right w:w="120" w:type="dxa"/>
-            </w:tcMar>
-            <w:tcBorders>
-              <w:top w:val="single" w:sz="4" w:space="0" w:color="CCCCCC"/>
-              <w:bottom w:val="single" w:sz="4" w:space="0" w:color="CCCCCC"/>
-              <w:left w:val="single" w:sz="4" w:space="0" w:color="CCCCCC"/>
-              <w:right w:val="single" w:sz="4" w:space="0" w:color="CCCCCC"/>
-            </w:tcBorders>
-          </w:tcPr>
-          <w:p>
-            <w:pPr>
-              <w:spacing w:before="60" w:after="60" w:line="252" w:lineRule="auto"/>
-              <w:jc w:val="left"/>
-            </w:pPr>
-            <w:r/>
-            <w:r>
-              <w:t>718.25</w:t>
+            <w:shd w:fill="F8FAFC"/>
+            <w:tcMar>
+              <w:top w:w="100" w:type="dxa"/>
+              <w:bottom w:w="100" w:type="dxa"/>
+              <w:left w:w="120" w:type="dxa"/>
+              <w:right w:w="120" w:type="dxa"/>
+            </w:tcMar>
+            <w:tcBorders>
+              <w:top w:val="single" w:sz="4" w:space="0" w:color="CCCCCC"/>
+              <w:bottom w:val="single" w:sz="4" w:space="0" w:color="CCCCCC"/>
+              <w:left w:val="single" w:sz="4" w:space="0" w:color="CCCCCC"/>
+              <w:right w:val="single" w:sz="4" w:space="0" w:color="CCCCCC"/>
+            </w:tcBorders>
+          </w:tcPr>
+          <w:p>
+            <w:pPr>
+              <w:spacing w:before="60" w:after="60" w:line="252" w:lineRule="auto"/>
+              <w:jc w:val="left"/>
+            </w:pPr>
+            <w:r/>
+            <w:r>
+              <w:t>721.75</w:t>
             </w:r>
           </w:p>
         </w:tc>
         <w:tc>
           <w:tcPr>
             <w:tcW w:type="dxa" w:w="1152"/>
-            <w:shd w:fill="FFFFFF"/>
-            <w:tcMar>
-              <w:top w:w="100" w:type="dxa"/>
-              <w:bottom w:w="100" w:type="dxa"/>
-              <w:left w:w="120" w:type="dxa"/>
-              <w:right w:w="120" w:type="dxa"/>
-            </w:tcMar>
-            <w:tcBorders>
-              <w:top w:val="single" w:sz="4" w:space="0" w:color="CCCCCC"/>
-              <w:bottom w:val="single" w:sz="4" w:space="0" w:color="CCCCCC"/>
-              <w:left w:val="single" w:sz="4" w:space="0" w:color="CCCCCC"/>
-              <w:right w:val="single" w:sz="4" w:space="0" w:color="CCCCCC"/>
-            </w:tcBorders>
-          </w:tcPr>
-          <w:p>
-            <w:pPr>
-              <w:spacing w:before="60" w:after="60" w:line="252" w:lineRule="auto"/>
-              <w:jc w:val="left"/>
-            </w:pPr>
-            <w:r/>
-            <w:r>
-              <w:t>705.25</w:t>
+            <w:shd w:fill="F8FAFC"/>
+            <w:tcMar>
+              <w:top w:w="100" w:type="dxa"/>
+              <w:bottom w:w="100" w:type="dxa"/>
+              <w:left w:w="120" w:type="dxa"/>
+              <w:right w:w="120" w:type="dxa"/>
+            </w:tcMar>
+            <w:tcBorders>
+              <w:top w:val="single" w:sz="4" w:space="0" w:color="CCCCCC"/>
+              <w:bottom w:val="single" w:sz="4" w:space="0" w:color="CCCCCC"/>
+              <w:left w:val="single" w:sz="4" w:space="0" w:color="CCCCCC"/>
+              <w:right w:val="single" w:sz="4" w:space="0" w:color="CCCCCC"/>
+            </w:tcBorders>
+          </w:tcPr>
+          <w:p>
+            <w:pPr>
+              <w:spacing w:before="60" w:after="60" w:line="252" w:lineRule="auto"/>
+              <w:jc w:val="left"/>
+            </w:pPr>
+            <w:r/>
+            <w:r>
+              <w:t>703.75</w:t>
             </w:r>
           </w:p>
         </w:tc>
         <w:tc>
           <w:tcPr>
             <w:tcW w:type="dxa" w:w="1728"/>
-            <w:shd w:fill="FFFFFF"/>
+            <w:shd w:fill="F8FAFC"/>
             <w:tcMar>
               <w:top w:w="100" w:type="dxa"/>
               <w:bottom w:w="100" w:type="dxa"/>
@@ -27480,7 +29125,242 @@
               <w:rPr>
                 <w:b/>
               </w:rPr>
-              <w:t>710.50</w:t>
+              <w:t>711.75</w:t>
+            </w:r>
+          </w:p>
+        </w:tc>
+        <w:tc>
+          <w:tcPr>
+            <w:tcW w:type="dxa" w:w="3456"/>
+            <w:shd w:fill="F8FAFC"/>
+            <w:tcMar>
+              <w:top w:w="100" w:type="dxa"/>
+              <w:bottom w:w="100" w:type="dxa"/>
+              <w:left w:w="120" w:type="dxa"/>
+              <w:right w:w="120" w:type="dxa"/>
+            </w:tcMar>
+            <w:tcBorders>
+              <w:top w:val="single" w:sz="4" w:space="0" w:color="CCCCCC"/>
+              <w:bottom w:val="single" w:sz="4" w:space="0" w:color="CCCCCC"/>
+              <w:left w:val="single" w:sz="4" w:space="0" w:color="CCCCCC"/>
+              <w:right w:val="single" w:sz="4" w:space="0" w:color="CCCCCC"/>
+            </w:tcBorders>
+          </w:tcPr>
+          <w:p>
+            <w:pPr>
+              <w:spacing w:before="60" w:after="60" w:line="252" w:lineRule="auto"/>
+              <w:jc w:val="left"/>
+            </w:pPr>
+            <w:r/>
+            <w:r>
+              <w:rPr>
+                <w:b/>
+              </w:rPr>
+              <w:t>+0.75</w:t>
+            </w:r>
+          </w:p>
+        </w:tc>
+        <w:tc>
+          <w:tcPr>
+            <w:tcW w:type="dxa" w:w="1440"/>
+            <w:shd w:fill="F8FAFC"/>
+            <w:tcMar>
+              <w:top w:w="100" w:type="dxa"/>
+              <w:bottom w:w="100" w:type="dxa"/>
+              <w:left w:w="120" w:type="dxa"/>
+              <w:right w:w="120" w:type="dxa"/>
+            </w:tcMar>
+            <w:tcBorders>
+              <w:top w:val="single" w:sz="4" w:space="0" w:color="CCCCCC"/>
+              <w:bottom w:val="single" w:sz="4" w:space="0" w:color="CCCCCC"/>
+              <w:left w:val="single" w:sz="4" w:space="0" w:color="CCCCCC"/>
+              <w:right w:val="single" w:sz="4" w:space="0" w:color="CCCCCC"/>
+            </w:tcBorders>
+          </w:tcPr>
+          <w:p>
+            <w:pPr>
+              <w:spacing w:before="60" w:after="60" w:line="252" w:lineRule="auto"/>
+              <w:jc w:val="left"/>
+            </w:pPr>
+            <w:r/>
+            <w:r>
+              <w:t>BULL</w:t>
+            </w:r>
+          </w:p>
+        </w:tc>
+      </w:tr>
+      <w:tr>
+        <w:tc>
+          <w:tcPr>
+            <w:tcW w:type="dxa" w:w="1584"/>
+            <w:shd w:fill="FFFFFF"/>
+            <w:tcMar>
+              <w:top w:w="100" w:type="dxa"/>
+              <w:bottom w:w="100" w:type="dxa"/>
+              <w:left w:w="120" w:type="dxa"/>
+              <w:right w:w="120" w:type="dxa"/>
+            </w:tcMar>
+            <w:tcBorders>
+              <w:top w:val="single" w:sz="4" w:space="0" w:color="CCCCCC"/>
+              <w:bottom w:val="single" w:sz="4" w:space="0" w:color="CCCCCC"/>
+              <w:left w:val="single" w:sz="4" w:space="0" w:color="CCCCCC"/>
+              <w:right w:val="single" w:sz="4" w:space="0" w:color="CCCCCC"/>
+            </w:tcBorders>
+          </w:tcPr>
+          <w:p>
+            <w:pPr>
+              <w:spacing w:before="60" w:after="60" w:line="252" w:lineRule="auto"/>
+              <w:jc w:val="left"/>
+            </w:pPr>
+            <w:r/>
+            <w:r>
+              <w:rPr>
+                <w:b/>
+              </w:rPr>
+              <w:t>Thu 01/10</w:t>
+            </w:r>
+          </w:p>
+        </w:tc>
+        <w:tc>
+          <w:tcPr>
+            <w:tcW w:type="dxa" w:w="864"/>
+            <w:shd w:fill="FFFFFF"/>
+            <w:tcMar>
+              <w:top w:w="100" w:type="dxa"/>
+              <w:bottom w:w="100" w:type="dxa"/>
+              <w:left w:w="120" w:type="dxa"/>
+              <w:right w:w="120" w:type="dxa"/>
+            </w:tcMar>
+            <w:tcBorders>
+              <w:top w:val="single" w:sz="4" w:space="0" w:color="CCCCCC"/>
+              <w:bottom w:val="single" w:sz="4" w:space="0" w:color="CCCCCC"/>
+              <w:left w:val="single" w:sz="4" w:space="0" w:color="CCCCCC"/>
+              <w:right w:val="single" w:sz="4" w:space="0" w:color="CCCCCC"/>
+            </w:tcBorders>
+          </w:tcPr>
+          <w:p>
+            <w:pPr>
+              <w:spacing w:before="60" w:after="60" w:line="252" w:lineRule="auto"/>
+              <w:jc w:val="left"/>
+            </w:pPr>
+            <w:r/>
+            <w:r>
+              <w:t>Pre-NY 19-21</w:t>
+            </w:r>
+          </w:p>
+        </w:tc>
+        <w:tc>
+          <w:tcPr>
+            <w:tcW w:type="dxa" w:w="1440"/>
+            <w:shd w:fill="FFFFFF"/>
+            <w:tcMar>
+              <w:top w:w="100" w:type="dxa"/>
+              <w:bottom w:w="100" w:type="dxa"/>
+              <w:left w:w="120" w:type="dxa"/>
+              <w:right w:w="120" w:type="dxa"/>
+            </w:tcMar>
+            <w:tcBorders>
+              <w:top w:val="single" w:sz="4" w:space="0" w:color="CCCCCC"/>
+              <w:bottom w:val="single" w:sz="4" w:space="0" w:color="CCCCCC"/>
+              <w:left w:val="single" w:sz="4" w:space="0" w:color="CCCCCC"/>
+              <w:right w:val="single" w:sz="4" w:space="0" w:color="CCCCCC"/>
+            </w:tcBorders>
+          </w:tcPr>
+          <w:p>
+            <w:pPr>
+              <w:spacing w:before="60" w:after="60" w:line="252" w:lineRule="auto"/>
+              <w:jc w:val="left"/>
+            </w:pPr>
+            <w:r/>
+            <w:r>
+              <w:t>711.75</w:t>
+            </w:r>
+          </w:p>
+        </w:tc>
+        <w:tc>
+          <w:tcPr>
+            <w:tcW w:type="dxa" w:w="2016"/>
+            <w:shd w:fill="FFFFFF"/>
+            <w:tcMar>
+              <w:top w:w="100" w:type="dxa"/>
+              <w:bottom w:w="100" w:type="dxa"/>
+              <w:left w:w="120" w:type="dxa"/>
+              <w:right w:w="120" w:type="dxa"/>
+            </w:tcMar>
+            <w:tcBorders>
+              <w:top w:val="single" w:sz="4" w:space="0" w:color="CCCCCC"/>
+              <w:bottom w:val="single" w:sz="4" w:space="0" w:color="CCCCCC"/>
+              <w:left w:val="single" w:sz="4" w:space="0" w:color="CCCCCC"/>
+              <w:right w:val="single" w:sz="4" w:space="0" w:color="CCCCCC"/>
+            </w:tcBorders>
+          </w:tcPr>
+          <w:p>
+            <w:pPr>
+              <w:spacing w:before="60" w:after="60" w:line="252" w:lineRule="auto"/>
+              <w:jc w:val="left"/>
+            </w:pPr>
+            <w:r/>
+            <w:r>
+              <w:t>718.25</w:t>
+            </w:r>
+          </w:p>
+        </w:tc>
+        <w:tc>
+          <w:tcPr>
+            <w:tcW w:type="dxa" w:w="1152"/>
+            <w:shd w:fill="FFFFFF"/>
+            <w:tcMar>
+              <w:top w:w="100" w:type="dxa"/>
+              <w:bottom w:w="100" w:type="dxa"/>
+              <w:left w:w="120" w:type="dxa"/>
+              <w:right w:w="120" w:type="dxa"/>
+            </w:tcMar>
+            <w:tcBorders>
+              <w:top w:val="single" w:sz="4" w:space="0" w:color="CCCCCC"/>
+              <w:bottom w:val="single" w:sz="4" w:space="0" w:color="CCCCCC"/>
+              <w:left w:val="single" w:sz="4" w:space="0" w:color="CCCCCC"/>
+              <w:right w:val="single" w:sz="4" w:space="0" w:color="CCCCCC"/>
+            </w:tcBorders>
+          </w:tcPr>
+          <w:p>
+            <w:pPr>
+              <w:spacing w:before="60" w:after="60" w:line="252" w:lineRule="auto"/>
+              <w:jc w:val="left"/>
+            </w:pPr>
+            <w:r/>
+            <w:r>
+              <w:t>703.25</w:t>
+            </w:r>
+          </w:p>
+        </w:tc>
+        <w:tc>
+          <w:tcPr>
+            <w:tcW w:type="dxa" w:w="1728"/>
+            <w:shd w:fill="FFFFFF"/>
+            <w:tcMar>
+              <w:top w:w="100" w:type="dxa"/>
+              <w:bottom w:w="100" w:type="dxa"/>
+              <w:left w:w="120" w:type="dxa"/>
+              <w:right w:w="120" w:type="dxa"/>
+            </w:tcMar>
+            <w:tcBorders>
+              <w:top w:val="single" w:sz="4" w:space="0" w:color="CCCCCC"/>
+              <w:bottom w:val="single" w:sz="4" w:space="0" w:color="CCCCCC"/>
+              <w:left w:val="single" w:sz="4" w:space="0" w:color="CCCCCC"/>
+              <w:right w:val="single" w:sz="4" w:space="0" w:color="CCCCCC"/>
+            </w:tcBorders>
+          </w:tcPr>
+          <w:p>
+            <w:pPr>
+              <w:spacing w:before="60" w:after="60" w:line="252" w:lineRule="auto"/>
+              <w:jc w:val="left"/>
+            </w:pPr>
+            <w:r/>
+            <w:r>
+              <w:rPr>
+                <w:b/>
+              </w:rPr>
+              <w:t>712.25</w:t>
             </w:r>
           </w:p>
         </w:tc>
@@ -27488,6 +29368,711 @@
           <w:tcPr>
             <w:tcW w:type="dxa" w:w="3456"/>
             <w:shd w:fill="FFFFFF"/>
+            <w:tcMar>
+              <w:top w:w="100" w:type="dxa"/>
+              <w:bottom w:w="100" w:type="dxa"/>
+              <w:left w:w="120" w:type="dxa"/>
+              <w:right w:w="120" w:type="dxa"/>
+            </w:tcMar>
+            <w:tcBorders>
+              <w:top w:val="single" w:sz="4" w:space="0" w:color="CCCCCC"/>
+              <w:bottom w:val="single" w:sz="4" w:space="0" w:color="CCCCCC"/>
+              <w:left w:val="single" w:sz="4" w:space="0" w:color="CCCCCC"/>
+              <w:right w:val="single" w:sz="4" w:space="0" w:color="CCCCCC"/>
+            </w:tcBorders>
+          </w:tcPr>
+          <w:p>
+            <w:pPr>
+              <w:spacing w:before="60" w:after="60" w:line="252" w:lineRule="auto"/>
+              <w:jc w:val="left"/>
+            </w:pPr>
+            <w:r/>
+            <w:r>
+              <w:rPr>
+                <w:b/>
+              </w:rPr>
+              <w:t>+0.50</w:t>
+            </w:r>
+          </w:p>
+        </w:tc>
+        <w:tc>
+          <w:tcPr>
+            <w:tcW w:type="dxa" w:w="1440"/>
+            <w:shd w:fill="FFFFFF"/>
+            <w:tcMar>
+              <w:top w:w="100" w:type="dxa"/>
+              <w:bottom w:w="100" w:type="dxa"/>
+              <w:left w:w="120" w:type="dxa"/>
+              <w:right w:w="120" w:type="dxa"/>
+            </w:tcMar>
+            <w:tcBorders>
+              <w:top w:val="single" w:sz="4" w:space="0" w:color="CCCCCC"/>
+              <w:bottom w:val="single" w:sz="4" w:space="0" w:color="CCCCCC"/>
+              <w:left w:val="single" w:sz="4" w:space="0" w:color="CCCCCC"/>
+              <w:right w:val="single" w:sz="4" w:space="0" w:color="CCCCCC"/>
+            </w:tcBorders>
+          </w:tcPr>
+          <w:p>
+            <w:pPr>
+              <w:spacing w:before="60" w:after="60" w:line="252" w:lineRule="auto"/>
+              <w:jc w:val="left"/>
+            </w:pPr>
+            <w:r/>
+            <w:r>
+              <w:t>BULL</w:t>
+            </w:r>
+          </w:p>
+        </w:tc>
+      </w:tr>
+      <w:tr>
+        <w:tc>
+          <w:tcPr>
+            <w:tcW w:type="dxa" w:w="1584"/>
+            <w:shd w:fill="F8FAFC"/>
+            <w:tcMar>
+              <w:top w:w="100" w:type="dxa"/>
+              <w:bottom w:w="100" w:type="dxa"/>
+              <w:left w:w="120" w:type="dxa"/>
+              <w:right w:w="120" w:type="dxa"/>
+            </w:tcMar>
+            <w:tcBorders>
+              <w:top w:val="single" w:sz="4" w:space="0" w:color="CCCCCC"/>
+              <w:bottom w:val="single" w:sz="4" w:space="0" w:color="CCCCCC"/>
+              <w:left w:val="single" w:sz="4" w:space="0" w:color="CCCCCC"/>
+              <w:right w:val="single" w:sz="4" w:space="0" w:color="CCCCCC"/>
+            </w:tcBorders>
+          </w:tcPr>
+          <w:p>
+            <w:pPr>
+              <w:spacing w:before="60" w:after="60" w:line="252" w:lineRule="auto"/>
+              <w:jc w:val="left"/>
+            </w:pPr>
+            <w:r/>
+            <w:r>
+              <w:rPr>
+                <w:b/>
+              </w:rPr>
+              <w:t>Thu 01/10</w:t>
+            </w:r>
+          </w:p>
+        </w:tc>
+        <w:tc>
+          <w:tcPr>
+            <w:tcW w:type="dxa" w:w="864"/>
+            <w:shd w:fill="F8FAFC"/>
+            <w:tcMar>
+              <w:top w:w="100" w:type="dxa"/>
+              <w:bottom w:w="100" w:type="dxa"/>
+              <w:left w:w="120" w:type="dxa"/>
+              <w:right w:w="120" w:type="dxa"/>
+            </w:tcMar>
+            <w:tcBorders>
+              <w:top w:val="single" w:sz="4" w:space="0" w:color="CCCCCC"/>
+              <w:bottom w:val="single" w:sz="4" w:space="0" w:color="CCCCCC"/>
+              <w:left w:val="single" w:sz="4" w:space="0" w:color="CCCCCC"/>
+              <w:right w:val="single" w:sz="4" w:space="0" w:color="CCCCCC"/>
+            </w:tcBorders>
+          </w:tcPr>
+          <w:p>
+            <w:pPr>
+              <w:spacing w:before="60" w:after="60" w:line="252" w:lineRule="auto"/>
+              <w:jc w:val="left"/>
+            </w:pPr>
+            <w:r/>
+            <w:r>
+              <w:t>NY Open 21-23</w:t>
+            </w:r>
+          </w:p>
+        </w:tc>
+        <w:tc>
+          <w:tcPr>
+            <w:tcW w:type="dxa" w:w="1440"/>
+            <w:shd w:fill="F8FAFC"/>
+            <w:tcMar>
+              <w:top w:w="100" w:type="dxa"/>
+              <w:bottom w:w="100" w:type="dxa"/>
+              <w:left w:w="120" w:type="dxa"/>
+              <w:right w:w="120" w:type="dxa"/>
+            </w:tcMar>
+            <w:tcBorders>
+              <w:top w:val="single" w:sz="4" w:space="0" w:color="CCCCCC"/>
+              <w:bottom w:val="single" w:sz="4" w:space="0" w:color="CCCCCC"/>
+              <w:left w:val="single" w:sz="4" w:space="0" w:color="CCCCCC"/>
+              <w:right w:val="single" w:sz="4" w:space="0" w:color="CCCCCC"/>
+            </w:tcBorders>
+          </w:tcPr>
+          <w:p>
+            <w:pPr>
+              <w:spacing w:before="60" w:after="60" w:line="252" w:lineRule="auto"/>
+              <w:jc w:val="left"/>
+            </w:pPr>
+            <w:r/>
+            <w:r>
+              <w:t>712.25</w:t>
+            </w:r>
+          </w:p>
+        </w:tc>
+        <w:tc>
+          <w:tcPr>
+            <w:tcW w:type="dxa" w:w="2016"/>
+            <w:shd w:fill="F8FAFC"/>
+            <w:tcMar>
+              <w:top w:w="100" w:type="dxa"/>
+              <w:bottom w:w="100" w:type="dxa"/>
+              <w:left w:w="120" w:type="dxa"/>
+              <w:right w:w="120" w:type="dxa"/>
+            </w:tcMar>
+            <w:tcBorders>
+              <w:top w:val="single" w:sz="4" w:space="0" w:color="CCCCCC"/>
+              <w:bottom w:val="single" w:sz="4" w:space="0" w:color="CCCCCC"/>
+              <w:left w:val="single" w:sz="4" w:space="0" w:color="CCCCCC"/>
+              <w:right w:val="single" w:sz="4" w:space="0" w:color="CCCCCC"/>
+            </w:tcBorders>
+          </w:tcPr>
+          <w:p>
+            <w:pPr>
+              <w:spacing w:before="60" w:after="60" w:line="252" w:lineRule="auto"/>
+              <w:jc w:val="left"/>
+            </w:pPr>
+            <w:r/>
+            <w:r>
+              <w:t>723.25</w:t>
+            </w:r>
+          </w:p>
+        </w:tc>
+        <w:tc>
+          <w:tcPr>
+            <w:tcW w:type="dxa" w:w="1152"/>
+            <w:shd w:fill="F8FAFC"/>
+            <w:tcMar>
+              <w:top w:w="100" w:type="dxa"/>
+              <w:bottom w:w="100" w:type="dxa"/>
+              <w:left w:w="120" w:type="dxa"/>
+              <w:right w:w="120" w:type="dxa"/>
+            </w:tcMar>
+            <w:tcBorders>
+              <w:top w:val="single" w:sz="4" w:space="0" w:color="CCCCCC"/>
+              <w:bottom w:val="single" w:sz="4" w:space="0" w:color="CCCCCC"/>
+              <w:left w:val="single" w:sz="4" w:space="0" w:color="CCCCCC"/>
+              <w:right w:val="single" w:sz="4" w:space="0" w:color="CCCCCC"/>
+            </w:tcBorders>
+          </w:tcPr>
+          <w:p>
+            <w:pPr>
+              <w:spacing w:before="60" w:after="60" w:line="252" w:lineRule="auto"/>
+              <w:jc w:val="left"/>
+            </w:pPr>
+            <w:r/>
+            <w:r>
+              <w:t>700.50</w:t>
+            </w:r>
+          </w:p>
+        </w:tc>
+        <w:tc>
+          <w:tcPr>
+            <w:tcW w:type="dxa" w:w="1728"/>
+            <w:shd w:fill="F8FAFC"/>
+            <w:tcMar>
+              <w:top w:w="100" w:type="dxa"/>
+              <w:bottom w:w="100" w:type="dxa"/>
+              <w:left w:w="120" w:type="dxa"/>
+              <w:right w:w="120" w:type="dxa"/>
+            </w:tcMar>
+            <w:tcBorders>
+              <w:top w:val="single" w:sz="4" w:space="0" w:color="CCCCCC"/>
+              <w:bottom w:val="single" w:sz="4" w:space="0" w:color="CCCCCC"/>
+              <w:left w:val="single" w:sz="4" w:space="0" w:color="CCCCCC"/>
+              <w:right w:val="single" w:sz="4" w:space="0" w:color="CCCCCC"/>
+            </w:tcBorders>
+          </w:tcPr>
+          <w:p>
+            <w:pPr>
+              <w:spacing w:before="60" w:after="60" w:line="252" w:lineRule="auto"/>
+              <w:jc w:val="left"/>
+            </w:pPr>
+            <w:r/>
+            <w:r>
+              <w:rPr>
+                <w:b/>
+              </w:rPr>
+              <w:t>715.75</w:t>
+            </w:r>
+          </w:p>
+        </w:tc>
+        <w:tc>
+          <w:tcPr>
+            <w:tcW w:type="dxa" w:w="3456"/>
+            <w:shd w:fill="F8FAFC"/>
+            <w:tcMar>
+              <w:top w:w="100" w:type="dxa"/>
+              <w:bottom w:w="100" w:type="dxa"/>
+              <w:left w:w="120" w:type="dxa"/>
+              <w:right w:w="120" w:type="dxa"/>
+            </w:tcMar>
+            <w:tcBorders>
+              <w:top w:val="single" w:sz="4" w:space="0" w:color="CCCCCC"/>
+              <w:bottom w:val="single" w:sz="4" w:space="0" w:color="CCCCCC"/>
+              <w:left w:val="single" w:sz="4" w:space="0" w:color="CCCCCC"/>
+              <w:right w:val="single" w:sz="4" w:space="0" w:color="CCCCCC"/>
+            </w:tcBorders>
+          </w:tcPr>
+          <w:p>
+            <w:pPr>
+              <w:spacing w:before="60" w:after="60" w:line="252" w:lineRule="auto"/>
+              <w:jc w:val="left"/>
+            </w:pPr>
+            <w:r/>
+            <w:r>
+              <w:rPr>
+                <w:b/>
+              </w:rPr>
+              <w:t>+3.50</w:t>
+            </w:r>
+          </w:p>
+        </w:tc>
+        <w:tc>
+          <w:tcPr>
+            <w:tcW w:type="dxa" w:w="1440"/>
+            <w:shd w:fill="F8FAFC"/>
+            <w:tcMar>
+              <w:top w:w="100" w:type="dxa"/>
+              <w:bottom w:w="100" w:type="dxa"/>
+              <w:left w:w="120" w:type="dxa"/>
+              <w:right w:w="120" w:type="dxa"/>
+            </w:tcMar>
+            <w:tcBorders>
+              <w:top w:val="single" w:sz="4" w:space="0" w:color="CCCCCC"/>
+              <w:bottom w:val="single" w:sz="4" w:space="0" w:color="CCCCCC"/>
+              <w:left w:val="single" w:sz="4" w:space="0" w:color="CCCCCC"/>
+              <w:right w:val="single" w:sz="4" w:space="0" w:color="CCCCCC"/>
+            </w:tcBorders>
+          </w:tcPr>
+          <w:p>
+            <w:pPr>
+              <w:spacing w:before="60" w:after="60" w:line="252" w:lineRule="auto"/>
+              <w:jc w:val="left"/>
+            </w:pPr>
+            <w:r/>
+            <w:r>
+              <w:t>BULL</w:t>
+            </w:r>
+          </w:p>
+        </w:tc>
+      </w:tr>
+      <w:tr>
+        <w:tc>
+          <w:tcPr>
+            <w:tcW w:type="dxa" w:w="1584"/>
+            <w:shd w:fill="FFFFFF"/>
+            <w:tcMar>
+              <w:top w:w="100" w:type="dxa"/>
+              <w:bottom w:w="100" w:type="dxa"/>
+              <w:left w:w="120" w:type="dxa"/>
+              <w:right w:w="120" w:type="dxa"/>
+            </w:tcMar>
+            <w:tcBorders>
+              <w:top w:val="single" w:sz="4" w:space="0" w:color="CCCCCC"/>
+              <w:bottom w:val="single" w:sz="4" w:space="0" w:color="CCCCCC"/>
+              <w:left w:val="single" w:sz="4" w:space="0" w:color="CCCCCC"/>
+              <w:right w:val="single" w:sz="4" w:space="0" w:color="CCCCCC"/>
+            </w:tcBorders>
+          </w:tcPr>
+          <w:p>
+            <w:pPr>
+              <w:spacing w:before="60" w:after="60" w:line="252" w:lineRule="auto"/>
+              <w:jc w:val="left"/>
+            </w:pPr>
+            <w:r/>
+            <w:r>
+              <w:rPr>
+                <w:b/>
+              </w:rPr>
+              <w:t>Thu 01/10</w:t>
+            </w:r>
+          </w:p>
+        </w:tc>
+        <w:tc>
+          <w:tcPr>
+            <w:tcW w:type="dxa" w:w="864"/>
+            <w:shd w:fill="FFFFFF"/>
+            <w:tcMar>
+              <w:top w:w="100" w:type="dxa"/>
+              <w:bottom w:w="100" w:type="dxa"/>
+              <w:left w:w="120" w:type="dxa"/>
+              <w:right w:w="120" w:type="dxa"/>
+            </w:tcMar>
+            <w:tcBorders>
+              <w:top w:val="single" w:sz="4" w:space="0" w:color="CCCCCC"/>
+              <w:bottom w:val="single" w:sz="4" w:space="0" w:color="CCCCCC"/>
+              <w:left w:val="single" w:sz="4" w:space="0" w:color="CCCCCC"/>
+              <w:right w:val="single" w:sz="4" w:space="0" w:color="CCCCCC"/>
+            </w:tcBorders>
+          </w:tcPr>
+          <w:p>
+            <w:pPr>
+              <w:spacing w:before="60" w:after="60" w:line="252" w:lineRule="auto"/>
+              <w:jc w:val="left"/>
+            </w:pPr>
+            <w:r/>
+            <w:r>
+              <w:t>NY Close 23-01</w:t>
+            </w:r>
+          </w:p>
+        </w:tc>
+        <w:tc>
+          <w:tcPr>
+            <w:tcW w:type="dxa" w:w="1440"/>
+            <w:shd w:fill="FFFFFF"/>
+            <w:tcMar>
+              <w:top w:w="100" w:type="dxa"/>
+              <w:bottom w:w="100" w:type="dxa"/>
+              <w:left w:w="120" w:type="dxa"/>
+              <w:right w:w="120" w:type="dxa"/>
+            </w:tcMar>
+            <w:tcBorders>
+              <w:top w:val="single" w:sz="4" w:space="0" w:color="CCCCCC"/>
+              <w:bottom w:val="single" w:sz="4" w:space="0" w:color="CCCCCC"/>
+              <w:left w:val="single" w:sz="4" w:space="0" w:color="CCCCCC"/>
+              <w:right w:val="single" w:sz="4" w:space="0" w:color="CCCCCC"/>
+            </w:tcBorders>
+          </w:tcPr>
+          <w:p>
+            <w:pPr>
+              <w:spacing w:before="60" w:after="60" w:line="252" w:lineRule="auto"/>
+              <w:jc w:val="left"/>
+            </w:pPr>
+            <w:r/>
+            <w:r>
+              <w:t>715.75</w:t>
+            </w:r>
+          </w:p>
+        </w:tc>
+        <w:tc>
+          <w:tcPr>
+            <w:tcW w:type="dxa" w:w="2016"/>
+            <w:shd w:fill="FFFFFF"/>
+            <w:tcMar>
+              <w:top w:w="100" w:type="dxa"/>
+              <w:bottom w:w="100" w:type="dxa"/>
+              <w:left w:w="120" w:type="dxa"/>
+              <w:right w:w="120" w:type="dxa"/>
+            </w:tcMar>
+            <w:tcBorders>
+              <w:top w:val="single" w:sz="4" w:space="0" w:color="CCCCCC"/>
+              <w:bottom w:val="single" w:sz="4" w:space="0" w:color="CCCCCC"/>
+              <w:left w:val="single" w:sz="4" w:space="0" w:color="CCCCCC"/>
+              <w:right w:val="single" w:sz="4" w:space="0" w:color="CCCCCC"/>
+            </w:tcBorders>
+          </w:tcPr>
+          <w:p>
+            <w:pPr>
+              <w:spacing w:before="60" w:after="60" w:line="252" w:lineRule="auto"/>
+              <w:jc w:val="left"/>
+            </w:pPr>
+            <w:r/>
+            <w:r>
+              <w:t>721.25</w:t>
+            </w:r>
+          </w:p>
+        </w:tc>
+        <w:tc>
+          <w:tcPr>
+            <w:tcW w:type="dxa" w:w="1152"/>
+            <w:shd w:fill="FFFFFF"/>
+            <w:tcMar>
+              <w:top w:w="100" w:type="dxa"/>
+              <w:bottom w:w="100" w:type="dxa"/>
+              <w:left w:w="120" w:type="dxa"/>
+              <w:right w:w="120" w:type="dxa"/>
+            </w:tcMar>
+            <w:tcBorders>
+              <w:top w:val="single" w:sz="4" w:space="0" w:color="CCCCCC"/>
+              <w:bottom w:val="single" w:sz="4" w:space="0" w:color="CCCCCC"/>
+              <w:left w:val="single" w:sz="4" w:space="0" w:color="CCCCCC"/>
+              <w:right w:val="single" w:sz="4" w:space="0" w:color="CCCCCC"/>
+            </w:tcBorders>
+          </w:tcPr>
+          <w:p>
+            <w:pPr>
+              <w:spacing w:before="60" w:after="60" w:line="252" w:lineRule="auto"/>
+              <w:jc w:val="left"/>
+            </w:pPr>
+            <w:r/>
+            <w:r>
+              <w:t>708.00</w:t>
+            </w:r>
+          </w:p>
+        </w:tc>
+        <w:tc>
+          <w:tcPr>
+            <w:tcW w:type="dxa" w:w="1728"/>
+            <w:shd w:fill="FFFFFF"/>
+            <w:tcMar>
+              <w:top w:w="100" w:type="dxa"/>
+              <w:bottom w:w="100" w:type="dxa"/>
+              <w:left w:w="120" w:type="dxa"/>
+              <w:right w:w="120" w:type="dxa"/>
+            </w:tcMar>
+            <w:tcBorders>
+              <w:top w:val="single" w:sz="4" w:space="0" w:color="CCCCCC"/>
+              <w:bottom w:val="single" w:sz="4" w:space="0" w:color="CCCCCC"/>
+              <w:left w:val="single" w:sz="4" w:space="0" w:color="CCCCCC"/>
+              <w:right w:val="single" w:sz="4" w:space="0" w:color="CCCCCC"/>
+            </w:tcBorders>
+          </w:tcPr>
+          <w:p>
+            <w:pPr>
+              <w:spacing w:before="60" w:after="60" w:line="252" w:lineRule="auto"/>
+              <w:jc w:val="left"/>
+            </w:pPr>
+            <w:r/>
+            <w:r>
+              <w:rPr>
+                <w:b/>
+              </w:rPr>
+              <w:t>716.50</w:t>
+            </w:r>
+          </w:p>
+        </w:tc>
+        <w:tc>
+          <w:tcPr>
+            <w:tcW w:type="dxa" w:w="3456"/>
+            <w:shd w:fill="FFFFFF"/>
+            <w:tcMar>
+              <w:top w:w="100" w:type="dxa"/>
+              <w:bottom w:w="100" w:type="dxa"/>
+              <w:left w:w="120" w:type="dxa"/>
+              <w:right w:w="120" w:type="dxa"/>
+            </w:tcMar>
+            <w:tcBorders>
+              <w:top w:val="single" w:sz="4" w:space="0" w:color="CCCCCC"/>
+              <w:bottom w:val="single" w:sz="4" w:space="0" w:color="CCCCCC"/>
+              <w:left w:val="single" w:sz="4" w:space="0" w:color="CCCCCC"/>
+              <w:right w:val="single" w:sz="4" w:space="0" w:color="CCCCCC"/>
+            </w:tcBorders>
+          </w:tcPr>
+          <w:p>
+            <w:pPr>
+              <w:spacing w:before="60" w:after="60" w:line="252" w:lineRule="auto"/>
+              <w:jc w:val="left"/>
+            </w:pPr>
+            <w:r/>
+            <w:r>
+              <w:rPr>
+                <w:b/>
+              </w:rPr>
+              <w:t>+0.75</w:t>
+            </w:r>
+          </w:p>
+        </w:tc>
+        <w:tc>
+          <w:tcPr>
+            <w:tcW w:type="dxa" w:w="1440"/>
+            <w:shd w:fill="FFFFFF"/>
+            <w:tcMar>
+              <w:top w:w="100" w:type="dxa"/>
+              <w:bottom w:w="100" w:type="dxa"/>
+              <w:left w:w="120" w:type="dxa"/>
+              <w:right w:w="120" w:type="dxa"/>
+            </w:tcMar>
+            <w:tcBorders>
+              <w:top w:val="single" w:sz="4" w:space="0" w:color="CCCCCC"/>
+              <w:bottom w:val="single" w:sz="4" w:space="0" w:color="CCCCCC"/>
+              <w:left w:val="single" w:sz="4" w:space="0" w:color="CCCCCC"/>
+              <w:right w:val="single" w:sz="4" w:space="0" w:color="CCCCCC"/>
+            </w:tcBorders>
+          </w:tcPr>
+          <w:p>
+            <w:pPr>
+              <w:spacing w:before="60" w:after="60" w:line="252" w:lineRule="auto"/>
+              <w:jc w:val="left"/>
+            </w:pPr>
+            <w:r/>
+            <w:r>
+              <w:t>BULL</w:t>
+            </w:r>
+          </w:p>
+        </w:tc>
+      </w:tr>
+      <w:tr>
+        <w:tc>
+          <w:tcPr>
+            <w:tcW w:type="dxa" w:w="1584"/>
+            <w:shd w:fill="F8FAFC"/>
+            <w:tcMar>
+              <w:top w:w="100" w:type="dxa"/>
+              <w:bottom w:w="100" w:type="dxa"/>
+              <w:left w:w="120" w:type="dxa"/>
+              <w:right w:w="120" w:type="dxa"/>
+            </w:tcMar>
+            <w:tcBorders>
+              <w:top w:val="single" w:sz="4" w:space="0" w:color="CCCCCC"/>
+              <w:bottom w:val="single" w:sz="4" w:space="0" w:color="CCCCCC"/>
+              <w:left w:val="single" w:sz="4" w:space="0" w:color="CCCCCC"/>
+              <w:right w:val="single" w:sz="4" w:space="0" w:color="CCCCCC"/>
+            </w:tcBorders>
+          </w:tcPr>
+          <w:p>
+            <w:pPr>
+              <w:spacing w:before="60" w:after="60" w:line="252" w:lineRule="auto"/>
+              <w:jc w:val="left"/>
+            </w:pPr>
+            <w:r/>
+            <w:r>
+              <w:rPr>
+                <w:b/>
+              </w:rPr>
+              <w:t>Fri 02/10</w:t>
+            </w:r>
+          </w:p>
+        </w:tc>
+        <w:tc>
+          <w:tcPr>
+            <w:tcW w:type="dxa" w:w="864"/>
+            <w:shd w:fill="F8FAFC"/>
+            <w:tcMar>
+              <w:top w:w="100" w:type="dxa"/>
+              <w:bottom w:w="100" w:type="dxa"/>
+              <w:left w:w="120" w:type="dxa"/>
+              <w:right w:w="120" w:type="dxa"/>
+            </w:tcMar>
+            <w:tcBorders>
+              <w:top w:val="single" w:sz="4" w:space="0" w:color="CCCCCC"/>
+              <w:bottom w:val="single" w:sz="4" w:space="0" w:color="CCCCCC"/>
+              <w:left w:val="single" w:sz="4" w:space="0" w:color="CCCCCC"/>
+              <w:right w:val="single" w:sz="4" w:space="0" w:color="CCCCCC"/>
+            </w:tcBorders>
+          </w:tcPr>
+          <w:p>
+            <w:pPr>
+              <w:spacing w:before="60" w:after="60" w:line="252" w:lineRule="auto"/>
+              <w:jc w:val="left"/>
+            </w:pPr>
+            <w:r/>
+            <w:r>
+              <w:t>Asia 07-11</w:t>
+            </w:r>
+          </w:p>
+        </w:tc>
+        <w:tc>
+          <w:tcPr>
+            <w:tcW w:type="dxa" w:w="1440"/>
+            <w:shd w:fill="F8FAFC"/>
+            <w:tcMar>
+              <w:top w:w="100" w:type="dxa"/>
+              <w:bottom w:w="100" w:type="dxa"/>
+              <w:left w:w="120" w:type="dxa"/>
+              <w:right w:w="120" w:type="dxa"/>
+            </w:tcMar>
+            <w:tcBorders>
+              <w:top w:val="single" w:sz="4" w:space="0" w:color="CCCCCC"/>
+              <w:bottom w:val="single" w:sz="4" w:space="0" w:color="CCCCCC"/>
+              <w:left w:val="single" w:sz="4" w:space="0" w:color="CCCCCC"/>
+              <w:right w:val="single" w:sz="4" w:space="0" w:color="CCCCCC"/>
+            </w:tcBorders>
+          </w:tcPr>
+          <w:p>
+            <w:pPr>
+              <w:spacing w:before="60" w:after="60" w:line="252" w:lineRule="auto"/>
+              <w:jc w:val="left"/>
+            </w:pPr>
+            <w:r/>
+            <w:r>
+              <w:t>716.50</w:t>
+            </w:r>
+          </w:p>
+        </w:tc>
+        <w:tc>
+          <w:tcPr>
+            <w:tcW w:type="dxa" w:w="2016"/>
+            <w:shd w:fill="F8FAFC"/>
+            <w:tcMar>
+              <w:top w:w="100" w:type="dxa"/>
+              <w:bottom w:w="100" w:type="dxa"/>
+              <w:left w:w="120" w:type="dxa"/>
+              <w:right w:w="120" w:type="dxa"/>
+            </w:tcMar>
+            <w:tcBorders>
+              <w:top w:val="single" w:sz="4" w:space="0" w:color="CCCCCC"/>
+              <w:bottom w:val="single" w:sz="4" w:space="0" w:color="CCCCCC"/>
+              <w:left w:val="single" w:sz="4" w:space="0" w:color="CCCCCC"/>
+              <w:right w:val="single" w:sz="4" w:space="0" w:color="CCCCCC"/>
+            </w:tcBorders>
+          </w:tcPr>
+          <w:p>
+            <w:pPr>
+              <w:spacing w:before="60" w:after="60" w:line="252" w:lineRule="auto"/>
+              <w:jc w:val="left"/>
+            </w:pPr>
+            <w:r/>
+            <w:r>
+              <w:t>725.75</w:t>
+            </w:r>
+          </w:p>
+        </w:tc>
+        <w:tc>
+          <w:tcPr>
+            <w:tcW w:type="dxa" w:w="1152"/>
+            <w:shd w:fill="F8FAFC"/>
+            <w:tcMar>
+              <w:top w:w="100" w:type="dxa"/>
+              <w:bottom w:w="100" w:type="dxa"/>
+              <w:left w:w="120" w:type="dxa"/>
+              <w:right w:w="120" w:type="dxa"/>
+            </w:tcMar>
+            <w:tcBorders>
+              <w:top w:val="single" w:sz="4" w:space="0" w:color="CCCCCC"/>
+              <w:bottom w:val="single" w:sz="4" w:space="0" w:color="CCCCCC"/>
+              <w:left w:val="single" w:sz="4" w:space="0" w:color="CCCCCC"/>
+              <w:right w:val="single" w:sz="4" w:space="0" w:color="CCCCCC"/>
+            </w:tcBorders>
+          </w:tcPr>
+          <w:p>
+            <w:pPr>
+              <w:spacing w:before="60" w:after="60" w:line="252" w:lineRule="auto"/>
+              <w:jc w:val="left"/>
+            </w:pPr>
+            <w:r/>
+            <w:r>
+              <w:t>710.00</w:t>
+            </w:r>
+          </w:p>
+        </w:tc>
+        <w:tc>
+          <w:tcPr>
+            <w:tcW w:type="dxa" w:w="1728"/>
+            <w:shd w:fill="F8FAFC"/>
+            <w:tcMar>
+              <w:top w:w="100" w:type="dxa"/>
+              <w:bottom w:w="100" w:type="dxa"/>
+              <w:left w:w="120" w:type="dxa"/>
+              <w:right w:w="120" w:type="dxa"/>
+            </w:tcMar>
+            <w:tcBorders>
+              <w:top w:val="single" w:sz="4" w:space="0" w:color="CCCCCC"/>
+              <w:bottom w:val="single" w:sz="4" w:space="0" w:color="CCCCCC"/>
+              <w:left w:val="single" w:sz="4" w:space="0" w:color="CCCCCC"/>
+              <w:right w:val="single" w:sz="4" w:space="0" w:color="CCCCCC"/>
+            </w:tcBorders>
+          </w:tcPr>
+          <w:p>
+            <w:pPr>
+              <w:spacing w:before="60" w:after="60" w:line="252" w:lineRule="auto"/>
+              <w:jc w:val="left"/>
+            </w:pPr>
+            <w:r/>
+            <w:r>
+              <w:rPr>
+                <w:b/>
+              </w:rPr>
+              <w:t>715.75</w:t>
+            </w:r>
+          </w:p>
+        </w:tc>
+        <w:tc>
+          <w:tcPr>
+            <w:tcW w:type="dxa" w:w="3456"/>
+            <w:shd w:fill="F8FAFC"/>
             <w:tcMar>
               <w:top w:w="100" w:type="dxa"/>
               <w:bottom w:w="100" w:type="dxa"/>
@@ -27518,7 +30103,7 @@
         <w:tc>
           <w:tcPr>
             <w:tcW w:type="dxa" w:w="1440"/>
-            <w:shd w:fill="FFFFFF"/>
+            <w:shd w:fill="F8FAFC"/>
             <w:tcMar>
               <w:top w:w="100" w:type="dxa"/>
               <w:bottom w:w="100" w:type="dxa"/>
@@ -27548,7 +30133,7 @@
         <w:tc>
           <w:tcPr>
             <w:tcW w:type="dxa" w:w="1584"/>
-            <w:shd w:fill="F8FAFC"/>
+            <w:shd w:fill="FFFFFF"/>
             <w:tcMar>
               <w:top w:w="100" w:type="dxa"/>
               <w:bottom w:w="100" w:type="dxa"/>
@@ -27572,126 +30157,126 @@
               <w:rPr>
                 <w:b/>
               </w:rPr>
-              <w:t>Wed 30/09</w:t>
+              <w:t>Fri 02/10</w:t>
             </w:r>
           </w:p>
         </w:tc>
         <w:tc>
           <w:tcPr>
             <w:tcW w:type="dxa" w:w="864"/>
-            <w:shd w:fill="F8FAFC"/>
-            <w:tcMar>
-              <w:top w:w="100" w:type="dxa"/>
-              <w:bottom w:w="100" w:type="dxa"/>
-              <w:left w:w="120" w:type="dxa"/>
-              <w:right w:w="120" w:type="dxa"/>
-            </w:tcMar>
-            <w:tcBorders>
-              <w:top w:val="single" w:sz="4" w:space="0" w:color="CCCCCC"/>
-              <w:bottom w:val="single" w:sz="4" w:space="0" w:color="CCCCCC"/>
-              <w:left w:val="single" w:sz="4" w:space="0" w:color="CCCCCC"/>
-              <w:right w:val="single" w:sz="4" w:space="0" w:color="CCCCCC"/>
-            </w:tcBorders>
-          </w:tcPr>
-          <w:p>
-            <w:pPr>
-              <w:spacing w:before="60" w:after="60" w:line="252" w:lineRule="auto"/>
-              <w:jc w:val="left"/>
-            </w:pPr>
-            <w:r/>
-            <w:r>
-              <w:t>London 15-19</w:t>
+            <w:shd w:fill="FFFFFF"/>
+            <w:tcMar>
+              <w:top w:w="100" w:type="dxa"/>
+              <w:bottom w:w="100" w:type="dxa"/>
+              <w:left w:w="120" w:type="dxa"/>
+              <w:right w:w="120" w:type="dxa"/>
+            </w:tcMar>
+            <w:tcBorders>
+              <w:top w:val="single" w:sz="4" w:space="0" w:color="CCCCCC"/>
+              <w:bottom w:val="single" w:sz="4" w:space="0" w:color="CCCCCC"/>
+              <w:left w:val="single" w:sz="4" w:space="0" w:color="CCCCCC"/>
+              <w:right w:val="single" w:sz="4" w:space="0" w:color="CCCCCC"/>
+            </w:tcBorders>
+          </w:tcPr>
+          <w:p>
+            <w:pPr>
+              <w:spacing w:before="60" w:after="60" w:line="252" w:lineRule="auto"/>
+              <w:jc w:val="left"/>
+            </w:pPr>
+            <w:r/>
+            <w:r>
+              <w:t>Asia 11-15</w:t>
             </w:r>
           </w:p>
         </w:tc>
         <w:tc>
           <w:tcPr>
             <w:tcW w:type="dxa" w:w="1440"/>
-            <w:shd w:fill="F8FAFC"/>
-            <w:tcMar>
-              <w:top w:w="100" w:type="dxa"/>
-              <w:bottom w:w="100" w:type="dxa"/>
-              <w:left w:w="120" w:type="dxa"/>
-              <w:right w:w="120" w:type="dxa"/>
-            </w:tcMar>
-            <w:tcBorders>
-              <w:top w:val="single" w:sz="4" w:space="0" w:color="CCCCCC"/>
-              <w:bottom w:val="single" w:sz="4" w:space="0" w:color="CCCCCC"/>
-              <w:left w:val="single" w:sz="4" w:space="0" w:color="CCCCCC"/>
-              <w:right w:val="single" w:sz="4" w:space="0" w:color="CCCCCC"/>
-            </w:tcBorders>
-          </w:tcPr>
-          <w:p>
-            <w:pPr>
-              <w:spacing w:before="60" w:after="60" w:line="252" w:lineRule="auto"/>
-              <w:jc w:val="left"/>
-            </w:pPr>
-            <w:r/>
-            <w:r>
-              <w:t>710.50</w:t>
+            <w:shd w:fill="FFFFFF"/>
+            <w:tcMar>
+              <w:top w:w="100" w:type="dxa"/>
+              <w:bottom w:w="100" w:type="dxa"/>
+              <w:left w:w="120" w:type="dxa"/>
+              <w:right w:w="120" w:type="dxa"/>
+            </w:tcMar>
+            <w:tcBorders>
+              <w:top w:val="single" w:sz="4" w:space="0" w:color="CCCCCC"/>
+              <w:bottom w:val="single" w:sz="4" w:space="0" w:color="CCCCCC"/>
+              <w:left w:val="single" w:sz="4" w:space="0" w:color="CCCCCC"/>
+              <w:right w:val="single" w:sz="4" w:space="0" w:color="CCCCCC"/>
+            </w:tcBorders>
+          </w:tcPr>
+          <w:p>
+            <w:pPr>
+              <w:spacing w:before="60" w:after="60" w:line="252" w:lineRule="auto"/>
+              <w:jc w:val="left"/>
+            </w:pPr>
+            <w:r/>
+            <w:r>
+              <w:t>715.75</w:t>
             </w:r>
           </w:p>
         </w:tc>
         <w:tc>
           <w:tcPr>
             <w:tcW w:type="dxa" w:w="2016"/>
-            <w:shd w:fill="F8FAFC"/>
-            <w:tcMar>
-              <w:top w:w="100" w:type="dxa"/>
-              <w:bottom w:w="100" w:type="dxa"/>
-              <w:left w:w="120" w:type="dxa"/>
-              <w:right w:w="120" w:type="dxa"/>
-            </w:tcMar>
-            <w:tcBorders>
-              <w:top w:val="single" w:sz="4" w:space="0" w:color="CCCCCC"/>
-              <w:bottom w:val="single" w:sz="4" w:space="0" w:color="CCCCCC"/>
-              <w:left w:val="single" w:sz="4" w:space="0" w:color="CCCCCC"/>
-              <w:right w:val="single" w:sz="4" w:space="0" w:color="CCCCCC"/>
-            </w:tcBorders>
-          </w:tcPr>
-          <w:p>
-            <w:pPr>
-              <w:spacing w:before="60" w:after="60" w:line="252" w:lineRule="auto"/>
-              <w:jc w:val="left"/>
-            </w:pPr>
-            <w:r/>
-            <w:r>
-              <w:t>724.00</w:t>
+            <w:shd w:fill="FFFFFF"/>
+            <w:tcMar>
+              <w:top w:w="100" w:type="dxa"/>
+              <w:bottom w:w="100" w:type="dxa"/>
+              <w:left w:w="120" w:type="dxa"/>
+              <w:right w:w="120" w:type="dxa"/>
+            </w:tcMar>
+            <w:tcBorders>
+              <w:top w:val="single" w:sz="4" w:space="0" w:color="CCCCCC"/>
+              <w:bottom w:val="single" w:sz="4" w:space="0" w:color="CCCCCC"/>
+              <w:left w:val="single" w:sz="4" w:space="0" w:color="CCCCCC"/>
+              <w:right w:val="single" w:sz="4" w:space="0" w:color="CCCCCC"/>
+            </w:tcBorders>
+          </w:tcPr>
+          <w:p>
+            <w:pPr>
+              <w:spacing w:before="60" w:after="60" w:line="252" w:lineRule="auto"/>
+              <w:jc w:val="left"/>
+            </w:pPr>
+            <w:r/>
+            <w:r>
+              <w:t>723.25</w:t>
             </w:r>
           </w:p>
         </w:tc>
         <w:tc>
           <w:tcPr>
             <w:tcW w:type="dxa" w:w="1152"/>
-            <w:shd w:fill="F8FAFC"/>
-            <w:tcMar>
-              <w:top w:w="100" w:type="dxa"/>
-              <w:bottom w:w="100" w:type="dxa"/>
-              <w:left w:w="120" w:type="dxa"/>
-              <w:right w:w="120" w:type="dxa"/>
-            </w:tcMar>
-            <w:tcBorders>
-              <w:top w:val="single" w:sz="4" w:space="0" w:color="CCCCCC"/>
-              <w:bottom w:val="single" w:sz="4" w:space="0" w:color="CCCCCC"/>
-              <w:left w:val="single" w:sz="4" w:space="0" w:color="CCCCCC"/>
-              <w:right w:val="single" w:sz="4" w:space="0" w:color="CCCCCC"/>
-            </w:tcBorders>
-          </w:tcPr>
-          <w:p>
-            <w:pPr>
-              <w:spacing w:before="60" w:after="60" w:line="252" w:lineRule="auto"/>
-              <w:jc w:val="left"/>
-            </w:pPr>
-            <w:r/>
-            <w:r>
-              <w:t>697.50</w:t>
+            <w:shd w:fill="FFFFFF"/>
+            <w:tcMar>
+              <w:top w:w="100" w:type="dxa"/>
+              <w:bottom w:w="100" w:type="dxa"/>
+              <w:left w:w="120" w:type="dxa"/>
+              <w:right w:w="120" w:type="dxa"/>
+            </w:tcMar>
+            <w:tcBorders>
+              <w:top w:val="single" w:sz="4" w:space="0" w:color="CCCCCC"/>
+              <w:bottom w:val="single" w:sz="4" w:space="0" w:color="CCCCCC"/>
+              <w:left w:val="single" w:sz="4" w:space="0" w:color="CCCCCC"/>
+              <w:right w:val="single" w:sz="4" w:space="0" w:color="CCCCCC"/>
+            </w:tcBorders>
+          </w:tcPr>
+          <w:p>
+            <w:pPr>
+              <w:spacing w:before="60" w:after="60" w:line="252" w:lineRule="auto"/>
+              <w:jc w:val="left"/>
+            </w:pPr>
+            <w:r/>
+            <w:r>
+              <w:t>709.75</w:t>
             </w:r>
           </w:p>
         </w:tc>
         <w:tc>
           <w:tcPr>
             <w:tcW w:type="dxa" w:w="1728"/>
-            <w:shd w:fill="F8FAFC"/>
+            <w:shd w:fill="FFFFFF"/>
             <w:tcMar>
               <w:top w:w="100" w:type="dxa"/>
               <w:bottom w:w="100" w:type="dxa"/>
@@ -27715,7 +30300,712 @@
               <w:rPr>
                 <w:b/>
               </w:rPr>
-              <w:t>712.25</w:t>
+              <w:t>714.75</w:t>
+            </w:r>
+          </w:p>
+        </w:tc>
+        <w:tc>
+          <w:tcPr>
+            <w:tcW w:type="dxa" w:w="3456"/>
+            <w:shd w:fill="FFFFFF"/>
+            <w:tcMar>
+              <w:top w:w="100" w:type="dxa"/>
+              <w:bottom w:w="100" w:type="dxa"/>
+              <w:left w:w="120" w:type="dxa"/>
+              <w:right w:w="120" w:type="dxa"/>
+            </w:tcMar>
+            <w:tcBorders>
+              <w:top w:val="single" w:sz="4" w:space="0" w:color="CCCCCC"/>
+              <w:bottom w:val="single" w:sz="4" w:space="0" w:color="CCCCCC"/>
+              <w:left w:val="single" w:sz="4" w:space="0" w:color="CCCCCC"/>
+              <w:right w:val="single" w:sz="4" w:space="0" w:color="CCCCCC"/>
+            </w:tcBorders>
+          </w:tcPr>
+          <w:p>
+            <w:pPr>
+              <w:spacing w:before="60" w:after="60" w:line="252" w:lineRule="auto"/>
+              <w:jc w:val="left"/>
+            </w:pPr>
+            <w:r/>
+            <w:r>
+              <w:rPr>
+                <w:b/>
+              </w:rPr>
+              <w:t>-1.00</w:t>
+            </w:r>
+          </w:p>
+        </w:tc>
+        <w:tc>
+          <w:tcPr>
+            <w:tcW w:type="dxa" w:w="1440"/>
+            <w:shd w:fill="FFFFFF"/>
+            <w:tcMar>
+              <w:top w:w="100" w:type="dxa"/>
+              <w:bottom w:w="100" w:type="dxa"/>
+              <w:left w:w="120" w:type="dxa"/>
+              <w:right w:w="120" w:type="dxa"/>
+            </w:tcMar>
+            <w:tcBorders>
+              <w:top w:val="single" w:sz="4" w:space="0" w:color="CCCCCC"/>
+              <w:bottom w:val="single" w:sz="4" w:space="0" w:color="CCCCCC"/>
+              <w:left w:val="single" w:sz="4" w:space="0" w:color="CCCCCC"/>
+              <w:right w:val="single" w:sz="4" w:space="0" w:color="CCCCCC"/>
+            </w:tcBorders>
+          </w:tcPr>
+          <w:p>
+            <w:pPr>
+              <w:spacing w:before="60" w:after="60" w:line="252" w:lineRule="auto"/>
+              <w:jc w:val="left"/>
+            </w:pPr>
+            <w:r/>
+            <w:r>
+              <w:t>BEAR</w:t>
+            </w:r>
+          </w:p>
+        </w:tc>
+      </w:tr>
+      <w:tr>
+        <w:tc>
+          <w:tcPr>
+            <w:tcW w:type="dxa" w:w="1584"/>
+            <w:shd w:fill="F8FAFC"/>
+            <w:tcMar>
+              <w:top w:w="100" w:type="dxa"/>
+              <w:bottom w:w="100" w:type="dxa"/>
+              <w:left w:w="120" w:type="dxa"/>
+              <w:right w:w="120" w:type="dxa"/>
+            </w:tcMar>
+            <w:tcBorders>
+              <w:top w:val="single" w:sz="4" w:space="0" w:color="CCCCCC"/>
+              <w:bottom w:val="single" w:sz="4" w:space="0" w:color="CCCCCC"/>
+              <w:left w:val="single" w:sz="4" w:space="0" w:color="CCCCCC"/>
+              <w:right w:val="single" w:sz="4" w:space="0" w:color="CCCCCC"/>
+            </w:tcBorders>
+          </w:tcPr>
+          <w:p>
+            <w:pPr>
+              <w:spacing w:before="60" w:after="60" w:line="252" w:lineRule="auto"/>
+              <w:jc w:val="left"/>
+            </w:pPr>
+            <w:r/>
+            <w:r>
+              <w:rPr>
+                <w:b/>
+              </w:rPr>
+              <w:t>Fri 02/10</w:t>
+            </w:r>
+          </w:p>
+        </w:tc>
+        <w:tc>
+          <w:tcPr>
+            <w:tcW w:type="dxa" w:w="864"/>
+            <w:shd w:fill="F8FAFC"/>
+            <w:tcMar>
+              <w:top w:w="100" w:type="dxa"/>
+              <w:bottom w:w="100" w:type="dxa"/>
+              <w:left w:w="120" w:type="dxa"/>
+              <w:right w:w="120" w:type="dxa"/>
+            </w:tcMar>
+            <w:tcBorders>
+              <w:top w:val="single" w:sz="4" w:space="0" w:color="CCCCCC"/>
+              <w:bottom w:val="single" w:sz="4" w:space="0" w:color="CCCCCC"/>
+              <w:left w:val="single" w:sz="4" w:space="0" w:color="CCCCCC"/>
+              <w:right w:val="single" w:sz="4" w:space="0" w:color="CCCCCC"/>
+            </w:tcBorders>
+          </w:tcPr>
+          <w:p>
+            <w:pPr>
+              <w:spacing w:before="60" w:after="60" w:line="252" w:lineRule="auto"/>
+              <w:jc w:val="left"/>
+            </w:pPr>
+            <w:r/>
+            <w:r>
+              <w:t>London 15-19</w:t>
+            </w:r>
+          </w:p>
+        </w:tc>
+        <w:tc>
+          <w:tcPr>
+            <w:tcW w:type="dxa" w:w="1440"/>
+            <w:shd w:fill="F8FAFC"/>
+            <w:tcMar>
+              <w:top w:w="100" w:type="dxa"/>
+              <w:bottom w:w="100" w:type="dxa"/>
+              <w:left w:w="120" w:type="dxa"/>
+              <w:right w:w="120" w:type="dxa"/>
+            </w:tcMar>
+            <w:tcBorders>
+              <w:top w:val="single" w:sz="4" w:space="0" w:color="CCCCCC"/>
+              <w:bottom w:val="single" w:sz="4" w:space="0" w:color="CCCCCC"/>
+              <w:left w:val="single" w:sz="4" w:space="0" w:color="CCCCCC"/>
+              <w:right w:val="single" w:sz="4" w:space="0" w:color="CCCCCC"/>
+            </w:tcBorders>
+          </w:tcPr>
+          <w:p>
+            <w:pPr>
+              <w:spacing w:before="60" w:after="60" w:line="252" w:lineRule="auto"/>
+              <w:jc w:val="left"/>
+            </w:pPr>
+            <w:r/>
+            <w:r>
+              <w:t>714.75</w:t>
+            </w:r>
+          </w:p>
+        </w:tc>
+        <w:tc>
+          <w:tcPr>
+            <w:tcW w:type="dxa" w:w="2016"/>
+            <w:shd w:fill="F8FAFC"/>
+            <w:tcMar>
+              <w:top w:w="100" w:type="dxa"/>
+              <w:bottom w:w="100" w:type="dxa"/>
+              <w:left w:w="120" w:type="dxa"/>
+              <w:right w:w="120" w:type="dxa"/>
+            </w:tcMar>
+            <w:tcBorders>
+              <w:top w:val="single" w:sz="4" w:space="0" w:color="CCCCCC"/>
+              <w:bottom w:val="single" w:sz="4" w:space="0" w:color="CCCCCC"/>
+              <w:left w:val="single" w:sz="4" w:space="0" w:color="CCCCCC"/>
+              <w:right w:val="single" w:sz="4" w:space="0" w:color="CCCCCC"/>
+            </w:tcBorders>
+          </w:tcPr>
+          <w:p>
+            <w:pPr>
+              <w:spacing w:before="60" w:after="60" w:line="252" w:lineRule="auto"/>
+              <w:jc w:val="left"/>
+            </w:pPr>
+            <w:r/>
+            <w:r>
+              <w:t>721.75</w:t>
+            </w:r>
+          </w:p>
+        </w:tc>
+        <w:tc>
+          <w:tcPr>
+            <w:tcW w:type="dxa" w:w="1152"/>
+            <w:shd w:fill="F8FAFC"/>
+            <w:tcMar>
+              <w:top w:w="100" w:type="dxa"/>
+              <w:bottom w:w="100" w:type="dxa"/>
+              <w:left w:w="120" w:type="dxa"/>
+              <w:right w:w="120" w:type="dxa"/>
+            </w:tcMar>
+            <w:tcBorders>
+              <w:top w:val="single" w:sz="4" w:space="0" w:color="CCCCCC"/>
+              <w:bottom w:val="single" w:sz="4" w:space="0" w:color="CCCCCC"/>
+              <w:left w:val="single" w:sz="4" w:space="0" w:color="CCCCCC"/>
+              <w:right w:val="single" w:sz="4" w:space="0" w:color="CCCCCC"/>
+            </w:tcBorders>
+          </w:tcPr>
+          <w:p>
+            <w:pPr>
+              <w:spacing w:before="60" w:after="60" w:line="252" w:lineRule="auto"/>
+              <w:jc w:val="left"/>
+            </w:pPr>
+            <w:r/>
+            <w:r>
+              <w:t>701.25</w:t>
+            </w:r>
+          </w:p>
+        </w:tc>
+        <w:tc>
+          <w:tcPr>
+            <w:tcW w:type="dxa" w:w="1728"/>
+            <w:shd w:fill="F8FAFC"/>
+            <w:tcMar>
+              <w:top w:w="100" w:type="dxa"/>
+              <w:bottom w:w="100" w:type="dxa"/>
+              <w:left w:w="120" w:type="dxa"/>
+              <w:right w:w="120" w:type="dxa"/>
+            </w:tcMar>
+            <w:tcBorders>
+              <w:top w:val="single" w:sz="4" w:space="0" w:color="CCCCCC"/>
+              <w:bottom w:val="single" w:sz="4" w:space="0" w:color="CCCCCC"/>
+              <w:left w:val="single" w:sz="4" w:space="0" w:color="CCCCCC"/>
+              <w:right w:val="single" w:sz="4" w:space="0" w:color="CCCCCC"/>
+            </w:tcBorders>
+          </w:tcPr>
+          <w:p>
+            <w:pPr>
+              <w:spacing w:before="60" w:after="60" w:line="252" w:lineRule="auto"/>
+              <w:jc w:val="left"/>
+            </w:pPr>
+            <w:r/>
+            <w:r>
+              <w:rPr>
+                <w:b/>
+              </w:rPr>
+              <w:t>715.50</w:t>
+            </w:r>
+          </w:p>
+        </w:tc>
+        <w:tc>
+          <w:tcPr>
+            <w:tcW w:type="dxa" w:w="3456"/>
+            <w:shd w:fill="F8FAFC"/>
+            <w:tcMar>
+              <w:top w:w="100" w:type="dxa"/>
+              <w:bottom w:w="100" w:type="dxa"/>
+              <w:left w:w="120" w:type="dxa"/>
+              <w:right w:w="120" w:type="dxa"/>
+            </w:tcMar>
+            <w:tcBorders>
+              <w:top w:val="single" w:sz="4" w:space="0" w:color="CCCCCC"/>
+              <w:bottom w:val="single" w:sz="4" w:space="0" w:color="CCCCCC"/>
+              <w:left w:val="single" w:sz="4" w:space="0" w:color="CCCCCC"/>
+              <w:right w:val="single" w:sz="4" w:space="0" w:color="CCCCCC"/>
+            </w:tcBorders>
+          </w:tcPr>
+          <w:p>
+            <w:pPr>
+              <w:spacing w:before="60" w:after="60" w:line="252" w:lineRule="auto"/>
+              <w:jc w:val="left"/>
+            </w:pPr>
+            <w:r/>
+            <w:r>
+              <w:rPr>
+                <w:b/>
+              </w:rPr>
+              <w:t>+0.75</w:t>
+            </w:r>
+          </w:p>
+        </w:tc>
+        <w:tc>
+          <w:tcPr>
+            <w:tcW w:type="dxa" w:w="1440"/>
+            <w:shd w:fill="F8FAFC"/>
+            <w:tcMar>
+              <w:top w:w="100" w:type="dxa"/>
+              <w:bottom w:w="100" w:type="dxa"/>
+              <w:left w:w="120" w:type="dxa"/>
+              <w:right w:w="120" w:type="dxa"/>
+            </w:tcMar>
+            <w:tcBorders>
+              <w:top w:val="single" w:sz="4" w:space="0" w:color="CCCCCC"/>
+              <w:bottom w:val="single" w:sz="4" w:space="0" w:color="CCCCCC"/>
+              <w:left w:val="single" w:sz="4" w:space="0" w:color="CCCCCC"/>
+              <w:right w:val="single" w:sz="4" w:space="0" w:color="CCCCCC"/>
+            </w:tcBorders>
+          </w:tcPr>
+          <w:p>
+            <w:pPr>
+              <w:spacing w:before="60" w:after="60" w:line="252" w:lineRule="auto"/>
+              <w:jc w:val="left"/>
+            </w:pPr>
+            <w:r/>
+            <w:r>
+              <w:t>BULL</w:t>
+            </w:r>
+          </w:p>
+        </w:tc>
+      </w:tr>
+      <w:tr>
+        <w:tc>
+          <w:tcPr>
+            <w:tcW w:type="dxa" w:w="1584"/>
+            <w:shd w:fill="FFFFFF"/>
+            <w:tcMar>
+              <w:top w:w="100" w:type="dxa"/>
+              <w:bottom w:w="100" w:type="dxa"/>
+              <w:left w:w="120" w:type="dxa"/>
+              <w:right w:w="120" w:type="dxa"/>
+            </w:tcMar>
+            <w:tcBorders>
+              <w:top w:val="single" w:sz="4" w:space="0" w:color="CCCCCC"/>
+              <w:bottom w:val="single" w:sz="4" w:space="0" w:color="CCCCCC"/>
+              <w:left w:val="single" w:sz="4" w:space="0" w:color="CCCCCC"/>
+              <w:right w:val="single" w:sz="4" w:space="0" w:color="CCCCCC"/>
+            </w:tcBorders>
+          </w:tcPr>
+          <w:p>
+            <w:pPr>
+              <w:spacing w:before="60" w:after="60" w:line="252" w:lineRule="auto"/>
+              <w:jc w:val="left"/>
+            </w:pPr>
+            <w:r/>
+            <w:r>
+              <w:rPr>
+                <w:b/>
+              </w:rPr>
+              <w:t>Fri 02/10</w:t>
+            </w:r>
+          </w:p>
+        </w:tc>
+        <w:tc>
+          <w:tcPr>
+            <w:tcW w:type="dxa" w:w="864"/>
+            <w:shd w:fill="FFFFFF"/>
+            <w:tcMar>
+              <w:top w:w="100" w:type="dxa"/>
+              <w:bottom w:w="100" w:type="dxa"/>
+              <w:left w:w="120" w:type="dxa"/>
+              <w:right w:w="120" w:type="dxa"/>
+            </w:tcMar>
+            <w:tcBorders>
+              <w:top w:val="single" w:sz="4" w:space="0" w:color="CCCCCC"/>
+              <w:bottom w:val="single" w:sz="4" w:space="0" w:color="CCCCCC"/>
+              <w:left w:val="single" w:sz="4" w:space="0" w:color="CCCCCC"/>
+              <w:right w:val="single" w:sz="4" w:space="0" w:color="CCCCCC"/>
+            </w:tcBorders>
+          </w:tcPr>
+          <w:p>
+            <w:pPr>
+              <w:spacing w:before="60" w:after="60" w:line="252" w:lineRule="auto"/>
+              <w:jc w:val="left"/>
+            </w:pPr>
+            <w:r/>
+            <w:r>
+              <w:t>Pre-NY 19-21</w:t>
+            </w:r>
+          </w:p>
+        </w:tc>
+        <w:tc>
+          <w:tcPr>
+            <w:tcW w:type="dxa" w:w="1440"/>
+            <w:shd w:fill="FFFFFF"/>
+            <w:tcMar>
+              <w:top w:w="100" w:type="dxa"/>
+              <w:bottom w:w="100" w:type="dxa"/>
+              <w:left w:w="120" w:type="dxa"/>
+              <w:right w:w="120" w:type="dxa"/>
+            </w:tcMar>
+            <w:tcBorders>
+              <w:top w:val="single" w:sz="4" w:space="0" w:color="CCCCCC"/>
+              <w:bottom w:val="single" w:sz="4" w:space="0" w:color="CCCCCC"/>
+              <w:left w:val="single" w:sz="4" w:space="0" w:color="CCCCCC"/>
+              <w:right w:val="single" w:sz="4" w:space="0" w:color="CCCCCC"/>
+            </w:tcBorders>
+          </w:tcPr>
+          <w:p>
+            <w:pPr>
+              <w:spacing w:before="60" w:after="60" w:line="252" w:lineRule="auto"/>
+              <w:jc w:val="left"/>
+            </w:pPr>
+            <w:r/>
+            <w:r>
+              <w:t>715.50</w:t>
+            </w:r>
+          </w:p>
+        </w:tc>
+        <w:tc>
+          <w:tcPr>
+            <w:tcW w:type="dxa" w:w="2016"/>
+            <w:shd w:fill="FFFFFF"/>
+            <w:tcMar>
+              <w:top w:w="100" w:type="dxa"/>
+              <w:bottom w:w="100" w:type="dxa"/>
+              <w:left w:w="120" w:type="dxa"/>
+              <w:right w:w="120" w:type="dxa"/>
+            </w:tcMar>
+            <w:tcBorders>
+              <w:top w:val="single" w:sz="4" w:space="0" w:color="CCCCCC"/>
+              <w:bottom w:val="single" w:sz="4" w:space="0" w:color="CCCCCC"/>
+              <w:left w:val="single" w:sz="4" w:space="0" w:color="CCCCCC"/>
+              <w:right w:val="single" w:sz="4" w:space="0" w:color="CCCCCC"/>
+            </w:tcBorders>
+          </w:tcPr>
+          <w:p>
+            <w:pPr>
+              <w:spacing w:before="60" w:after="60" w:line="252" w:lineRule="auto"/>
+              <w:jc w:val="left"/>
+            </w:pPr>
+            <w:r/>
+            <w:r>
+              <w:t>724.75</w:t>
+            </w:r>
+          </w:p>
+        </w:tc>
+        <w:tc>
+          <w:tcPr>
+            <w:tcW w:type="dxa" w:w="1152"/>
+            <w:shd w:fill="FFFFFF"/>
+            <w:tcMar>
+              <w:top w:w="100" w:type="dxa"/>
+              <w:bottom w:w="100" w:type="dxa"/>
+              <w:left w:w="120" w:type="dxa"/>
+              <w:right w:w="120" w:type="dxa"/>
+            </w:tcMar>
+            <w:tcBorders>
+              <w:top w:val="single" w:sz="4" w:space="0" w:color="CCCCCC"/>
+              <w:bottom w:val="single" w:sz="4" w:space="0" w:color="CCCCCC"/>
+              <w:left w:val="single" w:sz="4" w:space="0" w:color="CCCCCC"/>
+              <w:right w:val="single" w:sz="4" w:space="0" w:color="CCCCCC"/>
+            </w:tcBorders>
+          </w:tcPr>
+          <w:p>
+            <w:pPr>
+              <w:spacing w:before="60" w:after="60" w:line="252" w:lineRule="auto"/>
+              <w:jc w:val="left"/>
+            </w:pPr>
+            <w:r/>
+            <w:r>
+              <w:t>708.25</w:t>
+            </w:r>
+          </w:p>
+        </w:tc>
+        <w:tc>
+          <w:tcPr>
+            <w:tcW w:type="dxa" w:w="1728"/>
+            <w:shd w:fill="FFFFFF"/>
+            <w:tcMar>
+              <w:top w:w="100" w:type="dxa"/>
+              <w:bottom w:w="100" w:type="dxa"/>
+              <w:left w:w="120" w:type="dxa"/>
+              <w:right w:w="120" w:type="dxa"/>
+            </w:tcMar>
+            <w:tcBorders>
+              <w:top w:val="single" w:sz="4" w:space="0" w:color="CCCCCC"/>
+              <w:bottom w:val="single" w:sz="4" w:space="0" w:color="CCCCCC"/>
+              <w:left w:val="single" w:sz="4" w:space="0" w:color="CCCCCC"/>
+              <w:right w:val="single" w:sz="4" w:space="0" w:color="CCCCCC"/>
+            </w:tcBorders>
+          </w:tcPr>
+          <w:p>
+            <w:pPr>
+              <w:spacing w:before="60" w:after="60" w:line="252" w:lineRule="auto"/>
+              <w:jc w:val="left"/>
+            </w:pPr>
+            <w:r/>
+            <w:r>
+              <w:rPr>
+                <w:b/>
+              </w:rPr>
+              <w:t>715.25</w:t>
+            </w:r>
+          </w:p>
+        </w:tc>
+        <w:tc>
+          <w:tcPr>
+            <w:tcW w:type="dxa" w:w="3456"/>
+            <w:shd w:fill="FFFFFF"/>
+            <w:tcMar>
+              <w:top w:w="100" w:type="dxa"/>
+              <w:bottom w:w="100" w:type="dxa"/>
+              <w:left w:w="120" w:type="dxa"/>
+              <w:right w:w="120" w:type="dxa"/>
+            </w:tcMar>
+            <w:tcBorders>
+              <w:top w:val="single" w:sz="4" w:space="0" w:color="CCCCCC"/>
+              <w:bottom w:val="single" w:sz="4" w:space="0" w:color="CCCCCC"/>
+              <w:left w:val="single" w:sz="4" w:space="0" w:color="CCCCCC"/>
+              <w:right w:val="single" w:sz="4" w:space="0" w:color="CCCCCC"/>
+            </w:tcBorders>
+          </w:tcPr>
+          <w:p>
+            <w:pPr>
+              <w:spacing w:before="60" w:after="60" w:line="252" w:lineRule="auto"/>
+              <w:jc w:val="left"/>
+            </w:pPr>
+            <w:r/>
+            <w:r>
+              <w:rPr>
+                <w:b/>
+              </w:rPr>
+              <w:t>-0.25</w:t>
+            </w:r>
+          </w:p>
+        </w:tc>
+        <w:tc>
+          <w:tcPr>
+            <w:tcW w:type="dxa" w:w="1440"/>
+            <w:shd w:fill="FFFFFF"/>
+            <w:tcMar>
+              <w:top w:w="100" w:type="dxa"/>
+              <w:bottom w:w="100" w:type="dxa"/>
+              <w:left w:w="120" w:type="dxa"/>
+              <w:right w:w="120" w:type="dxa"/>
+            </w:tcMar>
+            <w:tcBorders>
+              <w:top w:val="single" w:sz="4" w:space="0" w:color="CCCCCC"/>
+              <w:bottom w:val="single" w:sz="4" w:space="0" w:color="CCCCCC"/>
+              <w:left w:val="single" w:sz="4" w:space="0" w:color="CCCCCC"/>
+              <w:right w:val="single" w:sz="4" w:space="0" w:color="CCCCCC"/>
+            </w:tcBorders>
+          </w:tcPr>
+          <w:p>
+            <w:pPr>
+              <w:spacing w:before="60" w:after="60" w:line="252" w:lineRule="auto"/>
+              <w:jc w:val="left"/>
+            </w:pPr>
+            <w:r/>
+            <w:r>
+              <w:t>BEAR</w:t>
+            </w:r>
+          </w:p>
+        </w:tc>
+      </w:tr>
+      <w:tr>
+        <w:tc>
+          <w:tcPr>
+            <w:tcW w:type="dxa" w:w="1584"/>
+            <w:shd w:fill="F8FAFC"/>
+            <w:tcMar>
+              <w:top w:w="100" w:type="dxa"/>
+              <w:bottom w:w="100" w:type="dxa"/>
+              <w:left w:w="120" w:type="dxa"/>
+              <w:right w:w="120" w:type="dxa"/>
+            </w:tcMar>
+            <w:tcBorders>
+              <w:top w:val="single" w:sz="4" w:space="0" w:color="CCCCCC"/>
+              <w:bottom w:val="single" w:sz="4" w:space="0" w:color="CCCCCC"/>
+              <w:left w:val="single" w:sz="4" w:space="0" w:color="CCCCCC"/>
+              <w:right w:val="single" w:sz="4" w:space="0" w:color="CCCCCC"/>
+            </w:tcBorders>
+          </w:tcPr>
+          <w:p>
+            <w:pPr>
+              <w:spacing w:before="60" w:after="60" w:line="252" w:lineRule="auto"/>
+              <w:jc w:val="left"/>
+            </w:pPr>
+            <w:r/>
+            <w:r>
+              <w:rPr>
+                <w:b/>
+              </w:rPr>
+              <w:t>Fri 02/10</w:t>
+            </w:r>
+          </w:p>
+        </w:tc>
+        <w:tc>
+          <w:tcPr>
+            <w:tcW w:type="dxa" w:w="864"/>
+            <w:shd w:fill="F8FAFC"/>
+            <w:tcMar>
+              <w:top w:w="100" w:type="dxa"/>
+              <w:bottom w:w="100" w:type="dxa"/>
+              <w:left w:w="120" w:type="dxa"/>
+              <w:right w:w="120" w:type="dxa"/>
+            </w:tcMar>
+            <w:tcBorders>
+              <w:top w:val="single" w:sz="4" w:space="0" w:color="CCCCCC"/>
+              <w:bottom w:val="single" w:sz="4" w:space="0" w:color="CCCCCC"/>
+              <w:left w:val="single" w:sz="4" w:space="0" w:color="CCCCCC"/>
+              <w:right w:val="single" w:sz="4" w:space="0" w:color="CCCCCC"/>
+            </w:tcBorders>
+          </w:tcPr>
+          <w:p>
+            <w:pPr>
+              <w:spacing w:before="60" w:after="60" w:line="252" w:lineRule="auto"/>
+              <w:jc w:val="left"/>
+            </w:pPr>
+            <w:r/>
+            <w:r>
+              <w:t>NY Open 21-23</w:t>
+            </w:r>
+          </w:p>
+        </w:tc>
+        <w:tc>
+          <w:tcPr>
+            <w:tcW w:type="dxa" w:w="1440"/>
+            <w:shd w:fill="F8FAFC"/>
+            <w:tcMar>
+              <w:top w:w="100" w:type="dxa"/>
+              <w:bottom w:w="100" w:type="dxa"/>
+              <w:left w:w="120" w:type="dxa"/>
+              <w:right w:w="120" w:type="dxa"/>
+            </w:tcMar>
+            <w:tcBorders>
+              <w:top w:val="single" w:sz="4" w:space="0" w:color="CCCCCC"/>
+              <w:bottom w:val="single" w:sz="4" w:space="0" w:color="CCCCCC"/>
+              <w:left w:val="single" w:sz="4" w:space="0" w:color="CCCCCC"/>
+              <w:right w:val="single" w:sz="4" w:space="0" w:color="CCCCCC"/>
+            </w:tcBorders>
+          </w:tcPr>
+          <w:p>
+            <w:pPr>
+              <w:spacing w:before="60" w:after="60" w:line="252" w:lineRule="auto"/>
+              <w:jc w:val="left"/>
+            </w:pPr>
+            <w:r/>
+            <w:r>
+              <w:t>715.25</w:t>
+            </w:r>
+          </w:p>
+        </w:tc>
+        <w:tc>
+          <w:tcPr>
+            <w:tcW w:type="dxa" w:w="2016"/>
+            <w:shd w:fill="F8FAFC"/>
+            <w:tcMar>
+              <w:top w:w="100" w:type="dxa"/>
+              <w:bottom w:w="100" w:type="dxa"/>
+              <w:left w:w="120" w:type="dxa"/>
+              <w:right w:w="120" w:type="dxa"/>
+            </w:tcMar>
+            <w:tcBorders>
+              <w:top w:val="single" w:sz="4" w:space="0" w:color="CCCCCC"/>
+              <w:bottom w:val="single" w:sz="4" w:space="0" w:color="CCCCCC"/>
+              <w:left w:val="single" w:sz="4" w:space="0" w:color="CCCCCC"/>
+              <w:right w:val="single" w:sz="4" w:space="0" w:color="CCCCCC"/>
+            </w:tcBorders>
+          </w:tcPr>
+          <w:p>
+            <w:pPr>
+              <w:spacing w:before="60" w:after="60" w:line="252" w:lineRule="auto"/>
+              <w:jc w:val="left"/>
+            </w:pPr>
+            <w:r/>
+            <w:r>
+              <w:t>723.75</w:t>
+            </w:r>
+          </w:p>
+        </w:tc>
+        <w:tc>
+          <w:tcPr>
+            <w:tcW w:type="dxa" w:w="1152"/>
+            <w:shd w:fill="F8FAFC"/>
+            <w:tcMar>
+              <w:top w:w="100" w:type="dxa"/>
+              <w:bottom w:w="100" w:type="dxa"/>
+              <w:left w:w="120" w:type="dxa"/>
+              <w:right w:w="120" w:type="dxa"/>
+            </w:tcMar>
+            <w:tcBorders>
+              <w:top w:val="single" w:sz="4" w:space="0" w:color="CCCCCC"/>
+              <w:bottom w:val="single" w:sz="4" w:space="0" w:color="CCCCCC"/>
+              <w:left w:val="single" w:sz="4" w:space="0" w:color="CCCCCC"/>
+              <w:right w:val="single" w:sz="4" w:space="0" w:color="CCCCCC"/>
+            </w:tcBorders>
+          </w:tcPr>
+          <w:p>
+            <w:pPr>
+              <w:spacing w:before="60" w:after="60" w:line="252" w:lineRule="auto"/>
+              <w:jc w:val="left"/>
+            </w:pPr>
+            <w:r/>
+            <w:r>
+              <w:t>701.25</w:t>
+            </w:r>
+          </w:p>
+        </w:tc>
+        <w:tc>
+          <w:tcPr>
+            <w:tcW w:type="dxa" w:w="1728"/>
+            <w:shd w:fill="F8FAFC"/>
+            <w:tcMar>
+              <w:top w:w="100" w:type="dxa"/>
+              <w:bottom w:w="100" w:type="dxa"/>
+              <w:left w:w="120" w:type="dxa"/>
+              <w:right w:w="120" w:type="dxa"/>
+            </w:tcMar>
+            <w:tcBorders>
+              <w:top w:val="single" w:sz="4" w:space="0" w:color="CCCCCC"/>
+              <w:bottom w:val="single" w:sz="4" w:space="0" w:color="CCCCCC"/>
+              <w:left w:val="single" w:sz="4" w:space="0" w:color="CCCCCC"/>
+              <w:right w:val="single" w:sz="4" w:space="0" w:color="CCCCCC"/>
+            </w:tcBorders>
+          </w:tcPr>
+          <w:p>
+            <w:pPr>
+              <w:spacing w:before="60" w:after="60" w:line="252" w:lineRule="auto"/>
+              <w:jc w:val="left"/>
+            </w:pPr>
+            <w:r/>
+            <w:r>
+              <w:rPr>
+                <w:b/>
+              </w:rPr>
+              <w:t>717.00</w:t>
             </w:r>
           </w:p>
         </w:tc>
@@ -27807,7 +31097,7 @@
               <w:rPr>
                 <w:b/>
               </w:rPr>
-              <w:t>Wed 30/09</w:t>
+              <w:t>Fri 02/10</w:t>
             </w:r>
           </w:p>
         </w:tc>
@@ -27835,7 +31125,7 @@
             </w:pPr>
             <w:r/>
             <w:r>
-              <w:t>Pre-NY 19-21</w:t>
+              <w:t>NY Close 23-01</w:t>
             </w:r>
           </w:p>
         </w:tc>
@@ -27863,7 +31153,7 @@
             </w:pPr>
             <w:r/>
             <w:r>
-              <w:t>712.25</w:t>
+              <w:t>717.00</w:t>
             </w:r>
           </w:p>
         </w:tc>
@@ -27891,7 +31181,7 @@
             </w:pPr>
             <w:r/>
             <w:r>
-              <w:t>721.50</w:t>
+              <w:t>723.25</w:t>
             </w:r>
           </w:p>
         </w:tc>
@@ -27919,2827 +31209,7 @@
             </w:pPr>
             <w:r/>
             <w:r>
-              <w:t>701.50</w:t>
-            </w:r>
-          </w:p>
-        </w:tc>
-        <w:tc>
-          <w:tcPr>
-            <w:tcW w:type="dxa" w:w="1728"/>
-            <w:shd w:fill="FFFFFF"/>
-            <w:tcMar>
-              <w:top w:w="100" w:type="dxa"/>
-              <w:bottom w:w="100" w:type="dxa"/>
-              <w:left w:w="120" w:type="dxa"/>
-              <w:right w:w="120" w:type="dxa"/>
-            </w:tcMar>
-            <w:tcBorders>
-              <w:top w:val="single" w:sz="4" w:space="0" w:color="CCCCCC"/>
-              <w:bottom w:val="single" w:sz="4" w:space="0" w:color="CCCCCC"/>
-              <w:left w:val="single" w:sz="4" w:space="0" w:color="CCCCCC"/>
-              <w:right w:val="single" w:sz="4" w:space="0" w:color="CCCCCC"/>
-            </w:tcBorders>
-          </w:tcPr>
-          <w:p>
-            <w:pPr>
-              <w:spacing w:before="60" w:after="60" w:line="252" w:lineRule="auto"/>
-              <w:jc w:val="left"/>
-            </w:pPr>
-            <w:r/>
-            <w:r>
-              <w:rPr>
-                <w:b/>
-              </w:rPr>
-              <w:t>712.75</w:t>
-            </w:r>
-          </w:p>
-        </w:tc>
-        <w:tc>
-          <w:tcPr>
-            <w:tcW w:type="dxa" w:w="3456"/>
-            <w:shd w:fill="FFFFFF"/>
-            <w:tcMar>
-              <w:top w:w="100" w:type="dxa"/>
-              <w:bottom w:w="100" w:type="dxa"/>
-              <w:left w:w="120" w:type="dxa"/>
-              <w:right w:w="120" w:type="dxa"/>
-            </w:tcMar>
-            <w:tcBorders>
-              <w:top w:val="single" w:sz="4" w:space="0" w:color="CCCCCC"/>
-              <w:bottom w:val="single" w:sz="4" w:space="0" w:color="CCCCCC"/>
-              <w:left w:val="single" w:sz="4" w:space="0" w:color="CCCCCC"/>
-              <w:right w:val="single" w:sz="4" w:space="0" w:color="CCCCCC"/>
-            </w:tcBorders>
-          </w:tcPr>
-          <w:p>
-            <w:pPr>
-              <w:spacing w:before="60" w:after="60" w:line="252" w:lineRule="auto"/>
-              <w:jc w:val="left"/>
-            </w:pPr>
-            <w:r/>
-            <w:r>
-              <w:rPr>
-                <w:b/>
-              </w:rPr>
-              <w:t>+0.50</w:t>
-            </w:r>
-          </w:p>
-        </w:tc>
-        <w:tc>
-          <w:tcPr>
-            <w:tcW w:type="dxa" w:w="1440"/>
-            <w:shd w:fill="FFFFFF"/>
-            <w:tcMar>
-              <w:top w:w="100" w:type="dxa"/>
-              <w:bottom w:w="100" w:type="dxa"/>
-              <w:left w:w="120" w:type="dxa"/>
-              <w:right w:w="120" w:type="dxa"/>
-            </w:tcMar>
-            <w:tcBorders>
-              <w:top w:val="single" w:sz="4" w:space="0" w:color="CCCCCC"/>
-              <w:bottom w:val="single" w:sz="4" w:space="0" w:color="CCCCCC"/>
-              <w:left w:val="single" w:sz="4" w:space="0" w:color="CCCCCC"/>
-              <w:right w:val="single" w:sz="4" w:space="0" w:color="CCCCCC"/>
-            </w:tcBorders>
-          </w:tcPr>
-          <w:p>
-            <w:pPr>
-              <w:spacing w:before="60" w:after="60" w:line="252" w:lineRule="auto"/>
-              <w:jc w:val="left"/>
-            </w:pPr>
-            <w:r/>
-            <w:r>
-              <w:t>BULL</w:t>
-            </w:r>
-          </w:p>
-        </w:tc>
-      </w:tr>
-      <w:tr>
-        <w:tc>
-          <w:tcPr>
-            <w:tcW w:type="dxa" w:w="1584"/>
-            <w:shd w:fill="F8FAFC"/>
-            <w:tcMar>
-              <w:top w:w="100" w:type="dxa"/>
-              <w:bottom w:w="100" w:type="dxa"/>
-              <w:left w:w="120" w:type="dxa"/>
-              <w:right w:w="120" w:type="dxa"/>
-            </w:tcMar>
-            <w:tcBorders>
-              <w:top w:val="single" w:sz="4" w:space="0" w:color="CCCCCC"/>
-              <w:bottom w:val="single" w:sz="4" w:space="0" w:color="CCCCCC"/>
-              <w:left w:val="single" w:sz="4" w:space="0" w:color="CCCCCC"/>
-              <w:right w:val="single" w:sz="4" w:space="0" w:color="CCCCCC"/>
-            </w:tcBorders>
-          </w:tcPr>
-          <w:p>
-            <w:pPr>
-              <w:spacing w:before="60" w:after="60" w:line="252" w:lineRule="auto"/>
-              <w:jc w:val="left"/>
-            </w:pPr>
-            <w:r/>
-            <w:r>
-              <w:rPr>
-                <w:b/>
-              </w:rPr>
-              <w:t>Wed 30/09</w:t>
-            </w:r>
-          </w:p>
-        </w:tc>
-        <w:tc>
-          <w:tcPr>
-            <w:tcW w:type="dxa" w:w="864"/>
-            <w:shd w:fill="F8FAFC"/>
-            <w:tcMar>
-              <w:top w:w="100" w:type="dxa"/>
-              <w:bottom w:w="100" w:type="dxa"/>
-              <w:left w:w="120" w:type="dxa"/>
-              <w:right w:w="120" w:type="dxa"/>
-            </w:tcMar>
-            <w:tcBorders>
-              <w:top w:val="single" w:sz="4" w:space="0" w:color="CCCCCC"/>
-              <w:bottom w:val="single" w:sz="4" w:space="0" w:color="CCCCCC"/>
-              <w:left w:val="single" w:sz="4" w:space="0" w:color="CCCCCC"/>
-              <w:right w:val="single" w:sz="4" w:space="0" w:color="CCCCCC"/>
-            </w:tcBorders>
-          </w:tcPr>
-          <w:p>
-            <w:pPr>
-              <w:spacing w:before="60" w:after="60" w:line="252" w:lineRule="auto"/>
-              <w:jc w:val="left"/>
-            </w:pPr>
-            <w:r/>
-            <w:r>
-              <w:t>NY Open 21-23</w:t>
-            </w:r>
-          </w:p>
-        </w:tc>
-        <w:tc>
-          <w:tcPr>
-            <w:tcW w:type="dxa" w:w="1440"/>
-            <w:shd w:fill="F8FAFC"/>
-            <w:tcMar>
-              <w:top w:w="100" w:type="dxa"/>
-              <w:bottom w:w="100" w:type="dxa"/>
-              <w:left w:w="120" w:type="dxa"/>
-              <w:right w:w="120" w:type="dxa"/>
-            </w:tcMar>
-            <w:tcBorders>
-              <w:top w:val="single" w:sz="4" w:space="0" w:color="CCCCCC"/>
-              <w:bottom w:val="single" w:sz="4" w:space="0" w:color="CCCCCC"/>
-              <w:left w:val="single" w:sz="4" w:space="0" w:color="CCCCCC"/>
-              <w:right w:val="single" w:sz="4" w:space="0" w:color="CCCCCC"/>
-            </w:tcBorders>
-          </w:tcPr>
-          <w:p>
-            <w:pPr>
-              <w:spacing w:before="60" w:after="60" w:line="252" w:lineRule="auto"/>
-              <w:jc w:val="left"/>
-            </w:pPr>
-            <w:r/>
-            <w:r>
-              <w:t>712.75</w:t>
-            </w:r>
-          </w:p>
-        </w:tc>
-        <w:tc>
-          <w:tcPr>
-            <w:tcW w:type="dxa" w:w="2016"/>
-            <w:shd w:fill="F8FAFC"/>
-            <w:tcMar>
-              <w:top w:w="100" w:type="dxa"/>
-              <w:bottom w:w="100" w:type="dxa"/>
-              <w:left w:w="120" w:type="dxa"/>
-              <w:right w:w="120" w:type="dxa"/>
-            </w:tcMar>
-            <w:tcBorders>
-              <w:top w:val="single" w:sz="4" w:space="0" w:color="CCCCCC"/>
-              <w:bottom w:val="single" w:sz="4" w:space="0" w:color="CCCCCC"/>
-              <w:left w:val="single" w:sz="4" w:space="0" w:color="CCCCCC"/>
-              <w:right w:val="single" w:sz="4" w:space="0" w:color="CCCCCC"/>
-            </w:tcBorders>
-          </w:tcPr>
-          <w:p>
-            <w:pPr>
-              <w:spacing w:before="60" w:after="60" w:line="252" w:lineRule="auto"/>
-              <w:jc w:val="left"/>
-            </w:pPr>
-            <w:r/>
-            <w:r>
-              <w:t>725.00</w:t>
-            </w:r>
-          </w:p>
-        </w:tc>
-        <w:tc>
-          <w:tcPr>
-            <w:tcW w:type="dxa" w:w="1152"/>
-            <w:shd w:fill="F8FAFC"/>
-            <w:tcMar>
-              <w:top w:w="100" w:type="dxa"/>
-              <w:bottom w:w="100" w:type="dxa"/>
-              <w:left w:w="120" w:type="dxa"/>
-              <w:right w:w="120" w:type="dxa"/>
-            </w:tcMar>
-            <w:tcBorders>
-              <w:top w:val="single" w:sz="4" w:space="0" w:color="CCCCCC"/>
-              <w:bottom w:val="single" w:sz="4" w:space="0" w:color="CCCCCC"/>
-              <w:left w:val="single" w:sz="4" w:space="0" w:color="CCCCCC"/>
-              <w:right w:val="single" w:sz="4" w:space="0" w:color="CCCCCC"/>
-            </w:tcBorders>
-          </w:tcPr>
-          <w:p>
-            <w:pPr>
-              <w:spacing w:before="60" w:after="60" w:line="252" w:lineRule="auto"/>
-              <w:jc w:val="left"/>
-            </w:pPr>
-            <w:r/>
-            <w:r>
-              <w:t>698.50</w:t>
-            </w:r>
-          </w:p>
-        </w:tc>
-        <w:tc>
-          <w:tcPr>
-            <w:tcW w:type="dxa" w:w="1728"/>
-            <w:shd w:fill="F8FAFC"/>
-            <w:tcMar>
-              <w:top w:w="100" w:type="dxa"/>
-              <w:bottom w:w="100" w:type="dxa"/>
-              <w:left w:w="120" w:type="dxa"/>
-              <w:right w:w="120" w:type="dxa"/>
-            </w:tcMar>
-            <w:tcBorders>
-              <w:top w:val="single" w:sz="4" w:space="0" w:color="CCCCCC"/>
-              <w:bottom w:val="single" w:sz="4" w:space="0" w:color="CCCCCC"/>
-              <w:left w:val="single" w:sz="4" w:space="0" w:color="CCCCCC"/>
-              <w:right w:val="single" w:sz="4" w:space="0" w:color="CCCCCC"/>
-            </w:tcBorders>
-          </w:tcPr>
-          <w:p>
-            <w:pPr>
-              <w:spacing w:before="60" w:after="60" w:line="252" w:lineRule="auto"/>
-              <w:jc w:val="left"/>
-            </w:pPr>
-            <w:r/>
-            <w:r>
-              <w:rPr>
-                <w:b/>
-              </w:rPr>
-              <w:t>711.25</w:t>
-            </w:r>
-          </w:p>
-        </w:tc>
-        <w:tc>
-          <w:tcPr>
-            <w:tcW w:type="dxa" w:w="3456"/>
-            <w:shd w:fill="F8FAFC"/>
-            <w:tcMar>
-              <w:top w:w="100" w:type="dxa"/>
-              <w:bottom w:w="100" w:type="dxa"/>
-              <w:left w:w="120" w:type="dxa"/>
-              <w:right w:w="120" w:type="dxa"/>
-            </w:tcMar>
-            <w:tcBorders>
-              <w:top w:val="single" w:sz="4" w:space="0" w:color="CCCCCC"/>
-              <w:bottom w:val="single" w:sz="4" w:space="0" w:color="CCCCCC"/>
-              <w:left w:val="single" w:sz="4" w:space="0" w:color="CCCCCC"/>
-              <w:right w:val="single" w:sz="4" w:space="0" w:color="CCCCCC"/>
-            </w:tcBorders>
-          </w:tcPr>
-          <w:p>
-            <w:pPr>
-              <w:spacing w:before="60" w:after="60" w:line="252" w:lineRule="auto"/>
-              <w:jc w:val="left"/>
-            </w:pPr>
-            <w:r/>
-            <w:r>
-              <w:rPr>
-                <w:b/>
-              </w:rPr>
-              <w:t>-1.50</w:t>
-            </w:r>
-          </w:p>
-        </w:tc>
-        <w:tc>
-          <w:tcPr>
-            <w:tcW w:type="dxa" w:w="1440"/>
-            <w:shd w:fill="F8FAFC"/>
-            <w:tcMar>
-              <w:top w:w="100" w:type="dxa"/>
-              <w:bottom w:w="100" w:type="dxa"/>
-              <w:left w:w="120" w:type="dxa"/>
-              <w:right w:w="120" w:type="dxa"/>
-            </w:tcMar>
-            <w:tcBorders>
-              <w:top w:val="single" w:sz="4" w:space="0" w:color="CCCCCC"/>
-              <w:bottom w:val="single" w:sz="4" w:space="0" w:color="CCCCCC"/>
-              <w:left w:val="single" w:sz="4" w:space="0" w:color="CCCCCC"/>
-              <w:right w:val="single" w:sz="4" w:space="0" w:color="CCCCCC"/>
-            </w:tcBorders>
-          </w:tcPr>
-          <w:p>
-            <w:pPr>
-              <w:spacing w:before="60" w:after="60" w:line="252" w:lineRule="auto"/>
-              <w:jc w:val="left"/>
-            </w:pPr>
-            <w:r/>
-            <w:r>
-              <w:t>BEAR</w:t>
-            </w:r>
-          </w:p>
-        </w:tc>
-      </w:tr>
-      <w:tr>
-        <w:tc>
-          <w:tcPr>
-            <w:tcW w:type="dxa" w:w="1584"/>
-            <w:shd w:fill="FFFFFF"/>
-            <w:tcMar>
-              <w:top w:w="100" w:type="dxa"/>
-              <w:bottom w:w="100" w:type="dxa"/>
-              <w:left w:w="120" w:type="dxa"/>
-              <w:right w:w="120" w:type="dxa"/>
-            </w:tcMar>
-            <w:tcBorders>
-              <w:top w:val="single" w:sz="4" w:space="0" w:color="CCCCCC"/>
-              <w:bottom w:val="single" w:sz="4" w:space="0" w:color="CCCCCC"/>
-              <w:left w:val="single" w:sz="4" w:space="0" w:color="CCCCCC"/>
-              <w:right w:val="single" w:sz="4" w:space="0" w:color="CCCCCC"/>
-            </w:tcBorders>
-          </w:tcPr>
-          <w:p>
-            <w:pPr>
-              <w:spacing w:before="60" w:after="60" w:line="252" w:lineRule="auto"/>
-              <w:jc w:val="left"/>
-            </w:pPr>
-            <w:r/>
-            <w:r>
-              <w:rPr>
-                <w:b/>
-              </w:rPr>
-              <w:t>Wed 30/09</w:t>
-            </w:r>
-          </w:p>
-        </w:tc>
-        <w:tc>
-          <w:tcPr>
-            <w:tcW w:type="dxa" w:w="864"/>
-            <w:shd w:fill="FFFFFF"/>
-            <w:tcMar>
-              <w:top w:w="100" w:type="dxa"/>
-              <w:bottom w:w="100" w:type="dxa"/>
-              <w:left w:w="120" w:type="dxa"/>
-              <w:right w:w="120" w:type="dxa"/>
-            </w:tcMar>
-            <w:tcBorders>
-              <w:top w:val="single" w:sz="4" w:space="0" w:color="CCCCCC"/>
-              <w:bottom w:val="single" w:sz="4" w:space="0" w:color="CCCCCC"/>
-              <w:left w:val="single" w:sz="4" w:space="0" w:color="CCCCCC"/>
-              <w:right w:val="single" w:sz="4" w:space="0" w:color="CCCCCC"/>
-            </w:tcBorders>
-          </w:tcPr>
-          <w:p>
-            <w:pPr>
-              <w:spacing w:before="60" w:after="60" w:line="252" w:lineRule="auto"/>
-              <w:jc w:val="left"/>
-            </w:pPr>
-            <w:r/>
-            <w:r>
-              <w:t>NY Close 23-01</w:t>
-            </w:r>
-          </w:p>
-        </w:tc>
-        <w:tc>
-          <w:tcPr>
-            <w:tcW w:type="dxa" w:w="1440"/>
-            <w:shd w:fill="FFFFFF"/>
-            <w:tcMar>
-              <w:top w:w="100" w:type="dxa"/>
-              <w:bottom w:w="100" w:type="dxa"/>
-              <w:left w:w="120" w:type="dxa"/>
-              <w:right w:w="120" w:type="dxa"/>
-            </w:tcMar>
-            <w:tcBorders>
-              <w:top w:val="single" w:sz="4" w:space="0" w:color="CCCCCC"/>
-              <w:bottom w:val="single" w:sz="4" w:space="0" w:color="CCCCCC"/>
-              <w:left w:val="single" w:sz="4" w:space="0" w:color="CCCCCC"/>
-              <w:right w:val="single" w:sz="4" w:space="0" w:color="CCCCCC"/>
-            </w:tcBorders>
-          </w:tcPr>
-          <w:p>
-            <w:pPr>
-              <w:spacing w:before="60" w:after="60" w:line="252" w:lineRule="auto"/>
-              <w:jc w:val="left"/>
-            </w:pPr>
-            <w:r/>
-            <w:r>
-              <w:t>711.25</w:t>
-            </w:r>
-          </w:p>
-        </w:tc>
-        <w:tc>
-          <w:tcPr>
-            <w:tcW w:type="dxa" w:w="2016"/>
-            <w:shd w:fill="FFFFFF"/>
-            <w:tcMar>
-              <w:top w:w="100" w:type="dxa"/>
-              <w:bottom w:w="100" w:type="dxa"/>
-              <w:left w:w="120" w:type="dxa"/>
-              <w:right w:w="120" w:type="dxa"/>
-            </w:tcMar>
-            <w:tcBorders>
-              <w:top w:val="single" w:sz="4" w:space="0" w:color="CCCCCC"/>
-              <w:bottom w:val="single" w:sz="4" w:space="0" w:color="CCCCCC"/>
-              <w:left w:val="single" w:sz="4" w:space="0" w:color="CCCCCC"/>
-              <w:right w:val="single" w:sz="4" w:space="0" w:color="CCCCCC"/>
-            </w:tcBorders>
-          </w:tcPr>
-          <w:p>
-            <w:pPr>
-              <w:spacing w:before="60" w:after="60" w:line="252" w:lineRule="auto"/>
-              <w:jc w:val="left"/>
-            </w:pPr>
-            <w:r/>
-            <w:r>
-              <w:t>718.25</w:t>
-            </w:r>
-          </w:p>
-        </w:tc>
-        <w:tc>
-          <w:tcPr>
-            <w:tcW w:type="dxa" w:w="1152"/>
-            <w:shd w:fill="FFFFFF"/>
-            <w:tcMar>
-              <w:top w:w="100" w:type="dxa"/>
-              <w:bottom w:w="100" w:type="dxa"/>
-              <w:left w:w="120" w:type="dxa"/>
-              <w:right w:w="120" w:type="dxa"/>
-            </w:tcMar>
-            <w:tcBorders>
-              <w:top w:val="single" w:sz="4" w:space="0" w:color="CCCCCC"/>
-              <w:bottom w:val="single" w:sz="4" w:space="0" w:color="CCCCCC"/>
-              <w:left w:val="single" w:sz="4" w:space="0" w:color="CCCCCC"/>
-              <w:right w:val="single" w:sz="4" w:space="0" w:color="CCCCCC"/>
-            </w:tcBorders>
-          </w:tcPr>
-          <w:p>
-            <w:pPr>
-              <w:spacing w:before="60" w:after="60" w:line="252" w:lineRule="auto"/>
-              <w:jc w:val="left"/>
-            </w:pPr>
-            <w:r/>
-            <w:r>
-              <w:t>701.75</w:t>
-            </w:r>
-          </w:p>
-        </w:tc>
-        <w:tc>
-          <w:tcPr>
-            <w:tcW w:type="dxa" w:w="1728"/>
-            <w:shd w:fill="FFFFFF"/>
-            <w:tcMar>
-              <w:top w:w="100" w:type="dxa"/>
-              <w:bottom w:w="100" w:type="dxa"/>
-              <w:left w:w="120" w:type="dxa"/>
-              <w:right w:w="120" w:type="dxa"/>
-            </w:tcMar>
-            <w:tcBorders>
-              <w:top w:val="single" w:sz="4" w:space="0" w:color="CCCCCC"/>
-              <w:bottom w:val="single" w:sz="4" w:space="0" w:color="CCCCCC"/>
-              <w:left w:val="single" w:sz="4" w:space="0" w:color="CCCCCC"/>
-              <w:right w:val="single" w:sz="4" w:space="0" w:color="CCCCCC"/>
-            </w:tcBorders>
-          </w:tcPr>
-          <w:p>
-            <w:pPr>
-              <w:spacing w:before="60" w:after="60" w:line="252" w:lineRule="auto"/>
-              <w:jc w:val="left"/>
-            </w:pPr>
-            <w:r/>
-            <w:r>
-              <w:rPr>
-                <w:b/>
-              </w:rPr>
-              <w:t>711.75</w:t>
-            </w:r>
-          </w:p>
-        </w:tc>
-        <w:tc>
-          <w:tcPr>
-            <w:tcW w:type="dxa" w:w="3456"/>
-            <w:shd w:fill="FFFFFF"/>
-            <w:tcMar>
-              <w:top w:w="100" w:type="dxa"/>
-              <w:bottom w:w="100" w:type="dxa"/>
-              <w:left w:w="120" w:type="dxa"/>
-              <w:right w:w="120" w:type="dxa"/>
-            </w:tcMar>
-            <w:tcBorders>
-              <w:top w:val="single" w:sz="4" w:space="0" w:color="CCCCCC"/>
-              <w:bottom w:val="single" w:sz="4" w:space="0" w:color="CCCCCC"/>
-              <w:left w:val="single" w:sz="4" w:space="0" w:color="CCCCCC"/>
-              <w:right w:val="single" w:sz="4" w:space="0" w:color="CCCCCC"/>
-            </w:tcBorders>
-          </w:tcPr>
-          <w:p>
-            <w:pPr>
-              <w:spacing w:before="60" w:after="60" w:line="252" w:lineRule="auto"/>
-              <w:jc w:val="left"/>
-            </w:pPr>
-            <w:r/>
-            <w:r>
-              <w:rPr>
-                <w:b/>
-              </w:rPr>
-              <w:t>+0.50</w:t>
-            </w:r>
-          </w:p>
-        </w:tc>
-        <w:tc>
-          <w:tcPr>
-            <w:tcW w:type="dxa" w:w="1440"/>
-            <w:shd w:fill="FFFFFF"/>
-            <w:tcMar>
-              <w:top w:w="100" w:type="dxa"/>
-              <w:bottom w:w="100" w:type="dxa"/>
-              <w:left w:w="120" w:type="dxa"/>
-              <w:right w:w="120" w:type="dxa"/>
-            </w:tcMar>
-            <w:tcBorders>
-              <w:top w:val="single" w:sz="4" w:space="0" w:color="CCCCCC"/>
-              <w:bottom w:val="single" w:sz="4" w:space="0" w:color="CCCCCC"/>
-              <w:left w:val="single" w:sz="4" w:space="0" w:color="CCCCCC"/>
-              <w:right w:val="single" w:sz="4" w:space="0" w:color="CCCCCC"/>
-            </w:tcBorders>
-          </w:tcPr>
-          <w:p>
-            <w:pPr>
-              <w:spacing w:before="60" w:after="60" w:line="252" w:lineRule="auto"/>
-              <w:jc w:val="left"/>
-            </w:pPr>
-            <w:r/>
-            <w:r>
-              <w:t>BULL</w:t>
-            </w:r>
-          </w:p>
-        </w:tc>
-      </w:tr>
-      <w:tr>
-        <w:tc>
-          <w:tcPr>
-            <w:tcW w:type="dxa" w:w="1584"/>
-            <w:shd w:fill="F8FAFC"/>
-            <w:tcMar>
-              <w:top w:w="100" w:type="dxa"/>
-              <w:bottom w:w="100" w:type="dxa"/>
-              <w:left w:w="120" w:type="dxa"/>
-              <w:right w:w="120" w:type="dxa"/>
-            </w:tcMar>
-            <w:tcBorders>
-              <w:top w:val="single" w:sz="4" w:space="0" w:color="CCCCCC"/>
-              <w:bottom w:val="single" w:sz="4" w:space="0" w:color="CCCCCC"/>
-              <w:left w:val="single" w:sz="4" w:space="0" w:color="CCCCCC"/>
-              <w:right w:val="single" w:sz="4" w:space="0" w:color="CCCCCC"/>
-            </w:tcBorders>
-          </w:tcPr>
-          <w:p>
-            <w:pPr>
-              <w:spacing w:before="60" w:after="60" w:line="252" w:lineRule="auto"/>
-              <w:jc w:val="left"/>
-            </w:pPr>
-            <w:r/>
-            <w:r>
-              <w:rPr>
-                <w:b/>
-              </w:rPr>
-              <w:t>Thu 01/10</w:t>
-            </w:r>
-          </w:p>
-        </w:tc>
-        <w:tc>
-          <w:tcPr>
-            <w:tcW w:type="dxa" w:w="864"/>
-            <w:shd w:fill="F8FAFC"/>
-            <w:tcMar>
-              <w:top w:w="100" w:type="dxa"/>
-              <w:bottom w:w="100" w:type="dxa"/>
-              <w:left w:w="120" w:type="dxa"/>
-              <w:right w:w="120" w:type="dxa"/>
-            </w:tcMar>
-            <w:tcBorders>
-              <w:top w:val="single" w:sz="4" w:space="0" w:color="CCCCCC"/>
-              <w:bottom w:val="single" w:sz="4" w:space="0" w:color="CCCCCC"/>
-              <w:left w:val="single" w:sz="4" w:space="0" w:color="CCCCCC"/>
-              <w:right w:val="single" w:sz="4" w:space="0" w:color="CCCCCC"/>
-            </w:tcBorders>
-          </w:tcPr>
-          <w:p>
-            <w:pPr>
-              <w:spacing w:before="60" w:after="60" w:line="252" w:lineRule="auto"/>
-              <w:jc w:val="left"/>
-            </w:pPr>
-            <w:r/>
-            <w:r>
-              <w:t>Asia 07-11</w:t>
-            </w:r>
-          </w:p>
-        </w:tc>
-        <w:tc>
-          <w:tcPr>
-            <w:tcW w:type="dxa" w:w="1440"/>
-            <w:shd w:fill="F8FAFC"/>
-            <w:tcMar>
-              <w:top w:w="100" w:type="dxa"/>
-              <w:bottom w:w="100" w:type="dxa"/>
-              <w:left w:w="120" w:type="dxa"/>
-              <w:right w:w="120" w:type="dxa"/>
-            </w:tcMar>
-            <w:tcBorders>
-              <w:top w:val="single" w:sz="4" w:space="0" w:color="CCCCCC"/>
-              <w:bottom w:val="single" w:sz="4" w:space="0" w:color="CCCCCC"/>
-              <w:left w:val="single" w:sz="4" w:space="0" w:color="CCCCCC"/>
-              <w:right w:val="single" w:sz="4" w:space="0" w:color="CCCCCC"/>
-            </w:tcBorders>
-          </w:tcPr>
-          <w:p>
-            <w:pPr>
-              <w:spacing w:before="60" w:after="60" w:line="252" w:lineRule="auto"/>
-              <w:jc w:val="left"/>
-            </w:pPr>
-            <w:r/>
-            <w:r>
-              <w:t>711.75</w:t>
-            </w:r>
-          </w:p>
-        </w:tc>
-        <w:tc>
-          <w:tcPr>
-            <w:tcW w:type="dxa" w:w="2016"/>
-            <w:shd w:fill="F8FAFC"/>
-            <w:tcMar>
-              <w:top w:w="100" w:type="dxa"/>
-              <w:bottom w:w="100" w:type="dxa"/>
-              <w:left w:w="120" w:type="dxa"/>
-              <w:right w:w="120" w:type="dxa"/>
-            </w:tcMar>
-            <w:tcBorders>
-              <w:top w:val="single" w:sz="4" w:space="0" w:color="CCCCCC"/>
-              <w:bottom w:val="single" w:sz="4" w:space="0" w:color="CCCCCC"/>
-              <w:left w:val="single" w:sz="4" w:space="0" w:color="CCCCCC"/>
-              <w:right w:val="single" w:sz="4" w:space="0" w:color="CCCCCC"/>
-            </w:tcBorders>
-          </w:tcPr>
-          <w:p>
-            <w:pPr>
-              <w:spacing w:before="60" w:after="60" w:line="252" w:lineRule="auto"/>
-              <w:jc w:val="left"/>
-            </w:pPr>
-            <w:r/>
-            <w:r>
-              <w:t>722.25</w:t>
-            </w:r>
-          </w:p>
-        </w:tc>
-        <w:tc>
-          <w:tcPr>
-            <w:tcW w:type="dxa" w:w="1152"/>
-            <w:shd w:fill="F8FAFC"/>
-            <w:tcMar>
-              <w:top w:w="100" w:type="dxa"/>
-              <w:bottom w:w="100" w:type="dxa"/>
-              <w:left w:w="120" w:type="dxa"/>
-              <w:right w:w="120" w:type="dxa"/>
-            </w:tcMar>
-            <w:tcBorders>
-              <w:top w:val="single" w:sz="4" w:space="0" w:color="CCCCCC"/>
-              <w:bottom w:val="single" w:sz="4" w:space="0" w:color="CCCCCC"/>
-              <w:left w:val="single" w:sz="4" w:space="0" w:color="CCCCCC"/>
-              <w:right w:val="single" w:sz="4" w:space="0" w:color="CCCCCC"/>
-            </w:tcBorders>
-          </w:tcPr>
-          <w:p>
-            <w:pPr>
-              <w:spacing w:before="60" w:after="60" w:line="252" w:lineRule="auto"/>
-              <w:jc w:val="left"/>
-            </w:pPr>
-            <w:r/>
-            <w:r>
-              <w:t>704.50</w:t>
-            </w:r>
-          </w:p>
-        </w:tc>
-        <w:tc>
-          <w:tcPr>
-            <w:tcW w:type="dxa" w:w="1728"/>
-            <w:shd w:fill="F8FAFC"/>
-            <w:tcMar>
-              <w:top w:w="100" w:type="dxa"/>
-              <w:bottom w:w="100" w:type="dxa"/>
-              <w:left w:w="120" w:type="dxa"/>
-              <w:right w:w="120" w:type="dxa"/>
-            </w:tcMar>
-            <w:tcBorders>
-              <w:top w:val="single" w:sz="4" w:space="0" w:color="CCCCCC"/>
-              <w:bottom w:val="single" w:sz="4" w:space="0" w:color="CCCCCC"/>
-              <w:left w:val="single" w:sz="4" w:space="0" w:color="CCCCCC"/>
-              <w:right w:val="single" w:sz="4" w:space="0" w:color="CCCCCC"/>
-            </w:tcBorders>
-          </w:tcPr>
-          <w:p>
-            <w:pPr>
-              <w:spacing w:before="60" w:after="60" w:line="252" w:lineRule="auto"/>
-              <w:jc w:val="left"/>
-            </w:pPr>
-            <w:r/>
-            <w:r>
-              <w:rPr>
-                <w:b/>
-              </w:rPr>
-              <w:t>711.50</w:t>
-            </w:r>
-          </w:p>
-        </w:tc>
-        <w:tc>
-          <w:tcPr>
-            <w:tcW w:type="dxa" w:w="3456"/>
-            <w:shd w:fill="F8FAFC"/>
-            <w:tcMar>
-              <w:top w:w="100" w:type="dxa"/>
-              <w:bottom w:w="100" w:type="dxa"/>
-              <w:left w:w="120" w:type="dxa"/>
-              <w:right w:w="120" w:type="dxa"/>
-            </w:tcMar>
-            <w:tcBorders>
-              <w:top w:val="single" w:sz="4" w:space="0" w:color="CCCCCC"/>
-              <w:bottom w:val="single" w:sz="4" w:space="0" w:color="CCCCCC"/>
-              <w:left w:val="single" w:sz="4" w:space="0" w:color="CCCCCC"/>
-              <w:right w:val="single" w:sz="4" w:space="0" w:color="CCCCCC"/>
-            </w:tcBorders>
-          </w:tcPr>
-          <w:p>
-            <w:pPr>
-              <w:spacing w:before="60" w:after="60" w:line="252" w:lineRule="auto"/>
-              <w:jc w:val="left"/>
-            </w:pPr>
-            <w:r/>
-            <w:r>
-              <w:rPr>
-                <w:b/>
-              </w:rPr>
-              <w:t>-0.25</w:t>
-            </w:r>
-          </w:p>
-        </w:tc>
-        <w:tc>
-          <w:tcPr>
-            <w:tcW w:type="dxa" w:w="1440"/>
-            <w:shd w:fill="F8FAFC"/>
-            <w:tcMar>
-              <w:top w:w="100" w:type="dxa"/>
-              <w:bottom w:w="100" w:type="dxa"/>
-              <w:left w:w="120" w:type="dxa"/>
-              <w:right w:w="120" w:type="dxa"/>
-            </w:tcMar>
-            <w:tcBorders>
-              <w:top w:val="single" w:sz="4" w:space="0" w:color="CCCCCC"/>
-              <w:bottom w:val="single" w:sz="4" w:space="0" w:color="CCCCCC"/>
-              <w:left w:val="single" w:sz="4" w:space="0" w:color="CCCCCC"/>
-              <w:right w:val="single" w:sz="4" w:space="0" w:color="CCCCCC"/>
-            </w:tcBorders>
-          </w:tcPr>
-          <w:p>
-            <w:pPr>
-              <w:spacing w:before="60" w:after="60" w:line="252" w:lineRule="auto"/>
-              <w:jc w:val="left"/>
-            </w:pPr>
-            <w:r/>
-            <w:r>
-              <w:t>BEAR</w:t>
-            </w:r>
-          </w:p>
-        </w:tc>
-      </w:tr>
-      <w:tr>
-        <w:tc>
-          <w:tcPr>
-            <w:tcW w:type="dxa" w:w="1584"/>
-            <w:shd w:fill="FFFFFF"/>
-            <w:tcMar>
-              <w:top w:w="100" w:type="dxa"/>
-              <w:bottom w:w="100" w:type="dxa"/>
-              <w:left w:w="120" w:type="dxa"/>
-              <w:right w:w="120" w:type="dxa"/>
-            </w:tcMar>
-            <w:tcBorders>
-              <w:top w:val="single" w:sz="4" w:space="0" w:color="CCCCCC"/>
-              <w:bottom w:val="single" w:sz="4" w:space="0" w:color="CCCCCC"/>
-              <w:left w:val="single" w:sz="4" w:space="0" w:color="CCCCCC"/>
-              <w:right w:val="single" w:sz="4" w:space="0" w:color="CCCCCC"/>
-            </w:tcBorders>
-          </w:tcPr>
-          <w:p>
-            <w:pPr>
-              <w:spacing w:before="60" w:after="60" w:line="252" w:lineRule="auto"/>
-              <w:jc w:val="left"/>
-            </w:pPr>
-            <w:r/>
-            <w:r>
-              <w:rPr>
-                <w:b/>
-              </w:rPr>
-              <w:t>Thu 01/10</w:t>
-            </w:r>
-          </w:p>
-        </w:tc>
-        <w:tc>
-          <w:tcPr>
-            <w:tcW w:type="dxa" w:w="864"/>
-            <w:shd w:fill="FFFFFF"/>
-            <w:tcMar>
-              <w:top w:w="100" w:type="dxa"/>
-              <w:bottom w:w="100" w:type="dxa"/>
-              <w:left w:w="120" w:type="dxa"/>
-              <w:right w:w="120" w:type="dxa"/>
-            </w:tcMar>
-            <w:tcBorders>
-              <w:top w:val="single" w:sz="4" w:space="0" w:color="CCCCCC"/>
-              <w:bottom w:val="single" w:sz="4" w:space="0" w:color="CCCCCC"/>
-              <w:left w:val="single" w:sz="4" w:space="0" w:color="CCCCCC"/>
-              <w:right w:val="single" w:sz="4" w:space="0" w:color="CCCCCC"/>
-            </w:tcBorders>
-          </w:tcPr>
-          <w:p>
-            <w:pPr>
-              <w:spacing w:before="60" w:after="60" w:line="252" w:lineRule="auto"/>
-              <w:jc w:val="left"/>
-            </w:pPr>
-            <w:r/>
-            <w:r>
-              <w:t>Asia 11-15</w:t>
-            </w:r>
-          </w:p>
-        </w:tc>
-        <w:tc>
-          <w:tcPr>
-            <w:tcW w:type="dxa" w:w="1440"/>
-            <w:shd w:fill="FFFFFF"/>
-            <w:tcMar>
-              <w:top w:w="100" w:type="dxa"/>
-              <w:bottom w:w="100" w:type="dxa"/>
-              <w:left w:w="120" w:type="dxa"/>
-              <w:right w:w="120" w:type="dxa"/>
-            </w:tcMar>
-            <w:tcBorders>
-              <w:top w:val="single" w:sz="4" w:space="0" w:color="CCCCCC"/>
-              <w:bottom w:val="single" w:sz="4" w:space="0" w:color="CCCCCC"/>
-              <w:left w:val="single" w:sz="4" w:space="0" w:color="CCCCCC"/>
-              <w:right w:val="single" w:sz="4" w:space="0" w:color="CCCCCC"/>
-            </w:tcBorders>
-          </w:tcPr>
-          <w:p>
-            <w:pPr>
-              <w:spacing w:before="60" w:after="60" w:line="252" w:lineRule="auto"/>
-              <w:jc w:val="left"/>
-            </w:pPr>
-            <w:r/>
-            <w:r>
-              <w:t>711.50</w:t>
-            </w:r>
-          </w:p>
-        </w:tc>
-        <w:tc>
-          <w:tcPr>
-            <w:tcW w:type="dxa" w:w="2016"/>
-            <w:shd w:fill="FFFFFF"/>
-            <w:tcMar>
-              <w:top w:w="100" w:type="dxa"/>
-              <w:bottom w:w="100" w:type="dxa"/>
-              <w:left w:w="120" w:type="dxa"/>
-              <w:right w:w="120" w:type="dxa"/>
-            </w:tcMar>
-            <w:tcBorders>
-              <w:top w:val="single" w:sz="4" w:space="0" w:color="CCCCCC"/>
-              <w:bottom w:val="single" w:sz="4" w:space="0" w:color="CCCCCC"/>
-              <w:left w:val="single" w:sz="4" w:space="0" w:color="CCCCCC"/>
-              <w:right w:val="single" w:sz="4" w:space="0" w:color="CCCCCC"/>
-            </w:tcBorders>
-          </w:tcPr>
-          <w:p>
-            <w:pPr>
-              <w:spacing w:before="60" w:after="60" w:line="252" w:lineRule="auto"/>
-              <w:jc w:val="left"/>
-            </w:pPr>
-            <w:r/>
-            <w:r>
-              <w:t>721.25</w:t>
-            </w:r>
-          </w:p>
-        </w:tc>
-        <w:tc>
-          <w:tcPr>
-            <w:tcW w:type="dxa" w:w="1152"/>
-            <w:shd w:fill="FFFFFF"/>
-            <w:tcMar>
-              <w:top w:w="100" w:type="dxa"/>
-              <w:bottom w:w="100" w:type="dxa"/>
-              <w:left w:w="120" w:type="dxa"/>
-              <w:right w:w="120" w:type="dxa"/>
-            </w:tcMar>
-            <w:tcBorders>
-              <w:top w:val="single" w:sz="4" w:space="0" w:color="CCCCCC"/>
-              <w:bottom w:val="single" w:sz="4" w:space="0" w:color="CCCCCC"/>
-              <w:left w:val="single" w:sz="4" w:space="0" w:color="CCCCCC"/>
-              <w:right w:val="single" w:sz="4" w:space="0" w:color="CCCCCC"/>
-            </w:tcBorders>
-          </w:tcPr>
-          <w:p>
-            <w:pPr>
-              <w:spacing w:before="60" w:after="60" w:line="252" w:lineRule="auto"/>
-              <w:jc w:val="left"/>
-            </w:pPr>
-            <w:r/>
-            <w:r>
-              <w:t>701.75</w:t>
-            </w:r>
-          </w:p>
-        </w:tc>
-        <w:tc>
-          <w:tcPr>
-            <w:tcW w:type="dxa" w:w="1728"/>
-            <w:shd w:fill="FFFFFF"/>
-            <w:tcMar>
-              <w:top w:w="100" w:type="dxa"/>
-              <w:bottom w:w="100" w:type="dxa"/>
-              <w:left w:w="120" w:type="dxa"/>
-              <w:right w:w="120" w:type="dxa"/>
-            </w:tcMar>
-            <w:tcBorders>
-              <w:top w:val="single" w:sz="4" w:space="0" w:color="CCCCCC"/>
-              <w:bottom w:val="single" w:sz="4" w:space="0" w:color="CCCCCC"/>
-              <w:left w:val="single" w:sz="4" w:space="0" w:color="CCCCCC"/>
-              <w:right w:val="single" w:sz="4" w:space="0" w:color="CCCCCC"/>
-            </w:tcBorders>
-          </w:tcPr>
-          <w:p>
-            <w:pPr>
-              <w:spacing w:before="60" w:after="60" w:line="252" w:lineRule="auto"/>
-              <w:jc w:val="left"/>
-            </w:pPr>
-            <w:r/>
-            <w:r>
-              <w:rPr>
-                <w:b/>
-              </w:rPr>
-              <w:t>712.00</w:t>
-            </w:r>
-          </w:p>
-        </w:tc>
-        <w:tc>
-          <w:tcPr>
-            <w:tcW w:type="dxa" w:w="3456"/>
-            <w:shd w:fill="FFFFFF"/>
-            <w:tcMar>
-              <w:top w:w="100" w:type="dxa"/>
-              <w:bottom w:w="100" w:type="dxa"/>
-              <w:left w:w="120" w:type="dxa"/>
-              <w:right w:w="120" w:type="dxa"/>
-            </w:tcMar>
-            <w:tcBorders>
-              <w:top w:val="single" w:sz="4" w:space="0" w:color="CCCCCC"/>
-              <w:bottom w:val="single" w:sz="4" w:space="0" w:color="CCCCCC"/>
-              <w:left w:val="single" w:sz="4" w:space="0" w:color="CCCCCC"/>
-              <w:right w:val="single" w:sz="4" w:space="0" w:color="CCCCCC"/>
-            </w:tcBorders>
-          </w:tcPr>
-          <w:p>
-            <w:pPr>
-              <w:spacing w:before="60" w:after="60" w:line="252" w:lineRule="auto"/>
-              <w:jc w:val="left"/>
-            </w:pPr>
-            <w:r/>
-            <w:r>
-              <w:rPr>
-                <w:b/>
-              </w:rPr>
-              <w:t>+0.50</w:t>
-            </w:r>
-          </w:p>
-        </w:tc>
-        <w:tc>
-          <w:tcPr>
-            <w:tcW w:type="dxa" w:w="1440"/>
-            <w:shd w:fill="FFFFFF"/>
-            <w:tcMar>
-              <w:top w:w="100" w:type="dxa"/>
-              <w:bottom w:w="100" w:type="dxa"/>
-              <w:left w:w="120" w:type="dxa"/>
-              <w:right w:w="120" w:type="dxa"/>
-            </w:tcMar>
-            <w:tcBorders>
-              <w:top w:val="single" w:sz="4" w:space="0" w:color="CCCCCC"/>
-              <w:bottom w:val="single" w:sz="4" w:space="0" w:color="CCCCCC"/>
-              <w:left w:val="single" w:sz="4" w:space="0" w:color="CCCCCC"/>
-              <w:right w:val="single" w:sz="4" w:space="0" w:color="CCCCCC"/>
-            </w:tcBorders>
-          </w:tcPr>
-          <w:p>
-            <w:pPr>
-              <w:spacing w:before="60" w:after="60" w:line="252" w:lineRule="auto"/>
-              <w:jc w:val="left"/>
-            </w:pPr>
-            <w:r/>
-            <w:r>
-              <w:t>BULL</w:t>
-            </w:r>
-          </w:p>
-        </w:tc>
-      </w:tr>
-      <w:tr>
-        <w:tc>
-          <w:tcPr>
-            <w:tcW w:type="dxa" w:w="1584"/>
-            <w:shd w:fill="F8FAFC"/>
-            <w:tcMar>
-              <w:top w:w="100" w:type="dxa"/>
-              <w:bottom w:w="100" w:type="dxa"/>
-              <w:left w:w="120" w:type="dxa"/>
-              <w:right w:w="120" w:type="dxa"/>
-            </w:tcMar>
-            <w:tcBorders>
-              <w:top w:val="single" w:sz="4" w:space="0" w:color="CCCCCC"/>
-              <w:bottom w:val="single" w:sz="4" w:space="0" w:color="CCCCCC"/>
-              <w:left w:val="single" w:sz="4" w:space="0" w:color="CCCCCC"/>
-              <w:right w:val="single" w:sz="4" w:space="0" w:color="CCCCCC"/>
-            </w:tcBorders>
-          </w:tcPr>
-          <w:p>
-            <w:pPr>
-              <w:spacing w:before="60" w:after="60" w:line="252" w:lineRule="auto"/>
-              <w:jc w:val="left"/>
-            </w:pPr>
-            <w:r/>
-            <w:r>
-              <w:rPr>
-                <w:b/>
-              </w:rPr>
-              <w:t>Thu 01/10</w:t>
-            </w:r>
-          </w:p>
-        </w:tc>
-        <w:tc>
-          <w:tcPr>
-            <w:tcW w:type="dxa" w:w="864"/>
-            <w:shd w:fill="F8FAFC"/>
-            <w:tcMar>
-              <w:top w:w="100" w:type="dxa"/>
-              <w:bottom w:w="100" w:type="dxa"/>
-              <w:left w:w="120" w:type="dxa"/>
-              <w:right w:w="120" w:type="dxa"/>
-            </w:tcMar>
-            <w:tcBorders>
-              <w:top w:val="single" w:sz="4" w:space="0" w:color="CCCCCC"/>
-              <w:bottom w:val="single" w:sz="4" w:space="0" w:color="CCCCCC"/>
-              <w:left w:val="single" w:sz="4" w:space="0" w:color="CCCCCC"/>
-              <w:right w:val="single" w:sz="4" w:space="0" w:color="CCCCCC"/>
-            </w:tcBorders>
-          </w:tcPr>
-          <w:p>
-            <w:pPr>
-              <w:spacing w:before="60" w:after="60" w:line="252" w:lineRule="auto"/>
-              <w:jc w:val="left"/>
-            </w:pPr>
-            <w:r/>
-            <w:r>
-              <w:t>London 15-19</w:t>
-            </w:r>
-          </w:p>
-        </w:tc>
-        <w:tc>
-          <w:tcPr>
-            <w:tcW w:type="dxa" w:w="1440"/>
-            <w:shd w:fill="F8FAFC"/>
-            <w:tcMar>
-              <w:top w:w="100" w:type="dxa"/>
-              <w:bottom w:w="100" w:type="dxa"/>
-              <w:left w:w="120" w:type="dxa"/>
-              <w:right w:w="120" w:type="dxa"/>
-            </w:tcMar>
-            <w:tcBorders>
-              <w:top w:val="single" w:sz="4" w:space="0" w:color="CCCCCC"/>
-              <w:bottom w:val="single" w:sz="4" w:space="0" w:color="CCCCCC"/>
-              <w:left w:val="single" w:sz="4" w:space="0" w:color="CCCCCC"/>
-              <w:right w:val="single" w:sz="4" w:space="0" w:color="CCCCCC"/>
-            </w:tcBorders>
-          </w:tcPr>
-          <w:p>
-            <w:pPr>
-              <w:spacing w:before="60" w:after="60" w:line="252" w:lineRule="auto"/>
-              <w:jc w:val="left"/>
-            </w:pPr>
-            <w:r/>
-            <w:r>
-              <w:t>712.00</w:t>
-            </w:r>
-          </w:p>
-        </w:tc>
-        <w:tc>
-          <w:tcPr>
-            <w:tcW w:type="dxa" w:w="2016"/>
-            <w:shd w:fill="F8FAFC"/>
-            <w:tcMar>
-              <w:top w:w="100" w:type="dxa"/>
-              <w:bottom w:w="100" w:type="dxa"/>
-              <w:left w:w="120" w:type="dxa"/>
-              <w:right w:w="120" w:type="dxa"/>
-            </w:tcMar>
-            <w:tcBorders>
-              <w:top w:val="single" w:sz="4" w:space="0" w:color="CCCCCC"/>
-              <w:bottom w:val="single" w:sz="4" w:space="0" w:color="CCCCCC"/>
-              <w:left w:val="single" w:sz="4" w:space="0" w:color="CCCCCC"/>
-              <w:right w:val="single" w:sz="4" w:space="0" w:color="CCCCCC"/>
-            </w:tcBorders>
-          </w:tcPr>
-          <w:p>
-            <w:pPr>
-              <w:spacing w:before="60" w:after="60" w:line="252" w:lineRule="auto"/>
-              <w:jc w:val="left"/>
-            </w:pPr>
-            <w:r/>
-            <w:r>
-              <w:t>722.75</w:t>
-            </w:r>
-          </w:p>
-        </w:tc>
-        <w:tc>
-          <w:tcPr>
-            <w:tcW w:type="dxa" w:w="1152"/>
-            <w:shd w:fill="F8FAFC"/>
-            <w:tcMar>
-              <w:top w:w="100" w:type="dxa"/>
-              <w:bottom w:w="100" w:type="dxa"/>
-              <w:left w:w="120" w:type="dxa"/>
-              <w:right w:w="120" w:type="dxa"/>
-            </w:tcMar>
-            <w:tcBorders>
-              <w:top w:val="single" w:sz="4" w:space="0" w:color="CCCCCC"/>
-              <w:bottom w:val="single" w:sz="4" w:space="0" w:color="CCCCCC"/>
-              <w:left w:val="single" w:sz="4" w:space="0" w:color="CCCCCC"/>
-              <w:right w:val="single" w:sz="4" w:space="0" w:color="CCCCCC"/>
-            </w:tcBorders>
-          </w:tcPr>
-          <w:p>
-            <w:pPr>
-              <w:spacing w:before="60" w:after="60" w:line="252" w:lineRule="auto"/>
-              <w:jc w:val="left"/>
-            </w:pPr>
-            <w:r/>
-            <w:r>
-              <w:t>704.75</w:t>
-            </w:r>
-          </w:p>
-        </w:tc>
-        <w:tc>
-          <w:tcPr>
-            <w:tcW w:type="dxa" w:w="1728"/>
-            <w:shd w:fill="F8FAFC"/>
-            <w:tcMar>
-              <w:top w:w="100" w:type="dxa"/>
-              <w:bottom w:w="100" w:type="dxa"/>
-              <w:left w:w="120" w:type="dxa"/>
-              <w:right w:w="120" w:type="dxa"/>
-            </w:tcMar>
-            <w:tcBorders>
-              <w:top w:val="single" w:sz="4" w:space="0" w:color="CCCCCC"/>
-              <w:bottom w:val="single" w:sz="4" w:space="0" w:color="CCCCCC"/>
-              <w:left w:val="single" w:sz="4" w:space="0" w:color="CCCCCC"/>
-              <w:right w:val="single" w:sz="4" w:space="0" w:color="CCCCCC"/>
-            </w:tcBorders>
-          </w:tcPr>
-          <w:p>
-            <w:pPr>
-              <w:spacing w:before="60" w:after="60" w:line="252" w:lineRule="auto"/>
-              <w:jc w:val="left"/>
-            </w:pPr>
-            <w:r/>
-            <w:r>
-              <w:rPr>
-                <w:b/>
-              </w:rPr>
-              <w:t>712.75</w:t>
-            </w:r>
-          </w:p>
-        </w:tc>
-        <w:tc>
-          <w:tcPr>
-            <w:tcW w:type="dxa" w:w="3456"/>
-            <w:shd w:fill="F8FAFC"/>
-            <w:tcMar>
-              <w:top w:w="100" w:type="dxa"/>
-              <w:bottom w:w="100" w:type="dxa"/>
-              <w:left w:w="120" w:type="dxa"/>
-              <w:right w:w="120" w:type="dxa"/>
-            </w:tcMar>
-            <w:tcBorders>
-              <w:top w:val="single" w:sz="4" w:space="0" w:color="CCCCCC"/>
-              <w:bottom w:val="single" w:sz="4" w:space="0" w:color="CCCCCC"/>
-              <w:left w:val="single" w:sz="4" w:space="0" w:color="CCCCCC"/>
-              <w:right w:val="single" w:sz="4" w:space="0" w:color="CCCCCC"/>
-            </w:tcBorders>
-          </w:tcPr>
-          <w:p>
-            <w:pPr>
-              <w:spacing w:before="60" w:after="60" w:line="252" w:lineRule="auto"/>
-              <w:jc w:val="left"/>
-            </w:pPr>
-            <w:r/>
-            <w:r>
-              <w:rPr>
-                <w:b/>
-              </w:rPr>
-              <w:t>+0.75</w:t>
-            </w:r>
-          </w:p>
-        </w:tc>
-        <w:tc>
-          <w:tcPr>
-            <w:tcW w:type="dxa" w:w="1440"/>
-            <w:shd w:fill="F8FAFC"/>
-            <w:tcMar>
-              <w:top w:w="100" w:type="dxa"/>
-              <w:bottom w:w="100" w:type="dxa"/>
-              <w:left w:w="120" w:type="dxa"/>
-              <w:right w:w="120" w:type="dxa"/>
-            </w:tcMar>
-            <w:tcBorders>
-              <w:top w:val="single" w:sz="4" w:space="0" w:color="CCCCCC"/>
-              <w:bottom w:val="single" w:sz="4" w:space="0" w:color="CCCCCC"/>
-              <w:left w:val="single" w:sz="4" w:space="0" w:color="CCCCCC"/>
-              <w:right w:val="single" w:sz="4" w:space="0" w:color="CCCCCC"/>
-            </w:tcBorders>
-          </w:tcPr>
-          <w:p>
-            <w:pPr>
-              <w:spacing w:before="60" w:after="60" w:line="252" w:lineRule="auto"/>
-              <w:jc w:val="left"/>
-            </w:pPr>
-            <w:r/>
-            <w:r>
-              <w:t>BULL</w:t>
-            </w:r>
-          </w:p>
-        </w:tc>
-      </w:tr>
-      <w:tr>
-        <w:tc>
-          <w:tcPr>
-            <w:tcW w:type="dxa" w:w="1584"/>
-            <w:shd w:fill="FFFFFF"/>
-            <w:tcMar>
-              <w:top w:w="100" w:type="dxa"/>
-              <w:bottom w:w="100" w:type="dxa"/>
-              <w:left w:w="120" w:type="dxa"/>
-              <w:right w:w="120" w:type="dxa"/>
-            </w:tcMar>
-            <w:tcBorders>
-              <w:top w:val="single" w:sz="4" w:space="0" w:color="CCCCCC"/>
-              <w:bottom w:val="single" w:sz="4" w:space="0" w:color="CCCCCC"/>
-              <w:left w:val="single" w:sz="4" w:space="0" w:color="CCCCCC"/>
-              <w:right w:val="single" w:sz="4" w:space="0" w:color="CCCCCC"/>
-            </w:tcBorders>
-          </w:tcPr>
-          <w:p>
-            <w:pPr>
-              <w:spacing w:before="60" w:after="60" w:line="252" w:lineRule="auto"/>
-              <w:jc w:val="left"/>
-            </w:pPr>
-            <w:r/>
-            <w:r>
-              <w:rPr>
-                <w:b/>
-              </w:rPr>
-              <w:t>Thu 01/10</w:t>
-            </w:r>
-          </w:p>
-        </w:tc>
-        <w:tc>
-          <w:tcPr>
-            <w:tcW w:type="dxa" w:w="864"/>
-            <w:shd w:fill="FFFFFF"/>
-            <w:tcMar>
-              <w:top w:w="100" w:type="dxa"/>
-              <w:bottom w:w="100" w:type="dxa"/>
-              <w:left w:w="120" w:type="dxa"/>
-              <w:right w:w="120" w:type="dxa"/>
-            </w:tcMar>
-            <w:tcBorders>
-              <w:top w:val="single" w:sz="4" w:space="0" w:color="CCCCCC"/>
-              <w:bottom w:val="single" w:sz="4" w:space="0" w:color="CCCCCC"/>
-              <w:left w:val="single" w:sz="4" w:space="0" w:color="CCCCCC"/>
-              <w:right w:val="single" w:sz="4" w:space="0" w:color="CCCCCC"/>
-            </w:tcBorders>
-          </w:tcPr>
-          <w:p>
-            <w:pPr>
-              <w:spacing w:before="60" w:after="60" w:line="252" w:lineRule="auto"/>
-              <w:jc w:val="left"/>
-            </w:pPr>
-            <w:r/>
-            <w:r>
-              <w:t>Pre-NY 19-21</w:t>
-            </w:r>
-          </w:p>
-        </w:tc>
-        <w:tc>
-          <w:tcPr>
-            <w:tcW w:type="dxa" w:w="1440"/>
-            <w:shd w:fill="FFFFFF"/>
-            <w:tcMar>
-              <w:top w:w="100" w:type="dxa"/>
-              <w:bottom w:w="100" w:type="dxa"/>
-              <w:left w:w="120" w:type="dxa"/>
-              <w:right w:w="120" w:type="dxa"/>
-            </w:tcMar>
-            <w:tcBorders>
-              <w:top w:val="single" w:sz="4" w:space="0" w:color="CCCCCC"/>
-              <w:bottom w:val="single" w:sz="4" w:space="0" w:color="CCCCCC"/>
-              <w:left w:val="single" w:sz="4" w:space="0" w:color="CCCCCC"/>
-              <w:right w:val="single" w:sz="4" w:space="0" w:color="CCCCCC"/>
-            </w:tcBorders>
-          </w:tcPr>
-          <w:p>
-            <w:pPr>
-              <w:spacing w:before="60" w:after="60" w:line="252" w:lineRule="auto"/>
-              <w:jc w:val="left"/>
-            </w:pPr>
-            <w:r/>
-            <w:r>
-              <w:t>712.75</w:t>
-            </w:r>
-          </w:p>
-        </w:tc>
-        <w:tc>
-          <w:tcPr>
-            <w:tcW w:type="dxa" w:w="2016"/>
-            <w:shd w:fill="FFFFFF"/>
-            <w:tcMar>
-              <w:top w:w="100" w:type="dxa"/>
-              <w:bottom w:w="100" w:type="dxa"/>
-              <w:left w:w="120" w:type="dxa"/>
-              <w:right w:w="120" w:type="dxa"/>
-            </w:tcMar>
-            <w:tcBorders>
-              <w:top w:val="single" w:sz="4" w:space="0" w:color="CCCCCC"/>
-              <w:bottom w:val="single" w:sz="4" w:space="0" w:color="CCCCCC"/>
-              <w:left w:val="single" w:sz="4" w:space="0" w:color="CCCCCC"/>
-              <w:right w:val="single" w:sz="4" w:space="0" w:color="CCCCCC"/>
-            </w:tcBorders>
-          </w:tcPr>
-          <w:p>
-            <w:pPr>
-              <w:spacing w:before="60" w:after="60" w:line="252" w:lineRule="auto"/>
-              <w:jc w:val="left"/>
-            </w:pPr>
-            <w:r/>
-            <w:r>
-              <w:t>719.25</w:t>
-            </w:r>
-          </w:p>
-        </w:tc>
-        <w:tc>
-          <w:tcPr>
-            <w:tcW w:type="dxa" w:w="1152"/>
-            <w:shd w:fill="FFFFFF"/>
-            <w:tcMar>
-              <w:top w:w="100" w:type="dxa"/>
-              <w:bottom w:w="100" w:type="dxa"/>
-              <w:left w:w="120" w:type="dxa"/>
-              <w:right w:w="120" w:type="dxa"/>
-            </w:tcMar>
-            <w:tcBorders>
-              <w:top w:val="single" w:sz="4" w:space="0" w:color="CCCCCC"/>
-              <w:bottom w:val="single" w:sz="4" w:space="0" w:color="CCCCCC"/>
-              <w:left w:val="single" w:sz="4" w:space="0" w:color="CCCCCC"/>
-              <w:right w:val="single" w:sz="4" w:space="0" w:color="CCCCCC"/>
-            </w:tcBorders>
-          </w:tcPr>
-          <w:p>
-            <w:pPr>
-              <w:spacing w:before="60" w:after="60" w:line="252" w:lineRule="auto"/>
-              <w:jc w:val="left"/>
-            </w:pPr>
-            <w:r/>
-            <w:r>
-              <w:t>704.25</w:t>
-            </w:r>
-          </w:p>
-        </w:tc>
-        <w:tc>
-          <w:tcPr>
-            <w:tcW w:type="dxa" w:w="1728"/>
-            <w:shd w:fill="FFFFFF"/>
-            <w:tcMar>
-              <w:top w:w="100" w:type="dxa"/>
-              <w:bottom w:w="100" w:type="dxa"/>
-              <w:left w:w="120" w:type="dxa"/>
-              <w:right w:w="120" w:type="dxa"/>
-            </w:tcMar>
-            <w:tcBorders>
-              <w:top w:val="single" w:sz="4" w:space="0" w:color="CCCCCC"/>
-              <w:bottom w:val="single" w:sz="4" w:space="0" w:color="CCCCCC"/>
-              <w:left w:val="single" w:sz="4" w:space="0" w:color="CCCCCC"/>
-              <w:right w:val="single" w:sz="4" w:space="0" w:color="CCCCCC"/>
-            </w:tcBorders>
-          </w:tcPr>
-          <w:p>
-            <w:pPr>
-              <w:spacing w:before="60" w:after="60" w:line="252" w:lineRule="auto"/>
-              <w:jc w:val="left"/>
-            </w:pPr>
-            <w:r/>
-            <w:r>
-              <w:rPr>
-                <w:b/>
-              </w:rPr>
-              <w:t>713.25</w:t>
-            </w:r>
-          </w:p>
-        </w:tc>
-        <w:tc>
-          <w:tcPr>
-            <w:tcW w:type="dxa" w:w="3456"/>
-            <w:shd w:fill="FFFFFF"/>
-            <w:tcMar>
-              <w:top w:w="100" w:type="dxa"/>
-              <w:bottom w:w="100" w:type="dxa"/>
-              <w:left w:w="120" w:type="dxa"/>
-              <w:right w:w="120" w:type="dxa"/>
-            </w:tcMar>
-            <w:tcBorders>
-              <w:top w:val="single" w:sz="4" w:space="0" w:color="CCCCCC"/>
-              <w:bottom w:val="single" w:sz="4" w:space="0" w:color="CCCCCC"/>
-              <w:left w:val="single" w:sz="4" w:space="0" w:color="CCCCCC"/>
-              <w:right w:val="single" w:sz="4" w:space="0" w:color="CCCCCC"/>
-            </w:tcBorders>
-          </w:tcPr>
-          <w:p>
-            <w:pPr>
-              <w:spacing w:before="60" w:after="60" w:line="252" w:lineRule="auto"/>
-              <w:jc w:val="left"/>
-            </w:pPr>
-            <w:r/>
-            <w:r>
-              <w:rPr>
-                <w:b/>
-              </w:rPr>
-              <w:t>+0.50</w:t>
-            </w:r>
-          </w:p>
-        </w:tc>
-        <w:tc>
-          <w:tcPr>
-            <w:tcW w:type="dxa" w:w="1440"/>
-            <w:shd w:fill="FFFFFF"/>
-            <w:tcMar>
-              <w:top w:w="100" w:type="dxa"/>
-              <w:bottom w:w="100" w:type="dxa"/>
-              <w:left w:w="120" w:type="dxa"/>
-              <w:right w:w="120" w:type="dxa"/>
-            </w:tcMar>
-            <w:tcBorders>
-              <w:top w:val="single" w:sz="4" w:space="0" w:color="CCCCCC"/>
-              <w:bottom w:val="single" w:sz="4" w:space="0" w:color="CCCCCC"/>
-              <w:left w:val="single" w:sz="4" w:space="0" w:color="CCCCCC"/>
-              <w:right w:val="single" w:sz="4" w:space="0" w:color="CCCCCC"/>
-            </w:tcBorders>
-          </w:tcPr>
-          <w:p>
-            <w:pPr>
-              <w:spacing w:before="60" w:after="60" w:line="252" w:lineRule="auto"/>
-              <w:jc w:val="left"/>
-            </w:pPr>
-            <w:r/>
-            <w:r>
-              <w:t>BULL</w:t>
-            </w:r>
-          </w:p>
-        </w:tc>
-      </w:tr>
-      <w:tr>
-        <w:tc>
-          <w:tcPr>
-            <w:tcW w:type="dxa" w:w="1584"/>
-            <w:shd w:fill="F8FAFC"/>
-            <w:tcMar>
-              <w:top w:w="100" w:type="dxa"/>
-              <w:bottom w:w="100" w:type="dxa"/>
-              <w:left w:w="120" w:type="dxa"/>
-              <w:right w:w="120" w:type="dxa"/>
-            </w:tcMar>
-            <w:tcBorders>
-              <w:top w:val="single" w:sz="4" w:space="0" w:color="CCCCCC"/>
-              <w:bottom w:val="single" w:sz="4" w:space="0" w:color="CCCCCC"/>
-              <w:left w:val="single" w:sz="4" w:space="0" w:color="CCCCCC"/>
-              <w:right w:val="single" w:sz="4" w:space="0" w:color="CCCCCC"/>
-            </w:tcBorders>
-          </w:tcPr>
-          <w:p>
-            <w:pPr>
-              <w:spacing w:before="60" w:after="60" w:line="252" w:lineRule="auto"/>
-              <w:jc w:val="left"/>
-            </w:pPr>
-            <w:r/>
-            <w:r>
-              <w:rPr>
-                <w:b/>
-              </w:rPr>
-              <w:t>Thu 01/10</w:t>
-            </w:r>
-          </w:p>
-        </w:tc>
-        <w:tc>
-          <w:tcPr>
-            <w:tcW w:type="dxa" w:w="864"/>
-            <w:shd w:fill="F8FAFC"/>
-            <w:tcMar>
-              <w:top w:w="100" w:type="dxa"/>
-              <w:bottom w:w="100" w:type="dxa"/>
-              <w:left w:w="120" w:type="dxa"/>
-              <w:right w:w="120" w:type="dxa"/>
-            </w:tcMar>
-            <w:tcBorders>
-              <w:top w:val="single" w:sz="4" w:space="0" w:color="CCCCCC"/>
-              <w:bottom w:val="single" w:sz="4" w:space="0" w:color="CCCCCC"/>
-              <w:left w:val="single" w:sz="4" w:space="0" w:color="CCCCCC"/>
-              <w:right w:val="single" w:sz="4" w:space="0" w:color="CCCCCC"/>
-            </w:tcBorders>
-          </w:tcPr>
-          <w:p>
-            <w:pPr>
-              <w:spacing w:before="60" w:after="60" w:line="252" w:lineRule="auto"/>
-              <w:jc w:val="left"/>
-            </w:pPr>
-            <w:r/>
-            <w:r>
-              <w:t>NY Open 21-23</w:t>
-            </w:r>
-          </w:p>
-        </w:tc>
-        <w:tc>
-          <w:tcPr>
-            <w:tcW w:type="dxa" w:w="1440"/>
-            <w:shd w:fill="F8FAFC"/>
-            <w:tcMar>
-              <w:top w:w="100" w:type="dxa"/>
-              <w:bottom w:w="100" w:type="dxa"/>
-              <w:left w:w="120" w:type="dxa"/>
-              <w:right w:w="120" w:type="dxa"/>
-            </w:tcMar>
-            <w:tcBorders>
-              <w:top w:val="single" w:sz="4" w:space="0" w:color="CCCCCC"/>
-              <w:bottom w:val="single" w:sz="4" w:space="0" w:color="CCCCCC"/>
-              <w:left w:val="single" w:sz="4" w:space="0" w:color="CCCCCC"/>
-              <w:right w:val="single" w:sz="4" w:space="0" w:color="CCCCCC"/>
-            </w:tcBorders>
-          </w:tcPr>
-          <w:p>
-            <w:pPr>
-              <w:spacing w:before="60" w:after="60" w:line="252" w:lineRule="auto"/>
-              <w:jc w:val="left"/>
-            </w:pPr>
-            <w:r/>
-            <w:r>
-              <w:t>713.25</w:t>
-            </w:r>
-          </w:p>
-        </w:tc>
-        <w:tc>
-          <w:tcPr>
-            <w:tcW w:type="dxa" w:w="2016"/>
-            <w:shd w:fill="F8FAFC"/>
-            <w:tcMar>
-              <w:top w:w="100" w:type="dxa"/>
-              <w:bottom w:w="100" w:type="dxa"/>
-              <w:left w:w="120" w:type="dxa"/>
-              <w:right w:w="120" w:type="dxa"/>
-            </w:tcMar>
-            <w:tcBorders>
-              <w:top w:val="single" w:sz="4" w:space="0" w:color="CCCCCC"/>
-              <w:bottom w:val="single" w:sz="4" w:space="0" w:color="CCCCCC"/>
-              <w:left w:val="single" w:sz="4" w:space="0" w:color="CCCCCC"/>
-              <w:right w:val="single" w:sz="4" w:space="0" w:color="CCCCCC"/>
-            </w:tcBorders>
-          </w:tcPr>
-          <w:p>
-            <w:pPr>
-              <w:spacing w:before="60" w:after="60" w:line="252" w:lineRule="auto"/>
-              <w:jc w:val="left"/>
-            </w:pPr>
-            <w:r/>
-            <w:r>
-              <w:t>724.25</w:t>
-            </w:r>
-          </w:p>
-        </w:tc>
-        <w:tc>
-          <w:tcPr>
-            <w:tcW w:type="dxa" w:w="1152"/>
-            <w:shd w:fill="F8FAFC"/>
-            <w:tcMar>
-              <w:top w:w="100" w:type="dxa"/>
-              <w:bottom w:w="100" w:type="dxa"/>
-              <w:left w:w="120" w:type="dxa"/>
-              <w:right w:w="120" w:type="dxa"/>
-            </w:tcMar>
-            <w:tcBorders>
-              <w:top w:val="single" w:sz="4" w:space="0" w:color="CCCCCC"/>
-              <w:bottom w:val="single" w:sz="4" w:space="0" w:color="CCCCCC"/>
-              <w:left w:val="single" w:sz="4" w:space="0" w:color="CCCCCC"/>
-              <w:right w:val="single" w:sz="4" w:space="0" w:color="CCCCCC"/>
-            </w:tcBorders>
-          </w:tcPr>
-          <w:p>
-            <w:pPr>
-              <w:spacing w:before="60" w:after="60" w:line="252" w:lineRule="auto"/>
-              <w:jc w:val="left"/>
-            </w:pPr>
-            <w:r/>
-            <w:r>
-              <w:t>701.50</w:t>
-            </w:r>
-          </w:p>
-        </w:tc>
-        <w:tc>
-          <w:tcPr>
-            <w:tcW w:type="dxa" w:w="1728"/>
-            <w:shd w:fill="F8FAFC"/>
-            <w:tcMar>
-              <w:top w:w="100" w:type="dxa"/>
-              <w:bottom w:w="100" w:type="dxa"/>
-              <w:left w:w="120" w:type="dxa"/>
-              <w:right w:w="120" w:type="dxa"/>
-            </w:tcMar>
-            <w:tcBorders>
-              <w:top w:val="single" w:sz="4" w:space="0" w:color="CCCCCC"/>
-              <w:bottom w:val="single" w:sz="4" w:space="0" w:color="CCCCCC"/>
-              <w:left w:val="single" w:sz="4" w:space="0" w:color="CCCCCC"/>
-              <w:right w:val="single" w:sz="4" w:space="0" w:color="CCCCCC"/>
-            </w:tcBorders>
-          </w:tcPr>
-          <w:p>
-            <w:pPr>
-              <w:spacing w:before="60" w:after="60" w:line="252" w:lineRule="auto"/>
-              <w:jc w:val="left"/>
-            </w:pPr>
-            <w:r/>
-            <w:r>
-              <w:rPr>
-                <w:b/>
-              </w:rPr>
-              <w:t>716.75</w:t>
-            </w:r>
-          </w:p>
-        </w:tc>
-        <w:tc>
-          <w:tcPr>
-            <w:tcW w:type="dxa" w:w="3456"/>
-            <w:shd w:fill="F8FAFC"/>
-            <w:tcMar>
-              <w:top w:w="100" w:type="dxa"/>
-              <w:bottom w:w="100" w:type="dxa"/>
-              <w:left w:w="120" w:type="dxa"/>
-              <w:right w:w="120" w:type="dxa"/>
-            </w:tcMar>
-            <w:tcBorders>
-              <w:top w:val="single" w:sz="4" w:space="0" w:color="CCCCCC"/>
-              <w:bottom w:val="single" w:sz="4" w:space="0" w:color="CCCCCC"/>
-              <w:left w:val="single" w:sz="4" w:space="0" w:color="CCCCCC"/>
-              <w:right w:val="single" w:sz="4" w:space="0" w:color="CCCCCC"/>
-            </w:tcBorders>
-          </w:tcPr>
-          <w:p>
-            <w:pPr>
-              <w:spacing w:before="60" w:after="60" w:line="252" w:lineRule="auto"/>
-              <w:jc w:val="left"/>
-            </w:pPr>
-            <w:r/>
-            <w:r>
-              <w:rPr>
-                <w:b/>
-              </w:rPr>
-              <w:t>+3.50</w:t>
-            </w:r>
-          </w:p>
-        </w:tc>
-        <w:tc>
-          <w:tcPr>
-            <w:tcW w:type="dxa" w:w="1440"/>
-            <w:shd w:fill="F8FAFC"/>
-            <w:tcMar>
-              <w:top w:w="100" w:type="dxa"/>
-              <w:bottom w:w="100" w:type="dxa"/>
-              <w:left w:w="120" w:type="dxa"/>
-              <w:right w:w="120" w:type="dxa"/>
-            </w:tcMar>
-            <w:tcBorders>
-              <w:top w:val="single" w:sz="4" w:space="0" w:color="CCCCCC"/>
-              <w:bottom w:val="single" w:sz="4" w:space="0" w:color="CCCCCC"/>
-              <w:left w:val="single" w:sz="4" w:space="0" w:color="CCCCCC"/>
-              <w:right w:val="single" w:sz="4" w:space="0" w:color="CCCCCC"/>
-            </w:tcBorders>
-          </w:tcPr>
-          <w:p>
-            <w:pPr>
-              <w:spacing w:before="60" w:after="60" w:line="252" w:lineRule="auto"/>
-              <w:jc w:val="left"/>
-            </w:pPr>
-            <w:r/>
-            <w:r>
-              <w:t>BULL</w:t>
-            </w:r>
-          </w:p>
-        </w:tc>
-      </w:tr>
-      <w:tr>
-        <w:tc>
-          <w:tcPr>
-            <w:tcW w:type="dxa" w:w="1584"/>
-            <w:shd w:fill="FFFFFF"/>
-            <w:tcMar>
-              <w:top w:w="100" w:type="dxa"/>
-              <w:bottom w:w="100" w:type="dxa"/>
-              <w:left w:w="120" w:type="dxa"/>
-              <w:right w:w="120" w:type="dxa"/>
-            </w:tcMar>
-            <w:tcBorders>
-              <w:top w:val="single" w:sz="4" w:space="0" w:color="CCCCCC"/>
-              <w:bottom w:val="single" w:sz="4" w:space="0" w:color="CCCCCC"/>
-              <w:left w:val="single" w:sz="4" w:space="0" w:color="CCCCCC"/>
-              <w:right w:val="single" w:sz="4" w:space="0" w:color="CCCCCC"/>
-            </w:tcBorders>
-          </w:tcPr>
-          <w:p>
-            <w:pPr>
-              <w:spacing w:before="60" w:after="60" w:line="252" w:lineRule="auto"/>
-              <w:jc w:val="left"/>
-            </w:pPr>
-            <w:r/>
-            <w:r>
-              <w:rPr>
-                <w:b/>
-              </w:rPr>
-              <w:t>Thu 01/10</w:t>
-            </w:r>
-          </w:p>
-        </w:tc>
-        <w:tc>
-          <w:tcPr>
-            <w:tcW w:type="dxa" w:w="864"/>
-            <w:shd w:fill="FFFFFF"/>
-            <w:tcMar>
-              <w:top w:w="100" w:type="dxa"/>
-              <w:bottom w:w="100" w:type="dxa"/>
-              <w:left w:w="120" w:type="dxa"/>
-              <w:right w:w="120" w:type="dxa"/>
-            </w:tcMar>
-            <w:tcBorders>
-              <w:top w:val="single" w:sz="4" w:space="0" w:color="CCCCCC"/>
-              <w:bottom w:val="single" w:sz="4" w:space="0" w:color="CCCCCC"/>
-              <w:left w:val="single" w:sz="4" w:space="0" w:color="CCCCCC"/>
-              <w:right w:val="single" w:sz="4" w:space="0" w:color="CCCCCC"/>
-            </w:tcBorders>
-          </w:tcPr>
-          <w:p>
-            <w:pPr>
-              <w:spacing w:before="60" w:after="60" w:line="252" w:lineRule="auto"/>
-              <w:jc w:val="left"/>
-            </w:pPr>
-            <w:r/>
-            <w:r>
-              <w:t>NY Close 23-01</w:t>
-            </w:r>
-          </w:p>
-        </w:tc>
-        <w:tc>
-          <w:tcPr>
-            <w:tcW w:type="dxa" w:w="1440"/>
-            <w:shd w:fill="FFFFFF"/>
-            <w:tcMar>
-              <w:top w:w="100" w:type="dxa"/>
-              <w:bottom w:w="100" w:type="dxa"/>
-              <w:left w:w="120" w:type="dxa"/>
-              <w:right w:w="120" w:type="dxa"/>
-            </w:tcMar>
-            <w:tcBorders>
-              <w:top w:val="single" w:sz="4" w:space="0" w:color="CCCCCC"/>
-              <w:bottom w:val="single" w:sz="4" w:space="0" w:color="CCCCCC"/>
-              <w:left w:val="single" w:sz="4" w:space="0" w:color="CCCCCC"/>
-              <w:right w:val="single" w:sz="4" w:space="0" w:color="CCCCCC"/>
-            </w:tcBorders>
-          </w:tcPr>
-          <w:p>
-            <w:pPr>
-              <w:spacing w:before="60" w:after="60" w:line="252" w:lineRule="auto"/>
-              <w:jc w:val="left"/>
-            </w:pPr>
-            <w:r/>
-            <w:r>
-              <w:t>716.75</w:t>
-            </w:r>
-          </w:p>
-        </w:tc>
-        <w:tc>
-          <w:tcPr>
-            <w:tcW w:type="dxa" w:w="2016"/>
-            <w:shd w:fill="FFFFFF"/>
-            <w:tcMar>
-              <w:top w:w="100" w:type="dxa"/>
-              <w:bottom w:w="100" w:type="dxa"/>
-              <w:left w:w="120" w:type="dxa"/>
-              <w:right w:w="120" w:type="dxa"/>
-            </w:tcMar>
-            <w:tcBorders>
-              <w:top w:val="single" w:sz="4" w:space="0" w:color="CCCCCC"/>
-              <w:bottom w:val="single" w:sz="4" w:space="0" w:color="CCCCCC"/>
-              <w:left w:val="single" w:sz="4" w:space="0" w:color="CCCCCC"/>
-              <w:right w:val="single" w:sz="4" w:space="0" w:color="CCCCCC"/>
-            </w:tcBorders>
-          </w:tcPr>
-          <w:p>
-            <w:pPr>
-              <w:spacing w:before="60" w:after="60" w:line="252" w:lineRule="auto"/>
-              <w:jc w:val="left"/>
-            </w:pPr>
-            <w:r/>
-            <w:r>
-              <w:t>722.25</w:t>
-            </w:r>
-          </w:p>
-        </w:tc>
-        <w:tc>
-          <w:tcPr>
-            <w:tcW w:type="dxa" w:w="1152"/>
-            <w:shd w:fill="FFFFFF"/>
-            <w:tcMar>
-              <w:top w:w="100" w:type="dxa"/>
-              <w:bottom w:w="100" w:type="dxa"/>
-              <w:left w:w="120" w:type="dxa"/>
-              <w:right w:w="120" w:type="dxa"/>
-            </w:tcMar>
-            <w:tcBorders>
-              <w:top w:val="single" w:sz="4" w:space="0" w:color="CCCCCC"/>
-              <w:bottom w:val="single" w:sz="4" w:space="0" w:color="CCCCCC"/>
-              <w:left w:val="single" w:sz="4" w:space="0" w:color="CCCCCC"/>
-              <w:right w:val="single" w:sz="4" w:space="0" w:color="CCCCCC"/>
-            </w:tcBorders>
-          </w:tcPr>
-          <w:p>
-            <w:pPr>
-              <w:spacing w:before="60" w:after="60" w:line="252" w:lineRule="auto"/>
-              <w:jc w:val="left"/>
-            </w:pPr>
-            <w:r/>
-            <w:r>
-              <w:t>709.00</w:t>
-            </w:r>
-          </w:p>
-        </w:tc>
-        <w:tc>
-          <w:tcPr>
-            <w:tcW w:type="dxa" w:w="1728"/>
-            <w:shd w:fill="FFFFFF"/>
-            <w:tcMar>
-              <w:top w:w="100" w:type="dxa"/>
-              <w:bottom w:w="100" w:type="dxa"/>
-              <w:left w:w="120" w:type="dxa"/>
-              <w:right w:w="120" w:type="dxa"/>
-            </w:tcMar>
-            <w:tcBorders>
-              <w:top w:val="single" w:sz="4" w:space="0" w:color="CCCCCC"/>
-              <w:bottom w:val="single" w:sz="4" w:space="0" w:color="CCCCCC"/>
-              <w:left w:val="single" w:sz="4" w:space="0" w:color="CCCCCC"/>
-              <w:right w:val="single" w:sz="4" w:space="0" w:color="CCCCCC"/>
-            </w:tcBorders>
-          </w:tcPr>
-          <w:p>
-            <w:pPr>
-              <w:spacing w:before="60" w:after="60" w:line="252" w:lineRule="auto"/>
-              <w:jc w:val="left"/>
-            </w:pPr>
-            <w:r/>
-            <w:r>
-              <w:rPr>
-                <w:b/>
-              </w:rPr>
-              <w:t>717.50</w:t>
-            </w:r>
-          </w:p>
-        </w:tc>
-        <w:tc>
-          <w:tcPr>
-            <w:tcW w:type="dxa" w:w="3456"/>
-            <w:shd w:fill="FFFFFF"/>
-            <w:tcMar>
-              <w:top w:w="100" w:type="dxa"/>
-              <w:bottom w:w="100" w:type="dxa"/>
-              <w:left w:w="120" w:type="dxa"/>
-              <w:right w:w="120" w:type="dxa"/>
-            </w:tcMar>
-            <w:tcBorders>
-              <w:top w:val="single" w:sz="4" w:space="0" w:color="CCCCCC"/>
-              <w:bottom w:val="single" w:sz="4" w:space="0" w:color="CCCCCC"/>
-              <w:left w:val="single" w:sz="4" w:space="0" w:color="CCCCCC"/>
-              <w:right w:val="single" w:sz="4" w:space="0" w:color="CCCCCC"/>
-            </w:tcBorders>
-          </w:tcPr>
-          <w:p>
-            <w:pPr>
-              <w:spacing w:before="60" w:after="60" w:line="252" w:lineRule="auto"/>
-              <w:jc w:val="left"/>
-            </w:pPr>
-            <w:r/>
-            <w:r>
-              <w:rPr>
-                <w:b/>
-              </w:rPr>
-              <w:t>+0.75</w:t>
-            </w:r>
-          </w:p>
-        </w:tc>
-        <w:tc>
-          <w:tcPr>
-            <w:tcW w:type="dxa" w:w="1440"/>
-            <w:shd w:fill="FFFFFF"/>
-            <w:tcMar>
-              <w:top w:w="100" w:type="dxa"/>
-              <w:bottom w:w="100" w:type="dxa"/>
-              <w:left w:w="120" w:type="dxa"/>
-              <w:right w:w="120" w:type="dxa"/>
-            </w:tcMar>
-            <w:tcBorders>
-              <w:top w:val="single" w:sz="4" w:space="0" w:color="CCCCCC"/>
-              <w:bottom w:val="single" w:sz="4" w:space="0" w:color="CCCCCC"/>
-              <w:left w:val="single" w:sz="4" w:space="0" w:color="CCCCCC"/>
-              <w:right w:val="single" w:sz="4" w:space="0" w:color="CCCCCC"/>
-            </w:tcBorders>
-          </w:tcPr>
-          <w:p>
-            <w:pPr>
-              <w:spacing w:before="60" w:after="60" w:line="252" w:lineRule="auto"/>
-              <w:jc w:val="left"/>
-            </w:pPr>
-            <w:r/>
-            <w:r>
-              <w:t>BULL</w:t>
-            </w:r>
-          </w:p>
-        </w:tc>
-      </w:tr>
-      <w:tr>
-        <w:tc>
-          <w:tcPr>
-            <w:tcW w:type="dxa" w:w="1584"/>
-            <w:shd w:fill="F8FAFC"/>
-            <w:tcMar>
-              <w:top w:w="100" w:type="dxa"/>
-              <w:bottom w:w="100" w:type="dxa"/>
-              <w:left w:w="120" w:type="dxa"/>
-              <w:right w:w="120" w:type="dxa"/>
-            </w:tcMar>
-            <w:tcBorders>
-              <w:top w:val="single" w:sz="4" w:space="0" w:color="CCCCCC"/>
-              <w:bottom w:val="single" w:sz="4" w:space="0" w:color="CCCCCC"/>
-              <w:left w:val="single" w:sz="4" w:space="0" w:color="CCCCCC"/>
-              <w:right w:val="single" w:sz="4" w:space="0" w:color="CCCCCC"/>
-            </w:tcBorders>
-          </w:tcPr>
-          <w:p>
-            <w:pPr>
-              <w:spacing w:before="60" w:after="60" w:line="252" w:lineRule="auto"/>
-              <w:jc w:val="left"/>
-            </w:pPr>
-            <w:r/>
-            <w:r>
-              <w:rPr>
-                <w:b/>
-              </w:rPr>
-              <w:t>Fri 02/10</w:t>
-            </w:r>
-          </w:p>
-        </w:tc>
-        <w:tc>
-          <w:tcPr>
-            <w:tcW w:type="dxa" w:w="864"/>
-            <w:shd w:fill="F8FAFC"/>
-            <w:tcMar>
-              <w:top w:w="100" w:type="dxa"/>
-              <w:bottom w:w="100" w:type="dxa"/>
-              <w:left w:w="120" w:type="dxa"/>
-              <w:right w:w="120" w:type="dxa"/>
-            </w:tcMar>
-            <w:tcBorders>
-              <w:top w:val="single" w:sz="4" w:space="0" w:color="CCCCCC"/>
-              <w:bottom w:val="single" w:sz="4" w:space="0" w:color="CCCCCC"/>
-              <w:left w:val="single" w:sz="4" w:space="0" w:color="CCCCCC"/>
-              <w:right w:val="single" w:sz="4" w:space="0" w:color="CCCCCC"/>
-            </w:tcBorders>
-          </w:tcPr>
-          <w:p>
-            <w:pPr>
-              <w:spacing w:before="60" w:after="60" w:line="252" w:lineRule="auto"/>
-              <w:jc w:val="left"/>
-            </w:pPr>
-            <w:r/>
-            <w:r>
-              <w:t>Asia 07-11</w:t>
-            </w:r>
-          </w:p>
-        </w:tc>
-        <w:tc>
-          <w:tcPr>
-            <w:tcW w:type="dxa" w:w="1440"/>
-            <w:shd w:fill="F8FAFC"/>
-            <w:tcMar>
-              <w:top w:w="100" w:type="dxa"/>
-              <w:bottom w:w="100" w:type="dxa"/>
-              <w:left w:w="120" w:type="dxa"/>
-              <w:right w:w="120" w:type="dxa"/>
-            </w:tcMar>
-            <w:tcBorders>
-              <w:top w:val="single" w:sz="4" w:space="0" w:color="CCCCCC"/>
-              <w:bottom w:val="single" w:sz="4" w:space="0" w:color="CCCCCC"/>
-              <w:left w:val="single" w:sz="4" w:space="0" w:color="CCCCCC"/>
-              <w:right w:val="single" w:sz="4" w:space="0" w:color="CCCCCC"/>
-            </w:tcBorders>
-          </w:tcPr>
-          <w:p>
-            <w:pPr>
-              <w:spacing w:before="60" w:after="60" w:line="252" w:lineRule="auto"/>
-              <w:jc w:val="left"/>
-            </w:pPr>
-            <w:r/>
-            <w:r>
-              <w:t>717.50</w:t>
-            </w:r>
-          </w:p>
-        </w:tc>
-        <w:tc>
-          <w:tcPr>
-            <w:tcW w:type="dxa" w:w="2016"/>
-            <w:shd w:fill="F8FAFC"/>
-            <w:tcMar>
-              <w:top w:w="100" w:type="dxa"/>
-              <w:bottom w:w="100" w:type="dxa"/>
-              <w:left w:w="120" w:type="dxa"/>
-              <w:right w:w="120" w:type="dxa"/>
-            </w:tcMar>
-            <w:tcBorders>
-              <w:top w:val="single" w:sz="4" w:space="0" w:color="CCCCCC"/>
-              <w:bottom w:val="single" w:sz="4" w:space="0" w:color="CCCCCC"/>
-              <w:left w:val="single" w:sz="4" w:space="0" w:color="CCCCCC"/>
-              <w:right w:val="single" w:sz="4" w:space="0" w:color="CCCCCC"/>
-            </w:tcBorders>
-          </w:tcPr>
-          <w:p>
-            <w:pPr>
-              <w:spacing w:before="60" w:after="60" w:line="252" w:lineRule="auto"/>
-              <w:jc w:val="left"/>
-            </w:pPr>
-            <w:r/>
-            <w:r>
-              <w:t>726.75</w:t>
-            </w:r>
-          </w:p>
-        </w:tc>
-        <w:tc>
-          <w:tcPr>
-            <w:tcW w:type="dxa" w:w="1152"/>
-            <w:shd w:fill="F8FAFC"/>
-            <w:tcMar>
-              <w:top w:w="100" w:type="dxa"/>
-              <w:bottom w:w="100" w:type="dxa"/>
-              <w:left w:w="120" w:type="dxa"/>
-              <w:right w:w="120" w:type="dxa"/>
-            </w:tcMar>
-            <w:tcBorders>
-              <w:top w:val="single" w:sz="4" w:space="0" w:color="CCCCCC"/>
-              <w:bottom w:val="single" w:sz="4" w:space="0" w:color="CCCCCC"/>
-              <w:left w:val="single" w:sz="4" w:space="0" w:color="CCCCCC"/>
-              <w:right w:val="single" w:sz="4" w:space="0" w:color="CCCCCC"/>
-            </w:tcBorders>
-          </w:tcPr>
-          <w:p>
-            <w:pPr>
-              <w:spacing w:before="60" w:after="60" w:line="252" w:lineRule="auto"/>
-              <w:jc w:val="left"/>
-            </w:pPr>
-            <w:r/>
-            <w:r>
-              <w:t>711.00</w:t>
-            </w:r>
-          </w:p>
-        </w:tc>
-        <w:tc>
-          <w:tcPr>
-            <w:tcW w:type="dxa" w:w="1728"/>
-            <w:shd w:fill="F8FAFC"/>
-            <w:tcMar>
-              <w:top w:w="100" w:type="dxa"/>
-              <w:bottom w:w="100" w:type="dxa"/>
-              <w:left w:w="120" w:type="dxa"/>
-              <w:right w:w="120" w:type="dxa"/>
-            </w:tcMar>
-            <w:tcBorders>
-              <w:top w:val="single" w:sz="4" w:space="0" w:color="CCCCCC"/>
-              <w:bottom w:val="single" w:sz="4" w:space="0" w:color="CCCCCC"/>
-              <w:left w:val="single" w:sz="4" w:space="0" w:color="CCCCCC"/>
-              <w:right w:val="single" w:sz="4" w:space="0" w:color="CCCCCC"/>
-            </w:tcBorders>
-          </w:tcPr>
-          <w:p>
-            <w:pPr>
-              <w:spacing w:before="60" w:after="60" w:line="252" w:lineRule="auto"/>
-              <w:jc w:val="left"/>
-            </w:pPr>
-            <w:r/>
-            <w:r>
-              <w:rPr>
-                <w:b/>
-              </w:rPr>
-              <w:t>716.75</w:t>
-            </w:r>
-          </w:p>
-        </w:tc>
-        <w:tc>
-          <w:tcPr>
-            <w:tcW w:type="dxa" w:w="3456"/>
-            <w:shd w:fill="F8FAFC"/>
-            <w:tcMar>
-              <w:top w:w="100" w:type="dxa"/>
-              <w:bottom w:w="100" w:type="dxa"/>
-              <w:left w:w="120" w:type="dxa"/>
-              <w:right w:w="120" w:type="dxa"/>
-            </w:tcMar>
-            <w:tcBorders>
-              <w:top w:val="single" w:sz="4" w:space="0" w:color="CCCCCC"/>
-              <w:bottom w:val="single" w:sz="4" w:space="0" w:color="CCCCCC"/>
-              <w:left w:val="single" w:sz="4" w:space="0" w:color="CCCCCC"/>
-              <w:right w:val="single" w:sz="4" w:space="0" w:color="CCCCCC"/>
-            </w:tcBorders>
-          </w:tcPr>
-          <w:p>
-            <w:pPr>
-              <w:spacing w:before="60" w:after="60" w:line="252" w:lineRule="auto"/>
-              <w:jc w:val="left"/>
-            </w:pPr>
-            <w:r/>
-            <w:r>
-              <w:rPr>
-                <w:b/>
-              </w:rPr>
-              <w:t>-0.75</w:t>
-            </w:r>
-          </w:p>
-        </w:tc>
-        <w:tc>
-          <w:tcPr>
-            <w:tcW w:type="dxa" w:w="1440"/>
-            <w:shd w:fill="F8FAFC"/>
-            <w:tcMar>
-              <w:top w:w="100" w:type="dxa"/>
-              <w:bottom w:w="100" w:type="dxa"/>
-              <w:left w:w="120" w:type="dxa"/>
-              <w:right w:w="120" w:type="dxa"/>
-            </w:tcMar>
-            <w:tcBorders>
-              <w:top w:val="single" w:sz="4" w:space="0" w:color="CCCCCC"/>
-              <w:bottom w:val="single" w:sz="4" w:space="0" w:color="CCCCCC"/>
-              <w:left w:val="single" w:sz="4" w:space="0" w:color="CCCCCC"/>
-              <w:right w:val="single" w:sz="4" w:space="0" w:color="CCCCCC"/>
-            </w:tcBorders>
-          </w:tcPr>
-          <w:p>
-            <w:pPr>
-              <w:spacing w:before="60" w:after="60" w:line="252" w:lineRule="auto"/>
-              <w:jc w:val="left"/>
-            </w:pPr>
-            <w:r/>
-            <w:r>
-              <w:t>BEAR</w:t>
-            </w:r>
-          </w:p>
-        </w:tc>
-      </w:tr>
-      <w:tr>
-        <w:tc>
-          <w:tcPr>
-            <w:tcW w:type="dxa" w:w="1584"/>
-            <w:shd w:fill="FFFFFF"/>
-            <w:tcMar>
-              <w:top w:w="100" w:type="dxa"/>
-              <w:bottom w:w="100" w:type="dxa"/>
-              <w:left w:w="120" w:type="dxa"/>
-              <w:right w:w="120" w:type="dxa"/>
-            </w:tcMar>
-            <w:tcBorders>
-              <w:top w:val="single" w:sz="4" w:space="0" w:color="CCCCCC"/>
-              <w:bottom w:val="single" w:sz="4" w:space="0" w:color="CCCCCC"/>
-              <w:left w:val="single" w:sz="4" w:space="0" w:color="CCCCCC"/>
-              <w:right w:val="single" w:sz="4" w:space="0" w:color="CCCCCC"/>
-            </w:tcBorders>
-          </w:tcPr>
-          <w:p>
-            <w:pPr>
-              <w:spacing w:before="60" w:after="60" w:line="252" w:lineRule="auto"/>
-              <w:jc w:val="left"/>
-            </w:pPr>
-            <w:r/>
-            <w:r>
-              <w:rPr>
-                <w:b/>
-              </w:rPr>
-              <w:t>Fri 02/10</w:t>
-            </w:r>
-          </w:p>
-        </w:tc>
-        <w:tc>
-          <w:tcPr>
-            <w:tcW w:type="dxa" w:w="864"/>
-            <w:shd w:fill="FFFFFF"/>
-            <w:tcMar>
-              <w:top w:w="100" w:type="dxa"/>
-              <w:bottom w:w="100" w:type="dxa"/>
-              <w:left w:w="120" w:type="dxa"/>
-              <w:right w:w="120" w:type="dxa"/>
-            </w:tcMar>
-            <w:tcBorders>
-              <w:top w:val="single" w:sz="4" w:space="0" w:color="CCCCCC"/>
-              <w:bottom w:val="single" w:sz="4" w:space="0" w:color="CCCCCC"/>
-              <w:left w:val="single" w:sz="4" w:space="0" w:color="CCCCCC"/>
-              <w:right w:val="single" w:sz="4" w:space="0" w:color="CCCCCC"/>
-            </w:tcBorders>
-          </w:tcPr>
-          <w:p>
-            <w:pPr>
-              <w:spacing w:before="60" w:after="60" w:line="252" w:lineRule="auto"/>
-              <w:jc w:val="left"/>
-            </w:pPr>
-            <w:r/>
-            <w:r>
-              <w:t>Asia 11-15</w:t>
-            </w:r>
-          </w:p>
-        </w:tc>
-        <w:tc>
-          <w:tcPr>
-            <w:tcW w:type="dxa" w:w="1440"/>
-            <w:shd w:fill="FFFFFF"/>
-            <w:tcMar>
-              <w:top w:w="100" w:type="dxa"/>
-              <w:bottom w:w="100" w:type="dxa"/>
-              <w:left w:w="120" w:type="dxa"/>
-              <w:right w:w="120" w:type="dxa"/>
-            </w:tcMar>
-            <w:tcBorders>
-              <w:top w:val="single" w:sz="4" w:space="0" w:color="CCCCCC"/>
-              <w:bottom w:val="single" w:sz="4" w:space="0" w:color="CCCCCC"/>
-              <w:left w:val="single" w:sz="4" w:space="0" w:color="CCCCCC"/>
-              <w:right w:val="single" w:sz="4" w:space="0" w:color="CCCCCC"/>
-            </w:tcBorders>
-          </w:tcPr>
-          <w:p>
-            <w:pPr>
-              <w:spacing w:before="60" w:after="60" w:line="252" w:lineRule="auto"/>
-              <w:jc w:val="left"/>
-            </w:pPr>
-            <w:r/>
-            <w:r>
-              <w:t>716.75</w:t>
-            </w:r>
-          </w:p>
-        </w:tc>
-        <w:tc>
-          <w:tcPr>
-            <w:tcW w:type="dxa" w:w="2016"/>
-            <w:shd w:fill="FFFFFF"/>
-            <w:tcMar>
-              <w:top w:w="100" w:type="dxa"/>
-              <w:bottom w:w="100" w:type="dxa"/>
-              <w:left w:w="120" w:type="dxa"/>
-              <w:right w:w="120" w:type="dxa"/>
-            </w:tcMar>
-            <w:tcBorders>
-              <w:top w:val="single" w:sz="4" w:space="0" w:color="CCCCCC"/>
-              <w:bottom w:val="single" w:sz="4" w:space="0" w:color="CCCCCC"/>
-              <w:left w:val="single" w:sz="4" w:space="0" w:color="CCCCCC"/>
-              <w:right w:val="single" w:sz="4" w:space="0" w:color="CCCCCC"/>
-            </w:tcBorders>
-          </w:tcPr>
-          <w:p>
-            <w:pPr>
-              <w:spacing w:before="60" w:after="60" w:line="252" w:lineRule="auto"/>
-              <w:jc w:val="left"/>
-            </w:pPr>
-            <w:r/>
-            <w:r>
-              <w:t>724.25</w:t>
-            </w:r>
-          </w:p>
-        </w:tc>
-        <w:tc>
-          <w:tcPr>
-            <w:tcW w:type="dxa" w:w="1152"/>
-            <w:shd w:fill="FFFFFF"/>
-            <w:tcMar>
-              <w:top w:w="100" w:type="dxa"/>
-              <w:bottom w:w="100" w:type="dxa"/>
-              <w:left w:w="120" w:type="dxa"/>
-              <w:right w:w="120" w:type="dxa"/>
-            </w:tcMar>
-            <w:tcBorders>
-              <w:top w:val="single" w:sz="4" w:space="0" w:color="CCCCCC"/>
-              <w:bottom w:val="single" w:sz="4" w:space="0" w:color="CCCCCC"/>
-              <w:left w:val="single" w:sz="4" w:space="0" w:color="CCCCCC"/>
-              <w:right w:val="single" w:sz="4" w:space="0" w:color="CCCCCC"/>
-            </w:tcBorders>
-          </w:tcPr>
-          <w:p>
-            <w:pPr>
-              <w:spacing w:before="60" w:after="60" w:line="252" w:lineRule="auto"/>
-              <w:jc w:val="left"/>
-            </w:pPr>
-            <w:r/>
-            <w:r>
-              <w:t>710.75</w:t>
-            </w:r>
-          </w:p>
-        </w:tc>
-        <w:tc>
-          <w:tcPr>
-            <w:tcW w:type="dxa" w:w="1728"/>
-            <w:shd w:fill="FFFFFF"/>
-            <w:tcMar>
-              <w:top w:w="100" w:type="dxa"/>
-              <w:bottom w:w="100" w:type="dxa"/>
-              <w:left w:w="120" w:type="dxa"/>
-              <w:right w:w="120" w:type="dxa"/>
-            </w:tcMar>
-            <w:tcBorders>
-              <w:top w:val="single" w:sz="4" w:space="0" w:color="CCCCCC"/>
-              <w:bottom w:val="single" w:sz="4" w:space="0" w:color="CCCCCC"/>
-              <w:left w:val="single" w:sz="4" w:space="0" w:color="CCCCCC"/>
-              <w:right w:val="single" w:sz="4" w:space="0" w:color="CCCCCC"/>
-            </w:tcBorders>
-          </w:tcPr>
-          <w:p>
-            <w:pPr>
-              <w:spacing w:before="60" w:after="60" w:line="252" w:lineRule="auto"/>
-              <w:jc w:val="left"/>
-            </w:pPr>
-            <w:r/>
-            <w:r>
-              <w:rPr>
-                <w:b/>
-              </w:rPr>
-              <w:t>715.75</w:t>
-            </w:r>
-          </w:p>
-        </w:tc>
-        <w:tc>
-          <w:tcPr>
-            <w:tcW w:type="dxa" w:w="3456"/>
-            <w:shd w:fill="FFFFFF"/>
-            <w:tcMar>
-              <w:top w:w="100" w:type="dxa"/>
-              <w:bottom w:w="100" w:type="dxa"/>
-              <w:left w:w="120" w:type="dxa"/>
-              <w:right w:w="120" w:type="dxa"/>
-            </w:tcMar>
-            <w:tcBorders>
-              <w:top w:val="single" w:sz="4" w:space="0" w:color="CCCCCC"/>
-              <w:bottom w:val="single" w:sz="4" w:space="0" w:color="CCCCCC"/>
-              <w:left w:val="single" w:sz="4" w:space="0" w:color="CCCCCC"/>
-              <w:right w:val="single" w:sz="4" w:space="0" w:color="CCCCCC"/>
-            </w:tcBorders>
-          </w:tcPr>
-          <w:p>
-            <w:pPr>
-              <w:spacing w:before="60" w:after="60" w:line="252" w:lineRule="auto"/>
-              <w:jc w:val="left"/>
-            </w:pPr>
-            <w:r/>
-            <w:r>
-              <w:rPr>
-                <w:b/>
-              </w:rPr>
-              <w:t>-1.00</w:t>
-            </w:r>
-          </w:p>
-        </w:tc>
-        <w:tc>
-          <w:tcPr>
-            <w:tcW w:type="dxa" w:w="1440"/>
-            <w:shd w:fill="FFFFFF"/>
-            <w:tcMar>
-              <w:top w:w="100" w:type="dxa"/>
-              <w:bottom w:w="100" w:type="dxa"/>
-              <w:left w:w="120" w:type="dxa"/>
-              <w:right w:w="120" w:type="dxa"/>
-            </w:tcMar>
-            <w:tcBorders>
-              <w:top w:val="single" w:sz="4" w:space="0" w:color="CCCCCC"/>
-              <w:bottom w:val="single" w:sz="4" w:space="0" w:color="CCCCCC"/>
-              <w:left w:val="single" w:sz="4" w:space="0" w:color="CCCCCC"/>
-              <w:right w:val="single" w:sz="4" w:space="0" w:color="CCCCCC"/>
-            </w:tcBorders>
-          </w:tcPr>
-          <w:p>
-            <w:pPr>
-              <w:spacing w:before="60" w:after="60" w:line="252" w:lineRule="auto"/>
-              <w:jc w:val="left"/>
-            </w:pPr>
-            <w:r/>
-            <w:r>
-              <w:t>BEAR</w:t>
-            </w:r>
-          </w:p>
-        </w:tc>
-      </w:tr>
-      <w:tr>
-        <w:tc>
-          <w:tcPr>
-            <w:tcW w:type="dxa" w:w="1584"/>
-            <w:shd w:fill="F8FAFC"/>
-            <w:tcMar>
-              <w:top w:w="100" w:type="dxa"/>
-              <w:bottom w:w="100" w:type="dxa"/>
-              <w:left w:w="120" w:type="dxa"/>
-              <w:right w:w="120" w:type="dxa"/>
-            </w:tcMar>
-            <w:tcBorders>
-              <w:top w:val="single" w:sz="4" w:space="0" w:color="CCCCCC"/>
-              <w:bottom w:val="single" w:sz="4" w:space="0" w:color="CCCCCC"/>
-              <w:left w:val="single" w:sz="4" w:space="0" w:color="CCCCCC"/>
-              <w:right w:val="single" w:sz="4" w:space="0" w:color="CCCCCC"/>
-            </w:tcBorders>
-          </w:tcPr>
-          <w:p>
-            <w:pPr>
-              <w:spacing w:before="60" w:after="60" w:line="252" w:lineRule="auto"/>
-              <w:jc w:val="left"/>
-            </w:pPr>
-            <w:r/>
-            <w:r>
-              <w:rPr>
-                <w:b/>
-              </w:rPr>
-              <w:t>Fri 02/10</w:t>
-            </w:r>
-          </w:p>
-        </w:tc>
-        <w:tc>
-          <w:tcPr>
-            <w:tcW w:type="dxa" w:w="864"/>
-            <w:shd w:fill="F8FAFC"/>
-            <w:tcMar>
-              <w:top w:w="100" w:type="dxa"/>
-              <w:bottom w:w="100" w:type="dxa"/>
-              <w:left w:w="120" w:type="dxa"/>
-              <w:right w:w="120" w:type="dxa"/>
-            </w:tcMar>
-            <w:tcBorders>
-              <w:top w:val="single" w:sz="4" w:space="0" w:color="CCCCCC"/>
-              <w:bottom w:val="single" w:sz="4" w:space="0" w:color="CCCCCC"/>
-              <w:left w:val="single" w:sz="4" w:space="0" w:color="CCCCCC"/>
-              <w:right w:val="single" w:sz="4" w:space="0" w:color="CCCCCC"/>
-            </w:tcBorders>
-          </w:tcPr>
-          <w:p>
-            <w:pPr>
-              <w:spacing w:before="60" w:after="60" w:line="252" w:lineRule="auto"/>
-              <w:jc w:val="left"/>
-            </w:pPr>
-            <w:r/>
-            <w:r>
-              <w:t>London 15-19</w:t>
-            </w:r>
-          </w:p>
-        </w:tc>
-        <w:tc>
-          <w:tcPr>
-            <w:tcW w:type="dxa" w:w="1440"/>
-            <w:shd w:fill="F8FAFC"/>
-            <w:tcMar>
-              <w:top w:w="100" w:type="dxa"/>
-              <w:bottom w:w="100" w:type="dxa"/>
-              <w:left w:w="120" w:type="dxa"/>
-              <w:right w:w="120" w:type="dxa"/>
-            </w:tcMar>
-            <w:tcBorders>
-              <w:top w:val="single" w:sz="4" w:space="0" w:color="CCCCCC"/>
-              <w:bottom w:val="single" w:sz="4" w:space="0" w:color="CCCCCC"/>
-              <w:left w:val="single" w:sz="4" w:space="0" w:color="CCCCCC"/>
-              <w:right w:val="single" w:sz="4" w:space="0" w:color="CCCCCC"/>
-            </w:tcBorders>
-          </w:tcPr>
-          <w:p>
-            <w:pPr>
-              <w:spacing w:before="60" w:after="60" w:line="252" w:lineRule="auto"/>
-              <w:jc w:val="left"/>
-            </w:pPr>
-            <w:r/>
-            <w:r>
-              <w:t>715.75</w:t>
-            </w:r>
-          </w:p>
-        </w:tc>
-        <w:tc>
-          <w:tcPr>
-            <w:tcW w:type="dxa" w:w="2016"/>
-            <w:shd w:fill="F8FAFC"/>
-            <w:tcMar>
-              <w:top w:w="100" w:type="dxa"/>
-              <w:bottom w:w="100" w:type="dxa"/>
-              <w:left w:w="120" w:type="dxa"/>
-              <w:right w:w="120" w:type="dxa"/>
-            </w:tcMar>
-            <w:tcBorders>
-              <w:top w:val="single" w:sz="4" w:space="0" w:color="CCCCCC"/>
-              <w:bottom w:val="single" w:sz="4" w:space="0" w:color="CCCCCC"/>
-              <w:left w:val="single" w:sz="4" w:space="0" w:color="CCCCCC"/>
-              <w:right w:val="single" w:sz="4" w:space="0" w:color="CCCCCC"/>
-            </w:tcBorders>
-          </w:tcPr>
-          <w:p>
-            <w:pPr>
-              <w:spacing w:before="60" w:after="60" w:line="252" w:lineRule="auto"/>
-              <w:jc w:val="left"/>
-            </w:pPr>
-            <w:r/>
-            <w:r>
-              <w:t>722.75</w:t>
-            </w:r>
-          </w:p>
-        </w:tc>
-        <w:tc>
-          <w:tcPr>
-            <w:tcW w:type="dxa" w:w="1152"/>
-            <w:shd w:fill="F8FAFC"/>
-            <w:tcMar>
-              <w:top w:w="100" w:type="dxa"/>
-              <w:bottom w:w="100" w:type="dxa"/>
-              <w:left w:w="120" w:type="dxa"/>
-              <w:right w:w="120" w:type="dxa"/>
-            </w:tcMar>
-            <w:tcBorders>
-              <w:top w:val="single" w:sz="4" w:space="0" w:color="CCCCCC"/>
-              <w:bottom w:val="single" w:sz="4" w:space="0" w:color="CCCCCC"/>
-              <w:left w:val="single" w:sz="4" w:space="0" w:color="CCCCCC"/>
-              <w:right w:val="single" w:sz="4" w:space="0" w:color="CCCCCC"/>
-            </w:tcBorders>
-          </w:tcPr>
-          <w:p>
-            <w:pPr>
-              <w:spacing w:before="60" w:after="60" w:line="252" w:lineRule="auto"/>
-              <w:jc w:val="left"/>
-            </w:pPr>
-            <w:r/>
-            <w:r>
-              <w:t>702.25</w:t>
-            </w:r>
-          </w:p>
-        </w:tc>
-        <w:tc>
-          <w:tcPr>
-            <w:tcW w:type="dxa" w:w="1728"/>
-            <w:shd w:fill="F8FAFC"/>
-            <w:tcMar>
-              <w:top w:w="100" w:type="dxa"/>
-              <w:bottom w:w="100" w:type="dxa"/>
-              <w:left w:w="120" w:type="dxa"/>
-              <w:right w:w="120" w:type="dxa"/>
-            </w:tcMar>
-            <w:tcBorders>
-              <w:top w:val="single" w:sz="4" w:space="0" w:color="CCCCCC"/>
-              <w:bottom w:val="single" w:sz="4" w:space="0" w:color="CCCCCC"/>
-              <w:left w:val="single" w:sz="4" w:space="0" w:color="CCCCCC"/>
-              <w:right w:val="single" w:sz="4" w:space="0" w:color="CCCCCC"/>
-            </w:tcBorders>
-          </w:tcPr>
-          <w:p>
-            <w:pPr>
-              <w:spacing w:before="60" w:after="60" w:line="252" w:lineRule="auto"/>
-              <w:jc w:val="left"/>
-            </w:pPr>
-            <w:r/>
-            <w:r>
-              <w:rPr>
-                <w:b/>
-              </w:rPr>
-              <w:t>716.50</w:t>
-            </w:r>
-          </w:p>
-        </w:tc>
-        <w:tc>
-          <w:tcPr>
-            <w:tcW w:type="dxa" w:w="3456"/>
-            <w:shd w:fill="F8FAFC"/>
-            <w:tcMar>
-              <w:top w:w="100" w:type="dxa"/>
-              <w:bottom w:w="100" w:type="dxa"/>
-              <w:left w:w="120" w:type="dxa"/>
-              <w:right w:w="120" w:type="dxa"/>
-            </w:tcMar>
-            <w:tcBorders>
-              <w:top w:val="single" w:sz="4" w:space="0" w:color="CCCCCC"/>
-              <w:bottom w:val="single" w:sz="4" w:space="0" w:color="CCCCCC"/>
-              <w:left w:val="single" w:sz="4" w:space="0" w:color="CCCCCC"/>
-              <w:right w:val="single" w:sz="4" w:space="0" w:color="CCCCCC"/>
-            </w:tcBorders>
-          </w:tcPr>
-          <w:p>
-            <w:pPr>
-              <w:spacing w:before="60" w:after="60" w:line="252" w:lineRule="auto"/>
-              <w:jc w:val="left"/>
-            </w:pPr>
-            <w:r/>
-            <w:r>
-              <w:rPr>
-                <w:b/>
-              </w:rPr>
-              <w:t>+0.75</w:t>
-            </w:r>
-          </w:p>
-        </w:tc>
-        <w:tc>
-          <w:tcPr>
-            <w:tcW w:type="dxa" w:w="1440"/>
-            <w:shd w:fill="F8FAFC"/>
-            <w:tcMar>
-              <w:top w:w="100" w:type="dxa"/>
-              <w:bottom w:w="100" w:type="dxa"/>
-              <w:left w:w="120" w:type="dxa"/>
-              <w:right w:w="120" w:type="dxa"/>
-            </w:tcMar>
-            <w:tcBorders>
-              <w:top w:val="single" w:sz="4" w:space="0" w:color="CCCCCC"/>
-              <w:bottom w:val="single" w:sz="4" w:space="0" w:color="CCCCCC"/>
-              <w:left w:val="single" w:sz="4" w:space="0" w:color="CCCCCC"/>
-              <w:right w:val="single" w:sz="4" w:space="0" w:color="CCCCCC"/>
-            </w:tcBorders>
-          </w:tcPr>
-          <w:p>
-            <w:pPr>
-              <w:spacing w:before="60" w:after="60" w:line="252" w:lineRule="auto"/>
-              <w:jc w:val="left"/>
-            </w:pPr>
-            <w:r/>
-            <w:r>
-              <w:t>BULL</w:t>
-            </w:r>
-          </w:p>
-        </w:tc>
-      </w:tr>
-      <w:tr>
-        <w:tc>
-          <w:tcPr>
-            <w:tcW w:type="dxa" w:w="1584"/>
-            <w:shd w:fill="FFFFFF"/>
-            <w:tcMar>
-              <w:top w:w="100" w:type="dxa"/>
-              <w:bottom w:w="100" w:type="dxa"/>
-              <w:left w:w="120" w:type="dxa"/>
-              <w:right w:w="120" w:type="dxa"/>
-            </w:tcMar>
-            <w:tcBorders>
-              <w:top w:val="single" w:sz="4" w:space="0" w:color="CCCCCC"/>
-              <w:bottom w:val="single" w:sz="4" w:space="0" w:color="CCCCCC"/>
-              <w:left w:val="single" w:sz="4" w:space="0" w:color="CCCCCC"/>
-              <w:right w:val="single" w:sz="4" w:space="0" w:color="CCCCCC"/>
-            </w:tcBorders>
-          </w:tcPr>
-          <w:p>
-            <w:pPr>
-              <w:spacing w:before="60" w:after="60" w:line="252" w:lineRule="auto"/>
-              <w:jc w:val="left"/>
-            </w:pPr>
-            <w:r/>
-            <w:r>
-              <w:rPr>
-                <w:b/>
-              </w:rPr>
-              <w:t>Fri 02/10</w:t>
-            </w:r>
-          </w:p>
-        </w:tc>
-        <w:tc>
-          <w:tcPr>
-            <w:tcW w:type="dxa" w:w="864"/>
-            <w:shd w:fill="FFFFFF"/>
-            <w:tcMar>
-              <w:top w:w="100" w:type="dxa"/>
-              <w:bottom w:w="100" w:type="dxa"/>
-              <w:left w:w="120" w:type="dxa"/>
-              <w:right w:w="120" w:type="dxa"/>
-            </w:tcMar>
-            <w:tcBorders>
-              <w:top w:val="single" w:sz="4" w:space="0" w:color="CCCCCC"/>
-              <w:bottom w:val="single" w:sz="4" w:space="0" w:color="CCCCCC"/>
-              <w:left w:val="single" w:sz="4" w:space="0" w:color="CCCCCC"/>
-              <w:right w:val="single" w:sz="4" w:space="0" w:color="CCCCCC"/>
-            </w:tcBorders>
-          </w:tcPr>
-          <w:p>
-            <w:pPr>
-              <w:spacing w:before="60" w:after="60" w:line="252" w:lineRule="auto"/>
-              <w:jc w:val="left"/>
-            </w:pPr>
-            <w:r/>
-            <w:r>
-              <w:t>Pre-NY 19-21</w:t>
-            </w:r>
-          </w:p>
-        </w:tc>
-        <w:tc>
-          <w:tcPr>
-            <w:tcW w:type="dxa" w:w="1440"/>
-            <w:shd w:fill="FFFFFF"/>
-            <w:tcMar>
-              <w:top w:w="100" w:type="dxa"/>
-              <w:bottom w:w="100" w:type="dxa"/>
-              <w:left w:w="120" w:type="dxa"/>
-              <w:right w:w="120" w:type="dxa"/>
-            </w:tcMar>
-            <w:tcBorders>
-              <w:top w:val="single" w:sz="4" w:space="0" w:color="CCCCCC"/>
-              <w:bottom w:val="single" w:sz="4" w:space="0" w:color="CCCCCC"/>
-              <w:left w:val="single" w:sz="4" w:space="0" w:color="CCCCCC"/>
-              <w:right w:val="single" w:sz="4" w:space="0" w:color="CCCCCC"/>
-            </w:tcBorders>
-          </w:tcPr>
-          <w:p>
-            <w:pPr>
-              <w:spacing w:before="60" w:after="60" w:line="252" w:lineRule="auto"/>
-              <w:jc w:val="left"/>
-            </w:pPr>
-            <w:r/>
-            <w:r>
-              <w:t>716.50</w:t>
-            </w:r>
-          </w:p>
-        </w:tc>
-        <w:tc>
-          <w:tcPr>
-            <w:tcW w:type="dxa" w:w="2016"/>
-            <w:shd w:fill="FFFFFF"/>
-            <w:tcMar>
-              <w:top w:w="100" w:type="dxa"/>
-              <w:bottom w:w="100" w:type="dxa"/>
-              <w:left w:w="120" w:type="dxa"/>
-              <w:right w:w="120" w:type="dxa"/>
-            </w:tcMar>
-            <w:tcBorders>
-              <w:top w:val="single" w:sz="4" w:space="0" w:color="CCCCCC"/>
-              <w:bottom w:val="single" w:sz="4" w:space="0" w:color="CCCCCC"/>
-              <w:left w:val="single" w:sz="4" w:space="0" w:color="CCCCCC"/>
-              <w:right w:val="single" w:sz="4" w:space="0" w:color="CCCCCC"/>
-            </w:tcBorders>
-          </w:tcPr>
-          <w:p>
-            <w:pPr>
-              <w:spacing w:before="60" w:after="60" w:line="252" w:lineRule="auto"/>
-              <w:jc w:val="left"/>
-            </w:pPr>
-            <w:r/>
-            <w:r>
-              <w:t>725.75</w:t>
-            </w:r>
-          </w:p>
-        </w:tc>
-        <w:tc>
-          <w:tcPr>
-            <w:tcW w:type="dxa" w:w="1152"/>
-            <w:shd w:fill="FFFFFF"/>
-            <w:tcMar>
-              <w:top w:w="100" w:type="dxa"/>
-              <w:bottom w:w="100" w:type="dxa"/>
-              <w:left w:w="120" w:type="dxa"/>
-              <w:right w:w="120" w:type="dxa"/>
-            </w:tcMar>
-            <w:tcBorders>
-              <w:top w:val="single" w:sz="4" w:space="0" w:color="CCCCCC"/>
-              <w:bottom w:val="single" w:sz="4" w:space="0" w:color="CCCCCC"/>
-              <w:left w:val="single" w:sz="4" w:space="0" w:color="CCCCCC"/>
-              <w:right w:val="single" w:sz="4" w:space="0" w:color="CCCCCC"/>
-            </w:tcBorders>
-          </w:tcPr>
-          <w:p>
-            <w:pPr>
-              <w:spacing w:before="60" w:after="60" w:line="252" w:lineRule="auto"/>
-              <w:jc w:val="left"/>
-            </w:pPr>
-            <w:r/>
-            <w:r>
-              <w:t>709.25</w:t>
+              <w:t>710.50</w:t>
             </w:r>
           </w:p>
         </w:tc>
@@ -30771,476 +31241,6 @@
                 <w:b/>
               </w:rPr>
               <w:t>716.25</w:t>
-            </w:r>
-          </w:p>
-        </w:tc>
-        <w:tc>
-          <w:tcPr>
-            <w:tcW w:type="dxa" w:w="3456"/>
-            <w:shd w:fill="FFFFFF"/>
-            <w:tcMar>
-              <w:top w:w="100" w:type="dxa"/>
-              <w:bottom w:w="100" w:type="dxa"/>
-              <w:left w:w="120" w:type="dxa"/>
-              <w:right w:w="120" w:type="dxa"/>
-            </w:tcMar>
-            <w:tcBorders>
-              <w:top w:val="single" w:sz="4" w:space="0" w:color="CCCCCC"/>
-              <w:bottom w:val="single" w:sz="4" w:space="0" w:color="CCCCCC"/>
-              <w:left w:val="single" w:sz="4" w:space="0" w:color="CCCCCC"/>
-              <w:right w:val="single" w:sz="4" w:space="0" w:color="CCCCCC"/>
-            </w:tcBorders>
-          </w:tcPr>
-          <w:p>
-            <w:pPr>
-              <w:spacing w:before="60" w:after="60" w:line="252" w:lineRule="auto"/>
-              <w:jc w:val="left"/>
-            </w:pPr>
-            <w:r/>
-            <w:r>
-              <w:rPr>
-                <w:b/>
-              </w:rPr>
-              <w:t>-0.25</w:t>
-            </w:r>
-          </w:p>
-        </w:tc>
-        <w:tc>
-          <w:tcPr>
-            <w:tcW w:type="dxa" w:w="1440"/>
-            <w:shd w:fill="FFFFFF"/>
-            <w:tcMar>
-              <w:top w:w="100" w:type="dxa"/>
-              <w:bottom w:w="100" w:type="dxa"/>
-              <w:left w:w="120" w:type="dxa"/>
-              <w:right w:w="120" w:type="dxa"/>
-            </w:tcMar>
-            <w:tcBorders>
-              <w:top w:val="single" w:sz="4" w:space="0" w:color="CCCCCC"/>
-              <w:bottom w:val="single" w:sz="4" w:space="0" w:color="CCCCCC"/>
-              <w:left w:val="single" w:sz="4" w:space="0" w:color="CCCCCC"/>
-              <w:right w:val="single" w:sz="4" w:space="0" w:color="CCCCCC"/>
-            </w:tcBorders>
-          </w:tcPr>
-          <w:p>
-            <w:pPr>
-              <w:spacing w:before="60" w:after="60" w:line="252" w:lineRule="auto"/>
-              <w:jc w:val="left"/>
-            </w:pPr>
-            <w:r/>
-            <w:r>
-              <w:t>BEAR</w:t>
-            </w:r>
-          </w:p>
-        </w:tc>
-      </w:tr>
-      <w:tr>
-        <w:tc>
-          <w:tcPr>
-            <w:tcW w:type="dxa" w:w="1584"/>
-            <w:shd w:fill="F8FAFC"/>
-            <w:tcMar>
-              <w:top w:w="100" w:type="dxa"/>
-              <w:bottom w:w="100" w:type="dxa"/>
-              <w:left w:w="120" w:type="dxa"/>
-              <w:right w:w="120" w:type="dxa"/>
-            </w:tcMar>
-            <w:tcBorders>
-              <w:top w:val="single" w:sz="4" w:space="0" w:color="CCCCCC"/>
-              <w:bottom w:val="single" w:sz="4" w:space="0" w:color="CCCCCC"/>
-              <w:left w:val="single" w:sz="4" w:space="0" w:color="CCCCCC"/>
-              <w:right w:val="single" w:sz="4" w:space="0" w:color="CCCCCC"/>
-            </w:tcBorders>
-          </w:tcPr>
-          <w:p>
-            <w:pPr>
-              <w:spacing w:before="60" w:after="60" w:line="252" w:lineRule="auto"/>
-              <w:jc w:val="left"/>
-            </w:pPr>
-            <w:r/>
-            <w:r>
-              <w:rPr>
-                <w:b/>
-              </w:rPr>
-              <w:t>Fri 02/10</w:t>
-            </w:r>
-          </w:p>
-        </w:tc>
-        <w:tc>
-          <w:tcPr>
-            <w:tcW w:type="dxa" w:w="864"/>
-            <w:shd w:fill="F8FAFC"/>
-            <w:tcMar>
-              <w:top w:w="100" w:type="dxa"/>
-              <w:bottom w:w="100" w:type="dxa"/>
-              <w:left w:w="120" w:type="dxa"/>
-              <w:right w:w="120" w:type="dxa"/>
-            </w:tcMar>
-            <w:tcBorders>
-              <w:top w:val="single" w:sz="4" w:space="0" w:color="CCCCCC"/>
-              <w:bottom w:val="single" w:sz="4" w:space="0" w:color="CCCCCC"/>
-              <w:left w:val="single" w:sz="4" w:space="0" w:color="CCCCCC"/>
-              <w:right w:val="single" w:sz="4" w:space="0" w:color="CCCCCC"/>
-            </w:tcBorders>
-          </w:tcPr>
-          <w:p>
-            <w:pPr>
-              <w:spacing w:before="60" w:after="60" w:line="252" w:lineRule="auto"/>
-              <w:jc w:val="left"/>
-            </w:pPr>
-            <w:r/>
-            <w:r>
-              <w:t>NY Open 21-23</w:t>
-            </w:r>
-          </w:p>
-        </w:tc>
-        <w:tc>
-          <w:tcPr>
-            <w:tcW w:type="dxa" w:w="1440"/>
-            <w:shd w:fill="F8FAFC"/>
-            <w:tcMar>
-              <w:top w:w="100" w:type="dxa"/>
-              <w:bottom w:w="100" w:type="dxa"/>
-              <w:left w:w="120" w:type="dxa"/>
-              <w:right w:w="120" w:type="dxa"/>
-            </w:tcMar>
-            <w:tcBorders>
-              <w:top w:val="single" w:sz="4" w:space="0" w:color="CCCCCC"/>
-              <w:bottom w:val="single" w:sz="4" w:space="0" w:color="CCCCCC"/>
-              <w:left w:val="single" w:sz="4" w:space="0" w:color="CCCCCC"/>
-              <w:right w:val="single" w:sz="4" w:space="0" w:color="CCCCCC"/>
-            </w:tcBorders>
-          </w:tcPr>
-          <w:p>
-            <w:pPr>
-              <w:spacing w:before="60" w:after="60" w:line="252" w:lineRule="auto"/>
-              <w:jc w:val="left"/>
-            </w:pPr>
-            <w:r/>
-            <w:r>
-              <w:t>716.25</w:t>
-            </w:r>
-          </w:p>
-        </w:tc>
-        <w:tc>
-          <w:tcPr>
-            <w:tcW w:type="dxa" w:w="2016"/>
-            <w:shd w:fill="F8FAFC"/>
-            <w:tcMar>
-              <w:top w:w="100" w:type="dxa"/>
-              <w:bottom w:w="100" w:type="dxa"/>
-              <w:left w:w="120" w:type="dxa"/>
-              <w:right w:w="120" w:type="dxa"/>
-            </w:tcMar>
-            <w:tcBorders>
-              <w:top w:val="single" w:sz="4" w:space="0" w:color="CCCCCC"/>
-              <w:bottom w:val="single" w:sz="4" w:space="0" w:color="CCCCCC"/>
-              <w:left w:val="single" w:sz="4" w:space="0" w:color="CCCCCC"/>
-              <w:right w:val="single" w:sz="4" w:space="0" w:color="CCCCCC"/>
-            </w:tcBorders>
-          </w:tcPr>
-          <w:p>
-            <w:pPr>
-              <w:spacing w:before="60" w:after="60" w:line="252" w:lineRule="auto"/>
-              <w:jc w:val="left"/>
-            </w:pPr>
-            <w:r/>
-            <w:r>
-              <w:t>724.75</w:t>
-            </w:r>
-          </w:p>
-        </w:tc>
-        <w:tc>
-          <w:tcPr>
-            <w:tcW w:type="dxa" w:w="1152"/>
-            <w:shd w:fill="F8FAFC"/>
-            <w:tcMar>
-              <w:top w:w="100" w:type="dxa"/>
-              <w:bottom w:w="100" w:type="dxa"/>
-              <w:left w:w="120" w:type="dxa"/>
-              <w:right w:w="120" w:type="dxa"/>
-            </w:tcMar>
-            <w:tcBorders>
-              <w:top w:val="single" w:sz="4" w:space="0" w:color="CCCCCC"/>
-              <w:bottom w:val="single" w:sz="4" w:space="0" w:color="CCCCCC"/>
-              <w:left w:val="single" w:sz="4" w:space="0" w:color="CCCCCC"/>
-              <w:right w:val="single" w:sz="4" w:space="0" w:color="CCCCCC"/>
-            </w:tcBorders>
-          </w:tcPr>
-          <w:p>
-            <w:pPr>
-              <w:spacing w:before="60" w:after="60" w:line="252" w:lineRule="auto"/>
-              <w:jc w:val="left"/>
-            </w:pPr>
-            <w:r/>
-            <w:r>
-              <w:t>702.25</w:t>
-            </w:r>
-          </w:p>
-        </w:tc>
-        <w:tc>
-          <w:tcPr>
-            <w:tcW w:type="dxa" w:w="1728"/>
-            <w:shd w:fill="F8FAFC"/>
-            <w:tcMar>
-              <w:top w:w="100" w:type="dxa"/>
-              <w:bottom w:w="100" w:type="dxa"/>
-              <w:left w:w="120" w:type="dxa"/>
-              <w:right w:w="120" w:type="dxa"/>
-            </w:tcMar>
-            <w:tcBorders>
-              <w:top w:val="single" w:sz="4" w:space="0" w:color="CCCCCC"/>
-              <w:bottom w:val="single" w:sz="4" w:space="0" w:color="CCCCCC"/>
-              <w:left w:val="single" w:sz="4" w:space="0" w:color="CCCCCC"/>
-              <w:right w:val="single" w:sz="4" w:space="0" w:color="CCCCCC"/>
-            </w:tcBorders>
-          </w:tcPr>
-          <w:p>
-            <w:pPr>
-              <w:spacing w:before="60" w:after="60" w:line="252" w:lineRule="auto"/>
-              <w:jc w:val="left"/>
-            </w:pPr>
-            <w:r/>
-            <w:r>
-              <w:rPr>
-                <w:b/>
-              </w:rPr>
-              <w:t>718.00</w:t>
-            </w:r>
-          </w:p>
-        </w:tc>
-        <w:tc>
-          <w:tcPr>
-            <w:tcW w:type="dxa" w:w="3456"/>
-            <w:shd w:fill="F8FAFC"/>
-            <w:tcMar>
-              <w:top w:w="100" w:type="dxa"/>
-              <w:bottom w:w="100" w:type="dxa"/>
-              <w:left w:w="120" w:type="dxa"/>
-              <w:right w:w="120" w:type="dxa"/>
-            </w:tcMar>
-            <w:tcBorders>
-              <w:top w:val="single" w:sz="4" w:space="0" w:color="CCCCCC"/>
-              <w:bottom w:val="single" w:sz="4" w:space="0" w:color="CCCCCC"/>
-              <w:left w:val="single" w:sz="4" w:space="0" w:color="CCCCCC"/>
-              <w:right w:val="single" w:sz="4" w:space="0" w:color="CCCCCC"/>
-            </w:tcBorders>
-          </w:tcPr>
-          <w:p>
-            <w:pPr>
-              <w:spacing w:before="60" w:after="60" w:line="252" w:lineRule="auto"/>
-              <w:jc w:val="left"/>
-            </w:pPr>
-            <w:r/>
-            <w:r>
-              <w:rPr>
-                <w:b/>
-              </w:rPr>
-              <w:t>+1.75</w:t>
-            </w:r>
-          </w:p>
-        </w:tc>
-        <w:tc>
-          <w:tcPr>
-            <w:tcW w:type="dxa" w:w="1440"/>
-            <w:shd w:fill="F8FAFC"/>
-            <w:tcMar>
-              <w:top w:w="100" w:type="dxa"/>
-              <w:bottom w:w="100" w:type="dxa"/>
-              <w:left w:w="120" w:type="dxa"/>
-              <w:right w:w="120" w:type="dxa"/>
-            </w:tcMar>
-            <w:tcBorders>
-              <w:top w:val="single" w:sz="4" w:space="0" w:color="CCCCCC"/>
-              <w:bottom w:val="single" w:sz="4" w:space="0" w:color="CCCCCC"/>
-              <w:left w:val="single" w:sz="4" w:space="0" w:color="CCCCCC"/>
-              <w:right w:val="single" w:sz="4" w:space="0" w:color="CCCCCC"/>
-            </w:tcBorders>
-          </w:tcPr>
-          <w:p>
-            <w:pPr>
-              <w:spacing w:before="60" w:after="60" w:line="252" w:lineRule="auto"/>
-              <w:jc w:val="left"/>
-            </w:pPr>
-            <w:r/>
-            <w:r>
-              <w:t>BULL</w:t>
-            </w:r>
-          </w:p>
-        </w:tc>
-      </w:tr>
-      <w:tr>
-        <w:tc>
-          <w:tcPr>
-            <w:tcW w:type="dxa" w:w="1584"/>
-            <w:shd w:fill="FFFFFF"/>
-            <w:tcMar>
-              <w:top w:w="100" w:type="dxa"/>
-              <w:bottom w:w="100" w:type="dxa"/>
-              <w:left w:w="120" w:type="dxa"/>
-              <w:right w:w="120" w:type="dxa"/>
-            </w:tcMar>
-            <w:tcBorders>
-              <w:top w:val="single" w:sz="4" w:space="0" w:color="CCCCCC"/>
-              <w:bottom w:val="single" w:sz="4" w:space="0" w:color="CCCCCC"/>
-              <w:left w:val="single" w:sz="4" w:space="0" w:color="CCCCCC"/>
-              <w:right w:val="single" w:sz="4" w:space="0" w:color="CCCCCC"/>
-            </w:tcBorders>
-          </w:tcPr>
-          <w:p>
-            <w:pPr>
-              <w:spacing w:before="60" w:after="60" w:line="252" w:lineRule="auto"/>
-              <w:jc w:val="left"/>
-            </w:pPr>
-            <w:r/>
-            <w:r>
-              <w:rPr>
-                <w:b/>
-              </w:rPr>
-              <w:t>Fri 02/10</w:t>
-            </w:r>
-          </w:p>
-        </w:tc>
-        <w:tc>
-          <w:tcPr>
-            <w:tcW w:type="dxa" w:w="864"/>
-            <w:shd w:fill="FFFFFF"/>
-            <w:tcMar>
-              <w:top w:w="100" w:type="dxa"/>
-              <w:bottom w:w="100" w:type="dxa"/>
-              <w:left w:w="120" w:type="dxa"/>
-              <w:right w:w="120" w:type="dxa"/>
-            </w:tcMar>
-            <w:tcBorders>
-              <w:top w:val="single" w:sz="4" w:space="0" w:color="CCCCCC"/>
-              <w:bottom w:val="single" w:sz="4" w:space="0" w:color="CCCCCC"/>
-              <w:left w:val="single" w:sz="4" w:space="0" w:color="CCCCCC"/>
-              <w:right w:val="single" w:sz="4" w:space="0" w:color="CCCCCC"/>
-            </w:tcBorders>
-          </w:tcPr>
-          <w:p>
-            <w:pPr>
-              <w:spacing w:before="60" w:after="60" w:line="252" w:lineRule="auto"/>
-              <w:jc w:val="left"/>
-            </w:pPr>
-            <w:r/>
-            <w:r>
-              <w:t>NY Close 23-01</w:t>
-            </w:r>
-          </w:p>
-        </w:tc>
-        <w:tc>
-          <w:tcPr>
-            <w:tcW w:type="dxa" w:w="1440"/>
-            <w:shd w:fill="FFFFFF"/>
-            <w:tcMar>
-              <w:top w:w="100" w:type="dxa"/>
-              <w:bottom w:w="100" w:type="dxa"/>
-              <w:left w:w="120" w:type="dxa"/>
-              <w:right w:w="120" w:type="dxa"/>
-            </w:tcMar>
-            <w:tcBorders>
-              <w:top w:val="single" w:sz="4" w:space="0" w:color="CCCCCC"/>
-              <w:bottom w:val="single" w:sz="4" w:space="0" w:color="CCCCCC"/>
-              <w:left w:val="single" w:sz="4" w:space="0" w:color="CCCCCC"/>
-              <w:right w:val="single" w:sz="4" w:space="0" w:color="CCCCCC"/>
-            </w:tcBorders>
-          </w:tcPr>
-          <w:p>
-            <w:pPr>
-              <w:spacing w:before="60" w:after="60" w:line="252" w:lineRule="auto"/>
-              <w:jc w:val="left"/>
-            </w:pPr>
-            <w:r/>
-            <w:r>
-              <w:t>718.00</w:t>
-            </w:r>
-          </w:p>
-        </w:tc>
-        <w:tc>
-          <w:tcPr>
-            <w:tcW w:type="dxa" w:w="2016"/>
-            <w:shd w:fill="FFFFFF"/>
-            <w:tcMar>
-              <w:top w:w="100" w:type="dxa"/>
-              <w:bottom w:w="100" w:type="dxa"/>
-              <w:left w:w="120" w:type="dxa"/>
-              <w:right w:w="120" w:type="dxa"/>
-            </w:tcMar>
-            <w:tcBorders>
-              <w:top w:val="single" w:sz="4" w:space="0" w:color="CCCCCC"/>
-              <w:bottom w:val="single" w:sz="4" w:space="0" w:color="CCCCCC"/>
-              <w:left w:val="single" w:sz="4" w:space="0" w:color="CCCCCC"/>
-              <w:right w:val="single" w:sz="4" w:space="0" w:color="CCCCCC"/>
-            </w:tcBorders>
-          </w:tcPr>
-          <w:p>
-            <w:pPr>
-              <w:spacing w:before="60" w:after="60" w:line="252" w:lineRule="auto"/>
-              <w:jc w:val="left"/>
-            </w:pPr>
-            <w:r/>
-            <w:r>
-              <w:t>724.25</w:t>
-            </w:r>
-          </w:p>
-        </w:tc>
-        <w:tc>
-          <w:tcPr>
-            <w:tcW w:type="dxa" w:w="1152"/>
-            <w:shd w:fill="FFFFFF"/>
-            <w:tcMar>
-              <w:top w:w="100" w:type="dxa"/>
-              <w:bottom w:w="100" w:type="dxa"/>
-              <w:left w:w="120" w:type="dxa"/>
-              <w:right w:w="120" w:type="dxa"/>
-            </w:tcMar>
-            <w:tcBorders>
-              <w:top w:val="single" w:sz="4" w:space="0" w:color="CCCCCC"/>
-              <w:bottom w:val="single" w:sz="4" w:space="0" w:color="CCCCCC"/>
-              <w:left w:val="single" w:sz="4" w:space="0" w:color="CCCCCC"/>
-              <w:right w:val="single" w:sz="4" w:space="0" w:color="CCCCCC"/>
-            </w:tcBorders>
-          </w:tcPr>
-          <w:p>
-            <w:pPr>
-              <w:spacing w:before="60" w:after="60" w:line="252" w:lineRule="auto"/>
-              <w:jc w:val="left"/>
-            </w:pPr>
-            <w:r/>
-            <w:r>
-              <w:t>711.50</w:t>
-            </w:r>
-          </w:p>
-        </w:tc>
-        <w:tc>
-          <w:tcPr>
-            <w:tcW w:type="dxa" w:w="1728"/>
-            <w:shd w:fill="FFFFFF"/>
-            <w:tcMar>
-              <w:top w:w="100" w:type="dxa"/>
-              <w:bottom w:w="100" w:type="dxa"/>
-              <w:left w:w="120" w:type="dxa"/>
-              <w:right w:w="120" w:type="dxa"/>
-            </w:tcMar>
-            <w:tcBorders>
-              <w:top w:val="single" w:sz="4" w:space="0" w:color="CCCCCC"/>
-              <w:bottom w:val="single" w:sz="4" w:space="0" w:color="CCCCCC"/>
-              <w:left w:val="single" w:sz="4" w:space="0" w:color="CCCCCC"/>
-              <w:right w:val="single" w:sz="4" w:space="0" w:color="CCCCCC"/>
-            </w:tcBorders>
-          </w:tcPr>
-          <w:p>
-            <w:pPr>
-              <w:spacing w:before="60" w:after="60" w:line="252" w:lineRule="auto"/>
-              <w:jc w:val="left"/>
-            </w:pPr>
-            <w:r/>
-            <w:r>
-              <w:rPr>
-                <w:b/>
-              </w:rPr>
-              <w:t>717.25</w:t>
             </w:r>
           </w:p>
         </w:tc>

--- a/Daily Reports/28_09_2026-CBOT Reports.docx
+++ b/Daily Reports/28_09_2026-CBOT Reports.docx
@@ -104,7 +104,7 @@
           <w:color w:val="5C768D"/>
           <w:sz w:val="19"/>
         </w:rPr>
-        <w:t>Cập nhật tự động qua `macro_tracker.py` vào lúc 22:01 ICT ngày 28/09/2026</w:t>
+        <w:t>Cập nhật tự động qua `macro_tracker.py` vào lúc 23:00 ICT ngày 28/09/2026</w:t>
       </w:r>
     </w:p>
     <w:tbl>
@@ -313,7 +313,7 @@
               <w:rPr>
                 <w:b/>
               </w:rPr>
-              <w:t>99.61 / thùng</w:t>
+              <w:t>99.93 / thùng</w:t>
             </w:r>
           </w:p>
         </w:tc>
@@ -442,7 +442,7 @@
               <w:rPr>
                 <w:b/>
               </w:rPr>
-              <w:t>101.25</w:t>
+              <w:t>101.21</w:t>
             </w:r>
           </w:p>
         </w:tc>
@@ -1218,7 +1218,7 @@
         <w:rPr>
           <w:b/>
         </w:rPr>
-        <w:t>`99.61` (+0.00%)</w:t>
+        <w:t>`99.93` (+0.00%)</w:t>
       </w:r>
       <w:r>
         <w:t xml:space="preserve"> | DXY: </w:t>
@@ -1227,7 +1227,7 @@
         <w:rPr>
           <w:b/>
         </w:rPr>
-        <w:t>`101.25` (+0.00%)</w:t>
+        <w:t>`101.21` (+0.00%)</w:t>
       </w:r>
       <w:r>
         <w:t xml:space="preserve"> | Lúa mì CBOT: </w:t>
@@ -1236,7 +1236,7 @@
         <w:rPr>
           <w:b/>
         </w:rPr>
-        <w:t>`684.00` (+0.00%)</w:t>
+        <w:t>`690.50` (+0.00%)</w:t>
       </w:r>
       <w:r>
         <w:t>.</w:t>
@@ -1306,7 +1306,7 @@
           <w:color w:val="5C768D"/>
           <w:sz w:val="19"/>
         </w:rPr>
-        <w:t>Cập nhật tự động lúc 22:01 ICT ngày 28/09/2026 — Nguồn: NOAA, USDA, BOM Australia</w:t>
+        <w:t>Cập nhật tự động lúc 23:00 ICT ngày 28/09/2026 — Nguồn: NOAA, USDA, BOM Australia</w:t>
       </w:r>
     </w:p>
     <w:p>
@@ -3574,7 +3574,7 @@
               <w:rPr>
                 <w:b/>
               </w:rPr>
-              <w:t>518.50</w:t>
+              <w:t>522.75</w:t>
             </w:r>
           </w:p>
         </w:tc>
@@ -3605,7 +3605,7 @@
               <w:rPr>
                 <w:b/>
               </w:rPr>
-              <w:t>519.09 (+0.59)</w:t>
+              <w:t>523.47 (+0.72)</w:t>
             </w:r>
           </w:p>
         </w:tc>
@@ -3633,7 +3633,7 @@
             </w:pPr>
             <w:r/>
             <w:r>
-              <w:t>Bearish (522.45 &lt; 524.31)</w:t>
+              <w:t>Bearish (522.54 &lt; 524.28)</w:t>
             </w:r>
           </w:p>
         </w:tc>
@@ -3661,7 +3661,7 @@
             </w:pPr>
             <w:r/>
             <w:r>
-              <w:t>2.50 cents</w:t>
+              <w:t>5.50 cents</w:t>
             </w:r>
           </w:p>
         </w:tc>
@@ -3822,7 +3822,7 @@
               <w:rPr>
                 <w:b/>
               </w:rPr>
-              <w:t>684.00</w:t>
+              <w:t>690.50</w:t>
             </w:r>
           </w:p>
         </w:tc>
@@ -3853,7 +3853,7 @@
               <w:rPr>
                 <w:b/>
               </w:rPr>
-              <w:t>687.27 (+3.27)</w:t>
+              <w:t>691.66 (+1.16)</w:t>
             </w:r>
           </w:p>
         </w:tc>
@@ -3881,7 +3881,7 @@
             </w:pPr>
             <w:r/>
             <w:r>
-              <w:t>Bearish (695.16 &lt; 698.79)</w:t>
+              <w:t>Bearish (694.79 &lt; 698.49)</w:t>
             </w:r>
           </w:p>
         </w:tc>
@@ -3909,7 +3909,7 @@
             </w:pPr>
             <w:r/>
             <w:r>
-              <w:t>4.50 cents</w:t>
+              <w:t>5.75 cents</w:t>
             </w:r>
           </w:p>
         </w:tc>
@@ -4347,7 +4347,7 @@
                 <w:b/>
                 <w:color w:val="15803D"/>
               </w:rPr>
-              <w:t>514.75 - 522.45 cents (Canh mua vùng hỗ trợ)</w:t>
+              <w:t>518.25 - 522.54 cents (Canh mua vùng hỗ trợ)</w:t>
             </w:r>
           </w:p>
         </w:tc>
@@ -4378,7 +4378,7 @@
               <w:rPr>
                 <w:b/>
               </w:rPr>
-              <w:t>507.02 cents (Dưới cản S2 + 1.5x ATR)</w:t>
+              <w:t>506.51 cents (Dưới cản S2 + 1.5x ATR)</w:t>
             </w:r>
           </w:p>
         </w:tc>
@@ -4414,7 +4414,7 @@
                 <w:color w:val="D97706"/>
                 <w:sz w:val="19"/>
               </w:rPr>
-              <w:t xml:space="preserve"> 520.75 cents </w:t>
+              <w:t xml:space="preserve"> 525.00 cents </w:t>
             </w:r>
             <w:r>
               <w:t xml:space="preserve"> / TP2: </w:t>
@@ -4559,7 +4559,7 @@
               <w:rPr>
                 <w:b/>
               </w:rPr>
-              <w:t>513.25 - 514.75 cents</w:t>
+              <w:t>516.75 - 518.25 cents</w:t>
             </w:r>
           </w:p>
         </w:tc>
@@ -4590,7 +4590,7 @@
               <w:rPr>
                 <w:b/>
               </w:rPr>
-              <w:t>508.51 cents (Chống quét SL tuyệt đối)</w:t>
+              <w:t>508.18 cents (Chống quét SL tuyệt đối)</w:t>
             </w:r>
           </w:p>
         </w:tc>
@@ -4752,7 +4752,7 @@
               <w:rPr>
                 <w:b/>
               </w:rPr>
-              <w:t>520.75 - 522.25 cents</w:t>
+              <w:t>525.00 - 526.50 cents</w:t>
             </w:r>
           </w:p>
         </w:tc>
@@ -4783,7 +4783,7 @@
               <w:rPr>
                 <w:b/>
               </w:rPr>
-              <w:t>523.74 cents</w:t>
+              <w:t>528.32 cents</w:t>
             </w:r>
           </w:p>
         </w:tc>
@@ -4945,7 +4945,7 @@
               <w:rPr>
                 <w:b/>
               </w:rPr>
-              <w:t>499.54 - 511.50 cents</w:t>
+              <w:t>498.20 - 511.50 cents</w:t>
             </w:r>
           </w:p>
         </w:tc>
@@ -5126,7 +5126,7 @@
                 <w:b/>
                 <w:color w:val="B91C1C"/>
               </w:rPr>
-              <w:t>695.16 - 698.79 cents (Canh bán hồi kỹ thuật H1)</w:t>
+              <w:t>694.79 - 698.49 cents (Canh bán hồi kỹ thuật H1)</w:t>
             </w:r>
           </w:p>
         </w:tc>
@@ -5157,7 +5157,7 @@
               <w:rPr>
                 <w:b/>
               </w:rPr>
-              <w:t>801.87 cents (Trên kháng cự R2 + 1.5x ATR)</w:t>
+              <w:t>802.10 cents (Trên kháng cự R2 + 1.5x ATR)</w:t>
             </w:r>
           </w:p>
         </w:tc>
@@ -5193,7 +5193,7 @@
                 <w:color w:val="D97706"/>
                 <w:sz w:val="19"/>
               </w:rPr>
-              <w:t xml:space="preserve"> 685.29 cents </w:t>
+              <w:t xml:space="preserve"> 686.50 cents </w:t>
             </w:r>
             <w:r>
               <w:t xml:space="preserve"> / TP2: </w:t>
@@ -5304,7 +5304,7 @@
                 <w:b/>
                 <w:color w:val="15803D"/>
               </w:rPr>
-              <w:t>Long trung hạn (Swing) (ZWH27)</w:t>
+              <w:t>Long trung hạn (Swing) (ZWZ26)</w:t>
             </w:r>
           </w:p>
         </w:tc>
@@ -5335,7 +5335,7 @@
               <w:rPr>
                 <w:b/>
               </w:rPr>
-              <w:t>698.38 - 700.38 cents</w:t>
+              <w:t>684.50 - 686.50 cents</w:t>
             </w:r>
           </w:p>
         </w:tc>
@@ -5366,7 +5366,7 @@
               <w:rPr>
                 <w:b/>
               </w:rPr>
-              <w:t>694.00 cents</w:t>
+              <w:t>678.26 cents</w:t>
             </w:r>
           </w:p>
         </w:tc>
@@ -5397,7 +5397,7 @@
               <w:rPr>
                 <w:b/>
               </w:rPr>
-              <w:t>708.75 cents (Đón sóng hồi trung hạn ~14.5 giá)</w:t>
+              <w:t>693.50 cents (Đón sóng hồi trung hạn ~14.5 giá)</w:t>
             </w:r>
           </w:p>
         </w:tc>
@@ -5497,7 +5497,7 @@
                 <w:b/>
                 <w:color w:val="B91C1C"/>
               </w:rPr>
-              <w:t>Short trung hạn (Swing) (ZWH27)</w:t>
+              <w:t>Short trung hạn (Swing) (ZWZ26)</w:t>
             </w:r>
           </w:p>
         </w:tc>
@@ -5528,7 +5528,7 @@
               <w:rPr>
                 <w:b/>
               </w:rPr>
-              <w:t>708.75 - 710.75 cents</w:t>
+              <w:t>693.50 - 695.50 cents</w:t>
             </w:r>
           </w:p>
         </w:tc>
@@ -5559,7 +5559,7 @@
               <w:rPr>
                 <w:b/>
               </w:rPr>
-              <w:t>713.00 cents</w:t>
+              <w:t>698.24 cents</w:t>
             </w:r>
           </w:p>
         </w:tc>
@@ -5590,7 +5590,7 @@
               <w:rPr>
                 <w:b/>
               </w:rPr>
-              <w:t>698.25 cents (Thuận xu hướng giảm ngắn hạn)</w:t>
+              <w:t>683.00 cents (Thuận xu hướng giảm ngắn hạn)</w:t>
             </w:r>
           </w:p>
         </w:tc>
@@ -5721,7 +5721,7 @@
               <w:rPr>
                 <w:b/>
               </w:rPr>
-              <w:t>664.68 - 683.00 cents</w:t>
+              <w:t>664.05 - 683.00 cents</w:t>
             </w:r>
           </w:p>
         </w:tc>
@@ -11609,7 +11609,7 @@
         <w:t>Giá Chốt Phiên (Close):</w:t>
       </w:r>
       <w:r>
-        <w:t xml:space="preserve"> 518.50 cents | </w:t>
+        <w:t xml:space="preserve"> 522.75 cents | </w:t>
       </w:r>
       <w:r>
         <w:rPr>
@@ -11624,10 +11624,10 @@
         <w:rPr>
           <w:b/>
         </w:rPr>
-        <w:t>`519.09 cents`</w:t>
+        <w:t>`523.47 cents`</w:t>
       </w:r>
       <w:r>
-        <w:t xml:space="preserve"> (+0.59).</w:t>
+        <w:t xml:space="preserve"> (+0.72).</w:t>
       </w:r>
     </w:p>
     <w:p>
@@ -11648,7 +11648,7 @@
         <w:rPr>
           <w:b/>
         </w:rPr>
-        <w:t>`136,739`</w:t>
+        <w:t>`160,971`</w:t>
       </w:r>
       <w:r>
         <w:t xml:space="preserve"> (Chênh lệch: </w:t>
@@ -11657,7 +11657,7 @@
         <w:rPr>
           <w:b/>
         </w:rPr>
-        <w:t>`+115,909`</w:t>
+        <w:t>`+140,141`</w:t>
       </w:r>
       <w:r>
         <w:t xml:space="preserve">) | OI: </w:t>
@@ -11991,7 +11991,7 @@
               <w:rPr>
                 <w:b/>
               </w:rPr>
-              <w:t>99.61</w:t>
+              <w:t>99.93</w:t>
             </w:r>
           </w:p>
         </w:tc>
@@ -12114,7 +12114,7 @@
               <w:rPr>
                 <w:b/>
               </w:rPr>
-              <w:t>101.25</w:t>
+              <w:t>101.21</w:t>
             </w:r>
           </w:p>
         </w:tc>
@@ -12749,7 +12749,7 @@
         <w:t xml:space="preserve"> EMA_21 </w:t>
       </w:r>
       <w:r>
-        <w:t xml:space="preserve"> (522.45) &lt; </w:t>
+        <w:t xml:space="preserve"> (522.54) &lt; </w:t>
       </w:r>
       <w:r>
         <w:rPr>
@@ -12760,7 +12760,7 @@
         <w:t xml:space="preserve"> EMA_50 </w:t>
       </w:r>
       <w:r>
-        <w:t xml:space="preserve"> (524.31).</w:t>
+        <w:t xml:space="preserve"> (524.28).</w:t>
       </w:r>
     </w:p>
     <w:p>
@@ -12781,7 +12781,7 @@
         <w:rPr>
           <w:b/>
         </w:rPr>
-        <w:t>`39.16`</w:t>
+        <w:t>`49.85`</w:t>
       </w:r>
       <w:r>
         <w:t xml:space="preserve"> | ATR (14) = </w:t>
@@ -12790,7 +12790,7 @@
         <w:rPr>
           <w:b/>
         </w:rPr>
-        <w:t>`2.99`</w:t>
+        <w:t>`3.32`</w:t>
       </w:r>
       <w:r>
         <w:t xml:space="preserve"> cents | Volatility = </w:t>
@@ -12799,7 +12799,7 @@
         <w:rPr>
           <w:b/>
         </w:rPr>
-        <w:t>`2.50 cents`</w:t>
+        <w:t>`5.50 cents`</w:t>
       </w:r>
       <w:r>
         <w:t>.</w:t>
@@ -12823,7 +12823,7 @@
         <w:rPr>
           <w:b/>
         </w:rPr>
-        <w:t>`514.75`</w:t>
+        <w:t>`518.25`</w:t>
       </w:r>
       <w:r>
         <w:t xml:space="preserve"> | S2: </w:t>
@@ -12841,7 +12841,7 @@
         <w:rPr>
           <w:b/>
         </w:rPr>
-        <w:t>`520.75`</w:t>
+        <w:t>`525.00`</w:t>
       </w:r>
       <w:r>
         <w:t xml:space="preserve"> | R2: </w:t>
@@ -13584,7 +13584,7 @@
           <w:b/>
           <w:color w:val="15803D"/>
         </w:rPr>
-        <w:t>`514.75 - 522.45 cents (Canh mua vùng hỗ trợ)`</w:t>
+        <w:t>`518.25 - 522.54 cents (Canh mua vùng hỗ trợ)`</w:t>
       </w:r>
       <w:r>
         <w:t xml:space="preserve"> | SL: </w:t>
@@ -13593,7 +13593,7 @@
         <w:rPr>
           <w:b/>
         </w:rPr>
-        <w:t>`507.02 cents (Dưới cản S2 + 1.5x ATR)`</w:t>
+        <w:t>`506.51 cents (Dưới cản S2 + 1.5x ATR)`</w:t>
       </w:r>
       <w:r>
         <w:t xml:space="preserve"> | TP: </w:t>
@@ -13604,7 +13604,7 @@
           <w:color w:val="D97706"/>
           <w:sz w:val="19"/>
         </w:rPr>
-        <w:t xml:space="preserve"> 520.75 cents </w:t>
+        <w:t xml:space="preserve"> 525.00 cents </w:t>
       </w:r>
       <w:r>
         <w:t xml:space="preserve"> / </w:t>
@@ -13655,7 +13655,7 @@
         <w:rPr>
           <w:b/>
         </w:rPr>
-        <w:t>`513.25 - 514.75 cents`</w:t>
+        <w:t>`516.75 - 518.25 cents`</w:t>
       </w:r>
       <w:r>
         <w:t xml:space="preserve"> | SL: </w:t>
@@ -13664,7 +13664,7 @@
         <w:rPr>
           <w:b/>
         </w:rPr>
-        <w:t>`508.51 cents (Chống quét SL tuyệt đối)`</w:t>
+        <w:t>`508.18 cents (Chống quét SL tuyệt đối)`</w:t>
       </w:r>
       <w:r>
         <w:t xml:space="preserve"> | TP: </w:t>
@@ -13701,7 +13701,7 @@
         <w:rPr>
           <w:b/>
         </w:rPr>
-        <w:t>`520.75 - 522.25 cents`</w:t>
+        <w:t>`525.00 - 526.50 cents`</w:t>
       </w:r>
       <w:r>
         <w:t xml:space="preserve"> | SL: </w:t>
@@ -13710,7 +13710,7 @@
         <w:rPr>
           <w:b/>
         </w:rPr>
-        <w:t>`523.74 cents`</w:t>
+        <w:t>`528.32 cents`</w:t>
       </w:r>
       <w:r>
         <w:t xml:space="preserve"> | TP: </w:t>
@@ -13759,7 +13759,7 @@
         <w:rPr>
           <w:b/>
         </w:rPr>
-        <w:t>`499.54 - 511.50 cents`</w:t>
+        <w:t>`498.20 - 511.50 cents`</w:t>
       </w:r>
     </w:p>
     <w:p>
@@ -14166,7 +14166,7 @@
             </w:pPr>
             <w:r/>
             <w:r>
-              <w:t>518.50</w:t>
+              <w:t>522.75</w:t>
             </w:r>
           </w:p>
         </w:tc>
@@ -14194,7 +14194,7 @@
             </w:pPr>
             <w:r/>
             <w:r>
-              <w:t>522.25</w:t>
+              <w:t>526.50</w:t>
             </w:r>
           </w:p>
         </w:tc>
@@ -14222,7 +14222,7 @@
             </w:pPr>
             <w:r/>
             <w:r>
-              <w:t>515.25</w:t>
+              <w:t>519.50</w:t>
             </w:r>
           </w:p>
         </w:tc>
@@ -14253,7 +14253,7 @@
               <w:rPr>
                 <w:b/>
               </w:rPr>
-              <w:t>518.75</w:t>
+              <w:t>523.00</w:t>
             </w:r>
           </w:p>
         </w:tc>
@@ -14401,7 +14401,7 @@
             </w:pPr>
             <w:r/>
             <w:r>
-              <w:t>518.75</w:t>
+              <w:t>523.00</w:t>
             </w:r>
           </w:p>
         </w:tc>
@@ -14429,7 +14429,7 @@
             </w:pPr>
             <w:r/>
             <w:r>
-              <w:t>521.50</w:t>
+              <w:t>525.75</w:t>
             </w:r>
           </w:p>
         </w:tc>
@@ -14457,7 +14457,7 @@
             </w:pPr>
             <w:r/>
             <w:r>
-              <w:t>515.00</w:t>
+              <w:t>519.25</w:t>
             </w:r>
           </w:p>
         </w:tc>
@@ -14488,7 +14488,7 @@
               <w:rPr>
                 <w:b/>
               </w:rPr>
-              <w:t>518.25</w:t>
+              <w:t>522.50</w:t>
             </w:r>
           </w:p>
         </w:tc>
@@ -14636,7 +14636,7 @@
             </w:pPr>
             <w:r/>
             <w:r>
-              <w:t>518.25</w:t>
+              <w:t>522.50</w:t>
             </w:r>
           </w:p>
         </w:tc>
@@ -14664,7 +14664,7 @@
             </w:pPr>
             <w:r/>
             <w:r>
-              <w:t>521.25</w:t>
+              <w:t>525.50</w:t>
             </w:r>
           </w:p>
         </w:tc>
@@ -14692,7 +14692,7 @@
             </w:pPr>
             <w:r/>
             <w:r>
-              <w:t>514.25</w:t>
+              <w:t>518.50</w:t>
             </w:r>
           </w:p>
         </w:tc>
@@ -14723,7 +14723,7 @@
               <w:rPr>
                 <w:b/>
               </w:rPr>
-              <w:t>519.00</w:t>
+              <w:t>523.25</w:t>
             </w:r>
           </w:p>
         </w:tc>
@@ -14871,7 +14871,7 @@
             </w:pPr>
             <w:r/>
             <w:r>
-              <w:t>519.00</w:t>
+              <w:t>523.25</w:t>
             </w:r>
           </w:p>
         </w:tc>
@@ -14899,7 +14899,7 @@
             </w:pPr>
             <w:r/>
             <w:r>
-              <w:t>523.50</w:t>
+              <w:t>527.75</w:t>
             </w:r>
           </w:p>
         </w:tc>
@@ -14927,7 +14927,7 @@
             </w:pPr>
             <w:r/>
             <w:r>
-              <w:t>514.00</w:t>
+              <w:t>518.25</w:t>
             </w:r>
           </w:p>
         </w:tc>
@@ -14958,7 +14958,7 @@
               <w:rPr>
                 <w:b/>
               </w:rPr>
-              <w:t>519.75</w:t>
+              <w:t>524.00</w:t>
             </w:r>
           </w:p>
         </w:tc>
@@ -15106,7 +15106,7 @@
             </w:pPr>
             <w:r/>
             <w:r>
-              <w:t>519.75</w:t>
+              <w:t>524.00</w:t>
             </w:r>
           </w:p>
         </w:tc>
@@ -15134,7 +15134,7 @@
             </w:pPr>
             <w:r/>
             <w:r>
-              <w:t>525.25</w:t>
+              <w:t>529.50</w:t>
             </w:r>
           </w:p>
         </w:tc>
@@ -15162,7 +15162,7 @@
             </w:pPr>
             <w:r/>
             <w:r>
-              <w:t>513.50</w:t>
+              <w:t>517.75</w:t>
             </w:r>
           </w:p>
         </w:tc>
@@ -15193,7 +15193,7 @@
               <w:rPr>
                 <w:b/>
               </w:rPr>
-              <w:t>522.00</w:t>
+              <w:t>526.25</w:t>
             </w:r>
           </w:p>
         </w:tc>
@@ -15341,7 +15341,7 @@
             </w:pPr>
             <w:r/>
             <w:r>
-              <w:t>522.00</w:t>
+              <w:t>526.25</w:t>
             </w:r>
           </w:p>
         </w:tc>
@@ -15369,7 +15369,7 @@
             </w:pPr>
             <w:r/>
             <w:r>
-              <w:t>525.00</w:t>
+              <w:t>529.25</w:t>
             </w:r>
           </w:p>
         </w:tc>
@@ -15397,7 +15397,7 @@
             </w:pPr>
             <w:r/>
             <w:r>
-              <w:t>517.75</w:t>
+              <w:t>522.00</w:t>
             </w:r>
           </w:p>
         </w:tc>
@@ -15428,7 +15428,7 @@
               <w:rPr>
                 <w:b/>
               </w:rPr>
-              <w:t>522.25</w:t>
+              <w:t>526.50</w:t>
             </w:r>
           </w:p>
         </w:tc>
@@ -15576,7 +15576,7 @@
             </w:pPr>
             <w:r/>
             <w:r>
-              <w:t>522.25</w:t>
+              <w:t>526.50</w:t>
             </w:r>
           </w:p>
         </w:tc>
@@ -15604,7 +15604,7 @@
             </w:pPr>
             <w:r/>
             <w:r>
-              <w:t>525.50</w:t>
+              <w:t>529.75</w:t>
             </w:r>
           </w:p>
         </w:tc>
@@ -15632,7 +15632,7 @@
             </w:pPr>
             <w:r/>
             <w:r>
-              <w:t>515.75</w:t>
+              <w:t>520.00</w:t>
             </w:r>
           </w:p>
         </w:tc>
@@ -15663,7 +15663,7 @@
               <w:rPr>
                 <w:b/>
               </w:rPr>
-              <w:t>523.00</w:t>
+              <w:t>527.25</w:t>
             </w:r>
           </w:p>
         </w:tc>
@@ -15811,7 +15811,7 @@
             </w:pPr>
             <w:r/>
             <w:r>
-              <w:t>523.00</w:t>
+              <w:t>527.25</w:t>
             </w:r>
           </w:p>
         </w:tc>
@@ -15839,7 +15839,7 @@
             </w:pPr>
             <w:r/>
             <w:r>
-              <w:t>526.00</w:t>
+              <w:t>530.25</w:t>
             </w:r>
           </w:p>
         </w:tc>
@@ -15867,7 +15867,7 @@
             </w:pPr>
             <w:r/>
             <w:r>
-              <w:t>518.50</w:t>
+              <w:t>522.75</w:t>
             </w:r>
           </w:p>
         </w:tc>
@@ -15898,7 +15898,7 @@
               <w:rPr>
                 <w:b/>
               </w:rPr>
-              <w:t>522.50</w:t>
+              <w:t>526.75</w:t>
             </w:r>
           </w:p>
         </w:tc>
@@ -16046,7 +16046,7 @@
             </w:pPr>
             <w:r/>
             <w:r>
-              <w:t>522.50</w:t>
+              <w:t>526.75</w:t>
             </w:r>
           </w:p>
         </w:tc>
@@ -16074,7 +16074,7 @@
             </w:pPr>
             <w:r/>
             <w:r>
-              <w:t>526.50</w:t>
+              <w:t>530.75</w:t>
             </w:r>
           </w:p>
         </w:tc>
@@ -16102,7 +16102,7 @@
             </w:pPr>
             <w:r/>
             <w:r>
-              <w:t>516.75</w:t>
+              <w:t>521.00</w:t>
             </w:r>
           </w:p>
         </w:tc>
@@ -16133,7 +16133,7 @@
               <w:rPr>
                 <w:b/>
               </w:rPr>
-              <w:t>523.00</w:t>
+              <w:t>527.25</w:t>
             </w:r>
           </w:p>
         </w:tc>
@@ -16281,7 +16281,7 @@
             </w:pPr>
             <w:r/>
             <w:r>
-              <w:t>523.00</w:t>
+              <w:t>527.25</w:t>
             </w:r>
           </w:p>
         </w:tc>
@@ -16309,7 +16309,7 @@
             </w:pPr>
             <w:r/>
             <w:r>
-              <w:t>525.50</w:t>
+              <w:t>529.75</w:t>
             </w:r>
           </w:p>
         </w:tc>
@@ -16337,7 +16337,7 @@
             </w:pPr>
             <w:r/>
             <w:r>
-              <w:t>519.75</w:t>
+              <w:t>524.00</w:t>
             </w:r>
           </w:p>
         </w:tc>
@@ -16368,7 +16368,7 @@
               <w:rPr>
                 <w:b/>
               </w:rPr>
-              <w:t>523.50</w:t>
+              <w:t>527.75</w:t>
             </w:r>
           </w:p>
         </w:tc>
@@ -16516,7 +16516,7 @@
             </w:pPr>
             <w:r/>
             <w:r>
-              <w:t>523.50</w:t>
+              <w:t>527.75</w:t>
             </w:r>
           </w:p>
         </w:tc>
@@ -16544,7 +16544,7 @@
             </w:pPr>
             <w:r/>
             <w:r>
-              <w:t>527.00</w:t>
+              <w:t>531.25</w:t>
             </w:r>
           </w:p>
         </w:tc>
@@ -16572,7 +16572,7 @@
             </w:pPr>
             <w:r/>
             <w:r>
-              <w:t>517.50</w:t>
+              <w:t>521.75</w:t>
             </w:r>
           </w:p>
         </w:tc>
@@ -16603,7 +16603,7 @@
               <w:rPr>
                 <w:b/>
               </w:rPr>
-              <w:t>524.50</w:t>
+              <w:t>528.75</w:t>
             </w:r>
           </w:p>
         </w:tc>
@@ -16751,7 +16751,7 @@
             </w:pPr>
             <w:r/>
             <w:r>
-              <w:t>524.50</w:t>
+              <w:t>528.75</w:t>
             </w:r>
           </w:p>
         </w:tc>
@@ -16779,7 +16779,7 @@
             </w:pPr>
             <w:r/>
             <w:r>
-              <w:t>527.25</w:t>
+              <w:t>531.50</w:t>
             </w:r>
           </w:p>
         </w:tc>
@@ -16807,7 +16807,7 @@
             </w:pPr>
             <w:r/>
             <w:r>
-              <w:t>522.00</w:t>
+              <w:t>526.25</w:t>
             </w:r>
           </w:p>
         </w:tc>
@@ -16838,7 +16838,7 @@
               <w:rPr>
                 <w:b/>
               </w:rPr>
-              <w:t>524.50</w:t>
+              <w:t>528.75</w:t>
             </w:r>
           </w:p>
         </w:tc>
@@ -16986,7 +16986,7 @@
             </w:pPr>
             <w:r/>
             <w:r>
-              <w:t>524.50</w:t>
+              <w:t>528.75</w:t>
             </w:r>
           </w:p>
         </w:tc>
@@ -17014,7 +17014,7 @@
             </w:pPr>
             <w:r/>
             <w:r>
-              <w:t>527.25</w:t>
+              <w:t>531.50</w:t>
             </w:r>
           </w:p>
         </w:tc>
@@ -17042,7 +17042,7 @@
             </w:pPr>
             <w:r/>
             <w:r>
-              <w:t>522.00</w:t>
+              <w:t>526.25</w:t>
             </w:r>
           </w:p>
         </w:tc>
@@ -17073,7 +17073,7 @@
               <w:rPr>
                 <w:b/>
               </w:rPr>
-              <w:t>524.00</w:t>
+              <w:t>528.25</w:t>
             </w:r>
           </w:p>
         </w:tc>
@@ -17221,7 +17221,7 @@
             </w:pPr>
             <w:r/>
             <w:r>
-              <w:t>524.00</w:t>
+              <w:t>528.25</w:t>
             </w:r>
           </w:p>
         </w:tc>
@@ -17249,7 +17249,7 @@
             </w:pPr>
             <w:r/>
             <w:r>
-              <w:t>527.00</w:t>
+              <w:t>531.25</w:t>
             </w:r>
           </w:p>
         </w:tc>
@@ -17277,7 +17277,7 @@
             </w:pPr>
             <w:r/>
             <w:r>
-              <w:t>520.75</w:t>
+              <w:t>525.00</w:t>
             </w:r>
           </w:p>
         </w:tc>
@@ -17308,7 +17308,7 @@
               <w:rPr>
                 <w:b/>
               </w:rPr>
-              <w:t>523.75</w:t>
+              <w:t>528.00</w:t>
             </w:r>
           </w:p>
         </w:tc>
@@ -17456,7 +17456,7 @@
             </w:pPr>
             <w:r/>
             <w:r>
-              <w:t>523.75</w:t>
+              <w:t>528.00</w:t>
             </w:r>
           </w:p>
         </w:tc>
@@ -17484,7 +17484,7 @@
             </w:pPr>
             <w:r/>
             <w:r>
-              <w:t>527.75</w:t>
+              <w:t>532.00</w:t>
             </w:r>
           </w:p>
         </w:tc>
@@ -17512,7 +17512,7 @@
             </w:pPr>
             <w:r/>
             <w:r>
-              <w:t>518.50</w:t>
+              <w:t>522.75</w:t>
             </w:r>
           </w:p>
         </w:tc>
@@ -17543,7 +17543,7 @@
               <w:rPr>
                 <w:b/>
               </w:rPr>
-              <w:t>524.25</w:t>
+              <w:t>528.50</w:t>
             </w:r>
           </w:p>
         </w:tc>
@@ -17691,7 +17691,7 @@
             </w:pPr>
             <w:r/>
             <w:r>
-              <w:t>524.25</w:t>
+              <w:t>528.50</w:t>
             </w:r>
           </w:p>
         </w:tc>
@@ -17719,7 +17719,7 @@
             </w:pPr>
             <w:r/>
             <w:r>
-              <w:t>529.00</w:t>
+              <w:t>533.25</w:t>
             </w:r>
           </w:p>
         </w:tc>
@@ -17747,7 +17747,7 @@
             </w:pPr>
             <w:r/>
             <w:r>
-              <w:t>517.25</w:t>
+              <w:t>521.50</w:t>
             </w:r>
           </w:p>
         </w:tc>
@@ -17778,7 +17778,7 @@
               <w:rPr>
                 <w:b/>
               </w:rPr>
-              <w:t>526.25</w:t>
+              <w:t>530.50</w:t>
             </w:r>
           </w:p>
         </w:tc>
@@ -17926,7 +17926,7 @@
             </w:pPr>
             <w:r/>
             <w:r>
-              <w:t>526.25</w:t>
+              <w:t>530.50</w:t>
             </w:r>
           </w:p>
         </w:tc>
@@ -17954,7 +17954,7 @@
             </w:pPr>
             <w:r/>
             <w:r>
-              <w:t>534.25</w:t>
+              <w:t>538.50</w:t>
             </w:r>
           </w:p>
         </w:tc>
@@ -17982,7 +17982,7 @@
             </w:pPr>
             <w:r/>
             <w:r>
-              <w:t>519.25</w:t>
+              <w:t>523.50</w:t>
             </w:r>
           </w:p>
         </w:tc>
@@ -18013,7 +18013,7 @@
               <w:rPr>
                 <w:b/>
               </w:rPr>
-              <w:t>527.75</w:t>
+              <w:t>532.00</w:t>
             </w:r>
           </w:p>
         </w:tc>
@@ -18161,7 +18161,7 @@
             </w:pPr>
             <w:r/>
             <w:r>
-              <w:t>527.75</w:t>
+              <w:t>532.00</w:t>
             </w:r>
           </w:p>
         </w:tc>
@@ -18189,7 +18189,7 @@
             </w:pPr>
             <w:r/>
             <w:r>
-              <w:t>532.25</w:t>
+              <w:t>536.50</w:t>
             </w:r>
           </w:p>
         </w:tc>
@@ -18217,7 +18217,7 @@
             </w:pPr>
             <w:r/>
             <w:r>
-              <w:t>523.50</w:t>
+              <w:t>527.75</w:t>
             </w:r>
           </w:p>
         </w:tc>
@@ -18248,7 +18248,7 @@
               <w:rPr>
                 <w:b/>
               </w:rPr>
-              <w:t>527.25</w:t>
+              <w:t>531.50</w:t>
             </w:r>
           </w:p>
         </w:tc>
@@ -18396,7 +18396,7 @@
             </w:pPr>
             <w:r/>
             <w:r>
-              <w:t>527.25</w:t>
+              <w:t>531.50</w:t>
             </w:r>
           </w:p>
         </w:tc>
@@ -18424,7 +18424,7 @@
             </w:pPr>
             <w:r/>
             <w:r>
-              <w:t>529.50</w:t>
+              <w:t>533.75</w:t>
             </w:r>
           </w:p>
         </w:tc>
@@ -18452,7 +18452,7 @@
             </w:pPr>
             <w:r/>
             <w:r>
-              <w:t>524.50</w:t>
+              <w:t>528.75</w:t>
             </w:r>
           </w:p>
         </w:tc>
@@ -18483,7 +18483,7 @@
               <w:rPr>
                 <w:b/>
               </w:rPr>
-              <w:t>527.00</w:t>
+              <w:t>531.25</w:t>
             </w:r>
           </w:p>
         </w:tc>
@@ -18631,7 +18631,7 @@
             </w:pPr>
             <w:r/>
             <w:r>
-              <w:t>527.00</w:t>
+              <w:t>531.25</w:t>
             </w:r>
           </w:p>
         </w:tc>
@@ -18659,7 +18659,7 @@
             </w:pPr>
             <w:r/>
             <w:r>
-              <w:t>529.00</w:t>
+              <w:t>533.25</w:t>
             </w:r>
           </w:p>
         </w:tc>
@@ -18687,7 +18687,7 @@
             </w:pPr>
             <w:r/>
             <w:r>
-              <w:t>522.50</w:t>
+              <w:t>526.75</w:t>
             </w:r>
           </w:p>
         </w:tc>
@@ -18718,7 +18718,7 @@
               <w:rPr>
                 <w:b/>
               </w:rPr>
-              <w:t>527.25</w:t>
+              <w:t>531.50</w:t>
             </w:r>
           </w:p>
         </w:tc>
@@ -18866,7 +18866,7 @@
             </w:pPr>
             <w:r/>
             <w:r>
-              <w:t>527.25</w:t>
+              <w:t>531.50</w:t>
             </w:r>
           </w:p>
         </w:tc>
@@ -18894,7 +18894,7 @@
             </w:pPr>
             <w:r/>
             <w:r>
-              <w:t>531.00</w:t>
+              <w:t>535.25</w:t>
             </w:r>
           </w:p>
         </w:tc>
@@ -18922,7 +18922,7 @@
             </w:pPr>
             <w:r/>
             <w:r>
-              <w:t>524.50</w:t>
+              <w:t>528.75</w:t>
             </w:r>
           </w:p>
         </w:tc>
@@ -18953,7 +18953,7 @@
               <w:rPr>
                 <w:b/>
               </w:rPr>
-              <w:t>527.75</w:t>
+              <w:t>532.00</w:t>
             </w:r>
           </w:p>
         </w:tc>
@@ -19101,7 +19101,7 @@
             </w:pPr>
             <w:r/>
             <w:r>
-              <w:t>527.75</w:t>
+              <w:t>532.00</w:t>
             </w:r>
           </w:p>
         </w:tc>
@@ -19129,7 +19129,7 @@
             </w:pPr>
             <w:r/>
             <w:r>
-              <w:t>530.75</w:t>
+              <w:t>535.00</w:t>
             </w:r>
           </w:p>
         </w:tc>
@@ -19157,7 +19157,7 @@
             </w:pPr>
             <w:r/>
             <w:r>
-              <w:t>523.25</w:t>
+              <w:t>527.50</w:t>
             </w:r>
           </w:p>
         </w:tc>
@@ -19188,7 +19188,7 @@
               <w:rPr>
                 <w:b/>
               </w:rPr>
-              <w:t>528.00</w:t>
+              <w:t>532.25</w:t>
             </w:r>
           </w:p>
         </w:tc>
@@ -19336,7 +19336,7 @@
             </w:pPr>
             <w:r/>
             <w:r>
-              <w:t>528.00</w:t>
+              <w:t>532.25</w:t>
             </w:r>
           </w:p>
         </w:tc>
@@ -19364,7 +19364,7 @@
             </w:pPr>
             <w:r/>
             <w:r>
-              <w:t>532.25</w:t>
+              <w:t>536.50</w:t>
             </w:r>
           </w:p>
         </w:tc>
@@ -19392,7 +19392,7 @@
             </w:pPr>
             <w:r/>
             <w:r>
-              <w:t>524.75</w:t>
+              <w:t>529.00</w:t>
             </w:r>
           </w:p>
         </w:tc>
@@ -19423,7 +19423,7 @@
               <w:rPr>
                 <w:b/>
               </w:rPr>
-              <w:t>528.75</w:t>
+              <w:t>533.00</w:t>
             </w:r>
           </w:p>
         </w:tc>
@@ -19571,7 +19571,7 @@
             </w:pPr>
             <w:r/>
             <w:r>
-              <w:t>528.75</w:t>
+              <w:t>533.00</w:t>
             </w:r>
           </w:p>
         </w:tc>
@@ -19599,7 +19599,7 @@
             </w:pPr>
             <w:r/>
             <w:r>
-              <w:t>532.25</w:t>
+              <w:t>536.50</w:t>
             </w:r>
           </w:p>
         </w:tc>
@@ -19627,7 +19627,7 @@
             </w:pPr>
             <w:r/>
             <w:r>
-              <w:t>526.50</w:t>
+              <w:t>530.75</w:t>
             </w:r>
           </w:p>
         </w:tc>
@@ -19658,7 +19658,7 @@
               <w:rPr>
                 <w:b/>
               </w:rPr>
-              <w:t>528.75</w:t>
+              <w:t>533.00</w:t>
             </w:r>
           </w:p>
         </w:tc>
@@ -19806,7 +19806,7 @@
             </w:pPr>
             <w:r/>
             <w:r>
-              <w:t>528.75</w:t>
+              <w:t>533.00</w:t>
             </w:r>
           </w:p>
         </w:tc>
@@ -19834,7 +19834,7 @@
             </w:pPr>
             <w:r/>
             <w:r>
-              <w:t>532.50</w:t>
+              <w:t>536.75</w:t>
             </w:r>
           </w:p>
         </w:tc>
@@ -19862,7 +19862,7 @@
             </w:pPr>
             <w:r/>
             <w:r>
-              <w:t>525.25</w:t>
+              <w:t>529.50</w:t>
             </w:r>
           </w:p>
         </w:tc>
@@ -19893,7 +19893,7 @@
               <w:rPr>
                 <w:b/>
               </w:rPr>
-              <w:t>528.50</w:t>
+              <w:t>532.75</w:t>
             </w:r>
           </w:p>
         </w:tc>
@@ -20041,7 +20041,7 @@
             </w:pPr>
             <w:r/>
             <w:r>
-              <w:t>528.50</w:t>
+              <w:t>532.75</w:t>
             </w:r>
           </w:p>
         </w:tc>
@@ -20069,7 +20069,7 @@
             </w:pPr>
             <w:r/>
             <w:r>
-              <w:t>532.00</w:t>
+              <w:t>536.25</w:t>
             </w:r>
           </w:p>
         </w:tc>
@@ -20097,7 +20097,7 @@
             </w:pPr>
             <w:r/>
             <w:r>
-              <w:t>525.25</w:t>
+              <w:t>529.50</w:t>
             </w:r>
           </w:p>
         </w:tc>
@@ -20128,7 +20128,7 @@
               <w:rPr>
                 <w:b/>
               </w:rPr>
-              <w:t>528.25</w:t>
+              <w:t>532.50</w:t>
             </w:r>
           </w:p>
         </w:tc>
@@ -20276,7 +20276,7 @@
             </w:pPr>
             <w:r/>
             <w:r>
-              <w:t>528.25</w:t>
+              <w:t>532.50</w:t>
             </w:r>
           </w:p>
         </w:tc>
@@ -20304,7 +20304,7 @@
             </w:pPr>
             <w:r/>
             <w:r>
-              <w:t>531.25</w:t>
+              <w:t>535.50</w:t>
             </w:r>
           </w:p>
         </w:tc>
@@ -20332,7 +20332,7 @@
             </w:pPr>
             <w:r/>
             <w:r>
-              <w:t>525.50</w:t>
+              <w:t>529.75</w:t>
             </w:r>
           </w:p>
         </w:tc>
@@ -20363,7 +20363,7 @@
               <w:rPr>
                 <w:b/>
               </w:rPr>
-              <w:t>528.50</w:t>
+              <w:t>532.75</w:t>
             </w:r>
           </w:p>
         </w:tc>
@@ -20511,7 +20511,7 @@
             </w:pPr>
             <w:r/>
             <w:r>
-              <w:t>528.50</w:t>
+              <w:t>532.75</w:t>
             </w:r>
           </w:p>
         </w:tc>
@@ -20539,7 +20539,7 @@
             </w:pPr>
             <w:r/>
             <w:r>
-              <w:t>531.50</w:t>
+              <w:t>535.75</w:t>
             </w:r>
           </w:p>
         </w:tc>
@@ -20567,7 +20567,7 @@
             </w:pPr>
             <w:r/>
             <w:r>
-              <w:t>525.75</w:t>
+              <w:t>530.00</w:t>
             </w:r>
           </w:p>
         </w:tc>
@@ -20598,7 +20598,7 @@
               <w:rPr>
                 <w:b/>
               </w:rPr>
-              <w:t>528.50</w:t>
+              <w:t>532.75</w:t>
             </w:r>
           </w:p>
         </w:tc>
@@ -20746,7 +20746,7 @@
             </w:pPr>
             <w:r/>
             <w:r>
-              <w:t>528.50</w:t>
+              <w:t>532.75</w:t>
             </w:r>
           </w:p>
         </w:tc>
@@ -20774,7 +20774,7 @@
             </w:pPr>
             <w:r/>
             <w:r>
-              <w:t>532.50</w:t>
+              <w:t>536.75</w:t>
             </w:r>
           </w:p>
         </w:tc>
@@ -20802,7 +20802,7 @@
             </w:pPr>
             <w:r/>
             <w:r>
-              <w:t>525.00</w:t>
+              <w:t>529.25</w:t>
             </w:r>
           </w:p>
         </w:tc>
@@ -20833,7 +20833,7 @@
               <w:rPr>
                 <w:b/>
               </w:rPr>
-              <w:t>529.00</w:t>
+              <w:t>533.25</w:t>
             </w:r>
           </w:p>
         </w:tc>
@@ -20981,7 +20981,7 @@
             </w:pPr>
             <w:r/>
             <w:r>
-              <w:t>529.00</w:t>
+              <w:t>533.25</w:t>
             </w:r>
           </w:p>
         </w:tc>
@@ -21009,7 +21009,7 @@
             </w:pPr>
             <w:r/>
             <w:r>
-              <w:t>533.00</w:t>
+              <w:t>537.25</w:t>
             </w:r>
           </w:p>
         </w:tc>
@@ -21037,7 +21037,7 @@
             </w:pPr>
             <w:r/>
             <w:r>
-              <w:t>527.25</w:t>
+              <w:t>531.50</w:t>
             </w:r>
           </w:p>
         </w:tc>
@@ -21068,7 +21068,7 @@
               <w:rPr>
                 <w:b/>
               </w:rPr>
-              <w:t>528.75</w:t>
+              <w:t>533.00</w:t>
             </w:r>
           </w:p>
         </w:tc>
@@ -21791,7 +21791,7 @@
         <w:t>Giá Chốt Phiên (Close):</w:t>
       </w:r>
       <w:r>
-        <w:t xml:space="preserve"> 684.00 cents | </w:t>
+        <w:t xml:space="preserve"> 690.50 cents | </w:t>
       </w:r>
       <w:r>
         <w:rPr>
@@ -21806,10 +21806,10 @@
         <w:rPr>
           <w:b/>
         </w:rPr>
-        <w:t>`687.27 cents`</w:t>
+        <w:t>`691.66 cents`</w:t>
       </w:r>
       <w:r>
-        <w:t xml:space="preserve"> (+3.27).</w:t>
+        <w:t xml:space="preserve"> (+1.16).</w:t>
       </w:r>
     </w:p>
     <w:p>
@@ -21830,7 +21830,7 @@
         <w:rPr>
           <w:b/>
         </w:rPr>
-        <w:t>`34,335`</w:t>
+        <w:t>`41,957`</w:t>
       </w:r>
       <w:r>
         <w:t xml:space="preserve"> (Chênh lệch: </w:t>
@@ -21839,7 +21839,7 @@
         <w:rPr>
           <w:b/>
         </w:rPr>
-        <w:t>`+30,881`</w:t>
+        <w:t>`+38,503`</w:t>
       </w:r>
       <w:r>
         <w:t xml:space="preserve">) | OI: </w:t>
@@ -21881,7 +21881,7 @@
         <w:rPr>
           <w:b/>
         </w:rPr>
-        <w:t>`Không phát hiện mô hình nến đặc biệt`</w:t>
+        <w:t>`Bullish Engulfing (Nhấn chìm tăng trưởng)`</w:t>
       </w:r>
     </w:p>
     <w:p>
@@ -21924,10 +21924,10 @@
         <w:rPr>
           <w:b/>
         </w:rPr>
-        <w:t>TÍCH LŨY TIÊU CỰC (Distribution):</w:t>
+        <w:t>TĂNG MẠNH MẼ (Strong Bullish Confirmation):</w:t>
       </w:r>
       <w:r>
-        <w:t xml:space="preserve"> Nến đi ngang nhưng dòng tiền rút dần (OI giảm), cảnh báo rủi ro suy sụt sắp tới.</w:t>
+        <w:t xml:space="preserve"> Mô hình nến tăng được củng cố bởi dòng tiền gia tăng tích cực, hỗ trợ lực mua lên bền vững.</w:t>
       </w:r>
     </w:p>
     <w:p>
@@ -22173,7 +22173,7 @@
               <w:rPr>
                 <w:b/>
               </w:rPr>
-              <w:t>99.61</w:t>
+              <w:t>99.93</w:t>
             </w:r>
           </w:p>
         </w:tc>
@@ -22296,7 +22296,7 @@
               <w:rPr>
                 <w:b/>
               </w:rPr>
-              <w:t>101.25</w:t>
+              <w:t>101.21</w:t>
             </w:r>
           </w:p>
         </w:tc>
@@ -22931,7 +22931,7 @@
         <w:t xml:space="preserve"> EMA_21 </w:t>
       </w:r>
       <w:r>
-        <w:t xml:space="preserve"> (695.16) &lt; </w:t>
+        <w:t xml:space="preserve"> (694.79) &lt; </w:t>
       </w:r>
       <w:r>
         <w:rPr>
@@ -22942,7 +22942,7 @@
         <w:t xml:space="preserve"> EMA_50 </w:t>
       </w:r>
       <w:r>
-        <w:t xml:space="preserve"> (698.79).</w:t>
+        <w:t xml:space="preserve"> (698.49).</w:t>
       </w:r>
     </w:p>
     <w:p>
@@ -22963,7 +22963,7 @@
         <w:rPr>
           <w:b/>
         </w:rPr>
-        <w:t>`30.28`</w:t>
+        <w:t>`42.32`</w:t>
       </w:r>
       <w:r>
         <w:t xml:space="preserve"> | ATR (14) = </w:t>
@@ -22972,7 +22972,7 @@
         <w:rPr>
           <w:b/>
         </w:rPr>
-        <w:t>`4.58`</w:t>
+        <w:t>`4.74`</w:t>
       </w:r>
       <w:r>
         <w:t xml:space="preserve"> cents | Volatility = </w:t>
@@ -22981,7 +22981,7 @@
         <w:rPr>
           <w:b/>
         </w:rPr>
-        <w:t>`4.50 cents`</w:t>
+        <w:t>`5.75 cents`</w:t>
       </w:r>
       <w:r>
         <w:t>.</w:t>
@@ -23005,7 +23005,7 @@
         <w:rPr>
           <w:b/>
         </w:rPr>
-        <w:t>`685.29`</w:t>
+        <w:t>`686.50`</w:t>
       </w:r>
       <w:r>
         <w:t xml:space="preserve"> | S2: </w:t>
@@ -23756,7 +23756,7 @@
           <w:b/>
           <w:color w:val="B91C1C"/>
         </w:rPr>
-        <w:t>`695.16 - 698.79 cents (Canh bán hồi kỹ thuật H1)`</w:t>
+        <w:t>`694.79 - 698.49 cents (Canh bán hồi kỹ thuật H1)`</w:t>
       </w:r>
       <w:r>
         <w:t xml:space="preserve"> | SL: </w:t>
@@ -23765,7 +23765,7 @@
         <w:rPr>
           <w:b/>
         </w:rPr>
-        <w:t>`801.87 cents (Trên kháng cự R2 + 1.5x ATR)`</w:t>
+        <w:t>`802.10 cents (Trên kháng cự R2 + 1.5x ATR)`</w:t>
       </w:r>
       <w:r>
         <w:t xml:space="preserve"> | TP: </w:t>
@@ -23776,7 +23776,7 @@
           <w:color w:val="D97706"/>
           <w:sz w:val="19"/>
         </w:rPr>
-        <w:t xml:space="preserve"> 685.29 cents </w:t>
+        <w:t xml:space="preserve"> 686.50 cents </w:t>
       </w:r>
       <w:r>
         <w:t xml:space="preserve"> / </w:t>
@@ -23802,7 +23802,7 @@
         <w:rPr>
           <w:b/>
         </w:rPr>
-        <w:t>Trung hạn (Swing Trades - HĐ ZWH27):</w:t>
+        <w:t>Trung hạn (Swing Trades - HĐ ZWZ26):</w:t>
       </w:r>
     </w:p>
     <w:p>
@@ -23827,7 +23827,7 @@
         <w:rPr>
           <w:b/>
         </w:rPr>
-        <w:t>`698.38 - 700.38 cents`</w:t>
+        <w:t>`684.50 - 686.50 cents`</w:t>
       </w:r>
       <w:r>
         <w:t xml:space="preserve"> | SL: </w:t>
@@ -23836,7 +23836,7 @@
         <w:rPr>
           <w:b/>
         </w:rPr>
-        <w:t>`694.00 cents`</w:t>
+        <w:t>`678.26 cents`</w:t>
       </w:r>
       <w:r>
         <w:t xml:space="preserve"> | TP: </w:t>
@@ -23845,7 +23845,7 @@
         <w:rPr>
           <w:b/>
         </w:rPr>
-        <w:t>`708.75 cents (Đón sóng hồi trung hạn ~14.5 giá)`</w:t>
+        <w:t>`693.50 cents (Đón sóng hồi trung hạn ~14.5 giá)`</w:t>
       </w:r>
       <w:r>
         <w:t>.</w:t>
@@ -23873,7 +23873,7 @@
         <w:rPr>
           <w:b/>
         </w:rPr>
-        <w:t>`708.75 - 710.75 cents`</w:t>
+        <w:t>`693.50 - 695.50 cents`</w:t>
       </w:r>
       <w:r>
         <w:t xml:space="preserve"> | SL: </w:t>
@@ -23882,7 +23882,7 @@
         <w:rPr>
           <w:b/>
         </w:rPr>
-        <w:t>`713.00 cents`</w:t>
+        <w:t>`698.24 cents`</w:t>
       </w:r>
       <w:r>
         <w:t xml:space="preserve"> | TP: </w:t>
@@ -23891,7 +23891,7 @@
         <w:rPr>
           <w:b/>
         </w:rPr>
-        <w:t>`698.25 cents (Thuận xu hướng giảm ngắn hạn)`</w:t>
+        <w:t>`683.00 cents (Thuận xu hướng giảm ngắn hạn)`</w:t>
       </w:r>
       <w:r>
         <w:t>.</w:t>
@@ -23931,7 +23931,7 @@
         <w:rPr>
           <w:b/>
         </w:rPr>
-        <w:t>`664.68 - 683.00 cents`</w:t>
+        <w:t>`664.05 - 683.00 cents`</w:t>
       </w:r>
     </w:p>
     <w:p>
@@ -24338,7 +24338,7 @@
             </w:pPr>
             <w:r/>
             <w:r>
-              <w:t>684.00</w:t>
+              <w:t>690.50</w:t>
             </w:r>
           </w:p>
         </w:tc>
@@ -24366,7 +24366,7 @@
             </w:pPr>
             <w:r/>
             <w:r>
-              <w:t>695.25</w:t>
+              <w:t>701.75</w:t>
             </w:r>
           </w:p>
         </w:tc>
@@ -24394,7 +24394,7 @@
             </w:pPr>
             <w:r/>
             <w:r>
-              <w:t>678.50</w:t>
+              <w:t>685.00</w:t>
             </w:r>
           </w:p>
         </w:tc>
@@ -24425,7 +24425,7 @@
               <w:rPr>
                 <w:b/>
               </w:rPr>
-              <w:t>683.25</w:t>
+              <w:t>689.75</w:t>
             </w:r>
           </w:p>
         </w:tc>
@@ -24573,7 +24573,7 @@
             </w:pPr>
             <w:r/>
             <w:r>
-              <w:t>683.25</w:t>
+              <w:t>689.75</w:t>
             </w:r>
           </w:p>
         </w:tc>
@@ -24601,7 +24601,7 @@
             </w:pPr>
             <w:r/>
             <w:r>
-              <w:t>690.75</w:t>
+              <w:t>697.25</w:t>
             </w:r>
           </w:p>
         </w:tc>
@@ -24629,7 +24629,7 @@
             </w:pPr>
             <w:r/>
             <w:r>
-              <w:t>677.25</w:t>
+              <w:t>683.75</w:t>
             </w:r>
           </w:p>
         </w:tc>
@@ -24660,7 +24660,7 @@
               <w:rPr>
                 <w:b/>
               </w:rPr>
-              <w:t>682.75</w:t>
+              <w:t>689.25</w:t>
             </w:r>
           </w:p>
         </w:tc>
@@ -24808,7 +24808,7 @@
             </w:pPr>
             <w:r/>
             <w:r>
-              <w:t>682.75</w:t>
+              <w:t>689.25</w:t>
             </w:r>
           </w:p>
         </w:tc>
@@ -24836,7 +24836,7 @@
             </w:pPr>
             <w:r/>
             <w:r>
-              <w:t>696.50</w:t>
+              <w:t>703.00</w:t>
             </w:r>
           </w:p>
         </w:tc>
@@ -24864,7 +24864,7 @@
             </w:pPr>
             <w:r/>
             <w:r>
-              <w:t>668.00</w:t>
+              <w:t>674.50</w:t>
             </w:r>
           </w:p>
         </w:tc>
@@ -24895,7 +24895,7 @@
               <w:rPr>
                 <w:b/>
               </w:rPr>
-              <w:t>684.75</w:t>
+              <w:t>691.25</w:t>
             </w:r>
           </w:p>
         </w:tc>
@@ -25043,7 +25043,7 @@
             </w:pPr>
             <w:r/>
             <w:r>
-              <w:t>684.75</w:t>
+              <w:t>691.25</w:t>
             </w:r>
           </w:p>
         </w:tc>
@@ -25071,7 +25071,7 @@
             </w:pPr>
             <w:r/>
             <w:r>
-              <w:t>698.00</w:t>
+              <w:t>704.50</w:t>
             </w:r>
           </w:p>
         </w:tc>
@@ -25099,7 +25099,7 @@
             </w:pPr>
             <w:r/>
             <w:r>
-              <w:t>676.50</w:t>
+              <w:t>683.00</w:t>
             </w:r>
           </w:p>
         </w:tc>
@@ -25130,7 +25130,7 @@
               <w:rPr>
                 <w:b/>
               </w:rPr>
-              <w:t>686.00</w:t>
+              <w:t>692.50</w:t>
             </w:r>
           </w:p>
         </w:tc>
@@ -25278,7 +25278,7 @@
             </w:pPr>
             <w:r/>
             <w:r>
-              <w:t>686.00</w:t>
+              <w:t>692.50</w:t>
             </w:r>
           </w:p>
         </w:tc>
@@ -25306,7 +25306,7 @@
             </w:pPr>
             <w:r/>
             <w:r>
-              <w:t>702.50</w:t>
+              <w:t>709.00</w:t>
             </w:r>
           </w:p>
         </w:tc>
@@ -25334,7 +25334,7 @@
             </w:pPr>
             <w:r/>
             <w:r>
-              <w:t>675.50</w:t>
+              <w:t>682.00</w:t>
             </w:r>
           </w:p>
         </w:tc>
@@ -25365,7 +25365,7 @@
               <w:rPr>
                 <w:b/>
               </w:rPr>
-              <w:t>690.50</w:t>
+              <w:t>697.00</w:t>
             </w:r>
           </w:p>
         </w:tc>
@@ -25513,7 +25513,7 @@
             </w:pPr>
             <w:r/>
             <w:r>
-              <w:t>690.50</w:t>
+              <w:t>697.00</w:t>
             </w:r>
           </w:p>
         </w:tc>
@@ -25541,7 +25541,7 @@
             </w:pPr>
             <w:r/>
             <w:r>
-              <w:t>698.25</w:t>
+              <w:t>704.75</w:t>
             </w:r>
           </w:p>
         </w:tc>
@@ -25569,7 +25569,7 @@
             </w:pPr>
             <w:r/>
             <w:r>
-              <w:t>679.50</w:t>
+              <w:t>686.00</w:t>
             </w:r>
           </w:p>
         </w:tc>
@@ -25600,7 +25600,7 @@
               <w:rPr>
                 <w:b/>
               </w:rPr>
-              <w:t>691.75</w:t>
+              <w:t>698.25</w:t>
             </w:r>
           </w:p>
         </w:tc>
@@ -25748,7 +25748,7 @@
             </w:pPr>
             <w:r/>
             <w:r>
-              <w:t>691.75</w:t>
+              <w:t>698.25</w:t>
             </w:r>
           </w:p>
         </w:tc>
@@ -25776,7 +25776,7 @@
             </w:pPr>
             <w:r/>
             <w:r>
-              <w:t>700.00</w:t>
+              <w:t>706.50</w:t>
             </w:r>
           </w:p>
         </w:tc>
@@ -25804,7 +25804,7 @@
             </w:pPr>
             <w:r/>
             <w:r>
-              <w:t>681.25</w:t>
+              <w:t>687.75</w:t>
             </w:r>
           </w:p>
         </w:tc>
@@ -25835,7 +25835,7 @@
               <w:rPr>
                 <w:b/>
               </w:rPr>
-              <w:t>693.50</w:t>
+              <w:t>700.00</w:t>
             </w:r>
           </w:p>
         </w:tc>
@@ -25983,7 +25983,7 @@
             </w:pPr>
             <w:r/>
             <w:r>
-              <w:t>693.50</w:t>
+              <w:t>700.00</w:t>
             </w:r>
           </w:p>
         </w:tc>
@@ -26011,7 +26011,7 @@
             </w:pPr>
             <w:r/>
             <w:r>
-              <w:t>705.75</w:t>
+              <w:t>712.25</w:t>
             </w:r>
           </w:p>
         </w:tc>
@@ -26039,7 +26039,7 @@
             </w:pPr>
             <w:r/>
             <w:r>
-              <w:t>683.75</w:t>
+              <w:t>690.25</w:t>
             </w:r>
           </w:p>
         </w:tc>
@@ -26070,7 +26070,7 @@
               <w:rPr>
                 <w:b/>
               </w:rPr>
-              <w:t>692.50</w:t>
+              <w:t>699.00</w:t>
             </w:r>
           </w:p>
         </w:tc>
@@ -26218,7 +26218,7 @@
             </w:pPr>
             <w:r/>
             <w:r>
-              <w:t>692.50</w:t>
+              <w:t>699.00</w:t>
             </w:r>
           </w:p>
         </w:tc>
@@ -26246,7 +26246,7 @@
             </w:pPr>
             <w:r/>
             <w:r>
-              <w:t>703.00</w:t>
+              <w:t>709.50</w:t>
             </w:r>
           </w:p>
         </w:tc>
@@ -26274,7 +26274,7 @@
             </w:pPr>
             <w:r/>
             <w:r>
-              <w:t>677.75</w:t>
+              <w:t>684.25</w:t>
             </w:r>
           </w:p>
         </w:tc>
@@ -26305,7 +26305,7 @@
               <w:rPr>
                 <w:b/>
               </w:rPr>
-              <w:t>694.75</w:t>
+              <w:t>701.25</w:t>
             </w:r>
           </w:p>
         </w:tc>
@@ -26453,7 +26453,7 @@
             </w:pPr>
             <w:r/>
             <w:r>
-              <w:t>694.75</w:t>
+              <w:t>701.25</w:t>
             </w:r>
           </w:p>
         </w:tc>
@@ -26481,7 +26481,7 @@
             </w:pPr>
             <w:r/>
             <w:r>
-              <w:t>705.25</w:t>
+              <w:t>711.75</w:t>
             </w:r>
           </w:p>
         </w:tc>
@@ -26509,7 +26509,7 @@
             </w:pPr>
             <w:r/>
             <w:r>
-              <w:t>688.50</w:t>
+              <w:t>695.00</w:t>
             </w:r>
           </w:p>
         </w:tc>
@@ -26540,7 +26540,7 @@
               <w:rPr>
                 <w:b/>
               </w:rPr>
-              <w:t>695.50</w:t>
+              <w:t>702.00</w:t>
             </w:r>
           </w:p>
         </w:tc>
@@ -26688,7 +26688,7 @@
             </w:pPr>
             <w:r/>
             <w:r>
-              <w:t>695.50</w:t>
+              <w:t>702.00</w:t>
             </w:r>
           </w:p>
         </w:tc>
@@ -26716,7 +26716,7 @@
             </w:pPr>
             <w:r/>
             <w:r>
-              <w:t>709.75</w:t>
+              <w:t>716.25</w:t>
             </w:r>
           </w:p>
         </w:tc>
@@ -26744,7 +26744,7 @@
             </w:pPr>
             <w:r/>
             <w:r>
-              <w:t>680.75</w:t>
+              <w:t>687.25</w:t>
             </w:r>
           </w:p>
         </w:tc>
@@ -26775,7 +26775,7 @@
               <w:rPr>
                 <w:b/>
               </w:rPr>
-              <w:t>697.50</w:t>
+              <w:t>704.00</w:t>
             </w:r>
           </w:p>
         </w:tc>
@@ -26923,7 +26923,7 @@
             </w:pPr>
             <w:r/>
             <w:r>
-              <w:t>697.50</w:t>
+              <w:t>704.00</w:t>
             </w:r>
           </w:p>
         </w:tc>
@@ -26951,7 +26951,7 @@
             </w:pPr>
             <w:r/>
             <w:r>
-              <w:t>704.00</w:t>
+              <w:t>710.50</w:t>
             </w:r>
           </w:p>
         </w:tc>
@@ -26979,7 +26979,7 @@
             </w:pPr>
             <w:r/>
             <w:r>
-              <w:t>690.75</w:t>
+              <w:t>697.25</w:t>
             </w:r>
           </w:p>
         </w:tc>
@@ -27010,7 +27010,7 @@
               <w:rPr>
                 <w:b/>
               </w:rPr>
-              <w:t>697.75</w:t>
+              <w:t>704.25</w:t>
             </w:r>
           </w:p>
         </w:tc>
@@ -27158,7 +27158,7 @@
             </w:pPr>
             <w:r/>
             <w:r>
-              <w:t>697.75</w:t>
+              <w:t>704.25</w:t>
             </w:r>
           </w:p>
         </w:tc>
@@ -27186,7 +27186,7 @@
             </w:pPr>
             <w:r/>
             <w:r>
-              <w:t>708.00</w:t>
+              <w:t>714.50</w:t>
             </w:r>
           </w:p>
         </w:tc>
@@ -27214,7 +27214,7 @@
             </w:pPr>
             <w:r/>
             <w:r>
-              <w:t>689.75</w:t>
+              <w:t>696.25</w:t>
             </w:r>
           </w:p>
         </w:tc>
@@ -27245,7 +27245,7 @@
               <w:rPr>
                 <w:b/>
               </w:rPr>
-              <w:t>698.25</w:t>
+              <w:t>704.75</w:t>
             </w:r>
           </w:p>
         </w:tc>
@@ -27393,7 +27393,7 @@
             </w:pPr>
             <w:r/>
             <w:r>
-              <w:t>698.25</w:t>
+              <w:t>704.75</w:t>
             </w:r>
           </w:p>
         </w:tc>
@@ -27421,7 +27421,7 @@
             </w:pPr>
             <w:r/>
             <w:r>
-              <w:t>705.25</w:t>
+              <w:t>711.75</w:t>
             </w:r>
           </w:p>
         </w:tc>
@@ -27449,7 +27449,7 @@
             </w:pPr>
             <w:r/>
             <w:r>
-              <w:t>692.25</w:t>
+              <w:t>698.75</w:t>
             </w:r>
           </w:p>
         </w:tc>
@@ -27480,7 +27480,7 @@
               <w:rPr>
                 <w:b/>
               </w:rPr>
-              <w:t>697.50</w:t>
+              <w:t>704.00</w:t>
             </w:r>
           </w:p>
         </w:tc>
@@ -27628,7 +27628,7 @@
             </w:pPr>
             <w:r/>
             <w:r>
-              <w:t>697.50</w:t>
+              <w:t>704.00</w:t>
             </w:r>
           </w:p>
         </w:tc>
@@ -27656,7 +27656,7 @@
             </w:pPr>
             <w:r/>
             <w:r>
-              <w:t>711.00</w:t>
+              <w:t>717.50</w:t>
             </w:r>
           </w:p>
         </w:tc>
@@ -27684,7 +27684,7 @@
             </w:pPr>
             <w:r/>
             <w:r>
-              <w:t>684.50</w:t>
+              <w:t>691.00</w:t>
             </w:r>
           </w:p>
         </w:tc>
@@ -27715,7 +27715,7 @@
               <w:rPr>
                 <w:b/>
               </w:rPr>
-              <w:t>699.25</w:t>
+              <w:t>705.75</w:t>
             </w:r>
           </w:p>
         </w:tc>
@@ -27863,7 +27863,7 @@
             </w:pPr>
             <w:r/>
             <w:r>
-              <w:t>699.25</w:t>
+              <w:t>705.75</w:t>
             </w:r>
           </w:p>
         </w:tc>
@@ -27891,7 +27891,7 @@
             </w:pPr>
             <w:r/>
             <w:r>
-              <w:t>708.50</w:t>
+              <w:t>715.00</w:t>
             </w:r>
           </w:p>
         </w:tc>
@@ -27919,7 +27919,7 @@
             </w:pPr>
             <w:r/>
             <w:r>
-              <w:t>688.50</w:t>
+              <w:t>695.00</w:t>
             </w:r>
           </w:p>
         </w:tc>
@@ -27950,7 +27950,7 @@
               <w:rPr>
                 <w:b/>
               </w:rPr>
-              <w:t>699.75</w:t>
+              <w:t>706.25</w:t>
             </w:r>
           </w:p>
         </w:tc>
@@ -28098,7 +28098,7 @@
             </w:pPr>
             <w:r/>
             <w:r>
-              <w:t>699.75</w:t>
+              <w:t>706.25</w:t>
             </w:r>
           </w:p>
         </w:tc>
@@ -28126,7 +28126,7 @@
             </w:pPr>
             <w:r/>
             <w:r>
-              <w:t>712.00</w:t>
+              <w:t>718.50</w:t>
             </w:r>
           </w:p>
         </w:tc>
@@ -28154,7 +28154,7 @@
             </w:pPr>
             <w:r/>
             <w:r>
-              <w:t>685.50</w:t>
+              <w:t>692.00</w:t>
             </w:r>
           </w:p>
         </w:tc>
@@ -28185,7 +28185,7 @@
               <w:rPr>
                 <w:b/>
               </w:rPr>
-              <w:t>698.25</w:t>
+              <w:t>704.75</w:t>
             </w:r>
           </w:p>
         </w:tc>
@@ -28333,7 +28333,7 @@
             </w:pPr>
             <w:r/>
             <w:r>
-              <w:t>698.25</w:t>
+              <w:t>704.75</w:t>
             </w:r>
           </w:p>
         </w:tc>
@@ -28361,7 +28361,7 @@
             </w:pPr>
             <w:r/>
             <w:r>
-              <w:t>705.25</w:t>
+              <w:t>711.75</w:t>
             </w:r>
           </w:p>
         </w:tc>
@@ -28389,7 +28389,7 @@
             </w:pPr>
             <w:r/>
             <w:r>
-              <w:t>688.75</w:t>
+              <w:t>695.25</w:t>
             </w:r>
           </w:p>
         </w:tc>
@@ -28420,7 +28420,7 @@
               <w:rPr>
                 <w:b/>
               </w:rPr>
-              <w:t>698.75</w:t>
+              <w:t>705.25</w:t>
             </w:r>
           </w:p>
         </w:tc>
@@ -28568,7 +28568,7 @@
             </w:pPr>
             <w:r/>
             <w:r>
-              <w:t>698.75</w:t>
+              <w:t>705.25</w:t>
             </w:r>
           </w:p>
         </w:tc>
@@ -28596,7 +28596,7 @@
             </w:pPr>
             <w:r/>
             <w:r>
-              <w:t>709.25</w:t>
+              <w:t>715.75</w:t>
             </w:r>
           </w:p>
         </w:tc>
@@ -28624,7 +28624,7 @@
             </w:pPr>
             <w:r/>
             <w:r>
-              <w:t>691.50</w:t>
+              <w:t>698.00</w:t>
             </w:r>
           </w:p>
         </w:tc>
@@ -28655,7 +28655,7 @@
               <w:rPr>
                 <w:b/>
               </w:rPr>
-              <w:t>698.50</w:t>
+              <w:t>705.00</w:t>
             </w:r>
           </w:p>
         </w:tc>
@@ -28803,7 +28803,7 @@
             </w:pPr>
             <w:r/>
             <w:r>
-              <w:t>698.50</w:t>
+              <w:t>705.00</w:t>
             </w:r>
           </w:p>
         </w:tc>
@@ -28831,7 +28831,7 @@
             </w:pPr>
             <w:r/>
             <w:r>
-              <w:t>708.25</w:t>
+              <w:t>714.75</w:t>
             </w:r>
           </w:p>
         </w:tc>
@@ -28859,7 +28859,7 @@
             </w:pPr>
             <w:r/>
             <w:r>
-              <w:t>688.75</w:t>
+              <w:t>695.25</w:t>
             </w:r>
           </w:p>
         </w:tc>
@@ -28890,7 +28890,7 @@
               <w:rPr>
                 <w:b/>
               </w:rPr>
-              <w:t>699.00</w:t>
+              <w:t>705.50</w:t>
             </w:r>
           </w:p>
         </w:tc>
@@ -29038,7 +29038,7 @@
             </w:pPr>
             <w:r/>
             <w:r>
-              <w:t>699.00</w:t>
+              <w:t>705.50</w:t>
             </w:r>
           </w:p>
         </w:tc>
@@ -29066,7 +29066,7 @@
             </w:pPr>
             <w:r/>
             <w:r>
-              <w:t>709.75</w:t>
+              <w:t>716.25</w:t>
             </w:r>
           </w:p>
         </w:tc>
@@ -29094,7 +29094,7 @@
             </w:pPr>
             <w:r/>
             <w:r>
-              <w:t>691.75</w:t>
+              <w:t>698.25</w:t>
             </w:r>
           </w:p>
         </w:tc>
@@ -29125,7 +29125,7 @@
               <w:rPr>
                 <w:b/>
               </w:rPr>
-              <w:t>699.75</w:t>
+              <w:t>706.25</w:t>
             </w:r>
           </w:p>
         </w:tc>
@@ -29273,7 +29273,7 @@
             </w:pPr>
             <w:r/>
             <w:r>
-              <w:t>699.75</w:t>
+              <w:t>706.25</w:t>
             </w:r>
           </w:p>
         </w:tc>
@@ -29301,7 +29301,7 @@
             </w:pPr>
             <w:r/>
             <w:r>
-              <w:t>706.25</w:t>
+              <w:t>712.75</w:t>
             </w:r>
           </w:p>
         </w:tc>
@@ -29329,7 +29329,7 @@
             </w:pPr>
             <w:r/>
             <w:r>
-              <w:t>691.25</w:t>
+              <w:t>697.75</w:t>
             </w:r>
           </w:p>
         </w:tc>
@@ -29360,7 +29360,7 @@
               <w:rPr>
                 <w:b/>
               </w:rPr>
-              <w:t>700.25</w:t>
+              <w:t>706.75</w:t>
             </w:r>
           </w:p>
         </w:tc>
@@ -29508,7 +29508,7 @@
             </w:pPr>
             <w:r/>
             <w:r>
-              <w:t>700.25</w:t>
+              <w:t>706.75</w:t>
             </w:r>
           </w:p>
         </w:tc>
@@ -29536,7 +29536,7 @@
             </w:pPr>
             <w:r/>
             <w:r>
-              <w:t>711.25</w:t>
+              <w:t>717.75</w:t>
             </w:r>
           </w:p>
         </w:tc>
@@ -29564,7 +29564,7 @@
             </w:pPr>
             <w:r/>
             <w:r>
-              <w:t>688.50</w:t>
+              <w:t>695.00</w:t>
             </w:r>
           </w:p>
         </w:tc>
@@ -29595,7 +29595,7 @@
               <w:rPr>
                 <w:b/>
               </w:rPr>
-              <w:t>703.75</w:t>
+              <w:t>710.25</w:t>
             </w:r>
           </w:p>
         </w:tc>
@@ -29743,7 +29743,7 @@
             </w:pPr>
             <w:r/>
             <w:r>
-              <w:t>703.75</w:t>
+              <w:t>710.25</w:t>
             </w:r>
           </w:p>
         </w:tc>
@@ -29771,7 +29771,7 @@
             </w:pPr>
             <w:r/>
             <w:r>
-              <w:t>709.25</w:t>
+              <w:t>715.75</w:t>
             </w:r>
           </w:p>
         </w:tc>
@@ -29799,7 +29799,7 @@
             </w:pPr>
             <w:r/>
             <w:r>
-              <w:t>696.00</w:t>
+              <w:t>702.50</w:t>
             </w:r>
           </w:p>
         </w:tc>
@@ -29830,7 +29830,7 @@
               <w:rPr>
                 <w:b/>
               </w:rPr>
-              <w:t>704.50</w:t>
+              <w:t>711.00</w:t>
             </w:r>
           </w:p>
         </w:tc>
@@ -29978,7 +29978,7 @@
             </w:pPr>
             <w:r/>
             <w:r>
-              <w:t>704.50</w:t>
+              <w:t>711.00</w:t>
             </w:r>
           </w:p>
         </w:tc>
@@ -30006,7 +30006,7 @@
             </w:pPr>
             <w:r/>
             <w:r>
-              <w:t>713.75</w:t>
+              <w:t>720.25</w:t>
             </w:r>
           </w:p>
         </w:tc>
@@ -30034,7 +30034,7 @@
             </w:pPr>
             <w:r/>
             <w:r>
-              <w:t>698.00</w:t>
+              <w:t>704.50</w:t>
             </w:r>
           </w:p>
         </w:tc>
@@ -30065,7 +30065,7 @@
               <w:rPr>
                 <w:b/>
               </w:rPr>
-              <w:t>703.75</w:t>
+              <w:t>710.25</w:t>
             </w:r>
           </w:p>
         </w:tc>
@@ -30213,7 +30213,7 @@
             </w:pPr>
             <w:r/>
             <w:r>
-              <w:t>703.75</w:t>
+              <w:t>710.25</w:t>
             </w:r>
           </w:p>
         </w:tc>
@@ -30241,7 +30241,7 @@
             </w:pPr>
             <w:r/>
             <w:r>
-              <w:t>711.25</w:t>
+              <w:t>717.75</w:t>
             </w:r>
           </w:p>
         </w:tc>
@@ -30269,7 +30269,7 @@
             </w:pPr>
             <w:r/>
             <w:r>
-              <w:t>697.75</w:t>
+              <w:t>704.25</w:t>
             </w:r>
           </w:p>
         </w:tc>
@@ -30300,7 +30300,7 @@
               <w:rPr>
                 <w:b/>
               </w:rPr>
-              <w:t>702.75</w:t>
+              <w:t>709.25</w:t>
             </w:r>
           </w:p>
         </w:tc>
@@ -30448,7 +30448,7 @@
             </w:pPr>
             <w:r/>
             <w:r>
-              <w:t>702.75</w:t>
+              <w:t>709.25</w:t>
             </w:r>
           </w:p>
         </w:tc>
@@ -30476,7 +30476,7 @@
             </w:pPr>
             <w:r/>
             <w:r>
-              <w:t>709.75</w:t>
+              <w:t>716.25</w:t>
             </w:r>
           </w:p>
         </w:tc>
@@ -30504,7 +30504,7 @@
             </w:pPr>
             <w:r/>
             <w:r>
-              <w:t>689.25</w:t>
+              <w:t>695.75</w:t>
             </w:r>
           </w:p>
         </w:tc>
@@ -30535,7 +30535,7 @@
               <w:rPr>
                 <w:b/>
               </w:rPr>
-              <w:t>703.50</w:t>
+              <w:t>710.00</w:t>
             </w:r>
           </w:p>
         </w:tc>
@@ -30683,7 +30683,7 @@
             </w:pPr>
             <w:r/>
             <w:r>
-              <w:t>703.50</w:t>
+              <w:t>710.00</w:t>
             </w:r>
           </w:p>
         </w:tc>
@@ -30711,7 +30711,7 @@
             </w:pPr>
             <w:r/>
             <w:r>
-              <w:t>712.75</w:t>
+              <w:t>719.25</w:t>
             </w:r>
           </w:p>
         </w:tc>
@@ -30739,7 +30739,7 @@
             </w:pPr>
             <w:r/>
             <w:r>
-              <w:t>696.25</w:t>
+              <w:t>702.75</w:t>
             </w:r>
           </w:p>
         </w:tc>
@@ -30770,7 +30770,7 @@
               <w:rPr>
                 <w:b/>
               </w:rPr>
-              <w:t>703.25</w:t>
+              <w:t>709.75</w:t>
             </w:r>
           </w:p>
         </w:tc>
@@ -30918,7 +30918,7 @@
             </w:pPr>
             <w:r/>
             <w:r>
-              <w:t>703.25</w:t>
+              <w:t>709.75</w:t>
             </w:r>
           </w:p>
         </w:tc>
@@ -30946,7 +30946,7 @@
             </w:pPr>
             <w:r/>
             <w:r>
-              <w:t>711.75</w:t>
+              <w:t>718.25</w:t>
             </w:r>
           </w:p>
         </w:tc>
@@ -30974,7 +30974,7 @@
             </w:pPr>
             <w:r/>
             <w:r>
-              <w:t>689.25</w:t>
+              <w:t>695.75</w:t>
             </w:r>
           </w:p>
         </w:tc>
@@ -31005,7 +31005,7 @@
               <w:rPr>
                 <w:b/>
               </w:rPr>
-              <w:t>705.00</w:t>
+              <w:t>711.50</w:t>
             </w:r>
           </w:p>
         </w:tc>
@@ -31153,7 +31153,7 @@
             </w:pPr>
             <w:r/>
             <w:r>
-              <w:t>705.00</w:t>
+              <w:t>711.50</w:t>
             </w:r>
           </w:p>
         </w:tc>
@@ -31181,7 +31181,7 @@
             </w:pPr>
             <w:r/>
             <w:r>
-              <w:t>711.25</w:t>
+              <w:t>717.75</w:t>
             </w:r>
           </w:p>
         </w:tc>
@@ -31209,7 +31209,7 @@
             </w:pPr>
             <w:r/>
             <w:r>
-              <w:t>698.50</w:t>
+              <w:t>705.00</w:t>
             </w:r>
           </w:p>
         </w:tc>
@@ -31240,7 +31240,7 @@
               <w:rPr>
                 <w:b/>
               </w:rPr>
-              <w:t>704.25</w:t>
+              <w:t>710.75</w:t>
             </w:r>
           </w:p>
         </w:tc>
